--- a/docs/files/port-of-tallinn/port-of-tallinn_6M2026_lt.docx
+++ b/docs/files/port-of-tallinn/port-of-tallinn_6M2026_lt.docx
@@ -4,13 +4,24 @@
   <w:body>
     <w:p>
       <w:pPr>
-        <w:pStyle w:val="Title"/>
+        <w:spacing w:after="0"/>
       </w:pPr>
       <w:r>
         <w:rPr>
+          <w:b/>
           <w:color w:val="1F4E79"/>
+          <w:sz w:val="48"/>
         </w:rPr>
-        <w:t>Port of Tallinn – Emitento apžvalga</w:t>
+        <w:t>Port of Tallinn</w:t>
+      </w:r>
+    </w:p>
+    <w:p>
+      <w:r>
+        <w:rPr>
+          <w:color w:val="5F6B7A"/>
+          <w:sz w:val="24"/>
+        </w:rPr>
+        <w:t>Emitento apžvalga · 6M2026</w:t>
       </w:r>
     </w:p>
     <w:p>
@@ -20,10 +31,15 @@
       <w:r>
         <w:rPr>
           <w:b/>
+          <w:sz w:val="19"/>
         </w:rPr>
         <w:t xml:space="preserve">Analizės data: </w:t>
       </w:r>
       <w:r>
+        <w:rPr>
+          <w:b w:val="0"/>
+          <w:sz w:val="19"/>
+        </w:rPr>
         <w:t>2026-10-22</w:t>
       </w:r>
     </w:p>
@@ -34,12 +50,27 @@
       <w:r>
         <w:rPr>
           <w:b/>
+          <w:sz w:val="19"/>
         </w:rPr>
-        <w:t xml:space="preserve">Laikotarpis: </w:t>
+        <w:t xml:space="preserve">Reitingas: </w:t>
       </w:r>
       <w:r>
-        <w:t>6M2026</w:t>
+        <w:rPr>
+          <w:b w:val="0"/>
+          <w:sz w:val="19"/>
+        </w:rPr>
+        <w:t>Credit rating not found in public sources reviewed - check</w:t>
       </w:r>
+      <w:hyperlink r:id="rId10">
+        <w:r>
+          <w:rPr>
+            <w:color w:val="2A78D6"/>
+            <w:vertAlign w:val="superscript"/>
+            <w:sz w:val="16"/>
+          </w:rPr>
+          <w:t xml:space="preserve">1</w:t>
+        </w:r>
+      </w:hyperlink>
     </w:p>
     <w:p>
       <w:pPr>
@@ -48,50 +79,445 @@
       <w:r>
         <w:rPr>
           <w:b/>
+          <w:sz w:val="19"/>
         </w:rPr>
-        <w:t xml:space="preserve">Reitingas / Rating: </w:t>
+        <w:t xml:space="preserve">Kita ataskaita: </w:t>
       </w:r>
       <w:r>
-        <w:t>Credit rating not found in public sources reviewed - check [P5]</w:t>
+        <w:rPr>
+          <w:b w:val="0"/>
+          <w:sz w:val="19"/>
+        </w:rPr>
+        <w:t>Q3 2026 results - expected November 2026</w:t>
       </w:r>
     </w:p>
     <w:p>
       <w:pPr>
         <w:spacing w:after="0"/>
       </w:pPr>
+    </w:p>
+    <w:tbl>
+      <w:tblPr>
+        <w:tblW w:type="auto" w:w="0"/>
+        <w:jc w:val="center"/>
+        <w:tblLook w:firstColumn="1" w:firstRow="1" w:lastColumn="0" w:lastRow="0" w:noHBand="0" w:noVBand="1" w:val="04A0"/>
+        <w:tblBorders>
+          <w:top w:val="single" w:sz="4" w:color="FFFFFF"/>
+          <w:left w:val="nil"/>
+          <w:bottom w:val="single" w:sz="4" w:color="FFFFFF"/>
+          <w:right w:val="nil"/>
+          <w:insideH w:val="single" w:sz="4" w:color="FFFFFF"/>
+          <w:insideV w:val="nil"/>
+        </w:tblBorders>
+      </w:tblPr>
+      <w:tblGrid>
+        <w:gridCol w:w="2493"/>
+        <w:gridCol w:w="2493"/>
+        <w:gridCol w:w="2493"/>
+        <w:gridCol w:w="2493"/>
+      </w:tblGrid>
+      <w:tr>
+        <w:tc>
+          <w:tcPr>
+            <w:tcW w:type="dxa" w:w="2493"/>
+            <w:shd w:val="clear" w:color="auto" w:fill="EAF1F8"/>
+          </w:tcPr>
+          <w:p>
+            <w:r/>
+            <w:r>
+              <w:rPr>
+                <w:color w:val="5F6B7A"/>
+                <w:sz w:val="16"/>
+              </w:rPr>
+              <w:t>Pajamos (6M2026)</w:t>
+            </w:r>
+          </w:p>
+          <w:p>
+            <w:pPr>
+              <w:spacing w:after="0"/>
+            </w:pPr>
+            <w:r>
+              <w:rPr>
+                <w:b/>
+                <w:color w:val="1F4E79"/>
+                <w:sz w:val="30"/>
+              </w:rPr>
+              <w:t>59,3 mln. EUR</w:t>
+            </w:r>
+          </w:p>
+          <w:p>
+            <w:r>
+              <w:rPr>
+                <w:color w:val="5F6B7A"/>
+                <w:sz w:val="16"/>
+              </w:rPr>
+              <w:t>▲ 2,4 % vs 6M2025</w:t>
+            </w:r>
+          </w:p>
+        </w:tc>
+        <w:tc>
+          <w:tcPr>
+            <w:tcW w:type="dxa" w:w="2493"/>
+            <w:shd w:val="clear" w:color="auto" w:fill="EAF1F8"/>
+          </w:tcPr>
+          <w:p>
+            <w:r/>
+            <w:r>
+              <w:rPr>
+                <w:color w:val="5F6B7A"/>
+                <w:sz w:val="16"/>
+              </w:rPr>
+              <w:t>Koreguota EBITDA (6M2026)</w:t>
+            </w:r>
+          </w:p>
+          <w:p>
+            <w:pPr>
+              <w:spacing w:after="0"/>
+            </w:pPr>
+            <w:r>
+              <w:rPr>
+                <w:b/>
+                <w:color w:val="1F4E79"/>
+                <w:sz w:val="30"/>
+              </w:rPr>
+              <w:t>25,8 mln. EUR</w:t>
+            </w:r>
+          </w:p>
+          <w:p>
+            <w:r>
+              <w:rPr>
+                <w:color w:val="5F6B7A"/>
+                <w:sz w:val="16"/>
+              </w:rPr>
+              <w:t>▼ 13,4 % vs 6M2025</w:t>
+            </w:r>
+          </w:p>
+        </w:tc>
+        <w:tc>
+          <w:tcPr>
+            <w:tcW w:type="dxa" w:w="2493"/>
+            <w:shd w:val="clear" w:color="auto" w:fill="EAF1F8"/>
+          </w:tcPr>
+          <w:p>
+            <w:r/>
+            <w:r>
+              <w:rPr>
+                <w:color w:val="5F6B7A"/>
+                <w:sz w:val="16"/>
+              </w:rPr>
+              <w:t>Grynasis pelnas (6M2026)</w:t>
+            </w:r>
+          </w:p>
+          <w:p>
+            <w:pPr>
+              <w:spacing w:after="0"/>
+            </w:pPr>
+            <w:r>
+              <w:rPr>
+                <w:b/>
+                <w:color w:val="1F4E79"/>
+                <w:sz w:val="30"/>
+              </w:rPr>
+              <w:t>6,0 mln. EUR</w:t>
+            </w:r>
+          </w:p>
+          <w:p>
+            <w:r>
+              <w:rPr>
+                <w:color w:val="5F6B7A"/>
+                <w:sz w:val="16"/>
+              </w:rPr>
+              <w:t>▼ 41,7 % vs 6M2025</w:t>
+            </w:r>
+          </w:p>
+        </w:tc>
+        <w:tc>
+          <w:tcPr>
+            <w:tcW w:type="dxa" w:w="2493"/>
+            <w:shd w:val="clear" w:color="auto" w:fill="EAF1F8"/>
+          </w:tcPr>
+          <w:p>
+            <w:r/>
+            <w:r>
+              <w:rPr>
+                <w:color w:val="5F6B7A"/>
+                <w:sz w:val="16"/>
+              </w:rPr>
+              <w:t>Grynoji skola / EBITDA (6M2026)</w:t>
+            </w:r>
+          </w:p>
+          <w:p>
+            <w:pPr>
+              <w:spacing w:after="0"/>
+            </w:pPr>
+            <w:r>
+              <w:rPr>
+                <w:b/>
+                <w:color w:val="1F4E79"/>
+                <w:sz w:val="30"/>
+              </w:rPr>
+              <w:t>2,78x</w:t>
+            </w:r>
+          </w:p>
+          <w:p>
+            <w:r>
+              <w:rPr>
+                <w:color w:val="5F6B7A"/>
+                <w:sz w:val="16"/>
+              </w:rPr>
+              <w:t>▲ 0,27x vs FY2025</w:t>
+            </w:r>
+          </w:p>
+        </w:tc>
+      </w:tr>
+    </w:tbl>
+    <w:p>
+      <w:pPr>
+        <w:spacing w:before="280" w:after="80"/>
+        <w:pBdr>
+          <w:bottom w:val="single" w:sz="6" w:color="C9D3DE" w:space="2"/>
+        </w:pBdr>
+      </w:pPr>
+      <w:r>
+        <w:rPr>
+          <w:b/>
+          <w:color w:val="1F4E79"/>
+          <w:sz w:val="28"/>
+        </w:rPr>
+        <w:t>Trumpa santrauka</w:t>
+      </w:r>
+    </w:p>
+    <w:p>
+      <w:pPr>
+        <w:pStyle w:val="ListBullet"/>
+        <w:spacing w:after="60"/>
+      </w:pPr>
+      <w:r>
+        <w:rPr>
+          <w:b w:val="0"/>
+        </w:rPr>
+        <w:t>6 mėn. pajamos 59,3 mln. EUR (+2,4 %), koreguota EBITDA 25,8 mln. EUR (−13,5 %), marža 43,5 % (51,5 %), grynasis pelnas 6,0 mln. EUR (−41,7 %)</w:t>
+      </w:r>
+      <w:hyperlink r:id="rId11">
+        <w:r>
+          <w:rPr>
+            <w:color w:val="2A78D6"/>
+            <w:vertAlign w:val="superscript"/>
+            <w:sz w:val="17"/>
+          </w:rPr>
+          <w:t xml:space="preserve">2</w:t>
+        </w:r>
+      </w:hyperlink>
+      <w:r>
+        <w:rPr>
+          <w:color w:val="2A78D6"/>
+          <w:vertAlign w:val="superscript"/>
+        </w:rPr>
+        <w:t>,</w:t>
+      </w:r>
+      <w:hyperlink r:id="rId12">
+        <w:r>
+          <w:rPr>
+            <w:color w:val="2A78D6"/>
+            <w:vertAlign w:val="superscript"/>
+            <w:sz w:val="17"/>
+          </w:rPr>
+          <w:t xml:space="preserve">3</w:t>
+        </w:r>
+      </w:hyperlink>
+      <w:r>
+        <w:rPr>
+          <w:b w:val="0"/>
+        </w:rPr>
+        <w:t>.</w:t>
+      </w:r>
+    </w:p>
+    <w:p>
+      <w:pPr>
+        <w:pStyle w:val="ListBullet"/>
+        <w:spacing w:after="60"/>
+      </w:pPr>
+      <w:r>
+        <w:rPr>
+          <w:b w:val="0"/>
+        </w:rPr>
+        <w:t>Vadovo teigimu, pelningumą II ketv. sumažino kylančios kuro kainos ir neplanuoti laivų remontai po ledo sąlygų</w:t>
+      </w:r>
+      <w:hyperlink r:id="rId12">
+        <w:r>
+          <w:rPr>
+            <w:color w:val="2A78D6"/>
+            <w:vertAlign w:val="superscript"/>
+            <w:sz w:val="17"/>
+          </w:rPr>
+          <w:t xml:space="preserve">3</w:t>
+        </w:r>
+      </w:hyperlink>
+      <w:r>
+        <w:rPr>
+          <w:b w:val="0"/>
+        </w:rPr>
+        <w:t>.</w:t>
+      </w:r>
+    </w:p>
+    <w:p>
+      <w:pPr>
+        <w:pStyle w:val="ListBullet"/>
+        <w:spacing w:after="60"/>
+      </w:pPr>
       <w:r>
         <w:rPr>
           <w:b/>
         </w:rPr>
-        <w:t xml:space="preserve">Kita ataskaita / Next report: </w:t>
+        <w:t>Skola stabili:</w:t>
       </w:r>
       <w:r>
-        <w:t>Q3 2026 results - expected November 2026</w:t>
+        <w:rPr>
+          <w:b w:val="0"/>
+        </w:rPr>
+        <w:t xml:space="preserve"> grynoji skola 145,8 mln. EUR, grynoji skola / 12 mėn. koreguota EBITDA 2,78x, nuosavo kapitalo dalis 59,8 % (abu rodikliai apskaičiuoti įrankio)</w:t>
+      </w:r>
+      <w:hyperlink r:id="rId11">
+        <w:r>
+          <w:rPr>
+            <w:color w:val="2A78D6"/>
+            <w:vertAlign w:val="superscript"/>
+            <w:sz w:val="17"/>
+          </w:rPr>
+          <w:t xml:space="preserve">4</w:t>
+        </w:r>
+      </w:hyperlink>
+      <w:r>
+        <w:rPr>
+          <w:b w:val="0"/>
+        </w:rPr>
+        <w:t>.</w:t>
       </w:r>
     </w:p>
     <w:p>
       <w:pPr>
-        <w:pStyle w:val="Heading2"/>
+        <w:pStyle w:val="ListBullet"/>
+        <w:spacing w:after="60"/>
       </w:pPr>
       <w:r>
         <w:rPr>
+          <w:b w:val="0"/>
+        </w:rPr>
+        <w:t>Dividendai 0,073 EUR akcijai, iš viso 19,2 mln. EUR – 85 % 2025 m. pelno (politika – ne mažiau 70 %); išmokėta 2026-05-20</w:t>
+      </w:r>
+      <w:hyperlink r:id="rId11">
+        <w:r>
+          <w:rPr>
+            <w:color w:val="2A78D6"/>
+            <w:vertAlign w:val="superscript"/>
+            <w:sz w:val="17"/>
+          </w:rPr>
+          <w:t xml:space="preserve">5</w:t>
+        </w:r>
+      </w:hyperlink>
+      <w:r>
+        <w:rPr>
+          <w:b w:val="0"/>
+        </w:rPr>
+        <w:t>.</w:t>
+      </w:r>
+    </w:p>
+    <w:p>
+      <w:pPr>
+        <w:pStyle w:val="ListBullet"/>
+        <w:spacing w:after="60"/>
+      </w:pPr>
+      <w:r>
+        <w:rPr>
+          <w:b w:val="0"/>
+        </w:rPr>
+        <w:t>Estijos valstybė valdo 67,03 %</w:t>
+      </w:r>
+      <w:hyperlink r:id="rId11">
+        <w:r>
+          <w:rPr>
+            <w:color w:val="2A78D6"/>
+            <w:vertAlign w:val="superscript"/>
+            <w:sz w:val="17"/>
+          </w:rPr>
+          <w:t xml:space="preserve">6</w:t>
+        </w:r>
+      </w:hyperlink>
+      <w:r>
+        <w:rPr>
+          <w:b w:val="0"/>
+        </w:rPr>
+        <w:t>. Buvusių vadovų kyšininkavimo byla: 2024-06-27 teismas išteisino dėl senaties; prokuratūra ir gynyba apskundė, vėlesnis sprendimas nerastas – reikia peržiūrėti</w:t>
+      </w:r>
+      <w:hyperlink r:id="rId13">
+        <w:r>
+          <w:rPr>
+            <w:color w:val="2A78D6"/>
+            <w:vertAlign w:val="superscript"/>
+            <w:sz w:val="17"/>
+          </w:rPr>
+          <w:t xml:space="preserve">7</w:t>
+        </w:r>
+      </w:hyperlink>
+      <w:r>
+        <w:rPr>
+          <w:color w:val="2A78D6"/>
+          <w:vertAlign w:val="superscript"/>
+        </w:rPr>
+        <w:t>,</w:t>
+      </w:r>
+      <w:hyperlink r:id="rId14">
+        <w:r>
+          <w:rPr>
+            <w:color w:val="2A78D6"/>
+            <w:vertAlign w:val="superscript"/>
+            <w:sz w:val="17"/>
+          </w:rPr>
+          <w:t xml:space="preserve">8</w:t>
+        </w:r>
+      </w:hyperlink>
+      <w:r>
+        <w:rPr>
+          <w:b w:val="0"/>
+        </w:rPr>
+        <w:t>.</w:t>
+      </w:r>
+    </w:p>
+    <w:p>
+      <w:pPr>
+        <w:spacing w:before="280" w:after="80"/>
+        <w:pBdr>
+          <w:bottom w:val="single" w:sz="6" w:color="C9D3DE" w:space="2"/>
+        </w:pBdr>
+      </w:pPr>
+      <w:r>
+        <w:rPr>
+          <w:b/>
           <w:color w:val="1F4E79"/>
+          <w:sz w:val="28"/>
         </w:rPr>
         <w:t>Turimos priemonės ir ISIN</w:t>
       </w:r>
     </w:p>
     <w:tbl>
       <w:tblPr>
-        <w:tblStyle w:val="TableGrid"/>
         <w:tblW w:type="auto" w:w="0"/>
         <w:tblLook w:firstColumn="1" w:firstRow="1" w:lastColumn="0" w:lastRow="0" w:noHBand="0" w:noVBand="1" w:val="04A0"/>
+        <w:tblBorders>
+          <w:top w:val="single" w:sz="4" w:color="C9D3DE"/>
+          <w:left w:val="nil"/>
+          <w:bottom w:val="single" w:sz="4" w:color="C9D3DE"/>
+          <w:right w:val="nil"/>
+          <w:insideH w:val="single" w:sz="4" w:color="C9D3DE"/>
+          <w:insideV w:val="nil"/>
+        </w:tblBorders>
       </w:tblPr>
       <w:tblGrid>
-        <w:gridCol w:w="2040"/>
-        <w:gridCol w:w="2040"/>
-        <w:gridCol w:w="2040"/>
-        <w:gridCol w:w="2040"/>
-        <w:gridCol w:w="2040"/>
+        <w:gridCol w:w="1994"/>
+        <w:gridCol w:w="1994"/>
+        <w:gridCol w:w="1994"/>
+        <w:gridCol w:w="1994"/>
+        <w:gridCol w:w="1994"/>
       </w:tblGrid>
       <w:tr>
         <w:tc>
@@ -113,7 +539,7 @@
         </w:tc>
         <w:tc>
           <w:tcPr>
-            <w:tcW w:type="dxa" w:w="2381"/>
+            <w:tcW w:type="dxa" w:w="2608"/>
             <w:shd w:val="clear" w:color="auto" w:fill="1F4E79"/>
           </w:tcPr>
           <w:p>
@@ -130,10 +556,13 @@
         </w:tc>
         <w:tc>
           <w:tcPr>
-            <w:tcW w:type="dxa" w:w="907"/>
+            <w:tcW w:type="dxa" w:w="964"/>
             <w:shd w:val="clear" w:color="auto" w:fill="1F4E79"/>
           </w:tcPr>
           <w:p>
+            <w:pPr>
+              <w:jc w:val="right"/>
+            </w:pPr>
             <w:r/>
             <w:r>
               <w:rPr>
@@ -147,7 +576,7 @@
         </w:tc>
         <w:tc>
           <w:tcPr>
-            <w:tcW w:type="dxa" w:w="1247"/>
+            <w:tcW w:type="dxa" w:w="1304"/>
             <w:shd w:val="clear" w:color="auto" w:fill="1F4E79"/>
           </w:tcPr>
           <w:p>
@@ -164,7 +593,7 @@
         </w:tc>
         <w:tc>
           <w:tcPr>
-            <w:tcW w:type="dxa" w:w="3402"/>
+            <w:tcW w:type="dxa" w:w="3061"/>
             <w:shd w:val="clear" w:color="auto" w:fill="1F4E79"/>
           </w:tcPr>
           <w:p>
@@ -186,9 +615,13 @@
             <w:tcW w:type="dxa" w:w="1701"/>
           </w:tcPr>
           <w:p>
+            <w:pPr>
+              <w:spacing w:after="0"/>
+            </w:pPr>
             <w:r/>
             <w:r>
               <w:rPr>
+                <w:b w:val="0"/>
                 <w:sz w:val="17"/>
               </w:rPr>
               <w:t>EE3100021635</w:t>
@@ -197,12 +630,16 @@
         </w:tc>
         <w:tc>
           <w:tcPr>
-            <w:tcW w:type="dxa" w:w="2381"/>
+            <w:tcW w:type="dxa" w:w="2608"/>
           </w:tcPr>
           <w:p>
+            <w:pPr>
+              <w:spacing w:after="0"/>
+            </w:pPr>
             <w:r/>
             <w:r>
               <w:rPr>
+                <w:b w:val="0"/>
                 <w:sz w:val="17"/>
               </w:rPr>
               <w:t>AS Tallinna Sadam ordinary share (TSM1T)</w:t>
@@ -211,12 +648,17 @@
         </w:tc>
         <w:tc>
           <w:tcPr>
-            <w:tcW w:type="dxa" w:w="907"/>
+            <w:tcW w:type="dxa" w:w="964"/>
           </w:tcPr>
           <w:p>
+            <w:pPr>
+              <w:spacing w:after="0"/>
+              <w:jc w:val="right"/>
+            </w:pPr>
             <w:r/>
             <w:r>
               <w:rPr>
+                <w:b w:val="0"/>
                 <w:sz w:val="17"/>
               </w:rPr>
               <w:t>–</w:t>
@@ -225,12 +667,16 @@
         </w:tc>
         <w:tc>
           <w:tcPr>
-            <w:tcW w:type="dxa" w:w="1247"/>
+            <w:tcW w:type="dxa" w:w="1304"/>
           </w:tcPr>
           <w:p>
+            <w:pPr>
+              <w:spacing w:after="0"/>
+            </w:pPr>
             <w:r/>
             <w:r>
               <w:rPr>
+                <w:b w:val="0"/>
                 <w:sz w:val="17"/>
               </w:rPr>
               <w:t>akcija</w:t>
@@ -239,12 +685,16 @@
         </w:tc>
         <w:tc>
           <w:tcPr>
-            <w:tcW w:type="dxa" w:w="3402"/>
+            <w:tcW w:type="dxa" w:w="3061"/>
           </w:tcPr>
           <w:p>
+            <w:pPr>
+              <w:spacing w:after="0"/>
+            </w:pPr>
             <w:r/>
             <w:r>
               <w:rPr>
+                <w:b w:val="0"/>
                 <w:sz w:val="17"/>
               </w:rPr>
               <w:t>Republic of Estonia holds 67.03%</w:t>
@@ -253,36 +703,46 @@
         </w:tc>
       </w:tr>
     </w:tbl>
-    <w:p/>
     <w:p>
       <w:pPr>
-        <w:pStyle w:val="Heading2"/>
+        <w:spacing w:before="280" w:after="80"/>
+        <w:pBdr>
+          <w:bottom w:val="single" w:sz="6" w:color="C9D3DE" w:space="2"/>
+        </w:pBdr>
       </w:pPr>
       <w:r>
         <w:rPr>
+          <w:b/>
           <w:color w:val="1F4E79"/>
+          <w:sz w:val="28"/>
         </w:rPr>
         <w:t>Pagrindiniai rodikliai</w:t>
       </w:r>
     </w:p>
     <w:tbl>
       <w:tblPr>
-        <w:tblStyle w:val="TableGrid"/>
         <w:tblW w:type="auto" w:w="0"/>
         <w:tblLook w:firstColumn="1" w:firstRow="1" w:lastColumn="0" w:lastRow="0" w:noHBand="0" w:noVBand="1" w:val="04A0"/>
+        <w:tblBorders>
+          <w:top w:val="single" w:sz="4" w:color="C9D3DE"/>
+          <w:left w:val="nil"/>
+          <w:bottom w:val="single" w:sz="4" w:color="C9D3DE"/>
+          <w:right w:val="nil"/>
+          <w:insideH w:val="single" w:sz="4" w:color="C9D3DE"/>
+          <w:insideV w:val="nil"/>
+        </w:tblBorders>
       </w:tblPr>
       <w:tblGrid>
-        <w:gridCol w:w="1700"/>
-        <w:gridCol w:w="1700"/>
-        <w:gridCol w:w="1700"/>
-        <w:gridCol w:w="1700"/>
-        <w:gridCol w:w="1700"/>
-        <w:gridCol w:w="1700"/>
+        <w:gridCol w:w="1994"/>
+        <w:gridCol w:w="1994"/>
+        <w:gridCol w:w="1994"/>
+        <w:gridCol w:w="1994"/>
+        <w:gridCol w:w="1994"/>
       </w:tblGrid>
       <w:tr>
         <w:tc>
           <w:tcPr>
-            <w:tcW w:type="dxa" w:w="2835"/>
+            <w:tcW w:type="dxa" w:w="3628"/>
             <w:shd w:val="clear" w:color="auto" w:fill="1F4E79"/>
           </w:tcPr>
           <w:p>
@@ -299,10 +759,13 @@
         </w:tc>
         <w:tc>
           <w:tcPr>
-            <w:tcW w:type="dxa" w:w="1191"/>
+            <w:tcW w:type="dxa" w:w="1474"/>
             <w:shd w:val="clear" w:color="auto" w:fill="1F4E79"/>
           </w:tcPr>
           <w:p>
+            <w:pPr>
+              <w:jc w:val="right"/>
+            </w:pPr>
             <w:r/>
             <w:r>
               <w:rPr>
@@ -316,10 +779,13 @@
         </w:tc>
         <w:tc>
           <w:tcPr>
-            <w:tcW w:type="dxa" w:w="1191"/>
+            <w:tcW w:type="dxa" w:w="1474"/>
             <w:shd w:val="clear" w:color="auto" w:fill="1F4E79"/>
           </w:tcPr>
           <w:p>
+            <w:pPr>
+              <w:jc w:val="right"/>
+            </w:pPr>
             <w:r/>
             <w:r>
               <w:rPr>
@@ -333,10 +799,13 @@
         </w:tc>
         <w:tc>
           <w:tcPr>
-            <w:tcW w:type="dxa" w:w="1191"/>
+            <w:tcW w:type="dxa" w:w="1474"/>
             <w:shd w:val="clear" w:color="auto" w:fill="1F4E79"/>
           </w:tcPr>
           <w:p>
+            <w:pPr>
+              <w:jc w:val="right"/>
+            </w:pPr>
             <w:r/>
             <w:r>
               <w:rPr>
@@ -350,10 +819,13 @@
         </w:tc>
         <w:tc>
           <w:tcPr>
-            <w:tcW w:type="dxa" w:w="1191"/>
+            <w:tcW w:type="dxa" w:w="1474"/>
             <w:shd w:val="clear" w:color="auto" w:fill="1F4E79"/>
           </w:tcPr>
           <w:p>
+            <w:pPr>
+              <w:jc w:val="right"/>
+            </w:pPr>
             <w:r/>
             <w:r>
               <w:rPr>
@@ -365,50 +837,66 @@
             </w:r>
           </w:p>
         </w:tc>
-        <w:tc>
-          <w:tcPr>
-            <w:tcW w:type="dxa" w:w="1474"/>
-            <w:shd w:val="clear" w:color="auto" w:fill="1F4E79"/>
-          </w:tcPr>
-          <w:p>
-            <w:r/>
-            <w:r>
-              <w:rPr>
-                <w:b/>
-                <w:color w:val="FFFFFF"/>
-                <w:sz w:val="17"/>
-              </w:rPr>
-              <w:t>Šaltiniai</w:t>
-            </w:r>
-          </w:p>
-        </w:tc>
       </w:tr>
       <w:tr>
         <w:tc>
           <w:tcPr>
-            <w:tcW w:type="dxa" w:w="2835"/>
+            <w:tcW w:type="dxa" w:w="3628"/>
           </w:tcPr>
           <w:p>
+            <w:pPr>
+              <w:spacing w:after="0"/>
+            </w:pPr>
             <w:r/>
             <w:r>
               <w:rPr>
+                <w:b w:val="0"/>
                 <w:sz w:val="17"/>
               </w:rPr>
               <w:t>Pajamos, mln. EUR</w:t>
             </w:r>
+            <w:hyperlink r:id="rId15">
+              <w:r>
+                <w:rPr>
+                  <w:color w:val="2A78D6"/>
+                  <w:vertAlign w:val="superscript"/>
+                  <w:sz w:val="14"/>
+                </w:rPr>
+                <w:t xml:space="preserve">9</w:t>
+              </w:r>
+            </w:hyperlink>
+            <w:r>
+              <w:rPr>
+                <w:color w:val="2A78D6"/>
+                <w:vertAlign w:val="superscript"/>
+              </w:rPr>
+              <w:t>,</w:t>
+            </w:r>
+            <w:hyperlink r:id="rId11">
+              <w:r>
+                <w:rPr>
+                  <w:color w:val="2A78D6"/>
+                  <w:vertAlign w:val="superscript"/>
+                  <w:sz w:val="14"/>
+                </w:rPr>
+                <w:t xml:space="preserve">2</w:t>
+              </w:r>
+            </w:hyperlink>
           </w:p>
         </w:tc>
         <w:tc>
           <w:tcPr>
-            <w:tcW w:type="dxa" w:w="1191"/>
+            <w:tcW w:type="dxa" w:w="1474"/>
           </w:tcPr>
           <w:p>
             <w:pPr>
+              <w:spacing w:after="0"/>
               <w:jc w:val="right"/>
             </w:pPr>
             <w:r/>
             <w:r>
               <w:rPr>
+                <w:b w:val="0"/>
                 <w:sz w:val="17"/>
               </w:rPr>
               <w:t>119,6</w:t>
@@ -417,15 +905,17 @@
         </w:tc>
         <w:tc>
           <w:tcPr>
-            <w:tcW w:type="dxa" w:w="1191"/>
+            <w:tcW w:type="dxa" w:w="1474"/>
           </w:tcPr>
           <w:p>
             <w:pPr>
+              <w:spacing w:after="0"/>
               <w:jc w:val="right"/>
             </w:pPr>
             <w:r/>
             <w:r>
               <w:rPr>
+                <w:b w:val="0"/>
                 <w:sz w:val="17"/>
               </w:rPr>
               <w:t>118,7</w:t>
@@ -434,15 +924,17 @@
         </w:tc>
         <w:tc>
           <w:tcPr>
-            <w:tcW w:type="dxa" w:w="1191"/>
+            <w:tcW w:type="dxa" w:w="1474"/>
           </w:tcPr>
           <w:p>
             <w:pPr>
+              <w:spacing w:after="0"/>
               <w:jc w:val="right"/>
             </w:pPr>
             <w:r/>
             <w:r>
               <w:rPr>
+                <w:b w:val="0"/>
                 <w:sz w:val="17"/>
               </w:rPr>
               <w:t>57,9</w:t>
@@ -451,18 +943,214 @@
         </w:tc>
         <w:tc>
           <w:tcPr>
-            <w:tcW w:type="dxa" w:w="1191"/>
+            <w:tcW w:type="dxa" w:w="1474"/>
           </w:tcPr>
           <w:p>
             <w:pPr>
+              <w:spacing w:after="0"/>
               <w:jc w:val="right"/>
             </w:pPr>
             <w:r/>
             <w:r>
               <w:rPr>
+                <w:b w:val="0"/>
                 <w:sz w:val="17"/>
               </w:rPr>
               <w:t>59,3</w:t>
+            </w:r>
+          </w:p>
+        </w:tc>
+      </w:tr>
+      <w:tr>
+        <w:tc>
+          <w:tcPr>
+            <w:tcW w:type="dxa" w:w="3628"/>
+            <w:shd w:val="clear" w:color="auto" w:fill="F6F8FA"/>
+          </w:tcPr>
+          <w:p>
+            <w:pPr>
+              <w:spacing w:after="0"/>
+            </w:pPr>
+            <w:r/>
+            <w:r>
+              <w:rPr>
+                <w:b w:val="0"/>
+                <w:sz w:val="17"/>
+              </w:rPr>
+              <w:t>Koreguota EBITDA, mln. EUR</w:t>
+            </w:r>
+            <w:hyperlink r:id="rId15">
+              <w:r>
+                <w:rPr>
+                  <w:color w:val="2A78D6"/>
+                  <w:vertAlign w:val="superscript"/>
+                  <w:sz w:val="14"/>
+                </w:rPr>
+                <w:t xml:space="preserve">9</w:t>
+              </w:r>
+            </w:hyperlink>
+            <w:r>
+              <w:rPr>
+                <w:color w:val="2A78D6"/>
+                <w:vertAlign w:val="superscript"/>
+              </w:rPr>
+              <w:t>,</w:t>
+            </w:r>
+            <w:hyperlink r:id="rId11">
+              <w:r>
+                <w:rPr>
+                  <w:color w:val="2A78D6"/>
+                  <w:vertAlign w:val="superscript"/>
+                  <w:sz w:val="14"/>
+                </w:rPr>
+                <w:t xml:space="preserve">2</w:t>
+              </w:r>
+            </w:hyperlink>
+          </w:p>
+        </w:tc>
+        <w:tc>
+          <w:tcPr>
+            <w:tcW w:type="dxa" w:w="1474"/>
+            <w:shd w:val="clear" w:color="auto" w:fill="F6F8FA"/>
+          </w:tcPr>
+          <w:p>
+            <w:pPr>
+              <w:spacing w:after="0"/>
+              <w:jc w:val="right"/>
+            </w:pPr>
+            <w:r/>
+            <w:r>
+              <w:rPr>
+                <w:b w:val="0"/>
+                <w:sz w:val="17"/>
+              </w:rPr>
+              <w:t>53,1</w:t>
+            </w:r>
+          </w:p>
+        </w:tc>
+        <w:tc>
+          <w:tcPr>
+            <w:tcW w:type="dxa" w:w="1474"/>
+            <w:shd w:val="clear" w:color="auto" w:fill="F6F8FA"/>
+          </w:tcPr>
+          <w:p>
+            <w:pPr>
+              <w:spacing w:after="0"/>
+              <w:jc w:val="right"/>
+            </w:pPr>
+            <w:r/>
+            <w:r>
+              <w:rPr>
+                <w:b w:val="0"/>
+                <w:sz w:val="17"/>
+              </w:rPr>
+              <w:t>56,5</w:t>
+            </w:r>
+          </w:p>
+        </w:tc>
+        <w:tc>
+          <w:tcPr>
+            <w:tcW w:type="dxa" w:w="1474"/>
+            <w:shd w:val="clear" w:color="auto" w:fill="F6F8FA"/>
+          </w:tcPr>
+          <w:p>
+            <w:pPr>
+              <w:spacing w:after="0"/>
+              <w:jc w:val="right"/>
+            </w:pPr>
+            <w:r/>
+            <w:r>
+              <w:rPr>
+                <w:b w:val="0"/>
+                <w:sz w:val="17"/>
+              </w:rPr>
+              <w:t>29,8</w:t>
+            </w:r>
+          </w:p>
+        </w:tc>
+        <w:tc>
+          <w:tcPr>
+            <w:tcW w:type="dxa" w:w="1474"/>
+            <w:shd w:val="clear" w:color="auto" w:fill="F6F8FA"/>
+          </w:tcPr>
+          <w:p>
+            <w:pPr>
+              <w:spacing w:after="0"/>
+              <w:jc w:val="right"/>
+            </w:pPr>
+            <w:r/>
+            <w:r>
+              <w:rPr>
+                <w:b w:val="0"/>
+                <w:sz w:val="17"/>
+              </w:rPr>
+              <w:t>25,8</w:t>
+            </w:r>
+          </w:p>
+        </w:tc>
+      </w:tr>
+      <w:tr>
+        <w:tc>
+          <w:tcPr>
+            <w:tcW w:type="dxa" w:w="3628"/>
+          </w:tcPr>
+          <w:p>
+            <w:pPr>
+              <w:spacing w:after="0"/>
+            </w:pPr>
+            <w:r/>
+            <w:r>
+              <w:rPr>
+                <w:b w:val="0"/>
+                <w:sz w:val="17"/>
+              </w:rPr>
+              <w:t>Koreguotos EBITDA marža</w:t>
+            </w:r>
+            <w:hyperlink r:id="rId15">
+              <w:r>
+                <w:rPr>
+                  <w:color w:val="2A78D6"/>
+                  <w:vertAlign w:val="superscript"/>
+                  <w:sz w:val="14"/>
+                </w:rPr>
+                <w:t xml:space="preserve">9</w:t>
+              </w:r>
+            </w:hyperlink>
+            <w:r>
+              <w:rPr>
+                <w:color w:val="2A78D6"/>
+                <w:vertAlign w:val="superscript"/>
+              </w:rPr>
+              <w:t>,</w:t>
+            </w:r>
+            <w:hyperlink r:id="rId11">
+              <w:r>
+                <w:rPr>
+                  <w:color w:val="2A78D6"/>
+                  <w:vertAlign w:val="superscript"/>
+                  <w:sz w:val="14"/>
+                </w:rPr>
+                <w:t xml:space="preserve">2</w:t>
+              </w:r>
+            </w:hyperlink>
+          </w:p>
+        </w:tc>
+        <w:tc>
+          <w:tcPr>
+            <w:tcW w:type="dxa" w:w="1474"/>
+          </w:tcPr>
+          <w:p>
+            <w:pPr>
+              <w:spacing w:after="0"/>
+              <w:jc w:val="right"/>
+            </w:pPr>
+            <w:r/>
+            <w:r>
+              <w:rPr>
+                <w:b w:val="0"/>
+                <w:sz w:val="17"/>
+              </w:rPr>
+              <w:t>44,4 %</w:t>
             </w:r>
           </w:p>
         </w:tc>
@@ -471,96 +1159,17 @@
             <w:tcW w:type="dxa" w:w="1474"/>
           </w:tcPr>
           <w:p>
-            <w:r/>
-            <w:r>
-              <w:rPr>
-                <w:sz w:val="17"/>
-              </w:rPr>
-              <w:t>P1 p.4; P3</w:t>
-            </w:r>
-          </w:p>
-        </w:tc>
-      </w:tr>
-      <w:tr>
-        <w:tc>
-          <w:tcPr>
-            <w:tcW w:type="dxa" w:w="2835"/>
-          </w:tcPr>
-          <w:p>
-            <w:r/>
-            <w:r>
-              <w:rPr>
-                <w:sz w:val="17"/>
-              </w:rPr>
-              <w:t>Koreguota EBITDA, mln. EUR</w:t>
-            </w:r>
-          </w:p>
-        </w:tc>
-        <w:tc>
-          <w:tcPr>
-            <w:tcW w:type="dxa" w:w="1191"/>
-          </w:tcPr>
-          <w:p>
             <w:pPr>
+              <w:spacing w:after="0"/>
               <w:jc w:val="right"/>
             </w:pPr>
             <w:r/>
             <w:r>
               <w:rPr>
+                <w:b w:val="0"/>
                 <w:sz w:val="17"/>
               </w:rPr>
-              <w:t>53,1</w:t>
-            </w:r>
-          </w:p>
-        </w:tc>
-        <w:tc>
-          <w:tcPr>
-            <w:tcW w:type="dxa" w:w="1191"/>
-          </w:tcPr>
-          <w:p>
-            <w:pPr>
-              <w:jc w:val="right"/>
-            </w:pPr>
-            <w:r/>
-            <w:r>
-              <w:rPr>
-                <w:sz w:val="17"/>
-              </w:rPr>
-              <w:t>56,5</w:t>
-            </w:r>
-          </w:p>
-        </w:tc>
-        <w:tc>
-          <w:tcPr>
-            <w:tcW w:type="dxa" w:w="1191"/>
-          </w:tcPr>
-          <w:p>
-            <w:pPr>
-              <w:jc w:val="right"/>
-            </w:pPr>
-            <w:r/>
-            <w:r>
-              <w:rPr>
-                <w:sz w:val="17"/>
-              </w:rPr>
-              <w:t>29,8</w:t>
-            </w:r>
-          </w:p>
-        </w:tc>
-        <w:tc>
-          <w:tcPr>
-            <w:tcW w:type="dxa" w:w="1191"/>
-          </w:tcPr>
-          <w:p>
-            <w:pPr>
-              <w:jc w:val="right"/>
-            </w:pPr>
-            <w:r/>
-            <w:r>
-              <w:rPr>
-                <w:sz w:val="17"/>
-              </w:rPr>
-              <w:t>25,8</w:t>
+              <w:t>47,6 %</w:t>
             </w:r>
           </w:p>
         </w:tc>
@@ -569,76 +1178,14 @@
             <w:tcW w:type="dxa" w:w="1474"/>
           </w:tcPr>
           <w:p>
-            <w:r/>
-            <w:r>
-              <w:rPr>
-                <w:sz w:val="17"/>
-              </w:rPr>
-              <w:t>P1 p.4; P3</w:t>
-            </w:r>
-          </w:p>
-        </w:tc>
-      </w:tr>
-      <w:tr>
-        <w:tc>
-          <w:tcPr>
-            <w:tcW w:type="dxa" w:w="2835"/>
-          </w:tcPr>
-          <w:p>
-            <w:r/>
-            <w:r>
-              <w:rPr>
-                <w:sz w:val="17"/>
-              </w:rPr>
-              <w:t>Koreguotos EBITDA marža</w:t>
-            </w:r>
-          </w:p>
-        </w:tc>
-        <w:tc>
-          <w:tcPr>
-            <w:tcW w:type="dxa" w:w="1191"/>
-          </w:tcPr>
-          <w:p>
             <w:pPr>
+              <w:spacing w:after="0"/>
               <w:jc w:val="right"/>
             </w:pPr>
             <w:r/>
             <w:r>
               <w:rPr>
-                <w:sz w:val="17"/>
-              </w:rPr>
-              <w:t>44,4 %</w:t>
-            </w:r>
-          </w:p>
-        </w:tc>
-        <w:tc>
-          <w:tcPr>
-            <w:tcW w:type="dxa" w:w="1191"/>
-          </w:tcPr>
-          <w:p>
-            <w:pPr>
-              <w:jc w:val="right"/>
-            </w:pPr>
-            <w:r/>
-            <w:r>
-              <w:rPr>
-                <w:sz w:val="17"/>
-              </w:rPr>
-              <w:t>47,6 %</w:t>
-            </w:r>
-          </w:p>
-        </w:tc>
-        <w:tc>
-          <w:tcPr>
-            <w:tcW w:type="dxa" w:w="1191"/>
-          </w:tcPr>
-          <w:p>
-            <w:pPr>
-              <w:jc w:val="right"/>
-            </w:pPr>
-            <w:r/>
-            <w:r>
-              <w:rPr>
+                <w:b w:val="0"/>
                 <w:sz w:val="17"/>
               </w:rPr>
               <w:t>51,5 %</w:t>
@@ -647,18 +1194,214 @@
         </w:tc>
         <w:tc>
           <w:tcPr>
-            <w:tcW w:type="dxa" w:w="1191"/>
+            <w:tcW w:type="dxa" w:w="1474"/>
           </w:tcPr>
           <w:p>
             <w:pPr>
+              <w:spacing w:after="0"/>
               <w:jc w:val="right"/>
             </w:pPr>
             <w:r/>
             <w:r>
               <w:rPr>
+                <w:b w:val="0"/>
                 <w:sz w:val="17"/>
               </w:rPr>
               <w:t>43,5 %</w:t>
+            </w:r>
+          </w:p>
+        </w:tc>
+      </w:tr>
+      <w:tr>
+        <w:tc>
+          <w:tcPr>
+            <w:tcW w:type="dxa" w:w="3628"/>
+            <w:shd w:val="clear" w:color="auto" w:fill="F6F8FA"/>
+          </w:tcPr>
+          <w:p>
+            <w:pPr>
+              <w:spacing w:after="0"/>
+            </w:pPr>
+            <w:r/>
+            <w:r>
+              <w:rPr>
+                <w:b w:val="0"/>
+                <w:sz w:val="17"/>
+              </w:rPr>
+              <w:t>Veiklos pelnas, mln. EUR</w:t>
+            </w:r>
+            <w:hyperlink r:id="rId15">
+              <w:r>
+                <w:rPr>
+                  <w:color w:val="2A78D6"/>
+                  <w:vertAlign w:val="superscript"/>
+                  <w:sz w:val="14"/>
+                </w:rPr>
+                <w:t xml:space="preserve">9</w:t>
+              </w:r>
+            </w:hyperlink>
+            <w:r>
+              <w:rPr>
+                <w:color w:val="2A78D6"/>
+                <w:vertAlign w:val="superscript"/>
+              </w:rPr>
+              <w:t>,</w:t>
+            </w:r>
+            <w:hyperlink r:id="rId11">
+              <w:r>
+                <w:rPr>
+                  <w:color w:val="2A78D6"/>
+                  <w:vertAlign w:val="superscript"/>
+                  <w:sz w:val="14"/>
+                </w:rPr>
+                <w:t xml:space="preserve">2</w:t>
+              </w:r>
+            </w:hyperlink>
+          </w:p>
+        </w:tc>
+        <w:tc>
+          <w:tcPr>
+            <w:tcW w:type="dxa" w:w="1474"/>
+            <w:shd w:val="clear" w:color="auto" w:fill="F6F8FA"/>
+          </w:tcPr>
+          <w:p>
+            <w:pPr>
+              <w:spacing w:after="0"/>
+              <w:jc w:val="right"/>
+            </w:pPr>
+            <w:r/>
+            <w:r>
+              <w:rPr>
+                <w:b w:val="0"/>
+                <w:sz w:val="17"/>
+              </w:rPr>
+              <w:t>29,1</w:t>
+            </w:r>
+          </w:p>
+        </w:tc>
+        <w:tc>
+          <w:tcPr>
+            <w:tcW w:type="dxa" w:w="1474"/>
+            <w:shd w:val="clear" w:color="auto" w:fill="F6F8FA"/>
+          </w:tcPr>
+          <w:p>
+            <w:pPr>
+              <w:spacing w:after="0"/>
+              <w:jc w:val="right"/>
+            </w:pPr>
+            <w:r/>
+            <w:r>
+              <w:rPr>
+                <w:b w:val="0"/>
+                <w:sz w:val="17"/>
+              </w:rPr>
+              <w:t>32,7</w:t>
+            </w:r>
+          </w:p>
+        </w:tc>
+        <w:tc>
+          <w:tcPr>
+            <w:tcW w:type="dxa" w:w="1474"/>
+            <w:shd w:val="clear" w:color="auto" w:fill="F6F8FA"/>
+          </w:tcPr>
+          <w:p>
+            <w:pPr>
+              <w:spacing w:after="0"/>
+              <w:jc w:val="right"/>
+            </w:pPr>
+            <w:r/>
+            <w:r>
+              <w:rPr>
+                <w:b w:val="0"/>
+                <w:sz w:val="17"/>
+              </w:rPr>
+              <w:t>18,3</w:t>
+            </w:r>
+          </w:p>
+        </w:tc>
+        <w:tc>
+          <w:tcPr>
+            <w:tcW w:type="dxa" w:w="1474"/>
+            <w:shd w:val="clear" w:color="auto" w:fill="F6F8FA"/>
+          </w:tcPr>
+          <w:p>
+            <w:pPr>
+              <w:spacing w:after="0"/>
+              <w:jc w:val="right"/>
+            </w:pPr>
+            <w:r/>
+            <w:r>
+              <w:rPr>
+                <w:b w:val="0"/>
+                <w:sz w:val="17"/>
+              </w:rPr>
+              <w:t>13,6</w:t>
+            </w:r>
+          </w:p>
+        </w:tc>
+      </w:tr>
+      <w:tr>
+        <w:tc>
+          <w:tcPr>
+            <w:tcW w:type="dxa" w:w="3628"/>
+          </w:tcPr>
+          <w:p>
+            <w:pPr>
+              <w:spacing w:after="0"/>
+            </w:pPr>
+            <w:r/>
+            <w:r>
+              <w:rPr>
+                <w:b w:val="0"/>
+                <w:sz w:val="17"/>
+              </w:rPr>
+              <w:t>Grynasis pelnas, mln. EUR</w:t>
+            </w:r>
+            <w:hyperlink r:id="rId15">
+              <w:r>
+                <w:rPr>
+                  <w:color w:val="2A78D6"/>
+                  <w:vertAlign w:val="superscript"/>
+                  <w:sz w:val="14"/>
+                </w:rPr>
+                <w:t xml:space="preserve">9</w:t>
+              </w:r>
+            </w:hyperlink>
+            <w:r>
+              <w:rPr>
+                <w:color w:val="2A78D6"/>
+                <w:vertAlign w:val="superscript"/>
+              </w:rPr>
+              <w:t>,</w:t>
+            </w:r>
+            <w:hyperlink r:id="rId11">
+              <w:r>
+                <w:rPr>
+                  <w:color w:val="2A78D6"/>
+                  <w:vertAlign w:val="superscript"/>
+                  <w:sz w:val="14"/>
+                </w:rPr>
+                <w:t xml:space="preserve">2</w:t>
+              </w:r>
+            </w:hyperlink>
+          </w:p>
+        </w:tc>
+        <w:tc>
+          <w:tcPr>
+            <w:tcW w:type="dxa" w:w="1474"/>
+          </w:tcPr>
+          <w:p>
+            <w:pPr>
+              <w:spacing w:after="0"/>
+              <w:jc w:val="right"/>
+            </w:pPr>
+            <w:r/>
+            <w:r>
+              <w:rPr>
+                <w:b w:val="0"/>
+                <w:sz w:val="17"/>
+              </w:rPr>
+              <w:t>19,2</w:t>
             </w:r>
           </w:p>
         </w:tc>
@@ -667,96 +1410,17 @@
             <w:tcW w:type="dxa" w:w="1474"/>
           </w:tcPr>
           <w:p>
-            <w:r/>
-            <w:r>
-              <w:rPr>
-                <w:sz w:val="17"/>
-              </w:rPr>
-              <w:t>P1 p.4; P3</w:t>
-            </w:r>
-          </w:p>
-        </w:tc>
-      </w:tr>
-      <w:tr>
-        <w:tc>
-          <w:tcPr>
-            <w:tcW w:type="dxa" w:w="2835"/>
-          </w:tcPr>
-          <w:p>
-            <w:r/>
-            <w:r>
-              <w:rPr>
-                <w:sz w:val="17"/>
-              </w:rPr>
-              <w:t>Veiklos pelnas, mln. EUR</w:t>
-            </w:r>
-          </w:p>
-        </w:tc>
-        <w:tc>
-          <w:tcPr>
-            <w:tcW w:type="dxa" w:w="1191"/>
-          </w:tcPr>
-          <w:p>
             <w:pPr>
+              <w:spacing w:after="0"/>
               <w:jc w:val="right"/>
             </w:pPr>
             <w:r/>
             <w:r>
               <w:rPr>
+                <w:b w:val="0"/>
                 <w:sz w:val="17"/>
               </w:rPr>
-              <w:t>29,1</w:t>
-            </w:r>
-          </w:p>
-        </w:tc>
-        <w:tc>
-          <w:tcPr>
-            <w:tcW w:type="dxa" w:w="1191"/>
-          </w:tcPr>
-          <w:p>
-            <w:pPr>
-              <w:jc w:val="right"/>
-            </w:pPr>
-            <w:r/>
-            <w:r>
-              <w:rPr>
-                <w:sz w:val="17"/>
-              </w:rPr>
-              <w:t>32,7</w:t>
-            </w:r>
-          </w:p>
-        </w:tc>
-        <w:tc>
-          <w:tcPr>
-            <w:tcW w:type="dxa" w:w="1191"/>
-          </w:tcPr>
-          <w:p>
-            <w:pPr>
-              <w:jc w:val="right"/>
-            </w:pPr>
-            <w:r/>
-            <w:r>
-              <w:rPr>
-                <w:sz w:val="17"/>
-              </w:rPr>
-              <w:t>18,3</w:t>
-            </w:r>
-          </w:p>
-        </w:tc>
-        <w:tc>
-          <w:tcPr>
-            <w:tcW w:type="dxa" w:w="1191"/>
-          </w:tcPr>
-          <w:p>
-            <w:pPr>
-              <w:jc w:val="right"/>
-            </w:pPr>
-            <w:r/>
-            <w:r>
-              <w:rPr>
-                <w:sz w:val="17"/>
-              </w:rPr>
-              <w:t>13,6</w:t>
+              <w:t>22,5</w:t>
             </w:r>
           </w:p>
         </w:tc>
@@ -765,76 +1429,14 @@
             <w:tcW w:type="dxa" w:w="1474"/>
           </w:tcPr>
           <w:p>
-            <w:r/>
-            <w:r>
-              <w:rPr>
-                <w:sz w:val="17"/>
-              </w:rPr>
-              <w:t>P1 p.4; P3</w:t>
-            </w:r>
-          </w:p>
-        </w:tc>
-      </w:tr>
-      <w:tr>
-        <w:tc>
-          <w:tcPr>
-            <w:tcW w:type="dxa" w:w="2835"/>
-          </w:tcPr>
-          <w:p>
-            <w:r/>
-            <w:r>
-              <w:rPr>
-                <w:sz w:val="17"/>
-              </w:rPr>
-              <w:t>Grynasis pelnas, mln. EUR</w:t>
-            </w:r>
-          </w:p>
-        </w:tc>
-        <w:tc>
-          <w:tcPr>
-            <w:tcW w:type="dxa" w:w="1191"/>
-          </w:tcPr>
-          <w:p>
             <w:pPr>
+              <w:spacing w:after="0"/>
               <w:jc w:val="right"/>
             </w:pPr>
             <w:r/>
             <w:r>
               <w:rPr>
-                <w:sz w:val="17"/>
-              </w:rPr>
-              <w:t>19,2</w:t>
-            </w:r>
-          </w:p>
-        </w:tc>
-        <w:tc>
-          <w:tcPr>
-            <w:tcW w:type="dxa" w:w="1191"/>
-          </w:tcPr>
-          <w:p>
-            <w:pPr>
-              <w:jc w:val="right"/>
-            </w:pPr>
-            <w:r/>
-            <w:r>
-              <w:rPr>
-                <w:sz w:val="17"/>
-              </w:rPr>
-              <w:t>22,5</w:t>
-            </w:r>
-          </w:p>
-        </w:tc>
-        <w:tc>
-          <w:tcPr>
-            <w:tcW w:type="dxa" w:w="1191"/>
-          </w:tcPr>
-          <w:p>
-            <w:pPr>
-              <w:jc w:val="right"/>
-            </w:pPr>
-            <w:r/>
-            <w:r>
-              <w:rPr>
+                <w:b w:val="0"/>
                 <w:sz w:val="17"/>
               </w:rPr>
               <w:t>10,3</w:t>
@@ -843,32 +1445,20 @@
         </w:tc>
         <w:tc>
           <w:tcPr>
-            <w:tcW w:type="dxa" w:w="1191"/>
+            <w:tcW w:type="dxa" w:w="1474"/>
           </w:tcPr>
           <w:p>
             <w:pPr>
+              <w:spacing w:after="0"/>
               <w:jc w:val="right"/>
             </w:pPr>
             <w:r/>
             <w:r>
               <w:rPr>
+                <w:b w:val="0"/>
                 <w:sz w:val="17"/>
               </w:rPr>
               <w:t>6,0</w:t>
-            </w:r>
-          </w:p>
-        </w:tc>
-        <w:tc>
-          <w:tcPr>
-            <w:tcW w:type="dxa" w:w="1474"/>
-          </w:tcPr>
-          <w:p>
-            <w:r/>
-            <w:r>
-              <w:rPr>
-                <w:sz w:val="17"/>
-              </w:rPr>
-              <w:t>P1 p.4; P3</w:t>
             </w:r>
           </w:p>
         </w:tc>
@@ -876,29 +1466,64 @@
       <w:tr>
         <w:tc>
           <w:tcPr>
-            <w:tcW w:type="dxa" w:w="2835"/>
+            <w:tcW w:type="dxa" w:w="3628"/>
+            <w:shd w:val="clear" w:color="auto" w:fill="F6F8FA"/>
           </w:tcPr>
           <w:p>
+            <w:pPr>
+              <w:spacing w:after="0"/>
+            </w:pPr>
             <w:r/>
             <w:r>
               <w:rPr>
+                <w:b w:val="0"/>
                 <w:sz w:val="17"/>
               </w:rPr>
               <w:t>Investicijos, mln. EUR</w:t>
             </w:r>
+            <w:hyperlink r:id="rId15">
+              <w:r>
+                <w:rPr>
+                  <w:color w:val="2A78D6"/>
+                  <w:vertAlign w:val="superscript"/>
+                  <w:sz w:val="14"/>
+                </w:rPr>
+                <w:t xml:space="preserve">9</w:t>
+              </w:r>
+            </w:hyperlink>
+            <w:r>
+              <w:rPr>
+                <w:color w:val="2A78D6"/>
+                <w:vertAlign w:val="superscript"/>
+              </w:rPr>
+              <w:t>,</w:t>
+            </w:r>
+            <w:hyperlink r:id="rId11">
+              <w:r>
+                <w:rPr>
+                  <w:color w:val="2A78D6"/>
+                  <w:vertAlign w:val="superscript"/>
+                  <w:sz w:val="14"/>
+                </w:rPr>
+                <w:t xml:space="preserve">2</w:t>
+              </w:r>
+            </w:hyperlink>
           </w:p>
         </w:tc>
         <w:tc>
           <w:tcPr>
-            <w:tcW w:type="dxa" w:w="1191"/>
+            <w:tcW w:type="dxa" w:w="1474"/>
+            <w:shd w:val="clear" w:color="auto" w:fill="F6F8FA"/>
           </w:tcPr>
           <w:p>
             <w:pPr>
+              <w:spacing w:after="0"/>
               <w:jc w:val="right"/>
             </w:pPr>
             <w:r/>
             <w:r>
               <w:rPr>
+                <w:b w:val="0"/>
                 <w:sz w:val="17"/>
               </w:rPr>
               <w:t>38,8</w:t>
@@ -907,15 +1532,18 @@
         </w:tc>
         <w:tc>
           <w:tcPr>
-            <w:tcW w:type="dxa" w:w="1191"/>
+            <w:tcW w:type="dxa" w:w="1474"/>
+            <w:shd w:val="clear" w:color="auto" w:fill="F6F8FA"/>
           </w:tcPr>
           <w:p>
             <w:pPr>
+              <w:spacing w:after="0"/>
               <w:jc w:val="right"/>
             </w:pPr>
             <w:r/>
             <w:r>
               <w:rPr>
+                <w:b w:val="0"/>
                 <w:sz w:val="17"/>
               </w:rPr>
               <w:t>33,2</w:t>
@@ -924,15 +1552,18 @@
         </w:tc>
         <w:tc>
           <w:tcPr>
-            <w:tcW w:type="dxa" w:w="1191"/>
+            <w:tcW w:type="dxa" w:w="1474"/>
+            <w:shd w:val="clear" w:color="auto" w:fill="F6F8FA"/>
           </w:tcPr>
           <w:p>
             <w:pPr>
+              <w:spacing w:after="0"/>
               <w:jc w:val="right"/>
             </w:pPr>
             <w:r/>
             <w:r>
               <w:rPr>
+                <w:b w:val="0"/>
                 <w:sz w:val="17"/>
               </w:rPr>
               <w:t>12,0</w:t>
@@ -941,19 +1572,69 @@
         </w:tc>
         <w:tc>
           <w:tcPr>
-            <w:tcW w:type="dxa" w:w="1191"/>
+            <w:tcW w:type="dxa" w:w="1474"/>
+            <w:shd w:val="clear" w:color="auto" w:fill="F6F8FA"/>
           </w:tcPr>
           <w:p>
             <w:pPr>
+              <w:spacing w:after="0"/>
               <w:jc w:val="right"/>
             </w:pPr>
             <w:r/>
             <w:r>
               <w:rPr>
+                <w:b w:val="0"/>
                 <w:sz w:val="17"/>
               </w:rPr>
               <w:t>3,5</w:t>
             </w:r>
+          </w:p>
+        </w:tc>
+      </w:tr>
+      <w:tr>
+        <w:tc>
+          <w:tcPr>
+            <w:tcW w:type="dxa" w:w="3628"/>
+          </w:tcPr>
+          <w:p>
+            <w:pPr>
+              <w:spacing w:after="0"/>
+            </w:pPr>
+            <w:r/>
+            <w:r>
+              <w:rPr>
+                <w:b w:val="0"/>
+                <w:sz w:val="17"/>
+              </w:rPr>
+              <w:t>Grynoji skola, mln. EUR</w:t>
+            </w:r>
+            <w:hyperlink r:id="rId15">
+              <w:r>
+                <w:rPr>
+                  <w:color w:val="2A78D6"/>
+                  <w:vertAlign w:val="superscript"/>
+                  <w:sz w:val="14"/>
+                </w:rPr>
+                <w:t xml:space="preserve">9</w:t>
+              </w:r>
+            </w:hyperlink>
+            <w:r>
+              <w:rPr>
+                <w:color w:val="2A78D6"/>
+                <w:vertAlign w:val="superscript"/>
+              </w:rPr>
+              <w:t>,</w:t>
+            </w:r>
+            <w:hyperlink r:id="rId11">
+              <w:r>
+                <w:rPr>
+                  <w:color w:val="2A78D6"/>
+                  <w:vertAlign w:val="superscript"/>
+                  <w:sz w:val="14"/>
+                </w:rPr>
+                <w:t xml:space="preserve">2</w:t>
+              </w:r>
+            </w:hyperlink>
           </w:p>
         </w:tc>
         <w:tc>
@@ -961,545 +1642,14 @@
             <w:tcW w:type="dxa" w:w="1474"/>
           </w:tcPr>
           <w:p>
-            <w:r/>
-            <w:r>
-              <w:rPr>
-                <w:sz w:val="17"/>
-              </w:rPr>
-              <w:t>P1 p.4; P3</w:t>
-            </w:r>
-          </w:p>
-        </w:tc>
-      </w:tr>
-      <w:tr>
-        <w:tc>
-          <w:tcPr>
-            <w:tcW w:type="dxa" w:w="2835"/>
-          </w:tcPr>
-          <w:p>
-            <w:r/>
-            <w:r>
-              <w:rPr>
-                <w:sz w:val="17"/>
-              </w:rPr>
-              <w:t>Grynoji skola, mln. EUR</w:t>
-            </w:r>
-          </w:p>
-        </w:tc>
-        <w:tc>
-          <w:tcPr>
-            <w:tcW w:type="dxa" w:w="1191"/>
-          </w:tcPr>
-          <w:p>
-            <w:r/>
-            <w:r>
-              <w:rPr>
-                <w:sz w:val="17"/>
-              </w:rPr>
-              <w:t>–</w:t>
-            </w:r>
-          </w:p>
-        </w:tc>
-        <w:tc>
-          <w:tcPr>
-            <w:tcW w:type="dxa" w:w="1191"/>
-          </w:tcPr>
-          <w:p>
             <w:pPr>
+              <w:spacing w:after="0"/>
               <w:jc w:val="right"/>
             </w:pPr>
             <w:r/>
             <w:r>
               <w:rPr>
-                <w:sz w:val="17"/>
-              </w:rPr>
-              <w:t>141,7</w:t>
-            </w:r>
-          </w:p>
-        </w:tc>
-        <w:tc>
-          <w:tcPr>
-            <w:tcW w:type="dxa" w:w="1191"/>
-          </w:tcPr>
-          <w:p>
-            <w:pPr>
-              <w:jc w:val="right"/>
-            </w:pPr>
-            <w:r/>
-            <w:r>
-              <w:rPr>
-                <w:sz w:val="17"/>
-              </w:rPr>
-              <w:t>143,7</w:t>
-            </w:r>
-          </w:p>
-        </w:tc>
-        <w:tc>
-          <w:tcPr>
-            <w:tcW w:type="dxa" w:w="1191"/>
-          </w:tcPr>
-          <w:p>
-            <w:pPr>
-              <w:jc w:val="right"/>
-            </w:pPr>
-            <w:r/>
-            <w:r>
-              <w:rPr>
-                <w:sz w:val="17"/>
-              </w:rPr>
-              <w:t>145,8</w:t>
-            </w:r>
-          </w:p>
-        </w:tc>
-        <w:tc>
-          <w:tcPr>
-            <w:tcW w:type="dxa" w:w="1474"/>
-          </w:tcPr>
-          <w:p>
-            <w:r/>
-            <w:r>
-              <w:rPr>
-                <w:sz w:val="17"/>
-              </w:rPr>
-              <w:t>P1 p.4; P3</w:t>
-            </w:r>
-          </w:p>
-        </w:tc>
-      </w:tr>
-      <w:tr>
-        <w:tc>
-          <w:tcPr>
-            <w:tcW w:type="dxa" w:w="2835"/>
-          </w:tcPr>
-          <w:p>
-            <w:r/>
-            <w:r>
-              <w:rPr>
-                <w:sz w:val="17"/>
-              </w:rPr>
-              <w:t>Grynoji skola / EBITDA</w:t>
-            </w:r>
-          </w:p>
-        </w:tc>
-        <w:tc>
-          <w:tcPr>
-            <w:tcW w:type="dxa" w:w="1191"/>
-          </w:tcPr>
-          <w:p>
-            <w:r/>
-            <w:r>
-              <w:rPr>
-                <w:sz w:val="17"/>
-              </w:rPr>
-              <w:t>–</w:t>
-            </w:r>
-          </w:p>
-        </w:tc>
-        <w:tc>
-          <w:tcPr>
-            <w:tcW w:type="dxa" w:w="1191"/>
-          </w:tcPr>
-          <w:p>
-            <w:pPr>
-              <w:jc w:val="right"/>
-            </w:pPr>
-            <w:r/>
-            <w:r>
-              <w:rPr>
-                <w:sz w:val="17"/>
-              </w:rPr>
-              <w:t>2,51xᶜ</w:t>
-            </w:r>
-          </w:p>
-        </w:tc>
-        <w:tc>
-          <w:tcPr>
-            <w:tcW w:type="dxa" w:w="1191"/>
-          </w:tcPr>
-          <w:p>
-            <w:r/>
-            <w:r>
-              <w:rPr>
-                <w:sz w:val="17"/>
-              </w:rPr>
-              <w:t>–</w:t>
-            </w:r>
-          </w:p>
-        </w:tc>
-        <w:tc>
-          <w:tcPr>
-            <w:tcW w:type="dxa" w:w="1191"/>
-          </w:tcPr>
-          <w:p>
-            <w:pPr>
-              <w:jc w:val="right"/>
-            </w:pPr>
-            <w:r/>
-            <w:r>
-              <w:rPr>
-                <w:sz w:val="17"/>
-              </w:rPr>
-              <w:t>2,78xᶜ</w:t>
-            </w:r>
-          </w:p>
-        </w:tc>
-        <w:tc>
-          <w:tcPr>
-            <w:tcW w:type="dxa" w:w="1474"/>
-          </w:tcPr>
-          <w:p>
-            <w:r/>
-            <w:r>
-              <w:rPr>
-                <w:sz w:val="17"/>
-              </w:rPr>
-            </w:r>
-          </w:p>
-        </w:tc>
-      </w:tr>
-      <w:tr>
-        <w:tc>
-          <w:tcPr>
-            <w:tcW w:type="dxa" w:w="2835"/>
-          </w:tcPr>
-          <w:p>
-            <w:r/>
-            <w:r>
-              <w:rPr>
-                <w:sz w:val="17"/>
-              </w:rPr>
-              <w:t>Nuosavo kapitalo dalis</w:t>
-            </w:r>
-          </w:p>
-        </w:tc>
-        <w:tc>
-          <w:tcPr>
-            <w:tcW w:type="dxa" w:w="1191"/>
-          </w:tcPr>
-          <w:p>
-            <w:r/>
-            <w:r>
-              <w:rPr>
-                <w:sz w:val="17"/>
-              </w:rPr>
-              <w:t>–</w:t>
-            </w:r>
-          </w:p>
-        </w:tc>
-        <w:tc>
-          <w:tcPr>
-            <w:tcW w:type="dxa" w:w="1191"/>
-          </w:tcPr>
-          <w:p>
-            <w:pPr>
-              <w:jc w:val="right"/>
-            </w:pPr>
-            <w:r/>
-            <w:r>
-              <w:rPr>
-                <w:sz w:val="17"/>
-              </w:rPr>
-              <w:t>61,2 %ᶜ</w:t>
-            </w:r>
-          </w:p>
-        </w:tc>
-        <w:tc>
-          <w:tcPr>
-            <w:tcW w:type="dxa" w:w="1191"/>
-          </w:tcPr>
-          <w:p>
-            <w:r/>
-            <w:r>
-              <w:rPr>
-                <w:sz w:val="17"/>
-              </w:rPr>
-              <w:t>–</w:t>
-            </w:r>
-          </w:p>
-        </w:tc>
-        <w:tc>
-          <w:tcPr>
-            <w:tcW w:type="dxa" w:w="1191"/>
-          </w:tcPr>
-          <w:p>
-            <w:pPr>
-              <w:jc w:val="right"/>
-            </w:pPr>
-            <w:r/>
-            <w:r>
-              <w:rPr>
-                <w:sz w:val="17"/>
-              </w:rPr>
-              <w:t>59,8 %ᶜ</w:t>
-            </w:r>
-          </w:p>
-        </w:tc>
-        <w:tc>
-          <w:tcPr>
-            <w:tcW w:type="dxa" w:w="1474"/>
-          </w:tcPr>
-          <w:p>
-            <w:r/>
-            <w:r>
-              <w:rPr>
-                <w:sz w:val="17"/>
-              </w:rPr>
-            </w:r>
-          </w:p>
-        </w:tc>
-      </w:tr>
-      <w:tr>
-        <w:tc>
-          <w:tcPr>
-            <w:tcW w:type="dxa" w:w="2835"/>
-          </w:tcPr>
-          <w:p>
-            <w:r/>
-            <w:r>
-              <w:rPr>
-                <w:sz w:val="17"/>
-              </w:rPr>
-              <w:t>Krovinių kiekis, mln. t</w:t>
-            </w:r>
-          </w:p>
-        </w:tc>
-        <w:tc>
-          <w:tcPr>
-            <w:tcW w:type="dxa" w:w="1191"/>
-          </w:tcPr>
-          <w:p>
-            <w:r/>
-            <w:r>
-              <w:rPr>
-                <w:sz w:val="17"/>
-              </w:rPr>
-              <w:t>–</w:t>
-            </w:r>
-          </w:p>
-        </w:tc>
-        <w:tc>
-          <w:tcPr>
-            <w:tcW w:type="dxa" w:w="1191"/>
-          </w:tcPr>
-          <w:p>
-            <w:r/>
-            <w:r>
-              <w:rPr>
-                <w:sz w:val="17"/>
-              </w:rPr>
-              <w:t>–</w:t>
-            </w:r>
-          </w:p>
-        </w:tc>
-        <w:tc>
-          <w:tcPr>
-            <w:tcW w:type="dxa" w:w="1191"/>
-          </w:tcPr>
-          <w:p>
-            <w:pPr>
-              <w:jc w:val="right"/>
-            </w:pPr>
-            <w:r/>
-            <w:r>
-              <w:rPr>
-                <w:sz w:val="17"/>
-              </w:rPr>
-              <w:t>6,83</w:t>
-            </w:r>
-          </w:p>
-        </w:tc>
-        <w:tc>
-          <w:tcPr>
-            <w:tcW w:type="dxa" w:w="1191"/>
-          </w:tcPr>
-          <w:p>
-            <w:pPr>
-              <w:jc w:val="right"/>
-            </w:pPr>
-            <w:r/>
-            <w:r>
-              <w:rPr>
-                <w:sz w:val="17"/>
-              </w:rPr>
-              <w:t>6,48</w:t>
-            </w:r>
-          </w:p>
-        </w:tc>
-        <w:tc>
-          <w:tcPr>
-            <w:tcW w:type="dxa" w:w="1474"/>
-          </w:tcPr>
-          <w:p>
-            <w:r/>
-            <w:r>
-              <w:rPr>
-                <w:sz w:val="17"/>
-              </w:rPr>
-              <w:t>P1 p.4</w:t>
-            </w:r>
-          </w:p>
-        </w:tc>
-      </w:tr>
-      <w:tr>
-        <w:tc>
-          <w:tcPr>
-            <w:tcW w:type="dxa" w:w="2835"/>
-          </w:tcPr>
-          <w:p>
-            <w:r/>
-            <w:r>
-              <w:rPr>
-                <w:sz w:val="17"/>
-              </w:rPr>
-              <w:t>Keleiviai, mln.</w:t>
-            </w:r>
-          </w:p>
-        </w:tc>
-        <w:tc>
-          <w:tcPr>
-            <w:tcW w:type="dxa" w:w="1191"/>
-          </w:tcPr>
-          <w:p>
-            <w:r/>
-            <w:r>
-              <w:rPr>
-                <w:sz w:val="17"/>
-              </w:rPr>
-              <w:t>–</w:t>
-            </w:r>
-          </w:p>
-        </w:tc>
-        <w:tc>
-          <w:tcPr>
-            <w:tcW w:type="dxa" w:w="1191"/>
-          </w:tcPr>
-          <w:p>
-            <w:r/>
-            <w:r>
-              <w:rPr>
-                <w:sz w:val="17"/>
-              </w:rPr>
-              <w:t>–</w:t>
-            </w:r>
-          </w:p>
-        </w:tc>
-        <w:tc>
-          <w:tcPr>
-            <w:tcW w:type="dxa" w:w="1191"/>
-          </w:tcPr>
-          <w:p>
-            <w:pPr>
-              <w:jc w:val="right"/>
-            </w:pPr>
-            <w:r/>
-            <w:r>
-              <w:rPr>
-                <w:sz w:val="17"/>
-              </w:rPr>
-              <w:t>3,66</w:t>
-            </w:r>
-          </w:p>
-        </w:tc>
-        <w:tc>
-          <w:tcPr>
-            <w:tcW w:type="dxa" w:w="1191"/>
-          </w:tcPr>
-          <w:p>
-            <w:pPr>
-              <w:jc w:val="right"/>
-            </w:pPr>
-            <w:r/>
-            <w:r>
-              <w:rPr>
-                <w:sz w:val="17"/>
-              </w:rPr>
-              <w:t>3,59</w:t>
-            </w:r>
-          </w:p>
-        </w:tc>
-        <w:tc>
-          <w:tcPr>
-            <w:tcW w:type="dxa" w:w="1474"/>
-          </w:tcPr>
-          <w:p>
-            <w:r/>
-            <w:r>
-              <w:rPr>
-                <w:sz w:val="17"/>
-              </w:rPr>
-              <w:t>P1 p.4</w:t>
-            </w:r>
-          </w:p>
-        </w:tc>
-      </w:tr>
-      <w:tr>
-        <w:tc>
-          <w:tcPr>
-            <w:tcW w:type="dxa" w:w="2835"/>
-          </w:tcPr>
-          <w:p>
-            <w:r/>
-            <w:r>
-              <w:rPr>
-                <w:sz w:val="17"/>
-              </w:rPr>
-              <w:t>Dividendai akcijai, EUR</w:t>
-            </w:r>
-          </w:p>
-        </w:tc>
-        <w:tc>
-          <w:tcPr>
-            <w:tcW w:type="dxa" w:w="1191"/>
-          </w:tcPr>
-          <w:p>
-            <w:r/>
-            <w:r>
-              <w:rPr>
-                <w:sz w:val="17"/>
-              </w:rPr>
-              <w:t>–</w:t>
-            </w:r>
-          </w:p>
-        </w:tc>
-        <w:tc>
-          <w:tcPr>
-            <w:tcW w:type="dxa" w:w="1191"/>
-          </w:tcPr>
-          <w:p>
-            <w:pPr>
-              <w:jc w:val="right"/>
-            </w:pPr>
-            <w:r/>
-            <w:r>
-              <w:rPr>
-                <w:sz w:val="17"/>
-              </w:rPr>
-              <w:t>0,073</w:t>
-            </w:r>
-          </w:p>
-        </w:tc>
-        <w:tc>
-          <w:tcPr>
-            <w:tcW w:type="dxa" w:w="1191"/>
-          </w:tcPr>
-          <w:p>
-            <w:r/>
-            <w:r>
-              <w:rPr>
-                <w:sz w:val="17"/>
-              </w:rPr>
-              <w:t>–</w:t>
-            </w:r>
-          </w:p>
-        </w:tc>
-        <w:tc>
-          <w:tcPr>
-            <w:tcW w:type="dxa" w:w="1191"/>
-          </w:tcPr>
-          <w:p>
-            <w:r/>
-            <w:r>
-              <w:rPr>
+                <w:b w:val="0"/>
                 <w:sz w:val="17"/>
               </w:rPr>
               <w:t>–</w:t>
@@ -1511,90 +1661,643 @@
             <w:tcW w:type="dxa" w:w="1474"/>
           </w:tcPr>
           <w:p>
+            <w:pPr>
+              <w:spacing w:after="0"/>
+              <w:jc w:val="right"/>
+            </w:pPr>
             <w:r/>
             <w:r>
               <w:rPr>
+                <w:b w:val="0"/>
                 <w:sz w:val="17"/>
               </w:rPr>
-              <w:t>P1 p.14</w:t>
+              <w:t>141,7</w:t>
+            </w:r>
+          </w:p>
+        </w:tc>
+        <w:tc>
+          <w:tcPr>
+            <w:tcW w:type="dxa" w:w="1474"/>
+          </w:tcPr>
+          <w:p>
+            <w:pPr>
+              <w:spacing w:after="0"/>
+              <w:jc w:val="right"/>
+            </w:pPr>
+            <w:r/>
+            <w:r>
+              <w:rPr>
+                <w:b w:val="0"/>
+                <w:sz w:val="17"/>
+              </w:rPr>
+              <w:t>143,7</w:t>
+            </w:r>
+          </w:p>
+        </w:tc>
+        <w:tc>
+          <w:tcPr>
+            <w:tcW w:type="dxa" w:w="1474"/>
+          </w:tcPr>
+          <w:p>
+            <w:pPr>
+              <w:spacing w:after="0"/>
+              <w:jc w:val="right"/>
+            </w:pPr>
+            <w:r/>
+            <w:r>
+              <w:rPr>
+                <w:b w:val="0"/>
+                <w:sz w:val="17"/>
+              </w:rPr>
+              <w:t>145,8</w:t>
+            </w:r>
+          </w:p>
+        </w:tc>
+      </w:tr>
+      <w:tr>
+        <w:tc>
+          <w:tcPr>
+            <w:tcW w:type="dxa" w:w="3628"/>
+            <w:shd w:val="clear" w:color="auto" w:fill="F6F8FA"/>
+          </w:tcPr>
+          <w:p>
+            <w:pPr>
+              <w:spacing w:after="0"/>
+            </w:pPr>
+            <w:r/>
+            <w:r>
+              <w:rPr>
+                <w:b w:val="0"/>
+                <w:sz w:val="17"/>
+              </w:rPr>
+              <w:t>Grynoji skola / EBITDA</w:t>
+            </w:r>
+          </w:p>
+        </w:tc>
+        <w:tc>
+          <w:tcPr>
+            <w:tcW w:type="dxa" w:w="1474"/>
+            <w:shd w:val="clear" w:color="auto" w:fill="F6F8FA"/>
+          </w:tcPr>
+          <w:p>
+            <w:pPr>
+              <w:spacing w:after="0"/>
+              <w:jc w:val="right"/>
+            </w:pPr>
+            <w:r/>
+            <w:r>
+              <w:rPr>
+                <w:b w:val="0"/>
+                <w:sz w:val="17"/>
+              </w:rPr>
+              <w:t>–</w:t>
+            </w:r>
+          </w:p>
+        </w:tc>
+        <w:tc>
+          <w:tcPr>
+            <w:tcW w:type="dxa" w:w="1474"/>
+            <w:shd w:val="clear" w:color="auto" w:fill="F6F8FA"/>
+          </w:tcPr>
+          <w:p>
+            <w:pPr>
+              <w:spacing w:after="0"/>
+              <w:jc w:val="right"/>
+            </w:pPr>
+            <w:r/>
+            <w:r>
+              <w:rPr>
+                <w:b w:val="0"/>
+                <w:sz w:val="17"/>
+              </w:rPr>
+              <w:t>2,51xᶜ</w:t>
+            </w:r>
+          </w:p>
+        </w:tc>
+        <w:tc>
+          <w:tcPr>
+            <w:tcW w:type="dxa" w:w="1474"/>
+            <w:shd w:val="clear" w:color="auto" w:fill="F6F8FA"/>
+          </w:tcPr>
+          <w:p>
+            <w:pPr>
+              <w:spacing w:after="0"/>
+              <w:jc w:val="right"/>
+            </w:pPr>
+            <w:r/>
+            <w:r>
+              <w:rPr>
+                <w:b w:val="0"/>
+                <w:sz w:val="17"/>
+              </w:rPr>
+              <w:t>–</w:t>
+            </w:r>
+          </w:p>
+        </w:tc>
+        <w:tc>
+          <w:tcPr>
+            <w:tcW w:type="dxa" w:w="1474"/>
+            <w:shd w:val="clear" w:color="auto" w:fill="F6F8FA"/>
+          </w:tcPr>
+          <w:p>
+            <w:pPr>
+              <w:spacing w:after="0"/>
+              <w:jc w:val="right"/>
+            </w:pPr>
+            <w:r/>
+            <w:r>
+              <w:rPr>
+                <w:b w:val="0"/>
+                <w:sz w:val="17"/>
+              </w:rPr>
+              <w:t>2,78xᶜ</w:t>
+            </w:r>
+          </w:p>
+        </w:tc>
+      </w:tr>
+      <w:tr>
+        <w:tc>
+          <w:tcPr>
+            <w:tcW w:type="dxa" w:w="3628"/>
+          </w:tcPr>
+          <w:p>
+            <w:pPr>
+              <w:spacing w:after="0"/>
+            </w:pPr>
+            <w:r/>
+            <w:r>
+              <w:rPr>
+                <w:b w:val="0"/>
+                <w:sz w:val="17"/>
+              </w:rPr>
+              <w:t>Nuosavo kapitalo dalis</w:t>
+            </w:r>
+          </w:p>
+        </w:tc>
+        <w:tc>
+          <w:tcPr>
+            <w:tcW w:type="dxa" w:w="1474"/>
+          </w:tcPr>
+          <w:p>
+            <w:pPr>
+              <w:spacing w:after="0"/>
+              <w:jc w:val="right"/>
+            </w:pPr>
+            <w:r/>
+            <w:r>
+              <w:rPr>
+                <w:b w:val="0"/>
+                <w:sz w:val="17"/>
+              </w:rPr>
+              <w:t>–</w:t>
+            </w:r>
+          </w:p>
+        </w:tc>
+        <w:tc>
+          <w:tcPr>
+            <w:tcW w:type="dxa" w:w="1474"/>
+          </w:tcPr>
+          <w:p>
+            <w:pPr>
+              <w:spacing w:after="0"/>
+              <w:jc w:val="right"/>
+            </w:pPr>
+            <w:r/>
+            <w:r>
+              <w:rPr>
+                <w:b w:val="0"/>
+                <w:sz w:val="17"/>
+              </w:rPr>
+              <w:t>61,2 %ᶜ</w:t>
+            </w:r>
+          </w:p>
+        </w:tc>
+        <w:tc>
+          <w:tcPr>
+            <w:tcW w:type="dxa" w:w="1474"/>
+          </w:tcPr>
+          <w:p>
+            <w:pPr>
+              <w:spacing w:after="0"/>
+              <w:jc w:val="right"/>
+            </w:pPr>
+            <w:r/>
+            <w:r>
+              <w:rPr>
+                <w:b w:val="0"/>
+                <w:sz w:val="17"/>
+              </w:rPr>
+              <w:t>–</w:t>
+            </w:r>
+          </w:p>
+        </w:tc>
+        <w:tc>
+          <w:tcPr>
+            <w:tcW w:type="dxa" w:w="1474"/>
+          </w:tcPr>
+          <w:p>
+            <w:pPr>
+              <w:spacing w:after="0"/>
+              <w:jc w:val="right"/>
+            </w:pPr>
+            <w:r/>
+            <w:r>
+              <w:rPr>
+                <w:b w:val="0"/>
+                <w:sz w:val="17"/>
+              </w:rPr>
+              <w:t>59,8 %ᶜ</w:t>
+            </w:r>
+          </w:p>
+        </w:tc>
+      </w:tr>
+      <w:tr>
+        <w:tc>
+          <w:tcPr>
+            <w:tcW w:type="dxa" w:w="3628"/>
+            <w:shd w:val="clear" w:color="auto" w:fill="F6F8FA"/>
+          </w:tcPr>
+          <w:p>
+            <w:pPr>
+              <w:spacing w:after="0"/>
+            </w:pPr>
+            <w:r/>
+            <w:r>
+              <w:rPr>
+                <w:b w:val="0"/>
+                <w:sz w:val="17"/>
+              </w:rPr>
+              <w:t>Krovinių kiekis, mln. t</w:t>
+            </w:r>
+            <w:hyperlink r:id="rId11">
+              <w:r>
+                <w:rPr>
+                  <w:color w:val="2A78D6"/>
+                  <w:vertAlign w:val="superscript"/>
+                  <w:sz w:val="14"/>
+                </w:rPr>
+                <w:t xml:space="preserve">2</w:t>
+              </w:r>
+            </w:hyperlink>
+          </w:p>
+        </w:tc>
+        <w:tc>
+          <w:tcPr>
+            <w:tcW w:type="dxa" w:w="1474"/>
+            <w:shd w:val="clear" w:color="auto" w:fill="F6F8FA"/>
+          </w:tcPr>
+          <w:p>
+            <w:pPr>
+              <w:spacing w:after="0"/>
+              <w:jc w:val="right"/>
+            </w:pPr>
+            <w:r/>
+            <w:r>
+              <w:rPr>
+                <w:b w:val="0"/>
+                <w:sz w:val="17"/>
+              </w:rPr>
+              <w:t>–</w:t>
+            </w:r>
+          </w:p>
+        </w:tc>
+        <w:tc>
+          <w:tcPr>
+            <w:tcW w:type="dxa" w:w="1474"/>
+            <w:shd w:val="clear" w:color="auto" w:fill="F6F8FA"/>
+          </w:tcPr>
+          <w:p>
+            <w:pPr>
+              <w:spacing w:after="0"/>
+              <w:jc w:val="right"/>
+            </w:pPr>
+            <w:r/>
+            <w:r>
+              <w:rPr>
+                <w:b w:val="0"/>
+                <w:sz w:val="17"/>
+              </w:rPr>
+              <w:t>–</w:t>
+            </w:r>
+          </w:p>
+        </w:tc>
+        <w:tc>
+          <w:tcPr>
+            <w:tcW w:type="dxa" w:w="1474"/>
+            <w:shd w:val="clear" w:color="auto" w:fill="F6F8FA"/>
+          </w:tcPr>
+          <w:p>
+            <w:pPr>
+              <w:spacing w:after="0"/>
+              <w:jc w:val="right"/>
+            </w:pPr>
+            <w:r/>
+            <w:r>
+              <w:rPr>
+                <w:b w:val="0"/>
+                <w:sz w:val="17"/>
+              </w:rPr>
+              <w:t>6,83</w:t>
+            </w:r>
+          </w:p>
+        </w:tc>
+        <w:tc>
+          <w:tcPr>
+            <w:tcW w:type="dxa" w:w="1474"/>
+            <w:shd w:val="clear" w:color="auto" w:fill="F6F8FA"/>
+          </w:tcPr>
+          <w:p>
+            <w:pPr>
+              <w:spacing w:after="0"/>
+              <w:jc w:val="right"/>
+            </w:pPr>
+            <w:r/>
+            <w:r>
+              <w:rPr>
+                <w:b w:val="0"/>
+                <w:sz w:val="17"/>
+              </w:rPr>
+              <w:t>6,48</w:t>
+            </w:r>
+          </w:p>
+        </w:tc>
+      </w:tr>
+      <w:tr>
+        <w:tc>
+          <w:tcPr>
+            <w:tcW w:type="dxa" w:w="3628"/>
+          </w:tcPr>
+          <w:p>
+            <w:pPr>
+              <w:spacing w:after="0"/>
+            </w:pPr>
+            <w:r/>
+            <w:r>
+              <w:rPr>
+                <w:b w:val="0"/>
+                <w:sz w:val="17"/>
+              </w:rPr>
+              <w:t>Keleiviai, mln.</w:t>
+            </w:r>
+            <w:hyperlink r:id="rId11">
+              <w:r>
+                <w:rPr>
+                  <w:color w:val="2A78D6"/>
+                  <w:vertAlign w:val="superscript"/>
+                  <w:sz w:val="14"/>
+                </w:rPr>
+                <w:t xml:space="preserve">2</w:t>
+              </w:r>
+            </w:hyperlink>
+          </w:p>
+        </w:tc>
+        <w:tc>
+          <w:tcPr>
+            <w:tcW w:type="dxa" w:w="1474"/>
+          </w:tcPr>
+          <w:p>
+            <w:pPr>
+              <w:spacing w:after="0"/>
+              <w:jc w:val="right"/>
+            </w:pPr>
+            <w:r/>
+            <w:r>
+              <w:rPr>
+                <w:b w:val="0"/>
+                <w:sz w:val="17"/>
+              </w:rPr>
+              <w:t>–</w:t>
+            </w:r>
+          </w:p>
+        </w:tc>
+        <w:tc>
+          <w:tcPr>
+            <w:tcW w:type="dxa" w:w="1474"/>
+          </w:tcPr>
+          <w:p>
+            <w:pPr>
+              <w:spacing w:after="0"/>
+              <w:jc w:val="right"/>
+            </w:pPr>
+            <w:r/>
+            <w:r>
+              <w:rPr>
+                <w:b w:val="0"/>
+                <w:sz w:val="17"/>
+              </w:rPr>
+              <w:t>–</w:t>
+            </w:r>
+          </w:p>
+        </w:tc>
+        <w:tc>
+          <w:tcPr>
+            <w:tcW w:type="dxa" w:w="1474"/>
+          </w:tcPr>
+          <w:p>
+            <w:pPr>
+              <w:spacing w:after="0"/>
+              <w:jc w:val="right"/>
+            </w:pPr>
+            <w:r/>
+            <w:r>
+              <w:rPr>
+                <w:b w:val="0"/>
+                <w:sz w:val="17"/>
+              </w:rPr>
+              <w:t>3,66</w:t>
+            </w:r>
+          </w:p>
+        </w:tc>
+        <w:tc>
+          <w:tcPr>
+            <w:tcW w:type="dxa" w:w="1474"/>
+          </w:tcPr>
+          <w:p>
+            <w:pPr>
+              <w:spacing w:after="0"/>
+              <w:jc w:val="right"/>
+            </w:pPr>
+            <w:r/>
+            <w:r>
+              <w:rPr>
+                <w:b w:val="0"/>
+                <w:sz w:val="17"/>
+              </w:rPr>
+              <w:t>3,59</w:t>
+            </w:r>
+          </w:p>
+        </w:tc>
+      </w:tr>
+      <w:tr>
+        <w:tc>
+          <w:tcPr>
+            <w:tcW w:type="dxa" w:w="3628"/>
+            <w:shd w:val="clear" w:color="auto" w:fill="F6F8FA"/>
+          </w:tcPr>
+          <w:p>
+            <w:pPr>
+              <w:spacing w:after="0"/>
+            </w:pPr>
+            <w:r/>
+            <w:r>
+              <w:rPr>
+                <w:b w:val="0"/>
+                <w:sz w:val="17"/>
+              </w:rPr>
+              <w:t>Dividendai akcijai, EUR</w:t>
+            </w:r>
+            <w:hyperlink r:id="rId11">
+              <w:r>
+                <w:rPr>
+                  <w:color w:val="2A78D6"/>
+                  <w:vertAlign w:val="superscript"/>
+                  <w:sz w:val="14"/>
+                </w:rPr>
+                <w:t xml:space="preserve">10</w:t>
+              </w:r>
+            </w:hyperlink>
+          </w:p>
+        </w:tc>
+        <w:tc>
+          <w:tcPr>
+            <w:tcW w:type="dxa" w:w="1474"/>
+            <w:shd w:val="clear" w:color="auto" w:fill="F6F8FA"/>
+          </w:tcPr>
+          <w:p>
+            <w:pPr>
+              <w:spacing w:after="0"/>
+              <w:jc w:val="right"/>
+            </w:pPr>
+            <w:r/>
+            <w:r>
+              <w:rPr>
+                <w:b w:val="0"/>
+                <w:sz w:val="17"/>
+              </w:rPr>
+              <w:t>–</w:t>
+            </w:r>
+          </w:p>
+        </w:tc>
+        <w:tc>
+          <w:tcPr>
+            <w:tcW w:type="dxa" w:w="1474"/>
+            <w:shd w:val="clear" w:color="auto" w:fill="F6F8FA"/>
+          </w:tcPr>
+          <w:p>
+            <w:pPr>
+              <w:spacing w:after="0"/>
+              <w:jc w:val="right"/>
+            </w:pPr>
+            <w:r/>
+            <w:r>
+              <w:rPr>
+                <w:b w:val="0"/>
+                <w:sz w:val="17"/>
+              </w:rPr>
+              <w:t>0,073</w:t>
+            </w:r>
+          </w:p>
+        </w:tc>
+        <w:tc>
+          <w:tcPr>
+            <w:tcW w:type="dxa" w:w="1474"/>
+            <w:shd w:val="clear" w:color="auto" w:fill="F6F8FA"/>
+          </w:tcPr>
+          <w:p>
+            <w:pPr>
+              <w:spacing w:after="0"/>
+              <w:jc w:val="right"/>
+            </w:pPr>
+            <w:r/>
+            <w:r>
+              <w:rPr>
+                <w:b w:val="0"/>
+                <w:sz w:val="17"/>
+              </w:rPr>
+              <w:t>–</w:t>
+            </w:r>
+          </w:p>
+        </w:tc>
+        <w:tc>
+          <w:tcPr>
+            <w:tcW w:type="dxa" w:w="1474"/>
+            <w:shd w:val="clear" w:color="auto" w:fill="F6F8FA"/>
+          </w:tcPr>
+          <w:p>
+            <w:pPr>
+              <w:spacing w:after="0"/>
+              <w:jc w:val="right"/>
+            </w:pPr>
+            <w:r/>
+            <w:r>
+              <w:rPr>
+                <w:b w:val="0"/>
+                <w:sz w:val="17"/>
+              </w:rPr>
+              <w:t>–</w:t>
             </w:r>
           </w:p>
         </w:tc>
       </w:tr>
     </w:tbl>
-    <w:p/>
     <w:p>
       <w:r>
         <w:rPr>
           <w:i/>
+          <w:color w:val="5F6B7A"/>
           <w:sz w:val="16"/>
         </w:rPr>
-        <w:t>* – reikia patikrinti originale / verify in source;  ᶜ – apskaičiuota įrankio / calculated by the tool</w:t>
+        <w:t>* – reikia patikrinti originale;  ᶜ – apskaičiuota įrankio. Mažas numeris prie teksto – nuoroda į šaltinį (paspaudus atsidaro dokumentas reikiamame puslapyje).</w:t>
+      </w:r>
+    </w:p>
+    <w:p>
+      <w:r>
+        <w:drawing>
+          <wp:inline xmlns:a="http://schemas.openxmlformats.org/drawingml/2006/main" xmlns:pic="http://schemas.openxmlformats.org/drawingml/2006/picture">
+            <wp:extent cx="6120000" cy="1713899"/>
+            <wp:docPr id="1" name="Picture 1"/>
+            <wp:cNvGraphicFramePr>
+              <a:graphicFrameLocks noChangeAspect="1"/>
+            </wp:cNvGraphicFramePr>
+            <a:graphic>
+              <a:graphicData uri="http://schemas.openxmlformats.org/drawingml/2006/picture">
+                <pic:pic>
+                  <pic:nvPicPr>
+                    <pic:cNvPr id="0" name="port-of-tallinn_lt.png"/>
+                    <pic:cNvPicPr/>
+                  </pic:nvPicPr>
+                  <pic:blipFill>
+                    <a:blip r:embed="rId16"/>
+                    <a:stretch>
+                      <a:fillRect/>
+                    </a:stretch>
+                  </pic:blipFill>
+                  <pic:spPr>
+                    <a:xfrm>
+                      <a:off x="0" y="0"/>
+                      <a:ext cx="6120000" cy="1713899"/>
+                    </a:xfrm>
+                    <a:prstGeom prst="rect"/>
+                  </pic:spPr>
+                </pic:pic>
+              </a:graphicData>
+            </a:graphic>
+          </wp:inline>
+        </w:drawing>
       </w:r>
     </w:p>
     <w:p>
       <w:pPr>
-        <w:pStyle w:val="Heading2"/>
+        <w:spacing w:before="280" w:after="80"/>
+        <w:pBdr>
+          <w:bottom w:val="single" w:sz="6" w:color="C9D3DE" w:space="2"/>
+        </w:pBdr>
       </w:pPr>
       <w:r>
         <w:rPr>
+          <w:b/>
           <w:color w:val="1F4E79"/>
-        </w:rPr>
-        <w:t>Trumpa santrauka</w:t>
-      </w:r>
-    </w:p>
-    <w:p>
-      <w:pPr>
-        <w:pStyle w:val="ListBullet"/>
-        <w:spacing w:after="40"/>
-      </w:pPr>
-      <w:r>
-        <w:t>6 mėn. pajamos 59,3 mln. EUR (+2,4 %), koreguota EBITDA 25,8 mln. EUR (−13,5 %), marža 43,5 % (51,5 %), grynasis pelnas 6,0 mln. EUR (−41,7 %) [P1 p.4; P2].</w:t>
-      </w:r>
-    </w:p>
-    <w:p>
-      <w:pPr>
-        <w:pStyle w:val="ListBullet"/>
-        <w:spacing w:after="40"/>
-      </w:pPr>
-      <w:r>
-        <w:t>Vadovo teigimu, pelningumą II ketv. sumažino kylančios kuro kainos ir neplanuoti laivų remontai po ledo sąlygų [P2].</w:t>
-      </w:r>
-    </w:p>
-    <w:p>
-      <w:pPr>
-        <w:pStyle w:val="ListBullet"/>
-        <w:spacing w:after="40"/>
-      </w:pPr>
-      <w:r>
-        <w:t>Skola stabili: grynoji skola 145,8 mln. EUR, grynoji skola / 12 mėn. koreguota EBITDA 2,78x, nuosavo kapitalo dalis 59,8 % (abu rodikliai apskaičiuoti įrankio) [P1].</w:t>
-      </w:r>
-    </w:p>
-    <w:p>
-      <w:pPr>
-        <w:pStyle w:val="ListBullet"/>
-        <w:spacing w:after="40"/>
-      </w:pPr>
-      <w:r>
-        <w:t>Dividendai 0,073 EUR akcijai, iš viso 19,2 mln. EUR – 85 % 2025 m. pelno (politika – ne mažiau 70 %); išmokėta 2026-05-20 [P1 p.14-15].</w:t>
-      </w:r>
-    </w:p>
-    <w:p>
-      <w:pPr>
-        <w:pStyle w:val="ListBullet"/>
-        <w:spacing w:after="40"/>
-      </w:pPr>
-      <w:r>
-        <w:t>Estijos valstybė valdo 67,03 % [P1 p.13]. Buvusių vadovų kyšininkavimo byla: 2024-06-27 teismas išteisino dėl senaties; prokuratūra ir gynyba apskundė, vėlesnis sprendimas nerastas – reikia peržiūrėti [E1; E2].</w:t>
-      </w:r>
-    </w:p>
-    <w:p>
-      <w:pPr>
-        <w:pStyle w:val="Heading2"/>
-      </w:pPr>
-      <w:r>
-        <w:rPr>
-          <w:color w:val="1F4E79"/>
+          <w:sz w:val="28"/>
         </w:rPr>
         <w:t>Veiklos apžvalga</w:t>
       </w:r>
@@ -1602,55 +2305,189 @@
     <w:p>
       <w:pPr>
         <w:pStyle w:val="ListBullet"/>
-        <w:spacing w:after="40"/>
+        <w:spacing w:after="60"/>
       </w:pPr>
       <w:r>
-        <w:t>Kroviniai 6,48 mln. t (−5,0 %), daugiausia dėl skystų krovinių (−33,8 %); keleiviai 3,59 mln. (−2,0 %); laivų įplaukimai −4,8 % [P1 p.4].</w:t>
+        <w:rPr>
+          <w:b w:val="0"/>
+        </w:rPr>
+        <w:t>Kroviniai 6,48 mln. t (−5,0 %), daugiausia dėl skystų krovinių (−33,8 %); keleiviai 3,59 mln. (−2,0 %); laivų įplaukimai −4,8 %</w:t>
+      </w:r>
+      <w:hyperlink r:id="rId11">
+        <w:r>
+          <w:rPr>
+            <w:color w:val="2A78D6"/>
+            <w:vertAlign w:val="superscript"/>
+            <w:sz w:val="17"/>
+          </w:rPr>
+          <w:t xml:space="preserve">2</w:t>
+        </w:r>
+      </w:hyperlink>
+      <w:r>
+        <w:rPr>
+          <w:b w:val="0"/>
+        </w:rPr>
+        <w:t>.</w:t>
       </w:r>
     </w:p>
     <w:p>
       <w:pPr>
         <w:pStyle w:val="ListBullet"/>
-        <w:spacing w:after="40"/>
+        <w:spacing w:after="60"/>
       </w:pPr>
       <w:r>
-        <w:t>Kruizų keleiviai +47,8 %, kruizinių laivų įplaukimai +29,3 % (6 mėn.) [P1].</w:t>
+        <w:rPr>
+          <w:b w:val="0"/>
+        </w:rPr>
+        <w:t>Kruizų keleiviai +47,8 %, kruizinių laivų įplaukimai +29,3 % (6 mėn.)</w:t>
+      </w:r>
+      <w:hyperlink r:id="rId11">
+        <w:r>
+          <w:rPr>
+            <w:color w:val="2A78D6"/>
+            <w:vertAlign w:val="superscript"/>
+            <w:sz w:val="17"/>
+          </w:rPr>
+          <w:t xml:space="preserve">4</w:t>
+        </w:r>
+      </w:hyperlink>
+      <w:r>
+        <w:rPr>
+          <w:b w:val="0"/>
+        </w:rPr>
+        <w:t>.</w:t>
       </w:r>
     </w:p>
     <w:p>
       <w:pPr>
         <w:pStyle w:val="ListBullet"/>
-        <w:spacing w:after="40"/>
+        <w:spacing w:after="60"/>
       </w:pPr>
       <w:r>
-        <w:t>Keltai (Saaremaa, Hiiumaa): II ketv. reisai +1,2 %, keleiviai +1,8 %; vasarai sutarta dėl papildomų kelto „Regula“ reisų [P1 – patikrinti]. Ledlaužio „Botnica“ frachtas 130 d. (110 d.) [P1].</w:t>
+        <w:rPr>
+          <w:b/>
+        </w:rPr>
+        <w:t>Keltai (Saaremaa, Hiiumaa):</w:t>
+      </w:r>
+      <w:r>
+        <w:rPr>
+          <w:b w:val="0"/>
+        </w:rPr>
+        <w:t xml:space="preserve"> II ketv. reisai +1,2 %, keleiviai +1,8 %; vasarai sutarta dėl papildomų kelto „Regula“ reisų</w:t>
+      </w:r>
+      <w:hyperlink r:id="rId11">
+        <w:r>
+          <w:rPr>
+            <w:color w:val="2A78D6"/>
+            <w:vertAlign w:val="superscript"/>
+            <w:sz w:val="17"/>
+          </w:rPr>
+          <w:t xml:space="preserve">11</w:t>
+        </w:r>
+      </w:hyperlink>
+      <w:r>
+        <w:rPr>
+          <w:b w:val="0"/>
+        </w:rPr>
+        <w:t>. Ledlaužio „Botnica“ frachtas 130 d. (110 d.)</w:t>
+      </w:r>
+      <w:hyperlink r:id="rId11">
+        <w:r>
+          <w:rPr>
+            <w:color w:val="2A78D6"/>
+            <w:vertAlign w:val="superscript"/>
+            <w:sz w:val="17"/>
+          </w:rPr>
+          <w:t xml:space="preserve">4</w:t>
+        </w:r>
+      </w:hyperlink>
+      <w:r>
+        <w:rPr>
+          <w:b w:val="0"/>
+        </w:rPr>
+        <w:t>.</w:t>
       </w:r>
     </w:p>
     <w:p>
       <w:pPr>
         <w:pStyle w:val="ListBullet"/>
-        <w:spacing w:after="40"/>
+        <w:spacing w:after="60"/>
       </w:pPr>
       <w:r>
-        <w:t>Segmentai (6 mėn., pajamos / koreg. EBITDA, mln. EUR): keleivių uostai 18,9 / 9,6; krovinių uostai 15,8 / 7,3; keltai 18,6 / 5,9; kita 5,9 / 3,1 [P1 p.9].</w:t>
+        <w:rPr>
+          <w:b/>
+        </w:rPr>
+        <w:t>Segmentai (6 mėn., pajamos / koreg. EBITDA, mln. EUR):</w:t>
+      </w:r>
+      <w:r>
+        <w:rPr>
+          <w:b w:val="0"/>
+        </w:rPr>
+        <w:t xml:space="preserve"> keleivių uostai 18,9 / 9,6; krovinių uostai 15,8 / 7,3; keltai 18,6 / 5,9; kita 5,9 / 3,1</w:t>
+      </w:r>
+      <w:hyperlink r:id="rId11">
+        <w:r>
+          <w:rPr>
+            <w:color w:val="2A78D6"/>
+            <w:vertAlign w:val="superscript"/>
+            <w:sz w:val="17"/>
+          </w:rPr>
+          <w:t xml:space="preserve">12</w:t>
+        </w:r>
+      </w:hyperlink>
+      <w:r>
+        <w:rPr>
+          <w:b w:val="0"/>
+        </w:rPr>
+        <w:t>.</w:t>
       </w:r>
     </w:p>
     <w:p>
       <w:pPr>
         <w:pStyle w:val="ListBullet"/>
-        <w:spacing w:after="40"/>
+        <w:spacing w:after="60"/>
       </w:pPr>
       <w:r>
-        <w:t>Rizikos pagal ataskaitą: karas Ukrainoje mažina skystų krovinių srautus; JAV–Irano konfliktas ir Hormūzo sąsiaurio blokada didina kuro kainas [P1].</w:t>
+        <w:rPr>
+          <w:b/>
+        </w:rPr>
+        <w:t>Rizikos pagal ataskaitą:</w:t>
+      </w:r>
+      <w:r>
+        <w:rPr>
+          <w:b w:val="0"/>
+        </w:rPr>
+        <w:t xml:space="preserve"> karas Ukrainoje mažina skystų krovinių srautus; JAV–Irano konfliktas ir Hormūzo sąsiaurio blokada didina kuro kainas</w:t>
+      </w:r>
+      <w:hyperlink r:id="rId11">
+        <w:r>
+          <w:rPr>
+            <w:color w:val="2A78D6"/>
+            <w:vertAlign w:val="superscript"/>
+            <w:sz w:val="17"/>
+          </w:rPr>
+          <w:t xml:space="preserve">4</w:t>
+        </w:r>
+      </w:hyperlink>
+      <w:r>
+        <w:rPr>
+          <w:b w:val="0"/>
+        </w:rPr>
+        <w:t>.</w:t>
       </w:r>
     </w:p>
     <w:p>
       <w:pPr>
-        <w:pStyle w:val="Heading2"/>
+        <w:spacing w:before="280" w:after="80"/>
+        <w:pBdr>
+          <w:bottom w:val="single" w:sz="6" w:color="C9D3DE" w:space="2"/>
+        </w:pBdr>
       </w:pPr>
       <w:r>
         <w:rPr>
+          <w:b/>
           <w:color w:val="1F4E79"/>
+          <w:sz w:val="28"/>
         </w:rPr>
         <w:t>Finansai</w:t>
       </w:r>
@@ -1658,48 +2495,103 @@
     <w:p>
       <w:pPr>
         <w:pStyle w:val="ListBullet"/>
-        <w:spacing w:after="40"/>
+        <w:spacing w:after="60"/>
       </w:pPr>
       <w:r>
-        <w:t>2025 m.: pajamos 118,7 mln. EUR (−0,8 %), koreguota EBITDA 56,5 mln. EUR (+6,4 %), grynasis pelnas 22,5 mln. EUR (+17,3 %), investicijos 33,2 mln. EUR, laisvieji pinigų srautai 50,9 mln. EUR [P3].</w:t>
+        <w:rPr>
+          <w:b/>
+        </w:rPr>
+        <w:t>2025 m.:</w:t>
+      </w:r>
+      <w:r>
+        <w:rPr>
+          <w:b w:val="0"/>
+        </w:rPr>
+        <w:t xml:space="preserve"> pajamos 118,7 mln. EUR (−0,8 %), koreguota EBITDA 56,5 mln. EUR (+6,4 %), grynasis pelnas 22,5 mln. EUR (+17,3 %), investicijos 33,2 mln. EUR, laisvieji pinigų srautai 50,9 mln. EUR</w:t>
+      </w:r>
+      <w:hyperlink r:id="rId15">
+        <w:r>
+          <w:rPr>
+            <w:color w:val="2A78D6"/>
+            <w:vertAlign w:val="superscript"/>
+            <w:sz w:val="17"/>
+          </w:rPr>
+          <w:t xml:space="preserve">9</w:t>
+        </w:r>
+      </w:hyperlink>
+      <w:r>
+        <w:rPr>
+          <w:b w:val="0"/>
+        </w:rPr>
+        <w:t>.</w:t>
       </w:r>
     </w:p>
     <w:p>
       <w:pPr>
         <w:pStyle w:val="ListBullet"/>
-        <w:spacing w:after="40"/>
+        <w:spacing w:after="60"/>
       </w:pPr>
       <w:r>
-        <w:t>6 mėn. investicijos 3,5 mln. EUR (12,0 mln.). 2025 m. palyginimui įtakos turėjo vienkartinis 0,9 mln. EUR pelnas iš žemės pardavimo Rail Baltica stočiai [P1].</w:t>
+        <w:rPr>
+          <w:b w:val="0"/>
+        </w:rPr>
+        <w:t>6 mėn. investicijos 3,5 mln. EUR (12,0 mln.). 2025 m. palyginimui įtakos turėjo vienkartinis 0,9 mln. EUR pelnas iš žemės pardavimo Rail Baltica stočiai</w:t>
+      </w:r>
+      <w:hyperlink r:id="rId11">
+        <w:r>
+          <w:rPr>
+            <w:color w:val="2A78D6"/>
+            <w:vertAlign w:val="superscript"/>
+            <w:sz w:val="17"/>
+          </w:rPr>
+          <w:t xml:space="preserve">4</w:t>
+        </w:r>
+      </w:hyperlink>
+      <w:r>
+        <w:rPr>
+          <w:b w:val="0"/>
+        </w:rPr>
+        <w:t>.</w:t>
       </w:r>
     </w:p>
     <w:p>
       <w:pPr>
-        <w:pStyle w:val="Heading2"/>
+        <w:spacing w:before="280" w:after="80"/>
+        <w:pBdr>
+          <w:bottom w:val="single" w:sz="6" w:color="C9D3DE" w:space="2"/>
+        </w:pBdr>
       </w:pPr>
       <w:r>
         <w:rPr>
+          <w:b/>
           <w:color w:val="1F4E79"/>
+          <w:sz w:val="28"/>
         </w:rPr>
         <w:t>Ankstesni planai ir rezultatai</w:t>
       </w:r>
     </w:p>
     <w:tbl>
       <w:tblPr>
-        <w:tblStyle w:val="TableGrid"/>
         <w:tblW w:type="auto" w:w="0"/>
         <w:tblLook w:firstColumn="1" w:firstRow="1" w:lastColumn="0" w:lastRow="0" w:noHBand="0" w:noVBand="1" w:val="04A0"/>
+        <w:tblBorders>
+          <w:top w:val="single" w:sz="4" w:color="C9D3DE"/>
+          <w:left w:val="nil"/>
+          <w:bottom w:val="single" w:sz="4" w:color="C9D3DE"/>
+          <w:right w:val="nil"/>
+          <w:insideH w:val="single" w:sz="4" w:color="C9D3DE"/>
+          <w:insideV w:val="nil"/>
+        </w:tblBorders>
       </w:tblPr>
       <w:tblGrid>
-        <w:gridCol w:w="2550"/>
-        <w:gridCol w:w="2550"/>
-        <w:gridCol w:w="2550"/>
-        <w:gridCol w:w="2550"/>
+        <w:gridCol w:w="3324"/>
+        <w:gridCol w:w="3324"/>
+        <w:gridCol w:w="3324"/>
       </w:tblGrid>
       <w:tr>
         <w:tc>
           <w:tcPr>
-            <w:tcW w:type="dxa" w:w="3402"/>
+            <w:tcW w:type="dxa" w:w="3969"/>
             <w:shd w:val="clear" w:color="auto" w:fill="1F4E79"/>
           </w:tcPr>
           <w:p>
@@ -1716,7 +2608,7 @@
         </w:tc>
         <w:tc>
           <w:tcPr>
-            <w:tcW w:type="dxa" w:w="3402"/>
+            <w:tcW w:type="dxa" w:w="4082"/>
             <w:shd w:val="clear" w:color="auto" w:fill="1F4E79"/>
           </w:tcPr>
           <w:p>
@@ -1728,309 +2620,6 @@
                 <w:sz w:val="17"/>
               </w:rPr>
               <w:t>Rezultatas</w:t>
-            </w:r>
-          </w:p>
-        </w:tc>
-        <w:tc>
-          <w:tcPr>
-            <w:tcW w:type="dxa" w:w="1361"/>
-            <w:shd w:val="clear" w:color="auto" w:fill="1F4E79"/>
-          </w:tcPr>
-          <w:p>
-            <w:r/>
-            <w:r>
-              <w:rPr>
-                <w:b/>
-                <w:color w:val="FFFFFF"/>
-                <w:sz w:val="17"/>
-              </w:rPr>
-              <w:t>Būsena</w:t>
-            </w:r>
-          </w:p>
-        </w:tc>
-        <w:tc>
-          <w:tcPr>
-            <w:tcW w:type="dxa" w:w="1474"/>
-            <w:shd w:val="clear" w:color="auto" w:fill="1F4E79"/>
-          </w:tcPr>
-          <w:p>
-            <w:r/>
-            <w:r>
-              <w:rPr>
-                <w:b/>
-                <w:color w:val="FFFFFF"/>
-                <w:sz w:val="17"/>
-              </w:rPr>
-              <w:t>Šaltiniai</w:t>
-            </w:r>
-          </w:p>
-        </w:tc>
-      </w:tr>
-      <w:tr>
-        <w:tc>
-          <w:tcPr>
-            <w:tcW w:type="dxa" w:w="3402"/>
-          </w:tcPr>
-          <w:p>
-            <w:r/>
-            <w:r>
-              <w:rPr>
-                <w:sz w:val="17"/>
-              </w:rPr>
-              <w:t>„2025 m. rezultatai ir 2026 m. perspektyvos leidžia tęsti ir viršyti dividendų politiką“ (2026 m. vasaris)</w:t>
-            </w:r>
-          </w:p>
-        </w:tc>
-        <w:tc>
-          <w:tcPr>
-            <w:tcW w:type="dxa" w:w="3402"/>
-          </w:tcPr>
-          <w:p>
-            <w:r/>
-            <w:r>
-              <w:rPr>
-                <w:sz w:val="17"/>
-              </w:rPr>
-              <w:t>Išmokėta 85 % pelno (politika ≥70 %)</w:t>
-            </w:r>
-          </w:p>
-        </w:tc>
-        <w:tc>
-          <w:tcPr>
-            <w:tcW w:type="dxa" w:w="1361"/>
-          </w:tcPr>
-          <w:p>
-            <w:r/>
-            <w:r>
-              <w:rPr>
-                <w:sz w:val="17"/>
-              </w:rPr>
-              <w:t>Įvykdyta</w:t>
-            </w:r>
-          </w:p>
-        </w:tc>
-        <w:tc>
-          <w:tcPr>
-            <w:tcW w:type="dxa" w:w="1474"/>
-          </w:tcPr>
-          <w:p>
-            <w:r/>
-            <w:r>
-              <w:rPr>
-                <w:sz w:val="17"/>
-              </w:rPr>
-              <w:t>P3; P1 p.14</w:t>
-            </w:r>
-          </w:p>
-        </w:tc>
-      </w:tr>
-      <w:tr>
-        <w:tc>
-          <w:tcPr>
-            <w:tcW w:type="dxa" w:w="3402"/>
-          </w:tcPr>
-          <w:p>
-            <w:r/>
-            <w:r>
-              <w:rPr>
-                <w:sz w:val="17"/>
-              </w:rPr>
-              <w:t>1 ir 2 apimties emisijos −55 % iki 2030 m. (bazė 2019 m. – 33 086 t CO2e), klimatui neutrali veikla iki 2050 m.</w:t>
-            </w:r>
-          </w:p>
-        </w:tc>
-        <w:tc>
-          <w:tcPr>
-            <w:tcW w:type="dxa" w:w="3402"/>
-          </w:tcPr>
-          <w:p>
-            <w:r/>
-            <w:r>
-              <w:rPr>
-                <w:sz w:val="17"/>
-              </w:rPr>
-              <w:t>2025 m. – 19 261 t CO2e (−41,8 % nuo 2019 m.; apskaičiuota įrankio, patikrinti)</w:t>
-            </w:r>
-          </w:p>
-        </w:tc>
-        <w:tc>
-          <w:tcPr>
-            <w:tcW w:type="dxa" w:w="1361"/>
-          </w:tcPr>
-          <w:p>
-            <w:r/>
-            <w:r>
-              <w:rPr>
-                <w:sz w:val="17"/>
-              </w:rPr>
-              <w:t>Dar vykdoma</w:t>
-            </w:r>
-          </w:p>
-        </w:tc>
-        <w:tc>
-          <w:tcPr>
-            <w:tcW w:type="dxa" w:w="1474"/>
-          </w:tcPr>
-          <w:p>
-            <w:r/>
-            <w:r>
-              <w:rPr>
-                <w:sz w:val="17"/>
-              </w:rPr>
-              <w:t>P6 p.19, p.22</w:t>
-            </w:r>
-          </w:p>
-        </w:tc>
-      </w:tr>
-      <w:tr>
-        <w:tc>
-          <w:tcPr>
-            <w:tcW w:type="dxa" w:w="3402"/>
-          </w:tcPr>
-          <w:p>
-            <w:r/>
-            <w:r>
-              <w:rPr>
-                <w:sz w:val="17"/>
-              </w:rPr>
-              <w:t>Perspektyvos (2026-08): naujos ro-ro ir konteinerių linijos, Muuga pramonės parkas, Senojo miesto uosto nekilnojamojo turto konkursas</w:t>
-            </w:r>
-          </w:p>
-        </w:tc>
-        <w:tc>
-          <w:tcPr>
-            <w:tcW w:type="dxa" w:w="3402"/>
-          </w:tcPr>
-          <w:p>
-            <w:r/>
-            <w:r>
-              <w:rPr>
-                <w:sz w:val="17"/>
-              </w:rPr>
-              <w:t>Nauja – vertinti kitoje apžvalgoje</w:t>
-            </w:r>
-          </w:p>
-        </w:tc>
-        <w:tc>
-          <w:tcPr>
-            <w:tcW w:type="dxa" w:w="1361"/>
-          </w:tcPr>
-          <w:p>
-            <w:r/>
-            <w:r>
-              <w:rPr>
-                <w:sz w:val="17"/>
-              </w:rPr>
-              <w:t>Dar vykdoma</w:t>
-            </w:r>
-          </w:p>
-        </w:tc>
-        <w:tc>
-          <w:tcPr>
-            <w:tcW w:type="dxa" w:w="1474"/>
-          </w:tcPr>
-          <w:p>
-            <w:r/>
-            <w:r>
-              <w:rPr>
-                <w:sz w:val="17"/>
-              </w:rPr>
-              <w:t>P4</w:t>
-            </w:r>
-          </w:p>
-        </w:tc>
-      </w:tr>
-    </w:tbl>
-    <w:p/>
-    <w:p>
-      <w:pPr>
-        <w:pStyle w:val="Heading2"/>
-      </w:pPr>
-      <w:r>
-        <w:rPr>
-          <w:color w:val="1F4E79"/>
-        </w:rPr>
-        <w:t>Informacija investuotojui ir išvados</w:t>
-      </w:r>
-    </w:p>
-    <w:p>
-      <w:pPr>
-        <w:pStyle w:val="ListBullet"/>
-        <w:spacing w:after="40"/>
-      </w:pPr>
-      <w:r>
-        <w:t>Turima priemonė: akcijos (TSM1T, Nasdaq Tallinn). Obligacijų nėra; skolinimasis – paskolos (173,4 mln. EUR, iš jų 93,1 mln. trumpalaikės) [P1].</w:t>
-      </w:r>
-    </w:p>
-    <w:p>
-      <w:pPr>
-        <w:pStyle w:val="ListBullet"/>
-        <w:spacing w:after="40"/>
-      </w:pPr>
-      <w:r>
-        <w:t>Dividendų bazė: dividendai skaičiuojami nuo praėjusių metų pelno; 6 mėn. pelnas 6,0 mln. EUR (10,3 mln.) – jei tendencija tęsis, 2027 m. dividendų bazė bus mažesnė [P1; P2].</w:t>
-      </w:r>
-    </w:p>
-    <w:p>
-      <w:pPr>
-        <w:pStyle w:val="ListBullet"/>
-        <w:spacing w:after="40"/>
-      </w:pPr>
-      <w:r>
-        <w:t>93,1 mln. EUR paskolų – trumpalaikės: stebėti refinansavimą [P1].</w:t>
-      </w:r>
-    </w:p>
-    <w:p>
-      <w:pPr>
-        <w:pStyle w:val="ListBullet"/>
-        <w:spacing w:after="40"/>
-      </w:pPr>
-      <w:r>
-        <w:t>Išvada: balansas tvirtas, skola stabili, tačiau 2026 m. pelningumas mažėja dėl kuro ir remonto sąnaudų bei mažesnių skystų krovinių. Stebėti: 9 mėn. ataskaitą, keltų paslaugų sutartį, teismo bylos baigtį.</w:t>
-      </w:r>
-    </w:p>
-    <w:p>
-      <w:pPr>
-        <w:pStyle w:val="Heading2"/>
-      </w:pPr>
-      <w:r>
-        <w:rPr>
-          <w:color w:val="1F4E79"/>
-        </w:rPr>
-        <w:t>ESG klausimynas</w:t>
-      </w:r>
-    </w:p>
-    <w:p>
-      <w:r>
-        <w:t>SEB: Shipping sector policy (turinys nepatikrintas / not verified); Transportation sector policy (turinys nepatikrintas / not verified); Environmental Policy on Climate, Nature and Water (turinys nepatikrintas / not verified); Social and Human Rights Policy (turinys nepatikrintas / not verified); Anti-corruption, Code of Conduct, Tax (turinys nepatikrintas / not verified)</w:t>
-      </w:r>
-    </w:p>
-    <w:tbl>
-      <w:tblPr>
-        <w:tblStyle w:val="TableGrid"/>
-        <w:tblW w:type="auto" w:w="0"/>
-        <w:tblLook w:firstColumn="1" w:firstRow="1" w:lastColumn="0" w:lastRow="0" w:noHBand="0" w:noVBand="1" w:val="04A0"/>
-      </w:tblPr>
-      <w:tblGrid>
-        <w:gridCol w:w="3400"/>
-        <w:gridCol w:w="3400"/>
-        <w:gridCol w:w="3400"/>
-      </w:tblGrid>
-      <w:tr>
-        <w:tc>
-          <w:tcPr>
-            <w:tcW w:type="dxa" w:w="2835"/>
-            <w:shd w:val="clear" w:color="auto" w:fill="1F4E79"/>
-          </w:tcPr>
-          <w:p>
-            <w:r/>
-            <w:r>
-              <w:rPr>
-                <w:b/>
-                <w:color w:val="FFFFFF"/>
-                <w:sz w:val="17"/>
-              </w:rPr>
-              <w:t>Klausimas</w:t>
             </w:r>
           </w:p>
         </w:tc>
@@ -2051,20 +2640,87 @@
             </w:r>
           </w:p>
         </w:tc>
+      </w:tr>
+      <w:tr>
         <w:tc>
           <w:tcPr>
-            <w:tcW w:type="dxa" w:w="5216"/>
-            <w:shd w:val="clear" w:color="auto" w:fill="1F4E79"/>
+            <w:tcW w:type="dxa" w:w="3969"/>
           </w:tcPr>
           <w:p>
+            <w:pPr>
+              <w:spacing w:after="0"/>
+            </w:pPr>
+            <w:r/>
+            <w:r>
+              <w:rPr>
+                <w:b w:val="0"/>
+                <w:sz w:val="17"/>
+              </w:rPr>
+              <w:t>„2025 m. rezultatai ir 2026 m. perspektyvos leidžia tęsti ir viršyti dividendų politiką“ (2026 m. vasaris)</w:t>
+            </w:r>
+          </w:p>
+        </w:tc>
+        <w:tc>
+          <w:tcPr>
+            <w:tcW w:type="dxa" w:w="4082"/>
+          </w:tcPr>
+          <w:p>
+            <w:pPr>
+              <w:spacing w:after="0"/>
+            </w:pPr>
+            <w:r/>
+            <w:r>
+              <w:rPr>
+                <w:b w:val="0"/>
+                <w:sz w:val="17"/>
+              </w:rPr>
+              <w:t>Išmokėta 85 % pelno (politika ≥70 %)</w:t>
+            </w:r>
+            <w:hyperlink r:id="rId15">
+              <w:r>
+                <w:rPr>
+                  <w:color w:val="2A78D6"/>
+                  <w:vertAlign w:val="superscript"/>
+                  <w:sz w:val="14"/>
+                </w:rPr>
+                <w:t xml:space="preserve">9</w:t>
+              </w:r>
+            </w:hyperlink>
+            <w:r>
+              <w:rPr>
+                <w:color w:val="2A78D6"/>
+                <w:vertAlign w:val="superscript"/>
+              </w:rPr>
+              <w:t>,</w:t>
+            </w:r>
+            <w:hyperlink r:id="rId11">
+              <w:r>
+                <w:rPr>
+                  <w:color w:val="2A78D6"/>
+                  <w:vertAlign w:val="superscript"/>
+                  <w:sz w:val="14"/>
+                </w:rPr>
+                <w:t xml:space="preserve">10</w:t>
+              </w:r>
+            </w:hyperlink>
+          </w:p>
+        </w:tc>
+        <w:tc>
+          <w:tcPr>
+            <w:tcW w:type="dxa" w:w="1587"/>
+            <w:shd w:val="clear" w:color="auto" w:fill="E3F3E8"/>
+          </w:tcPr>
+          <w:p>
+            <w:pPr>
+              <w:spacing w:after="0"/>
+            </w:pPr>
             <w:r/>
             <w:r>
               <w:rPr>
                 <w:b/>
-                <w:color w:val="FFFFFF"/>
                 <w:sz w:val="17"/>
               </w:rPr>
-              <w:t>Įrodymas</w:t>
+              <w:t>Įvykdyta</w:t>
             </w:r>
           </w:p>
         </w:tc>
@@ -2072,17 +2728,68 @@
       <w:tr>
         <w:tc>
           <w:tcPr>
-            <w:tcW w:type="dxa" w:w="5216"/>
-            <w:gridSpan w:val="3"/>
-            <w:shd w:val="clear" w:color="auto" w:fill="DCE6F1"/>
+            <w:tcW w:type="dxa" w:w="3969"/>
+            <w:shd w:val="clear" w:color="auto" w:fill="F6F8FA"/>
           </w:tcPr>
           <w:p>
+            <w:pPr>
+              <w:spacing w:after="0"/>
+            </w:pPr>
+            <w:r/>
+            <w:r>
+              <w:rPr>
+                <w:b w:val="0"/>
+                <w:sz w:val="17"/>
+              </w:rPr>
+              <w:t>1 ir 2 apimties emisijos −55 % iki 2030 m. (bazė 2019 m. – 33 086 t CO2e), klimatui neutrali veikla iki 2050 m.</w:t>
+            </w:r>
+          </w:p>
+        </w:tc>
+        <w:tc>
+          <w:tcPr>
+            <w:tcW w:type="dxa" w:w="4082"/>
+            <w:shd w:val="clear" w:color="auto" w:fill="F6F8FA"/>
+          </w:tcPr>
+          <w:p>
+            <w:pPr>
+              <w:spacing w:after="0"/>
+            </w:pPr>
+            <w:r/>
+            <w:r>
+              <w:rPr>
+                <w:b w:val="0"/>
+                <w:sz w:val="17"/>
+              </w:rPr>
+              <w:t>2025 m. – 19 261 t CO2e (−41,8 % nuo 2019 m.; apskaičiuota įrankio, patikrinti)</w:t>
+            </w:r>
+            <w:hyperlink r:id="rId17">
+              <w:r>
+                <w:rPr>
+                  <w:color w:val="2A78D6"/>
+                  <w:vertAlign w:val="superscript"/>
+                  <w:sz w:val="14"/>
+                </w:rPr>
+                <w:t xml:space="preserve">13</w:t>
+              </w:r>
+            </w:hyperlink>
+          </w:p>
+        </w:tc>
+        <w:tc>
+          <w:tcPr>
+            <w:tcW w:type="dxa" w:w="1587"/>
+            <w:shd w:val="clear" w:color="auto" w:fill="EAF1F8"/>
+          </w:tcPr>
+          <w:p>
+            <w:pPr>
+              <w:spacing w:after="0"/>
+            </w:pPr>
             <w:r/>
             <w:r>
               <w:rPr>
                 <w:b/>
+                <w:sz w:val="17"/>
               </w:rPr>
-              <w:t>Išimčių patikra</w:t>
+              <w:t>Dar vykdoma</w:t>
             </w:r>
           </w:p>
         </w:tc>
@@ -2090,1225 +2797,1416 @@
       <w:tr>
         <w:tc>
           <w:tcPr>
-            <w:tcW w:type="dxa" w:w="2835"/>
+            <w:tcW w:type="dxa" w:w="3969"/>
           </w:tcPr>
           <w:p>
+            <w:pPr>
+              <w:spacing w:after="0"/>
+            </w:pPr>
             <w:r/>
             <w:r>
               <w:rPr>
+                <w:b w:val="0"/>
                 <w:sz w:val="17"/>
               </w:rPr>
-              <w:t>Anglies (kasyba ar anglies elektrinės) dalis pajamose mažesnė nei 5 %</w:t>
+              <w:t>Perspektyvos (2026-08): naujos ro-ro ir konteinerių linijos, Muuga pramonės parkas, Senojo miesto uosto nekilnojamojo turto konkursas</w:t>
             </w:r>
           </w:p>
         </w:tc>
         <w:tc>
           <w:tcPr>
-            <w:tcW w:type="dxa" w:w="1587"/>
+            <w:tcW w:type="dxa" w:w="4082"/>
           </w:tcPr>
           <w:p>
+            <w:pPr>
+              <w:spacing w:after="0"/>
+            </w:pPr>
             <w:r/>
             <w:r>
               <w:rPr>
+                <w:b w:val="0"/>
                 <w:sz w:val="17"/>
               </w:rPr>
-              <w:t>☑ Atitinka</w:t>
+              <w:t>Nauja – vertinti kitoje apžvalgoje</w:t>
             </w:r>
-          </w:p>
-        </w:tc>
-        <w:tc>
-          <w:tcPr>
-            <w:tcW w:type="dxa" w:w="5216"/>
-          </w:tcPr>
-          <w:p>
-            <w:r/>
-            <w:r>
-              <w:rPr>
-                <w:sz w:val="17"/>
-              </w:rPr>
-              <w:t>Uosto operatorius; anglies kasybos ar anglies elektrinių nėra [P1].</w:t>
-            </w:r>
-          </w:p>
-        </w:tc>
-      </w:tr>
-      <w:tr>
-        <w:tc>
-          <w:tcPr>
-            <w:tcW w:type="dxa" w:w="2835"/>
-          </w:tcPr>
-          <w:p>
-            <w:r/>
-            <w:r>
-              <w:rPr>
-                <w:sz w:val="17"/>
-              </w:rPr>
-              <w:t>Nėra naujos naftos ir dujų žvalgybos / netradicinės naftos</w:t>
-            </w:r>
+            <w:hyperlink r:id="rId18">
+              <w:r>
+                <w:rPr>
+                  <w:color w:val="2A78D6"/>
+                  <w:vertAlign w:val="superscript"/>
+                  <w:sz w:val="14"/>
+                </w:rPr>
+                <w:t xml:space="preserve">14</w:t>
+              </w:r>
+            </w:hyperlink>
           </w:p>
         </w:tc>
         <w:tc>
           <w:tcPr>
             <w:tcW w:type="dxa" w:w="1587"/>
+            <w:shd w:val="clear" w:color="auto" w:fill="EAF1F8"/>
           </w:tcPr>
           <w:p>
-            <w:r/>
-            <w:r>
-              <w:rPr>
-                <w:sz w:val="17"/>
-              </w:rPr>
-              <w:t>☐ Reikia peržiūrėti</w:t>
-            </w:r>
-          </w:p>
-        </w:tc>
-        <w:tc>
-          <w:tcPr>
-            <w:tcW w:type="dxa" w:w="5216"/>
-          </w:tcPr>
-          <w:p>
-            <w:r/>
-            <w:r>
-              <w:rPr>
-                <w:sz w:val="17"/>
-              </w:rPr>
-              <w:t>Krauna skystus krovinius (naftos produktus), jų kiekis mažėja (−33,8 %); tiesioginės žvalgybos nėra [P1].</w:t>
-            </w:r>
-          </w:p>
-        </w:tc>
-      </w:tr>
-      <w:tr>
-        <w:tc>
-          <w:tcPr>
-            <w:tcW w:type="dxa" w:w="2835"/>
-          </w:tcPr>
-          <w:p>
-            <w:r/>
-            <w:r>
-              <w:rPr>
-                <w:sz w:val="17"/>
-              </w:rPr>
-              <w:t>Nėra sąsajų su kontroversiškais ginklais, tabaku ar lošimais</w:t>
-            </w:r>
-          </w:p>
-        </w:tc>
-        <w:tc>
-          <w:tcPr>
-            <w:tcW w:type="dxa" w:w="1587"/>
-          </w:tcPr>
-          <w:p>
-            <w:r/>
-            <w:r>
-              <w:rPr>
-                <w:sz w:val="17"/>
-              </w:rPr>
-              <w:t>☑ Atitinka</w:t>
-            </w:r>
-          </w:p>
-        </w:tc>
-        <w:tc>
-          <w:tcPr>
-            <w:tcW w:type="dxa" w:w="5216"/>
-          </w:tcPr>
-          <w:p>
-            <w:r/>
-            <w:r>
-              <w:rPr>
-                <w:sz w:val="17"/>
-              </w:rPr>
-              <w:t>Veiklos segmentuose nėra [P1].</w:t>
-            </w:r>
-          </w:p>
-        </w:tc>
-      </w:tr>
-      <w:tr>
-        <w:tc>
-          <w:tcPr>
-            <w:tcW w:type="dxa" w:w="2835"/>
-          </w:tcPr>
-          <w:p>
-            <w:r/>
-            <w:r>
-              <w:rPr>
-                <w:sz w:val="17"/>
-              </w:rPr>
-              <w:t>Nėra rimtų neišspręstų skandalų (korupcija, žmogaus teisės, aplinka)</w:t>
-            </w:r>
-          </w:p>
-        </w:tc>
-        <w:tc>
-          <w:tcPr>
-            <w:tcW w:type="dxa" w:w="1587"/>
-          </w:tcPr>
-          <w:p>
-            <w:r/>
-            <w:r>
-              <w:rPr>
-                <w:sz w:val="17"/>
-              </w:rPr>
-              <w:t>☐ Reikia peržiūrėti</w:t>
-            </w:r>
-          </w:p>
-        </w:tc>
-        <w:tc>
-          <w:tcPr>
-            <w:tcW w:type="dxa" w:w="5216"/>
-          </w:tcPr>
-          <w:p>
-            <w:r/>
-            <w:r>
-              <w:rPr>
-                <w:sz w:val="17"/>
-              </w:rPr>
-              <w:t>Buvusių vadovų kyšininkavimo byla (pradėta 2015 m.): 2024-06-27 išteisinti dėl senaties, apskųsta; įmonė – nukentėjusioji, ne kaltinamoji [E1; E2].</w:t>
-            </w:r>
-          </w:p>
-        </w:tc>
-      </w:tr>
-      <w:tr>
-        <w:tc>
-          <w:tcPr>
-            <w:tcW w:type="dxa" w:w="5216"/>
-            <w:gridSpan w:val="3"/>
-            <w:shd w:val="clear" w:color="auto" w:fill="DCE6F1"/>
-          </w:tcPr>
-          <w:p>
+            <w:pPr>
+              <w:spacing w:after="0"/>
+            </w:pPr>
             <w:r/>
             <w:r>
               <w:rPr>
                 <w:b/>
-              </w:rPr>
-              <w:t>ESG integravimas / teigiama atranka</w:t>
-            </w:r>
-          </w:p>
-        </w:tc>
-      </w:tr>
-      <w:tr>
-        <w:tc>
-          <w:tcPr>
-            <w:tcW w:type="dxa" w:w="2835"/>
-          </w:tcPr>
-          <w:p>
-            <w:r/>
-            <w:r>
-              <w:rPr>
                 <w:sz w:val="17"/>
               </w:rPr>
-              <w:t>Emisijų mažinimo tikslai (Paryžiaus / SBTi) ir pereinamojo laikotarpio planas</w:t>
-            </w:r>
-          </w:p>
-        </w:tc>
-        <w:tc>
-          <w:tcPr>
-            <w:tcW w:type="dxa" w:w="1587"/>
-          </w:tcPr>
-          <w:p>
-            <w:r/>
-            <w:r>
-              <w:rPr>
-                <w:sz w:val="17"/>
-              </w:rPr>
-              <w:t>☑ Atitinka</w:t>
-            </w:r>
-          </w:p>
-        </w:tc>
-        <w:tc>
-          <w:tcPr>
-            <w:tcW w:type="dxa" w:w="5216"/>
-          </w:tcPr>
-          <w:p>
-            <w:r/>
-            <w:r>
-              <w:rPr>
-                <w:sz w:val="17"/>
-              </w:rPr>
-              <w:t>Tikslai: 1+2 apimtis −55 % iki 2030 m. (nuo 2019 m.), klimato neutralumas iki 2050 m., 90 % atsinaujinančios energijos savo reikmėms [P6 p.19, p.22].</w:t>
-            </w:r>
-          </w:p>
-        </w:tc>
-      </w:tr>
-      <w:tr>
-        <w:tc>
-          <w:tcPr>
-            <w:tcW w:type="dxa" w:w="2835"/>
-          </w:tcPr>
-          <w:p>
-            <w:r/>
-            <w:r>
-              <w:rPr>
-                <w:sz w:val="17"/>
-              </w:rPr>
-              <w:t>Tvarumo ataskaitos (CSRD/ESRS ar GRI), atskleistos 1–3 apimties emisijos</w:t>
-            </w:r>
-          </w:p>
-        </w:tc>
-        <w:tc>
-          <w:tcPr>
-            <w:tcW w:type="dxa" w:w="1587"/>
-          </w:tcPr>
-          <w:p>
-            <w:r/>
-            <w:r>
-              <w:rPr>
-                <w:sz w:val="17"/>
-              </w:rPr>
-              <w:t>☑ Atitinka</w:t>
-            </w:r>
-          </w:p>
-        </w:tc>
-        <w:tc>
-          <w:tcPr>
-            <w:tcW w:type="dxa" w:w="5216"/>
-          </w:tcPr>
-          <w:p>
-            <w:r/>
-            <w:r>
-              <w:rPr>
-                <w:sz w:val="17"/>
-              </w:rPr>
-              <w:t>Savanoriška 2025 m. tvarumo ataskaita pagal CSRD/ESRS principus (pilnai CSRD neatitinka) [P6].</w:t>
-            </w:r>
-          </w:p>
-        </w:tc>
-      </w:tr>
-      <w:tr>
-        <w:tc>
-          <w:tcPr>
-            <w:tcW w:type="dxa" w:w="2835"/>
-          </w:tcPr>
-          <w:p>
-            <w:r/>
-            <w:r>
-              <w:rPr>
-                <w:sz w:val="17"/>
-              </w:rPr>
-              <w:t>Teigiamas indėlis (žaliosios pajamos / investicijos, ES taksonomija, žaliosios obligacijos)</w:t>
-            </w:r>
-          </w:p>
-        </w:tc>
-        <w:tc>
-          <w:tcPr>
-            <w:tcW w:type="dxa" w:w="1587"/>
-          </w:tcPr>
-          <w:p>
-            <w:r/>
-            <w:r>
-              <w:rPr>
-                <w:sz w:val="17"/>
-              </w:rPr>
-              <w:t>☐ Reikia peržiūrėti</w:t>
-            </w:r>
-          </w:p>
-        </w:tc>
-        <w:tc>
-          <w:tcPr>
-            <w:tcW w:type="dxa" w:w="5216"/>
-          </w:tcPr>
-          <w:p>
-            <w:r/>
-            <w:r>
-              <w:rPr>
-                <w:sz w:val="17"/>
-              </w:rPr>
-              <w:t>Taksonomijos dalis ir krantinių elektros tiekimas automatiškai nerasti.</w:t>
-            </w:r>
-          </w:p>
-        </w:tc>
-      </w:tr>
-      <w:tr>
-        <w:tc>
-          <w:tcPr>
-            <w:tcW w:type="dxa" w:w="2835"/>
-          </w:tcPr>
-          <w:p>
-            <w:r/>
-            <w:r>
-              <w:rPr>
-                <w:sz w:val="17"/>
-              </w:rPr>
-              <w:t>Valdysena – nepriklausoma valdyba, antikorupcijos ir pranešėjų politikos</w:t>
-            </w:r>
-          </w:p>
-        </w:tc>
-        <w:tc>
-          <w:tcPr>
-            <w:tcW w:type="dxa" w:w="1587"/>
-          </w:tcPr>
-          <w:p>
-            <w:r/>
-            <w:r>
-              <w:rPr>
-                <w:sz w:val="17"/>
-              </w:rPr>
-              <w:t>☐ Reikia peržiūrėti</w:t>
-            </w:r>
-          </w:p>
-        </w:tc>
-        <w:tc>
-          <w:tcPr>
-            <w:tcW w:type="dxa" w:w="5216"/>
-          </w:tcPr>
-          <w:p>
-            <w:r/>
-            <w:r>
-              <w:rPr>
-                <w:sz w:val="17"/>
-              </w:rPr>
-              <w:t>Valstybė valdo 67,03 %; po kyšininkavimo bylos – patikrinti antikorupcijos priemones [P1 p.13; E1].</w:t>
-            </w:r>
-          </w:p>
-        </w:tc>
-      </w:tr>
-      <w:tr>
-        <w:tc>
-          <w:tcPr>
-            <w:tcW w:type="dxa" w:w="2835"/>
-          </w:tcPr>
-          <w:p>
-            <w:r/>
-            <w:r>
-              <w:rPr>
-                <w:sz w:val="17"/>
-              </w:rPr>
-              <w:t>Socialiniai aspektai – sauga, darbo ir žmogaus teisių politikos</w:t>
-            </w:r>
-          </w:p>
-        </w:tc>
-        <w:tc>
-          <w:tcPr>
-            <w:tcW w:type="dxa" w:w="1587"/>
-          </w:tcPr>
-          <w:p>
-            <w:r/>
-            <w:r>
-              <w:rPr>
-                <w:sz w:val="17"/>
-              </w:rPr>
-              <w:t>☐ Reikia peržiūrėti</w:t>
-            </w:r>
-          </w:p>
-        </w:tc>
-        <w:tc>
-          <w:tcPr>
-            <w:tcW w:type="dxa" w:w="5216"/>
-          </w:tcPr>
-          <w:p>
-            <w:r/>
-            <w:r>
-              <w:rPr>
-                <w:sz w:val="17"/>
-              </w:rPr>
-              <w:t>Automatiškai netikrinta.</w:t>
-            </w:r>
-          </w:p>
-        </w:tc>
-      </w:tr>
-      <w:tr>
-        <w:tc>
-          <w:tcPr>
-            <w:tcW w:type="dxa" w:w="5216"/>
-            <w:gridSpan w:val="3"/>
-            <w:shd w:val="clear" w:color="auto" w:fill="DCE6F1"/>
-          </w:tcPr>
-          <w:p>
-            <w:r/>
-            <w:r>
-              <w:rPr>
-                <w:b/>
-              </w:rPr>
-              <w:t>Įsitraukimas</w:t>
-            </w:r>
-          </w:p>
-        </w:tc>
-      </w:tr>
-      <w:tr>
-        <w:tc>
-          <w:tcPr>
-            <w:tcW w:type="dxa" w:w="2835"/>
-          </w:tcPr>
-          <w:p>
-            <w:r/>
-            <w:r>
-              <w:rPr>
-                <w:sz w:val="17"/>
-              </w:rPr>
-              <w:t>Klausimai įsitraukimui su emitentu</w:t>
-            </w:r>
-          </w:p>
-        </w:tc>
-        <w:tc>
-          <w:tcPr>
-            <w:tcW w:type="dxa" w:w="1587"/>
-          </w:tcPr>
-          <w:p>
-            <w:r/>
-            <w:r>
-              <w:rPr>
-                <w:sz w:val="17"/>
-              </w:rPr>
-              <w:t>☐ Reikia peržiūrėti</w:t>
-            </w:r>
-          </w:p>
-        </w:tc>
-        <w:tc>
-          <w:tcPr>
-            <w:tcW w:type="dxa" w:w="5216"/>
-          </w:tcPr>
-          <w:p>
-            <w:r/>
-            <w:r>
-              <w:rPr>
-                <w:sz w:val="17"/>
-              </w:rPr>
-              <w:t>Siūlomi klausimai: keltų kuro emisijos ir sąnaudos, kelio į −55 % iki 2030 m. planas, bylos baigtis.</w:t>
+              <w:t>Dar vykdoma</w:t>
             </w:r>
           </w:p>
         </w:tc>
       </w:tr>
     </w:tbl>
-    <w:p/>
     <w:p>
+      <w:pPr>
+        <w:spacing w:before="280" w:after="80"/>
+        <w:pBdr>
+          <w:bottom w:val="single" w:sz="6" w:color="C9D3DE" w:space="2"/>
+        </w:pBdr>
+      </w:pPr>
       <w:r>
-        <w:t>ESG išvada: SEB laivybos ir transporto politikų turinys dar nepatikrintas (PDF). Pagal turimus duomenis didelių neatitikimų nėra; teigiama – emisijų tikslai ir tvarumo ataskaita. Peržiūrėti bylą ir skystų krovinių (naftos produktų) dalį.</w:t>
+        <w:rPr>
+          <w:b/>
+          <w:color w:val="1F4E79"/>
+          <w:sz w:val="28"/>
+        </w:rPr>
+        <w:t>Informacija investuotojui ir išvados</w:t>
       </w:r>
     </w:p>
     <w:p>
       <w:pPr>
-        <w:pStyle w:val="Heading2"/>
+        <w:pStyle w:val="ListBullet"/>
+        <w:spacing w:after="60"/>
       </w:pPr>
       <w:r>
         <w:rPr>
-          <w:color w:val="1F4E79"/>
+          <w:b/>
         </w:rPr>
-        <w:t>Sankcijos ir žiniasklaida (tikrina analitikas)</w:t>
+        <w:t>Turima priemonė:</w:t>
+      </w:r>
+      <w:r>
+        <w:rPr>
+          <w:b w:val="0"/>
+        </w:rPr>
+        <w:t xml:space="preserve"> akcijos (TSM1T, Nasdaq Tallinn). Obligacijų nėra; skolinimasis – paskolos (173,4 mln. EUR, iš jų 93,1 mln. trumpalaikės)</w:t>
+      </w:r>
+      <w:hyperlink r:id="rId11">
+        <w:r>
+          <w:rPr>
+            <w:color w:val="2A78D6"/>
+            <w:vertAlign w:val="superscript"/>
+            <w:sz w:val="17"/>
+          </w:rPr>
+          <w:t xml:space="preserve">4</w:t>
+        </w:r>
+      </w:hyperlink>
+      <w:r>
+        <w:rPr>
+          <w:b w:val="0"/>
+        </w:rPr>
+        <w:t>.</w:t>
       </w:r>
     </w:p>
-    <w:tbl>
-      <w:tblPr>
-        <w:tblStyle w:val="TableGrid"/>
-        <w:tblW w:type="auto" w:w="0"/>
-        <w:tblLook w:firstColumn="1" w:firstRow="1" w:lastColumn="0" w:lastRow="0" w:noHBand="0" w:noVBand="1" w:val="04A0"/>
-      </w:tblPr>
-      <w:tblGrid>
-        <w:gridCol w:w="3400"/>
-        <w:gridCol w:w="3400"/>
-        <w:gridCol w:w="3400"/>
-      </w:tblGrid>
-      <w:tr>
-        <w:tc>
-          <w:tcPr>
-            <w:tcW w:type="dxa" w:w="2835"/>
-            <w:shd w:val="clear" w:color="auto" w:fill="1F4E79"/>
-          </w:tcPr>
-          <w:p>
-            <w:r/>
-            <w:r>
-              <w:rPr>
-                <w:b/>
-                <w:color w:val="FFFFFF"/>
-                <w:sz w:val="17"/>
-              </w:rPr>
-              <w:t>Klausimas</w:t>
-            </w:r>
-          </w:p>
-        </w:tc>
-        <w:tc>
-          <w:tcPr>
-            <w:tcW w:type="dxa" w:w="1587"/>
-            <w:shd w:val="clear" w:color="auto" w:fill="1F4E79"/>
-          </w:tcPr>
-          <w:p>
-            <w:r/>
-            <w:r>
-              <w:rPr>
-                <w:b/>
-                <w:color w:val="FFFFFF"/>
-                <w:sz w:val="17"/>
-              </w:rPr>
-              <w:t>Būsena</w:t>
-            </w:r>
-          </w:p>
-        </w:tc>
-        <w:tc>
-          <w:tcPr>
-            <w:tcW w:type="dxa" w:w="5216"/>
-            <w:shd w:val="clear" w:color="auto" w:fill="1F4E79"/>
-          </w:tcPr>
-          <w:p>
-            <w:r/>
-            <w:r>
-              <w:rPr>
-                <w:b/>
-                <w:color w:val="FFFFFF"/>
-                <w:sz w:val="17"/>
-              </w:rPr>
-              <w:t>Pastaba</w:t>
-            </w:r>
-          </w:p>
-        </w:tc>
-      </w:tr>
-      <w:tr>
-        <w:tc>
-          <w:tcPr>
-            <w:tcW w:type="dxa" w:w="2835"/>
-          </w:tcPr>
-          <w:p>
-            <w:r/>
-            <w:r>
-              <w:rPr>
-                <w:sz w:val="17"/>
-              </w:rPr>
-              <w:t>Sankcijų patikra (atlieka analitikas vidinėmis priemonėmis)</w:t>
-            </w:r>
-          </w:p>
-        </w:tc>
-        <w:tc>
-          <w:tcPr>
-            <w:tcW w:type="dxa" w:w="1587"/>
-          </w:tcPr>
-          <w:p>
-            <w:r/>
-            <w:r>
-              <w:rPr>
-                <w:sz w:val="17"/>
-              </w:rPr>
-              <w:t>☐ Reikia peržiūrėti</w:t>
-            </w:r>
-          </w:p>
-        </w:tc>
-        <w:tc>
-          <w:tcPr>
-            <w:tcW w:type="dxa" w:w="5216"/>
-          </w:tcPr>
-          <w:p>
-            <w:r/>
-            <w:r>
-              <w:rPr>
-                <w:sz w:val="17"/>
-              </w:rPr>
-              <w:t>Tikrina analitikas vidinėmis priemonėmis.</w:t>
-            </w:r>
-          </w:p>
-        </w:tc>
-      </w:tr>
-      <w:tr>
-        <w:tc>
-          <w:tcPr>
-            <w:tcW w:type="dxa" w:w="2835"/>
-          </w:tcPr>
-          <w:p>
-            <w:r/>
-            <w:r>
-              <w:rPr>
-                <w:sz w:val="17"/>
-              </w:rPr>
-              <w:t>Neigiamos žiniasklaidos patikra (įrankis pateikia radinius, analitikas patvirtina)</w:t>
-            </w:r>
-          </w:p>
-        </w:tc>
-        <w:tc>
-          <w:tcPr>
-            <w:tcW w:type="dxa" w:w="1587"/>
-          </w:tcPr>
-          <w:p>
-            <w:r/>
-            <w:r>
-              <w:rPr>
-                <w:sz w:val="17"/>
-              </w:rPr>
-              <w:t>☐ Reikia peržiūrėti</w:t>
-            </w:r>
-          </w:p>
-        </w:tc>
-        <w:tc>
-          <w:tcPr>
-            <w:tcW w:type="dxa" w:w="5216"/>
-          </w:tcPr>
-          <w:p>
-            <w:r/>
-            <w:r>
-              <w:rPr>
-                <w:sz w:val="17"/>
-              </w:rPr>
-              <w:t>Rasta (EE žiniasklaida): buvusių vadovų kyšininkavimo byla – žr. E1, E2. Naujesnių sprendimų nerasta.</w:t>
-            </w:r>
-          </w:p>
-        </w:tc>
-      </w:tr>
-    </w:tbl>
-    <w:p/>
     <w:p>
       <w:pPr>
-        <w:pStyle w:val="Heading2"/>
+        <w:pStyle w:val="ListBullet"/>
+        <w:spacing w:after="60"/>
       </w:pPr>
       <w:r>
         <w:rPr>
+          <w:b/>
+        </w:rPr>
+        <w:t>Dividendų bazė:</w:t>
+      </w:r>
+      <w:r>
+        <w:rPr>
+          <w:b w:val="0"/>
+        </w:rPr>
+        <w:t xml:space="preserve"> dividendai skaičiuojami nuo praėjusių metų pelno; 6 mėn. pelnas 6,0 mln. EUR (10,3 mln.) – jei tendencija tęsis, 2027 m. dividendų bazė bus mažesnė</w:t>
+      </w:r>
+      <w:hyperlink r:id="rId11">
+        <w:r>
+          <w:rPr>
+            <w:color w:val="2A78D6"/>
+            <w:vertAlign w:val="superscript"/>
+            <w:sz w:val="17"/>
+          </w:rPr>
+          <w:t xml:space="preserve">4</w:t>
+        </w:r>
+      </w:hyperlink>
+      <w:r>
+        <w:rPr>
+          <w:color w:val="2A78D6"/>
+          <w:vertAlign w:val="superscript"/>
+        </w:rPr>
+        <w:t>,</w:t>
+      </w:r>
+      <w:hyperlink r:id="rId12">
+        <w:r>
+          <w:rPr>
+            <w:color w:val="2A78D6"/>
+            <w:vertAlign w:val="superscript"/>
+            <w:sz w:val="17"/>
+          </w:rPr>
+          <w:t xml:space="preserve">3</w:t>
+        </w:r>
+      </w:hyperlink>
+      <w:r>
+        <w:rPr>
+          <w:b w:val="0"/>
+        </w:rPr>
+        <w:t>.</w:t>
+      </w:r>
+    </w:p>
+    <w:p>
+      <w:pPr>
+        <w:pStyle w:val="ListBullet"/>
+        <w:spacing w:after="60"/>
+      </w:pPr>
+      <w:r>
+        <w:rPr>
+          <w:b/>
+        </w:rPr>
+        <w:t>93,1 mln. EUR paskolų – trumpalaikės:</w:t>
+      </w:r>
+      <w:r>
+        <w:rPr>
+          <w:b w:val="0"/>
+        </w:rPr>
+        <w:t xml:space="preserve"> stebėti refinansavimą</w:t>
+      </w:r>
+      <w:hyperlink r:id="rId11">
+        <w:r>
+          <w:rPr>
+            <w:color w:val="2A78D6"/>
+            <w:vertAlign w:val="superscript"/>
+            <w:sz w:val="17"/>
+          </w:rPr>
+          <w:t xml:space="preserve">4</w:t>
+        </w:r>
+      </w:hyperlink>
+      <w:r>
+        <w:rPr>
+          <w:b w:val="0"/>
+        </w:rPr>
+        <w:t>.</w:t>
+      </w:r>
+    </w:p>
+    <w:p>
+      <w:pPr>
+        <w:pStyle w:val="ListBullet"/>
+        <w:spacing w:after="60"/>
+      </w:pPr>
+      <w:r>
+        <w:rPr>
+          <w:b/>
+        </w:rPr>
+        <w:t>Išvada:</w:t>
+      </w:r>
+      <w:r>
+        <w:rPr>
+          <w:b w:val="0"/>
+        </w:rPr>
+        <w:t xml:space="preserve"> balansas tvirtas, skola stabili, tačiau 2026 m. pelningumas mažėja dėl kuro ir remonto sąnaudų bei mažesnių skystų krovinių. Stebėti: 9 mėn. ataskaitą, keltų paslaugų sutartį, teismo bylos baigtį.</w:t>
+      </w:r>
+    </w:p>
+    <w:p>
+      <w:pPr>
+        <w:spacing w:before="280" w:after="80"/>
+        <w:pBdr>
+          <w:bottom w:val="single" w:sz="6" w:color="C9D3DE" w:space="2"/>
+        </w:pBdr>
+      </w:pPr>
+      <w:r>
+        <w:rPr>
+          <w:b/>
           <w:color w:val="1F4E79"/>
+          <w:sz w:val="28"/>
+        </w:rPr>
+        <w:t>ESG report</w:t>
+      </w:r>
+    </w:p>
+    <w:p>
+      <w:pPr>
+        <w:spacing w:before="160"/>
+      </w:pPr>
+      <w:r>
+        <w:rPr>
+          <w:b/>
+          <w:sz w:val="22"/>
+        </w:rPr>
+        <w:t>Exclusionary screening (companies)</w:t>
+      </w:r>
+    </w:p>
+    <w:p>
+      <w:pPr>
+        <w:spacing w:before="80" w:after="20"/>
+      </w:pPr>
+      <w:r>
+        <w:rPr>
+          <w:sz w:val="24"/>
+        </w:rPr>
+        <w:t xml:space="preserve">☑ </w:t>
+      </w:r>
+      <w:r>
+        <w:t>Yes, the company is not involved in excluded sectors: controversial and nuclear weapons, tobacco, gambling and restricted sectors in fossil fuel</w:t>
+      </w:r>
+    </w:p>
+    <w:p>
+      <w:pPr>
+        <w:ind w:left="397"/>
+      </w:pPr>
+      <w:r>
+        <w:rPr>
+          <w:b/>
+          <w:color w:val="333333"/>
+          <w:sz w:val="19"/>
+        </w:rPr>
+        <w:t xml:space="preserve">Įrodymas: </w:t>
+      </w:r>
+      <w:r>
+        <w:rPr>
+          <w:b w:val="0"/>
+          <w:color w:val="333333"/>
+          <w:sz w:val="19"/>
+        </w:rPr>
+        <w:t>Uosto operatorius, keltų paslaugos, ledlaužis, nekilnojamasis turtas – ginklų, tabako, lošimų, anglies ar naftos žvalgybos veiklos nėra</w:t>
+      </w:r>
+      <w:hyperlink r:id="rId11">
+        <w:r>
+          <w:rPr>
+            <w:color w:val="2A78D6"/>
+            <w:vertAlign w:val="superscript"/>
+            <w:sz w:val="16"/>
+          </w:rPr>
+          <w:t xml:space="preserve">4</w:t>
+        </w:r>
+      </w:hyperlink>
+      <w:r>
+        <w:rPr>
+          <w:b w:val="0"/>
+          <w:color w:val="333333"/>
+          <w:sz w:val="19"/>
+        </w:rPr>
+        <w:t>. Krauna skystus krovinius (naftos produktus), jų kiekis mažėja (−33,8 % per 6 mėn.)</w:t>
+      </w:r>
+      <w:hyperlink r:id="rId11">
+        <w:r>
+          <w:rPr>
+            <w:color w:val="2A78D6"/>
+            <w:vertAlign w:val="superscript"/>
+            <w:sz w:val="16"/>
+          </w:rPr>
+          <w:t xml:space="preserve">4</w:t>
+        </w:r>
+      </w:hyperlink>
+      <w:r>
+        <w:rPr>
+          <w:b w:val="0"/>
+          <w:color w:val="333333"/>
+          <w:sz w:val="19"/>
+        </w:rPr>
+        <w:t>.</w:t>
+      </w:r>
+    </w:p>
+    <w:p>
+      <w:pPr>
+        <w:spacing w:before="80" w:after="20"/>
+      </w:pPr>
+      <w:r>
+        <w:rPr>
+          <w:sz w:val="24"/>
+        </w:rPr>
+        <w:t xml:space="preserve">☐ </w:t>
+      </w:r>
+      <w:r>
+        <w:t>Yes, the company does not have red flag/signal related to controversies based on UN Global Compact, OECD Guidelines for Multinational Enterprises or any other relevant principles/standards</w:t>
+      </w:r>
+    </w:p>
+    <w:p>
+      <w:pPr>
+        <w:ind w:left="397"/>
+      </w:pPr>
+      <w:r>
+        <w:rPr>
+          <w:b/>
+          <w:color w:val="333333"/>
+          <w:sz w:val="19"/>
+        </w:rPr>
+        <w:t xml:space="preserve">Įrodymas: </w:t>
+      </w:r>
+      <w:r>
+        <w:rPr>
+          <w:b/>
+          <w:color w:val="333333"/>
+          <w:sz w:val="19"/>
+        </w:rPr>
+        <w:t xml:space="preserve">Reikia peržiūrėti. </w:t>
+      </w:r>
+      <w:r>
+        <w:rPr>
+          <w:b w:val="0"/>
+          <w:color w:val="333333"/>
+          <w:sz w:val="19"/>
+        </w:rPr>
+        <w:t>Buvusių vadovų kyšininkavimo byla (pradėta 2015 m.): 2024-06-27 teismas išteisino dėl senaties, prokuratūra ir gynyba apskundė; vėlesnis sprendimas nerastas. Įmonė byloje – nukentėjusioji, ne kaltinamoji</w:t>
+      </w:r>
+      <w:hyperlink r:id="rId13">
+        <w:r>
+          <w:rPr>
+            <w:color w:val="2A78D6"/>
+            <w:vertAlign w:val="superscript"/>
+            <w:sz w:val="16"/>
+          </w:rPr>
+          <w:t xml:space="preserve">7</w:t>
+        </w:r>
+      </w:hyperlink>
+      <w:r>
+        <w:rPr>
+          <w:color w:val="2A78D6"/>
+          <w:vertAlign w:val="superscript"/>
+        </w:rPr>
+        <w:t>,</w:t>
+      </w:r>
+      <w:hyperlink r:id="rId14">
+        <w:r>
+          <w:rPr>
+            <w:color w:val="2A78D6"/>
+            <w:vertAlign w:val="superscript"/>
+            <w:sz w:val="16"/>
+          </w:rPr>
+          <w:t xml:space="preserve">8</w:t>
+        </w:r>
+      </w:hyperlink>
+      <w:r>
+        <w:rPr>
+          <w:b w:val="0"/>
+          <w:color w:val="333333"/>
+          <w:sz w:val="19"/>
+        </w:rPr>
+        <w:t>.</w:t>
+      </w:r>
+    </w:p>
+    <w:p>
+      <w:pPr>
+        <w:spacing w:before="80" w:after="20"/>
+      </w:pPr>
+      <w:r>
+        <w:rPr>
+          <w:sz w:val="24"/>
+        </w:rPr>
+        <w:t xml:space="preserve">☐ </w:t>
+      </w:r>
+      <w:r>
+        <w:t>Yes, the company is not in the list of sanctions (add a screenshot)</w:t>
+      </w:r>
+    </w:p>
+    <w:p>
+      <w:pPr>
+        <w:ind w:left="397"/>
+      </w:pPr>
+      <w:r>
+        <w:rPr>
+          <w:b/>
+          <w:color w:val="333333"/>
+          <w:sz w:val="19"/>
+        </w:rPr>
+        <w:t xml:space="preserve">Įrodymas: </w:t>
+      </w:r>
+      <w:r>
+        <w:rPr>
+          <w:b/>
+          <w:color w:val="333333"/>
+          <w:sz w:val="19"/>
+        </w:rPr>
+        <w:t xml:space="preserve">Reikia peržiūrėti. </w:t>
+      </w:r>
+      <w:r>
+        <w:rPr>
+          <w:b w:val="0"/>
+          <w:color w:val="333333"/>
+          <w:sz w:val="19"/>
+        </w:rPr>
+        <w:t>Tikrina analitikas vidinėmis priemonėmis (pridėti ekrano nuotrauką). Valdo Estijos valstybė (67,03 %)</w:t>
+      </w:r>
+      <w:hyperlink r:id="rId11">
+        <w:r>
+          <w:rPr>
+            <w:color w:val="2A78D6"/>
+            <w:vertAlign w:val="superscript"/>
+            <w:sz w:val="16"/>
+          </w:rPr>
+          <w:t xml:space="preserve">6</w:t>
+        </w:r>
+      </w:hyperlink>
+      <w:r>
+        <w:rPr>
+          <w:b w:val="0"/>
+          <w:color w:val="333333"/>
+          <w:sz w:val="19"/>
+        </w:rPr>
+        <w:t>.</w:t>
+      </w:r>
+    </w:p>
+    <w:p>
+      <w:pPr>
+        <w:spacing w:before="80" w:after="20"/>
+      </w:pPr>
+      <w:r>
+        <w:rPr>
+          <w:sz w:val="24"/>
+        </w:rPr>
+        <w:t xml:space="preserve">☐ </w:t>
+      </w:r>
+      <w:r>
+        <w:t>Yes, issues were not identified from adverse media checks (add a screenshot)</w:t>
+      </w:r>
+    </w:p>
+    <w:p>
+      <w:pPr>
+        <w:ind w:left="397"/>
+      </w:pPr>
+      <w:r>
+        <w:rPr>
+          <w:b/>
+          <w:color w:val="333333"/>
+          <w:sz w:val="19"/>
+        </w:rPr>
+        <w:t xml:space="preserve">Įrodymas: </w:t>
+      </w:r>
+      <w:r>
+        <w:rPr>
+          <w:b/>
+          <w:color w:val="333333"/>
+          <w:sz w:val="19"/>
+        </w:rPr>
+        <w:t xml:space="preserve">Reikia peržiūrėti. </w:t>
+      </w:r>
+      <w:r>
+        <w:rPr>
+          <w:b w:val="0"/>
+          <w:color w:val="333333"/>
+          <w:sz w:val="19"/>
+        </w:rPr>
+        <w:t>Rasta (EE žiniasklaida): kyšininkavimo byla</w:t>
+      </w:r>
+      <w:hyperlink r:id="rId13">
+        <w:r>
+          <w:rPr>
+            <w:color w:val="2A78D6"/>
+            <w:vertAlign w:val="superscript"/>
+            <w:sz w:val="16"/>
+          </w:rPr>
+          <w:t xml:space="preserve">7</w:t>
+        </w:r>
+      </w:hyperlink>
+      <w:r>
+        <w:rPr>
+          <w:color w:val="2A78D6"/>
+          <w:vertAlign w:val="superscript"/>
+        </w:rPr>
+        <w:t>,</w:t>
+      </w:r>
+      <w:hyperlink r:id="rId14">
+        <w:r>
+          <w:rPr>
+            <w:color w:val="2A78D6"/>
+            <w:vertAlign w:val="superscript"/>
+            <w:sz w:val="16"/>
+          </w:rPr>
+          <w:t xml:space="preserve">8</w:t>
+        </w:r>
+      </w:hyperlink>
+      <w:r>
+        <w:rPr>
+          <w:b w:val="0"/>
+          <w:color w:val="333333"/>
+          <w:sz w:val="19"/>
+        </w:rPr>
+        <w:t>. Naujesnių neigiamų naujienų automatinė paieška (30 d.) nerado. Analitikas patvirtina ir prideda ekrano nuotrauką.</w:t>
+      </w:r>
+    </w:p>
+    <w:p>
+      <w:r>
+        <w:rPr>
+          <w:i/>
+          <w:sz w:val="19"/>
+        </w:rPr>
+        <w:t>In case any red flags, risks, unclarities were identified then additional checks (sanctions screening and adverse media checks) on the company’s Ultimate Beneficial Owners and/or senior management shall be performed.</w:t>
+      </w:r>
+    </w:p>
+    <w:p>
+      <w:pPr>
+        <w:spacing w:before="80"/>
+      </w:pPr>
+      <w:r>
+        <w:rPr>
+          <w:b/>
+        </w:rPr>
+        <w:t xml:space="preserve">Additional comments: </w:t>
+      </w:r>
+    </w:p>
+    <w:p>
+      <w:pPr>
+        <w:spacing w:before="160"/>
+      </w:pPr>
+      <w:r>
+        <w:rPr>
+          <w:b/>
+          <w:sz w:val="22"/>
+        </w:rPr>
+        <w:t>ESG integration and positive screening (positive answers imply higher allocation)</w:t>
+      </w:r>
+    </w:p>
+    <w:p>
+      <w:pPr>
+        <w:spacing w:before="80" w:after="20"/>
+      </w:pPr>
+      <w:r>
+        <w:rPr>
+          <w:sz w:val="24"/>
+        </w:rPr>
+        <w:t xml:space="preserve">☑ </w:t>
+      </w:r>
+      <w:r>
+        <w:t>Yes, the company is promoting environmental or social characteristics (activities, ESG policy, good ESG rating, etc)</w:t>
+      </w:r>
+    </w:p>
+    <w:p>
+      <w:pPr>
+        <w:ind w:left="397"/>
+      </w:pPr>
+      <w:r>
+        <w:rPr>
+          <w:b/>
+          <w:color w:val="333333"/>
+          <w:sz w:val="19"/>
+        </w:rPr>
+        <w:t xml:space="preserve">Įrodymas: </w:t>
+      </w:r>
+      <w:r>
+        <w:rPr>
+          <w:b w:val="0"/>
+          <w:color w:val="333333"/>
+          <w:sz w:val="19"/>
+        </w:rPr>
+        <w:t>Savanoriška 2025 m. tvarumo ataskaita pagal CSRD/ESRS principus</w:t>
+      </w:r>
+      <w:hyperlink r:id="rId19">
+        <w:r>
+          <w:rPr>
+            <w:color w:val="2A78D6"/>
+            <w:vertAlign w:val="superscript"/>
+            <w:sz w:val="16"/>
+          </w:rPr>
+          <w:t xml:space="preserve">15</w:t>
+        </w:r>
+      </w:hyperlink>
+      <w:r>
+        <w:rPr>
+          <w:b w:val="0"/>
+          <w:color w:val="333333"/>
+          <w:sz w:val="19"/>
+        </w:rPr>
+        <w:t>; tikslas 90 % atsinaujinančios energijos savo reikmėms</w:t>
+      </w:r>
+      <w:hyperlink r:id="rId17">
+        <w:r>
+          <w:rPr>
+            <w:color w:val="2A78D6"/>
+            <w:vertAlign w:val="superscript"/>
+            <w:sz w:val="16"/>
+          </w:rPr>
+          <w:t xml:space="preserve">16</w:t>
+        </w:r>
+      </w:hyperlink>
+      <w:r>
+        <w:rPr>
+          <w:b w:val="0"/>
+          <w:color w:val="333333"/>
+          <w:sz w:val="19"/>
+        </w:rPr>
+        <w:t>.</w:t>
+      </w:r>
+    </w:p>
+    <w:p>
+      <w:pPr>
+        <w:spacing w:before="80" w:after="20"/>
+      </w:pPr>
+      <w:r>
+        <w:rPr>
+          <w:sz w:val="24"/>
+        </w:rPr>
+        <w:t xml:space="preserve">☑ </w:t>
+      </w:r>
+      <w:r>
+        <w:t>Yes, the activities of the company or it’s strategy is aligned with the taxonomy and/or Paris agreement targets (e.g. net zero commitment)</w:t>
+      </w:r>
+    </w:p>
+    <w:p>
+      <w:pPr>
+        <w:ind w:left="397"/>
+      </w:pPr>
+      <w:r>
+        <w:rPr>
+          <w:b/>
+          <w:color w:val="333333"/>
+          <w:sz w:val="19"/>
+        </w:rPr>
+        <w:t xml:space="preserve">Įrodymas: </w:t>
+      </w:r>
+      <w:r>
+        <w:rPr>
+          <w:b w:val="0"/>
+          <w:color w:val="333333"/>
+          <w:sz w:val="19"/>
+        </w:rPr>
+        <w:t>Klimato neutrali veikla iki 2050 m.; 1+2 apimties emisijos −55 % iki 2030 m. (nuo 2019 m.); 2025 m. – 19 261 t CO2e (−41,8 %, apskaičiuota įrankio)</w:t>
+      </w:r>
+      <w:hyperlink r:id="rId17">
+        <w:r>
+          <w:rPr>
+            <w:color w:val="2A78D6"/>
+            <w:vertAlign w:val="superscript"/>
+            <w:sz w:val="16"/>
+          </w:rPr>
+          <w:t xml:space="preserve">13</w:t>
+        </w:r>
+      </w:hyperlink>
+      <w:r>
+        <w:rPr>
+          <w:b w:val="0"/>
+          <w:color w:val="333333"/>
+          <w:sz w:val="19"/>
+        </w:rPr>
+        <w:t>. ES taksonomijos dalis nerasta.</w:t>
+      </w:r>
+    </w:p>
+    <w:p>
+      <w:pPr>
+        <w:spacing w:before="80" w:after="20"/>
+      </w:pPr>
+      <w:r>
+        <w:rPr>
+          <w:sz w:val="24"/>
+        </w:rPr>
+        <w:t xml:space="preserve">☐ </w:t>
+      </w:r>
+      <w:r>
+        <w:t>Yes, the company does not have yellow flag/signal related to controversies based on UN Global Compact or any other relevant principles/standards</w:t>
+      </w:r>
+    </w:p>
+    <w:p>
+      <w:pPr>
+        <w:ind w:left="397"/>
+      </w:pPr>
+      <w:r>
+        <w:rPr>
+          <w:b/>
+          <w:color w:val="333333"/>
+          <w:sz w:val="19"/>
+        </w:rPr>
+        <w:t xml:space="preserve">Įrodymas: </w:t>
+      </w:r>
+      <w:r>
+        <w:rPr>
+          <w:b/>
+          <w:color w:val="333333"/>
+          <w:sz w:val="19"/>
+        </w:rPr>
+        <w:t xml:space="preserve">Reikia peržiūrėti. </w:t>
+      </w:r>
+      <w:r>
+        <w:rPr>
+          <w:b w:val="0"/>
+          <w:color w:val="333333"/>
+          <w:sz w:val="19"/>
+        </w:rPr>
+        <w:t>Geltonas signalas – neužbaigta buvusių vadovų kyšininkavimo byla</w:t>
+      </w:r>
+      <w:hyperlink r:id="rId13">
+        <w:r>
+          <w:rPr>
+            <w:color w:val="2A78D6"/>
+            <w:vertAlign w:val="superscript"/>
+            <w:sz w:val="16"/>
+          </w:rPr>
+          <w:t xml:space="preserve">7</w:t>
+        </w:r>
+      </w:hyperlink>
+      <w:r>
+        <w:rPr>
+          <w:color w:val="2A78D6"/>
+          <w:vertAlign w:val="superscript"/>
+        </w:rPr>
+        <w:t>,</w:t>
+      </w:r>
+      <w:hyperlink r:id="rId14">
+        <w:r>
+          <w:rPr>
+            <w:color w:val="2A78D6"/>
+            <w:vertAlign w:val="superscript"/>
+            <w:sz w:val="16"/>
+          </w:rPr>
+          <w:t xml:space="preserve">8</w:t>
+        </w:r>
+      </w:hyperlink>
+      <w:r>
+        <w:rPr>
+          <w:b w:val="0"/>
+          <w:color w:val="333333"/>
+          <w:sz w:val="19"/>
+        </w:rPr>
+        <w:t>.</w:t>
+      </w:r>
+    </w:p>
+    <w:p>
+      <w:pPr>
+        <w:spacing w:before="80" w:after="20"/>
+      </w:pPr>
+      <w:r>
+        <w:rPr>
+          <w:sz w:val="24"/>
+        </w:rPr>
+        <w:t xml:space="preserve">☐ </w:t>
+      </w:r>
+      <w:r>
+        <w:t>Yes, the company fulfills the expectations from SEB thematic and sector policies</w:t>
+      </w:r>
+    </w:p>
+    <w:p>
+      <w:pPr>
+        <w:ind w:left="397"/>
+      </w:pPr>
+      <w:r>
+        <w:rPr>
+          <w:b/>
+          <w:color w:val="333333"/>
+          <w:sz w:val="19"/>
+        </w:rPr>
+        <w:t xml:space="preserve">Įrodymas: </w:t>
+      </w:r>
+      <w:r>
+        <w:rPr>
+          <w:b/>
+          <w:color w:val="333333"/>
+          <w:sz w:val="19"/>
+        </w:rPr>
+        <w:t xml:space="preserve">Reikia peržiūrėti. </w:t>
+      </w:r>
+      <w:r>
+        <w:rPr>
+          <w:b w:val="0"/>
+          <w:color w:val="333333"/>
+          <w:sz w:val="19"/>
+        </w:rPr>
+        <w:t>SEB laivybos ir transporto politikų turinys automatiškai neperskaitytas (SEB PDF blokuoja automatinį skaitymą). Žinoma: SEB laikosi Poseidon principų, laivybos tikslas – AER −41 % iki 2030 m. Reikia rankinės patikros.</w:t>
+      </w:r>
+    </w:p>
+    <w:p>
+      <w:pPr>
+        <w:spacing w:before="80"/>
+      </w:pPr>
+      <w:r>
+        <w:rPr>
+          <w:b/>
+        </w:rPr>
+        <w:t xml:space="preserve">Additional comments: </w:t>
+      </w:r>
+    </w:p>
+    <w:p>
+      <w:pPr>
+        <w:spacing w:before="160"/>
+      </w:pPr>
+      <w:r>
+        <w:rPr>
+          <w:b/>
+          <w:sz w:val="22"/>
+        </w:rPr>
+        <w:t>Engagement</w:t>
+      </w:r>
+    </w:p>
+    <w:p>
+      <w:pPr>
+        <w:spacing w:before="80" w:after="20"/>
+      </w:pPr>
+      <w:r>
+        <w:rPr>
+          <w:sz w:val="24"/>
+        </w:rPr>
+        <w:t xml:space="preserve">☐ </w:t>
+      </w:r>
+      <w:r>
+        <w:t>Is there a need for pro-active engagement with the company?</w:t>
+      </w:r>
+    </w:p>
+    <w:p>
+      <w:pPr>
+        <w:ind w:left="397"/>
+      </w:pPr>
+      <w:r>
+        <w:rPr>
+          <w:b/>
+          <w:color w:val="333333"/>
+          <w:sz w:val="19"/>
+        </w:rPr>
+        <w:t xml:space="preserve">Įrodymas: </w:t>
+      </w:r>
+      <w:r>
+        <w:rPr>
+          <w:b/>
+          <w:color w:val="333333"/>
+          <w:sz w:val="19"/>
+        </w:rPr>
+        <w:t xml:space="preserve">Reikia peržiūrėti. </w:t>
+      </w:r>
+      <w:r>
+        <w:rPr>
+          <w:b w:val="0"/>
+          <w:color w:val="333333"/>
+          <w:sz w:val="19"/>
+        </w:rPr>
+        <w:t>Siūlomi klausimai: keltų kuro emisijos ir sąnaudos, kelias iki −55 % 2030 m., antikorupcijos priemonės po bylos.</w:t>
+      </w:r>
+    </w:p>
+    <w:p>
+      <w:pPr>
+        <w:spacing w:before="80"/>
+      </w:pPr>
+      <w:r>
+        <w:rPr>
+          <w:b/>
+        </w:rPr>
+        <w:t xml:space="preserve">Additional comments: </w:t>
+      </w:r>
+    </w:p>
+    <w:p>
+      <w:pPr>
+        <w:spacing w:before="160"/>
+      </w:pPr>
+      <w:r>
+        <w:rPr>
+          <w:b/>
+          <w:sz w:val="22"/>
+        </w:rPr>
+        <w:t>Indicators</w:t>
+      </w:r>
+    </w:p>
+    <w:p>
+      <w:pPr>
+        <w:spacing w:before="80" w:after="20"/>
+      </w:pPr>
+      <w:r>
+        <w:rPr>
+          <w:sz w:val="24"/>
+        </w:rPr>
+        <w:t xml:space="preserve">☐ </w:t>
+      </w:r>
+      <w:r>
+        <w:t>Yes, the indicators of the company support the targets of sustainability and PAI indicators followed by the Fund</w:t>
+      </w:r>
+    </w:p>
+    <w:p>
+      <w:pPr>
+        <w:ind w:left="397"/>
+      </w:pPr>
+      <w:r>
+        <w:rPr>
+          <w:b/>
+          <w:color w:val="333333"/>
+          <w:sz w:val="19"/>
+        </w:rPr>
+        <w:t xml:space="preserve">Įrodymas: </w:t>
+      </w:r>
+      <w:r>
+        <w:rPr>
+          <w:b/>
+          <w:color w:val="333333"/>
+          <w:sz w:val="19"/>
+        </w:rPr>
+        <w:t xml:space="preserve">Reikia peržiūrėti. </w:t>
+      </w:r>
+      <w:r>
+        <w:rPr>
+          <w:b w:val="0"/>
+          <w:color w:val="333333"/>
+          <w:sz w:val="19"/>
+        </w:rPr>
+        <w:t>Turimi PAI duomenys: 1+2 apimties emisijos 19 261 t CO2e (2025)</w:t>
+      </w:r>
+      <w:hyperlink r:id="rId20">
+        <w:r>
+          <w:rPr>
+            <w:color w:val="2A78D6"/>
+            <w:vertAlign w:val="superscript"/>
+            <w:sz w:val="16"/>
+          </w:rPr>
+          <w:t xml:space="preserve">17</w:t>
+        </w:r>
+      </w:hyperlink>
+      <w:r>
+        <w:rPr>
+          <w:b w:val="0"/>
+          <w:color w:val="333333"/>
+          <w:sz w:val="19"/>
+        </w:rPr>
+        <w:t>. Palyginti su fondo tikslais – analitikas.</w:t>
+      </w:r>
+    </w:p>
+    <w:p>
+      <w:pPr>
+        <w:spacing w:before="80"/>
+      </w:pPr>
+      <w:r>
+        <w:rPr>
+          <w:b/>
+        </w:rPr>
+        <w:t xml:space="preserve">Additional comments: </w:t>
+      </w:r>
+    </w:p>
+    <w:p>
+      <w:pPr>
+        <w:spacing w:before="80"/>
+      </w:pPr>
+      <w:r>
+        <w:rPr>
+          <w:b/>
+        </w:rPr>
+        <w:t xml:space="preserve">Conclusion: </w:t>
+      </w:r>
+      <w:r>
+        <w:rPr>
+          <w:b w:val="0"/>
+        </w:rPr>
+        <w:t>Išskirtinių sektorių nėra; teigiama – emisijų tikslai ir tvarumo ataskaita. Peržiūrėti kyšininkavimo bylos baigtį ir SEB laivybos / transporto politikų atitiktį.</w:t>
+      </w:r>
+    </w:p>
+    <w:p>
+      <w:r>
+        <w:rPr>
+          <w:i/>
+          <w:color w:val="5F6B7A"/>
+          <w:sz w:val="16"/>
+        </w:rPr>
+        <w:t>Taikytos SEB politikos: Shipping sector policy; Transportation sector policy; Environmental Policy on Climate, Nature and Water; Social and Human Rights Policy; Anti-corruption, Code of Conduct, Tax</w:t>
+      </w:r>
+    </w:p>
+    <w:p>
+      <w:pPr>
+        <w:spacing w:before="280" w:after="80"/>
+        <w:pBdr>
+          <w:bottom w:val="single" w:sz="6" w:color="C9D3DE" w:space="2"/>
+        </w:pBdr>
+      </w:pPr>
+      <w:r>
+        <w:rPr>
+          <w:b/>
+          <w:color w:val="1F4E79"/>
+          <w:sz w:val="28"/>
         </w:rPr>
         <w:t>Šaltiniai</w:t>
       </w:r>
     </w:p>
-    <w:tbl>
-      <w:tblPr>
-        <w:tblStyle w:val="TableGrid"/>
-        <w:tblW w:type="auto" w:w="0"/>
-        <w:tblLook w:firstColumn="1" w:firstRow="1" w:lastColumn="0" w:lastRow="0" w:noHBand="0" w:noVBand="1" w:val="04A0"/>
-      </w:tblPr>
-      <w:tblGrid>
-        <w:gridCol w:w="2550"/>
-        <w:gridCol w:w="2550"/>
-        <w:gridCol w:w="2550"/>
-        <w:gridCol w:w="2550"/>
-      </w:tblGrid>
-      <w:tr>
-        <w:tc>
-          <w:tcPr>
-            <w:tcW w:type="dxa" w:w="567"/>
-            <w:shd w:val="clear" w:color="auto" w:fill="1F4E79"/>
-          </w:tcPr>
-          <w:p>
-            <w:r/>
-            <w:r>
-              <w:rPr>
-                <w:b/>
-                <w:color w:val="FFFFFF"/>
-                <w:sz w:val="17"/>
-              </w:rPr>
-              <w:t>#</w:t>
-            </w:r>
-          </w:p>
-        </w:tc>
-        <w:tc>
-          <w:tcPr>
-            <w:tcW w:type="dxa" w:w="3118"/>
-            <w:shd w:val="clear" w:color="auto" w:fill="1F4E79"/>
-          </w:tcPr>
-          <w:p>
-            <w:r/>
-            <w:r>
-              <w:rPr>
-                <w:b/>
-                <w:color w:val="FFFFFF"/>
-                <w:sz w:val="17"/>
-              </w:rPr>
-            </w:r>
-          </w:p>
-        </w:tc>
-        <w:tc>
-          <w:tcPr>
-            <w:tcW w:type="dxa" w:w="1134"/>
-            <w:shd w:val="clear" w:color="auto" w:fill="1F4E79"/>
-          </w:tcPr>
-          <w:p>
-            <w:r/>
-            <w:r>
-              <w:rPr>
-                <w:b/>
-                <w:color w:val="FFFFFF"/>
-                <w:sz w:val="17"/>
-              </w:rPr>
-            </w:r>
-          </w:p>
-        </w:tc>
-        <w:tc>
-          <w:tcPr>
-            <w:tcW w:type="dxa" w:w="4819"/>
-            <w:shd w:val="clear" w:color="auto" w:fill="1F4E79"/>
-          </w:tcPr>
-          <w:p>
-            <w:r/>
-            <w:r>
-              <w:rPr>
-                <w:b/>
-                <w:color w:val="FFFFFF"/>
-                <w:sz w:val="17"/>
-              </w:rPr>
-              <w:t>URL</w:t>
-            </w:r>
-          </w:p>
-        </w:tc>
-      </w:tr>
-      <w:tr>
-        <w:tc>
-          <w:tcPr>
-            <w:tcW w:type="dxa" w:w="567"/>
-          </w:tcPr>
-          <w:p>
-            <w:r/>
-            <w:r>
-              <w:rPr>
-                <w:sz w:val="17"/>
-              </w:rPr>
-              <w:t>P1</w:t>
-            </w:r>
-          </w:p>
-        </w:tc>
-        <w:tc>
-          <w:tcPr>
-            <w:tcW w:type="dxa" w:w="3118"/>
-          </w:tcPr>
-          <w:p>
-            <w:r/>
-            <w:r>
-              <w:rPr>
-                <w:sz w:val="17"/>
-              </w:rPr>
-              <w:t>AS Tallinna Sadam - Interim report Q2 and 6M 2026</w:t>
-            </w:r>
-          </w:p>
-        </w:tc>
-        <w:tc>
-          <w:tcPr>
-            <w:tcW w:type="dxa" w:w="1134"/>
-          </w:tcPr>
-          <w:p>
-            <w:r/>
-            <w:r>
-              <w:rPr>
-                <w:sz w:val="17"/>
-              </w:rPr>
-              <w:t>2026-08-10</w:t>
-            </w:r>
-          </w:p>
-        </w:tc>
-        <w:tc>
-          <w:tcPr>
-            <w:tcW w:type="dxa" w:w="4819"/>
-          </w:tcPr>
-          <w:p>
-            <w:r/>
-            <w:r>
-              <w:rPr>
-                <w:sz w:val="17"/>
-              </w:rPr>
-              <w:t>https://ml-eu.globenewswire.com/Resource/Download/bfd79dd4-0a64-4f1a-bf21-dcb2548a7586</w:t>
-            </w:r>
-          </w:p>
-        </w:tc>
-      </w:tr>
-      <w:tr>
-        <w:tc>
-          <w:tcPr>
-            <w:tcW w:type="dxa" w:w="567"/>
-          </w:tcPr>
-          <w:p>
-            <w:r/>
-            <w:r>
-              <w:rPr>
-                <w:sz w:val="17"/>
-              </w:rPr>
-              <w:t>P2</w:t>
-            </w:r>
-          </w:p>
-        </w:tc>
-        <w:tc>
-          <w:tcPr>
-            <w:tcW w:type="dxa" w:w="3118"/>
-          </w:tcPr>
-          <w:p>
-            <w:r/>
-            <w:r>
-              <w:rPr>
-                <w:sz w:val="17"/>
-              </w:rPr>
-              <w:t>Stock exchange release: financial results for 2026 Q2 and 6 months</w:t>
-            </w:r>
-          </w:p>
-        </w:tc>
-        <w:tc>
-          <w:tcPr>
-            <w:tcW w:type="dxa" w:w="1134"/>
-          </w:tcPr>
-          <w:p>
-            <w:r/>
-            <w:r>
-              <w:rPr>
-                <w:sz w:val="17"/>
-              </w:rPr>
-              <w:t>2026-08-10</w:t>
-            </w:r>
-          </w:p>
-        </w:tc>
-        <w:tc>
-          <w:tcPr>
-            <w:tcW w:type="dxa" w:w="4819"/>
-          </w:tcPr>
-          <w:p>
-            <w:r/>
-            <w:r>
-              <w:rPr>
-                <w:sz w:val="17"/>
-              </w:rPr>
-              <w:t>https://www.inderes.fi/en/releases/as-tallinna-sadam-financial-results-for-2026-q2-and-6-months</w:t>
-            </w:r>
-          </w:p>
-        </w:tc>
-      </w:tr>
-      <w:tr>
-        <w:tc>
-          <w:tcPr>
-            <w:tcW w:type="dxa" w:w="567"/>
-          </w:tcPr>
-          <w:p>
-            <w:r/>
-            <w:r>
-              <w:rPr>
-                <w:sz w:val="17"/>
-              </w:rPr>
-              <w:t>P3</w:t>
-            </w:r>
-          </w:p>
-        </w:tc>
-        <w:tc>
-          <w:tcPr>
-            <w:tcW w:type="dxa" w:w="3118"/>
-          </w:tcPr>
-          <w:p>
-            <w:r/>
-            <w:r>
-              <w:rPr>
-                <w:sz w:val="17"/>
-              </w:rPr>
-              <w:t>Results of Q4 and 12 months 2025 - webinar presentation</w:t>
-            </w:r>
-          </w:p>
-        </w:tc>
-        <w:tc>
-          <w:tcPr>
-            <w:tcW w:type="dxa" w:w="1134"/>
-          </w:tcPr>
-          <w:p>
-            <w:r/>
-            <w:r>
-              <w:rPr>
-                <w:sz w:val="17"/>
-              </w:rPr>
-              <w:t>2026-02</w:t>
-            </w:r>
-          </w:p>
-        </w:tc>
-        <w:tc>
-          <w:tcPr>
-            <w:tcW w:type="dxa" w:w="4819"/>
-          </w:tcPr>
-          <w:p>
-            <w:r/>
-            <w:r>
-              <w:rPr>
-                <w:sz w:val="17"/>
-              </w:rPr>
-              <w:t>https://www.ts.ee/wp-content/uploads/2026/02/2025-Q4-Webinar.pdf</w:t>
-            </w:r>
-          </w:p>
-        </w:tc>
-      </w:tr>
-      <w:tr>
-        <w:tc>
-          <w:tcPr>
-            <w:tcW w:type="dxa" w:w="567"/>
-          </w:tcPr>
-          <w:p>
-            <w:r/>
-            <w:r>
-              <w:rPr>
-                <w:sz w:val="17"/>
-              </w:rPr>
-              <w:t>P4</w:t>
-            </w:r>
-          </w:p>
-        </w:tc>
-        <w:tc>
-          <w:tcPr>
-            <w:tcW w:type="dxa" w:w="3118"/>
-          </w:tcPr>
-          <w:p>
-            <w:r/>
-            <w:r>
-              <w:rPr>
-                <w:sz w:val="17"/>
-              </w:rPr>
-              <w:t>Q2 2026 webinar presentation</w:t>
-            </w:r>
-          </w:p>
-        </w:tc>
-        <w:tc>
-          <w:tcPr>
-            <w:tcW w:type="dxa" w:w="1134"/>
-          </w:tcPr>
-          <w:p>
-            <w:r/>
-            <w:r>
-              <w:rPr>
-                <w:sz w:val="17"/>
-              </w:rPr>
-              <w:t>2026-08</w:t>
-            </w:r>
-          </w:p>
-        </w:tc>
-        <w:tc>
-          <w:tcPr>
-            <w:tcW w:type="dxa" w:w="4819"/>
-          </w:tcPr>
-          <w:p>
-            <w:r/>
-            <w:r>
-              <w:rPr>
-                <w:sz w:val="17"/>
-              </w:rPr>
-              <w:t>https://www.ts.ee/wp-content/uploads/2019/12/Q2-2026-webinar-ENG.pdf</w:t>
-            </w:r>
-          </w:p>
-        </w:tc>
-      </w:tr>
-      <w:tr>
-        <w:tc>
-          <w:tcPr>
-            <w:tcW w:type="dxa" w:w="567"/>
-          </w:tcPr>
-          <w:p>
-            <w:r/>
-            <w:r>
-              <w:rPr>
-                <w:sz w:val="17"/>
-              </w:rPr>
-              <w:t>P5</w:t>
-            </w:r>
-          </w:p>
-        </w:tc>
-        <w:tc>
-          <w:tcPr>
-            <w:tcW w:type="dxa" w:w="3118"/>
-          </w:tcPr>
-          <w:p>
-            <w:r/>
-            <w:r>
-              <w:rPr>
-                <w:sz w:val="17"/>
-              </w:rPr>
-              <w:t>Investor - stock exchange info</w:t>
-            </w:r>
-          </w:p>
-        </w:tc>
-        <w:tc>
-          <w:tcPr>
-            <w:tcW w:type="dxa" w:w="1134"/>
-          </w:tcPr>
-          <w:p>
-            <w:r/>
-            <w:r>
-              <w:rPr>
-                <w:sz w:val="17"/>
-              </w:rPr>
-              <w:t>2026-10-22</w:t>
-            </w:r>
-          </w:p>
-        </w:tc>
-        <w:tc>
-          <w:tcPr>
-            <w:tcW w:type="dxa" w:w="4819"/>
-          </w:tcPr>
-          <w:p>
-            <w:r/>
-            <w:r>
-              <w:rPr>
-                <w:sz w:val="17"/>
-              </w:rPr>
-              <w:t>https://www.ts.ee/en/investor/stock-exchange-info/</w:t>
-            </w:r>
-          </w:p>
-        </w:tc>
-      </w:tr>
-      <w:tr>
-        <w:tc>
-          <w:tcPr>
-            <w:tcW w:type="dxa" w:w="567"/>
-          </w:tcPr>
-          <w:p>
-            <w:r/>
-            <w:r>
-              <w:rPr>
-                <w:sz w:val="17"/>
-              </w:rPr>
-              <w:t>P6</w:t>
-            </w:r>
-          </w:p>
-        </w:tc>
-        <w:tc>
-          <w:tcPr>
-            <w:tcW w:type="dxa" w:w="3118"/>
-          </w:tcPr>
-          <w:p>
-            <w:r/>
-            <w:r>
-              <w:rPr>
-                <w:sz w:val="17"/>
-              </w:rPr>
-              <w:t>Sustainability Report 2025</w:t>
-            </w:r>
-          </w:p>
-        </w:tc>
-        <w:tc>
-          <w:tcPr>
-            <w:tcW w:type="dxa" w:w="1134"/>
-          </w:tcPr>
-          <w:p>
-            <w:r/>
-            <w:r>
-              <w:rPr>
-                <w:sz w:val="17"/>
-              </w:rPr>
-              <w:t>2026-04</w:t>
-            </w:r>
-          </w:p>
-        </w:tc>
-        <w:tc>
-          <w:tcPr>
-            <w:tcW w:type="dxa" w:w="4819"/>
-          </w:tcPr>
-          <w:p>
-            <w:r/>
-            <w:r>
-              <w:rPr>
-                <w:sz w:val="17"/>
-              </w:rPr>
-              <w:t>https://www.ts.ee/wp-content/uploads/2026/04/Sustainability_Report_2025.pdf</w:t>
-            </w:r>
-          </w:p>
-        </w:tc>
-      </w:tr>
-      <w:tr>
-        <w:tc>
-          <w:tcPr>
-            <w:tcW w:type="dxa" w:w="567"/>
-          </w:tcPr>
-          <w:p>
-            <w:r/>
-            <w:r>
-              <w:rPr>
-                <w:sz w:val="17"/>
-              </w:rPr>
-              <w:t>E1</w:t>
-            </w:r>
-          </w:p>
-        </w:tc>
-        <w:tc>
-          <w:tcPr>
-            <w:tcW w:type="dxa" w:w="3118"/>
-          </w:tcPr>
-          <w:p>
-            <w:r/>
-            <w:r>
-              <w:rPr>
-                <w:sz w:val="17"/>
-              </w:rPr>
-              <w:t>ERR: defence appeals acquittal in Tallinna Sadam case</w:t>
-            </w:r>
-          </w:p>
-        </w:tc>
-        <w:tc>
-          <w:tcPr>
-            <w:tcW w:type="dxa" w:w="1134"/>
-          </w:tcPr>
-          <w:p>
-            <w:r/>
-            <w:r>
-              <w:rPr>
-                <w:sz w:val="17"/>
-              </w:rPr>
-              <w:t>2024-07-24</w:t>
-            </w:r>
-          </w:p>
-        </w:tc>
-        <w:tc>
-          <w:tcPr>
-            <w:tcW w:type="dxa" w:w="4819"/>
-          </w:tcPr>
-          <w:p>
-            <w:r/>
-            <w:r>
-              <w:rPr>
-                <w:sz w:val="17"/>
-              </w:rPr>
-              <w:t>https://www.err.ee/1609405501/tallinna-sadama-kaasuses-oigeksmoistetute-kaitsjad-vaidlustasid-kohtuotsuse</w:t>
-            </w:r>
-          </w:p>
-        </w:tc>
-      </w:tr>
-      <w:tr>
-        <w:tc>
-          <w:tcPr>
-            <w:tcW w:type="dxa" w:w="567"/>
-          </w:tcPr>
-          <w:p>
-            <w:r/>
-            <w:r>
-              <w:rPr>
-                <w:sz w:val="17"/>
-              </w:rPr>
-              <w:t>E2</w:t>
-            </w:r>
-          </w:p>
-        </w:tc>
-        <w:tc>
-          <w:tcPr>
-            <w:tcW w:type="dxa" w:w="3118"/>
-          </w:tcPr>
-          <w:p>
-            <w:r/>
-            <w:r>
-              <w:rPr>
-                <w:sz w:val="17"/>
-              </w:rPr>
-              <w:t>ERR: State Prosecutor appeals Tallinna Sadam ruling</w:t>
-            </w:r>
-          </w:p>
-        </w:tc>
-        <w:tc>
-          <w:tcPr>
-            <w:tcW w:type="dxa" w:w="1134"/>
-          </w:tcPr>
-          <w:p>
-            <w:r/>
-            <w:r>
-              <w:rPr>
-                <w:sz w:val="17"/>
-              </w:rPr>
-              <w:t>2024-07-26</w:t>
-            </w:r>
-          </w:p>
-        </w:tc>
-        <w:tc>
-          <w:tcPr>
-            <w:tcW w:type="dxa" w:w="4819"/>
-          </w:tcPr>
-          <w:p>
-            <w:r/>
-            <w:r>
-              <w:rPr>
-                <w:sz w:val="17"/>
-              </w:rPr>
-              <w:t>https://www.err.ee/1609408312/riigiprokuratuur-vaidlustas-tallinna-sadama-kohtuotsuse</w:t>
-            </w:r>
-          </w:p>
-        </w:tc>
-      </w:tr>
-    </w:tbl>
-    <w:p/>
+    <w:p>
+      <w:pPr>
+        <w:spacing w:after="20"/>
+        <w:ind w:left="340" w:hanging="340"/>
+      </w:pPr>
+      <w:r>
+        <w:rPr>
+          <w:sz w:val="17"/>
+        </w:rPr>
+        <w:t xml:space="preserve">1. </w:t>
+      </w:r>
+      <w:hyperlink r:id="rId10">
+        <w:r>
+          <w:rPr>
+            <w:color w:val="2A78D6"/>
+            <w:sz w:val="17"/>
+          </w:rPr>
+          <w:t xml:space="preserve">Investor - stock exchange info, 2026-10-22</w:t>
+        </w:r>
+      </w:hyperlink>
+    </w:p>
+    <w:p>
+      <w:pPr>
+        <w:spacing w:after="20"/>
+        <w:ind w:left="340" w:hanging="340"/>
+      </w:pPr>
+      <w:r>
+        <w:rPr>
+          <w:sz w:val="17"/>
+        </w:rPr>
+        <w:t xml:space="preserve">2. </w:t>
+      </w:r>
+      <w:hyperlink r:id="rId11">
+        <w:r>
+          <w:rPr>
+            <w:color w:val="2A78D6"/>
+            <w:sz w:val="17"/>
+          </w:rPr>
+          <w:t xml:space="preserve">AS Tallinna Sadam - Interim report Q2 and 6M 2026, p. 4, 2026-08-10</w:t>
+        </w:r>
+      </w:hyperlink>
+    </w:p>
+    <w:p>
+      <w:pPr>
+        <w:spacing w:after="20"/>
+        <w:ind w:left="340" w:hanging="340"/>
+      </w:pPr>
+      <w:r>
+        <w:rPr>
+          <w:sz w:val="17"/>
+        </w:rPr>
+        <w:t xml:space="preserve">3. </w:t>
+      </w:r>
+      <w:hyperlink r:id="rId12">
+        <w:r>
+          <w:rPr>
+            <w:color w:val="2A78D6"/>
+            <w:sz w:val="17"/>
+          </w:rPr>
+          <w:t xml:space="preserve">Stock exchange release: financial results for 2026 Q2 and 6 months, 2026-08-10</w:t>
+        </w:r>
+      </w:hyperlink>
+    </w:p>
+    <w:p>
+      <w:pPr>
+        <w:spacing w:after="20"/>
+        <w:ind w:left="340" w:hanging="340"/>
+      </w:pPr>
+      <w:r>
+        <w:rPr>
+          <w:sz w:val="17"/>
+        </w:rPr>
+        <w:t xml:space="preserve">4. </w:t>
+      </w:r>
+      <w:hyperlink r:id="rId11">
+        <w:r>
+          <w:rPr>
+            <w:color w:val="2A78D6"/>
+            <w:sz w:val="17"/>
+          </w:rPr>
+          <w:t xml:space="preserve">AS Tallinna Sadam - Interim report Q2 and 6M 2026, 2026-08-10</w:t>
+        </w:r>
+      </w:hyperlink>
+    </w:p>
+    <w:p>
+      <w:pPr>
+        <w:spacing w:after="20"/>
+        <w:ind w:left="340" w:hanging="340"/>
+      </w:pPr>
+      <w:r>
+        <w:rPr>
+          <w:sz w:val="17"/>
+        </w:rPr>
+        <w:t xml:space="preserve">5. </w:t>
+      </w:r>
+      <w:hyperlink r:id="rId11">
+        <w:r>
+          <w:rPr>
+            <w:color w:val="2A78D6"/>
+            <w:sz w:val="17"/>
+          </w:rPr>
+          <w:t xml:space="preserve">AS Tallinna Sadam - Interim report Q2 and 6M 2026, p. 14-15, 2026-08-10</w:t>
+        </w:r>
+      </w:hyperlink>
+    </w:p>
+    <w:p>
+      <w:pPr>
+        <w:spacing w:after="20"/>
+        <w:ind w:left="340" w:hanging="340"/>
+      </w:pPr>
+      <w:r>
+        <w:rPr>
+          <w:sz w:val="17"/>
+        </w:rPr>
+        <w:t xml:space="preserve">6. </w:t>
+      </w:r>
+      <w:hyperlink r:id="rId11">
+        <w:r>
+          <w:rPr>
+            <w:color w:val="2A78D6"/>
+            <w:sz w:val="17"/>
+          </w:rPr>
+          <w:t xml:space="preserve">AS Tallinna Sadam - Interim report Q2 and 6M 2026, p. 13, 2026-08-10</w:t>
+        </w:r>
+      </w:hyperlink>
+    </w:p>
+    <w:p>
+      <w:pPr>
+        <w:spacing w:after="20"/>
+        <w:ind w:left="340" w:hanging="340"/>
+      </w:pPr>
+      <w:r>
+        <w:rPr>
+          <w:sz w:val="17"/>
+        </w:rPr>
+        <w:t xml:space="preserve">7. </w:t>
+      </w:r>
+      <w:hyperlink r:id="rId13">
+        <w:r>
+          <w:rPr>
+            <w:color w:val="2A78D6"/>
+            <w:sz w:val="17"/>
+          </w:rPr>
+          <w:t xml:space="preserve">ERR: defence appeals acquittal in Tallinna Sadam case, 2024-07-24</w:t>
+        </w:r>
+      </w:hyperlink>
+    </w:p>
+    <w:p>
+      <w:pPr>
+        <w:spacing w:after="20"/>
+        <w:ind w:left="340" w:hanging="340"/>
+      </w:pPr>
+      <w:r>
+        <w:rPr>
+          <w:sz w:val="17"/>
+        </w:rPr>
+        <w:t xml:space="preserve">8. </w:t>
+      </w:r>
+      <w:hyperlink r:id="rId14">
+        <w:r>
+          <w:rPr>
+            <w:color w:val="2A78D6"/>
+            <w:sz w:val="17"/>
+          </w:rPr>
+          <w:t xml:space="preserve">ERR: State Prosecutor appeals Tallinna Sadam ruling, 2024-07-26</w:t>
+        </w:r>
+      </w:hyperlink>
+    </w:p>
+    <w:p>
+      <w:pPr>
+        <w:spacing w:after="20"/>
+        <w:ind w:left="340" w:hanging="340"/>
+      </w:pPr>
+      <w:r>
+        <w:rPr>
+          <w:sz w:val="17"/>
+        </w:rPr>
+        <w:t xml:space="preserve">9. </w:t>
+      </w:r>
+      <w:hyperlink r:id="rId15">
+        <w:r>
+          <w:rPr>
+            <w:color w:val="2A78D6"/>
+            <w:sz w:val="17"/>
+          </w:rPr>
+          <w:t xml:space="preserve">Results of Q4 and 12 months 2025 - webinar presentation, 2026-02</w:t>
+        </w:r>
+      </w:hyperlink>
+    </w:p>
+    <w:p>
+      <w:pPr>
+        <w:spacing w:after="20"/>
+        <w:ind w:left="340" w:hanging="340"/>
+      </w:pPr>
+      <w:r>
+        <w:rPr>
+          <w:sz w:val="17"/>
+        </w:rPr>
+        <w:t xml:space="preserve">10. </w:t>
+      </w:r>
+      <w:hyperlink r:id="rId11">
+        <w:r>
+          <w:rPr>
+            <w:color w:val="2A78D6"/>
+            <w:sz w:val="17"/>
+          </w:rPr>
+          <w:t xml:space="preserve">AS Tallinna Sadam - Interim report Q2 and 6M 2026, p. 14, 2026-08-10</w:t>
+        </w:r>
+      </w:hyperlink>
+    </w:p>
+    <w:p>
+      <w:pPr>
+        <w:spacing w:after="20"/>
+        <w:ind w:left="340" w:hanging="340"/>
+      </w:pPr>
+      <w:r>
+        <w:rPr>
+          <w:sz w:val="17"/>
+        </w:rPr>
+        <w:t xml:space="preserve">11. </w:t>
+      </w:r>
+      <w:hyperlink r:id="rId11">
+        <w:r>
+          <w:rPr>
+            <w:color w:val="2A78D6"/>
+            <w:sz w:val="17"/>
+          </w:rPr>
+          <w:t xml:space="preserve">AS Tallinna Sadam - Interim report Q2 and 6M 2026 (patikrinti), 2026-08-10</w:t>
+        </w:r>
+      </w:hyperlink>
+    </w:p>
+    <w:p>
+      <w:pPr>
+        <w:spacing w:after="20"/>
+        <w:ind w:left="340" w:hanging="340"/>
+      </w:pPr>
+      <w:r>
+        <w:rPr>
+          <w:sz w:val="17"/>
+        </w:rPr>
+        <w:t xml:space="preserve">12. </w:t>
+      </w:r>
+      <w:hyperlink r:id="rId11">
+        <w:r>
+          <w:rPr>
+            <w:color w:val="2A78D6"/>
+            <w:sz w:val="17"/>
+          </w:rPr>
+          <w:t xml:space="preserve">AS Tallinna Sadam - Interim report Q2 and 6M 2026, p. 9, 2026-08-10</w:t>
+        </w:r>
+      </w:hyperlink>
+    </w:p>
+    <w:p>
+      <w:pPr>
+        <w:spacing w:after="20"/>
+        <w:ind w:left="340" w:hanging="340"/>
+      </w:pPr>
+      <w:r>
+        <w:rPr>
+          <w:sz w:val="17"/>
+        </w:rPr>
+        <w:t xml:space="preserve">13. </w:t>
+      </w:r>
+      <w:hyperlink r:id="rId17">
+        <w:r>
+          <w:rPr>
+            <w:color w:val="2A78D6"/>
+            <w:sz w:val="17"/>
+          </w:rPr>
+          <w:t xml:space="preserve">Sustainability Report 2025, p. 19, 22, 2026-04</w:t>
+        </w:r>
+      </w:hyperlink>
+    </w:p>
+    <w:p>
+      <w:pPr>
+        <w:spacing w:after="20"/>
+        <w:ind w:left="340" w:hanging="340"/>
+      </w:pPr>
+      <w:r>
+        <w:rPr>
+          <w:sz w:val="17"/>
+        </w:rPr>
+        <w:t xml:space="preserve">14. </w:t>
+      </w:r>
+      <w:hyperlink r:id="rId18">
+        <w:r>
+          <w:rPr>
+            <w:color w:val="2A78D6"/>
+            <w:sz w:val="17"/>
+          </w:rPr>
+          <w:t xml:space="preserve">Q2 2026 webinar presentation, 2026-08</w:t>
+        </w:r>
+      </w:hyperlink>
+    </w:p>
+    <w:p>
+      <w:pPr>
+        <w:spacing w:after="20"/>
+        <w:ind w:left="340" w:hanging="340"/>
+      </w:pPr>
+      <w:r>
+        <w:rPr>
+          <w:sz w:val="17"/>
+        </w:rPr>
+        <w:t xml:space="preserve">15. </w:t>
+      </w:r>
+      <w:hyperlink r:id="rId19">
+        <w:r>
+          <w:rPr>
+            <w:color w:val="2A78D6"/>
+            <w:sz w:val="17"/>
+          </w:rPr>
+          <w:t xml:space="preserve">Sustainability Report 2025, 2026-04</w:t>
+        </w:r>
+      </w:hyperlink>
+    </w:p>
+    <w:p>
+      <w:pPr>
+        <w:spacing w:after="20"/>
+        <w:ind w:left="340" w:hanging="340"/>
+      </w:pPr>
+      <w:r>
+        <w:rPr>
+          <w:sz w:val="17"/>
+        </w:rPr>
+        <w:t xml:space="preserve">16. </w:t>
+      </w:r>
+      <w:hyperlink r:id="rId17">
+        <w:r>
+          <w:rPr>
+            <w:color w:val="2A78D6"/>
+            <w:sz w:val="17"/>
+          </w:rPr>
+          <w:t xml:space="preserve">Sustainability Report 2025, p. 19, 2026-04</w:t>
+        </w:r>
+      </w:hyperlink>
+    </w:p>
+    <w:p>
+      <w:pPr>
+        <w:spacing w:after="20"/>
+        <w:ind w:left="340" w:hanging="340"/>
+      </w:pPr>
+      <w:r>
+        <w:rPr>
+          <w:sz w:val="17"/>
+        </w:rPr>
+        <w:t xml:space="preserve">17. </w:t>
+      </w:r>
+      <w:hyperlink r:id="rId20">
+        <w:r>
+          <w:rPr>
+            <w:color w:val="2A78D6"/>
+            <w:sz w:val="17"/>
+          </w:rPr>
+          <w:t xml:space="preserve">Sustainability Report 2025, p. 22, 2026-04</w:t>
+        </w:r>
+      </w:hyperlink>
+    </w:p>
     <w:p>
       <w:r>
         <w:rPr>
           <w:i/>
+          <w:color w:val="5F6B7A"/>
           <w:sz w:val="16"/>
         </w:rPr>
         <w:t>Ataskaita parengta automatiškai iš viešų šaltinių. Skaičiai pateikiami taip, kaip juos skelbia emitentas; nuorodos [S#] veda į šaltinių sąrašą. Prieš naudojant sprendimui, analitikas turi peržiūrėti pažymėtus punktus.</w:t>
       </w:r>
     </w:p>
     <w:sectPr>
+      <w:footerReference w:type="default" r:id="rId9"/>
       <w:pgSz w:w="12240" w:h="15840"/>
-      <w:pgMar w:top="907" w:right="1020" w:bottom="907" w:left="1020" w:header="720" w:footer="720" w:gutter="0"/>
+      <w:pgMar w:top="907" w:right="1134" w:bottom="907" w:left="1134" w:header="720" w:footer="720" w:gutter="0"/>
       <w:cols w:space="720"/>
       <w:docGrid w:linePitch="360"/>
     </w:sectPr>
   </w:body>
 </w:document>
+</file>
+
+<file path=word/footer1.xml><?xml version="1.0" encoding="utf-8"?>
+<w:ftr xmlns:m="http://schemas.openxmlformats.org/officeDocument/2006/math" xmlns:mc="http://schemas.openxmlformats.org/markup-compatibility/2006" xmlns:mo="http://schemas.microsoft.com/office/mac/office/2008/main" xmlns:mv="urn:schemas-microsoft-com:mac:vml" xmlns:o="urn:schemas-microsoft-com:office:office" xmlns:r="http://schemas.openxmlformats.org/officeDocument/2006/relationships" xmlns:v="urn:schemas-microsoft-com:vml" xmlns:w10="urn:schemas-microsoft-com:office:word" xmlns:w14="http://schemas.microsoft.com/office/word/2010/wordml" xmlns:w="http://schemas.openxmlformats.org/wordprocessingml/2006/main" xmlns:wne="http://schemas.microsoft.com/office/word/2006/wordml" xmlns:wp14="http://schemas.microsoft.com/office/word/2010/wordprocessingDrawing" xmlns:wp="http://schemas.openxmlformats.org/drawingml/2006/wordprocessingDrawing" xmlns:wpc="http://schemas.microsoft.com/office/word/2010/wordprocessingCanvas" xmlns:wpg="http://schemas.microsoft.com/office/word/2010/wordprocessingGroup" xmlns:wpi="http://schemas.microsoft.com/office/word/2010/wordprocessingInk" xmlns:wps="http://schemas.microsoft.com/office/word/2010/wordprocessingShape" mc:Ignorable="w14 wp14">
+  <w:p>
+    <w:pPr>
+      <w:pStyle w:val="Footer"/>
+      <w:jc w:val="right"/>
+    </w:pPr>
+    <w:r>
+      <w:rPr>
+        <w:color w:val="5F6B7A"/>
+        <w:sz w:val="16"/>
+      </w:rPr>
+      <w:t xml:space="preserve">Port of Tallinn · 6M2026 · 2026-10-22   ·   </w:t>
+    </w:r>
+    <w:fldSimple w:instr="PAGE"/>
+  </w:p>
+</w:ftr>
 </file>
 
 <file path=word/numbering.xml><?xml version="1.0" encoding="utf-8"?>
@@ -3674,9 +4572,13 @@
     <w:name w:val="Normal"/>
     <w:qFormat/>
     <w:rsid w:val="00FC693F"/>
+    <w:pPr>
+      <w:spacing w:after="80"/>
+    </w:pPr>
     <w:rPr>
       <w:rFonts w:ascii="Calibri" w:hAnsi="Calibri"/>
-      <w:sz w:val="20"/>
+      <w:color w:val="1A1A1A"/>
+      <w:sz w:val="21"/>
     </w:rPr>
   </w:style>
   <w:style w:type="paragraph" w:styleId="Header">

--- a/docs/files/port-of-tallinn/port-of-tallinn_6M2026_lt.docx
+++ b/docs/files/port-of-tallinn/port-of-tallinn_6M2026_lt.docx
@@ -140,7 +140,7 @@
               <w:rPr>
                 <w:b/>
                 <w:color w:val="1F4E79"/>
-                <w:sz w:val="30"/>
+                <w:sz w:val="26"/>
               </w:rPr>
               <w:t>59,3 mln. EUR</w:t>
             </w:r>
@@ -178,7 +178,7 @@
               <w:rPr>
                 <w:b/>
                 <w:color w:val="1F4E79"/>
-                <w:sz w:val="30"/>
+                <w:sz w:val="26"/>
               </w:rPr>
               <w:t>25,8 mln. EUR</w:t>
             </w:r>
@@ -216,7 +216,7 @@
               <w:rPr>
                 <w:b/>
                 <w:color w:val="1F4E79"/>
-                <w:sz w:val="30"/>
+                <w:sz w:val="26"/>
               </w:rPr>
               <w:t>6,0 mln. EUR</w:t>
             </w:r>
@@ -254,7 +254,7 @@
               <w:rPr>
                 <w:b/>
                 <w:color w:val="1F4E79"/>
-                <w:sz w:val="30"/>
+                <w:sz w:val="26"/>
               </w:rPr>
               <w:t>2,78x</w:t>
             </w:r>

--- a/docs/files/port-of-tallinn/port-of-tallinn_6M2026_lt.docx
+++ b/docs/files/port-of-tallinn/port-of-tallinn_6M2026_lt.docx
@@ -3601,11 +3601,297 @@
       </w:r>
       <w:r>
         <w:rPr>
+          <w:b/>
+          <w:color w:val="333333"/>
+          <w:sz w:val="19"/>
+        </w:rPr>
+        <w:t>Taikoma:</w:t>
+      </w:r>
+      <w:r>
+        <w:rPr>
           <w:b w:val="0"/>
           <w:color w:val="333333"/>
           <w:sz w:val="19"/>
         </w:rPr>
-        <w:t>SEB laivybos ir transporto politikų turinys automatiškai neperskaitytas (SEB PDF blokuoja automatinį skaitymą). Žinoma: SEB laikosi Poseidon principų, laivybos tikslas – AER −41 % iki 2030 m. Reikia rankinės patikros.</w:t>
+        <w:t xml:space="preserve"> SEB investicijų politika</w:t>
+      </w:r>
+      <w:hyperlink r:id="rId20">
+        <w:r>
+          <w:rPr>
+            <w:color w:val="2A78D6"/>
+            <w:vertAlign w:val="superscript"/>
+            <w:sz w:val="16"/>
+          </w:rPr>
+          <w:t xml:space="preserve">17</w:t>
+        </w:r>
+      </w:hyperlink>
+      <w:r>
+        <w:rPr>
+          <w:b w:val="0"/>
+          <w:color w:val="333333"/>
+          <w:sz w:val="19"/>
+        </w:rPr>
+        <w:t xml:space="preserve"> ir laivybos politika, nes keltų segmentas sudaro 31,4 % 6 mėn. 2026 m. pajamų, daugiau nei 15 % riba (apskaičiuota įrankio)</w:t>
+      </w:r>
+      <w:hyperlink r:id="rId11">
+        <w:r>
+          <w:rPr>
+            <w:color w:val="2A78D6"/>
+            <w:vertAlign w:val="superscript"/>
+            <w:sz w:val="16"/>
+          </w:rPr>
+          <w:t xml:space="preserve">12</w:t>
+        </w:r>
+      </w:hyperlink>
+      <w:r>
+        <w:rPr>
+          <w:color w:val="2A78D6"/>
+          <w:vertAlign w:val="superscript"/>
+        </w:rPr>
+        <w:t>,</w:t>
+      </w:r>
+      <w:hyperlink r:id="rId21">
+        <w:r>
+          <w:rPr>
+            <w:color w:val="2A78D6"/>
+            <w:vertAlign w:val="superscript"/>
+            <w:sz w:val="16"/>
+          </w:rPr>
+          <w:t xml:space="preserve">18</w:t>
+        </w:r>
+      </w:hyperlink>
+      <w:r>
+        <w:rPr>
+          <w:b w:val="0"/>
+          <w:color w:val="333333"/>
+          <w:sz w:val="19"/>
+        </w:rPr>
+        <w:t>. Transporto politika netaikoma (tik kelių, geležinkelių ir oro transportas)</w:t>
+      </w:r>
+      <w:hyperlink r:id="rId22">
+        <w:r>
+          <w:rPr>
+            <w:color w:val="2A78D6"/>
+            <w:vertAlign w:val="superscript"/>
+            <w:sz w:val="16"/>
+          </w:rPr>
+          <w:t xml:space="preserve">19</w:t>
+        </w:r>
+      </w:hyperlink>
+      <w:r>
+        <w:rPr>
+          <w:b w:val="0"/>
+          <w:color w:val="333333"/>
+          <w:sz w:val="19"/>
+        </w:rPr>
+        <w:t xml:space="preserve">. </w:t>
+      </w:r>
+      <w:r>
+        <w:rPr>
+          <w:b/>
+          <w:color w:val="333333"/>
+          <w:sz w:val="19"/>
+        </w:rPr>
+        <w:t>Atitinka:</w:t>
+      </w:r>
+      <w:r>
+        <w:rPr>
+          <w:b w:val="0"/>
+          <w:color w:val="333333"/>
+          <w:sz w:val="19"/>
+        </w:rPr>
+        <w:t xml:space="preserve"> bendrovės valdymo ar tarptautinių normų pažeidimų nerasta (buvusių vadovų byloje ji – nukentėjusioji)</w:t>
+      </w:r>
+      <w:hyperlink r:id="rId13">
+        <w:r>
+          <w:rPr>
+            <w:color w:val="2A78D6"/>
+            <w:vertAlign w:val="superscript"/>
+            <w:sz w:val="16"/>
+          </w:rPr>
+          <w:t xml:space="preserve">7</w:t>
+        </w:r>
+      </w:hyperlink>
+      <w:r>
+        <w:rPr>
+          <w:b w:val="0"/>
+          <w:color w:val="333333"/>
+          <w:sz w:val="19"/>
+        </w:rPr>
+        <w:t>; kasmetinė tvarumo ataskaita su klimato duomenimis</w:t>
+      </w:r>
+      <w:hyperlink r:id="rId19">
+        <w:r>
+          <w:rPr>
+            <w:color w:val="2A78D6"/>
+            <w:vertAlign w:val="superscript"/>
+            <w:sz w:val="16"/>
+          </w:rPr>
+          <w:t xml:space="preserve">15</w:t>
+        </w:r>
+      </w:hyperlink>
+      <w:r>
+        <w:rPr>
+          <w:b w:val="0"/>
+          <w:color w:val="333333"/>
+          <w:sz w:val="19"/>
+        </w:rPr>
+        <w:t>; klimato neutralumas iki 2050 m. ir planas keltus perkelti prie alternatyvių kuro rūšių ar elektros – atitinka dekarbonizacijos plano lūkestį</w:t>
+      </w:r>
+      <w:hyperlink r:id="rId23">
+        <w:r>
+          <w:rPr>
+            <w:color w:val="2A78D6"/>
+            <w:vertAlign w:val="superscript"/>
+            <w:sz w:val="16"/>
+          </w:rPr>
+          <w:t xml:space="preserve">20</w:t>
+        </w:r>
+      </w:hyperlink>
+      <w:r>
+        <w:rPr>
+          <w:color w:val="2A78D6"/>
+          <w:vertAlign w:val="superscript"/>
+        </w:rPr>
+        <w:t>,</w:t>
+      </w:r>
+      <w:hyperlink r:id="rId21">
+        <w:r>
+          <w:rPr>
+            <w:color w:val="2A78D6"/>
+            <w:vertAlign w:val="superscript"/>
+            <w:sz w:val="16"/>
+          </w:rPr>
+          <w:t xml:space="preserve">21</w:t>
+        </w:r>
+      </w:hyperlink>
+      <w:r>
+        <w:rPr>
+          <w:b w:val="0"/>
+          <w:color w:val="333333"/>
+          <w:sz w:val="19"/>
+        </w:rPr>
+        <w:t xml:space="preserve">. </w:t>
+      </w:r>
+      <w:r>
+        <w:rPr>
+          <w:b/>
+          <w:color w:val="333333"/>
+          <w:sz w:val="19"/>
+        </w:rPr>
+        <w:t>Viešose ataskaitose nerasta:</w:t>
+      </w:r>
+      <w:r>
+        <w:rPr>
+          <w:b w:val="0"/>
+          <w:color w:val="333333"/>
+          <w:sz w:val="19"/>
+        </w:rPr>
+        <w:t xml:space="preserve"> laivybos reikalavimų – SEEMP, EEXI/CII atitikties, laivų emisijų intensyvumo atskleidimo, atsakingo laivų perdirbimo, klasifikacijos</w:t>
+      </w:r>
+      <w:hyperlink r:id="rId21">
+        <w:r>
+          <w:rPr>
+            <w:color w:val="2A78D6"/>
+            <w:vertAlign w:val="superscript"/>
+            <w:sz w:val="16"/>
+          </w:rPr>
+          <w:t xml:space="preserve">22</w:t>
+        </w:r>
+      </w:hyperlink>
+      <w:r>
+        <w:rPr>
+          <w:b w:val="0"/>
+          <w:color w:val="333333"/>
+          <w:sz w:val="19"/>
+        </w:rPr>
+        <w:t>; žmogaus teisių patikros, pranešėjų kanalo ir antikorupcijos politikos</w:t>
+      </w:r>
+      <w:hyperlink r:id="rId21">
+        <w:r>
+          <w:rPr>
+            <w:color w:val="2A78D6"/>
+            <w:vertAlign w:val="superscript"/>
+            <w:sz w:val="16"/>
+          </w:rPr>
+          <w:t xml:space="preserve">21</w:t>
+        </w:r>
+      </w:hyperlink>
+      <w:r>
+        <w:rPr>
+          <w:color w:val="2A78D6"/>
+          <w:vertAlign w:val="superscript"/>
+        </w:rPr>
+        <w:t>,</w:t>
+      </w:r>
+      <w:hyperlink r:id="rId24">
+        <w:r>
+          <w:rPr>
+            <w:color w:val="2A78D6"/>
+            <w:vertAlign w:val="superscript"/>
+            <w:sz w:val="16"/>
+          </w:rPr>
+          <w:t xml:space="preserve">23</w:t>
+        </w:r>
+      </w:hyperlink>
+      <w:r>
+        <w:rPr>
+          <w:b w:val="0"/>
+          <w:color w:val="333333"/>
+          <w:sz w:val="19"/>
+        </w:rPr>
+        <w:t xml:space="preserve">. </w:t>
+      </w:r>
+      <w:r>
+        <w:rPr>
+          <w:b/>
+          <w:color w:val="333333"/>
+          <w:sz w:val="19"/>
+        </w:rPr>
+        <w:t>Neaišku:</w:t>
+      </w:r>
+      <w:r>
+        <w:rPr>
+          <w:b w:val="0"/>
+          <w:color w:val="333333"/>
+          <w:sz w:val="19"/>
+        </w:rPr>
+        <w:t xml:space="preserve"> skystų krovinių (naftos produktų) aptarnavimas – jei su iškastiniu kuru susijusios pajamos viršija 5 %, taikoma ir iškastinio kuro politika</w:t>
+      </w:r>
+      <w:hyperlink r:id="rId11">
+        <w:r>
+          <w:rPr>
+            <w:color w:val="2A78D6"/>
+            <w:vertAlign w:val="superscript"/>
+            <w:sz w:val="16"/>
+          </w:rPr>
+          <w:t xml:space="preserve">24</w:t>
+        </w:r>
+      </w:hyperlink>
+      <w:r>
+        <w:rPr>
+          <w:color w:val="2A78D6"/>
+          <w:vertAlign w:val="superscript"/>
+        </w:rPr>
+        <w:t>,</w:t>
+      </w:r>
+      <w:hyperlink r:id="rId25">
+        <w:r>
+          <w:rPr>
+            <w:color w:val="2A78D6"/>
+            <w:vertAlign w:val="superscript"/>
+            <w:sz w:val="16"/>
+          </w:rPr>
+          <w:t xml:space="preserve">25</w:t>
+        </w:r>
+      </w:hyperlink>
+      <w:r>
+        <w:rPr>
+          <w:b w:val="0"/>
+          <w:color w:val="333333"/>
+          <w:sz w:val="19"/>
+        </w:rPr>
+        <w:t>. Analitikas tikrina TS Laevad laivų dokumentus.</w:t>
       </w:r>
     </w:p>
     <w:p>
@@ -3739,14 +4025,14 @@
         </w:rPr>
         <w:t>Turimi PAI duomenys: 1+2 apimties emisijos 19 261 t CO2e (2025)</w:t>
       </w:r>
-      <w:hyperlink r:id="rId20">
+      <w:hyperlink r:id="rId26">
         <w:r>
           <w:rPr>
             <w:color w:val="2A78D6"/>
             <w:vertAlign w:val="superscript"/>
             <w:sz w:val="16"/>
           </w:rPr>
-          <w:t xml:space="preserve">17</w:t>
+          <w:t xml:space="preserve">26</w:t>
         </w:r>
       </w:hyperlink>
       <w:r>
@@ -3793,7 +4079,7 @@
           <w:color w:val="5F6B7A"/>
           <w:sz w:val="16"/>
         </w:rPr>
-        <w:t>Taikytos SEB politikos: Shipping sector policy; Transportation sector policy; Environmental Policy on Climate, Nature and Water; Social and Human Rights Policy; Anti-corruption, Code of Conduct, Tax</w:t>
+        <w:t>Taikytos SEB politikos: Policy on Sustainability Considerations in Investments (SEB AB); Shipping sector policy; Environmental Policy on Climate, Nature and Water (thematic); Social and Human Rights Policy (thematic); Governance expectations in sector policies (anti-corruption, tax, reporting)</w:t>
       </w:r>
     </w:p>
     <w:p>
@@ -4165,6 +4451,195 @@
             <w:color w:val="2A78D6"/>
             <w:sz w:val="17"/>
           </w:rPr>
+          <w:t xml:space="preserve">SEB Policy on Sustainability Considerations in Investments (2026-04-15), p. 5, 2026-04-15</w:t>
+        </w:r>
+      </w:hyperlink>
+    </w:p>
+    <w:p>
+      <w:pPr>
+        <w:spacing w:after="20"/>
+        <w:ind w:left="340" w:hanging="340"/>
+      </w:pPr>
+      <w:r>
+        <w:rPr>
+          <w:sz w:val="17"/>
+        </w:rPr>
+        <w:t xml:space="preserve">18. </w:t>
+      </w:r>
+      <w:hyperlink r:id="rId21">
+        <w:r>
+          <w:rPr>
+            <w:color w:val="2A78D6"/>
+            <w:sz w:val="17"/>
+          </w:rPr>
+          <w:t xml:space="preserve">SEB Sector Policy on Shipping (2026-04-23), p. 5, 2026-04-23</w:t>
+        </w:r>
+      </w:hyperlink>
+    </w:p>
+    <w:p>
+      <w:pPr>
+        <w:spacing w:after="20"/>
+        <w:ind w:left="340" w:hanging="340"/>
+      </w:pPr>
+      <w:r>
+        <w:rPr>
+          <w:sz w:val="17"/>
+        </w:rPr>
+        <w:t xml:space="preserve">19. </w:t>
+      </w:r>
+      <w:hyperlink r:id="rId22">
+        <w:r>
+          <w:rPr>
+            <w:color w:val="2A78D6"/>
+            <w:sz w:val="17"/>
+          </w:rPr>
+          <w:t xml:space="preserve">SEB Sector Policy on Transportation (2026-04-23), p. 4, 2026-04-23</w:t>
+        </w:r>
+      </w:hyperlink>
+    </w:p>
+    <w:p>
+      <w:pPr>
+        <w:spacing w:after="20"/>
+        <w:ind w:left="340" w:hanging="340"/>
+      </w:pPr>
+      <w:r>
+        <w:rPr>
+          <w:sz w:val="17"/>
+        </w:rPr>
+        <w:t xml:space="preserve">20. </w:t>
+      </w:r>
+      <w:hyperlink r:id="rId23">
+        <w:r>
+          <w:rPr>
+            <w:color w:val="2A78D6"/>
+            <w:sz w:val="17"/>
+          </w:rPr>
+          <w:t xml:space="preserve">Sustainability Report 2025, p. 18-19, 2026-04</w:t>
+        </w:r>
+      </w:hyperlink>
+    </w:p>
+    <w:p>
+      <w:pPr>
+        <w:spacing w:after="20"/>
+        <w:ind w:left="340" w:hanging="340"/>
+      </w:pPr>
+      <w:r>
+        <w:rPr>
+          <w:sz w:val="17"/>
+        </w:rPr>
+        <w:t xml:space="preserve">21. </w:t>
+      </w:r>
+      <w:hyperlink r:id="rId21">
+        <w:r>
+          <w:rPr>
+            <w:color w:val="2A78D6"/>
+            <w:sz w:val="17"/>
+          </w:rPr>
+          <w:t xml:space="preserve">SEB Sector Policy on Shipping (2026-04-23), p. 7, 2026-04-23</w:t>
+        </w:r>
+      </w:hyperlink>
+    </w:p>
+    <w:p>
+      <w:pPr>
+        <w:spacing w:after="20"/>
+        <w:ind w:left="340" w:hanging="340"/>
+      </w:pPr>
+      <w:r>
+        <w:rPr>
+          <w:sz w:val="17"/>
+        </w:rPr>
+        <w:t xml:space="preserve">22. </w:t>
+      </w:r>
+      <w:hyperlink r:id="rId21">
+        <w:r>
+          <w:rPr>
+            <w:color w:val="2A78D6"/>
+            <w:sz w:val="17"/>
+          </w:rPr>
+          <w:t xml:space="preserve">SEB Sector Policy on Shipping (2026-04-23), p. 5-6, 2026-04-23</w:t>
+        </w:r>
+      </w:hyperlink>
+    </w:p>
+    <w:p>
+      <w:pPr>
+        <w:spacing w:after="20"/>
+        <w:ind w:left="340" w:hanging="340"/>
+      </w:pPr>
+      <w:r>
+        <w:rPr>
+          <w:sz w:val="17"/>
+        </w:rPr>
+        <w:t xml:space="preserve">23. </w:t>
+      </w:r>
+      <w:hyperlink r:id="rId24">
+        <w:r>
+          <w:rPr>
+            <w:color w:val="2A78D6"/>
+            <w:sz w:val="17"/>
+          </w:rPr>
+          <w:t xml:space="preserve">SEB Social and Human Rights Policy (2026-04-28), p. 8, 2026-04-28</w:t>
+        </w:r>
+      </w:hyperlink>
+    </w:p>
+    <w:p>
+      <w:pPr>
+        <w:spacing w:after="20"/>
+        <w:ind w:left="340" w:hanging="340"/>
+      </w:pPr>
+      <w:r>
+        <w:rPr>
+          <w:sz w:val="17"/>
+        </w:rPr>
+        <w:t xml:space="preserve">24. </w:t>
+      </w:r>
+      <w:hyperlink r:id="rId11">
+        <w:r>
+          <w:rPr>
+            <w:color w:val="2A78D6"/>
+            <w:sz w:val="17"/>
+          </w:rPr>
+          <w:t xml:space="preserve">AS Tallinna Sadam - Interim report Q2 and 6M 2026, p. 6, 2026-08-10</w:t>
+        </w:r>
+      </w:hyperlink>
+    </w:p>
+    <w:p>
+      <w:pPr>
+        <w:spacing w:after="20"/>
+        <w:ind w:left="340" w:hanging="340"/>
+      </w:pPr>
+      <w:r>
+        <w:rPr>
+          <w:sz w:val="17"/>
+        </w:rPr>
+        <w:t xml:space="preserve">25. </w:t>
+      </w:r>
+      <w:hyperlink r:id="rId25">
+        <w:r>
+          <w:rPr>
+            <w:color w:val="2A78D6"/>
+            <w:sz w:val="17"/>
+          </w:rPr>
+          <w:t xml:space="preserve">SEB Sector Policy on Fossil Fuels (2026-04-23), p. 6, 2026-04-23</w:t>
+        </w:r>
+      </w:hyperlink>
+    </w:p>
+    <w:p>
+      <w:pPr>
+        <w:spacing w:after="20"/>
+        <w:ind w:left="340" w:hanging="340"/>
+      </w:pPr>
+      <w:r>
+        <w:rPr>
+          <w:sz w:val="17"/>
+        </w:rPr>
+        <w:t xml:space="preserve">26. </w:t>
+      </w:r>
+      <w:hyperlink r:id="rId26">
+        <w:r>
+          <w:rPr>
+            <w:color w:val="2A78D6"/>
+            <w:sz w:val="17"/>
+          </w:rPr>
           <w:t xml:space="preserve">Sustainability Report 2025, p. 22, 2026-04</w:t>
         </w:r>
       </w:hyperlink>

--- a/docs/files/port-of-tallinn/port-of-tallinn_6M2026_lt.docx
+++ b/docs/files/port-of-tallinn/port-of-tallinn_6M2026_lt.docx
@@ -294,9 +294,15 @@
       </w:pPr>
       <w:r>
         <w:rPr>
+          <w:b/>
+        </w:rPr>
+        <w:t>Pajamos auga, pelnas mažėja:</w:t>
+      </w:r>
+      <w:r>
+        <w:rPr>
           <w:b w:val="0"/>
         </w:rPr>
-        <w:t>6 mėn. pajamos 59,3 mln. EUR (+2,4 %), koreguota EBITDA 25,8 mln. EUR (−13,5 %), marža 43,5 % (51,5 %), grynasis pelnas 6,0 mln. EUR (−41,7 %)</w:t>
+        <w:t xml:space="preserve"> 6 mėn. pajamos išaugo 2,4 % iki 59,3 mln. EUR, tačiau koreguota EBITDA sumažėjo 13,5 % iki 25,8 mln. EUR, o grynasis pelnas – 41,7 % iki 6,0 mln. EUR. EBITDA marža nukrito iki 43,5 % nuo 51,5 %</w:t>
       </w:r>
       <w:hyperlink r:id="rId11">
         <w:r>
@@ -339,9 +345,15 @@
       </w:pPr>
       <w:r>
         <w:rPr>
+          <w:b/>
+        </w:rPr>
+        <w:t>Priežastys:</w:t>
+      </w:r>
+      <w:r>
+        <w:rPr>
           <w:b w:val="0"/>
         </w:rPr>
-        <w:t>Vadovo teigimu, pelningumą II ketv. sumažino kylančios kuro kainos ir neplanuoti laivų remontai po ledo sąlygų</w:t>
+        <w:t xml:space="preserve"> vadovo teigimu, brangesnis kuras ir neplanuoti laivų remontai po ledo sezono</w:t>
       </w:r>
       <w:hyperlink r:id="rId12">
         <w:r>
@@ -369,13 +381,13 @@
         <w:rPr>
           <w:b/>
         </w:rPr>
-        <w:t>Skola stabili:</w:t>
+        <w:t>Balansas tvirtas:</w:t>
       </w:r>
       <w:r>
         <w:rPr>
           <w:b w:val="0"/>
         </w:rPr>
-        <w:t xml:space="preserve"> grynoji skola 145,8 mln. EUR, grynoji skola / 12 mėn. koreguota EBITDA 2,78x, nuosavo kapitalo dalis 59,8 % (abu rodikliai apskaičiuoti įrankio)</w:t>
+        <w:t xml:space="preserve"> grynoji skola 145,8 mln. EUR, t. y. 2,78x 12 mėn. koreguotos EBITDA; nuosavas kapitalas sudaro 59,8 % turto (abu rodikliai apskaičiuoti įrankio)</w:t>
       </w:r>
       <w:hyperlink r:id="rId11">
         <w:r>
@@ -401,9 +413,15 @@
       </w:pPr>
       <w:r>
         <w:rPr>
+          <w:b/>
+        </w:rPr>
+        <w:t>Dividendai viršija politiką:</w:t>
+      </w:r>
+      <w:r>
+        <w:rPr>
           <w:b w:val="0"/>
         </w:rPr>
-        <w:t>Dividendai 0,073 EUR akcijai, iš viso 19,2 mln. EUR – 85 % 2025 m. pelno (politika – ne mažiau 70 %); išmokėta 2026-05-20</w:t>
+        <w:t xml:space="preserve"> 0,073 EUR akcijai (iš viso 19,2 mln. EUR) – 85 % 2025 m. pelno, kai politikos minimumas 70 %; išmokėta 2026-05-20</w:t>
       </w:r>
       <w:hyperlink r:id="rId11">
         <w:r>
@@ -429,9 +447,15 @@
       </w:pPr>
       <w:r>
         <w:rPr>
+          <w:b/>
+        </w:rPr>
+        <w:t>Valstybės valdoma; sena byla neužbaigta:</w:t>
+      </w:r>
+      <w:r>
+        <w:rPr>
           <w:b w:val="0"/>
         </w:rPr>
-        <w:t>Estijos valstybė valdo 67,03 %</w:t>
+        <w:t xml:space="preserve"> Estija valdo 67,03 %</w:t>
       </w:r>
       <w:hyperlink r:id="rId11">
         <w:r>
@@ -447,7 +471,7 @@
         <w:rPr>
           <w:b w:val="0"/>
         </w:rPr>
-        <w:t>. Buvusių vadovų kyšininkavimo byla: 2024-06-27 teismas išteisino dėl senaties; prokuratūra ir gynyba apskundė, vėlesnis sprendimas nerastas – reikia peržiūrėti</w:t>
+        <w:t>. Buvusių vadovų kyšininkavimo byloje teismas 2024-06-27 išteisino dėl senaties; abi pusės apskundė, vėlesnis sprendimas nerastas – reikia peržiūrėti</w:t>
       </w:r>
       <w:hyperlink r:id="rId13">
         <w:r>
@@ -733,16 +757,17 @@
         </w:tblBorders>
       </w:tblPr>
       <w:tblGrid>
-        <w:gridCol w:w="1994"/>
-        <w:gridCol w:w="1994"/>
-        <w:gridCol w:w="1994"/>
-        <w:gridCol w:w="1994"/>
-        <w:gridCol w:w="1994"/>
+        <w:gridCol w:w="1662"/>
+        <w:gridCol w:w="1662"/>
+        <w:gridCol w:w="1662"/>
+        <w:gridCol w:w="1662"/>
+        <w:gridCol w:w="1662"/>
+        <w:gridCol w:w="1662"/>
       </w:tblGrid>
       <w:tr>
         <w:tc>
           <w:tcPr>
-            <w:tcW w:type="dxa" w:w="3628"/>
+            <w:tcW w:type="dxa" w:w="2948"/>
             <w:shd w:val="clear" w:color="auto" w:fill="1F4E79"/>
           </w:tcPr>
           <w:p>
@@ -759,7 +784,7 @@
         </w:tc>
         <w:tc>
           <w:tcPr>
-            <w:tcW w:type="dxa" w:w="1474"/>
+            <w:tcW w:type="dxa" w:w="1191"/>
             <w:shd w:val="clear" w:color="auto" w:fill="1F4E79"/>
           </w:tcPr>
           <w:p>
@@ -779,7 +804,7 @@
         </w:tc>
         <w:tc>
           <w:tcPr>
-            <w:tcW w:type="dxa" w:w="1474"/>
+            <w:tcW w:type="dxa" w:w="1191"/>
             <w:shd w:val="clear" w:color="auto" w:fill="1F4E79"/>
           </w:tcPr>
           <w:p>
@@ -799,7 +824,7 @@
         </w:tc>
         <w:tc>
           <w:tcPr>
-            <w:tcW w:type="dxa" w:w="1474"/>
+            <w:tcW w:type="dxa" w:w="1191"/>
             <w:shd w:val="clear" w:color="auto" w:fill="1F4E79"/>
           </w:tcPr>
           <w:p>
@@ -819,7 +844,7 @@
         </w:tc>
         <w:tc>
           <w:tcPr>
-            <w:tcW w:type="dxa" w:w="1474"/>
+            <w:tcW w:type="dxa" w:w="1191"/>
             <w:shd w:val="clear" w:color="auto" w:fill="1F4E79"/>
           </w:tcPr>
           <w:p>
@@ -837,11 +862,31 @@
             </w:r>
           </w:p>
         </w:tc>
+        <w:tc>
+          <w:tcPr>
+            <w:tcW w:type="dxa" w:w="2211"/>
+            <w:shd w:val="clear" w:color="auto" w:fill="1F4E79"/>
+          </w:tcPr>
+          <w:p>
+            <w:pPr>
+              <w:jc w:val="right"/>
+            </w:pPr>
+            <w:r/>
+            <w:r>
+              <w:rPr>
+                <w:b/>
+                <w:color w:val="FFFFFF"/>
+                <w:sz w:val="17"/>
+              </w:rPr>
+              <w:t>Pokytis</w:t>
+            </w:r>
+          </w:p>
+        </w:tc>
       </w:tr>
       <w:tr>
         <w:tc>
           <w:tcPr>
-            <w:tcW w:type="dxa" w:w="3628"/>
+            <w:tcW w:type="dxa" w:w="2948"/>
           </w:tcPr>
           <w:p>
             <w:pPr>
@@ -886,7 +931,7 @@
         </w:tc>
         <w:tc>
           <w:tcPr>
-            <w:tcW w:type="dxa" w:w="1474"/>
+            <w:tcW w:type="dxa" w:w="1191"/>
           </w:tcPr>
           <w:p>
             <w:pPr>
@@ -905,7 +950,7 @@
         </w:tc>
         <w:tc>
           <w:tcPr>
-            <w:tcW w:type="dxa" w:w="1474"/>
+            <w:tcW w:type="dxa" w:w="1191"/>
           </w:tcPr>
           <w:p>
             <w:pPr>
@@ -924,7 +969,7 @@
         </w:tc>
         <w:tc>
           <w:tcPr>
-            <w:tcW w:type="dxa" w:w="1474"/>
+            <w:tcW w:type="dxa" w:w="1191"/>
           </w:tcPr>
           <w:p>
             <w:pPr>
@@ -943,7 +988,7 @@
         </w:tc>
         <w:tc>
           <w:tcPr>
-            <w:tcW w:type="dxa" w:w="1474"/>
+            <w:tcW w:type="dxa" w:w="1191"/>
           </w:tcPr>
           <w:p>
             <w:pPr>
@@ -960,11 +1005,31 @@
             </w:r>
           </w:p>
         </w:tc>
+        <w:tc>
+          <w:tcPr>
+            <w:tcW w:type="dxa" w:w="2211"/>
+          </w:tcPr>
+          <w:p>
+            <w:pPr>
+              <w:spacing w:after="0"/>
+              <w:jc w:val="right"/>
+            </w:pPr>
+            <w:r/>
+            <w:r>
+              <w:rPr>
+                <w:b/>
+                <w:color w:val="1B7F3B"/>
+                <w:sz w:val="17"/>
+              </w:rPr>
+              <w:t>▲ 2,4 % vs 6M2025</w:t>
+            </w:r>
+          </w:p>
+        </w:tc>
       </w:tr>
       <w:tr>
         <w:tc>
           <w:tcPr>
-            <w:tcW w:type="dxa" w:w="3628"/>
+            <w:tcW w:type="dxa" w:w="2948"/>
             <w:shd w:val="clear" w:color="auto" w:fill="F6F8FA"/>
           </w:tcPr>
           <w:p>
@@ -1010,7 +1075,7 @@
         </w:tc>
         <w:tc>
           <w:tcPr>
-            <w:tcW w:type="dxa" w:w="1474"/>
+            <w:tcW w:type="dxa" w:w="1191"/>
             <w:shd w:val="clear" w:color="auto" w:fill="F6F8FA"/>
           </w:tcPr>
           <w:p>
@@ -1030,7 +1095,7 @@
         </w:tc>
         <w:tc>
           <w:tcPr>
-            <w:tcW w:type="dxa" w:w="1474"/>
+            <w:tcW w:type="dxa" w:w="1191"/>
             <w:shd w:val="clear" w:color="auto" w:fill="F6F8FA"/>
           </w:tcPr>
           <w:p>
@@ -1050,7 +1115,7 @@
         </w:tc>
         <w:tc>
           <w:tcPr>
-            <w:tcW w:type="dxa" w:w="1474"/>
+            <w:tcW w:type="dxa" w:w="1191"/>
             <w:shd w:val="clear" w:color="auto" w:fill="F6F8FA"/>
           </w:tcPr>
           <w:p>
@@ -1070,7 +1135,7 @@
         </w:tc>
         <w:tc>
           <w:tcPr>
-            <w:tcW w:type="dxa" w:w="1474"/>
+            <w:tcW w:type="dxa" w:w="1191"/>
             <w:shd w:val="clear" w:color="auto" w:fill="F6F8FA"/>
           </w:tcPr>
           <w:p>
@@ -1088,11 +1153,32 @@
             </w:r>
           </w:p>
         </w:tc>
+        <w:tc>
+          <w:tcPr>
+            <w:tcW w:type="dxa" w:w="2211"/>
+            <w:shd w:val="clear" w:color="auto" w:fill="F6F8FA"/>
+          </w:tcPr>
+          <w:p>
+            <w:pPr>
+              <w:spacing w:after="0"/>
+              <w:jc w:val="right"/>
+            </w:pPr>
+            <w:r/>
+            <w:r>
+              <w:rPr>
+                <w:b/>
+                <w:color w:val="B42318"/>
+                <w:sz w:val="17"/>
+              </w:rPr>
+              <w:t>▼ 13,4 % vs 6M2025</w:t>
+            </w:r>
+          </w:p>
+        </w:tc>
       </w:tr>
       <w:tr>
         <w:tc>
           <w:tcPr>
-            <w:tcW w:type="dxa" w:w="3628"/>
+            <w:tcW w:type="dxa" w:w="2948"/>
           </w:tcPr>
           <w:p>
             <w:pPr>
@@ -1137,7 +1223,7 @@
         </w:tc>
         <w:tc>
           <w:tcPr>
-            <w:tcW w:type="dxa" w:w="1474"/>
+            <w:tcW w:type="dxa" w:w="1191"/>
           </w:tcPr>
           <w:p>
             <w:pPr>
@@ -1156,7 +1242,7 @@
         </w:tc>
         <w:tc>
           <w:tcPr>
-            <w:tcW w:type="dxa" w:w="1474"/>
+            <w:tcW w:type="dxa" w:w="1191"/>
           </w:tcPr>
           <w:p>
             <w:pPr>
@@ -1175,7 +1261,7 @@
         </w:tc>
         <w:tc>
           <w:tcPr>
-            <w:tcW w:type="dxa" w:w="1474"/>
+            <w:tcW w:type="dxa" w:w="1191"/>
           </w:tcPr>
           <w:p>
             <w:pPr>
@@ -1194,7 +1280,8 @@
         </w:tc>
         <w:tc>
           <w:tcPr>
-            <w:tcW w:type="dxa" w:w="1474"/>
+            <w:tcW w:type="dxa" w:w="1191"/>
+            <w:shd w:val="clear" w:color="auto" w:fill="E3F3E8"/>
           </w:tcPr>
           <w:p>
             <w:pPr>
@@ -1204,10 +1291,30 @@
             <w:r/>
             <w:r>
               <w:rPr>
-                <w:b w:val="0"/>
+                <w:b/>
                 <w:sz w:val="17"/>
               </w:rPr>
               <w:t>43,5 %</w:t>
+            </w:r>
+          </w:p>
+        </w:tc>
+        <w:tc>
+          <w:tcPr>
+            <w:tcW w:type="dxa" w:w="2211"/>
+          </w:tcPr>
+          <w:p>
+            <w:pPr>
+              <w:spacing w:after="0"/>
+              <w:jc w:val="right"/>
+            </w:pPr>
+            <w:r/>
+            <w:r>
+              <w:rPr>
+                <w:b/>
+                <w:color w:val="B42318"/>
+                <w:sz w:val="17"/>
+              </w:rPr>
+              <w:t>▼ 8 p. p. vs 6M2025</w:t>
             </w:r>
           </w:p>
         </w:tc>
@@ -1215,7 +1322,7 @@
       <w:tr>
         <w:tc>
           <w:tcPr>
-            <w:tcW w:type="dxa" w:w="3628"/>
+            <w:tcW w:type="dxa" w:w="2948"/>
             <w:shd w:val="clear" w:color="auto" w:fill="F6F8FA"/>
           </w:tcPr>
           <w:p>
@@ -1261,7 +1368,7 @@
         </w:tc>
         <w:tc>
           <w:tcPr>
-            <w:tcW w:type="dxa" w:w="1474"/>
+            <w:tcW w:type="dxa" w:w="1191"/>
             <w:shd w:val="clear" w:color="auto" w:fill="F6F8FA"/>
           </w:tcPr>
           <w:p>
@@ -1281,7 +1388,7 @@
         </w:tc>
         <w:tc>
           <w:tcPr>
-            <w:tcW w:type="dxa" w:w="1474"/>
+            <w:tcW w:type="dxa" w:w="1191"/>
             <w:shd w:val="clear" w:color="auto" w:fill="F6F8FA"/>
           </w:tcPr>
           <w:p>
@@ -1301,7 +1408,7 @@
         </w:tc>
         <w:tc>
           <w:tcPr>
-            <w:tcW w:type="dxa" w:w="1474"/>
+            <w:tcW w:type="dxa" w:w="1191"/>
             <w:shd w:val="clear" w:color="auto" w:fill="F6F8FA"/>
           </w:tcPr>
           <w:p>
@@ -1321,7 +1428,7 @@
         </w:tc>
         <w:tc>
           <w:tcPr>
-            <w:tcW w:type="dxa" w:w="1474"/>
+            <w:tcW w:type="dxa" w:w="1191"/>
             <w:shd w:val="clear" w:color="auto" w:fill="F6F8FA"/>
           </w:tcPr>
           <w:p>
@@ -1339,11 +1446,32 @@
             </w:r>
           </w:p>
         </w:tc>
+        <w:tc>
+          <w:tcPr>
+            <w:tcW w:type="dxa" w:w="2211"/>
+            <w:shd w:val="clear" w:color="auto" w:fill="F6F8FA"/>
+          </w:tcPr>
+          <w:p>
+            <w:pPr>
+              <w:spacing w:after="0"/>
+              <w:jc w:val="right"/>
+            </w:pPr>
+            <w:r/>
+            <w:r>
+              <w:rPr>
+                <w:b/>
+                <w:color w:val="B42318"/>
+                <w:sz w:val="17"/>
+              </w:rPr>
+              <w:t>▼ 25,7 % vs 6M2025</w:t>
+            </w:r>
+          </w:p>
+        </w:tc>
       </w:tr>
       <w:tr>
         <w:tc>
           <w:tcPr>
-            <w:tcW w:type="dxa" w:w="3628"/>
+            <w:tcW w:type="dxa" w:w="2948"/>
           </w:tcPr>
           <w:p>
             <w:pPr>
@@ -1388,7 +1516,7 @@
         </w:tc>
         <w:tc>
           <w:tcPr>
-            <w:tcW w:type="dxa" w:w="1474"/>
+            <w:tcW w:type="dxa" w:w="1191"/>
           </w:tcPr>
           <w:p>
             <w:pPr>
@@ -1407,7 +1535,7 @@
         </w:tc>
         <w:tc>
           <w:tcPr>
-            <w:tcW w:type="dxa" w:w="1474"/>
+            <w:tcW w:type="dxa" w:w="1191"/>
           </w:tcPr>
           <w:p>
             <w:pPr>
@@ -1426,7 +1554,7 @@
         </w:tc>
         <w:tc>
           <w:tcPr>
-            <w:tcW w:type="dxa" w:w="1474"/>
+            <w:tcW w:type="dxa" w:w="1191"/>
           </w:tcPr>
           <w:p>
             <w:pPr>
@@ -1445,7 +1573,7 @@
         </w:tc>
         <w:tc>
           <w:tcPr>
-            <w:tcW w:type="dxa" w:w="1474"/>
+            <w:tcW w:type="dxa" w:w="1191"/>
           </w:tcPr>
           <w:p>
             <w:pPr>
@@ -1462,11 +1590,31 @@
             </w:r>
           </w:p>
         </w:tc>
+        <w:tc>
+          <w:tcPr>
+            <w:tcW w:type="dxa" w:w="2211"/>
+          </w:tcPr>
+          <w:p>
+            <w:pPr>
+              <w:spacing w:after="0"/>
+              <w:jc w:val="right"/>
+            </w:pPr>
+            <w:r/>
+            <w:r>
+              <w:rPr>
+                <w:b/>
+                <w:color w:val="B42318"/>
+                <w:sz w:val="17"/>
+              </w:rPr>
+              <w:t>▼ 41,7 % vs 6M2025</w:t>
+            </w:r>
+          </w:p>
+        </w:tc>
       </w:tr>
       <w:tr>
         <w:tc>
           <w:tcPr>
-            <w:tcW w:type="dxa" w:w="3628"/>
+            <w:tcW w:type="dxa" w:w="2948"/>
             <w:shd w:val="clear" w:color="auto" w:fill="F6F8FA"/>
           </w:tcPr>
           <w:p>
@@ -1512,7 +1660,7 @@
         </w:tc>
         <w:tc>
           <w:tcPr>
-            <w:tcW w:type="dxa" w:w="1474"/>
+            <w:tcW w:type="dxa" w:w="1191"/>
             <w:shd w:val="clear" w:color="auto" w:fill="F6F8FA"/>
           </w:tcPr>
           <w:p>
@@ -1532,7 +1680,7 @@
         </w:tc>
         <w:tc>
           <w:tcPr>
-            <w:tcW w:type="dxa" w:w="1474"/>
+            <w:tcW w:type="dxa" w:w="1191"/>
             <w:shd w:val="clear" w:color="auto" w:fill="F6F8FA"/>
           </w:tcPr>
           <w:p>
@@ -1552,7 +1700,7 @@
         </w:tc>
         <w:tc>
           <w:tcPr>
-            <w:tcW w:type="dxa" w:w="1474"/>
+            <w:tcW w:type="dxa" w:w="1191"/>
             <w:shd w:val="clear" w:color="auto" w:fill="F6F8FA"/>
           </w:tcPr>
           <w:p>
@@ -1572,7 +1720,7 @@
         </w:tc>
         <w:tc>
           <w:tcPr>
-            <w:tcW w:type="dxa" w:w="1474"/>
+            <w:tcW w:type="dxa" w:w="1191"/>
             <w:shd w:val="clear" w:color="auto" w:fill="F6F8FA"/>
           </w:tcPr>
           <w:p>
@@ -1590,11 +1738,32 @@
             </w:r>
           </w:p>
         </w:tc>
+        <w:tc>
+          <w:tcPr>
+            <w:tcW w:type="dxa" w:w="2211"/>
+            <w:shd w:val="clear" w:color="auto" w:fill="F6F8FA"/>
+          </w:tcPr>
+          <w:p>
+            <w:pPr>
+              <w:spacing w:after="0"/>
+              <w:jc w:val="right"/>
+            </w:pPr>
+            <w:r/>
+            <w:r>
+              <w:rPr>
+                <w:b w:val="0"/>
+                <w:color w:val="5F6B7A"/>
+                <w:sz w:val="17"/>
+              </w:rPr>
+              <w:t>▼ 70,8 % vs 6M2025</w:t>
+            </w:r>
+          </w:p>
+        </w:tc>
       </w:tr>
       <w:tr>
         <w:tc>
           <w:tcPr>
-            <w:tcW w:type="dxa" w:w="3628"/>
+            <w:tcW w:type="dxa" w:w="2948"/>
           </w:tcPr>
           <w:p>
             <w:pPr>
@@ -1639,7 +1808,7 @@
         </w:tc>
         <w:tc>
           <w:tcPr>
-            <w:tcW w:type="dxa" w:w="1474"/>
+            <w:tcW w:type="dxa" w:w="1191"/>
           </w:tcPr>
           <w:p>
             <w:pPr>
@@ -1658,7 +1827,7 @@
         </w:tc>
         <w:tc>
           <w:tcPr>
-            <w:tcW w:type="dxa" w:w="1474"/>
+            <w:tcW w:type="dxa" w:w="1191"/>
           </w:tcPr>
           <w:p>
             <w:pPr>
@@ -1677,7 +1846,7 @@
         </w:tc>
         <w:tc>
           <w:tcPr>
-            <w:tcW w:type="dxa" w:w="1474"/>
+            <w:tcW w:type="dxa" w:w="1191"/>
           </w:tcPr>
           <w:p>
             <w:pPr>
@@ -1696,7 +1865,7 @@
         </w:tc>
         <w:tc>
           <w:tcPr>
-            <w:tcW w:type="dxa" w:w="1474"/>
+            <w:tcW w:type="dxa" w:w="1191"/>
           </w:tcPr>
           <w:p>
             <w:pPr>
@@ -1713,11 +1882,31 @@
             </w:r>
           </w:p>
         </w:tc>
+        <w:tc>
+          <w:tcPr>
+            <w:tcW w:type="dxa" w:w="2211"/>
+          </w:tcPr>
+          <w:p>
+            <w:pPr>
+              <w:spacing w:after="0"/>
+              <w:jc w:val="right"/>
+            </w:pPr>
+            <w:r/>
+            <w:r>
+              <w:rPr>
+                <w:b/>
+                <w:color w:val="B42318"/>
+                <w:sz w:val="17"/>
+              </w:rPr>
+              <w:t>▲ 1,5 % vs 6M2025</w:t>
+            </w:r>
+          </w:p>
+        </w:tc>
       </w:tr>
       <w:tr>
         <w:tc>
           <w:tcPr>
-            <w:tcW w:type="dxa" w:w="3628"/>
+            <w:tcW w:type="dxa" w:w="2948"/>
             <w:shd w:val="clear" w:color="auto" w:fill="F6F8FA"/>
           </w:tcPr>
           <w:p>
@@ -1736,7 +1925,7 @@
         </w:tc>
         <w:tc>
           <w:tcPr>
-            <w:tcW w:type="dxa" w:w="1474"/>
+            <w:tcW w:type="dxa" w:w="1191"/>
             <w:shd w:val="clear" w:color="auto" w:fill="F6F8FA"/>
           </w:tcPr>
           <w:p>
@@ -1756,7 +1945,7 @@
         </w:tc>
         <w:tc>
           <w:tcPr>
-            <w:tcW w:type="dxa" w:w="1474"/>
+            <w:tcW w:type="dxa" w:w="1191"/>
             <w:shd w:val="clear" w:color="auto" w:fill="F6F8FA"/>
           </w:tcPr>
           <w:p>
@@ -1776,7 +1965,7 @@
         </w:tc>
         <w:tc>
           <w:tcPr>
-            <w:tcW w:type="dxa" w:w="1474"/>
+            <w:tcW w:type="dxa" w:w="1191"/>
             <w:shd w:val="clear" w:color="auto" w:fill="F6F8FA"/>
           </w:tcPr>
           <w:p>
@@ -1796,7 +1985,27 @@
         </w:tc>
         <w:tc>
           <w:tcPr>
-            <w:tcW w:type="dxa" w:w="1474"/>
+            <w:tcW w:type="dxa" w:w="1191"/>
+            <w:shd w:val="clear" w:color="auto" w:fill="E3F3E8"/>
+          </w:tcPr>
+          <w:p>
+            <w:pPr>
+              <w:spacing w:after="0"/>
+              <w:jc w:val="right"/>
+            </w:pPr>
+            <w:r/>
+            <w:r>
+              <w:rPr>
+                <w:b/>
+                <w:sz w:val="17"/>
+              </w:rPr>
+              <w:t>2,78xᶜ</w:t>
+            </w:r>
+          </w:p>
+        </w:tc>
+        <w:tc>
+          <w:tcPr>
+            <w:tcW w:type="dxa" w:w="2211"/>
             <w:shd w:val="clear" w:color="auto" w:fill="F6F8FA"/>
           </w:tcPr>
           <w:p>
@@ -1807,10 +2016,11 @@
             <w:r/>
             <w:r>
               <w:rPr>
-                <w:b w:val="0"/>
+                <w:b/>
+                <w:color w:val="B42318"/>
                 <w:sz w:val="17"/>
               </w:rPr>
-              <w:t>2,78xᶜ</w:t>
+              <w:t>▲ 0,27x vs FY2025</w:t>
             </w:r>
           </w:p>
         </w:tc>
@@ -1818,7 +2028,7 @@
       <w:tr>
         <w:tc>
           <w:tcPr>
-            <w:tcW w:type="dxa" w:w="3628"/>
+            <w:tcW w:type="dxa" w:w="2948"/>
           </w:tcPr>
           <w:p>
             <w:pPr>
@@ -1836,7 +2046,7 @@
         </w:tc>
         <w:tc>
           <w:tcPr>
-            <w:tcW w:type="dxa" w:w="1474"/>
+            <w:tcW w:type="dxa" w:w="1191"/>
           </w:tcPr>
           <w:p>
             <w:pPr>
@@ -1855,7 +2065,7 @@
         </w:tc>
         <w:tc>
           <w:tcPr>
-            <w:tcW w:type="dxa" w:w="1474"/>
+            <w:tcW w:type="dxa" w:w="1191"/>
           </w:tcPr>
           <w:p>
             <w:pPr>
@@ -1874,7 +2084,7 @@
         </w:tc>
         <w:tc>
           <w:tcPr>
-            <w:tcW w:type="dxa" w:w="1474"/>
+            <w:tcW w:type="dxa" w:w="1191"/>
           </w:tcPr>
           <w:p>
             <w:pPr>
@@ -1893,7 +2103,8 @@
         </w:tc>
         <w:tc>
           <w:tcPr>
-            <w:tcW w:type="dxa" w:w="1474"/>
+            <w:tcW w:type="dxa" w:w="1191"/>
+            <w:shd w:val="clear" w:color="auto" w:fill="E3F3E8"/>
           </w:tcPr>
           <w:p>
             <w:pPr>
@@ -1903,10 +2114,30 @@
             <w:r/>
             <w:r>
               <w:rPr>
-                <w:b w:val="0"/>
+                <w:b/>
                 <w:sz w:val="17"/>
               </w:rPr>
               <w:t>59,8 %ᶜ</w:t>
+            </w:r>
+          </w:p>
+        </w:tc>
+        <w:tc>
+          <w:tcPr>
+            <w:tcW w:type="dxa" w:w="2211"/>
+          </w:tcPr>
+          <w:p>
+            <w:pPr>
+              <w:spacing w:after="0"/>
+              <w:jc w:val="right"/>
+            </w:pPr>
+            <w:r/>
+            <w:r>
+              <w:rPr>
+                <w:b/>
+                <w:color w:val="B42318"/>
+                <w:sz w:val="17"/>
+              </w:rPr>
+              <w:t>▼ 1,4 p. p. vs FY2025</w:t>
             </w:r>
           </w:p>
         </w:tc>
@@ -1914,7 +2145,7 @@
       <w:tr>
         <w:tc>
           <w:tcPr>
-            <w:tcW w:type="dxa" w:w="3628"/>
+            <w:tcW w:type="dxa" w:w="2948"/>
             <w:shd w:val="clear" w:color="auto" w:fill="F6F8FA"/>
           </w:tcPr>
           <w:p>
@@ -1943,7 +2174,7 @@
         </w:tc>
         <w:tc>
           <w:tcPr>
-            <w:tcW w:type="dxa" w:w="1474"/>
+            <w:tcW w:type="dxa" w:w="1191"/>
             <w:shd w:val="clear" w:color="auto" w:fill="F6F8FA"/>
           </w:tcPr>
           <w:p>
@@ -1963,7 +2194,7 @@
         </w:tc>
         <w:tc>
           <w:tcPr>
-            <w:tcW w:type="dxa" w:w="1474"/>
+            <w:tcW w:type="dxa" w:w="1191"/>
             <w:shd w:val="clear" w:color="auto" w:fill="F6F8FA"/>
           </w:tcPr>
           <w:p>
@@ -1983,7 +2214,7 @@
         </w:tc>
         <w:tc>
           <w:tcPr>
-            <w:tcW w:type="dxa" w:w="1474"/>
+            <w:tcW w:type="dxa" w:w="1191"/>
             <w:shd w:val="clear" w:color="auto" w:fill="F6F8FA"/>
           </w:tcPr>
           <w:p>
@@ -2003,7 +2234,7 @@
         </w:tc>
         <w:tc>
           <w:tcPr>
-            <w:tcW w:type="dxa" w:w="1474"/>
+            <w:tcW w:type="dxa" w:w="1191"/>
             <w:shd w:val="clear" w:color="auto" w:fill="F6F8FA"/>
           </w:tcPr>
           <w:p>
@@ -2021,11 +2252,32 @@
             </w:r>
           </w:p>
         </w:tc>
+        <w:tc>
+          <w:tcPr>
+            <w:tcW w:type="dxa" w:w="2211"/>
+            <w:shd w:val="clear" w:color="auto" w:fill="F6F8FA"/>
+          </w:tcPr>
+          <w:p>
+            <w:pPr>
+              <w:spacing w:after="0"/>
+              <w:jc w:val="right"/>
+            </w:pPr>
+            <w:r/>
+            <w:r>
+              <w:rPr>
+                <w:b/>
+                <w:color w:val="B42318"/>
+                <w:sz w:val="17"/>
+              </w:rPr>
+              <w:t>▼ 5,1 % vs 6M2025</w:t>
+            </w:r>
+          </w:p>
+        </w:tc>
       </w:tr>
       <w:tr>
         <w:tc>
           <w:tcPr>
-            <w:tcW w:type="dxa" w:w="3628"/>
+            <w:tcW w:type="dxa" w:w="2948"/>
           </w:tcPr>
           <w:p>
             <w:pPr>
@@ -2053,7 +2305,7 @@
         </w:tc>
         <w:tc>
           <w:tcPr>
-            <w:tcW w:type="dxa" w:w="1474"/>
+            <w:tcW w:type="dxa" w:w="1191"/>
           </w:tcPr>
           <w:p>
             <w:pPr>
@@ -2072,7 +2324,7 @@
         </w:tc>
         <w:tc>
           <w:tcPr>
-            <w:tcW w:type="dxa" w:w="1474"/>
+            <w:tcW w:type="dxa" w:w="1191"/>
           </w:tcPr>
           <w:p>
             <w:pPr>
@@ -2091,7 +2343,7 @@
         </w:tc>
         <w:tc>
           <w:tcPr>
-            <w:tcW w:type="dxa" w:w="1474"/>
+            <w:tcW w:type="dxa" w:w="1191"/>
           </w:tcPr>
           <w:p>
             <w:pPr>
@@ -2110,7 +2362,7 @@
         </w:tc>
         <w:tc>
           <w:tcPr>
-            <w:tcW w:type="dxa" w:w="1474"/>
+            <w:tcW w:type="dxa" w:w="1191"/>
           </w:tcPr>
           <w:p>
             <w:pPr>
@@ -2127,11 +2379,31 @@
             </w:r>
           </w:p>
         </w:tc>
+        <w:tc>
+          <w:tcPr>
+            <w:tcW w:type="dxa" w:w="2211"/>
+          </w:tcPr>
+          <w:p>
+            <w:pPr>
+              <w:spacing w:after="0"/>
+              <w:jc w:val="right"/>
+            </w:pPr>
+            <w:r/>
+            <w:r>
+              <w:rPr>
+                <w:b/>
+                <w:color w:val="B42318"/>
+                <w:sz w:val="17"/>
+              </w:rPr>
+              <w:t>▼ 1,9 % vs 6M2025</w:t>
+            </w:r>
+          </w:p>
+        </w:tc>
       </w:tr>
       <w:tr>
         <w:tc>
           <w:tcPr>
-            <w:tcW w:type="dxa" w:w="3628"/>
+            <w:tcW w:type="dxa" w:w="2948"/>
             <w:shd w:val="clear" w:color="auto" w:fill="F6F8FA"/>
           </w:tcPr>
           <w:p>
@@ -2160,7 +2432,7 @@
         </w:tc>
         <w:tc>
           <w:tcPr>
-            <w:tcW w:type="dxa" w:w="1474"/>
+            <w:tcW w:type="dxa" w:w="1191"/>
             <w:shd w:val="clear" w:color="auto" w:fill="F6F8FA"/>
           </w:tcPr>
           <w:p>
@@ -2180,7 +2452,7 @@
         </w:tc>
         <w:tc>
           <w:tcPr>
-            <w:tcW w:type="dxa" w:w="1474"/>
+            <w:tcW w:type="dxa" w:w="1191"/>
             <w:shd w:val="clear" w:color="auto" w:fill="F6F8FA"/>
           </w:tcPr>
           <w:p>
@@ -2200,7 +2472,7 @@
         </w:tc>
         <w:tc>
           <w:tcPr>
-            <w:tcW w:type="dxa" w:w="1474"/>
+            <w:tcW w:type="dxa" w:w="1191"/>
             <w:shd w:val="clear" w:color="auto" w:fill="F6F8FA"/>
           </w:tcPr>
           <w:p>
@@ -2220,7 +2492,7 @@
         </w:tc>
         <w:tc>
           <w:tcPr>
-            <w:tcW w:type="dxa" w:w="1474"/>
+            <w:tcW w:type="dxa" w:w="1191"/>
             <w:shd w:val="clear" w:color="auto" w:fill="F6F8FA"/>
           </w:tcPr>
           <w:p>
@@ -2238,8 +2510,39 @@
             </w:r>
           </w:p>
         </w:tc>
+        <w:tc>
+          <w:tcPr>
+            <w:tcW w:type="dxa" w:w="2211"/>
+            <w:shd w:val="clear" w:color="auto" w:fill="F6F8FA"/>
+          </w:tcPr>
+          <w:p>
+            <w:pPr>
+              <w:spacing w:after="0"/>
+              <w:jc w:val="right"/>
+            </w:pPr>
+            <w:r/>
+            <w:r>
+              <w:rPr>
+                <w:b w:val="0"/>
+                <w:color w:val="5F6B7A"/>
+                <w:sz w:val="17"/>
+              </w:rPr>
+              <w:t>–</w:t>
+            </w:r>
+          </w:p>
+        </w:tc>
       </w:tr>
     </w:tbl>
+    <w:p>
+      <w:r>
+        <w:rPr>
+          <w:i/>
+          <w:color w:val="5F6B7A"/>
+          <w:sz w:val="16"/>
+        </w:rPr>
+        <w:t>Spalvos: žalias pokytis – rodiklis gerėja, raudonas – blogėja. Paskutinio laikotarpio langelio fonas: žalias – geras lygis, geltonas – vidutinis, raudonas – silpnas (įrankio orientyrai, config/metric_rules.yaml).</w:t>
+      </w:r>
+    </w:p>
     <w:p>
       <w:r>
         <w:rPr>
@@ -2584,14 +2887,15 @@
         </w:tblBorders>
       </w:tblPr>
       <w:tblGrid>
-        <w:gridCol w:w="3324"/>
-        <w:gridCol w:w="3324"/>
-        <w:gridCol w:w="3324"/>
+        <w:gridCol w:w="2493"/>
+        <w:gridCol w:w="2493"/>
+        <w:gridCol w:w="2493"/>
+        <w:gridCol w:w="2493"/>
       </w:tblGrid>
       <w:tr>
         <w:tc>
           <w:tcPr>
-            <w:tcW w:type="dxa" w:w="3969"/>
+            <w:tcW w:type="dxa" w:w="2608"/>
             <w:shd w:val="clear" w:color="auto" w:fill="1F4E79"/>
           </w:tcPr>
           <w:p>
@@ -2608,7 +2912,7 @@
         </w:tc>
         <w:tc>
           <w:tcPr>
-            <w:tcW w:type="dxa" w:w="4082"/>
+            <w:tcW w:type="dxa" w:w="2608"/>
             <w:shd w:val="clear" w:color="auto" w:fill="1F4E79"/>
           </w:tcPr>
           <w:p>
@@ -2625,7 +2929,24 @@
         </w:tc>
         <w:tc>
           <w:tcPr>
-            <w:tcW w:type="dxa" w:w="1587"/>
+            <w:tcW w:type="dxa" w:w="3175"/>
+            <w:shd w:val="clear" w:color="auto" w:fill="1F4E79"/>
+          </w:tcPr>
+          <w:p>
+            <w:r/>
+            <w:r>
+              <w:rPr>
+                <w:b/>
+                <w:color w:val="FFFFFF"/>
+                <w:sz w:val="17"/>
+              </w:rPr>
+              <w:t>Kas pasikeitė ir kodėl</w:t>
+            </w:r>
+          </w:p>
+        </w:tc>
+        <w:tc>
+          <w:tcPr>
+            <w:tcW w:type="dxa" w:w="1361"/>
             <w:shd w:val="clear" w:color="auto" w:fill="1F4E79"/>
           </w:tcPr>
           <w:p>
@@ -2644,7 +2965,7 @@
       <w:tr>
         <w:tc>
           <w:tcPr>
-            <w:tcW w:type="dxa" w:w="3969"/>
+            <w:tcW w:type="dxa" w:w="2608"/>
           </w:tcPr>
           <w:p>
             <w:pPr>
@@ -2662,7 +2983,7 @@
         </w:tc>
         <w:tc>
           <w:tcPr>
-            <w:tcW w:type="dxa" w:w="4082"/>
+            <w:tcW w:type="dxa" w:w="2608"/>
           </w:tcPr>
           <w:p>
             <w:pPr>
@@ -2707,7 +3028,59 @@
         </w:tc>
         <w:tc>
           <w:tcPr>
-            <w:tcW w:type="dxa" w:w="1587"/>
+            <w:tcW w:type="dxa" w:w="3175"/>
+          </w:tcPr>
+          <w:p>
+            <w:pPr>
+              <w:spacing w:after="0"/>
+            </w:pPr>
+            <w:r/>
+            <w:r>
+              <w:rPr>
+                <w:b w:val="0"/>
+                <w:sz w:val="17"/>
+              </w:rPr>
+              <w:t>Įvykdyta: išmokėta 85 % pelno, kai politika – ≥70 %. Tačiau 2026 m. 6 mėn. pelnas sumažėjo iki 6,0 mln. EUR (10,3 mln.) dėl kuro ir remonto sąnaudų bei mažesnių skystų krovinių, todėl kitų metų dividendų bazė gali būti mažesnė</w:t>
+            </w:r>
+            <w:hyperlink r:id="rId11">
+              <w:r>
+                <w:rPr>
+                  <w:color w:val="2A78D6"/>
+                  <w:vertAlign w:val="superscript"/>
+                  <w:sz w:val="14"/>
+                </w:rPr>
+                <w:t xml:space="preserve">4</w:t>
+              </w:r>
+            </w:hyperlink>
+            <w:r>
+              <w:rPr>
+                <w:color w:val="2A78D6"/>
+                <w:vertAlign w:val="superscript"/>
+              </w:rPr>
+              <w:t>,</w:t>
+            </w:r>
+            <w:hyperlink r:id="rId12">
+              <w:r>
+                <w:rPr>
+                  <w:color w:val="2A78D6"/>
+                  <w:vertAlign w:val="superscript"/>
+                  <w:sz w:val="14"/>
+                </w:rPr>
+                <w:t xml:space="preserve">3</w:t>
+              </w:r>
+            </w:hyperlink>
+            <w:r>
+              <w:rPr>
+                <w:b w:val="0"/>
+                <w:sz w:val="17"/>
+              </w:rPr>
+              <w:t>.</w:t>
+            </w:r>
+          </w:p>
+        </w:tc>
+        <w:tc>
+          <w:tcPr>
+            <w:tcW w:type="dxa" w:w="1361"/>
             <w:shd w:val="clear" w:color="auto" w:fill="E3F3E8"/>
           </w:tcPr>
           <w:p>
@@ -2728,7 +3101,7 @@
       <w:tr>
         <w:tc>
           <w:tcPr>
-            <w:tcW w:type="dxa" w:w="3969"/>
+            <w:tcW w:type="dxa" w:w="2608"/>
             <w:shd w:val="clear" w:color="auto" w:fill="F6F8FA"/>
           </w:tcPr>
           <w:p>
@@ -2747,7 +3120,7 @@
         </w:tc>
         <w:tc>
           <w:tcPr>
-            <w:tcW w:type="dxa" w:w="4082"/>
+            <w:tcW w:type="dxa" w:w="2608"/>
             <w:shd w:val="clear" w:color="auto" w:fill="F6F8FA"/>
           </w:tcPr>
           <w:p>
@@ -2776,7 +3149,43 @@
         </w:tc>
         <w:tc>
           <w:tcPr>
-            <w:tcW w:type="dxa" w:w="1587"/>
+            <w:tcW w:type="dxa" w:w="3175"/>
+            <w:shd w:val="clear" w:color="auto" w:fill="F6F8FA"/>
+          </w:tcPr>
+          <w:p>
+            <w:pPr>
+              <w:spacing w:after="0"/>
+            </w:pPr>
+            <w:r/>
+            <w:r>
+              <w:rPr>
+                <w:b w:val="0"/>
+                <w:sz w:val="17"/>
+              </w:rPr>
+              <w:t>Vykdoma: iki 2025 m. pasiekta −41,8 %; iki 2030 m. reikia dar apie 13 p. p. (apskaičiuota įrankio)</w:t>
+            </w:r>
+            <w:hyperlink r:id="rId17">
+              <w:r>
+                <w:rPr>
+                  <w:color w:val="2A78D6"/>
+                  <w:vertAlign w:val="superscript"/>
+                  <w:sz w:val="14"/>
+                </w:rPr>
+                <w:t xml:space="preserve">13</w:t>
+              </w:r>
+            </w:hyperlink>
+            <w:r>
+              <w:rPr>
+                <w:b w:val="0"/>
+                <w:sz w:val="17"/>
+              </w:rPr>
+              <w:t>.</w:t>
+            </w:r>
+          </w:p>
+        </w:tc>
+        <w:tc>
+          <w:tcPr>
+            <w:tcW w:type="dxa" w:w="1361"/>
             <w:shd w:val="clear" w:color="auto" w:fill="EAF1F8"/>
           </w:tcPr>
           <w:p>
@@ -2797,7 +3206,7 @@
       <w:tr>
         <w:tc>
           <w:tcPr>
-            <w:tcW w:type="dxa" w:w="3969"/>
+            <w:tcW w:type="dxa" w:w="2608"/>
           </w:tcPr>
           <w:p>
             <w:pPr>
@@ -2815,7 +3224,7 @@
         </w:tc>
         <w:tc>
           <w:tcPr>
-            <w:tcW w:type="dxa" w:w="4082"/>
+            <w:tcW w:type="dxa" w:w="2608"/>
           </w:tcPr>
           <w:p>
             <w:pPr>
@@ -2843,7 +3252,42 @@
         </w:tc>
         <w:tc>
           <w:tcPr>
-            <w:tcW w:type="dxa" w:w="1587"/>
+            <w:tcW w:type="dxa" w:w="3175"/>
+          </w:tcPr>
+          <w:p>
+            <w:pPr>
+              <w:spacing w:after="0"/>
+            </w:pPr>
+            <w:r/>
+            <w:r>
+              <w:rPr>
+                <w:b w:val="0"/>
+                <w:sz w:val="17"/>
+              </w:rPr>
+              <w:t>Nauja 2026-08 perspektyvoje; dar nėra su kuo lyginti</w:t>
+            </w:r>
+            <w:hyperlink r:id="rId18">
+              <w:r>
+                <w:rPr>
+                  <w:color w:val="2A78D6"/>
+                  <w:vertAlign w:val="superscript"/>
+                  <w:sz w:val="14"/>
+                </w:rPr>
+                <w:t xml:space="preserve">14</w:t>
+              </w:r>
+            </w:hyperlink>
+            <w:r>
+              <w:rPr>
+                <w:b w:val="0"/>
+                <w:sz w:val="17"/>
+              </w:rPr>
+              <w:t>.</w:t>
+            </w:r>
+          </w:p>
+        </w:tc>
+        <w:tc>
+          <w:tcPr>
+            <w:tcW w:type="dxa" w:w="1361"/>
             <w:shd w:val="clear" w:color="auto" w:fill="EAF1F8"/>
           </w:tcPr>
           <w:p>
@@ -3059,15 +3503,14 @@
     </w:p>
     <w:p>
       <w:pPr>
-        <w:ind w:left="397"/>
+        <w:spacing w:after="0"/>
+        <w:ind w:left="510" w:hanging="198"/>
       </w:pPr>
       <w:r>
         <w:rPr>
-          <w:b/>
-          <w:color w:val="333333"/>
           <w:sz w:val="19"/>
         </w:rPr>
-        <w:t xml:space="preserve">Įrodymas: </w:t>
+        <w:t xml:space="preserve">•  </w:t>
       </w:r>
       <w:r>
         <w:rPr>
@@ -3093,7 +3536,27 @@
           <w:color w:val="333333"/>
           <w:sz w:val="19"/>
         </w:rPr>
-        <w:t>. Krauna skystus krovinius (naftos produktus), jų kiekis mažėja (−33,8 % per 6 mėn.)</w:t>
+        <w:t>.</w:t>
+      </w:r>
+    </w:p>
+    <w:p>
+      <w:pPr>
+        <w:spacing w:after="120"/>
+        <w:ind w:left="510" w:hanging="198"/>
+      </w:pPr>
+      <w:r>
+        <w:rPr>
+          <w:sz w:val="19"/>
+        </w:rPr>
+        <w:t xml:space="preserve">•  </w:t>
+      </w:r>
+      <w:r>
+        <w:rPr>
+          <w:b w:val="0"/>
+          <w:color w:val="333333"/>
+          <w:sz w:val="19"/>
+        </w:rPr>
+        <w:t>Krauna skystus krovinius (naftos produktus), jų kiekis mažėja (−33,8 % per 6 mėn.)</w:t>
       </w:r>
       <w:hyperlink r:id="rId11">
         <w:r>
@@ -3130,23 +3593,28 @@
     </w:p>
     <w:p>
       <w:pPr>
+        <w:spacing w:after="0"/>
         <w:ind w:left="397"/>
       </w:pPr>
       <w:r>
         <w:rPr>
           <w:b/>
-          <w:color w:val="333333"/>
+          <w:color w:val="B42318"/>
           <w:sz w:val="19"/>
         </w:rPr>
-        <w:t xml:space="preserve">Įrodymas: </w:t>
+        <w:t>Reikia peržiūrėti</w:t>
       </w:r>
+    </w:p>
+    <w:p>
+      <w:pPr>
+        <w:spacing w:after="0"/>
+        <w:ind w:left="510" w:hanging="198"/>
+      </w:pPr>
       <w:r>
         <w:rPr>
-          <w:b/>
-          <w:color w:val="333333"/>
           <w:sz w:val="19"/>
         </w:rPr>
-        <w:t xml:space="preserve">Reikia peržiūrėti. </w:t>
+        <w:t xml:space="preserve">•  </w:t>
       </w:r>
       <w:r>
         <w:rPr>
@@ -3154,7 +3622,47 @@
           <w:color w:val="333333"/>
           <w:sz w:val="19"/>
         </w:rPr>
-        <w:t>Buvusių vadovų kyšininkavimo byla (pradėta 2015 m.): 2024-06-27 teismas išteisino dėl senaties, prokuratūra ir gynyba apskundė; vėlesnis sprendimas nerastas. Įmonė byloje – nukentėjusioji, ne kaltinamoji</w:t>
+        <w:t>Buvusių vadovų kyšininkavimo byla (pradėta 2015 m.): 2024-06-27 teismas išteisino dėl senaties, prokuratūra ir gynyba apskundė</w:t>
+      </w:r>
+    </w:p>
+    <w:p>
+      <w:pPr>
+        <w:spacing w:after="0"/>
+        <w:ind w:left="510" w:hanging="198"/>
+      </w:pPr>
+      <w:r>
+        <w:rPr>
+          <w:sz w:val="19"/>
+        </w:rPr>
+        <w:t xml:space="preserve">•  </w:t>
+      </w:r>
+      <w:r>
+        <w:rPr>
+          <w:b w:val="0"/>
+          <w:color w:val="333333"/>
+          <w:sz w:val="19"/>
+        </w:rPr>
+        <w:t>Vėlesnis sprendimas nerastas.</w:t>
+      </w:r>
+    </w:p>
+    <w:p>
+      <w:pPr>
+        <w:spacing w:after="120"/>
+        <w:ind w:left="510" w:hanging="198"/>
+      </w:pPr>
+      <w:r>
+        <w:rPr>
+          <w:sz w:val="19"/>
+        </w:rPr>
+        <w:t xml:space="preserve">•  </w:t>
+      </w:r>
+      <w:r>
+        <w:rPr>
+          <w:b w:val="0"/>
+          <w:color w:val="333333"/>
+          <w:sz w:val="19"/>
+        </w:rPr>
+        <w:t>Įmonė byloje – nukentėjusioji, ne kaltinamoji</w:t>
       </w:r>
       <w:hyperlink r:id="rId13">
         <w:r>
@@ -3208,23 +3716,28 @@
     </w:p>
     <w:p>
       <w:pPr>
+        <w:spacing w:after="0"/>
         <w:ind w:left="397"/>
       </w:pPr>
       <w:r>
         <w:rPr>
           <w:b/>
-          <w:color w:val="333333"/>
+          <w:color w:val="B42318"/>
           <w:sz w:val="19"/>
         </w:rPr>
-        <w:t xml:space="preserve">Įrodymas: </w:t>
+        <w:t>Reikia peržiūrėti</w:t>
       </w:r>
+    </w:p>
+    <w:p>
+      <w:pPr>
+        <w:spacing w:after="0"/>
+        <w:ind w:left="510" w:hanging="198"/>
+      </w:pPr>
       <w:r>
         <w:rPr>
-          <w:b/>
-          <w:color w:val="333333"/>
           <w:sz w:val="19"/>
         </w:rPr>
-        <w:t xml:space="preserve">Reikia peržiūrėti. </w:t>
+        <w:t xml:space="preserve">•  </w:t>
       </w:r>
       <w:r>
         <w:rPr>
@@ -3232,7 +3745,27 @@
           <w:color w:val="333333"/>
           <w:sz w:val="19"/>
         </w:rPr>
-        <w:t>Tikrina analitikas vidinėmis priemonėmis (pridėti ekrano nuotrauką). Valdo Estijos valstybė (67,03 %)</w:t>
+        <w:t>Tikrina analitikas vidinėmis priemonėmis (pridėti ekrano nuotrauką).</w:t>
+      </w:r>
+    </w:p>
+    <w:p>
+      <w:pPr>
+        <w:spacing w:after="120"/>
+        <w:ind w:left="510" w:hanging="198"/>
+      </w:pPr>
+      <w:r>
+        <w:rPr>
+          <w:sz w:val="19"/>
+        </w:rPr>
+        <w:t xml:space="preserve">•  </w:t>
+      </w:r>
+      <w:r>
+        <w:rPr>
+          <w:b w:val="0"/>
+          <w:color w:val="333333"/>
+          <w:sz w:val="19"/>
+        </w:rPr>
+        <w:t>Valdo Estijos valstybė (67,03 %)</w:t>
       </w:r>
       <w:hyperlink r:id="rId11">
         <w:r>
@@ -3269,23 +3802,28 @@
     </w:p>
     <w:p>
       <w:pPr>
+        <w:spacing w:after="0"/>
         <w:ind w:left="397"/>
       </w:pPr>
       <w:r>
         <w:rPr>
           <w:b/>
-          <w:color w:val="333333"/>
+          <w:color w:val="B42318"/>
           <w:sz w:val="19"/>
         </w:rPr>
-        <w:t xml:space="preserve">Įrodymas: </w:t>
+        <w:t>Reikia peržiūrėti</w:t>
       </w:r>
+    </w:p>
+    <w:p>
+      <w:pPr>
+        <w:spacing w:after="0"/>
+        <w:ind w:left="510" w:hanging="198"/>
+      </w:pPr>
       <w:r>
         <w:rPr>
-          <w:b/>
-          <w:color w:val="333333"/>
           <w:sz w:val="19"/>
         </w:rPr>
-        <w:t xml:space="preserve">Reikia peržiūrėti. </w:t>
+        <w:t xml:space="preserve">•  </w:t>
       </w:r>
       <w:r>
         <w:rPr>
@@ -3328,7 +3866,47 @@
           <w:color w:val="333333"/>
           <w:sz w:val="19"/>
         </w:rPr>
-        <w:t>. Naujesnių neigiamų naujienų automatinė paieška (30 d.) nerado. Analitikas patvirtina ir prideda ekrano nuotrauką.</w:t>
+        <w:t>.</w:t>
+      </w:r>
+    </w:p>
+    <w:p>
+      <w:pPr>
+        <w:spacing w:after="0"/>
+        <w:ind w:left="510" w:hanging="198"/>
+      </w:pPr>
+      <w:r>
+        <w:rPr>
+          <w:sz w:val="19"/>
+        </w:rPr>
+        <w:t xml:space="preserve">•  </w:t>
+      </w:r>
+      <w:r>
+        <w:rPr>
+          <w:b w:val="0"/>
+          <w:color w:val="333333"/>
+          <w:sz w:val="19"/>
+        </w:rPr>
+        <w:t>Naujesnių neigiamų naujienų automatinė paieška (30 d.) nerado.</w:t>
+      </w:r>
+    </w:p>
+    <w:p>
+      <w:pPr>
+        <w:spacing w:after="120"/>
+        <w:ind w:left="510" w:hanging="198"/>
+      </w:pPr>
+      <w:r>
+        <w:rPr>
+          <w:sz w:val="19"/>
+        </w:rPr>
+        <w:t xml:space="preserve">•  </w:t>
+      </w:r>
+      <w:r>
+        <w:rPr>
+          <w:b w:val="0"/>
+          <w:color w:val="333333"/>
+          <w:sz w:val="19"/>
+        </w:rPr>
+        <w:t>Analitikas patvirtina ir prideda ekrano nuotrauką.</w:t>
       </w:r>
     </w:p>
     <w:p>
@@ -3379,15 +3957,14 @@
     </w:p>
     <w:p>
       <w:pPr>
-        <w:ind w:left="397"/>
+        <w:spacing w:after="0"/>
+        <w:ind w:left="510" w:hanging="198"/>
       </w:pPr>
       <w:r>
         <w:rPr>
-          <w:b/>
-          <w:color w:val="333333"/>
           <w:sz w:val="19"/>
         </w:rPr>
-        <w:t xml:space="preserve">Įrodymas: </w:t>
+        <w:t xml:space="preserve">•  </w:t>
       </w:r>
       <w:r>
         <w:rPr>
@@ -3407,13 +3984,25 @@
           <w:t xml:space="preserve">15</w:t>
         </w:r>
       </w:hyperlink>
+    </w:p>
+    <w:p>
+      <w:pPr>
+        <w:spacing w:after="120"/>
+        <w:ind w:left="510" w:hanging="198"/>
+      </w:pPr>
+      <w:r>
+        <w:rPr>
+          <w:sz w:val="19"/>
+        </w:rPr>
+        <w:t xml:space="preserve">•  </w:t>
+      </w:r>
       <w:r>
         <w:rPr>
           <w:b w:val="0"/>
           <w:color w:val="333333"/>
           <w:sz w:val="19"/>
         </w:rPr>
-        <w:t>; tikslas 90 % atsinaujinančios energijos savo reikmėms</w:t>
+        <w:t>Tikslas 90 % atsinaujinančios energijos savo reikmėms</w:t>
       </w:r>
       <w:hyperlink r:id="rId17">
         <w:r>
@@ -3450,15 +4039,14 @@
     </w:p>
     <w:p>
       <w:pPr>
-        <w:ind w:left="397"/>
+        <w:spacing w:after="0"/>
+        <w:ind w:left="510" w:hanging="198"/>
       </w:pPr>
       <w:r>
         <w:rPr>
-          <w:b/>
-          <w:color w:val="333333"/>
           <w:sz w:val="19"/>
         </w:rPr>
-        <w:t xml:space="preserve">Įrodymas: </w:t>
+        <w:t xml:space="preserve">•  </w:t>
       </w:r>
       <w:r>
         <w:rPr>
@@ -3466,7 +4054,67 @@
           <w:color w:val="333333"/>
           <w:sz w:val="19"/>
         </w:rPr>
-        <w:t>Klimato neutrali veikla iki 2050 m.; 1+2 apimties emisijos −55 % iki 2030 m. (nuo 2019 m.); 2025 m. – 19 261 t CO2e (−41,8 %, apskaičiuota įrankio)</w:t>
+        <w:t>Klimato neutrali veikla iki 2050 m.</w:t>
+      </w:r>
+    </w:p>
+    <w:p>
+      <w:pPr>
+        <w:spacing w:after="0"/>
+        <w:ind w:left="510" w:hanging="198"/>
+      </w:pPr>
+      <w:r>
+        <w:rPr>
+          <w:sz w:val="19"/>
+        </w:rPr>
+        <w:t xml:space="preserve">•  </w:t>
+      </w:r>
+      <w:r>
+        <w:rPr>
+          <w:b w:val="0"/>
+          <w:color w:val="333333"/>
+          <w:sz w:val="19"/>
+        </w:rPr>
+        <w:t>1+2 apimties emisijos −55 % iki 2030 m.</w:t>
+      </w:r>
+    </w:p>
+    <w:p>
+      <w:pPr>
+        <w:spacing w:after="0"/>
+        <w:ind w:left="510" w:hanging="198"/>
+      </w:pPr>
+      <w:r>
+        <w:rPr>
+          <w:sz w:val="19"/>
+        </w:rPr>
+        <w:t xml:space="preserve">•  </w:t>
+      </w:r>
+      <w:r>
+        <w:rPr>
+          <w:b w:val="0"/>
+          <w:color w:val="333333"/>
+          <w:sz w:val="19"/>
+        </w:rPr>
+        <w:t>(nuo 2019 m.)</w:t>
+      </w:r>
+    </w:p>
+    <w:p>
+      <w:pPr>
+        <w:spacing w:after="0"/>
+        <w:ind w:left="510" w:hanging="198"/>
+      </w:pPr>
+      <w:r>
+        <w:rPr>
+          <w:sz w:val="19"/>
+        </w:rPr>
+        <w:t xml:space="preserve">•  </w:t>
+      </w:r>
+      <w:r>
+        <w:rPr>
+          <w:b w:val="0"/>
+          <w:color w:val="333333"/>
+          <w:sz w:val="19"/>
+        </w:rPr>
+        <w:t>2025 m. – 19 261 t CO2e (−41,8 %, apskaičiuota įrankio)</w:t>
       </w:r>
       <w:hyperlink r:id="rId17">
         <w:r>
@@ -3484,7 +4132,27 @@
           <w:color w:val="333333"/>
           <w:sz w:val="19"/>
         </w:rPr>
-        <w:t>. ES taksonomijos dalis nerasta.</w:t>
+        <w:t>.</w:t>
+      </w:r>
+    </w:p>
+    <w:p>
+      <w:pPr>
+        <w:spacing w:after="120"/>
+        <w:ind w:left="510" w:hanging="198"/>
+      </w:pPr>
+      <w:r>
+        <w:rPr>
+          <w:sz w:val="19"/>
+        </w:rPr>
+        <w:t xml:space="preserve">•  </w:t>
+      </w:r>
+      <w:r>
+        <w:rPr>
+          <w:b w:val="0"/>
+          <w:color w:val="333333"/>
+          <w:sz w:val="19"/>
+        </w:rPr>
+        <w:t>ES taksonomijos dalis nerasta.</w:t>
       </w:r>
     </w:p>
     <w:p>
@@ -3503,23 +4171,28 @@
     </w:p>
     <w:p>
       <w:pPr>
+        <w:spacing w:after="0"/>
         <w:ind w:left="397"/>
       </w:pPr>
       <w:r>
         <w:rPr>
           <w:b/>
-          <w:color w:val="333333"/>
+          <w:color w:val="B42318"/>
           <w:sz w:val="19"/>
         </w:rPr>
-        <w:t xml:space="preserve">Įrodymas: </w:t>
+        <w:t>Reikia peržiūrėti</w:t>
       </w:r>
+    </w:p>
+    <w:p>
+      <w:pPr>
+        <w:spacing w:after="120"/>
+        <w:ind w:left="510" w:hanging="198"/>
+      </w:pPr>
       <w:r>
         <w:rPr>
-          <w:b/>
-          <w:color w:val="333333"/>
           <w:sz w:val="19"/>
         </w:rPr>
-        <w:t xml:space="preserve">Reikia peržiūrėti. </w:t>
+        <w:t xml:space="preserve">•  </w:t>
       </w:r>
       <w:r>
         <w:rPr>
@@ -3581,6 +4254,21 @@
     </w:p>
     <w:p>
       <w:pPr>
+        <w:spacing w:after="0"/>
+        <w:ind w:left="397"/>
+      </w:pPr>
+      <w:r>
+        <w:rPr>
+          <w:b/>
+          <w:color w:val="B42318"/>
+          <w:sz w:val="19"/>
+        </w:rPr>
+        <w:t>Reikia peržiūrėti</w:t>
+      </w:r>
+    </w:p>
+    <w:p>
+      <w:pPr>
+        <w:spacing w:after="0"/>
         <w:ind w:left="397"/>
       </w:pPr>
       <w:r>
@@ -3589,23 +4277,19 @@
           <w:color w:val="333333"/>
           <w:sz w:val="19"/>
         </w:rPr>
-        <w:t xml:space="preserve">Įrodymas: </w:t>
+        <w:t>Taikoma</w:t>
       </w:r>
+    </w:p>
+    <w:p>
+      <w:pPr>
+        <w:spacing w:after="0"/>
+        <w:ind w:left="737" w:hanging="198"/>
+      </w:pPr>
       <w:r>
         <w:rPr>
-          <w:b/>
-          <w:color w:val="333333"/>
           <w:sz w:val="19"/>
         </w:rPr>
-        <w:t xml:space="preserve">Reikia peržiūrėti. </w:t>
-      </w:r>
-      <w:r>
-        <w:rPr>
-          <w:b/>
-          <w:color w:val="333333"/>
-          <w:sz w:val="19"/>
-        </w:rPr>
-        <w:t>Taikoma:</w:t>
+        <w:t xml:space="preserve">•  </w:t>
       </w:r>
       <w:r>
         <w:rPr>
@@ -3613,7 +4297,7 @@
           <w:color w:val="333333"/>
           <w:sz w:val="19"/>
         </w:rPr>
-        <w:t xml:space="preserve"> SEB investicijų politika</w:t>
+        <w:t>SEB investicijų politika</w:t>
       </w:r>
       <w:hyperlink r:id="rId20">
         <w:r>
@@ -3631,7 +4315,27 @@
           <w:color w:val="333333"/>
           <w:sz w:val="19"/>
         </w:rPr>
-        <w:t xml:space="preserve"> ir laivybos politika, nes keltų segmentas sudaro 31,4 % 6 mėn. 2026 m. pajamų, daugiau nei 15 % riba (apskaičiuota įrankio)</w:t>
+        <w:t xml:space="preserve"> ir laivybos politika, nes keltų segmentas sudaro 31,4 % 6 mėn.</w:t>
+      </w:r>
+    </w:p>
+    <w:p>
+      <w:pPr>
+        <w:spacing w:after="0"/>
+        <w:ind w:left="737" w:hanging="198"/>
+      </w:pPr>
+      <w:r>
+        <w:rPr>
+          <w:sz w:val="19"/>
+        </w:rPr>
+        <w:t xml:space="preserve">•  </w:t>
+      </w:r>
+      <w:r>
+        <w:rPr>
+          <w:b w:val="0"/>
+          <w:color w:val="333333"/>
+          <w:sz w:val="19"/>
+        </w:rPr>
+        <w:t>2026 m. pajamų, daugiau nei 15 % riba (apskaičiuota įrankio)</w:t>
       </w:r>
       <w:hyperlink r:id="rId11">
         <w:r>
@@ -3666,7 +4370,27 @@
           <w:color w:val="333333"/>
           <w:sz w:val="19"/>
         </w:rPr>
-        <w:t>. Transporto politika netaikoma (tik kelių, geležinkelių ir oro transportas)</w:t>
+        <w:t>.</w:t>
+      </w:r>
+    </w:p>
+    <w:p>
+      <w:pPr>
+        <w:spacing w:after="0"/>
+        <w:ind w:left="737" w:hanging="198"/>
+      </w:pPr>
+      <w:r>
+        <w:rPr>
+          <w:sz w:val="19"/>
+        </w:rPr>
+        <w:t xml:space="preserve">•  </w:t>
+      </w:r>
+      <w:r>
+        <w:rPr>
+          <w:b w:val="0"/>
+          <w:color w:val="333333"/>
+          <w:sz w:val="19"/>
+        </w:rPr>
+        <w:t>Transporto politika netaikoma (tik kelių, geležinkelių ir oro transportas)</w:t>
       </w:r>
       <w:hyperlink r:id="rId22">
         <w:r>
@@ -3684,15 +4408,33 @@
           <w:color w:val="333333"/>
           <w:sz w:val="19"/>
         </w:rPr>
-        <w:t xml:space="preserve">. </w:t>
+        <w:t>.</w:t>
       </w:r>
+    </w:p>
+    <w:p>
+      <w:pPr>
+        <w:spacing w:after="0"/>
+        <w:ind w:left="397"/>
+      </w:pPr>
       <w:r>
         <w:rPr>
           <w:b/>
           <w:color w:val="333333"/>
           <w:sz w:val="19"/>
         </w:rPr>
-        <w:t>Atitinka:</w:t>
+        <w:t>Atitinka</w:t>
+      </w:r>
+    </w:p>
+    <w:p>
+      <w:pPr>
+        <w:spacing w:after="0"/>
+        <w:ind w:left="737" w:hanging="198"/>
+      </w:pPr>
+      <w:r>
+        <w:rPr>
+          <w:sz w:val="19"/>
+        </w:rPr>
+        <w:t xml:space="preserve">•  </w:t>
       </w:r>
       <w:r>
         <w:rPr>
@@ -3700,7 +4442,7 @@
           <w:color w:val="333333"/>
           <w:sz w:val="19"/>
         </w:rPr>
-        <w:t xml:space="preserve"> bendrovės valdymo ar tarptautinių normų pažeidimų nerasta (buvusių vadovų byloje ji – nukentėjusioji)</w:t>
+        <w:t>Bendrovės valdymo ar tarptautinių normų pažeidimų nerasta (buvusių vadovų byloje ji – nukentėjusioji)</w:t>
       </w:r>
       <w:hyperlink r:id="rId13">
         <w:r>
@@ -3712,13 +4454,25 @@
           <w:t xml:space="preserve">7</w:t>
         </w:r>
       </w:hyperlink>
+    </w:p>
+    <w:p>
+      <w:pPr>
+        <w:spacing w:after="0"/>
+        <w:ind w:left="737" w:hanging="198"/>
+      </w:pPr>
+      <w:r>
+        <w:rPr>
+          <w:sz w:val="19"/>
+        </w:rPr>
+        <w:t xml:space="preserve">•  </w:t>
+      </w:r>
       <w:r>
         <w:rPr>
           <w:b w:val="0"/>
           <w:color w:val="333333"/>
           <w:sz w:val="19"/>
         </w:rPr>
-        <w:t>; kasmetinė tvarumo ataskaita su klimato duomenimis</w:t>
+        <w:t>Kasmetinė tvarumo ataskaita su klimato duomenimis</w:t>
       </w:r>
       <w:hyperlink r:id="rId19">
         <w:r>
@@ -3730,13 +4484,25 @@
           <w:t xml:space="preserve">15</w:t>
         </w:r>
       </w:hyperlink>
+    </w:p>
+    <w:p>
+      <w:pPr>
+        <w:spacing w:after="0"/>
+        <w:ind w:left="737" w:hanging="198"/>
+      </w:pPr>
+      <w:r>
+        <w:rPr>
+          <w:sz w:val="19"/>
+        </w:rPr>
+        <w:t xml:space="preserve">•  </w:t>
+      </w:r>
       <w:r>
         <w:rPr>
           <w:b w:val="0"/>
           <w:color w:val="333333"/>
           <w:sz w:val="19"/>
         </w:rPr>
-        <w:t>; klimato neutralumas iki 2050 m. ir planas keltus perkelti prie alternatyvių kuro rūšių ar elektros – atitinka dekarbonizacijos plano lūkestį</w:t>
+        <w:t>Klimato neutralumas iki 2050 m. ir planas keltus perkelti prie alternatyvių kuro rūšių ar elektros – atitinka dekarbonizacijos plano lūkestį</w:t>
       </w:r>
       <w:hyperlink r:id="rId23">
         <w:r>
@@ -3771,15 +4537,33 @@
           <w:color w:val="333333"/>
           <w:sz w:val="19"/>
         </w:rPr>
-        <w:t xml:space="preserve">. </w:t>
+        <w:t>.</w:t>
       </w:r>
+    </w:p>
+    <w:p>
+      <w:pPr>
+        <w:spacing w:after="0"/>
+        <w:ind w:left="397"/>
+      </w:pPr>
       <w:r>
         <w:rPr>
           <w:b/>
           <w:color w:val="333333"/>
           <w:sz w:val="19"/>
         </w:rPr>
-        <w:t>Viešose ataskaitose nerasta:</w:t>
+        <w:t>Viešose ataskaitose nerasta</w:t>
+      </w:r>
+    </w:p>
+    <w:p>
+      <w:pPr>
+        <w:spacing w:after="0"/>
+        <w:ind w:left="737" w:hanging="198"/>
+      </w:pPr>
+      <w:r>
+        <w:rPr>
+          <w:sz w:val="19"/>
+        </w:rPr>
+        <w:t xml:space="preserve">•  </w:t>
       </w:r>
       <w:r>
         <w:rPr>
@@ -3787,7 +4571,7 @@
           <w:color w:val="333333"/>
           <w:sz w:val="19"/>
         </w:rPr>
-        <w:t xml:space="preserve"> laivybos reikalavimų – SEEMP, EEXI/CII atitikties, laivų emisijų intensyvumo atskleidimo, atsakingo laivų perdirbimo, klasifikacijos</w:t>
+        <w:t>Laivybos reikalavimų – SEEMP, EEXI/CII atitikties, laivų emisijų intensyvumo atskleidimo, atsakingo laivų perdirbimo, klasifikacijos</w:t>
       </w:r>
       <w:hyperlink r:id="rId21">
         <w:r>
@@ -3799,13 +4583,25 @@
           <w:t xml:space="preserve">22</w:t>
         </w:r>
       </w:hyperlink>
+    </w:p>
+    <w:p>
+      <w:pPr>
+        <w:spacing w:after="0"/>
+        <w:ind w:left="737" w:hanging="198"/>
+      </w:pPr>
+      <w:r>
+        <w:rPr>
+          <w:sz w:val="19"/>
+        </w:rPr>
+        <w:t xml:space="preserve">•  </w:t>
+      </w:r>
       <w:r>
         <w:rPr>
           <w:b w:val="0"/>
           <w:color w:val="333333"/>
           <w:sz w:val="19"/>
         </w:rPr>
-        <w:t>; žmogaus teisių patikros, pranešėjų kanalo ir antikorupcijos politikos</w:t>
+        <w:t>Žmogaus teisių patikros, pranešėjų kanalo ir antikorupcijos politikos</w:t>
       </w:r>
       <w:hyperlink r:id="rId21">
         <w:r>
@@ -3840,15 +4636,33 @@
           <w:color w:val="333333"/>
           <w:sz w:val="19"/>
         </w:rPr>
-        <w:t xml:space="preserve">. </w:t>
+        <w:t>.</w:t>
       </w:r>
+    </w:p>
+    <w:p>
+      <w:pPr>
+        <w:spacing w:after="0"/>
+        <w:ind w:left="397"/>
+      </w:pPr>
       <w:r>
         <w:rPr>
           <w:b/>
           <w:color w:val="333333"/>
           <w:sz w:val="19"/>
         </w:rPr>
-        <w:t>Neaišku:</w:t>
+        <w:t>Neaišku</w:t>
+      </w:r>
+    </w:p>
+    <w:p>
+      <w:pPr>
+        <w:spacing w:after="0"/>
+        <w:ind w:left="737" w:hanging="198"/>
+      </w:pPr>
+      <w:r>
+        <w:rPr>
+          <w:sz w:val="19"/>
+        </w:rPr>
+        <w:t xml:space="preserve">•  </w:t>
       </w:r>
       <w:r>
         <w:rPr>
@@ -3856,7 +4670,7 @@
           <w:color w:val="333333"/>
           <w:sz w:val="19"/>
         </w:rPr>
-        <w:t xml:space="preserve"> skystų krovinių (naftos produktų) aptarnavimas – jei su iškastiniu kuru susijusios pajamos viršija 5 %, taikoma ir iškastinio kuro politika</w:t>
+        <w:t>Skystų krovinių (naftos produktų) aptarnavimas – jei su iškastiniu kuru susijusios pajamos viršija 5 %, taikoma ir iškastinio kuro politika</w:t>
       </w:r>
       <w:hyperlink r:id="rId11">
         <w:r>
@@ -3891,7 +4705,27 @@
           <w:color w:val="333333"/>
           <w:sz w:val="19"/>
         </w:rPr>
-        <w:t>. Analitikas tikrina TS Laevad laivų dokumentus.</w:t>
+        <w:t>.</w:t>
+      </w:r>
+    </w:p>
+    <w:p>
+      <w:pPr>
+        <w:spacing w:after="120"/>
+        <w:ind w:left="737" w:hanging="198"/>
+      </w:pPr>
+      <w:r>
+        <w:rPr>
+          <w:sz w:val="19"/>
+        </w:rPr>
+        <w:t xml:space="preserve">•  </w:t>
+      </w:r>
+      <w:r>
+        <w:rPr>
+          <w:b w:val="0"/>
+          <w:color w:val="333333"/>
+          <w:sz w:val="19"/>
+        </w:rPr>
+        <w:t>Analitikas tikrina TS Laevad laivų dokumentus.</w:t>
       </w:r>
     </w:p>
     <w:p>
@@ -3933,23 +4767,28 @@
     </w:p>
     <w:p>
       <w:pPr>
+        <w:spacing w:after="0"/>
         <w:ind w:left="397"/>
       </w:pPr>
       <w:r>
         <w:rPr>
           <w:b/>
-          <w:color w:val="333333"/>
+          <w:color w:val="B42318"/>
           <w:sz w:val="19"/>
         </w:rPr>
-        <w:t xml:space="preserve">Įrodymas: </w:t>
+        <w:t>Reikia peržiūrėti</w:t>
       </w:r>
+    </w:p>
+    <w:p>
+      <w:pPr>
+        <w:spacing w:after="120"/>
+        <w:ind w:left="510" w:hanging="198"/>
+      </w:pPr>
       <w:r>
         <w:rPr>
-          <w:b/>
-          <w:color w:val="333333"/>
           <w:sz w:val="19"/>
         </w:rPr>
-        <w:t xml:space="preserve">Reikia peržiūrėti. </w:t>
+        <w:t xml:space="preserve">•  </w:t>
       </w:r>
       <w:r>
         <w:rPr>
@@ -3999,23 +4838,28 @@
     </w:p>
     <w:p>
       <w:pPr>
+        <w:spacing w:after="0"/>
         <w:ind w:left="397"/>
       </w:pPr>
       <w:r>
         <w:rPr>
           <w:b/>
-          <w:color w:val="333333"/>
+          <w:color w:val="B42318"/>
           <w:sz w:val="19"/>
         </w:rPr>
-        <w:t xml:space="preserve">Įrodymas: </w:t>
+        <w:t>Reikia peržiūrėti</w:t>
       </w:r>
+    </w:p>
+    <w:p>
+      <w:pPr>
+        <w:spacing w:after="0"/>
+        <w:ind w:left="510" w:hanging="198"/>
+      </w:pPr>
       <w:r>
         <w:rPr>
-          <w:b/>
-          <w:color w:val="333333"/>
           <w:sz w:val="19"/>
         </w:rPr>
-        <w:t xml:space="preserve">Reikia peržiūrėti. </w:t>
+        <w:t xml:space="preserve">•  </w:t>
       </w:r>
       <w:r>
         <w:rPr>
@@ -4041,7 +4885,27 @@
           <w:color w:val="333333"/>
           <w:sz w:val="19"/>
         </w:rPr>
-        <w:t>. Palyginti su fondo tikslais – analitikas.</w:t>
+        <w:t>.</w:t>
+      </w:r>
+    </w:p>
+    <w:p>
+      <w:pPr>
+        <w:spacing w:after="120"/>
+        <w:ind w:left="510" w:hanging="198"/>
+      </w:pPr>
+      <w:r>
+        <w:rPr>
+          <w:sz w:val="19"/>
+        </w:rPr>
+        <w:t xml:space="preserve">•  </w:t>
+      </w:r>
+      <w:r>
+        <w:rPr>
+          <w:b w:val="0"/>
+          <w:color w:val="333333"/>
+          <w:sz w:val="19"/>
+        </w:rPr>
+        <w:t>Palyginti su fondo tikslais – analitikas.</w:t>
       </w:r>
     </w:p>
     <w:p>

--- a/docs/files/port-of-tallinn/port-of-tallinn_6M2026_lt.docx
+++ b/docs/files/port-of-tallinn/port-of-tallinn_6M2026_lt.docx
@@ -59,7 +59,7 @@
           <w:b w:val="0"/>
           <w:sz w:val="19"/>
         </w:rPr>
-        <w:t>Credit rating not found in public sources reviewed - check</w:t>
+        <w:t>No public credit rating found</w:t>
       </w:r>
       <w:hyperlink r:id="rId10">
         <w:r>
@@ -91,6 +91,97 @@
         <w:t>Q3 2026 results - expected November 2026</w:t>
       </w:r>
     </w:p>
+    <w:tbl>
+      <w:tblPr>
+        <w:tblW w:type="auto" w:w="0"/>
+        <w:tblLook w:firstColumn="1" w:firstRow="1" w:lastColumn="0" w:lastRow="0" w:noHBand="0" w:noVBand="1" w:val="04A0"/>
+      </w:tblPr>
+      <w:tblGrid>
+        <w:gridCol w:w="9972"/>
+      </w:tblGrid>
+      <w:tr>
+        <w:tc>
+          <w:tcPr>
+            <w:tcW w:type="dxa" w:w="9638"/>
+            <w:shd w:val="clear" w:color="auto" w:fill="FDF1D8"/>
+          </w:tcPr>
+          <w:p>
+            <w:pPr>
+              <w:spacing w:before="60" w:after="60"/>
+            </w:pPr>
+            <w:r>
+              <w:rPr>
+                <w:b/>
+                <w:color w:val="1A1A1A"/>
+                <w:sz w:val="21"/>
+              </w:rPr>
+              <w:t>Verta stebėti.</w:t>
+            </w:r>
+            <w:r>
+              <w:rPr>
+                <w:b w:val="0"/>
+                <w:color w:val="1A1A1A"/>
+                <w:sz w:val="21"/>
+              </w:rPr>
+              <w:t xml:space="preserve"> Balansas tvirtas (grynoji skola 2,78x EBITDA, nuosavas kapitalas 59,8 % turto)</w:t>
+            </w:r>
+            <w:hyperlink r:id="rId11">
+              <w:r>
+                <w:rPr>
+                  <w:color w:val="2A78D6"/>
+                  <w:vertAlign w:val="superscript"/>
+                  <w:sz w:val="17"/>
+                </w:rPr>
+                <w:t xml:space="preserve">2</w:t>
+              </w:r>
+            </w:hyperlink>
+            <w:r>
+              <w:rPr>
+                <w:b w:val="0"/>
+                <w:color w:val="1A1A1A"/>
+                <w:sz w:val="21"/>
+              </w:rPr>
+              <w:t>. Tačiau 2026 m. 6 mėn. grynasis pelnas sumažėjo 41,7 % dėl brangesnio kuro ir remontų, todėl kitų metų dividendų bazė gali būti mažesnė</w:t>
+            </w:r>
+            <w:hyperlink r:id="rId11">
+              <w:r>
+                <w:rPr>
+                  <w:color w:val="2A78D6"/>
+                  <w:vertAlign w:val="superscript"/>
+                  <w:sz w:val="17"/>
+                </w:rPr>
+                <w:t xml:space="preserve">3</w:t>
+              </w:r>
+            </w:hyperlink>
+            <w:r>
+              <w:rPr>
+                <w:color w:val="2A78D6"/>
+                <w:vertAlign w:val="superscript"/>
+              </w:rPr>
+              <w:t>,</w:t>
+            </w:r>
+            <w:hyperlink r:id="rId12">
+              <w:r>
+                <w:rPr>
+                  <w:color w:val="2A78D6"/>
+                  <w:vertAlign w:val="superscript"/>
+                  <w:sz w:val="17"/>
+                </w:rPr>
+                <w:t xml:space="preserve">4</w:t>
+              </w:r>
+            </w:hyperlink>
+            <w:r>
+              <w:rPr>
+                <w:b w:val="0"/>
+                <w:color w:val="1A1A1A"/>
+                <w:sz w:val="21"/>
+              </w:rPr>
+              <w:t>.</w:t>
+            </w:r>
+          </w:p>
+        </w:tc>
+      </w:tr>
+    </w:tbl>
     <w:p>
       <w:pPr>
         <w:spacing w:after="0"/>
@@ -311,7 +402,7 @@
             <w:vertAlign w:val="superscript"/>
             <w:sz w:val="17"/>
           </w:rPr>
-          <w:t xml:space="preserve">2</w:t>
+          <w:t xml:space="preserve">3</w:t>
         </w:r>
       </w:hyperlink>
       <w:r>
@@ -328,7 +419,7 @@
             <w:vertAlign w:val="superscript"/>
             <w:sz w:val="17"/>
           </w:rPr>
-          <w:t xml:space="preserve">3</w:t>
+          <w:t xml:space="preserve">4</w:t>
         </w:r>
       </w:hyperlink>
       <w:r>
@@ -362,7 +453,7 @@
             <w:vertAlign w:val="superscript"/>
             <w:sz w:val="17"/>
           </w:rPr>
-          <w:t xml:space="preserve">3</w:t>
+          <w:t xml:space="preserve">4</w:t>
         </w:r>
       </w:hyperlink>
       <w:r>
@@ -396,7 +487,7 @@
             <w:vertAlign w:val="superscript"/>
             <w:sz w:val="17"/>
           </w:rPr>
-          <w:t xml:space="preserve">4</w:t>
+          <w:t xml:space="preserve">2</w:t>
         </w:r>
       </w:hyperlink>
       <w:r>
@@ -924,7 +1015,7 @@
                   <w:vertAlign w:val="superscript"/>
                   <w:sz w:val="14"/>
                 </w:rPr>
-                <w:t xml:space="preserve">2</w:t>
+                <w:t xml:space="preserve">3</w:t>
               </w:r>
             </w:hyperlink>
           </w:p>
@@ -1068,7 +1159,7 @@
                   <w:vertAlign w:val="superscript"/>
                   <w:sz w:val="14"/>
                 </w:rPr>
-                <w:t xml:space="preserve">2</w:t>
+                <w:t xml:space="preserve">3</w:t>
               </w:r>
             </w:hyperlink>
           </w:p>
@@ -1216,7 +1307,7 @@
                   <w:vertAlign w:val="superscript"/>
                   <w:sz w:val="14"/>
                 </w:rPr>
-                <w:t xml:space="preserve">2</w:t>
+                <w:t xml:space="preserve">3</w:t>
               </w:r>
             </w:hyperlink>
           </w:p>
@@ -1361,7 +1452,7 @@
                   <w:vertAlign w:val="superscript"/>
                   <w:sz w:val="14"/>
                 </w:rPr>
-                <w:t xml:space="preserve">2</w:t>
+                <w:t xml:space="preserve">3</w:t>
               </w:r>
             </w:hyperlink>
           </w:p>
@@ -1509,7 +1600,7 @@
                   <w:vertAlign w:val="superscript"/>
                   <w:sz w:val="14"/>
                 </w:rPr>
-                <w:t xml:space="preserve">2</w:t>
+                <w:t xml:space="preserve">3</w:t>
               </w:r>
             </w:hyperlink>
           </w:p>
@@ -1653,7 +1744,7 @@
                   <w:vertAlign w:val="superscript"/>
                   <w:sz w:val="14"/>
                 </w:rPr>
-                <w:t xml:space="preserve">2</w:t>
+                <w:t xml:space="preserve">3</w:t>
               </w:r>
             </w:hyperlink>
           </w:p>
@@ -1801,7 +1892,7 @@
                   <w:vertAlign w:val="superscript"/>
                   <w:sz w:val="14"/>
                 </w:rPr>
-                <w:t xml:space="preserve">2</w:t>
+                <w:t xml:space="preserve">3</w:t>
               </w:r>
             </w:hyperlink>
           </w:p>
@@ -1821,7 +1912,7 @@
                 <w:b w:val="0"/>
                 <w:sz w:val="17"/>
               </w:rPr>
-              <w:t>–</w:t>
+              <w:t>167,6</w:t>
             </w:r>
           </w:p>
         </w:tc>
@@ -1939,7 +2030,7 @@
                 <w:b w:val="0"/>
                 <w:sz w:val="17"/>
               </w:rPr>
-              <w:t>–</w:t>
+              <w:t>3,15xᶜ</w:t>
             </w:r>
           </w:p>
         </w:tc>
@@ -2097,7 +2188,7 @@
                 <w:b w:val="0"/>
                 <w:sz w:val="17"/>
               </w:rPr>
-              <w:t>–</w:t>
+              <w:t>59,3 %ᶜ</w:t>
             </w:r>
           </w:p>
         </w:tc>
@@ -2134,10 +2225,10 @@
             <w:r>
               <w:rPr>
                 <w:b/>
-                <w:color w:val="B42318"/>
+                <w:color w:val="1B7F3B"/>
                 <w:sz w:val="17"/>
               </w:rPr>
-              <w:t>▼ 1,4 p. p. vs FY2025</w:t>
+              <w:t>▲ 0,5 p. p. vs 6M2025</w:t>
             </w:r>
           </w:p>
         </w:tc>
@@ -2160,6 +2251,23 @@
               </w:rPr>
               <w:t>Krovinių kiekis, mln. t</w:t>
             </w:r>
+            <w:hyperlink r:id="rId15">
+              <w:r>
+                <w:rPr>
+                  <w:color w:val="2A78D6"/>
+                  <w:vertAlign w:val="superscript"/>
+                  <w:sz w:val="14"/>
+                </w:rPr>
+                <w:t xml:space="preserve">9</w:t>
+              </w:r>
+            </w:hyperlink>
+            <w:r>
+              <w:rPr>
+                <w:color w:val="2A78D6"/>
+                <w:vertAlign w:val="superscript"/>
+              </w:rPr>
+              <w:t>,</w:t>
+            </w:r>
             <w:hyperlink r:id="rId11">
               <w:r>
                 <w:rPr>
@@ -2167,7 +2275,7 @@
                   <w:vertAlign w:val="superscript"/>
                   <w:sz w:val="14"/>
                 </w:rPr>
-                <w:t xml:space="preserve">2</w:t>
+                <w:t xml:space="preserve">3</w:t>
               </w:r>
             </w:hyperlink>
           </w:p>
@@ -2188,7 +2296,7 @@
                 <w:b w:val="0"/>
                 <w:sz w:val="17"/>
               </w:rPr>
-              <w:t>–</w:t>
+              <w:t>13,1</w:t>
             </w:r>
           </w:p>
         </w:tc>
@@ -2208,7 +2316,7 @@
                 <w:b w:val="0"/>
                 <w:sz w:val="17"/>
               </w:rPr>
-              <w:t>–</w:t>
+              <w:t>13,8</w:t>
             </w:r>
           </w:p>
         </w:tc>
@@ -2298,7 +2406,7 @@
                   <w:vertAlign w:val="superscript"/>
                   <w:sz w:val="14"/>
                 </w:rPr>
-                <w:t xml:space="preserve">2</w:t>
+                <w:t xml:space="preserve">3</w:t>
               </w:r>
             </w:hyperlink>
           </w:p>
@@ -2428,6 +2536,23 @@
                 <w:t xml:space="preserve">10</w:t>
               </w:r>
             </w:hyperlink>
+            <w:r>
+              <w:rPr>
+                <w:color w:val="2A78D6"/>
+                <w:vertAlign w:val="superscript"/>
+              </w:rPr>
+              <w:t>,</w:t>
+            </w:r>
+            <w:hyperlink r:id="rId11">
+              <w:r>
+                <w:rPr>
+                  <w:color w:val="2A78D6"/>
+                  <w:vertAlign w:val="superscript"/>
+                  <w:sz w:val="14"/>
+                </w:rPr>
+                <w:t xml:space="preserve">11</w:t>
+              </w:r>
+            </w:hyperlink>
           </w:p>
         </w:tc>
         <w:tc>
@@ -2446,7 +2571,7 @@
                 <w:b w:val="0"/>
                 <w:sz w:val="17"/>
               </w:rPr>
-              <w:t>–</w:t>
+              <w:t>0,073</w:t>
             </w:r>
           </w:p>
         </w:tc>
@@ -2527,7 +2652,7 @@
                 <w:color w:val="5F6B7A"/>
                 <w:sz w:val="17"/>
               </w:rPr>
-              <w:t>–</w:t>
+              <w:t>• 0,0 % vs FY2024</w:t>
             </w:r>
           </w:p>
         </w:tc>
@@ -2623,7 +2748,7 @@
             <w:vertAlign w:val="superscript"/>
             <w:sz w:val="17"/>
           </w:rPr>
-          <w:t xml:space="preserve">2</w:t>
+          <w:t xml:space="preserve">3</w:t>
         </w:r>
       </w:hyperlink>
       <w:r>
@@ -2651,7 +2776,7 @@
             <w:vertAlign w:val="superscript"/>
             <w:sz w:val="17"/>
           </w:rPr>
-          <w:t xml:space="preserve">4</w:t>
+          <w:t xml:space="preserve">2</w:t>
         </w:r>
       </w:hyperlink>
       <w:r>
@@ -2685,7 +2810,7 @@
             <w:vertAlign w:val="superscript"/>
             <w:sz w:val="17"/>
           </w:rPr>
-          <w:t xml:space="preserve">11</w:t>
+          <w:t xml:space="preserve">2</w:t>
         </w:r>
       </w:hyperlink>
       <w:r>
@@ -2701,7 +2826,7 @@
             <w:vertAlign w:val="superscript"/>
             <w:sz w:val="17"/>
           </w:rPr>
-          <w:t xml:space="preserve">4</w:t>
+          <w:t xml:space="preserve">2</w:t>
         </w:r>
       </w:hyperlink>
       <w:r>
@@ -2769,7 +2894,7 @@
             <w:vertAlign w:val="superscript"/>
             <w:sz w:val="17"/>
           </w:rPr>
-          <w:t xml:space="preserve">4</w:t>
+          <w:t xml:space="preserve">2</w:t>
         </w:r>
       </w:hyperlink>
       <w:r>
@@ -2847,7 +2972,7 @@
             <w:vertAlign w:val="superscript"/>
             <w:sz w:val="17"/>
           </w:rPr>
-          <w:t xml:space="preserve">4</w:t>
+          <w:t xml:space="preserve">2</w:t>
         </w:r>
       </w:hyperlink>
       <w:r>
@@ -3021,7 +3146,7 @@
                   <w:vertAlign w:val="superscript"/>
                   <w:sz w:val="14"/>
                 </w:rPr>
-                <w:t xml:space="preserve">10</w:t>
+                <w:t xml:space="preserve">11</w:t>
               </w:r>
             </w:hyperlink>
           </w:p>
@@ -3049,7 +3174,7 @@
                   <w:vertAlign w:val="superscript"/>
                   <w:sz w:val="14"/>
                 </w:rPr>
-                <w:t xml:space="preserve">4</w:t>
+                <w:t xml:space="preserve">2</w:t>
               </w:r>
             </w:hyperlink>
             <w:r>
@@ -3066,7 +3191,7 @@
                   <w:vertAlign w:val="superscript"/>
                   <w:sz w:val="14"/>
                 </w:rPr>
-                <w:t xml:space="preserve">3</w:t>
+                <w:t xml:space="preserve">4</w:t>
               </w:r>
             </w:hyperlink>
             <w:r>
@@ -3133,7 +3258,7 @@
                 <w:b w:val="0"/>
                 <w:sz w:val="17"/>
               </w:rPr>
-              <w:t>2025 m. – 19 261 t CO2e (−41,8 % nuo 2019 m.; apskaičiuota įrankio, patikrinti)</w:t>
+              <w:t>2025 m. – 19 261 t CO2e (−41,8 % nuo 2019 m.; apskaičiuota įrankio)</w:t>
             </w:r>
             <w:hyperlink r:id="rId17">
               <w:r>
@@ -3346,7 +3471,7 @@
             <w:vertAlign w:val="superscript"/>
             <w:sz w:val="17"/>
           </w:rPr>
-          <w:t xml:space="preserve">4</w:t>
+          <w:t xml:space="preserve">2</w:t>
         </w:r>
       </w:hyperlink>
       <w:r>
@@ -3380,7 +3505,7 @@
             <w:vertAlign w:val="superscript"/>
             <w:sz w:val="17"/>
           </w:rPr>
-          <w:t xml:space="preserve">4</w:t>
+          <w:t xml:space="preserve">2</w:t>
         </w:r>
       </w:hyperlink>
       <w:r>
@@ -3397,7 +3522,7 @@
             <w:vertAlign w:val="superscript"/>
             <w:sz w:val="17"/>
           </w:rPr>
-          <w:t xml:space="preserve">3</w:t>
+          <w:t xml:space="preserve">4</w:t>
         </w:r>
       </w:hyperlink>
       <w:r>
@@ -3431,7 +3556,7 @@
             <w:vertAlign w:val="superscript"/>
             <w:sz w:val="17"/>
           </w:rPr>
-          <w:t xml:space="preserve">4</w:t>
+          <w:t xml:space="preserve">2</w:t>
         </w:r>
       </w:hyperlink>
       <w:r>
@@ -3527,7 +3652,7 @@
             <w:vertAlign w:val="superscript"/>
             <w:sz w:val="16"/>
           </w:rPr>
-          <w:t xml:space="preserve">4</w:t>
+          <w:t xml:space="preserve">2</w:t>
         </w:r>
       </w:hyperlink>
       <w:r>
@@ -3565,7 +3690,7 @@
             <w:vertAlign w:val="superscript"/>
             <w:sz w:val="16"/>
           </w:rPr>
-          <w:t xml:space="preserve">4</w:t>
+          <w:t xml:space="preserve">2</w:t>
         </w:r>
       </w:hyperlink>
       <w:r>
@@ -3585,24 +3710,10 @@
         <w:rPr>
           <w:sz w:val="24"/>
         </w:rPr>
-        <w:t xml:space="preserve">☐ </w:t>
+        <w:t xml:space="preserve">☑ </w:t>
       </w:r>
       <w:r>
         <w:t>Yes, the company does not have red flag/signal related to controversies based on UN Global Compact, OECD Guidelines for Multinational Enterprises or any other relevant principles/standards</w:t>
-      </w:r>
-    </w:p>
-    <w:p>
-      <w:pPr>
-        <w:spacing w:after="0"/>
-        <w:ind w:left="397"/>
-      </w:pPr>
-      <w:r>
-        <w:rPr>
-          <w:b/>
-          <w:color w:val="B42318"/>
-          <w:sz w:val="19"/>
-        </w:rPr>
-        <w:t>Reikia peržiūrėti</w:t>
       </w:r>
     </w:p>
     <w:p>
@@ -3622,7 +3733,7 @@
           <w:color w:val="333333"/>
           <w:sz w:val="19"/>
         </w:rPr>
-        <w:t>Buvusių vadovų kyšininkavimo byla (pradėta 2015 m.): 2024-06-27 teismas išteisino dėl senaties, prokuratūra ir gynyba apskundė</w:t>
+        <w:t>Su JT Pasauliniu susitarimu ar OECD gairėmis susijusių ginčų nėra.</w:t>
       </w:r>
     </w:p>
     <w:p>
@@ -3642,7 +3753,7 @@
           <w:color w:val="333333"/>
           <w:sz w:val="19"/>
         </w:rPr>
-        <w:t>Vėlesnis sprendimas nerastas.</w:t>
+        <w:t>2015 m. kyšininkavimo byla susijusi su buvusiais vadovais</w:t>
       </w:r>
     </w:p>
     <w:p>
@@ -3662,7 +3773,7 @@
           <w:color w:val="333333"/>
           <w:sz w:val="19"/>
         </w:rPr>
-        <w:t>Įmonė byloje – nukentėjusioji, ne kaltinamoji</w:t>
+        <w:t>Bendrovė joje – nukentėjusioji, ne kaltinamoji</w:t>
       </w:r>
       <w:hyperlink r:id="rId13">
         <w:r>
@@ -3730,6 +3841,40 @@
     </w:p>
     <w:p>
       <w:pPr>
+        <w:spacing w:after="120"/>
+        <w:ind w:left="510" w:hanging="198"/>
+      </w:pPr>
+      <w:r>
+        <w:rPr>
+          <w:sz w:val="19"/>
+        </w:rPr>
+        <w:t xml:space="preserve">•  </w:t>
+      </w:r>
+      <w:r>
+        <w:rPr>
+          <w:b w:val="0"/>
+          <w:color w:val="333333"/>
+          <w:sz w:val="19"/>
+        </w:rPr>
+        <w:t>Automatinė patikra ES, JT, JAV OFAC ir JK konsoliduotuose sankcijų sąrašuose.</w:t>
+      </w:r>
+    </w:p>
+    <w:p>
+      <w:pPr>
+        <w:spacing w:before="80" w:after="20"/>
+      </w:pPr>
+      <w:r>
+        <w:rPr>
+          <w:sz w:val="24"/>
+        </w:rPr>
+        <w:t xml:space="preserve">☑ </w:t>
+      </w:r>
+      <w:r>
+        <w:t>Yes, issues were not identified from adverse media checks (add a screenshot)</w:t>
+      </w:r>
+    </w:p>
+    <w:p>
+      <w:pPr>
         <w:spacing w:after="0"/>
         <w:ind w:left="510" w:hanging="198"/>
       </w:pPr>
@@ -3745,7 +3890,7 @@
           <w:color w:val="333333"/>
           <w:sz w:val="19"/>
         </w:rPr>
-        <w:t>Tikrina analitikas vidinėmis priemonėmis (pridėti ekrano nuotrauką).</w:t>
+        <w:t>Automatinė naujienų paieška (estų ir anglų žiniasklaida, paskutinės 30 d., 2026-10-22) naujų neigiamų naujienų nerado.</w:t>
       </w:r>
     </w:p>
     <w:p>
@@ -3765,73 +3910,7 @@
           <w:color w:val="333333"/>
           <w:sz w:val="19"/>
         </w:rPr>
-        <w:t>Valdo Estijos valstybė (67,03 %)</w:t>
-      </w:r>
-      <w:hyperlink r:id="rId11">
-        <w:r>
-          <w:rPr>
-            <w:color w:val="2A78D6"/>
-            <w:vertAlign w:val="superscript"/>
-            <w:sz w:val="16"/>
-          </w:rPr>
-          <w:t xml:space="preserve">6</w:t>
-        </w:r>
-      </w:hyperlink>
-      <w:r>
-        <w:rPr>
-          <w:b w:val="0"/>
-          <w:color w:val="333333"/>
-          <w:sz w:val="19"/>
-        </w:rPr>
-        <w:t>.</w:t>
-      </w:r>
-    </w:p>
-    <w:p>
-      <w:pPr>
-        <w:spacing w:before="80" w:after="20"/>
-      </w:pPr>
-      <w:r>
-        <w:rPr>
-          <w:sz w:val="24"/>
-        </w:rPr>
-        <w:t xml:space="preserve">☐ </w:t>
-      </w:r>
-      <w:r>
-        <w:t>Yes, issues were not identified from adverse media checks (add a screenshot)</w:t>
-      </w:r>
-    </w:p>
-    <w:p>
-      <w:pPr>
-        <w:spacing w:after="0"/>
-        <w:ind w:left="397"/>
-      </w:pPr>
-      <w:r>
-        <w:rPr>
-          <w:b/>
-          <w:color w:val="B42318"/>
-          <w:sz w:val="19"/>
-        </w:rPr>
-        <w:t>Reikia peržiūrėti</w:t>
-      </w:r>
-    </w:p>
-    <w:p>
-      <w:pPr>
-        <w:spacing w:after="0"/>
-        <w:ind w:left="510" w:hanging="198"/>
-      </w:pPr>
-      <w:r>
-        <w:rPr>
-          <w:sz w:val="19"/>
-        </w:rPr>
-        <w:t xml:space="preserve">•  </w:t>
-      </w:r>
-      <w:r>
-        <w:rPr>
-          <w:b w:val="0"/>
-          <w:color w:val="333333"/>
-          <w:sz w:val="19"/>
-        </w:rPr>
-        <w:t>Rasta (EE žiniasklaida): kyšininkavimo byla</w:t>
+        <w:t>Senesnės publikacijos – apie buvusių vadovų bylą</w:t>
       </w:r>
       <w:hyperlink r:id="rId13">
         <w:r>
@@ -3867,46 +3946,6 @@
           <w:sz w:val="19"/>
         </w:rPr>
         <w:t>.</w:t>
-      </w:r>
-    </w:p>
-    <w:p>
-      <w:pPr>
-        <w:spacing w:after="0"/>
-        <w:ind w:left="510" w:hanging="198"/>
-      </w:pPr>
-      <w:r>
-        <w:rPr>
-          <w:sz w:val="19"/>
-        </w:rPr>
-        <w:t xml:space="preserve">•  </w:t>
-      </w:r>
-      <w:r>
-        <w:rPr>
-          <w:b w:val="0"/>
-          <w:color w:val="333333"/>
-          <w:sz w:val="19"/>
-        </w:rPr>
-        <w:t>Naujesnių neigiamų naujienų automatinė paieška (30 d.) nerado.</w:t>
-      </w:r>
-    </w:p>
-    <w:p>
-      <w:pPr>
-        <w:spacing w:after="120"/>
-        <w:ind w:left="510" w:hanging="198"/>
-      </w:pPr>
-      <w:r>
-        <w:rPr>
-          <w:sz w:val="19"/>
-        </w:rPr>
-        <w:t xml:space="preserve">•  </w:t>
-      </w:r>
-      <w:r>
-        <w:rPr>
-          <w:b w:val="0"/>
-          <w:color w:val="333333"/>
-          <w:sz w:val="19"/>
-        </w:rPr>
-        <w:t>Analitikas patvirtina ir prideda ekrano nuotrauką.</w:t>
       </w:r>
     </w:p>
     <w:p>
@@ -4054,7 +4093,7 @@
           <w:color w:val="333333"/>
           <w:sz w:val="19"/>
         </w:rPr>
-        <w:t>Klimato neutrali veikla iki 2050 m.</w:t>
+        <w:t>Klimatui neutrali veikla iki 2050 m.</w:t>
       </w:r>
     </w:p>
     <w:p>
@@ -4074,7 +4113,25 @@
           <w:color w:val="333333"/>
           <w:sz w:val="19"/>
         </w:rPr>
-        <w:t>1+2 apimties emisijos −55 % iki 2030 m.</w:t>
+        <w:t>1+2 apimties emisijos −55 % iki 2030 m., palyginti su 2019 m.</w:t>
+      </w:r>
+      <w:hyperlink r:id="rId17">
+        <w:r>
+          <w:rPr>
+            <w:color w:val="2A78D6"/>
+            <w:vertAlign w:val="superscript"/>
+            <w:sz w:val="16"/>
+          </w:rPr>
+          <w:t xml:space="preserve">16</w:t>
+        </w:r>
+      </w:hyperlink>
+      <w:r>
+        <w:rPr>
+          <w:b w:val="0"/>
+          <w:color w:val="333333"/>
+          <w:sz w:val="19"/>
+        </w:rPr>
+        <w:t>.</w:t>
       </w:r>
     </w:p>
     <w:p>
@@ -4094,7 +4151,59 @@
           <w:color w:val="333333"/>
           <w:sz w:val="19"/>
         </w:rPr>
-        <w:t>(nuo 2019 m.)</w:t>
+        <w:t>Pažanga: 2025 m. – 19 261 t CO2e, −41,8 % nuo 2019 m.</w:t>
+      </w:r>
+    </w:p>
+    <w:p>
+      <w:pPr>
+        <w:spacing w:after="120"/>
+        <w:ind w:left="510" w:hanging="198"/>
+      </w:pPr>
+      <w:r>
+        <w:rPr>
+          <w:sz w:val="19"/>
+        </w:rPr>
+        <w:t xml:space="preserve">•  </w:t>
+      </w:r>
+      <w:r>
+        <w:rPr>
+          <w:b w:val="0"/>
+          <w:color w:val="333333"/>
+          <w:sz w:val="19"/>
+        </w:rPr>
+        <w:t>(apskaičiuota įrankio)</w:t>
+      </w:r>
+      <w:hyperlink r:id="rId20">
+        <w:r>
+          <w:rPr>
+            <w:color w:val="2A78D6"/>
+            <w:vertAlign w:val="superscript"/>
+            <w:sz w:val="16"/>
+          </w:rPr>
+          <w:t xml:space="preserve">17</w:t>
+        </w:r>
+      </w:hyperlink>
+      <w:r>
+        <w:rPr>
+          <w:b w:val="0"/>
+          <w:color w:val="333333"/>
+          <w:sz w:val="19"/>
+        </w:rPr>
+        <w:t>.</w:t>
+      </w:r>
+    </w:p>
+    <w:p>
+      <w:pPr>
+        <w:spacing w:before="80" w:after="20"/>
+      </w:pPr>
+      <w:r>
+        <w:rPr>
+          <w:sz w:val="24"/>
+        </w:rPr>
+        <w:t xml:space="preserve">☑ </w:t>
+      </w:r>
+      <w:r>
+        <w:t>Yes, the company does not have yellow flag/signal related to controversies based on UN Global Compact or any other relevant principles/standards</w:t>
       </w:r>
     </w:p>
     <w:p>
@@ -4114,25 +4223,7 @@
           <w:color w:val="333333"/>
           <w:sz w:val="19"/>
         </w:rPr>
-        <w:t>2025 m. – 19 261 t CO2e (−41,8 %, apskaičiuota įrankio)</w:t>
-      </w:r>
-      <w:hyperlink r:id="rId17">
-        <w:r>
-          <w:rPr>
-            <w:color w:val="2A78D6"/>
-            <w:vertAlign w:val="superscript"/>
-            <w:sz w:val="16"/>
-          </w:rPr>
-          <w:t xml:space="preserve">13</w:t>
-        </w:r>
-      </w:hyperlink>
-      <w:r>
-        <w:rPr>
-          <w:b w:val="0"/>
-          <w:color w:val="333333"/>
-          <w:sz w:val="19"/>
-        </w:rPr>
-        <w:t>.</w:t>
+        <w:t>Dabartinių geltonų signalų nėra.</w:t>
       </w:r>
     </w:p>
     <w:p>
@@ -4152,55 +4243,7 @@
           <w:color w:val="333333"/>
           <w:sz w:val="19"/>
         </w:rPr>
-        <w:t>ES taksonomijos dalis nerasta.</w:t>
-      </w:r>
-    </w:p>
-    <w:p>
-      <w:pPr>
-        <w:spacing w:before="80" w:after="20"/>
-      </w:pPr>
-      <w:r>
-        <w:rPr>
-          <w:sz w:val="24"/>
-        </w:rPr>
-        <w:t xml:space="preserve">☐ </w:t>
-      </w:r>
-      <w:r>
-        <w:t>Yes, the company does not have yellow flag/signal related to controversies based on UN Global Compact or any other relevant principles/standards</w:t>
-      </w:r>
-    </w:p>
-    <w:p>
-      <w:pPr>
-        <w:spacing w:after="0"/>
-        <w:ind w:left="397"/>
-      </w:pPr>
-      <w:r>
-        <w:rPr>
-          <w:b/>
-          <w:color w:val="B42318"/>
-          <w:sz w:val="19"/>
-        </w:rPr>
-        <w:t>Reikia peržiūrėti</w:t>
-      </w:r>
-    </w:p>
-    <w:p>
-      <w:pPr>
-        <w:spacing w:after="120"/>
-        <w:ind w:left="510" w:hanging="198"/>
-      </w:pPr>
-      <w:r>
-        <w:rPr>
-          <w:sz w:val="19"/>
-        </w:rPr>
-        <w:t xml:space="preserve">•  </w:t>
-      </w:r>
-      <w:r>
-        <w:rPr>
-          <w:b w:val="0"/>
-          <w:color w:val="333333"/>
-          <w:sz w:val="19"/>
-        </w:rPr>
-        <w:t>Geltonas signalas – neužbaigta buvusių vadovų kyšininkavimo byla</w:t>
+        <w:t>Buvusių vadovų byla – istorinė (nuo 2015 m.), bendrovė joje nukentėjusioji</w:t>
       </w:r>
       <w:hyperlink r:id="rId13">
         <w:r>
@@ -4210,23 +4253,6 @@
             <w:sz w:val="16"/>
           </w:rPr>
           <w:t xml:space="preserve">7</w:t>
-        </w:r>
-      </w:hyperlink>
-      <w:r>
-        <w:rPr>
-          <w:color w:val="2A78D6"/>
-          <w:vertAlign w:val="superscript"/>
-        </w:rPr>
-        <w:t>,</w:t>
-      </w:r>
-      <w:hyperlink r:id="rId14">
-        <w:r>
-          <w:rPr>
-            <w:color w:val="2A78D6"/>
-            <w:vertAlign w:val="superscript"/>
-            <w:sz w:val="16"/>
-          </w:rPr>
-          <w:t xml:space="preserve">8</w:t>
         </w:r>
       </w:hyperlink>
       <w:r>
@@ -4246,24 +4272,10 @@
         <w:rPr>
           <w:sz w:val="24"/>
         </w:rPr>
-        <w:t xml:space="preserve">☐ </w:t>
+        <w:t xml:space="preserve">☑ </w:t>
       </w:r>
       <w:r>
         <w:t>Yes, the company fulfills the expectations from SEB thematic and sector policies</w:t>
-      </w:r>
-    </w:p>
-    <w:p>
-      <w:pPr>
-        <w:spacing w:after="0"/>
-        <w:ind w:left="397"/>
-      </w:pPr>
-      <w:r>
-        <w:rPr>
-          <w:b/>
-          <w:color w:val="B42318"/>
-          <w:sz w:val="19"/>
-        </w:rPr>
-        <w:t>Reikia peržiūrėti</w:t>
       </w:r>
     </w:p>
     <w:p>
@@ -4299,14 +4311,14 @@
         </w:rPr>
         <w:t>SEB investicijų politika</w:t>
       </w:r>
-      <w:hyperlink r:id="rId20">
+      <w:hyperlink r:id="rId21">
         <w:r>
           <w:rPr>
             <w:color w:val="2A78D6"/>
             <w:vertAlign w:val="superscript"/>
             <w:sz w:val="16"/>
           </w:rPr>
-          <w:t xml:space="preserve">17</w:t>
+          <w:t xml:space="preserve">18</w:t>
         </w:r>
       </w:hyperlink>
       <w:r>
@@ -4315,7 +4327,7 @@
           <w:color w:val="333333"/>
           <w:sz w:val="19"/>
         </w:rPr>
-        <w:t xml:space="preserve"> ir laivybos politika, nes keltų segmentas sudaro 31,4 % 6 mėn.</w:t>
+        <w:t xml:space="preserve"> ir laivybos politika, nes keltų segmentas sudaro 31,4 % 2026 m.</w:t>
       </w:r>
     </w:p>
     <w:p>
@@ -4335,7 +4347,7 @@
           <w:color w:val="333333"/>
           <w:sz w:val="19"/>
         </w:rPr>
-        <w:t>2026 m. pajamų, daugiau nei 15 % riba (apskaičiuota įrankio)</w:t>
+        <w:t>6 mėn. pajamų, daugiau nei 15 % riba (apskaičiuota įrankio)</w:t>
       </w:r>
       <w:hyperlink r:id="rId11">
         <w:r>
@@ -4354,14 +4366,14 @@
         </w:rPr>
         <w:t>,</w:t>
       </w:r>
-      <w:hyperlink r:id="rId21">
+      <w:hyperlink r:id="rId22">
         <w:r>
           <w:rPr>
             <w:color w:val="2A78D6"/>
             <w:vertAlign w:val="superscript"/>
             <w:sz w:val="16"/>
           </w:rPr>
-          <w:t xml:space="preserve">18</w:t>
+          <w:t xml:space="preserve">19</w:t>
         </w:r>
       </w:hyperlink>
       <w:r>
@@ -4392,14 +4404,14 @@
         </w:rPr>
         <w:t>Transporto politika netaikoma (tik kelių, geležinkelių ir oro transportas)</w:t>
       </w:r>
-      <w:hyperlink r:id="rId22">
+      <w:hyperlink r:id="rId23">
         <w:r>
           <w:rPr>
             <w:color w:val="2A78D6"/>
             <w:vertAlign w:val="superscript"/>
             <w:sz w:val="16"/>
           </w:rPr>
-          <w:t xml:space="preserve">19</w:t>
+          <w:t xml:space="preserve">20</w:t>
         </w:r>
       </w:hyperlink>
       <w:r>
@@ -4442,7 +4454,7 @@
           <w:color w:val="333333"/>
           <w:sz w:val="19"/>
         </w:rPr>
-        <w:t>Bendrovės valdymo ar tarptautinių normų pažeidimų nerasta (buvusių vadovų byloje ji – nukentėjusioji)</w:t>
+        <w:t>Bendrovės valdymo ar tarptautinių normų pažeidimų nėra</w:t>
       </w:r>
       <w:hyperlink r:id="rId13">
         <w:r>
@@ -4502,26 +4514,9 @@
           <w:color w:val="333333"/>
           <w:sz w:val="19"/>
         </w:rPr>
-        <w:t>Klimato neutralumas iki 2050 m. ir planas keltus perkelti prie alternatyvių kuro rūšių ar elektros – atitinka dekarbonizacijos plano lūkestį</w:t>
+        <w:t>Klimato neutralumas iki 2050 m. ir planas keltus perkelti prie alternatyvių kuro rūšių ar elektros – atitinka SEB dekarbonizacijos plano lūkestį</w:t>
       </w:r>
-      <w:hyperlink r:id="rId23">
-        <w:r>
-          <w:rPr>
-            <w:color w:val="2A78D6"/>
-            <w:vertAlign w:val="superscript"/>
-            <w:sz w:val="16"/>
-          </w:rPr>
-          <w:t xml:space="preserve">20</w:t>
-        </w:r>
-      </w:hyperlink>
-      <w:r>
-        <w:rPr>
-          <w:color w:val="2A78D6"/>
-          <w:vertAlign w:val="superscript"/>
-        </w:rPr>
-        <w:t>,</w:t>
-      </w:r>
-      <w:hyperlink r:id="rId21">
+      <w:hyperlink r:id="rId24">
         <w:r>
           <w:rPr>
             <w:color w:val="2A78D6"/>
@@ -4533,47 +4528,12 @@
       </w:hyperlink>
       <w:r>
         <w:rPr>
-          <w:b w:val="0"/>
-          <w:color w:val="333333"/>
-          <w:sz w:val="19"/>
+          <w:color w:val="2A78D6"/>
+          <w:vertAlign w:val="superscript"/>
         </w:rPr>
-        <w:t>.</w:t>
+        <w:t>,</w:t>
       </w:r>
-    </w:p>
-    <w:p>
-      <w:pPr>
-        <w:spacing w:after="0"/>
-        <w:ind w:left="397"/>
-      </w:pPr>
-      <w:r>
-        <w:rPr>
-          <w:b/>
-          <w:color w:val="333333"/>
-          <w:sz w:val="19"/>
-        </w:rPr>
-        <w:t>Viešose ataskaitose nerasta</w:t>
-      </w:r>
-    </w:p>
-    <w:p>
-      <w:pPr>
-        <w:spacing w:after="0"/>
-        <w:ind w:left="737" w:hanging="198"/>
-      </w:pPr>
-      <w:r>
-        <w:rPr>
-          <w:sz w:val="19"/>
-        </w:rPr>
-        <w:t xml:space="preserve">•  </w:t>
-      </w:r>
-      <w:r>
-        <w:rPr>
-          <w:b w:val="0"/>
-          <w:color w:val="333333"/>
-          <w:sz w:val="19"/>
-        </w:rPr>
-        <w:t>Laivybos reikalavimų – SEEMP, EEXI/CII atitikties, laivų emisijų intensyvumo atskleidimo, atsakingo laivų perdirbimo, klasifikacijos</w:t>
-      </w:r>
-      <w:hyperlink r:id="rId21">
+      <w:hyperlink r:id="rId22">
         <w:r>
           <w:rPr>
             <w:color w:val="2A78D6"/>
@@ -4601,26 +4561,29 @@
           <w:color w:val="333333"/>
           <w:sz w:val="19"/>
         </w:rPr>
-        <w:t>Žmogaus teisių patikros, pranešėjų kanalo ir antikorupcijos politikos</w:t>
+        <w:t>Skystų krovinių (naftos produktų) mažėja, 2026 m.</w:t>
       </w:r>
-      <w:hyperlink r:id="rId21">
-        <w:r>
-          <w:rPr>
-            <w:color w:val="2A78D6"/>
-            <w:vertAlign w:val="superscript"/>
-            <w:sz w:val="16"/>
-          </w:rPr>
-          <w:t xml:space="preserve">21</w:t>
-        </w:r>
-      </w:hyperlink>
+    </w:p>
+    <w:p>
+      <w:pPr>
+        <w:spacing w:after="0"/>
+        <w:ind w:left="737" w:hanging="198"/>
+      </w:pPr>
       <w:r>
         <w:rPr>
-          <w:color w:val="2A78D6"/>
-          <w:vertAlign w:val="superscript"/>
+          <w:sz w:val="19"/>
         </w:rPr>
-        <w:t>,</w:t>
+        <w:t xml:space="preserve">•  </w:t>
       </w:r>
-      <w:hyperlink r:id="rId24">
+      <w:r>
+        <w:rPr>
+          <w:b w:val="0"/>
+          <w:color w:val="333333"/>
+          <w:sz w:val="19"/>
+        </w:rPr>
+        <w:t>6 mėn. −33,8 %</w:t>
+      </w:r>
+      <w:hyperlink r:id="rId11">
         <w:r>
           <w:rPr>
             <w:color w:val="2A78D6"/>
@@ -4650,12 +4613,12 @@
           <w:color w:val="333333"/>
           <w:sz w:val="19"/>
         </w:rPr>
-        <w:t>Neaišku</w:t>
+        <w:t>Galėtų būti geriau</w:t>
       </w:r>
     </w:p>
     <w:p>
       <w:pPr>
-        <w:spacing w:after="0"/>
+        <w:spacing w:after="120"/>
         <w:ind w:left="737" w:hanging="198"/>
       </w:pPr>
       <w:r>
@@ -4670,9 +4633,9 @@
           <w:color w:val="333333"/>
           <w:sz w:val="19"/>
         </w:rPr>
-        <w:t>Skystų krovinių (naftos produktų) aptarnavimas – jei su iškastiniu kuru susijusios pajamos viršija 5 %, taikoma ir iškastinio kuro politika</w:t>
+        <w:t>Viešose ataskaitose neaprašyti laivybos dalykai (laivų energijos efektyvumo planai, CII reitingai, laivų perdirbimas)</w:t>
       </w:r>
-      <w:hyperlink r:id="rId11">
+      <w:hyperlink r:id="rId22">
         <w:r>
           <w:rPr>
             <w:color w:val="2A78D6"/>
@@ -4680,6 +4643,24 @@
             <w:sz w:val="16"/>
           </w:rPr>
           <w:t xml:space="preserve">24</w:t>
+        </w:r>
+      </w:hyperlink>
+      <w:r>
+        <w:rPr>
+          <w:b w:val="0"/>
+          <w:color w:val="333333"/>
+          <w:sz w:val="19"/>
+        </w:rPr>
+        <w:t xml:space="preserve"> ir žmogaus teisių patikra, pranešėjų kanalas, antikorupcijos politika</w:t>
+      </w:r>
+      <w:hyperlink r:id="rId22">
+        <w:r>
+          <w:rPr>
+            <w:color w:val="2A78D6"/>
+            <w:vertAlign w:val="superscript"/>
+            <w:sz w:val="16"/>
+          </w:rPr>
+          <w:t xml:space="preserve">22</w:t>
         </w:r>
       </w:hyperlink>
       <w:r>
@@ -4706,26 +4687,6 @@
           <w:sz w:val="19"/>
         </w:rPr>
         <w:t>.</w:t>
-      </w:r>
-    </w:p>
-    <w:p>
-      <w:pPr>
-        <w:spacing w:after="120"/>
-        <w:ind w:left="737" w:hanging="198"/>
-      </w:pPr>
-      <w:r>
-        <w:rPr>
-          <w:sz w:val="19"/>
-        </w:rPr>
-        <w:t xml:space="preserve">•  </w:t>
-      </w:r>
-      <w:r>
-        <w:rPr>
-          <w:b w:val="0"/>
-          <w:color w:val="333333"/>
-          <w:sz w:val="19"/>
-        </w:rPr>
-        <w:t>Analitikas tikrina TS Laevad laivų dokumentus.</w:t>
       </w:r>
     </w:p>
     <w:p>
@@ -4767,20 +4728,6 @@
     </w:p>
     <w:p>
       <w:pPr>
-        <w:spacing w:after="0"/>
-        <w:ind w:left="397"/>
-      </w:pPr>
-      <w:r>
-        <w:rPr>
-          <w:b/>
-          <w:color w:val="B42318"/>
-          <w:sz w:val="19"/>
-        </w:rPr>
-        <w:t>Reikia peržiūrėti</w:t>
-      </w:r>
-    </w:p>
-    <w:p>
-      <w:pPr>
         <w:spacing w:after="120"/>
         <w:ind w:left="510" w:hanging="198"/>
       </w:pPr>
@@ -4796,7 +4743,7 @@
           <w:color w:val="333333"/>
           <w:sz w:val="19"/>
         </w:rPr>
-        <w:t>Siūlomi klausimai: keltų kuro emisijos ir sąnaudos, kelias iki −55 % 2030 m., antikorupcijos priemonės po bylos.</w:t>
+        <w:t>Nereikia.</w:t>
       </w:r>
     </w:p>
     <w:p>
@@ -4830,24 +4777,10 @@
         <w:rPr>
           <w:sz w:val="24"/>
         </w:rPr>
-        <w:t xml:space="preserve">☐ </w:t>
+        <w:t xml:space="preserve">☑ </w:t>
       </w:r>
       <w:r>
         <w:t>Yes, the indicators of the company support the targets of sustainability and PAI indicators followed by the Fund</w:t>
-      </w:r>
-    </w:p>
-    <w:p>
-      <w:pPr>
-        <w:spacing w:after="0"/>
-        <w:ind w:left="397"/>
-      </w:pPr>
-      <w:r>
-        <w:rPr>
-          <w:b/>
-          <w:color w:val="B42318"/>
-          <w:sz w:val="19"/>
-        </w:rPr>
-        <w:t>Reikia peržiūrėti</w:t>
       </w:r>
     </w:p>
     <w:p>
@@ -4867,26 +4800,38 @@
           <w:color w:val="333333"/>
           <w:sz w:val="19"/>
         </w:rPr>
-        <w:t>Turimi PAI duomenys: 1+2 apimties emisijos 19 261 t CO2e (2025)</w:t>
+        <w:t>1+2 apimties emisijos 2025 m. – 19 261 t CO2e, −41,8 % nuo 2019 m.</w:t>
       </w:r>
-      <w:hyperlink r:id="rId26">
+    </w:p>
+    <w:p>
+      <w:pPr>
+        <w:spacing w:after="0"/>
+        <w:ind w:left="510" w:hanging="198"/>
+      </w:pPr>
+      <w:r>
+        <w:rPr>
+          <w:sz w:val="19"/>
+        </w:rPr>
+        <w:t xml:space="preserve">•  </w:t>
+      </w:r>
+      <w:r>
+        <w:rPr>
+          <w:b w:val="0"/>
+          <w:color w:val="333333"/>
+          <w:sz w:val="19"/>
+        </w:rPr>
+        <w:t>(apskaičiuota įrankio)</w:t>
+      </w:r>
+      <w:hyperlink r:id="rId20">
         <w:r>
           <w:rPr>
             <w:color w:val="2A78D6"/>
             <w:vertAlign w:val="superscript"/>
             <w:sz w:val="16"/>
           </w:rPr>
-          <w:t xml:space="preserve">26</w:t>
+          <w:t xml:space="preserve">17</w:t>
         </w:r>
       </w:hyperlink>
-      <w:r>
-        <w:rPr>
-          <w:b w:val="0"/>
-          <w:color w:val="333333"/>
-          <w:sz w:val="19"/>
-        </w:rPr>
-        <w:t>.</w:t>
-      </w:r>
     </w:p>
     <w:p>
       <w:pPr>
@@ -4905,7 +4850,25 @@
           <w:color w:val="333333"/>
           <w:sz w:val="19"/>
         </w:rPr>
-        <w:t>Palyginti su fondo tikslais – analitikas.</w:t>
+        <w:t>Tikslas – −55 % iki 2030 m. ir klimato neutralumas iki 2050 m.</w:t>
+      </w:r>
+      <w:hyperlink r:id="rId17">
+        <w:r>
+          <w:rPr>
+            <w:color w:val="2A78D6"/>
+            <w:vertAlign w:val="superscript"/>
+            <w:sz w:val="16"/>
+          </w:rPr>
+          <w:t xml:space="preserve">16</w:t>
+        </w:r>
+      </w:hyperlink>
+      <w:r>
+        <w:rPr>
+          <w:b w:val="0"/>
+          <w:color w:val="333333"/>
+          <w:sz w:val="19"/>
+        </w:rPr>
+        <w:t>.</w:t>
       </w:r>
     </w:p>
     <w:p>
@@ -4933,7 +4896,7 @@
         <w:rPr>
           <w:b w:val="0"/>
         </w:rPr>
-        <w:t>Išskirtinių sektorių nėra; teigiama – emisijų tikslai ir tvarumo ataskaita. Peržiūrėti kyšininkavimo bylos baigtį ir SEB laivybos / transporto politikų atitiktį.</w:t>
+        <w:t>Išimčių ir raudonų signalų nėra. Aiškūs klimato tikslai ir gera pažanga (−41,8 % nuo 2019 m.). Laivybos atskleidimas galėtų būti išsamesnis.</w:t>
       </w:r>
     </w:p>
     <w:p>
@@ -5000,7 +4963,7 @@
             <w:color w:val="2A78D6"/>
             <w:sz w:val="17"/>
           </w:rPr>
-          <w:t xml:space="preserve">AS Tallinna Sadam - Interim report Q2 and 6M 2026, p. 4, 2026-08-10</w:t>
+          <w:t xml:space="preserve">AS Tallinna Sadam - Interim report Q2 and 6M 2026, 2026-08-10</w:t>
         </w:r>
       </w:hyperlink>
     </w:p>
@@ -5015,13 +4978,13 @@
         </w:rPr>
         <w:t xml:space="preserve">3. </w:t>
       </w:r>
-      <w:hyperlink r:id="rId12">
+      <w:hyperlink r:id="rId11">
         <w:r>
           <w:rPr>
             <w:color w:val="2A78D6"/>
             <w:sz w:val="17"/>
           </w:rPr>
-          <w:t xml:space="preserve">Stock exchange release: financial results for 2026 Q2 and 6 months, 2026-08-10</w:t>
+          <w:t xml:space="preserve">AS Tallinna Sadam - Interim report Q2 and 6M 2026, p. 4, 2026-08-10</w:t>
         </w:r>
       </w:hyperlink>
     </w:p>
@@ -5036,13 +4999,13 @@
         </w:rPr>
         <w:t xml:space="preserve">4. </w:t>
       </w:r>
-      <w:hyperlink r:id="rId11">
+      <w:hyperlink r:id="rId12">
         <w:r>
           <w:rPr>
             <w:color w:val="2A78D6"/>
             <w:sz w:val="17"/>
           </w:rPr>
-          <w:t xml:space="preserve">AS Tallinna Sadam - Interim report Q2 and 6M 2026, 2026-08-10</w:t>
+          <w:t xml:space="preserve">Stock exchange release: financial results for 2026 Q2 and 6 months, 2026-08-10</w:t>
         </w:r>
       </w:hyperlink>
     </w:p>
@@ -5168,7 +5131,7 @@
             <w:color w:val="2A78D6"/>
             <w:sz w:val="17"/>
           </w:rPr>
-          <w:t xml:space="preserve">AS Tallinna Sadam - Interim report Q2 and 6M 2026, p. 14, 2026-08-10</w:t>
+          <w:t xml:space="preserve">AS Tallinna Sadam - Interim report Q2 and 6M 2026, p. 15, 2026-08-10</w:t>
         </w:r>
       </w:hyperlink>
     </w:p>
@@ -5189,7 +5152,7 @@
             <w:color w:val="2A78D6"/>
             <w:sz w:val="17"/>
           </w:rPr>
-          <w:t xml:space="preserve">AS Tallinna Sadam - Interim report Q2 and 6M 2026 (patikrinti), 2026-08-10</w:t>
+          <w:t xml:space="preserve">AS Tallinna Sadam - Interim report Q2 and 6M 2026, p. 14, 2026-08-10</w:t>
         </w:r>
       </w:hyperlink>
     </w:p>
@@ -5315,7 +5278,7 @@
             <w:color w:val="2A78D6"/>
             <w:sz w:val="17"/>
           </w:rPr>
-          <w:t xml:space="preserve">SEB Policy on Sustainability Considerations in Investments (2026-04-15), p. 5, 2026-04-15</w:t>
+          <w:t xml:space="preserve">Sustainability Report 2025, p. 22, 2026-04</w:t>
         </w:r>
       </w:hyperlink>
     </w:p>
@@ -5336,7 +5299,7 @@
             <w:color w:val="2A78D6"/>
             <w:sz w:val="17"/>
           </w:rPr>
-          <w:t xml:space="preserve">SEB Sector Policy on Shipping (2026-04-23), p. 5, 2026-04-23</w:t>
+          <w:t xml:space="preserve">SEB Policy on Sustainability Considerations in Investments (2026-04-15), p. 5, 2026-04-15</w:t>
         </w:r>
       </w:hyperlink>
     </w:p>
@@ -5357,7 +5320,7 @@
             <w:color w:val="2A78D6"/>
             <w:sz w:val="17"/>
           </w:rPr>
-          <w:t xml:space="preserve">SEB Sector Policy on Transportation (2026-04-23), p. 4, 2026-04-23</w:t>
+          <w:t xml:space="preserve">SEB Sector Policy on Shipping (2026-04-23), p. 5, 2026-04-23</w:t>
         </w:r>
       </w:hyperlink>
     </w:p>
@@ -5378,7 +5341,7 @@
             <w:color w:val="2A78D6"/>
             <w:sz w:val="17"/>
           </w:rPr>
-          <w:t xml:space="preserve">Sustainability Report 2025, p. 18-19, 2026-04</w:t>
+          <w:t xml:space="preserve">SEB Sector Policy on Transportation (2026-04-23), p. 4, 2026-04-23</w:t>
         </w:r>
       </w:hyperlink>
     </w:p>
@@ -5393,7 +5356,28 @@
         </w:rPr>
         <w:t xml:space="preserve">21. </w:t>
       </w:r>
-      <w:hyperlink r:id="rId21">
+      <w:hyperlink r:id="rId24">
+        <w:r>
+          <w:rPr>
+            <w:color w:val="2A78D6"/>
+            <w:sz w:val="17"/>
+          </w:rPr>
+          <w:t xml:space="preserve">Sustainability Report 2025, p. 18-19, 2026-04</w:t>
+        </w:r>
+      </w:hyperlink>
+    </w:p>
+    <w:p>
+      <w:pPr>
+        <w:spacing w:after="20"/>
+        <w:ind w:left="340" w:hanging="340"/>
+      </w:pPr>
+      <w:r>
+        <w:rPr>
+          <w:sz w:val="17"/>
+        </w:rPr>
+        <w:t xml:space="preserve">22. </w:t>
+      </w:r>
+      <w:hyperlink r:id="rId22">
         <w:r>
           <w:rPr>
             <w:color w:val="2A78D6"/>
@@ -5412,49 +5396,7 @@
         <w:rPr>
           <w:sz w:val="17"/>
         </w:rPr>
-        <w:t xml:space="preserve">22. </w:t>
-      </w:r>
-      <w:hyperlink r:id="rId21">
-        <w:r>
-          <w:rPr>
-            <w:color w:val="2A78D6"/>
-            <w:sz w:val="17"/>
-          </w:rPr>
-          <w:t xml:space="preserve">SEB Sector Policy on Shipping (2026-04-23), p. 5-6, 2026-04-23</w:t>
-        </w:r>
-      </w:hyperlink>
-    </w:p>
-    <w:p>
-      <w:pPr>
-        <w:spacing w:after="20"/>
-        <w:ind w:left="340" w:hanging="340"/>
-      </w:pPr>
-      <w:r>
-        <w:rPr>
-          <w:sz w:val="17"/>
-        </w:rPr>
         <w:t xml:space="preserve">23. </w:t>
-      </w:r>
-      <w:hyperlink r:id="rId24">
-        <w:r>
-          <w:rPr>
-            <w:color w:val="2A78D6"/>
-            <w:sz w:val="17"/>
-          </w:rPr>
-          <w:t xml:space="preserve">SEB Social and Human Rights Policy (2026-04-28), p. 8, 2026-04-28</w:t>
-        </w:r>
-      </w:hyperlink>
-    </w:p>
-    <w:p>
-      <w:pPr>
-        <w:spacing w:after="20"/>
-        <w:ind w:left="340" w:hanging="340"/>
-      </w:pPr>
-      <w:r>
-        <w:rPr>
-          <w:sz w:val="17"/>
-        </w:rPr>
-        <w:t xml:space="preserve">24. </w:t>
       </w:r>
       <w:hyperlink r:id="rId11">
         <w:r>
@@ -5475,15 +5417,15 @@
         <w:rPr>
           <w:sz w:val="17"/>
         </w:rPr>
-        <w:t xml:space="preserve">25. </w:t>
+        <w:t xml:space="preserve">24. </w:t>
       </w:r>
-      <w:hyperlink r:id="rId25">
+      <w:hyperlink r:id="rId22">
         <w:r>
           <w:rPr>
             <w:color w:val="2A78D6"/>
             <w:sz w:val="17"/>
           </w:rPr>
-          <w:t xml:space="preserve">SEB Sector Policy on Fossil Fuels (2026-04-23), p. 6, 2026-04-23</w:t>
+          <w:t xml:space="preserve">SEB Sector Policy on Shipping (2026-04-23), p. 5-6, 2026-04-23</w:t>
         </w:r>
       </w:hyperlink>
     </w:p>
@@ -5496,15 +5438,15 @@
         <w:rPr>
           <w:sz w:val="17"/>
         </w:rPr>
-        <w:t xml:space="preserve">26. </w:t>
+        <w:t xml:space="preserve">25. </w:t>
       </w:r>
-      <w:hyperlink r:id="rId26">
+      <w:hyperlink r:id="rId25">
         <w:r>
           <w:rPr>
             <w:color w:val="2A78D6"/>
             <w:sz w:val="17"/>
           </w:rPr>
-          <w:t xml:space="preserve">Sustainability Report 2025, p. 22, 2026-04</w:t>
+          <w:t xml:space="preserve">SEB Social and Human Rights Policy (2026-04-28), p. 8, 2026-04-28</w:t>
         </w:r>
       </w:hyperlink>
     </w:p>

--- a/docs/files/port-of-tallinn/port-of-tallinn_6M2026_lt.docx
+++ b/docs/files/port-of-tallinn/port-of-tallinn_6M2026_lt.docx
@@ -3819,24 +3819,10 @@
         <w:rPr>
           <w:sz w:val="24"/>
         </w:rPr>
-        <w:t xml:space="preserve">☐ </w:t>
+        <w:t xml:space="preserve">☑ </w:t>
       </w:r>
       <w:r>
         <w:t>Yes, the company is not in the list of sanctions (add a screenshot)</w:t>
-      </w:r>
-    </w:p>
-    <w:p>
-      <w:pPr>
-        <w:spacing w:after="0"/>
-        <w:ind w:left="397"/>
-      </w:pPr>
-      <w:r>
-        <w:rPr>
-          <w:b/>
-          <w:color w:val="B42318"/>
-          <w:sz w:val="19"/>
-        </w:rPr>
-        <w:t>Reikia peržiūrėti</w:t>
       </w:r>
     </w:p>
     <w:p>
@@ -3856,7 +3842,7 @@
           <w:color w:val="333333"/>
           <w:sz w:val="19"/>
         </w:rPr>
-        <w:t>Automatinė patikra ES, JT, JAV OFAC ir JK konsoliduotuose sankcijų sąrašuose.</w:t>
+        <w:t>Nerasta EU, UN, US OFAC, UK konsoliduotuose sankcijų sąrašuose (automatinė patikra 2026-10-22).</w:t>
       </w:r>
     </w:p>
     <w:p>

--- a/docs/files/port-of-tallinn/port-of-tallinn_6M2026_lt.docx
+++ b/docs/files/port-of-tallinn/port-of-tallinn_6M2026_lt.docx
@@ -3842,7 +3842,7 @@
           <w:color w:val="333333"/>
           <w:sz w:val="19"/>
         </w:rPr>
-        <w:t>Nerasta EU, UN, US OFAC, UK konsoliduotuose sankcijų sąrašuose (automatinė patikra 2026-10-22).</w:t>
+        <w:t>Nerasta EU, UN, UK, US OFAC konsoliduotuose sankcijų sąrašuose (automatinė patikra 2026-10-22).</w:t>
       </w:r>
     </w:p>
     <w:p>

--- a/docs/files/port-of-tallinn/port-of-tallinn_6M2026_lt.docx
+++ b/docs/files/port-of-tallinn/port-of-tallinn_6M2026_lt.docx
@@ -720,99 +720,6 @@
                 <w:sz w:val="17"/>
               </w:rPr>
               <w:t>Pastaba</w:t>
-            </w:r>
-          </w:p>
-        </w:tc>
-      </w:tr>
-      <w:tr>
-        <w:tc>
-          <w:tcPr>
-            <w:tcW w:type="dxa" w:w="1701"/>
-          </w:tcPr>
-          <w:p>
-            <w:pPr>
-              <w:spacing w:after="0"/>
-            </w:pPr>
-            <w:r/>
-            <w:r>
-              <w:rPr>
-                <w:b w:val="0"/>
-                <w:sz w:val="17"/>
-              </w:rPr>
-              <w:t>EE3100021635</w:t>
-            </w:r>
-          </w:p>
-        </w:tc>
-        <w:tc>
-          <w:tcPr>
-            <w:tcW w:type="dxa" w:w="2608"/>
-          </w:tcPr>
-          <w:p>
-            <w:pPr>
-              <w:spacing w:after="0"/>
-            </w:pPr>
-            <w:r/>
-            <w:r>
-              <w:rPr>
-                <w:b w:val="0"/>
-                <w:sz w:val="17"/>
-              </w:rPr>
-              <w:t>AS Tallinna Sadam ordinary share (TSM1T)</w:t>
-            </w:r>
-          </w:p>
-        </w:tc>
-        <w:tc>
-          <w:tcPr>
-            <w:tcW w:type="dxa" w:w="964"/>
-          </w:tcPr>
-          <w:p>
-            <w:pPr>
-              <w:spacing w:after="0"/>
-              <w:jc w:val="right"/>
-            </w:pPr>
-            <w:r/>
-            <w:r>
-              <w:rPr>
-                <w:b w:val="0"/>
-                <w:sz w:val="17"/>
-              </w:rPr>
-              <w:t>–</w:t>
-            </w:r>
-          </w:p>
-        </w:tc>
-        <w:tc>
-          <w:tcPr>
-            <w:tcW w:type="dxa" w:w="1304"/>
-          </w:tcPr>
-          <w:p>
-            <w:pPr>
-              <w:spacing w:after="0"/>
-            </w:pPr>
-            <w:r/>
-            <w:r>
-              <w:rPr>
-                <w:b w:val="0"/>
-                <w:sz w:val="17"/>
-              </w:rPr>
-              <w:t>akcija</w:t>
-            </w:r>
-          </w:p>
-        </w:tc>
-        <w:tc>
-          <w:tcPr>
-            <w:tcW w:type="dxa" w:w="3061"/>
-          </w:tcPr>
-          <w:p>
-            <w:pPr>
-              <w:spacing w:after="0"/>
-            </w:pPr>
-            <w:r/>
-            <w:r>
-              <w:rPr>
-                <w:b w:val="0"/>
-                <w:sz w:val="17"/>
-              </w:rPr>
-              <w:t>Republic of Estonia holds 67.03%</w:t>
             </w:r>
           </w:p>
         </w:tc>

--- a/docs/files/port-of-tallinn/port-of-tallinn_6M2026_lt.docx
+++ b/docs/files/port-of-tallinn/port-of-tallinn_6M2026_lt.docx
@@ -720,6 +720,99 @@
                 <w:sz w:val="17"/>
               </w:rPr>
               <w:t>Pastaba</w:t>
+            </w:r>
+          </w:p>
+        </w:tc>
+      </w:tr>
+      <w:tr>
+        <w:tc>
+          <w:tcPr>
+            <w:tcW w:type="dxa" w:w="1701"/>
+          </w:tcPr>
+          <w:p>
+            <w:pPr>
+              <w:spacing w:after="0"/>
+            </w:pPr>
+            <w:r/>
+            <w:r>
+              <w:rPr>
+                <w:b w:val="0"/>
+                <w:sz w:val="17"/>
+              </w:rPr>
+              <w:t>EE3100021635</w:t>
+            </w:r>
+          </w:p>
+        </w:tc>
+        <w:tc>
+          <w:tcPr>
+            <w:tcW w:type="dxa" w:w="2608"/>
+          </w:tcPr>
+          <w:p>
+            <w:pPr>
+              <w:spacing w:after="0"/>
+            </w:pPr>
+            <w:r/>
+            <w:r>
+              <w:rPr>
+                <w:b w:val="0"/>
+                <w:sz w:val="17"/>
+              </w:rPr>
+              <w:t>AS Tallinna Sadam ordinary share (TSM1T)</w:t>
+            </w:r>
+          </w:p>
+        </w:tc>
+        <w:tc>
+          <w:tcPr>
+            <w:tcW w:type="dxa" w:w="964"/>
+          </w:tcPr>
+          <w:p>
+            <w:pPr>
+              <w:spacing w:after="0"/>
+              <w:jc w:val="right"/>
+            </w:pPr>
+            <w:r/>
+            <w:r>
+              <w:rPr>
+                <w:b w:val="0"/>
+                <w:sz w:val="17"/>
+              </w:rPr>
+              <w:t>–</w:t>
+            </w:r>
+          </w:p>
+        </w:tc>
+        <w:tc>
+          <w:tcPr>
+            <w:tcW w:type="dxa" w:w="1304"/>
+          </w:tcPr>
+          <w:p>
+            <w:pPr>
+              <w:spacing w:after="0"/>
+            </w:pPr>
+            <w:r/>
+            <w:r>
+              <w:rPr>
+                <w:b w:val="0"/>
+                <w:sz w:val="17"/>
+              </w:rPr>
+              <w:t>akcija</w:t>
+            </w:r>
+          </w:p>
+        </w:tc>
+        <w:tc>
+          <w:tcPr>
+            <w:tcW w:type="dxa" w:w="3061"/>
+          </w:tcPr>
+          <w:p>
+            <w:pPr>
+              <w:spacing w:after="0"/>
+            </w:pPr>
+            <w:r/>
+            <w:r>
+              <w:rPr>
+                <w:b w:val="0"/>
+                <w:sz w:val="17"/>
+              </w:rPr>
+              <w:t>Republic of Estonia holds 67.03%</w:t>
             </w:r>
           </w:p>
         </w:tc>

--- a/docs/files/port-of-tallinn/port-of-tallinn_6M2026_lt.docx
+++ b/docs/files/port-of-tallinn/port-of-tallinn_6M2026_lt.docx
@@ -2675,7 +2675,7 @@
           <w:color w:val="5F6B7A"/>
           <w:sz w:val="16"/>
         </w:rPr>
-        <w:t>* – reikia patikrinti originale;  ᶜ – apskaičiuota įrankio. Mažas numeris prie teksto – nuoroda į šaltinį (paspaudus atsidaro dokumentas reikiamame puslapyje).</w:t>
+        <w:t>* – paimta iš ataskaitos santraukos;  ᶜ – apskaičiuota įrankio. Mažas numeris prie teksto – nuoroda į šaltinį (paspaudus atsidaro dokumentas reikiamame puslapyje).</w:t>
       </w:r>
     </w:p>
     <w:p>

--- a/docs/files/port-of-tallinn/port-of-tallinn_6M2026_lt.docx
+++ b/docs/files/port-of-tallinn/port-of-tallinn_6M2026_lt.docx
@@ -2,112 +2,287 @@
 <file path=word/document.xml><?xml version="1.0" encoding="utf-8"?>
 <w:document xmlns:wpc="http://schemas.microsoft.com/office/word/2010/wordprocessingCanvas" xmlns:mo="http://schemas.microsoft.com/office/mac/office/2008/main" xmlns:mc="http://schemas.openxmlformats.org/markup-compatibility/2006" xmlns:mv="urn:schemas-microsoft-com:mac:vml" xmlns:o="urn:schemas-microsoft-com:office:office" xmlns:r="http://schemas.openxmlformats.org/officeDocument/2006/relationships" xmlns:m="http://schemas.openxmlformats.org/officeDocument/2006/math" xmlns:v="urn:schemas-microsoft-com:vml" xmlns:wp14="http://schemas.microsoft.com/office/word/2010/wordprocessingDrawing" xmlns:wp="http://schemas.openxmlformats.org/drawingml/2006/wordprocessingDrawing" xmlns:w10="urn:schemas-microsoft-com:office:word" xmlns:w="http://schemas.openxmlformats.org/wordprocessingml/2006/main" xmlns:w14="http://schemas.microsoft.com/office/word/2010/wordml" xmlns:wpg="http://schemas.microsoft.com/office/word/2010/wordprocessingGroup" xmlns:wpi="http://schemas.microsoft.com/office/word/2010/wordprocessingInk" xmlns:wne="http://schemas.microsoft.com/office/word/2006/wordml" xmlns:wps="http://schemas.microsoft.com/office/word/2010/wordprocessingShape" mc:Ignorable="w14 wp14">
   <w:body>
+    <w:tbl>
+      <w:tblPr>
+        <w:tblW w:w="9639" w:type="dxa"/>
+        <w:tblBorders>
+          <w:top w:val="nil"/>
+          <w:left w:val="nil"/>
+          <w:bottom w:val="nil"/>
+          <w:right w:val="nil"/>
+          <w:insideH w:val="nil"/>
+          <w:insideV w:val="nil"/>
+        </w:tblBorders>
+        <w:tblLayout w:type="fixed"/>
+        <w:tblCellMar>
+          <w:top w:w="260" w:type="dxa"/>
+          <w:left w:w="280" w:type="dxa"/>
+          <w:bottom w:w="260" w:type="dxa"/>
+          <w:right w:w="280" w:type="dxa"/>
+        </w:tblCellMar>
+        <w:tblLook w:firstColumn="1" w:firstRow="1" w:lastColumn="0" w:lastRow="0" w:noHBand="0" w:noVBand="1" w:val="04A0"/>
+      </w:tblPr>
+      <w:tblGrid>
+        <w:gridCol w:w="7030"/>
+        <w:gridCol w:w="2608"/>
+      </w:tblGrid>
+      <w:tr>
+        <w:tc>
+          <w:tcPr>
+            <w:tcW w:type="dxa" w:w="7030"/>
+            <w:shd w:val="clear" w:color="auto" w:fill="1F4E79"/>
+          </w:tcPr>
+          <w:p>
+            <w:pPr>
+              <w:spacing w:before="0" w:after="0"/>
+            </w:pPr>
+            <w:r>
+              <w:rPr>
+                <w:b/>
+                <w:caps/>
+                <w:color w:val="AFC6DD"/>
+                <w:sz w:val="17"/>
+              </w:rPr>
+              <w:t>Emitento apžvalga · 6M2026</w:t>
+            </w:r>
+          </w:p>
+          <w:p>
+            <w:pPr>
+              <w:spacing w:before="40" w:after="0"/>
+            </w:pPr>
+            <w:r>
+              <w:rPr>
+                <w:b/>
+                <w:color w:val="FFFFFF"/>
+                <w:sz w:val="52"/>
+              </w:rPr>
+              <w:t>Port of Tallinn</w:t>
+            </w:r>
+          </w:p>
+        </w:tc>
+        <w:tc>
+          <w:tcPr>
+            <w:tcW w:type="dxa" w:w="2608"/>
+            <w:shd w:val="clear" w:color="auto" w:fill="1F4E79"/>
+          </w:tcPr>
+          <w:p>
+            <w:pPr>
+              <w:spacing w:before="280" w:after="0"/>
+              <w:jc w:val="right"/>
+            </w:pPr>
+            <w:r>
+              <w:rPr>
+                <w:b/>
+                <w:color w:val="9A6400"/>
+                <w:sz w:val="19"/>
+                <w:shd w:val="clear" w:color="auto" w:fill="FDF1D8"/>
+              </w:rPr>
+              <w:t xml:space="preserve">  ●  STEBĖTI  </w:t>
+            </w:r>
+          </w:p>
+        </w:tc>
+      </w:tr>
+    </w:tbl>
     <w:p>
       <w:pPr>
-        <w:spacing w:after="0"/>
+        <w:pBdr>
+          <w:top w:val="single" w:sz="12" w:color="2A78D6" w:space="0"/>
+        </w:pBdr>
+        <w:spacing w:before="0" w:after="200" w:line="120" w:lineRule="auto"/>
       </w:pPr>
-      <w:r>
-        <w:rPr>
-          <w:b/>
-          <w:color w:val="1F4E79"/>
-          <w:sz w:val="48"/>
-        </w:rPr>
-        <w:t>Port of Tallinn</w:t>
-      </w:r>
-    </w:p>
-    <w:p>
-      <w:r>
-        <w:rPr>
-          <w:color w:val="5F6B7A"/>
-          <w:sz w:val="24"/>
-        </w:rPr>
-        <w:t>Emitento apžvalga · 6M2026</w:t>
-      </w:r>
-    </w:p>
-    <w:p>
-      <w:pPr>
-        <w:spacing w:after="0"/>
-      </w:pPr>
-      <w:r>
-        <w:rPr>
-          <w:b/>
-          <w:sz w:val="19"/>
-        </w:rPr>
-        <w:t xml:space="preserve">Analizės data: </w:t>
-      </w:r>
-      <w:r>
-        <w:rPr>
-          <w:b w:val="0"/>
-          <w:sz w:val="19"/>
-        </w:rPr>
-        <w:t>2026-10-22</w:t>
-      </w:r>
-    </w:p>
-    <w:p>
-      <w:pPr>
-        <w:spacing w:after="0"/>
-      </w:pPr>
-      <w:r>
-        <w:rPr>
-          <w:b/>
-          <w:sz w:val="19"/>
-        </w:rPr>
-        <w:t xml:space="preserve">Reitingas: </w:t>
-      </w:r>
-      <w:r>
-        <w:rPr>
-          <w:b w:val="0"/>
-          <w:sz w:val="19"/>
-        </w:rPr>
-        <w:t>No public credit rating found</w:t>
-      </w:r>
-      <w:hyperlink r:id="rId10">
-        <w:r>
-          <w:rPr>
-            <w:color w:val="2A78D6"/>
-            <w:vertAlign w:val="superscript"/>
-            <w:sz w:val="16"/>
-          </w:rPr>
-          <w:t xml:space="preserve">1</w:t>
-        </w:r>
-      </w:hyperlink>
-    </w:p>
-    <w:p>
-      <w:pPr>
-        <w:spacing w:after="0"/>
-      </w:pPr>
-      <w:r>
-        <w:rPr>
-          <w:b/>
-          <w:sz w:val="19"/>
-        </w:rPr>
-        <w:t xml:space="preserve">Kita ataskaita: </w:t>
-      </w:r>
-      <w:r>
-        <w:rPr>
-          <w:b w:val="0"/>
-          <w:sz w:val="19"/>
-        </w:rPr>
-        <w:t>Q3 2026 results - expected November 2026</w:t>
-      </w:r>
     </w:p>
     <w:tbl>
       <w:tblPr>
-        <w:tblW w:type="auto" w:w="0"/>
+        <w:tblW w:w="9639" w:type="dxa"/>
+        <w:tblBorders>
+          <w:top w:val="nil"/>
+          <w:left w:val="nil"/>
+          <w:bottom w:val="nil"/>
+          <w:right w:val="nil"/>
+          <w:insideH w:val="nil"/>
+          <w:insideV w:val="nil"/>
+        </w:tblBorders>
+        <w:tblLayout w:type="fixed"/>
+        <w:tblCellMar>
+          <w:top w:w="0" w:type="dxa"/>
+          <w:left w:w="0" w:type="dxa"/>
+          <w:bottom w:w="120" w:type="dxa"/>
+          <w:right w:w="160" w:type="dxa"/>
+        </w:tblCellMar>
         <w:tblLook w:firstColumn="1" w:firstRow="1" w:lastColumn="0" w:lastRow="0" w:noHBand="0" w:noVBand="1" w:val="04A0"/>
       </w:tblPr>
       <w:tblGrid>
-        <w:gridCol w:w="9972"/>
+        <w:gridCol w:w="3213"/>
+        <w:gridCol w:w="3213"/>
+        <w:gridCol w:w="3213"/>
+      </w:tblGrid>
+      <w:tr>
+        <w:tc>
+          <w:tcPr>
+            <w:tcW w:type="dxa" w:w="3213"/>
+            <w:tcBorders>
+              <w:top w:val="nil"/>
+              <w:left w:val="nil"/>
+              <w:bottom w:val="single" w:sz="4" w:color="C9D3DE" w:space="0"/>
+              <w:right w:val="nil"/>
+            </w:tcBorders>
+          </w:tcPr>
+          <w:p>
+            <w:pPr>
+              <w:spacing w:before="0" w:after="20"/>
+            </w:pPr>
+            <w:r>
+              <w:rPr>
+                <w:b/>
+                <w:caps/>
+                <w:color w:val="5F6B7A"/>
+                <w:sz w:val="15"/>
+              </w:rPr>
+              <w:t>Analizės data</w:t>
+            </w:r>
+          </w:p>
+          <w:p>
+            <w:pPr>
+              <w:spacing w:before="0" w:after="0"/>
+            </w:pPr>
+            <w:r>
+              <w:rPr>
+                <w:b w:val="0"/>
+                <w:sz w:val="19"/>
+              </w:rPr>
+              <w:t>2026-10-22</w:t>
+            </w:r>
+          </w:p>
+        </w:tc>
+        <w:tc>
+          <w:tcPr>
+            <w:tcW w:type="dxa" w:w="3213"/>
+            <w:tcBorders>
+              <w:top w:val="nil"/>
+              <w:left w:val="nil"/>
+              <w:bottom w:val="single" w:sz="4" w:color="C9D3DE" w:space="0"/>
+              <w:right w:val="nil"/>
+            </w:tcBorders>
+          </w:tcPr>
+          <w:p>
+            <w:pPr>
+              <w:spacing w:before="0" w:after="20"/>
+            </w:pPr>
+            <w:r>
+              <w:rPr>
+                <w:b/>
+                <w:caps/>
+                <w:color w:val="5F6B7A"/>
+                <w:sz w:val="15"/>
+              </w:rPr>
+              <w:t>Reitingas</w:t>
+            </w:r>
+          </w:p>
+          <w:p>
+            <w:pPr>
+              <w:spacing w:before="0" w:after="0"/>
+            </w:pPr>
+            <w:r>
+              <w:rPr>
+                <w:b w:val="0"/>
+                <w:sz w:val="19"/>
+              </w:rPr>
+              <w:t>No public credit rating found</w:t>
+            </w:r>
+            <w:hyperlink r:id="rId12">
+              <w:r>
+                <w:rPr>
+                  <w:color w:val="2A78D6"/>
+                  <w:vertAlign w:val="superscript"/>
+                  <w:sz w:val="16"/>
+                </w:rPr>
+                <w:t xml:space="preserve">1</w:t>
+              </w:r>
+            </w:hyperlink>
+          </w:p>
+        </w:tc>
+        <w:tc>
+          <w:tcPr>
+            <w:tcW w:type="dxa" w:w="3213"/>
+            <w:tcBorders>
+              <w:top w:val="nil"/>
+              <w:left w:val="nil"/>
+              <w:bottom w:val="single" w:sz="4" w:color="C9D3DE" w:space="0"/>
+              <w:right w:val="nil"/>
+            </w:tcBorders>
+          </w:tcPr>
+          <w:p>
+            <w:pPr>
+              <w:spacing w:before="0" w:after="20"/>
+            </w:pPr>
+            <w:r>
+              <w:rPr>
+                <w:b/>
+                <w:caps/>
+                <w:color w:val="5F6B7A"/>
+                <w:sz w:val="15"/>
+              </w:rPr>
+              <w:t>Kita ataskaita</w:t>
+            </w:r>
+          </w:p>
+          <w:p>
+            <w:pPr>
+              <w:spacing w:before="0" w:after="0"/>
+            </w:pPr>
+            <w:r>
+              <w:rPr>
+                <w:b w:val="0"/>
+                <w:sz w:val="19"/>
+              </w:rPr>
+              <w:t>Q3 2026 results - expected November 2026</w:t>
+            </w:r>
+          </w:p>
+        </w:tc>
+      </w:tr>
+    </w:tbl>
+    <w:p>
+      <w:pPr>
+        <w:spacing w:before="0" w:after="80"/>
+      </w:pPr>
+    </w:p>
+    <w:tbl>
+      <w:tblPr>
+        <w:tblW w:w="9639" w:type="dxa"/>
+        <w:tblBorders>
+          <w:top w:val="nil"/>
+          <w:left w:val="nil"/>
+          <w:bottom w:val="nil"/>
+          <w:right w:val="nil"/>
+          <w:insideH w:val="nil"/>
+          <w:insideV w:val="nil"/>
+        </w:tblBorders>
+        <w:tblLayout w:type="fixed"/>
+        <w:tblCellMar>
+          <w:top w:w="180" w:type="dxa"/>
+          <w:left w:w="260" w:type="dxa"/>
+          <w:bottom w:w="200" w:type="dxa"/>
+          <w:right w:w="260" w:type="dxa"/>
+        </w:tblCellMar>
+        <w:tblLook w:firstColumn="1" w:firstRow="1" w:lastColumn="0" w:lastRow="0" w:noHBand="0" w:noVBand="1" w:val="04A0"/>
+      </w:tblPr>
+      <w:tblGrid>
+        <w:gridCol w:w="9639"/>
       </w:tblGrid>
       <w:tr>
         <w:tc>
           <w:tcPr>
             <w:tcW w:type="dxa" w:w="9638"/>
+            <w:tcBorders>
+              <w:top w:val="nil"/>
+              <w:left w:val="single" w:sz="24" w:color="9A6400" w:space="0"/>
+              <w:bottom w:val="nil"/>
+              <w:right w:val="nil"/>
+            </w:tcBorders>
             <w:shd w:val="clear" w:color="auto" w:fill="FDF1D8"/>
           </w:tcPr>
           <w:p>
             <w:pPr>
-              <w:spacing w:before="60" w:after="60"/>
+              <w:spacing w:before="0" w:after="0" w:line="276" w:lineRule="auto"/>
             </w:pPr>
             <w:r>
               <w:rPr>
@@ -125,7 +300,7 @@
               </w:rPr>
               <w:t xml:space="preserve"> Balansas tvirtas (grynoji skola 2,78x EBITDA, nuosavas kapitalas 59,8 % turto)</w:t>
             </w:r>
-            <w:hyperlink r:id="rId11">
+            <w:hyperlink r:id="rId13">
               <w:r>
                 <w:rPr>
                   <w:color w:val="2A78D6"/>
@@ -143,7 +318,7 @@
               </w:rPr>
               <w:t>. Tačiau 2026 m. 6 mėn. grynasis pelnas sumažėjo 41,7 % dėl brangesnio kuro ir remontų, todėl kitų metų dividendų bazė gali būti mažesnė</w:t>
             </w:r>
-            <w:hyperlink r:id="rId11">
+            <w:hyperlink r:id="rId13">
               <w:r>
                 <w:rPr>
                   <w:color w:val="2A78D6"/>
@@ -160,7 +335,7 @@
               </w:rPr>
               <w:t>,</w:t>
             </w:r>
-            <w:hyperlink r:id="rId12">
+            <w:hyperlink r:id="rId14">
               <w:r>
                 <w:rPr>
                   <w:color w:val="2A78D6"/>
@@ -184,63 +359,101 @@
     </w:tbl>
     <w:p>
       <w:pPr>
-        <w:spacing w:after="0"/>
+        <w:spacing w:before="0" w:after="120"/>
       </w:pPr>
     </w:p>
     <w:tbl>
       <w:tblPr>
-        <w:tblW w:type="auto" w:w="0"/>
-        <w:jc w:val="center"/>
+        <w:tblW w:w="9639" w:type="dxa"/>
+        <w:tblBorders>
+          <w:top w:val="nil"/>
+          <w:left w:val="nil"/>
+          <w:bottom w:val="nil"/>
+          <w:right w:val="nil"/>
+          <w:insideH w:val="nil"/>
+          <w:insideV w:val="nil"/>
+        </w:tblBorders>
+        <w:tblLayout w:type="fixed"/>
+        <w:tblCellMar>
+          <w:top w:w="150" w:type="dxa"/>
+          <w:left w:w="170" w:type="dxa"/>
+          <w:bottom w:w="150" w:type="dxa"/>
+          <w:right w:w="100" w:type="dxa"/>
+        </w:tblCellMar>
         <w:tblLook w:firstColumn="1" w:firstRow="1" w:lastColumn="0" w:lastRow="0" w:noHBand="0" w:noVBand="1" w:val="04A0"/>
-        <w:tblBorders>
-          <w:top w:val="single" w:sz="4" w:color="FFFFFF"/>
-          <w:left w:val="nil"/>
-          <w:bottom w:val="single" w:sz="4" w:color="FFFFFF"/>
-          <w:right w:val="nil"/>
-          <w:insideH w:val="single" w:sz="4" w:color="FFFFFF"/>
-          <w:insideV w:val="nil"/>
-        </w:tblBorders>
       </w:tblPr>
       <w:tblGrid>
-        <w:gridCol w:w="2493"/>
-        <w:gridCol w:w="2493"/>
-        <w:gridCol w:w="2493"/>
-        <w:gridCol w:w="2493"/>
+        <w:gridCol w:w="2260"/>
+        <w:gridCol w:w="198"/>
+        <w:gridCol w:w="2260"/>
+        <w:gridCol w:w="198"/>
+        <w:gridCol w:w="2260"/>
+        <w:gridCol w:w="198"/>
+        <w:gridCol w:w="2260"/>
       </w:tblGrid>
       <w:tr>
         <w:tc>
           <w:tcPr>
-            <w:tcW w:type="dxa" w:w="2493"/>
-            <w:shd w:val="clear" w:color="auto" w:fill="EAF1F8"/>
+            <w:tcW w:type="dxa" w:w="2261"/>
+            <w:tcBorders>
+              <w:top w:val="single" w:sz="18" w:color="2A78D6" w:space="0"/>
+              <w:left w:val="single" w:sz="4" w:color="C9D3DE" w:space="0"/>
+              <w:bottom w:val="single" w:sz="4" w:color="C9D3DE" w:space="0"/>
+              <w:right w:val="single" w:sz="4" w:color="C9D3DE" w:space="0"/>
+            </w:tcBorders>
           </w:tcPr>
           <w:p>
-            <w:r/>
+            <w:pPr>
+              <w:spacing w:before="0" w:after="60"/>
+            </w:pPr>
             <w:r>
               <w:rPr>
+                <w:b/>
+                <w:caps/>
                 <w:color w:val="5F6B7A"/>
-                <w:sz w:val="16"/>
+                <w:sz w:val="14"/>
               </w:rPr>
-              <w:t>Pajamos (6M2026)</w:t>
+              <w:t>Pajamos</w:t>
+            </w:r>
+            <w:r>
+              <w:rPr>
+                <w:b w:val="0"/>
+                <w:color w:val="5F6B7A"/>
+                <w:sz w:val="14"/>
+              </w:rPr>
+              <w:t xml:space="preserve">  ·  6M2026</w:t>
             </w:r>
           </w:p>
           <w:p>
             <w:pPr>
-              <w:spacing w:after="0"/>
+              <w:spacing w:before="0" w:after="20"/>
             </w:pPr>
             <w:r>
               <w:rPr>
                 <w:b/>
                 <w:color w:val="1F4E79"/>
-                <w:sz w:val="26"/>
+                <w:sz w:val="34"/>
               </w:rPr>
-              <w:t>59,3 mln. EUR</w:t>
+              <w:t>59,3</w:t>
+            </w:r>
+            <w:r>
+              <w:rPr>
+                <w:b w:val="0"/>
+                <w:color w:val="5F6B7A"/>
+                <w:sz w:val="18"/>
+              </w:rPr>
+              <w:t xml:space="preserve"> mln. EUR</w:t>
             </w:r>
           </w:p>
           <w:p>
+            <w:pPr>
+              <w:spacing w:before="0" w:after="0"/>
+            </w:pPr>
             <w:r>
               <w:rPr>
+                <w:b w:val="0"/>
                 <w:color w:val="5F6B7A"/>
-                <w:sz w:val="16"/>
+                <w:sz w:val="15"/>
               </w:rPr>
               <w:t>▲ 2,4 % vs 6M2025</w:t>
             </w:r>
@@ -248,37 +461,72 @@
         </w:tc>
         <w:tc>
           <w:tcPr>
-            <w:tcW w:type="dxa" w:w="2493"/>
-            <w:shd w:val="clear" w:color="auto" w:fill="EAF1F8"/>
+            <w:tcW w:type="dxa" w:w="198"/>
+          </w:tcPr>
+          <w:p/>
+        </w:tc>
+        <w:tc>
+          <w:tcPr>
+            <w:tcW w:type="dxa" w:w="2261"/>
+            <w:tcBorders>
+              <w:top w:val="single" w:sz="18" w:color="2A78D6" w:space="0"/>
+              <w:left w:val="single" w:sz="4" w:color="C9D3DE" w:space="0"/>
+              <w:bottom w:val="single" w:sz="4" w:color="C9D3DE" w:space="0"/>
+              <w:right w:val="single" w:sz="4" w:color="C9D3DE" w:space="0"/>
+            </w:tcBorders>
           </w:tcPr>
           <w:p>
-            <w:r/>
+            <w:pPr>
+              <w:spacing w:before="0" w:after="60"/>
+            </w:pPr>
             <w:r>
               <w:rPr>
+                <w:b/>
+                <w:caps/>
                 <w:color w:val="5F6B7A"/>
-                <w:sz w:val="16"/>
+                <w:sz w:val="14"/>
               </w:rPr>
-              <w:t>Koreguota EBITDA (6M2026)</w:t>
+              <w:t>Koreguota EBITDA</w:t>
+            </w:r>
+            <w:r>
+              <w:rPr>
+                <w:b w:val="0"/>
+                <w:color w:val="5F6B7A"/>
+                <w:sz w:val="14"/>
+              </w:rPr>
+              <w:t xml:space="preserve">  ·  6M2026</w:t>
             </w:r>
           </w:p>
           <w:p>
             <w:pPr>
-              <w:spacing w:after="0"/>
+              <w:spacing w:before="0" w:after="20"/>
             </w:pPr>
             <w:r>
               <w:rPr>
                 <w:b/>
                 <w:color w:val="1F4E79"/>
-                <w:sz w:val="26"/>
+                <w:sz w:val="34"/>
               </w:rPr>
-              <w:t>25,8 mln. EUR</w:t>
+              <w:t>25,8</w:t>
+            </w:r>
+            <w:r>
+              <w:rPr>
+                <w:b w:val="0"/>
+                <w:color w:val="5F6B7A"/>
+                <w:sz w:val="18"/>
+              </w:rPr>
+              <w:t xml:space="preserve"> mln. EUR</w:t>
             </w:r>
           </w:p>
           <w:p>
+            <w:pPr>
+              <w:spacing w:before="0" w:after="0"/>
+            </w:pPr>
             <w:r>
               <w:rPr>
+                <w:b w:val="0"/>
                 <w:color w:val="5F6B7A"/>
-                <w:sz w:val="16"/>
+                <w:sz w:val="15"/>
               </w:rPr>
               <w:t>▼ 13,4 % vs 6M2025</w:t>
             </w:r>
@@ -286,37 +534,72 @@
         </w:tc>
         <w:tc>
           <w:tcPr>
-            <w:tcW w:type="dxa" w:w="2493"/>
-            <w:shd w:val="clear" w:color="auto" w:fill="EAF1F8"/>
+            <w:tcW w:type="dxa" w:w="198"/>
+          </w:tcPr>
+          <w:p/>
+        </w:tc>
+        <w:tc>
+          <w:tcPr>
+            <w:tcW w:type="dxa" w:w="2261"/>
+            <w:tcBorders>
+              <w:top w:val="single" w:sz="18" w:color="2A78D6" w:space="0"/>
+              <w:left w:val="single" w:sz="4" w:color="C9D3DE" w:space="0"/>
+              <w:bottom w:val="single" w:sz="4" w:color="C9D3DE" w:space="0"/>
+              <w:right w:val="single" w:sz="4" w:color="C9D3DE" w:space="0"/>
+            </w:tcBorders>
           </w:tcPr>
           <w:p>
-            <w:r/>
+            <w:pPr>
+              <w:spacing w:before="0" w:after="60"/>
+            </w:pPr>
             <w:r>
               <w:rPr>
+                <w:b/>
+                <w:caps/>
                 <w:color w:val="5F6B7A"/>
-                <w:sz w:val="16"/>
+                <w:sz w:val="14"/>
               </w:rPr>
-              <w:t>Grynasis pelnas (6M2026)</w:t>
+              <w:t>Grynasis pelnas</w:t>
+            </w:r>
+            <w:r>
+              <w:rPr>
+                <w:b w:val="0"/>
+                <w:color w:val="5F6B7A"/>
+                <w:sz w:val="14"/>
+              </w:rPr>
+              <w:t xml:space="preserve">  ·  6M2026</w:t>
             </w:r>
           </w:p>
           <w:p>
             <w:pPr>
-              <w:spacing w:after="0"/>
+              <w:spacing w:before="0" w:after="20"/>
             </w:pPr>
             <w:r>
               <w:rPr>
                 <w:b/>
                 <w:color w:val="1F4E79"/>
-                <w:sz w:val="26"/>
+                <w:sz w:val="34"/>
               </w:rPr>
-              <w:t>6,0 mln. EUR</w:t>
+              <w:t>6,0</w:t>
+            </w:r>
+            <w:r>
+              <w:rPr>
+                <w:b w:val="0"/>
+                <w:color w:val="5F6B7A"/>
+                <w:sz w:val="18"/>
+              </w:rPr>
+              <w:t xml:space="preserve"> mln. EUR</w:t>
             </w:r>
           </w:p>
           <w:p>
+            <w:pPr>
+              <w:spacing w:before="0" w:after="0"/>
+            </w:pPr>
             <w:r>
               <w:rPr>
+                <w:b w:val="0"/>
                 <w:color w:val="5F6B7A"/>
-                <w:sz w:val="16"/>
+                <w:sz w:val="15"/>
               </w:rPr>
               <w:t>▼ 41,7 % vs 6M2025</w:t>
             </w:r>
@@ -324,37 +607,72 @@
         </w:tc>
         <w:tc>
           <w:tcPr>
-            <w:tcW w:type="dxa" w:w="2493"/>
-            <w:shd w:val="clear" w:color="auto" w:fill="EAF1F8"/>
+            <w:tcW w:type="dxa" w:w="198"/>
+          </w:tcPr>
+          <w:p/>
+        </w:tc>
+        <w:tc>
+          <w:tcPr>
+            <w:tcW w:type="dxa" w:w="2261"/>
+            <w:tcBorders>
+              <w:top w:val="single" w:sz="18" w:color="2A78D6" w:space="0"/>
+              <w:left w:val="single" w:sz="4" w:color="C9D3DE" w:space="0"/>
+              <w:bottom w:val="single" w:sz="4" w:color="C9D3DE" w:space="0"/>
+              <w:right w:val="single" w:sz="4" w:color="C9D3DE" w:space="0"/>
+            </w:tcBorders>
           </w:tcPr>
           <w:p>
-            <w:r/>
+            <w:pPr>
+              <w:spacing w:before="0" w:after="60"/>
+            </w:pPr>
             <w:r>
               <w:rPr>
+                <w:b/>
+                <w:caps/>
                 <w:color w:val="5F6B7A"/>
-                <w:sz w:val="16"/>
+                <w:sz w:val="14"/>
               </w:rPr>
-              <w:t>Grynoji skola / EBITDA (6M2026)</w:t>
+              <w:t>Grynoji skola / EBITDA</w:t>
+            </w:r>
+            <w:r>
+              <w:rPr>
+                <w:b w:val="0"/>
+                <w:color w:val="5F6B7A"/>
+                <w:sz w:val="14"/>
+              </w:rPr>
+              <w:t xml:space="preserve">  ·  6M2026</w:t>
             </w:r>
           </w:p>
           <w:p>
             <w:pPr>
-              <w:spacing w:after="0"/>
+              <w:spacing w:before="0" w:after="20"/>
             </w:pPr>
             <w:r>
               <w:rPr>
                 <w:b/>
                 <w:color w:val="1F4E79"/>
-                <w:sz w:val="26"/>
+                <w:sz w:val="34"/>
               </w:rPr>
-              <w:t>2,78x</w:t>
+              <w:t>2,78</w:t>
+            </w:r>
+            <w:r>
+              <w:rPr>
+                <w:b w:val="0"/>
+                <w:color w:val="5F6B7A"/>
+                <w:sz w:val="18"/>
+              </w:rPr>
+              <w:t xml:space="preserve"> x</w:t>
             </w:r>
           </w:p>
           <w:p>
+            <w:pPr>
+              <w:spacing w:before="0" w:after="0"/>
+            </w:pPr>
             <w:r>
               <w:rPr>
+                <w:b w:val="0"/>
                 <w:color w:val="5F6B7A"/>
-                <w:sz w:val="16"/>
+                <w:sz w:val="15"/>
               </w:rPr>
               <w:t>▲ 0,27x vs FY2025</w:t>
             </w:r>
@@ -364,11 +682,29 @@
     </w:tbl>
     <w:p>
       <w:pPr>
-        <w:spacing w:before="280" w:after="80"/>
+        <w:spacing w:before="0" w:after="40"/>
+      </w:pPr>
+    </w:p>
+    <w:p>
+      <w:pPr>
+        <w:keepNext/>
         <w:pBdr>
-          <w:bottom w:val="single" w:sz="6" w:color="C9D3DE" w:space="2"/>
+          <w:bottom w:val="single" w:sz="8" w:color="1F4E79" w:space="4"/>
         </w:pBdr>
+        <w:tabs>
+          <w:tab w:pos="482" w:val="left"/>
+        </w:tabs>
+        <w:spacing w:before="360" w:after="160"/>
       </w:pPr>
+      <w:r>
+        <w:rPr>
+          <w:b/>
+          <w:color w:val="2A78D6"/>
+          <w:sz w:val="18"/>
+        </w:rPr>
+        <w:t>01</w:t>
+        <w:tab/>
+      </w:r>
       <w:r>
         <w:rPr>
           <w:b/>
@@ -380,9 +716,21 @@
     </w:p>
     <w:p>
       <w:pPr>
-        <w:pStyle w:val="ListBullet"/>
-        <w:spacing w:after="60"/>
+        <w:tabs>
+          <w:tab w:pos="255" w:val="left"/>
+        </w:tabs>
+        <w:spacing w:before="0" w:after="80"/>
+        <w:ind w:left="255" w:hanging="255"/>
       </w:pPr>
+      <w:r>
+        <w:rPr>
+          <w:b/>
+          <w:color w:val="2A78D6"/>
+          <w:sz w:val="20"/>
+        </w:rPr>
+        <w:t>▪</w:t>
+        <w:tab/>
+      </w:r>
       <w:r>
         <w:rPr>
           <w:b/>
@@ -395,7 +743,7 @@
         </w:rPr>
         <w:t xml:space="preserve"> 6 mėn. pajamos išaugo 2,4 % iki 59,3 mln. EUR, tačiau koreguota EBITDA sumažėjo 13,5 % iki 25,8 mln. EUR, o grynasis pelnas – 41,7 % iki 6,0 mln. EUR. EBITDA marža nukrito iki 43,5 % nuo 51,5 %</w:t>
       </w:r>
-      <w:hyperlink r:id="rId11">
+      <w:hyperlink r:id="rId13">
         <w:r>
           <w:rPr>
             <w:color w:val="2A78D6"/>
@@ -412,7 +760,7 @@
         </w:rPr>
         <w:t>,</w:t>
       </w:r>
-      <w:hyperlink r:id="rId12">
+      <w:hyperlink r:id="rId14">
         <w:r>
           <w:rPr>
             <w:color w:val="2A78D6"/>
@@ -431,9 +779,21 @@
     </w:p>
     <w:p>
       <w:pPr>
-        <w:pStyle w:val="ListBullet"/>
-        <w:spacing w:after="60"/>
+        <w:tabs>
+          <w:tab w:pos="255" w:val="left"/>
+        </w:tabs>
+        <w:spacing w:before="0" w:after="80"/>
+        <w:ind w:left="255" w:hanging="255"/>
       </w:pPr>
+      <w:r>
+        <w:rPr>
+          <w:b/>
+          <w:color w:val="2A78D6"/>
+          <w:sz w:val="20"/>
+        </w:rPr>
+        <w:t>▪</w:t>
+        <w:tab/>
+      </w:r>
       <w:r>
         <w:rPr>
           <w:b/>
@@ -446,7 +806,7 @@
         </w:rPr>
         <w:t xml:space="preserve"> vadovo teigimu, brangesnis kuras ir neplanuoti laivų remontai po ledo sezono</w:t>
       </w:r>
-      <w:hyperlink r:id="rId12">
+      <w:hyperlink r:id="rId14">
         <w:r>
           <w:rPr>
             <w:color w:val="2A78D6"/>
@@ -465,9 +825,21 @@
     </w:p>
     <w:p>
       <w:pPr>
-        <w:pStyle w:val="ListBullet"/>
-        <w:spacing w:after="60"/>
+        <w:tabs>
+          <w:tab w:pos="255" w:val="left"/>
+        </w:tabs>
+        <w:spacing w:before="0" w:after="80"/>
+        <w:ind w:left="255" w:hanging="255"/>
       </w:pPr>
+      <w:r>
+        <w:rPr>
+          <w:b/>
+          <w:color w:val="2A78D6"/>
+          <w:sz w:val="20"/>
+        </w:rPr>
+        <w:t>▪</w:t>
+        <w:tab/>
+      </w:r>
       <w:r>
         <w:rPr>
           <w:b/>
@@ -480,7 +852,7 @@
         </w:rPr>
         <w:t xml:space="preserve"> grynoji skola 145,8 mln. EUR, t. y. 2,78x 12 mėn. koreguotos EBITDA; nuosavas kapitalas sudaro 59,8 % turto (abu rodikliai apskaičiuoti įrankio)</w:t>
       </w:r>
-      <w:hyperlink r:id="rId11">
+      <w:hyperlink r:id="rId13">
         <w:r>
           <w:rPr>
             <w:color w:val="2A78D6"/>
@@ -499,9 +871,21 @@
     </w:p>
     <w:p>
       <w:pPr>
-        <w:pStyle w:val="ListBullet"/>
-        <w:spacing w:after="60"/>
+        <w:tabs>
+          <w:tab w:pos="255" w:val="left"/>
+        </w:tabs>
+        <w:spacing w:before="0" w:after="80"/>
+        <w:ind w:left="255" w:hanging="255"/>
       </w:pPr>
+      <w:r>
+        <w:rPr>
+          <w:b/>
+          <w:color w:val="2A78D6"/>
+          <w:sz w:val="20"/>
+        </w:rPr>
+        <w:t>▪</w:t>
+        <w:tab/>
+      </w:r>
       <w:r>
         <w:rPr>
           <w:b/>
@@ -514,7 +898,7 @@
         </w:rPr>
         <w:t xml:space="preserve"> 0,073 EUR akcijai (iš viso 19,2 mln. EUR) – 85 % 2025 m. pelno, kai politikos minimumas 70 %; išmokėta 2026-05-20</w:t>
       </w:r>
-      <w:hyperlink r:id="rId11">
+      <w:hyperlink r:id="rId13">
         <w:r>
           <w:rPr>
             <w:color w:val="2A78D6"/>
@@ -533,9 +917,21 @@
     </w:p>
     <w:p>
       <w:pPr>
-        <w:pStyle w:val="ListBullet"/>
-        <w:spacing w:after="60"/>
+        <w:tabs>
+          <w:tab w:pos="255" w:val="left"/>
+        </w:tabs>
+        <w:spacing w:before="0" w:after="80"/>
+        <w:ind w:left="255" w:hanging="255"/>
       </w:pPr>
+      <w:r>
+        <w:rPr>
+          <w:b/>
+          <w:color w:val="2A78D6"/>
+          <w:sz w:val="20"/>
+        </w:rPr>
+        <w:t>▪</w:t>
+        <w:tab/>
+      </w:r>
       <w:r>
         <w:rPr>
           <w:b/>
@@ -548,7 +944,7 @@
         </w:rPr>
         <w:t xml:space="preserve"> Estija valdo 67,03 %</w:t>
       </w:r>
-      <w:hyperlink r:id="rId11">
+      <w:hyperlink r:id="rId13">
         <w:r>
           <w:rPr>
             <w:color w:val="2A78D6"/>
@@ -564,7 +960,7 @@
         </w:rPr>
         <w:t>. Buvusių vadovų kyšininkavimo byloje teismas 2024-06-27 išteisino dėl senaties; abi pusės apskundė, vėlesnis sprendimas nerastas – reikia peržiūrėti</w:t>
       </w:r>
-      <w:hyperlink r:id="rId13">
+      <w:hyperlink r:id="rId15">
         <w:r>
           <w:rPr>
             <w:color w:val="2A78D6"/>
@@ -581,7 +977,7 @@
         </w:rPr>
         <w:t>,</w:t>
       </w:r>
-      <w:hyperlink r:id="rId14">
+      <w:hyperlink r:id="rId16">
         <w:r>
           <w:rPr>
             <w:color w:val="2A78D6"/>
@@ -600,11 +996,24 @@
     </w:p>
     <w:p>
       <w:pPr>
-        <w:spacing w:before="280" w:after="80"/>
+        <w:keepNext/>
         <w:pBdr>
-          <w:bottom w:val="single" w:sz="6" w:color="C9D3DE" w:space="2"/>
+          <w:bottom w:val="single" w:sz="8" w:color="1F4E79" w:space="4"/>
         </w:pBdr>
+        <w:tabs>
+          <w:tab w:pos="482" w:val="left"/>
+        </w:tabs>
+        <w:spacing w:before="360" w:after="160"/>
       </w:pPr>
+      <w:r>
+        <w:rPr>
+          <w:b/>
+          <w:color w:val="2A78D6"/>
+          <w:sz w:val="18"/>
+        </w:rPr>
+        <w:t>02</w:t>
+        <w:tab/>
+      </w:r>
       <w:r>
         <w:rPr>
           <w:b/>
@@ -616,37 +1025,53 @@
     </w:p>
     <w:tbl>
       <w:tblPr>
-        <w:tblW w:type="auto" w:w="0"/>
+        <w:tblW w:w="9639" w:type="dxa"/>
+        <w:tblBorders>
+          <w:top w:val="nil"/>
+          <w:left w:val="nil"/>
+          <w:bottom w:val="nil"/>
+          <w:right w:val="nil"/>
+          <w:insideH w:val="nil"/>
+          <w:insideV w:val="nil"/>
+        </w:tblBorders>
+        <w:tblLayout w:type="fixed"/>
+        <w:tblCellMar>
+          <w:top w:w="70" w:type="dxa"/>
+          <w:left w:w="100" w:type="dxa"/>
+          <w:bottom w:w="70" w:type="dxa"/>
+          <w:right w:w="100" w:type="dxa"/>
+        </w:tblCellMar>
         <w:tblLook w:firstColumn="1" w:firstRow="1" w:lastColumn="0" w:lastRow="0" w:noHBand="0" w:noVBand="1" w:val="04A0"/>
-        <w:tblBorders>
-          <w:top w:val="single" w:sz="4" w:color="C9D3DE"/>
-          <w:left w:val="nil"/>
-          <w:bottom w:val="single" w:sz="4" w:color="C9D3DE"/>
-          <w:right w:val="nil"/>
-          <w:insideH w:val="single" w:sz="4" w:color="C9D3DE"/>
-          <w:insideV w:val="nil"/>
-        </w:tblBorders>
       </w:tblPr>
       <w:tblGrid>
-        <w:gridCol w:w="1994"/>
-        <w:gridCol w:w="1994"/>
-        <w:gridCol w:w="1994"/>
-        <w:gridCol w:w="1994"/>
-        <w:gridCol w:w="1994"/>
+        <w:gridCol w:w="1701"/>
+        <w:gridCol w:w="2608"/>
+        <w:gridCol w:w="963"/>
+        <w:gridCol w:w="1304"/>
+        <w:gridCol w:w="3061"/>
       </w:tblGrid>
       <w:tr>
         <w:tc>
           <w:tcPr>
             <w:tcW w:type="dxa" w:w="1701"/>
-            <w:shd w:val="clear" w:color="auto" w:fill="1F4E79"/>
+            <w:tcBorders>
+              <w:top w:val="single" w:sz="12" w:color="1F4E79" w:space="0"/>
+              <w:left w:val="nil"/>
+              <w:bottom w:val="single" w:sz="4" w:color="C9D3DE" w:space="0"/>
+              <w:right w:val="nil"/>
+            </w:tcBorders>
+            <w:shd w:val="clear" w:color="auto" w:fill="EAF1F8"/>
           </w:tcPr>
           <w:p>
-            <w:r/>
+            <w:pPr>
+              <w:spacing w:before="0" w:after="0"/>
+            </w:pPr>
             <w:r>
               <w:rPr>
                 <w:b/>
-                <w:color w:val="FFFFFF"/>
-                <w:sz w:val="17"/>
+                <w:caps/>
+                <w:color w:val="1F4E79"/>
+                <w:sz w:val="16"/>
               </w:rPr>
               <w:t>ISIN</w:t>
             </w:r>
@@ -655,15 +1080,24 @@
         <w:tc>
           <w:tcPr>
             <w:tcW w:type="dxa" w:w="2608"/>
-            <w:shd w:val="clear" w:color="auto" w:fill="1F4E79"/>
+            <w:tcBorders>
+              <w:top w:val="single" w:sz="12" w:color="1F4E79" w:space="0"/>
+              <w:left w:val="nil"/>
+              <w:bottom w:val="single" w:sz="4" w:color="C9D3DE" w:space="0"/>
+              <w:right w:val="nil"/>
+            </w:tcBorders>
+            <w:shd w:val="clear" w:color="auto" w:fill="EAF1F8"/>
           </w:tcPr>
           <w:p>
-            <w:r/>
+            <w:pPr>
+              <w:spacing w:before="0" w:after="0"/>
+            </w:pPr>
             <w:r>
               <w:rPr>
                 <w:b/>
-                <w:color w:val="FFFFFF"/>
-                <w:sz w:val="17"/>
+                <w:caps/>
+                <w:color w:val="1F4E79"/>
+                <w:sz w:val="16"/>
               </w:rPr>
               <w:t>Priemonė</w:t>
             </w:r>
@@ -672,18 +1106,25 @@
         <w:tc>
           <w:tcPr>
             <w:tcW w:type="dxa" w:w="964"/>
-            <w:shd w:val="clear" w:color="auto" w:fill="1F4E79"/>
+            <w:tcBorders>
+              <w:top w:val="single" w:sz="12" w:color="1F4E79" w:space="0"/>
+              <w:left w:val="nil"/>
+              <w:bottom w:val="single" w:sz="4" w:color="C9D3DE" w:space="0"/>
+              <w:right w:val="nil"/>
+            </w:tcBorders>
+            <w:shd w:val="clear" w:color="auto" w:fill="EAF1F8"/>
           </w:tcPr>
           <w:p>
             <w:pPr>
+              <w:spacing w:before="0" w:after="0"/>
               <w:jc w:val="right"/>
             </w:pPr>
-            <w:r/>
             <w:r>
               <w:rPr>
                 <w:b/>
-                <w:color w:val="FFFFFF"/>
-                <w:sz w:val="17"/>
+                <w:caps/>
+                <w:color w:val="1F4E79"/>
+                <w:sz w:val="16"/>
               </w:rPr>
               <w:t>Kuponas</w:t>
             </w:r>
@@ -692,15 +1133,24 @@
         <w:tc>
           <w:tcPr>
             <w:tcW w:type="dxa" w:w="1304"/>
-            <w:shd w:val="clear" w:color="auto" w:fill="1F4E79"/>
+            <w:tcBorders>
+              <w:top w:val="single" w:sz="12" w:color="1F4E79" w:space="0"/>
+              <w:left w:val="nil"/>
+              <w:bottom w:val="single" w:sz="4" w:color="C9D3DE" w:space="0"/>
+              <w:right w:val="nil"/>
+            </w:tcBorders>
+            <w:shd w:val="clear" w:color="auto" w:fill="EAF1F8"/>
           </w:tcPr>
           <w:p>
-            <w:r/>
+            <w:pPr>
+              <w:spacing w:before="0" w:after="0"/>
+            </w:pPr>
             <w:r>
               <w:rPr>
                 <w:b/>
-                <w:color w:val="FFFFFF"/>
-                <w:sz w:val="17"/>
+                <w:caps/>
+                <w:color w:val="1F4E79"/>
+                <w:sz w:val="16"/>
               </w:rPr>
               <w:t>Išpirkimas</w:t>
             </w:r>
@@ -709,15 +1159,24 @@
         <w:tc>
           <w:tcPr>
             <w:tcW w:type="dxa" w:w="3061"/>
-            <w:shd w:val="clear" w:color="auto" w:fill="1F4E79"/>
+            <w:tcBorders>
+              <w:top w:val="single" w:sz="12" w:color="1F4E79" w:space="0"/>
+              <w:left w:val="nil"/>
+              <w:bottom w:val="single" w:sz="4" w:color="C9D3DE" w:space="0"/>
+              <w:right w:val="nil"/>
+            </w:tcBorders>
+            <w:shd w:val="clear" w:color="auto" w:fill="EAF1F8"/>
           </w:tcPr>
           <w:p>
-            <w:r/>
+            <w:pPr>
+              <w:spacing w:before="0" w:after="0"/>
+            </w:pPr>
             <w:r>
               <w:rPr>
                 <w:b/>
-                <w:color w:val="FFFFFF"/>
-                <w:sz w:val="17"/>
+                <w:caps/>
+                <w:color w:val="1F4E79"/>
+                <w:sz w:val="16"/>
               </w:rPr>
               <w:t>Pastaba</w:t>
             </w:r>
@@ -728,12 +1187,17 @@
         <w:tc>
           <w:tcPr>
             <w:tcW w:type="dxa" w:w="1701"/>
+            <w:tcBorders>
+              <w:top w:val="nil"/>
+              <w:left w:val="nil"/>
+              <w:bottom w:val="single" w:sz="4" w:color="DDE3EA" w:space="0"/>
+              <w:right w:val="nil"/>
+            </w:tcBorders>
           </w:tcPr>
           <w:p>
             <w:pPr>
-              <w:spacing w:after="0"/>
+              <w:spacing w:before="0" w:after="0"/>
             </w:pPr>
-            <w:r/>
             <w:r>
               <w:rPr>
                 <w:b w:val="0"/>
@@ -746,12 +1210,17 @@
         <w:tc>
           <w:tcPr>
             <w:tcW w:type="dxa" w:w="2608"/>
+            <w:tcBorders>
+              <w:top w:val="nil"/>
+              <w:left w:val="nil"/>
+              <w:bottom w:val="single" w:sz="4" w:color="DDE3EA" w:space="0"/>
+              <w:right w:val="nil"/>
+            </w:tcBorders>
           </w:tcPr>
           <w:p>
             <w:pPr>
-              <w:spacing w:after="0"/>
+              <w:spacing w:before="0" w:after="0"/>
             </w:pPr>
-            <w:r/>
             <w:r>
               <w:rPr>
                 <w:b w:val="0"/>
@@ -764,13 +1233,18 @@
         <w:tc>
           <w:tcPr>
             <w:tcW w:type="dxa" w:w="964"/>
+            <w:tcBorders>
+              <w:top w:val="nil"/>
+              <w:left w:val="nil"/>
+              <w:bottom w:val="single" w:sz="4" w:color="DDE3EA" w:space="0"/>
+              <w:right w:val="nil"/>
+            </w:tcBorders>
           </w:tcPr>
           <w:p>
             <w:pPr>
-              <w:spacing w:after="0"/>
+              <w:spacing w:before="0" w:after="0"/>
               <w:jc w:val="right"/>
             </w:pPr>
-            <w:r/>
             <w:r>
               <w:rPr>
                 <w:b w:val="0"/>
@@ -783,12 +1257,17 @@
         <w:tc>
           <w:tcPr>
             <w:tcW w:type="dxa" w:w="1304"/>
+            <w:tcBorders>
+              <w:top w:val="nil"/>
+              <w:left w:val="nil"/>
+              <w:bottom w:val="single" w:sz="4" w:color="DDE3EA" w:space="0"/>
+              <w:right w:val="nil"/>
+            </w:tcBorders>
           </w:tcPr>
           <w:p>
             <w:pPr>
-              <w:spacing w:after="0"/>
+              <w:spacing w:before="0" w:after="0"/>
             </w:pPr>
-            <w:r/>
             <w:r>
               <w:rPr>
                 <w:b w:val="0"/>
@@ -801,12 +1280,17 @@
         <w:tc>
           <w:tcPr>
             <w:tcW w:type="dxa" w:w="3061"/>
+            <w:tcBorders>
+              <w:top w:val="nil"/>
+              <w:left w:val="nil"/>
+              <w:bottom w:val="single" w:sz="4" w:color="DDE3EA" w:space="0"/>
+              <w:right w:val="nil"/>
+            </w:tcBorders>
           </w:tcPr>
           <w:p>
             <w:pPr>
-              <w:spacing w:after="0"/>
+              <w:spacing w:before="0" w:after="0"/>
             </w:pPr>
-            <w:r/>
             <w:r>
               <w:rPr>
                 <w:b w:val="0"/>
@@ -820,11 +1304,29 @@
     </w:tbl>
     <w:p>
       <w:pPr>
-        <w:spacing w:before="280" w:after="80"/>
+        <w:spacing w:before="0" w:after="40"/>
+      </w:pPr>
+    </w:p>
+    <w:p>
+      <w:pPr>
+        <w:keepNext/>
         <w:pBdr>
-          <w:bottom w:val="single" w:sz="6" w:color="C9D3DE" w:space="2"/>
+          <w:bottom w:val="single" w:sz="8" w:color="1F4E79" w:space="4"/>
         </w:pBdr>
+        <w:tabs>
+          <w:tab w:pos="482" w:val="left"/>
+        </w:tabs>
+        <w:spacing w:before="360" w:after="160"/>
       </w:pPr>
+      <w:r>
+        <w:rPr>
+          <w:b/>
+          <w:color w:val="2A78D6"/>
+          <w:sz w:val="18"/>
+        </w:rPr>
+        <w:t>03</w:t>
+        <w:tab/>
+      </w:r>
       <w:r>
         <w:rPr>
           <w:b/>
@@ -836,38 +1338,54 @@
     </w:p>
     <w:tbl>
       <w:tblPr>
-        <w:tblW w:type="auto" w:w="0"/>
+        <w:tblW w:w="9639" w:type="dxa"/>
+        <w:tblBorders>
+          <w:top w:val="nil"/>
+          <w:left w:val="nil"/>
+          <w:bottom w:val="nil"/>
+          <w:right w:val="nil"/>
+          <w:insideH w:val="nil"/>
+          <w:insideV w:val="nil"/>
+        </w:tblBorders>
+        <w:tblLayout w:type="fixed"/>
+        <w:tblCellMar>
+          <w:top w:w="70" w:type="dxa"/>
+          <w:left w:w="100" w:type="dxa"/>
+          <w:bottom w:w="70" w:type="dxa"/>
+          <w:right w:w="100" w:type="dxa"/>
+        </w:tblCellMar>
         <w:tblLook w:firstColumn="1" w:firstRow="1" w:lastColumn="0" w:lastRow="0" w:noHBand="0" w:noVBand="1" w:val="04A0"/>
-        <w:tblBorders>
-          <w:top w:val="single" w:sz="4" w:color="C9D3DE"/>
-          <w:left w:val="nil"/>
-          <w:bottom w:val="single" w:sz="4" w:color="C9D3DE"/>
-          <w:right w:val="nil"/>
-          <w:insideH w:val="single" w:sz="4" w:color="C9D3DE"/>
-          <w:insideV w:val="nil"/>
-        </w:tblBorders>
       </w:tblPr>
       <w:tblGrid>
-        <w:gridCol w:w="1662"/>
-        <w:gridCol w:w="1662"/>
-        <w:gridCol w:w="1662"/>
-        <w:gridCol w:w="1662"/>
-        <w:gridCol w:w="1662"/>
-        <w:gridCol w:w="1662"/>
+        <w:gridCol w:w="2864"/>
+        <w:gridCol w:w="1156"/>
+        <w:gridCol w:w="1156"/>
+        <w:gridCol w:w="1156"/>
+        <w:gridCol w:w="1156"/>
+        <w:gridCol w:w="2148"/>
       </w:tblGrid>
       <w:tr>
         <w:tc>
           <w:tcPr>
-            <w:tcW w:type="dxa" w:w="2948"/>
-            <w:shd w:val="clear" w:color="auto" w:fill="1F4E79"/>
+            <w:tcW w:type="dxa" w:w="2864"/>
+            <w:tcBorders>
+              <w:top w:val="single" w:sz="12" w:color="1F4E79" w:space="0"/>
+              <w:left w:val="nil"/>
+              <w:bottom w:val="single" w:sz="4" w:color="C9D3DE" w:space="0"/>
+              <w:right w:val="nil"/>
+            </w:tcBorders>
+            <w:shd w:val="clear" w:color="auto" w:fill="EAF1F8"/>
           </w:tcPr>
           <w:p>
-            <w:r/>
+            <w:pPr>
+              <w:spacing w:before="0" w:after="0"/>
+            </w:pPr>
             <w:r>
               <w:rPr>
                 <w:b/>
-                <w:color w:val="FFFFFF"/>
-                <w:sz w:val="17"/>
+                <w:caps/>
+                <w:color w:val="1F4E79"/>
+                <w:sz w:val="16"/>
               </w:rPr>
               <w:t>Rodiklis</w:t>
             </w:r>
@@ -875,19 +1393,26 @@
         </w:tc>
         <w:tc>
           <w:tcPr>
-            <w:tcW w:type="dxa" w:w="1191"/>
-            <w:shd w:val="clear" w:color="auto" w:fill="1F4E79"/>
+            <w:tcW w:type="dxa" w:w="1157"/>
+            <w:tcBorders>
+              <w:top w:val="single" w:sz="12" w:color="1F4E79" w:space="0"/>
+              <w:left w:val="nil"/>
+              <w:bottom w:val="single" w:sz="4" w:color="C9D3DE" w:space="0"/>
+              <w:right w:val="nil"/>
+            </w:tcBorders>
+            <w:shd w:val="clear" w:color="auto" w:fill="EAF1F8"/>
           </w:tcPr>
           <w:p>
             <w:pPr>
+              <w:spacing w:before="0" w:after="0"/>
               <w:jc w:val="right"/>
             </w:pPr>
-            <w:r/>
             <w:r>
               <w:rPr>
                 <w:b/>
-                <w:color w:val="FFFFFF"/>
-                <w:sz w:val="17"/>
+                <w:caps/>
+                <w:color w:val="1F4E79"/>
+                <w:sz w:val="16"/>
               </w:rPr>
               <w:t>FY2024</w:t>
             </w:r>
@@ -895,19 +1420,26 @@
         </w:tc>
         <w:tc>
           <w:tcPr>
-            <w:tcW w:type="dxa" w:w="1191"/>
-            <w:shd w:val="clear" w:color="auto" w:fill="1F4E79"/>
+            <w:tcW w:type="dxa" w:w="1157"/>
+            <w:tcBorders>
+              <w:top w:val="single" w:sz="12" w:color="1F4E79" w:space="0"/>
+              <w:left w:val="nil"/>
+              <w:bottom w:val="single" w:sz="4" w:color="C9D3DE" w:space="0"/>
+              <w:right w:val="nil"/>
+            </w:tcBorders>
+            <w:shd w:val="clear" w:color="auto" w:fill="EAF1F8"/>
           </w:tcPr>
           <w:p>
             <w:pPr>
+              <w:spacing w:before="0" w:after="0"/>
               <w:jc w:val="right"/>
             </w:pPr>
-            <w:r/>
             <w:r>
               <w:rPr>
                 <w:b/>
-                <w:color w:val="FFFFFF"/>
-                <w:sz w:val="17"/>
+                <w:caps/>
+                <w:color w:val="1F4E79"/>
+                <w:sz w:val="16"/>
               </w:rPr>
               <w:t>FY2025</w:t>
             </w:r>
@@ -915,19 +1447,26 @@
         </w:tc>
         <w:tc>
           <w:tcPr>
-            <w:tcW w:type="dxa" w:w="1191"/>
-            <w:shd w:val="clear" w:color="auto" w:fill="1F4E79"/>
+            <w:tcW w:type="dxa" w:w="1157"/>
+            <w:tcBorders>
+              <w:top w:val="single" w:sz="12" w:color="1F4E79" w:space="0"/>
+              <w:left w:val="nil"/>
+              <w:bottom w:val="single" w:sz="4" w:color="C9D3DE" w:space="0"/>
+              <w:right w:val="nil"/>
+            </w:tcBorders>
+            <w:shd w:val="clear" w:color="auto" w:fill="EAF1F8"/>
           </w:tcPr>
           <w:p>
             <w:pPr>
+              <w:spacing w:before="0" w:after="0"/>
               <w:jc w:val="right"/>
             </w:pPr>
-            <w:r/>
             <w:r>
               <w:rPr>
                 <w:b/>
-                <w:color w:val="FFFFFF"/>
-                <w:sz w:val="17"/>
+                <w:caps/>
+                <w:color w:val="1F4E79"/>
+                <w:sz w:val="16"/>
               </w:rPr>
               <w:t>6M2025</w:t>
             </w:r>
@@ -935,19 +1474,26 @@
         </w:tc>
         <w:tc>
           <w:tcPr>
-            <w:tcW w:type="dxa" w:w="1191"/>
-            <w:shd w:val="clear" w:color="auto" w:fill="1F4E79"/>
+            <w:tcW w:type="dxa" w:w="1157"/>
+            <w:tcBorders>
+              <w:top w:val="single" w:sz="12" w:color="1F4E79" w:space="0"/>
+              <w:left w:val="nil"/>
+              <w:bottom w:val="single" w:sz="4" w:color="C9D3DE" w:space="0"/>
+              <w:right w:val="nil"/>
+            </w:tcBorders>
+            <w:shd w:val="clear" w:color="auto" w:fill="EAF1F8"/>
           </w:tcPr>
           <w:p>
             <w:pPr>
+              <w:spacing w:before="0" w:after="0"/>
               <w:jc w:val="right"/>
             </w:pPr>
-            <w:r/>
             <w:r>
               <w:rPr>
                 <w:b/>
-                <w:color w:val="FFFFFF"/>
-                <w:sz w:val="17"/>
+                <w:caps/>
+                <w:color w:val="1F4E79"/>
+                <w:sz w:val="16"/>
               </w:rPr>
               <w:t>6M2026</w:t>
             </w:r>
@@ -955,19 +1501,26 @@
         </w:tc>
         <w:tc>
           <w:tcPr>
-            <w:tcW w:type="dxa" w:w="2211"/>
-            <w:shd w:val="clear" w:color="auto" w:fill="1F4E79"/>
+            <w:tcW w:type="dxa" w:w="2148"/>
+            <w:tcBorders>
+              <w:top w:val="single" w:sz="12" w:color="1F4E79" w:space="0"/>
+              <w:left w:val="nil"/>
+              <w:bottom w:val="single" w:sz="4" w:color="C9D3DE" w:space="0"/>
+              <w:right w:val="nil"/>
+            </w:tcBorders>
+            <w:shd w:val="clear" w:color="auto" w:fill="EAF1F8"/>
           </w:tcPr>
           <w:p>
             <w:pPr>
+              <w:spacing w:before="0" w:after="0"/>
               <w:jc w:val="right"/>
             </w:pPr>
-            <w:r/>
             <w:r>
               <w:rPr>
                 <w:b/>
-                <w:color w:val="FFFFFF"/>
-                <w:sz w:val="17"/>
+                <w:caps/>
+                <w:color w:val="1F4E79"/>
+                <w:sz w:val="16"/>
               </w:rPr>
               <w:t>Pokytis</w:t>
             </w:r>
@@ -977,13 +1530,18 @@
       <w:tr>
         <w:tc>
           <w:tcPr>
-            <w:tcW w:type="dxa" w:w="2948"/>
+            <w:tcW w:type="dxa" w:w="2864"/>
+            <w:tcBorders>
+              <w:top w:val="nil"/>
+              <w:left w:val="nil"/>
+              <w:bottom w:val="single" w:sz="4" w:color="DDE3EA" w:space="0"/>
+              <w:right w:val="nil"/>
+            </w:tcBorders>
           </w:tcPr>
           <w:p>
             <w:pPr>
-              <w:spacing w:after="0"/>
+              <w:spacing w:before="0" w:after="0"/>
             </w:pPr>
-            <w:r/>
             <w:r>
               <w:rPr>
                 <w:b w:val="0"/>
@@ -991,7 +1549,7 @@
               </w:rPr>
               <w:t>Pajamos, mln. EUR</w:t>
             </w:r>
-            <w:hyperlink r:id="rId15">
+            <w:hyperlink r:id="rId17">
               <w:r>
                 <w:rPr>
                   <w:color w:val="2A78D6"/>
@@ -1008,7 +1566,7 @@
               </w:rPr>
               <w:t>,</w:t>
             </w:r>
-            <w:hyperlink r:id="rId11">
+            <w:hyperlink r:id="rId13">
               <w:r>
                 <w:rPr>
                   <w:color w:val="2A78D6"/>
@@ -1022,14 +1580,19 @@
         </w:tc>
         <w:tc>
           <w:tcPr>
-            <w:tcW w:type="dxa" w:w="1191"/>
+            <w:tcW w:type="dxa" w:w="1157"/>
+            <w:tcBorders>
+              <w:top w:val="nil"/>
+              <w:left w:val="nil"/>
+              <w:bottom w:val="single" w:sz="4" w:color="DDE3EA" w:space="0"/>
+              <w:right w:val="nil"/>
+            </w:tcBorders>
           </w:tcPr>
           <w:p>
             <w:pPr>
-              <w:spacing w:after="0"/>
+              <w:spacing w:before="0" w:after="0"/>
               <w:jc w:val="right"/>
             </w:pPr>
-            <w:r/>
             <w:r>
               <w:rPr>
                 <w:b w:val="0"/>
@@ -1041,14 +1604,19 @@
         </w:tc>
         <w:tc>
           <w:tcPr>
-            <w:tcW w:type="dxa" w:w="1191"/>
+            <w:tcW w:type="dxa" w:w="1157"/>
+            <w:tcBorders>
+              <w:top w:val="nil"/>
+              <w:left w:val="nil"/>
+              <w:bottom w:val="single" w:sz="4" w:color="DDE3EA" w:space="0"/>
+              <w:right w:val="nil"/>
+            </w:tcBorders>
           </w:tcPr>
           <w:p>
             <w:pPr>
-              <w:spacing w:after="0"/>
+              <w:spacing w:before="0" w:after="0"/>
               <w:jc w:val="right"/>
             </w:pPr>
-            <w:r/>
             <w:r>
               <w:rPr>
                 <w:b w:val="0"/>
@@ -1060,14 +1628,19 @@
         </w:tc>
         <w:tc>
           <w:tcPr>
-            <w:tcW w:type="dxa" w:w="1191"/>
+            <w:tcW w:type="dxa" w:w="1157"/>
+            <w:tcBorders>
+              <w:top w:val="nil"/>
+              <w:left w:val="nil"/>
+              <w:bottom w:val="single" w:sz="4" w:color="DDE3EA" w:space="0"/>
+              <w:right w:val="nil"/>
+            </w:tcBorders>
           </w:tcPr>
           <w:p>
             <w:pPr>
-              <w:spacing w:after="0"/>
+              <w:spacing w:before="0" w:after="0"/>
               <w:jc w:val="right"/>
             </w:pPr>
-            <w:r/>
             <w:r>
               <w:rPr>
                 <w:b w:val="0"/>
@@ -1079,14 +1652,19 @@
         </w:tc>
         <w:tc>
           <w:tcPr>
-            <w:tcW w:type="dxa" w:w="1191"/>
+            <w:tcW w:type="dxa" w:w="1157"/>
+            <w:tcBorders>
+              <w:top w:val="nil"/>
+              <w:left w:val="nil"/>
+              <w:bottom w:val="single" w:sz="4" w:color="DDE3EA" w:space="0"/>
+              <w:right w:val="nil"/>
+            </w:tcBorders>
           </w:tcPr>
           <w:p>
             <w:pPr>
-              <w:spacing w:after="0"/>
+              <w:spacing w:before="0" w:after="0"/>
               <w:jc w:val="right"/>
             </w:pPr>
-            <w:r/>
             <w:r>
               <w:rPr>
                 <w:b w:val="0"/>
@@ -1098,14 +1676,19 @@
         </w:tc>
         <w:tc>
           <w:tcPr>
-            <w:tcW w:type="dxa" w:w="2211"/>
+            <w:tcW w:type="dxa" w:w="2148"/>
+            <w:tcBorders>
+              <w:top w:val="nil"/>
+              <w:left w:val="nil"/>
+              <w:bottom w:val="single" w:sz="4" w:color="DDE3EA" w:space="0"/>
+              <w:right w:val="nil"/>
+            </w:tcBorders>
           </w:tcPr>
           <w:p>
             <w:pPr>
-              <w:spacing w:after="0"/>
+              <w:spacing w:before="0" w:after="0"/>
               <w:jc w:val="right"/>
             </w:pPr>
-            <w:r/>
             <w:r>
               <w:rPr>
                 <w:b/>
@@ -1120,14 +1703,18 @@
       <w:tr>
         <w:tc>
           <w:tcPr>
-            <w:tcW w:type="dxa" w:w="2948"/>
-            <w:shd w:val="clear" w:color="auto" w:fill="F6F8FA"/>
+            <w:tcW w:type="dxa" w:w="2864"/>
+            <w:tcBorders>
+              <w:top w:val="nil"/>
+              <w:left w:val="nil"/>
+              <w:bottom w:val="single" w:sz="4" w:color="DDE3EA" w:space="0"/>
+              <w:right w:val="nil"/>
+            </w:tcBorders>
           </w:tcPr>
           <w:p>
             <w:pPr>
-              <w:spacing w:after="0"/>
+              <w:spacing w:before="0" w:after="0"/>
             </w:pPr>
-            <w:r/>
             <w:r>
               <w:rPr>
                 <w:b w:val="0"/>
@@ -1135,7 +1722,7 @@
               </w:rPr>
               <w:t>Koreguota EBITDA, mln. EUR</w:t>
             </w:r>
-            <w:hyperlink r:id="rId15">
+            <w:hyperlink r:id="rId17">
               <w:r>
                 <w:rPr>
                   <w:color w:val="2A78D6"/>
@@ -1152,7 +1739,7 @@
               </w:rPr>
               <w:t>,</w:t>
             </w:r>
-            <w:hyperlink r:id="rId11">
+            <w:hyperlink r:id="rId13">
               <w:r>
                 <w:rPr>
                   <w:color w:val="2A78D6"/>
@@ -1166,15 +1753,19 @@
         </w:tc>
         <w:tc>
           <w:tcPr>
-            <w:tcW w:type="dxa" w:w="1191"/>
-            <w:shd w:val="clear" w:color="auto" w:fill="F6F8FA"/>
+            <w:tcW w:type="dxa" w:w="1157"/>
+            <w:tcBorders>
+              <w:top w:val="nil"/>
+              <w:left w:val="nil"/>
+              <w:bottom w:val="single" w:sz="4" w:color="DDE3EA" w:space="0"/>
+              <w:right w:val="nil"/>
+            </w:tcBorders>
           </w:tcPr>
           <w:p>
             <w:pPr>
-              <w:spacing w:after="0"/>
+              <w:spacing w:before="0" w:after="0"/>
               <w:jc w:val="right"/>
             </w:pPr>
-            <w:r/>
             <w:r>
               <w:rPr>
                 <w:b w:val="0"/>
@@ -1186,15 +1777,19 @@
         </w:tc>
         <w:tc>
           <w:tcPr>
-            <w:tcW w:type="dxa" w:w="1191"/>
-            <w:shd w:val="clear" w:color="auto" w:fill="F6F8FA"/>
+            <w:tcW w:type="dxa" w:w="1157"/>
+            <w:tcBorders>
+              <w:top w:val="nil"/>
+              <w:left w:val="nil"/>
+              <w:bottom w:val="single" w:sz="4" w:color="DDE3EA" w:space="0"/>
+              <w:right w:val="nil"/>
+            </w:tcBorders>
           </w:tcPr>
           <w:p>
             <w:pPr>
-              <w:spacing w:after="0"/>
+              <w:spacing w:before="0" w:after="0"/>
               <w:jc w:val="right"/>
             </w:pPr>
-            <w:r/>
             <w:r>
               <w:rPr>
                 <w:b w:val="0"/>
@@ -1206,15 +1801,19 @@
         </w:tc>
         <w:tc>
           <w:tcPr>
-            <w:tcW w:type="dxa" w:w="1191"/>
-            <w:shd w:val="clear" w:color="auto" w:fill="F6F8FA"/>
+            <w:tcW w:type="dxa" w:w="1157"/>
+            <w:tcBorders>
+              <w:top w:val="nil"/>
+              <w:left w:val="nil"/>
+              <w:bottom w:val="single" w:sz="4" w:color="DDE3EA" w:space="0"/>
+              <w:right w:val="nil"/>
+            </w:tcBorders>
           </w:tcPr>
           <w:p>
             <w:pPr>
-              <w:spacing w:after="0"/>
+              <w:spacing w:before="0" w:after="0"/>
               <w:jc w:val="right"/>
             </w:pPr>
-            <w:r/>
             <w:r>
               <w:rPr>
                 <w:b w:val="0"/>
@@ -1226,15 +1825,19 @@
         </w:tc>
         <w:tc>
           <w:tcPr>
-            <w:tcW w:type="dxa" w:w="1191"/>
-            <w:shd w:val="clear" w:color="auto" w:fill="F6F8FA"/>
+            <w:tcW w:type="dxa" w:w="1157"/>
+            <w:tcBorders>
+              <w:top w:val="nil"/>
+              <w:left w:val="nil"/>
+              <w:bottom w:val="single" w:sz="4" w:color="DDE3EA" w:space="0"/>
+              <w:right w:val="nil"/>
+            </w:tcBorders>
           </w:tcPr>
           <w:p>
             <w:pPr>
-              <w:spacing w:after="0"/>
+              <w:spacing w:before="0" w:after="0"/>
               <w:jc w:val="right"/>
             </w:pPr>
-            <w:r/>
             <w:r>
               <w:rPr>
                 <w:b w:val="0"/>
@@ -1246,15 +1849,19 @@
         </w:tc>
         <w:tc>
           <w:tcPr>
-            <w:tcW w:type="dxa" w:w="2211"/>
-            <w:shd w:val="clear" w:color="auto" w:fill="F6F8FA"/>
+            <w:tcW w:type="dxa" w:w="2148"/>
+            <w:tcBorders>
+              <w:top w:val="nil"/>
+              <w:left w:val="nil"/>
+              <w:bottom w:val="single" w:sz="4" w:color="DDE3EA" w:space="0"/>
+              <w:right w:val="nil"/>
+            </w:tcBorders>
           </w:tcPr>
           <w:p>
             <w:pPr>
-              <w:spacing w:after="0"/>
+              <w:spacing w:before="0" w:after="0"/>
               <w:jc w:val="right"/>
             </w:pPr>
-            <w:r/>
             <w:r>
               <w:rPr>
                 <w:b/>
@@ -1269,13 +1876,18 @@
       <w:tr>
         <w:tc>
           <w:tcPr>
-            <w:tcW w:type="dxa" w:w="2948"/>
+            <w:tcW w:type="dxa" w:w="2864"/>
+            <w:tcBorders>
+              <w:top w:val="nil"/>
+              <w:left w:val="nil"/>
+              <w:bottom w:val="single" w:sz="4" w:color="DDE3EA" w:space="0"/>
+              <w:right w:val="nil"/>
+            </w:tcBorders>
           </w:tcPr>
           <w:p>
             <w:pPr>
-              <w:spacing w:after="0"/>
+              <w:spacing w:before="0" w:after="0"/>
             </w:pPr>
-            <w:r/>
             <w:r>
               <w:rPr>
                 <w:b w:val="0"/>
@@ -1283,7 +1895,7 @@
               </w:rPr>
               <w:t>Koreguotos EBITDA marža</w:t>
             </w:r>
-            <w:hyperlink r:id="rId15">
+            <w:hyperlink r:id="rId17">
               <w:r>
                 <w:rPr>
                   <w:color w:val="2A78D6"/>
@@ -1300,7 +1912,7 @@
               </w:rPr>
               <w:t>,</w:t>
             </w:r>
-            <w:hyperlink r:id="rId11">
+            <w:hyperlink r:id="rId13">
               <w:r>
                 <w:rPr>
                   <w:color w:val="2A78D6"/>
@@ -1314,14 +1926,19 @@
         </w:tc>
         <w:tc>
           <w:tcPr>
-            <w:tcW w:type="dxa" w:w="1191"/>
+            <w:tcW w:type="dxa" w:w="1157"/>
+            <w:tcBorders>
+              <w:top w:val="nil"/>
+              <w:left w:val="nil"/>
+              <w:bottom w:val="single" w:sz="4" w:color="DDE3EA" w:space="0"/>
+              <w:right w:val="nil"/>
+            </w:tcBorders>
           </w:tcPr>
           <w:p>
             <w:pPr>
-              <w:spacing w:after="0"/>
+              <w:spacing w:before="0" w:after="0"/>
               <w:jc w:val="right"/>
             </w:pPr>
-            <w:r/>
             <w:r>
               <w:rPr>
                 <w:b w:val="0"/>
@@ -1333,14 +1950,19 @@
         </w:tc>
         <w:tc>
           <w:tcPr>
-            <w:tcW w:type="dxa" w:w="1191"/>
+            <w:tcW w:type="dxa" w:w="1157"/>
+            <w:tcBorders>
+              <w:top w:val="nil"/>
+              <w:left w:val="nil"/>
+              <w:bottom w:val="single" w:sz="4" w:color="DDE3EA" w:space="0"/>
+              <w:right w:val="nil"/>
+            </w:tcBorders>
           </w:tcPr>
           <w:p>
             <w:pPr>
-              <w:spacing w:after="0"/>
+              <w:spacing w:before="0" w:after="0"/>
               <w:jc w:val="right"/>
             </w:pPr>
-            <w:r/>
             <w:r>
               <w:rPr>
                 <w:b w:val="0"/>
@@ -1352,14 +1974,19 @@
         </w:tc>
         <w:tc>
           <w:tcPr>
-            <w:tcW w:type="dxa" w:w="1191"/>
+            <w:tcW w:type="dxa" w:w="1157"/>
+            <w:tcBorders>
+              <w:top w:val="nil"/>
+              <w:left w:val="nil"/>
+              <w:bottom w:val="single" w:sz="4" w:color="DDE3EA" w:space="0"/>
+              <w:right w:val="nil"/>
+            </w:tcBorders>
           </w:tcPr>
           <w:p>
             <w:pPr>
-              <w:spacing w:after="0"/>
+              <w:spacing w:before="0" w:after="0"/>
               <w:jc w:val="right"/>
             </w:pPr>
-            <w:r/>
             <w:r>
               <w:rPr>
                 <w:b w:val="0"/>
@@ -1371,15 +1998,20 @@
         </w:tc>
         <w:tc>
           <w:tcPr>
-            <w:tcW w:type="dxa" w:w="1191"/>
+            <w:tcW w:type="dxa" w:w="1157"/>
+            <w:tcBorders>
+              <w:top w:val="nil"/>
+              <w:left w:val="nil"/>
+              <w:bottom w:val="single" w:sz="4" w:color="DDE3EA" w:space="0"/>
+              <w:right w:val="nil"/>
+            </w:tcBorders>
             <w:shd w:val="clear" w:color="auto" w:fill="E3F3E8"/>
           </w:tcPr>
           <w:p>
             <w:pPr>
-              <w:spacing w:after="0"/>
+              <w:spacing w:before="0" w:after="0"/>
               <w:jc w:val="right"/>
             </w:pPr>
-            <w:r/>
             <w:r>
               <w:rPr>
                 <w:b/>
@@ -1391,14 +2023,19 @@
         </w:tc>
         <w:tc>
           <w:tcPr>
-            <w:tcW w:type="dxa" w:w="2211"/>
+            <w:tcW w:type="dxa" w:w="2148"/>
+            <w:tcBorders>
+              <w:top w:val="nil"/>
+              <w:left w:val="nil"/>
+              <w:bottom w:val="single" w:sz="4" w:color="DDE3EA" w:space="0"/>
+              <w:right w:val="nil"/>
+            </w:tcBorders>
           </w:tcPr>
           <w:p>
             <w:pPr>
-              <w:spacing w:after="0"/>
+              <w:spacing w:before="0" w:after="0"/>
               <w:jc w:val="right"/>
             </w:pPr>
-            <w:r/>
             <w:r>
               <w:rPr>
                 <w:b/>
@@ -1413,14 +2050,18 @@
       <w:tr>
         <w:tc>
           <w:tcPr>
-            <w:tcW w:type="dxa" w:w="2948"/>
-            <w:shd w:val="clear" w:color="auto" w:fill="F6F8FA"/>
+            <w:tcW w:type="dxa" w:w="2864"/>
+            <w:tcBorders>
+              <w:top w:val="nil"/>
+              <w:left w:val="nil"/>
+              <w:bottom w:val="single" w:sz="4" w:color="DDE3EA" w:space="0"/>
+              <w:right w:val="nil"/>
+            </w:tcBorders>
           </w:tcPr>
           <w:p>
             <w:pPr>
-              <w:spacing w:after="0"/>
+              <w:spacing w:before="0" w:after="0"/>
             </w:pPr>
-            <w:r/>
             <w:r>
               <w:rPr>
                 <w:b w:val="0"/>
@@ -1428,7 +2069,7 @@
               </w:rPr>
               <w:t>Veiklos pelnas, mln. EUR</w:t>
             </w:r>
-            <w:hyperlink r:id="rId15">
+            <w:hyperlink r:id="rId17">
               <w:r>
                 <w:rPr>
                   <w:color w:val="2A78D6"/>
@@ -1445,7 +2086,7 @@
               </w:rPr>
               <w:t>,</w:t>
             </w:r>
-            <w:hyperlink r:id="rId11">
+            <w:hyperlink r:id="rId13">
               <w:r>
                 <w:rPr>
                   <w:color w:val="2A78D6"/>
@@ -1459,15 +2100,19 @@
         </w:tc>
         <w:tc>
           <w:tcPr>
-            <w:tcW w:type="dxa" w:w="1191"/>
-            <w:shd w:val="clear" w:color="auto" w:fill="F6F8FA"/>
+            <w:tcW w:type="dxa" w:w="1157"/>
+            <w:tcBorders>
+              <w:top w:val="nil"/>
+              <w:left w:val="nil"/>
+              <w:bottom w:val="single" w:sz="4" w:color="DDE3EA" w:space="0"/>
+              <w:right w:val="nil"/>
+            </w:tcBorders>
           </w:tcPr>
           <w:p>
             <w:pPr>
-              <w:spacing w:after="0"/>
+              <w:spacing w:before="0" w:after="0"/>
               <w:jc w:val="right"/>
             </w:pPr>
-            <w:r/>
             <w:r>
               <w:rPr>
                 <w:b w:val="0"/>
@@ -1479,15 +2124,19 @@
         </w:tc>
         <w:tc>
           <w:tcPr>
-            <w:tcW w:type="dxa" w:w="1191"/>
-            <w:shd w:val="clear" w:color="auto" w:fill="F6F8FA"/>
+            <w:tcW w:type="dxa" w:w="1157"/>
+            <w:tcBorders>
+              <w:top w:val="nil"/>
+              <w:left w:val="nil"/>
+              <w:bottom w:val="single" w:sz="4" w:color="DDE3EA" w:space="0"/>
+              <w:right w:val="nil"/>
+            </w:tcBorders>
           </w:tcPr>
           <w:p>
             <w:pPr>
-              <w:spacing w:after="0"/>
+              <w:spacing w:before="0" w:after="0"/>
               <w:jc w:val="right"/>
             </w:pPr>
-            <w:r/>
             <w:r>
               <w:rPr>
                 <w:b w:val="0"/>
@@ -1499,15 +2148,19 @@
         </w:tc>
         <w:tc>
           <w:tcPr>
-            <w:tcW w:type="dxa" w:w="1191"/>
-            <w:shd w:val="clear" w:color="auto" w:fill="F6F8FA"/>
+            <w:tcW w:type="dxa" w:w="1157"/>
+            <w:tcBorders>
+              <w:top w:val="nil"/>
+              <w:left w:val="nil"/>
+              <w:bottom w:val="single" w:sz="4" w:color="DDE3EA" w:space="0"/>
+              <w:right w:val="nil"/>
+            </w:tcBorders>
           </w:tcPr>
           <w:p>
             <w:pPr>
-              <w:spacing w:after="0"/>
+              <w:spacing w:before="0" w:after="0"/>
               <w:jc w:val="right"/>
             </w:pPr>
-            <w:r/>
             <w:r>
               <w:rPr>
                 <w:b w:val="0"/>
@@ -1519,15 +2172,19 @@
         </w:tc>
         <w:tc>
           <w:tcPr>
-            <w:tcW w:type="dxa" w:w="1191"/>
-            <w:shd w:val="clear" w:color="auto" w:fill="F6F8FA"/>
+            <w:tcW w:type="dxa" w:w="1157"/>
+            <w:tcBorders>
+              <w:top w:val="nil"/>
+              <w:left w:val="nil"/>
+              <w:bottom w:val="single" w:sz="4" w:color="DDE3EA" w:space="0"/>
+              <w:right w:val="nil"/>
+            </w:tcBorders>
           </w:tcPr>
           <w:p>
             <w:pPr>
-              <w:spacing w:after="0"/>
+              <w:spacing w:before="0" w:after="0"/>
               <w:jc w:val="right"/>
             </w:pPr>
-            <w:r/>
             <w:r>
               <w:rPr>
                 <w:b w:val="0"/>
@@ -1539,15 +2196,19 @@
         </w:tc>
         <w:tc>
           <w:tcPr>
-            <w:tcW w:type="dxa" w:w="2211"/>
-            <w:shd w:val="clear" w:color="auto" w:fill="F6F8FA"/>
+            <w:tcW w:type="dxa" w:w="2148"/>
+            <w:tcBorders>
+              <w:top w:val="nil"/>
+              <w:left w:val="nil"/>
+              <w:bottom w:val="single" w:sz="4" w:color="DDE3EA" w:space="0"/>
+              <w:right w:val="nil"/>
+            </w:tcBorders>
           </w:tcPr>
           <w:p>
             <w:pPr>
-              <w:spacing w:after="0"/>
+              <w:spacing w:before="0" w:after="0"/>
               <w:jc w:val="right"/>
             </w:pPr>
-            <w:r/>
             <w:r>
               <w:rPr>
                 <w:b/>
@@ -1562,13 +2223,18 @@
       <w:tr>
         <w:tc>
           <w:tcPr>
-            <w:tcW w:type="dxa" w:w="2948"/>
+            <w:tcW w:type="dxa" w:w="2864"/>
+            <w:tcBorders>
+              <w:top w:val="nil"/>
+              <w:left w:val="nil"/>
+              <w:bottom w:val="single" w:sz="4" w:color="DDE3EA" w:space="0"/>
+              <w:right w:val="nil"/>
+            </w:tcBorders>
           </w:tcPr>
           <w:p>
             <w:pPr>
-              <w:spacing w:after="0"/>
+              <w:spacing w:before="0" w:after="0"/>
             </w:pPr>
-            <w:r/>
             <w:r>
               <w:rPr>
                 <w:b w:val="0"/>
@@ -1576,7 +2242,7 @@
               </w:rPr>
               <w:t>Grynasis pelnas, mln. EUR</w:t>
             </w:r>
-            <w:hyperlink r:id="rId15">
+            <w:hyperlink r:id="rId17">
               <w:r>
                 <w:rPr>
                   <w:color w:val="2A78D6"/>
@@ -1593,7 +2259,7 @@
               </w:rPr>
               <w:t>,</w:t>
             </w:r>
-            <w:hyperlink r:id="rId11">
+            <w:hyperlink r:id="rId13">
               <w:r>
                 <w:rPr>
                   <w:color w:val="2A78D6"/>
@@ -1607,14 +2273,19 @@
         </w:tc>
         <w:tc>
           <w:tcPr>
-            <w:tcW w:type="dxa" w:w="1191"/>
+            <w:tcW w:type="dxa" w:w="1157"/>
+            <w:tcBorders>
+              <w:top w:val="nil"/>
+              <w:left w:val="nil"/>
+              <w:bottom w:val="single" w:sz="4" w:color="DDE3EA" w:space="0"/>
+              <w:right w:val="nil"/>
+            </w:tcBorders>
           </w:tcPr>
           <w:p>
             <w:pPr>
-              <w:spacing w:after="0"/>
+              <w:spacing w:before="0" w:after="0"/>
               <w:jc w:val="right"/>
             </w:pPr>
-            <w:r/>
             <w:r>
               <w:rPr>
                 <w:b w:val="0"/>
@@ -1626,14 +2297,19 @@
         </w:tc>
         <w:tc>
           <w:tcPr>
-            <w:tcW w:type="dxa" w:w="1191"/>
+            <w:tcW w:type="dxa" w:w="1157"/>
+            <w:tcBorders>
+              <w:top w:val="nil"/>
+              <w:left w:val="nil"/>
+              <w:bottom w:val="single" w:sz="4" w:color="DDE3EA" w:space="0"/>
+              <w:right w:val="nil"/>
+            </w:tcBorders>
           </w:tcPr>
           <w:p>
             <w:pPr>
-              <w:spacing w:after="0"/>
+              <w:spacing w:before="0" w:after="0"/>
               <w:jc w:val="right"/>
             </w:pPr>
-            <w:r/>
             <w:r>
               <w:rPr>
                 <w:b w:val="0"/>
@@ -1645,14 +2321,19 @@
         </w:tc>
         <w:tc>
           <w:tcPr>
-            <w:tcW w:type="dxa" w:w="1191"/>
+            <w:tcW w:type="dxa" w:w="1157"/>
+            <w:tcBorders>
+              <w:top w:val="nil"/>
+              <w:left w:val="nil"/>
+              <w:bottom w:val="single" w:sz="4" w:color="DDE3EA" w:space="0"/>
+              <w:right w:val="nil"/>
+            </w:tcBorders>
           </w:tcPr>
           <w:p>
             <w:pPr>
-              <w:spacing w:after="0"/>
+              <w:spacing w:before="0" w:after="0"/>
               <w:jc w:val="right"/>
             </w:pPr>
-            <w:r/>
             <w:r>
               <w:rPr>
                 <w:b w:val="0"/>
@@ -1664,14 +2345,19 @@
         </w:tc>
         <w:tc>
           <w:tcPr>
-            <w:tcW w:type="dxa" w:w="1191"/>
+            <w:tcW w:type="dxa" w:w="1157"/>
+            <w:tcBorders>
+              <w:top w:val="nil"/>
+              <w:left w:val="nil"/>
+              <w:bottom w:val="single" w:sz="4" w:color="DDE3EA" w:space="0"/>
+              <w:right w:val="nil"/>
+            </w:tcBorders>
           </w:tcPr>
           <w:p>
             <w:pPr>
-              <w:spacing w:after="0"/>
+              <w:spacing w:before="0" w:after="0"/>
               <w:jc w:val="right"/>
             </w:pPr>
-            <w:r/>
             <w:r>
               <w:rPr>
                 <w:b w:val="0"/>
@@ -1683,14 +2369,19 @@
         </w:tc>
         <w:tc>
           <w:tcPr>
-            <w:tcW w:type="dxa" w:w="2211"/>
+            <w:tcW w:type="dxa" w:w="2148"/>
+            <w:tcBorders>
+              <w:top w:val="nil"/>
+              <w:left w:val="nil"/>
+              <w:bottom w:val="single" w:sz="4" w:color="DDE3EA" w:space="0"/>
+              <w:right w:val="nil"/>
+            </w:tcBorders>
           </w:tcPr>
           <w:p>
             <w:pPr>
-              <w:spacing w:after="0"/>
+              <w:spacing w:before="0" w:after="0"/>
               <w:jc w:val="right"/>
             </w:pPr>
-            <w:r/>
             <w:r>
               <w:rPr>
                 <w:b/>
@@ -1705,14 +2396,18 @@
       <w:tr>
         <w:tc>
           <w:tcPr>
-            <w:tcW w:type="dxa" w:w="2948"/>
-            <w:shd w:val="clear" w:color="auto" w:fill="F6F8FA"/>
+            <w:tcW w:type="dxa" w:w="2864"/>
+            <w:tcBorders>
+              <w:top w:val="nil"/>
+              <w:left w:val="nil"/>
+              <w:bottom w:val="single" w:sz="4" w:color="DDE3EA" w:space="0"/>
+              <w:right w:val="nil"/>
+            </w:tcBorders>
           </w:tcPr>
           <w:p>
             <w:pPr>
-              <w:spacing w:after="0"/>
+              <w:spacing w:before="0" w:after="0"/>
             </w:pPr>
-            <w:r/>
             <w:r>
               <w:rPr>
                 <w:b w:val="0"/>
@@ -1720,7 +2415,7 @@
               </w:rPr>
               <w:t>Investicijos, mln. EUR</w:t>
             </w:r>
-            <w:hyperlink r:id="rId15">
+            <w:hyperlink r:id="rId17">
               <w:r>
                 <w:rPr>
                   <w:color w:val="2A78D6"/>
@@ -1737,7 +2432,7 @@
               </w:rPr>
               <w:t>,</w:t>
             </w:r>
-            <w:hyperlink r:id="rId11">
+            <w:hyperlink r:id="rId13">
               <w:r>
                 <w:rPr>
                   <w:color w:val="2A78D6"/>
@@ -1751,15 +2446,19 @@
         </w:tc>
         <w:tc>
           <w:tcPr>
-            <w:tcW w:type="dxa" w:w="1191"/>
-            <w:shd w:val="clear" w:color="auto" w:fill="F6F8FA"/>
+            <w:tcW w:type="dxa" w:w="1157"/>
+            <w:tcBorders>
+              <w:top w:val="nil"/>
+              <w:left w:val="nil"/>
+              <w:bottom w:val="single" w:sz="4" w:color="DDE3EA" w:space="0"/>
+              <w:right w:val="nil"/>
+            </w:tcBorders>
           </w:tcPr>
           <w:p>
             <w:pPr>
-              <w:spacing w:after="0"/>
+              <w:spacing w:before="0" w:after="0"/>
               <w:jc w:val="right"/>
             </w:pPr>
-            <w:r/>
             <w:r>
               <w:rPr>
                 <w:b w:val="0"/>
@@ -1771,15 +2470,19 @@
         </w:tc>
         <w:tc>
           <w:tcPr>
-            <w:tcW w:type="dxa" w:w="1191"/>
-            <w:shd w:val="clear" w:color="auto" w:fill="F6F8FA"/>
+            <w:tcW w:type="dxa" w:w="1157"/>
+            <w:tcBorders>
+              <w:top w:val="nil"/>
+              <w:left w:val="nil"/>
+              <w:bottom w:val="single" w:sz="4" w:color="DDE3EA" w:space="0"/>
+              <w:right w:val="nil"/>
+            </w:tcBorders>
           </w:tcPr>
           <w:p>
             <w:pPr>
-              <w:spacing w:after="0"/>
+              <w:spacing w:before="0" w:after="0"/>
               <w:jc w:val="right"/>
             </w:pPr>
-            <w:r/>
             <w:r>
               <w:rPr>
                 <w:b w:val="0"/>
@@ -1791,15 +2494,19 @@
         </w:tc>
         <w:tc>
           <w:tcPr>
-            <w:tcW w:type="dxa" w:w="1191"/>
-            <w:shd w:val="clear" w:color="auto" w:fill="F6F8FA"/>
+            <w:tcW w:type="dxa" w:w="1157"/>
+            <w:tcBorders>
+              <w:top w:val="nil"/>
+              <w:left w:val="nil"/>
+              <w:bottom w:val="single" w:sz="4" w:color="DDE3EA" w:space="0"/>
+              <w:right w:val="nil"/>
+            </w:tcBorders>
           </w:tcPr>
           <w:p>
             <w:pPr>
-              <w:spacing w:after="0"/>
+              <w:spacing w:before="0" w:after="0"/>
               <w:jc w:val="right"/>
             </w:pPr>
-            <w:r/>
             <w:r>
               <w:rPr>
                 <w:b w:val="0"/>
@@ -1811,15 +2518,19 @@
         </w:tc>
         <w:tc>
           <w:tcPr>
-            <w:tcW w:type="dxa" w:w="1191"/>
-            <w:shd w:val="clear" w:color="auto" w:fill="F6F8FA"/>
+            <w:tcW w:type="dxa" w:w="1157"/>
+            <w:tcBorders>
+              <w:top w:val="nil"/>
+              <w:left w:val="nil"/>
+              <w:bottom w:val="single" w:sz="4" w:color="DDE3EA" w:space="0"/>
+              <w:right w:val="nil"/>
+            </w:tcBorders>
           </w:tcPr>
           <w:p>
             <w:pPr>
-              <w:spacing w:after="0"/>
+              <w:spacing w:before="0" w:after="0"/>
               <w:jc w:val="right"/>
             </w:pPr>
-            <w:r/>
             <w:r>
               <w:rPr>
                 <w:b w:val="0"/>
@@ -1831,15 +2542,19 @@
         </w:tc>
         <w:tc>
           <w:tcPr>
-            <w:tcW w:type="dxa" w:w="2211"/>
-            <w:shd w:val="clear" w:color="auto" w:fill="F6F8FA"/>
+            <w:tcW w:type="dxa" w:w="2148"/>
+            <w:tcBorders>
+              <w:top w:val="nil"/>
+              <w:left w:val="nil"/>
+              <w:bottom w:val="single" w:sz="4" w:color="DDE3EA" w:space="0"/>
+              <w:right w:val="nil"/>
+            </w:tcBorders>
           </w:tcPr>
           <w:p>
             <w:pPr>
-              <w:spacing w:after="0"/>
+              <w:spacing w:before="0" w:after="0"/>
               <w:jc w:val="right"/>
             </w:pPr>
-            <w:r/>
             <w:r>
               <w:rPr>
                 <w:b w:val="0"/>
@@ -1854,13 +2569,18 @@
       <w:tr>
         <w:tc>
           <w:tcPr>
-            <w:tcW w:type="dxa" w:w="2948"/>
+            <w:tcW w:type="dxa" w:w="2864"/>
+            <w:tcBorders>
+              <w:top w:val="nil"/>
+              <w:left w:val="nil"/>
+              <w:bottom w:val="single" w:sz="4" w:color="DDE3EA" w:space="0"/>
+              <w:right w:val="nil"/>
+            </w:tcBorders>
           </w:tcPr>
           <w:p>
             <w:pPr>
-              <w:spacing w:after="0"/>
+              <w:spacing w:before="0" w:after="0"/>
             </w:pPr>
-            <w:r/>
             <w:r>
               <w:rPr>
                 <w:b w:val="0"/>
@@ -1868,7 +2588,7 @@
               </w:rPr>
               <w:t>Grynoji skola, mln. EUR</w:t>
             </w:r>
-            <w:hyperlink r:id="rId15">
+            <w:hyperlink r:id="rId17">
               <w:r>
                 <w:rPr>
                   <w:color w:val="2A78D6"/>
@@ -1885,7 +2605,7 @@
               </w:rPr>
               <w:t>,</w:t>
             </w:r>
-            <w:hyperlink r:id="rId11">
+            <w:hyperlink r:id="rId13">
               <w:r>
                 <w:rPr>
                   <w:color w:val="2A78D6"/>
@@ -1899,14 +2619,19 @@
         </w:tc>
         <w:tc>
           <w:tcPr>
-            <w:tcW w:type="dxa" w:w="1191"/>
+            <w:tcW w:type="dxa" w:w="1157"/>
+            <w:tcBorders>
+              <w:top w:val="nil"/>
+              <w:left w:val="nil"/>
+              <w:bottom w:val="single" w:sz="4" w:color="DDE3EA" w:space="0"/>
+              <w:right w:val="nil"/>
+            </w:tcBorders>
           </w:tcPr>
           <w:p>
             <w:pPr>
-              <w:spacing w:after="0"/>
+              <w:spacing w:before="0" w:after="0"/>
               <w:jc w:val="right"/>
             </w:pPr>
-            <w:r/>
             <w:r>
               <w:rPr>
                 <w:b w:val="0"/>
@@ -1918,14 +2643,19 @@
         </w:tc>
         <w:tc>
           <w:tcPr>
-            <w:tcW w:type="dxa" w:w="1191"/>
+            <w:tcW w:type="dxa" w:w="1157"/>
+            <w:tcBorders>
+              <w:top w:val="nil"/>
+              <w:left w:val="nil"/>
+              <w:bottom w:val="single" w:sz="4" w:color="DDE3EA" w:space="0"/>
+              <w:right w:val="nil"/>
+            </w:tcBorders>
           </w:tcPr>
           <w:p>
             <w:pPr>
-              <w:spacing w:after="0"/>
+              <w:spacing w:before="0" w:after="0"/>
               <w:jc w:val="right"/>
             </w:pPr>
-            <w:r/>
             <w:r>
               <w:rPr>
                 <w:b w:val="0"/>
@@ -1937,14 +2667,19 @@
         </w:tc>
         <w:tc>
           <w:tcPr>
-            <w:tcW w:type="dxa" w:w="1191"/>
+            <w:tcW w:type="dxa" w:w="1157"/>
+            <w:tcBorders>
+              <w:top w:val="nil"/>
+              <w:left w:val="nil"/>
+              <w:bottom w:val="single" w:sz="4" w:color="DDE3EA" w:space="0"/>
+              <w:right w:val="nil"/>
+            </w:tcBorders>
           </w:tcPr>
           <w:p>
             <w:pPr>
-              <w:spacing w:after="0"/>
+              <w:spacing w:before="0" w:after="0"/>
               <w:jc w:val="right"/>
             </w:pPr>
-            <w:r/>
             <w:r>
               <w:rPr>
                 <w:b w:val="0"/>
@@ -1956,14 +2691,19 @@
         </w:tc>
         <w:tc>
           <w:tcPr>
-            <w:tcW w:type="dxa" w:w="1191"/>
+            <w:tcW w:type="dxa" w:w="1157"/>
+            <w:tcBorders>
+              <w:top w:val="nil"/>
+              <w:left w:val="nil"/>
+              <w:bottom w:val="single" w:sz="4" w:color="DDE3EA" w:space="0"/>
+              <w:right w:val="nil"/>
+            </w:tcBorders>
           </w:tcPr>
           <w:p>
             <w:pPr>
-              <w:spacing w:after="0"/>
+              <w:spacing w:before="0" w:after="0"/>
               <w:jc w:val="right"/>
             </w:pPr>
-            <w:r/>
             <w:r>
               <w:rPr>
                 <w:b w:val="0"/>
@@ -1975,14 +2715,19 @@
         </w:tc>
         <w:tc>
           <w:tcPr>
-            <w:tcW w:type="dxa" w:w="2211"/>
+            <w:tcW w:type="dxa" w:w="2148"/>
+            <w:tcBorders>
+              <w:top w:val="nil"/>
+              <w:left w:val="nil"/>
+              <w:bottom w:val="single" w:sz="4" w:color="DDE3EA" w:space="0"/>
+              <w:right w:val="nil"/>
+            </w:tcBorders>
           </w:tcPr>
           <w:p>
             <w:pPr>
-              <w:spacing w:after="0"/>
+              <w:spacing w:before="0" w:after="0"/>
               <w:jc w:val="right"/>
             </w:pPr>
-            <w:r/>
             <w:r>
               <w:rPr>
                 <w:b/>
@@ -1997,14 +2742,18 @@
       <w:tr>
         <w:tc>
           <w:tcPr>
-            <w:tcW w:type="dxa" w:w="2948"/>
-            <w:shd w:val="clear" w:color="auto" w:fill="F6F8FA"/>
+            <w:tcW w:type="dxa" w:w="2864"/>
+            <w:tcBorders>
+              <w:top w:val="nil"/>
+              <w:left w:val="nil"/>
+              <w:bottom w:val="single" w:sz="4" w:color="DDE3EA" w:space="0"/>
+              <w:right w:val="nil"/>
+            </w:tcBorders>
           </w:tcPr>
           <w:p>
             <w:pPr>
-              <w:spacing w:after="0"/>
+              <w:spacing w:before="0" w:after="0"/>
             </w:pPr>
-            <w:r/>
             <w:r>
               <w:rPr>
                 <w:b w:val="0"/>
@@ -2016,15 +2765,19 @@
         </w:tc>
         <w:tc>
           <w:tcPr>
-            <w:tcW w:type="dxa" w:w="1191"/>
-            <w:shd w:val="clear" w:color="auto" w:fill="F6F8FA"/>
+            <w:tcW w:type="dxa" w:w="1157"/>
+            <w:tcBorders>
+              <w:top w:val="nil"/>
+              <w:left w:val="nil"/>
+              <w:bottom w:val="single" w:sz="4" w:color="DDE3EA" w:space="0"/>
+              <w:right w:val="nil"/>
+            </w:tcBorders>
           </w:tcPr>
           <w:p>
             <w:pPr>
-              <w:spacing w:after="0"/>
+              <w:spacing w:before="0" w:after="0"/>
               <w:jc w:val="right"/>
             </w:pPr>
-            <w:r/>
             <w:r>
               <w:rPr>
                 <w:b w:val="0"/>
@@ -2036,15 +2789,19 @@
         </w:tc>
         <w:tc>
           <w:tcPr>
-            <w:tcW w:type="dxa" w:w="1191"/>
-            <w:shd w:val="clear" w:color="auto" w:fill="F6F8FA"/>
+            <w:tcW w:type="dxa" w:w="1157"/>
+            <w:tcBorders>
+              <w:top w:val="nil"/>
+              <w:left w:val="nil"/>
+              <w:bottom w:val="single" w:sz="4" w:color="DDE3EA" w:space="0"/>
+              <w:right w:val="nil"/>
+            </w:tcBorders>
           </w:tcPr>
           <w:p>
             <w:pPr>
-              <w:spacing w:after="0"/>
+              <w:spacing w:before="0" w:after="0"/>
               <w:jc w:val="right"/>
             </w:pPr>
-            <w:r/>
             <w:r>
               <w:rPr>
                 <w:b w:val="0"/>
@@ -2056,15 +2813,19 @@
         </w:tc>
         <w:tc>
           <w:tcPr>
-            <w:tcW w:type="dxa" w:w="1191"/>
-            <w:shd w:val="clear" w:color="auto" w:fill="F6F8FA"/>
+            <w:tcW w:type="dxa" w:w="1157"/>
+            <w:tcBorders>
+              <w:top w:val="nil"/>
+              <w:left w:val="nil"/>
+              <w:bottom w:val="single" w:sz="4" w:color="DDE3EA" w:space="0"/>
+              <w:right w:val="nil"/>
+            </w:tcBorders>
           </w:tcPr>
           <w:p>
             <w:pPr>
-              <w:spacing w:after="0"/>
+              <w:spacing w:before="0" w:after="0"/>
               <w:jc w:val="right"/>
             </w:pPr>
-            <w:r/>
             <w:r>
               <w:rPr>
                 <w:b w:val="0"/>
@@ -2076,15 +2837,20 @@
         </w:tc>
         <w:tc>
           <w:tcPr>
-            <w:tcW w:type="dxa" w:w="1191"/>
+            <w:tcW w:type="dxa" w:w="1157"/>
+            <w:tcBorders>
+              <w:top w:val="nil"/>
+              <w:left w:val="nil"/>
+              <w:bottom w:val="single" w:sz="4" w:color="DDE3EA" w:space="0"/>
+              <w:right w:val="nil"/>
+            </w:tcBorders>
             <w:shd w:val="clear" w:color="auto" w:fill="E3F3E8"/>
           </w:tcPr>
           <w:p>
             <w:pPr>
-              <w:spacing w:after="0"/>
+              <w:spacing w:before="0" w:after="0"/>
               <w:jc w:val="right"/>
             </w:pPr>
-            <w:r/>
             <w:r>
               <w:rPr>
                 <w:b/>
@@ -2096,15 +2862,19 @@
         </w:tc>
         <w:tc>
           <w:tcPr>
-            <w:tcW w:type="dxa" w:w="2211"/>
-            <w:shd w:val="clear" w:color="auto" w:fill="F6F8FA"/>
+            <w:tcW w:type="dxa" w:w="2148"/>
+            <w:tcBorders>
+              <w:top w:val="nil"/>
+              <w:left w:val="nil"/>
+              <w:bottom w:val="single" w:sz="4" w:color="DDE3EA" w:space="0"/>
+              <w:right w:val="nil"/>
+            </w:tcBorders>
           </w:tcPr>
           <w:p>
             <w:pPr>
-              <w:spacing w:after="0"/>
+              <w:spacing w:before="0" w:after="0"/>
               <w:jc w:val="right"/>
             </w:pPr>
-            <w:r/>
             <w:r>
               <w:rPr>
                 <w:b/>
@@ -2119,13 +2889,18 @@
       <w:tr>
         <w:tc>
           <w:tcPr>
-            <w:tcW w:type="dxa" w:w="2948"/>
+            <w:tcW w:type="dxa" w:w="2864"/>
+            <w:tcBorders>
+              <w:top w:val="nil"/>
+              <w:left w:val="nil"/>
+              <w:bottom w:val="single" w:sz="4" w:color="DDE3EA" w:space="0"/>
+              <w:right w:val="nil"/>
+            </w:tcBorders>
           </w:tcPr>
           <w:p>
             <w:pPr>
-              <w:spacing w:after="0"/>
+              <w:spacing w:before="0" w:after="0"/>
             </w:pPr>
-            <w:r/>
             <w:r>
               <w:rPr>
                 <w:b w:val="0"/>
@@ -2137,14 +2912,19 @@
         </w:tc>
         <w:tc>
           <w:tcPr>
-            <w:tcW w:type="dxa" w:w="1191"/>
+            <w:tcW w:type="dxa" w:w="1157"/>
+            <w:tcBorders>
+              <w:top w:val="nil"/>
+              <w:left w:val="nil"/>
+              <w:bottom w:val="single" w:sz="4" w:color="DDE3EA" w:space="0"/>
+              <w:right w:val="nil"/>
+            </w:tcBorders>
           </w:tcPr>
           <w:p>
             <w:pPr>
-              <w:spacing w:after="0"/>
+              <w:spacing w:before="0" w:after="0"/>
               <w:jc w:val="right"/>
             </w:pPr>
-            <w:r/>
             <w:r>
               <w:rPr>
                 <w:b w:val="0"/>
@@ -2156,14 +2936,19 @@
         </w:tc>
         <w:tc>
           <w:tcPr>
-            <w:tcW w:type="dxa" w:w="1191"/>
+            <w:tcW w:type="dxa" w:w="1157"/>
+            <w:tcBorders>
+              <w:top w:val="nil"/>
+              <w:left w:val="nil"/>
+              <w:bottom w:val="single" w:sz="4" w:color="DDE3EA" w:space="0"/>
+              <w:right w:val="nil"/>
+            </w:tcBorders>
           </w:tcPr>
           <w:p>
             <w:pPr>
-              <w:spacing w:after="0"/>
+              <w:spacing w:before="0" w:after="0"/>
               <w:jc w:val="right"/>
             </w:pPr>
-            <w:r/>
             <w:r>
               <w:rPr>
                 <w:b w:val="0"/>
@@ -2175,14 +2960,19 @@
         </w:tc>
         <w:tc>
           <w:tcPr>
-            <w:tcW w:type="dxa" w:w="1191"/>
+            <w:tcW w:type="dxa" w:w="1157"/>
+            <w:tcBorders>
+              <w:top w:val="nil"/>
+              <w:left w:val="nil"/>
+              <w:bottom w:val="single" w:sz="4" w:color="DDE3EA" w:space="0"/>
+              <w:right w:val="nil"/>
+            </w:tcBorders>
           </w:tcPr>
           <w:p>
             <w:pPr>
-              <w:spacing w:after="0"/>
+              <w:spacing w:before="0" w:after="0"/>
               <w:jc w:val="right"/>
             </w:pPr>
-            <w:r/>
             <w:r>
               <w:rPr>
                 <w:b w:val="0"/>
@@ -2194,15 +2984,20 @@
         </w:tc>
         <w:tc>
           <w:tcPr>
-            <w:tcW w:type="dxa" w:w="1191"/>
+            <w:tcW w:type="dxa" w:w="1157"/>
+            <w:tcBorders>
+              <w:top w:val="nil"/>
+              <w:left w:val="nil"/>
+              <w:bottom w:val="single" w:sz="4" w:color="DDE3EA" w:space="0"/>
+              <w:right w:val="nil"/>
+            </w:tcBorders>
             <w:shd w:val="clear" w:color="auto" w:fill="E3F3E8"/>
           </w:tcPr>
           <w:p>
             <w:pPr>
-              <w:spacing w:after="0"/>
+              <w:spacing w:before="0" w:after="0"/>
               <w:jc w:val="right"/>
             </w:pPr>
-            <w:r/>
             <w:r>
               <w:rPr>
                 <w:b/>
@@ -2214,14 +3009,19 @@
         </w:tc>
         <w:tc>
           <w:tcPr>
-            <w:tcW w:type="dxa" w:w="2211"/>
+            <w:tcW w:type="dxa" w:w="2148"/>
+            <w:tcBorders>
+              <w:top w:val="nil"/>
+              <w:left w:val="nil"/>
+              <w:bottom w:val="single" w:sz="4" w:color="DDE3EA" w:space="0"/>
+              <w:right w:val="nil"/>
+            </w:tcBorders>
           </w:tcPr>
           <w:p>
             <w:pPr>
-              <w:spacing w:after="0"/>
+              <w:spacing w:before="0" w:after="0"/>
               <w:jc w:val="right"/>
             </w:pPr>
-            <w:r/>
             <w:r>
               <w:rPr>
                 <w:b/>
@@ -2236,14 +3036,18 @@
       <w:tr>
         <w:tc>
           <w:tcPr>
-            <w:tcW w:type="dxa" w:w="2948"/>
-            <w:shd w:val="clear" w:color="auto" w:fill="F6F8FA"/>
+            <w:tcW w:type="dxa" w:w="2864"/>
+            <w:tcBorders>
+              <w:top w:val="nil"/>
+              <w:left w:val="nil"/>
+              <w:bottom w:val="single" w:sz="4" w:color="DDE3EA" w:space="0"/>
+              <w:right w:val="nil"/>
+            </w:tcBorders>
           </w:tcPr>
           <w:p>
             <w:pPr>
-              <w:spacing w:after="0"/>
+              <w:spacing w:before="0" w:after="0"/>
             </w:pPr>
-            <w:r/>
             <w:r>
               <w:rPr>
                 <w:b w:val="0"/>
@@ -2251,7 +3055,7 @@
               </w:rPr>
               <w:t>Krovinių kiekis, mln. t</w:t>
             </w:r>
-            <w:hyperlink r:id="rId15">
+            <w:hyperlink r:id="rId17">
               <w:r>
                 <w:rPr>
                   <w:color w:val="2A78D6"/>
@@ -2268,7 +3072,7 @@
               </w:rPr>
               <w:t>,</w:t>
             </w:r>
-            <w:hyperlink r:id="rId11">
+            <w:hyperlink r:id="rId13">
               <w:r>
                 <w:rPr>
                   <w:color w:val="2A78D6"/>
@@ -2282,15 +3086,19 @@
         </w:tc>
         <w:tc>
           <w:tcPr>
-            <w:tcW w:type="dxa" w:w="1191"/>
-            <w:shd w:val="clear" w:color="auto" w:fill="F6F8FA"/>
+            <w:tcW w:type="dxa" w:w="1157"/>
+            <w:tcBorders>
+              <w:top w:val="nil"/>
+              <w:left w:val="nil"/>
+              <w:bottom w:val="single" w:sz="4" w:color="DDE3EA" w:space="0"/>
+              <w:right w:val="nil"/>
+            </w:tcBorders>
           </w:tcPr>
           <w:p>
             <w:pPr>
-              <w:spacing w:after="0"/>
+              <w:spacing w:before="0" w:after="0"/>
               <w:jc w:val="right"/>
             </w:pPr>
-            <w:r/>
             <w:r>
               <w:rPr>
                 <w:b w:val="0"/>
@@ -2302,15 +3110,19 @@
         </w:tc>
         <w:tc>
           <w:tcPr>
-            <w:tcW w:type="dxa" w:w="1191"/>
-            <w:shd w:val="clear" w:color="auto" w:fill="F6F8FA"/>
+            <w:tcW w:type="dxa" w:w="1157"/>
+            <w:tcBorders>
+              <w:top w:val="nil"/>
+              <w:left w:val="nil"/>
+              <w:bottom w:val="single" w:sz="4" w:color="DDE3EA" w:space="0"/>
+              <w:right w:val="nil"/>
+            </w:tcBorders>
           </w:tcPr>
           <w:p>
             <w:pPr>
-              <w:spacing w:after="0"/>
+              <w:spacing w:before="0" w:after="0"/>
               <w:jc w:val="right"/>
             </w:pPr>
-            <w:r/>
             <w:r>
               <w:rPr>
                 <w:b w:val="0"/>
@@ -2322,15 +3134,19 @@
         </w:tc>
         <w:tc>
           <w:tcPr>
-            <w:tcW w:type="dxa" w:w="1191"/>
-            <w:shd w:val="clear" w:color="auto" w:fill="F6F8FA"/>
+            <w:tcW w:type="dxa" w:w="1157"/>
+            <w:tcBorders>
+              <w:top w:val="nil"/>
+              <w:left w:val="nil"/>
+              <w:bottom w:val="single" w:sz="4" w:color="DDE3EA" w:space="0"/>
+              <w:right w:val="nil"/>
+            </w:tcBorders>
           </w:tcPr>
           <w:p>
             <w:pPr>
-              <w:spacing w:after="0"/>
+              <w:spacing w:before="0" w:after="0"/>
               <w:jc w:val="right"/>
             </w:pPr>
-            <w:r/>
             <w:r>
               <w:rPr>
                 <w:b w:val="0"/>
@@ -2342,15 +3158,19 @@
         </w:tc>
         <w:tc>
           <w:tcPr>
-            <w:tcW w:type="dxa" w:w="1191"/>
-            <w:shd w:val="clear" w:color="auto" w:fill="F6F8FA"/>
+            <w:tcW w:type="dxa" w:w="1157"/>
+            <w:tcBorders>
+              <w:top w:val="nil"/>
+              <w:left w:val="nil"/>
+              <w:bottom w:val="single" w:sz="4" w:color="DDE3EA" w:space="0"/>
+              <w:right w:val="nil"/>
+            </w:tcBorders>
           </w:tcPr>
           <w:p>
             <w:pPr>
-              <w:spacing w:after="0"/>
+              <w:spacing w:before="0" w:after="0"/>
               <w:jc w:val="right"/>
             </w:pPr>
-            <w:r/>
             <w:r>
               <w:rPr>
                 <w:b w:val="0"/>
@@ -2362,15 +3182,19 @@
         </w:tc>
         <w:tc>
           <w:tcPr>
-            <w:tcW w:type="dxa" w:w="2211"/>
-            <w:shd w:val="clear" w:color="auto" w:fill="F6F8FA"/>
+            <w:tcW w:type="dxa" w:w="2148"/>
+            <w:tcBorders>
+              <w:top w:val="nil"/>
+              <w:left w:val="nil"/>
+              <w:bottom w:val="single" w:sz="4" w:color="DDE3EA" w:space="0"/>
+              <w:right w:val="nil"/>
+            </w:tcBorders>
           </w:tcPr>
           <w:p>
             <w:pPr>
-              <w:spacing w:after="0"/>
+              <w:spacing w:before="0" w:after="0"/>
               <w:jc w:val="right"/>
             </w:pPr>
-            <w:r/>
             <w:r>
               <w:rPr>
                 <w:b/>
@@ -2385,13 +3209,18 @@
       <w:tr>
         <w:tc>
           <w:tcPr>
-            <w:tcW w:type="dxa" w:w="2948"/>
+            <w:tcW w:type="dxa" w:w="2864"/>
+            <w:tcBorders>
+              <w:top w:val="nil"/>
+              <w:left w:val="nil"/>
+              <w:bottom w:val="single" w:sz="4" w:color="DDE3EA" w:space="0"/>
+              <w:right w:val="nil"/>
+            </w:tcBorders>
           </w:tcPr>
           <w:p>
             <w:pPr>
-              <w:spacing w:after="0"/>
+              <w:spacing w:before="0" w:after="0"/>
             </w:pPr>
-            <w:r/>
             <w:r>
               <w:rPr>
                 <w:b w:val="0"/>
@@ -2399,7 +3228,7 @@
               </w:rPr>
               <w:t>Keleiviai, mln.</w:t>
             </w:r>
-            <w:hyperlink r:id="rId11">
+            <w:hyperlink r:id="rId13">
               <w:r>
                 <w:rPr>
                   <w:color w:val="2A78D6"/>
@@ -2413,14 +3242,19 @@
         </w:tc>
         <w:tc>
           <w:tcPr>
-            <w:tcW w:type="dxa" w:w="1191"/>
+            <w:tcW w:type="dxa" w:w="1157"/>
+            <w:tcBorders>
+              <w:top w:val="nil"/>
+              <w:left w:val="nil"/>
+              <w:bottom w:val="single" w:sz="4" w:color="DDE3EA" w:space="0"/>
+              <w:right w:val="nil"/>
+            </w:tcBorders>
           </w:tcPr>
           <w:p>
             <w:pPr>
-              <w:spacing w:after="0"/>
+              <w:spacing w:before="0" w:after="0"/>
               <w:jc w:val="right"/>
             </w:pPr>
-            <w:r/>
             <w:r>
               <w:rPr>
                 <w:b w:val="0"/>
@@ -2432,14 +3266,19 @@
         </w:tc>
         <w:tc>
           <w:tcPr>
-            <w:tcW w:type="dxa" w:w="1191"/>
+            <w:tcW w:type="dxa" w:w="1157"/>
+            <w:tcBorders>
+              <w:top w:val="nil"/>
+              <w:left w:val="nil"/>
+              <w:bottom w:val="single" w:sz="4" w:color="DDE3EA" w:space="0"/>
+              <w:right w:val="nil"/>
+            </w:tcBorders>
           </w:tcPr>
           <w:p>
             <w:pPr>
-              <w:spacing w:after="0"/>
+              <w:spacing w:before="0" w:after="0"/>
               <w:jc w:val="right"/>
             </w:pPr>
-            <w:r/>
             <w:r>
               <w:rPr>
                 <w:b w:val="0"/>
@@ -2451,14 +3290,19 @@
         </w:tc>
         <w:tc>
           <w:tcPr>
-            <w:tcW w:type="dxa" w:w="1191"/>
+            <w:tcW w:type="dxa" w:w="1157"/>
+            <w:tcBorders>
+              <w:top w:val="nil"/>
+              <w:left w:val="nil"/>
+              <w:bottom w:val="single" w:sz="4" w:color="DDE3EA" w:space="0"/>
+              <w:right w:val="nil"/>
+            </w:tcBorders>
           </w:tcPr>
           <w:p>
             <w:pPr>
-              <w:spacing w:after="0"/>
+              <w:spacing w:before="0" w:after="0"/>
               <w:jc w:val="right"/>
             </w:pPr>
-            <w:r/>
             <w:r>
               <w:rPr>
                 <w:b w:val="0"/>
@@ -2470,14 +3314,19 @@
         </w:tc>
         <w:tc>
           <w:tcPr>
-            <w:tcW w:type="dxa" w:w="1191"/>
+            <w:tcW w:type="dxa" w:w="1157"/>
+            <w:tcBorders>
+              <w:top w:val="nil"/>
+              <w:left w:val="nil"/>
+              <w:bottom w:val="single" w:sz="4" w:color="DDE3EA" w:space="0"/>
+              <w:right w:val="nil"/>
+            </w:tcBorders>
           </w:tcPr>
           <w:p>
             <w:pPr>
-              <w:spacing w:after="0"/>
+              <w:spacing w:before="0" w:after="0"/>
               <w:jc w:val="right"/>
             </w:pPr>
-            <w:r/>
             <w:r>
               <w:rPr>
                 <w:b w:val="0"/>
@@ -2489,14 +3338,19 @@
         </w:tc>
         <w:tc>
           <w:tcPr>
-            <w:tcW w:type="dxa" w:w="2211"/>
+            <w:tcW w:type="dxa" w:w="2148"/>
+            <w:tcBorders>
+              <w:top w:val="nil"/>
+              <w:left w:val="nil"/>
+              <w:bottom w:val="single" w:sz="4" w:color="DDE3EA" w:space="0"/>
+              <w:right w:val="nil"/>
+            </w:tcBorders>
           </w:tcPr>
           <w:p>
             <w:pPr>
-              <w:spacing w:after="0"/>
+              <w:spacing w:before="0" w:after="0"/>
               <w:jc w:val="right"/>
             </w:pPr>
-            <w:r/>
             <w:r>
               <w:rPr>
                 <w:b/>
@@ -2511,14 +3365,18 @@
       <w:tr>
         <w:tc>
           <w:tcPr>
-            <w:tcW w:type="dxa" w:w="2948"/>
-            <w:shd w:val="clear" w:color="auto" w:fill="F6F8FA"/>
+            <w:tcW w:type="dxa" w:w="2864"/>
+            <w:tcBorders>
+              <w:top w:val="nil"/>
+              <w:left w:val="nil"/>
+              <w:bottom w:val="single" w:sz="4" w:color="DDE3EA" w:space="0"/>
+              <w:right w:val="nil"/>
+            </w:tcBorders>
           </w:tcPr>
           <w:p>
             <w:pPr>
-              <w:spacing w:after="0"/>
+              <w:spacing w:before="0" w:after="0"/>
             </w:pPr>
-            <w:r/>
             <w:r>
               <w:rPr>
                 <w:b w:val="0"/>
@@ -2526,7 +3384,7 @@
               </w:rPr>
               <w:t>Dividendai akcijai, EUR</w:t>
             </w:r>
-            <w:hyperlink r:id="rId11">
+            <w:hyperlink r:id="rId13">
               <w:r>
                 <w:rPr>
                   <w:color w:val="2A78D6"/>
@@ -2543,7 +3401,7 @@
               </w:rPr>
               <w:t>,</w:t>
             </w:r>
-            <w:hyperlink r:id="rId11">
+            <w:hyperlink r:id="rId13">
               <w:r>
                 <w:rPr>
                   <w:color w:val="2A78D6"/>
@@ -2557,15 +3415,19 @@
         </w:tc>
         <w:tc>
           <w:tcPr>
-            <w:tcW w:type="dxa" w:w="1191"/>
-            <w:shd w:val="clear" w:color="auto" w:fill="F6F8FA"/>
+            <w:tcW w:type="dxa" w:w="1157"/>
+            <w:tcBorders>
+              <w:top w:val="nil"/>
+              <w:left w:val="nil"/>
+              <w:bottom w:val="single" w:sz="4" w:color="DDE3EA" w:space="0"/>
+              <w:right w:val="nil"/>
+            </w:tcBorders>
           </w:tcPr>
           <w:p>
             <w:pPr>
-              <w:spacing w:after="0"/>
+              <w:spacing w:before="0" w:after="0"/>
               <w:jc w:val="right"/>
             </w:pPr>
-            <w:r/>
             <w:r>
               <w:rPr>
                 <w:b w:val="0"/>
@@ -2577,15 +3439,19 @@
         </w:tc>
         <w:tc>
           <w:tcPr>
-            <w:tcW w:type="dxa" w:w="1191"/>
-            <w:shd w:val="clear" w:color="auto" w:fill="F6F8FA"/>
+            <w:tcW w:type="dxa" w:w="1157"/>
+            <w:tcBorders>
+              <w:top w:val="nil"/>
+              <w:left w:val="nil"/>
+              <w:bottom w:val="single" w:sz="4" w:color="DDE3EA" w:space="0"/>
+              <w:right w:val="nil"/>
+            </w:tcBorders>
           </w:tcPr>
           <w:p>
             <w:pPr>
-              <w:spacing w:after="0"/>
+              <w:spacing w:before="0" w:after="0"/>
               <w:jc w:val="right"/>
             </w:pPr>
-            <w:r/>
             <w:r>
               <w:rPr>
                 <w:b w:val="0"/>
@@ -2597,15 +3463,19 @@
         </w:tc>
         <w:tc>
           <w:tcPr>
-            <w:tcW w:type="dxa" w:w="1191"/>
-            <w:shd w:val="clear" w:color="auto" w:fill="F6F8FA"/>
+            <w:tcW w:type="dxa" w:w="1157"/>
+            <w:tcBorders>
+              <w:top w:val="nil"/>
+              <w:left w:val="nil"/>
+              <w:bottom w:val="single" w:sz="4" w:color="DDE3EA" w:space="0"/>
+              <w:right w:val="nil"/>
+            </w:tcBorders>
           </w:tcPr>
           <w:p>
             <w:pPr>
-              <w:spacing w:after="0"/>
+              <w:spacing w:before="0" w:after="0"/>
               <w:jc w:val="right"/>
             </w:pPr>
-            <w:r/>
             <w:r>
               <w:rPr>
                 <w:b w:val="0"/>
@@ -2617,15 +3487,19 @@
         </w:tc>
         <w:tc>
           <w:tcPr>
-            <w:tcW w:type="dxa" w:w="1191"/>
-            <w:shd w:val="clear" w:color="auto" w:fill="F6F8FA"/>
+            <w:tcW w:type="dxa" w:w="1157"/>
+            <w:tcBorders>
+              <w:top w:val="nil"/>
+              <w:left w:val="nil"/>
+              <w:bottom w:val="single" w:sz="4" w:color="DDE3EA" w:space="0"/>
+              <w:right w:val="nil"/>
+            </w:tcBorders>
           </w:tcPr>
           <w:p>
             <w:pPr>
-              <w:spacing w:after="0"/>
+              <w:spacing w:before="0" w:after="0"/>
               <w:jc w:val="right"/>
             </w:pPr>
-            <w:r/>
             <w:r>
               <w:rPr>
                 <w:b w:val="0"/>
@@ -2637,15 +3511,19 @@
         </w:tc>
         <w:tc>
           <w:tcPr>
-            <w:tcW w:type="dxa" w:w="2211"/>
-            <w:shd w:val="clear" w:color="auto" w:fill="F6F8FA"/>
+            <w:tcW w:type="dxa" w:w="2148"/>
+            <w:tcBorders>
+              <w:top w:val="nil"/>
+              <w:left w:val="nil"/>
+              <w:bottom w:val="single" w:sz="4" w:color="DDE3EA" w:space="0"/>
+              <w:right w:val="nil"/>
+            </w:tcBorders>
           </w:tcPr>
           <w:p>
             <w:pPr>
-              <w:spacing w:after="0"/>
+              <w:spacing w:before="0" w:after="0"/>
               <w:jc w:val="right"/>
             </w:pPr>
-            <w:r/>
             <w:r>
               <w:rPr>
                 <w:b w:val="0"/>
@@ -2659,9 +3537,17 @@
       </w:tr>
     </w:tbl>
     <w:p>
+      <w:pPr>
+        <w:spacing w:before="0" w:after="40"/>
+      </w:pPr>
+    </w:p>
+    <w:p>
+      <w:pPr>
+        <w:spacing w:before="40" w:after="60"/>
+      </w:pPr>
       <w:r>
         <w:rPr>
-          <w:i/>
+          <w:b w:val="0"/>
           <w:color w:val="5F6B7A"/>
           <w:sz w:val="16"/>
         </w:rPr>
@@ -2669,9 +3555,12 @@
       </w:r>
     </w:p>
     <w:p>
+      <w:pPr>
+        <w:spacing w:before="40" w:after="60"/>
+      </w:pPr>
       <w:r>
         <w:rPr>
-          <w:i/>
+          <w:b w:val="0"/>
           <w:color w:val="5F6B7A"/>
           <w:sz w:val="16"/>
         </w:rPr>
@@ -2695,7 +3584,7 @@
                     <pic:cNvPicPr/>
                   </pic:nvPicPr>
                   <pic:blipFill>
-                    <a:blip r:embed="rId16"/>
+                    <a:blip r:embed="rId18"/>
                     <a:stretch>
                       <a:fillRect/>
                     </a:stretch>
@@ -2716,11 +3605,24 @@
     </w:p>
     <w:p>
       <w:pPr>
-        <w:spacing w:before="280" w:after="80"/>
+        <w:keepNext/>
         <w:pBdr>
-          <w:bottom w:val="single" w:sz="6" w:color="C9D3DE" w:space="2"/>
+          <w:bottom w:val="single" w:sz="8" w:color="1F4E79" w:space="4"/>
         </w:pBdr>
+        <w:tabs>
+          <w:tab w:pos="482" w:val="left"/>
+        </w:tabs>
+        <w:spacing w:before="360" w:after="160"/>
       </w:pPr>
+      <w:r>
+        <w:rPr>
+          <w:b/>
+          <w:color w:val="2A78D6"/>
+          <w:sz w:val="18"/>
+        </w:rPr>
+        <w:t>04</w:t>
+        <w:tab/>
+      </w:r>
       <w:r>
         <w:rPr>
           <w:b/>
@@ -2732,16 +3634,28 @@
     </w:p>
     <w:p>
       <w:pPr>
-        <w:pStyle w:val="ListBullet"/>
-        <w:spacing w:after="60"/>
+        <w:tabs>
+          <w:tab w:pos="255" w:val="left"/>
+        </w:tabs>
+        <w:spacing w:before="0" w:after="80"/>
+        <w:ind w:left="255" w:hanging="255"/>
       </w:pPr>
+      <w:r>
+        <w:rPr>
+          <w:b/>
+          <w:color w:val="2A78D6"/>
+          <w:sz w:val="20"/>
+        </w:rPr>
+        <w:t>▪</w:t>
+        <w:tab/>
+      </w:r>
       <w:r>
         <w:rPr>
           <w:b w:val="0"/>
         </w:rPr>
         <w:t>Kroviniai 6,48 mln. t (−5,0 %), daugiausia dėl skystų krovinių (−33,8 %); keleiviai 3,59 mln. (−2,0 %); laivų įplaukimai −4,8 %</w:t>
       </w:r>
-      <w:hyperlink r:id="rId11">
+      <w:hyperlink r:id="rId13">
         <w:r>
           <w:rPr>
             <w:color w:val="2A78D6"/>
@@ -2760,16 +3674,28 @@
     </w:p>
     <w:p>
       <w:pPr>
-        <w:pStyle w:val="ListBullet"/>
-        <w:spacing w:after="60"/>
+        <w:tabs>
+          <w:tab w:pos="255" w:val="left"/>
+        </w:tabs>
+        <w:spacing w:before="0" w:after="80"/>
+        <w:ind w:left="255" w:hanging="255"/>
       </w:pPr>
+      <w:r>
+        <w:rPr>
+          <w:b/>
+          <w:color w:val="2A78D6"/>
+          <w:sz w:val="20"/>
+        </w:rPr>
+        <w:t>▪</w:t>
+        <w:tab/>
+      </w:r>
       <w:r>
         <w:rPr>
           <w:b w:val="0"/>
         </w:rPr>
         <w:t>Kruizų keleiviai +47,8 %, kruizinių laivų įplaukimai +29,3 % (6 mėn.)</w:t>
       </w:r>
-      <w:hyperlink r:id="rId11">
+      <w:hyperlink r:id="rId13">
         <w:r>
           <w:rPr>
             <w:color w:val="2A78D6"/>
@@ -2788,9 +3714,21 @@
     </w:p>
     <w:p>
       <w:pPr>
-        <w:pStyle w:val="ListBullet"/>
-        <w:spacing w:after="60"/>
+        <w:tabs>
+          <w:tab w:pos="255" w:val="left"/>
+        </w:tabs>
+        <w:spacing w:before="0" w:after="80"/>
+        <w:ind w:left="255" w:hanging="255"/>
       </w:pPr>
+      <w:r>
+        <w:rPr>
+          <w:b/>
+          <w:color w:val="2A78D6"/>
+          <w:sz w:val="20"/>
+        </w:rPr>
+        <w:t>▪</w:t>
+        <w:tab/>
+      </w:r>
       <w:r>
         <w:rPr>
           <w:b/>
@@ -2803,7 +3741,7 @@
         </w:rPr>
         <w:t xml:space="preserve"> II ketv. reisai +1,2 %, keleiviai +1,8 %; vasarai sutarta dėl papildomų kelto „Regula“ reisų</w:t>
       </w:r>
-      <w:hyperlink r:id="rId11">
+      <w:hyperlink r:id="rId13">
         <w:r>
           <w:rPr>
             <w:color w:val="2A78D6"/>
@@ -2819,7 +3757,7 @@
         </w:rPr>
         <w:t>. Ledlaužio „Botnica“ frachtas 130 d. (110 d.)</w:t>
       </w:r>
-      <w:hyperlink r:id="rId11">
+      <w:hyperlink r:id="rId13">
         <w:r>
           <w:rPr>
             <w:color w:val="2A78D6"/>
@@ -2838,9 +3776,21 @@
     </w:p>
     <w:p>
       <w:pPr>
-        <w:pStyle w:val="ListBullet"/>
-        <w:spacing w:after="60"/>
+        <w:tabs>
+          <w:tab w:pos="255" w:val="left"/>
+        </w:tabs>
+        <w:spacing w:before="0" w:after="80"/>
+        <w:ind w:left="255" w:hanging="255"/>
       </w:pPr>
+      <w:r>
+        <w:rPr>
+          <w:b/>
+          <w:color w:val="2A78D6"/>
+          <w:sz w:val="20"/>
+        </w:rPr>
+        <w:t>▪</w:t>
+        <w:tab/>
+      </w:r>
       <w:r>
         <w:rPr>
           <w:b/>
@@ -2853,7 +3803,7 @@
         </w:rPr>
         <w:t xml:space="preserve"> keleivių uostai 18,9 / 9,6; krovinių uostai 15,8 / 7,3; keltai 18,6 / 5,9; kita 5,9 / 3,1</w:t>
       </w:r>
-      <w:hyperlink r:id="rId11">
+      <w:hyperlink r:id="rId13">
         <w:r>
           <w:rPr>
             <w:color w:val="2A78D6"/>
@@ -2872,9 +3822,21 @@
     </w:p>
     <w:p>
       <w:pPr>
-        <w:pStyle w:val="ListBullet"/>
-        <w:spacing w:after="60"/>
+        <w:tabs>
+          <w:tab w:pos="255" w:val="left"/>
+        </w:tabs>
+        <w:spacing w:before="0" w:after="80"/>
+        <w:ind w:left="255" w:hanging="255"/>
       </w:pPr>
+      <w:r>
+        <w:rPr>
+          <w:b/>
+          <w:color w:val="2A78D6"/>
+          <w:sz w:val="20"/>
+        </w:rPr>
+        <w:t>▪</w:t>
+        <w:tab/>
+      </w:r>
       <w:r>
         <w:rPr>
           <w:b/>
@@ -2887,7 +3849,7 @@
         </w:rPr>
         <w:t xml:space="preserve"> karas Ukrainoje mažina skystų krovinių srautus; JAV–Irano konfliktas ir Hormūzo sąsiaurio blokada didina kuro kainas</w:t>
       </w:r>
-      <w:hyperlink r:id="rId11">
+      <w:hyperlink r:id="rId13">
         <w:r>
           <w:rPr>
             <w:color w:val="2A78D6"/>
@@ -2906,11 +3868,24 @@
     </w:p>
     <w:p>
       <w:pPr>
-        <w:spacing w:before="280" w:after="80"/>
+        <w:keepNext/>
         <w:pBdr>
-          <w:bottom w:val="single" w:sz="6" w:color="C9D3DE" w:space="2"/>
+          <w:bottom w:val="single" w:sz="8" w:color="1F4E79" w:space="4"/>
         </w:pBdr>
+        <w:tabs>
+          <w:tab w:pos="482" w:val="left"/>
+        </w:tabs>
+        <w:spacing w:before="360" w:after="160"/>
       </w:pPr>
+      <w:r>
+        <w:rPr>
+          <w:b/>
+          <w:color w:val="2A78D6"/>
+          <w:sz w:val="18"/>
+        </w:rPr>
+        <w:t>05</w:t>
+        <w:tab/>
+      </w:r>
       <w:r>
         <w:rPr>
           <w:b/>
@@ -2922,9 +3897,21 @@
     </w:p>
     <w:p>
       <w:pPr>
-        <w:pStyle w:val="ListBullet"/>
-        <w:spacing w:after="60"/>
+        <w:tabs>
+          <w:tab w:pos="255" w:val="left"/>
+        </w:tabs>
+        <w:spacing w:before="0" w:after="80"/>
+        <w:ind w:left="255" w:hanging="255"/>
       </w:pPr>
+      <w:r>
+        <w:rPr>
+          <w:b/>
+          <w:color w:val="2A78D6"/>
+          <w:sz w:val="20"/>
+        </w:rPr>
+        <w:t>▪</w:t>
+        <w:tab/>
+      </w:r>
       <w:r>
         <w:rPr>
           <w:b/>
@@ -2937,7 +3924,7 @@
         </w:rPr>
         <w:t xml:space="preserve"> pajamos 118,7 mln. EUR (−0,8 %), koreguota EBITDA 56,5 mln. EUR (+6,4 %), grynasis pelnas 22,5 mln. EUR (+17,3 %), investicijos 33,2 mln. EUR, laisvieji pinigų srautai 50,9 mln. EUR</w:t>
       </w:r>
-      <w:hyperlink r:id="rId15">
+      <w:hyperlink r:id="rId17">
         <w:r>
           <w:rPr>
             <w:color w:val="2A78D6"/>
@@ -2956,16 +3943,28 @@
     </w:p>
     <w:p>
       <w:pPr>
-        <w:pStyle w:val="ListBullet"/>
-        <w:spacing w:after="60"/>
+        <w:tabs>
+          <w:tab w:pos="255" w:val="left"/>
+        </w:tabs>
+        <w:spacing w:before="0" w:after="80"/>
+        <w:ind w:left="255" w:hanging="255"/>
       </w:pPr>
+      <w:r>
+        <w:rPr>
+          <w:b/>
+          <w:color w:val="2A78D6"/>
+          <w:sz w:val="20"/>
+        </w:rPr>
+        <w:t>▪</w:t>
+        <w:tab/>
+      </w:r>
       <w:r>
         <w:rPr>
           <w:b w:val="0"/>
         </w:rPr>
         <w:t>6 mėn. investicijos 3,5 mln. EUR (12,0 mln.). 2025 m. palyginimui įtakos turėjo vienkartinis 0,9 mln. EUR pelnas iš žemės pardavimo Rail Baltica stočiai</w:t>
       </w:r>
-      <w:hyperlink r:id="rId11">
+      <w:hyperlink r:id="rId13">
         <w:r>
           <w:rPr>
             <w:color w:val="2A78D6"/>
@@ -2984,11 +3983,24 @@
     </w:p>
     <w:p>
       <w:pPr>
-        <w:spacing w:before="280" w:after="80"/>
+        <w:keepNext/>
         <w:pBdr>
-          <w:bottom w:val="single" w:sz="6" w:color="C9D3DE" w:space="2"/>
+          <w:bottom w:val="single" w:sz="8" w:color="1F4E79" w:space="4"/>
         </w:pBdr>
+        <w:tabs>
+          <w:tab w:pos="482" w:val="left"/>
+        </w:tabs>
+        <w:spacing w:before="360" w:after="160"/>
       </w:pPr>
+      <w:r>
+        <w:rPr>
+          <w:b/>
+          <w:color w:val="2A78D6"/>
+          <w:sz w:val="18"/>
+        </w:rPr>
+        <w:t>06</w:t>
+        <w:tab/>
+      </w:r>
       <w:r>
         <w:rPr>
           <w:b/>
@@ -3000,36 +4012,52 @@
     </w:p>
     <w:tbl>
       <w:tblPr>
-        <w:tblW w:type="auto" w:w="0"/>
+        <w:tblW w:w="9638" w:type="dxa"/>
+        <w:tblBorders>
+          <w:top w:val="nil"/>
+          <w:left w:val="nil"/>
+          <w:bottom w:val="nil"/>
+          <w:right w:val="nil"/>
+          <w:insideH w:val="nil"/>
+          <w:insideV w:val="nil"/>
+        </w:tblBorders>
+        <w:tblLayout w:type="fixed"/>
+        <w:tblCellMar>
+          <w:top w:w="70" w:type="dxa"/>
+          <w:left w:w="100" w:type="dxa"/>
+          <w:bottom w:w="70" w:type="dxa"/>
+          <w:right w:w="100" w:type="dxa"/>
+        </w:tblCellMar>
         <w:tblLook w:firstColumn="1" w:firstRow="1" w:lastColumn="0" w:lastRow="0" w:noHBand="0" w:noVBand="1" w:val="04A0"/>
-        <w:tblBorders>
-          <w:top w:val="single" w:sz="4" w:color="C9D3DE"/>
-          <w:left w:val="nil"/>
-          <w:bottom w:val="single" w:sz="4" w:color="C9D3DE"/>
-          <w:right w:val="nil"/>
-          <w:insideH w:val="single" w:sz="4" w:color="C9D3DE"/>
-          <w:insideV w:val="nil"/>
-        </w:tblBorders>
       </w:tblPr>
       <w:tblGrid>
-        <w:gridCol w:w="2493"/>
-        <w:gridCol w:w="2493"/>
-        <w:gridCol w:w="2493"/>
-        <w:gridCol w:w="2493"/>
+        <w:gridCol w:w="2577"/>
+        <w:gridCol w:w="2577"/>
+        <w:gridCol w:w="3138"/>
+        <w:gridCol w:w="1344"/>
       </w:tblGrid>
       <w:tr>
         <w:tc>
           <w:tcPr>
-            <w:tcW w:type="dxa" w:w="2608"/>
-            <w:shd w:val="clear" w:color="auto" w:fill="1F4E79"/>
+            <w:tcW w:type="dxa" w:w="2578"/>
+            <w:tcBorders>
+              <w:top w:val="single" w:sz="12" w:color="1F4E79" w:space="0"/>
+              <w:left w:val="nil"/>
+              <w:bottom w:val="single" w:sz="4" w:color="C9D3DE" w:space="0"/>
+              <w:right w:val="nil"/>
+            </w:tcBorders>
+            <w:shd w:val="clear" w:color="auto" w:fill="EAF1F8"/>
           </w:tcPr>
           <w:p>
-            <w:r/>
+            <w:pPr>
+              <w:spacing w:before="0" w:after="0"/>
+            </w:pPr>
             <w:r>
               <w:rPr>
                 <w:b/>
-                <w:color w:val="FFFFFF"/>
-                <w:sz w:val="17"/>
+                <w:caps/>
+                <w:color w:val="1F4E79"/>
+                <w:sz w:val="16"/>
               </w:rPr>
               <w:t>Planas / tikslas</w:t>
             </w:r>
@@ -3037,16 +4065,25 @@
         </w:tc>
         <w:tc>
           <w:tcPr>
-            <w:tcW w:type="dxa" w:w="2608"/>
-            <w:shd w:val="clear" w:color="auto" w:fill="1F4E79"/>
+            <w:tcW w:type="dxa" w:w="2578"/>
+            <w:tcBorders>
+              <w:top w:val="single" w:sz="12" w:color="1F4E79" w:space="0"/>
+              <w:left w:val="nil"/>
+              <w:bottom w:val="single" w:sz="4" w:color="C9D3DE" w:space="0"/>
+              <w:right w:val="nil"/>
+            </w:tcBorders>
+            <w:shd w:val="clear" w:color="auto" w:fill="EAF1F8"/>
           </w:tcPr>
           <w:p>
-            <w:r/>
+            <w:pPr>
+              <w:spacing w:before="0" w:after="0"/>
+            </w:pPr>
             <w:r>
               <w:rPr>
                 <w:b/>
-                <w:color w:val="FFFFFF"/>
-                <w:sz w:val="17"/>
+                <w:caps/>
+                <w:color w:val="1F4E79"/>
+                <w:sz w:val="16"/>
               </w:rPr>
               <w:t>Rezultatas</w:t>
             </w:r>
@@ -3054,16 +4091,25 @@
         </w:tc>
         <w:tc>
           <w:tcPr>
-            <w:tcW w:type="dxa" w:w="3175"/>
-            <w:shd w:val="clear" w:color="auto" w:fill="1F4E79"/>
+            <w:tcW w:type="dxa" w:w="3138"/>
+            <w:tcBorders>
+              <w:top w:val="single" w:sz="12" w:color="1F4E79" w:space="0"/>
+              <w:left w:val="nil"/>
+              <w:bottom w:val="single" w:sz="4" w:color="C9D3DE" w:space="0"/>
+              <w:right w:val="nil"/>
+            </w:tcBorders>
+            <w:shd w:val="clear" w:color="auto" w:fill="EAF1F8"/>
           </w:tcPr>
           <w:p>
-            <w:r/>
+            <w:pPr>
+              <w:spacing w:before="0" w:after="0"/>
+            </w:pPr>
             <w:r>
               <w:rPr>
                 <w:b/>
-                <w:color w:val="FFFFFF"/>
-                <w:sz w:val="17"/>
+                <w:caps/>
+                <w:color w:val="1F4E79"/>
+                <w:sz w:val="16"/>
               </w:rPr>
               <w:t>Kas pasikeitė ir kodėl</w:t>
             </w:r>
@@ -3071,16 +4117,25 @@
         </w:tc>
         <w:tc>
           <w:tcPr>
-            <w:tcW w:type="dxa" w:w="1361"/>
-            <w:shd w:val="clear" w:color="auto" w:fill="1F4E79"/>
+            <w:tcW w:type="dxa" w:w="1345"/>
+            <w:tcBorders>
+              <w:top w:val="single" w:sz="12" w:color="1F4E79" w:space="0"/>
+              <w:left w:val="nil"/>
+              <w:bottom w:val="single" w:sz="4" w:color="C9D3DE" w:space="0"/>
+              <w:right w:val="nil"/>
+            </w:tcBorders>
+            <w:shd w:val="clear" w:color="auto" w:fill="EAF1F8"/>
           </w:tcPr>
           <w:p>
-            <w:r/>
+            <w:pPr>
+              <w:spacing w:before="0" w:after="0"/>
+            </w:pPr>
             <w:r>
               <w:rPr>
                 <w:b/>
-                <w:color w:val="FFFFFF"/>
-                <w:sz w:val="17"/>
+                <w:caps/>
+                <w:color w:val="1F4E79"/>
+                <w:sz w:val="16"/>
               </w:rPr>
               <w:t>Būsena</w:t>
             </w:r>
@@ -3090,13 +4145,18 @@
       <w:tr>
         <w:tc>
           <w:tcPr>
-            <w:tcW w:type="dxa" w:w="2608"/>
+            <w:tcW w:type="dxa" w:w="2578"/>
+            <w:tcBorders>
+              <w:top w:val="nil"/>
+              <w:left w:val="nil"/>
+              <w:bottom w:val="single" w:sz="4" w:color="DDE3EA" w:space="0"/>
+              <w:right w:val="nil"/>
+            </w:tcBorders>
           </w:tcPr>
           <w:p>
             <w:pPr>
-              <w:spacing w:after="0"/>
+              <w:spacing w:before="0" w:after="0"/>
             </w:pPr>
-            <w:r/>
             <w:r>
               <w:rPr>
                 <w:b w:val="0"/>
@@ -3108,13 +4168,18 @@
         </w:tc>
         <w:tc>
           <w:tcPr>
-            <w:tcW w:type="dxa" w:w="2608"/>
+            <w:tcW w:type="dxa" w:w="2578"/>
+            <w:tcBorders>
+              <w:top w:val="nil"/>
+              <w:left w:val="nil"/>
+              <w:bottom w:val="single" w:sz="4" w:color="DDE3EA" w:space="0"/>
+              <w:right w:val="nil"/>
+            </w:tcBorders>
           </w:tcPr>
           <w:p>
             <w:pPr>
-              <w:spacing w:after="0"/>
+              <w:spacing w:before="0" w:after="0"/>
             </w:pPr>
-            <w:r/>
             <w:r>
               <w:rPr>
                 <w:b w:val="0"/>
@@ -3122,7 +4187,7 @@
               </w:rPr>
               <w:t>Išmokėta 85 % pelno (politika ≥70 %)</w:t>
             </w:r>
-            <w:hyperlink r:id="rId15">
+            <w:hyperlink r:id="rId17">
               <w:r>
                 <w:rPr>
                   <w:color w:val="2A78D6"/>
@@ -3139,7 +4204,7 @@
               </w:rPr>
               <w:t>,</w:t>
             </w:r>
-            <w:hyperlink r:id="rId11">
+            <w:hyperlink r:id="rId13">
               <w:r>
                 <w:rPr>
                   <w:color w:val="2A78D6"/>
@@ -3153,13 +4218,18 @@
         </w:tc>
         <w:tc>
           <w:tcPr>
-            <w:tcW w:type="dxa" w:w="3175"/>
+            <w:tcW w:type="dxa" w:w="3138"/>
+            <w:tcBorders>
+              <w:top w:val="nil"/>
+              <w:left w:val="nil"/>
+              <w:bottom w:val="single" w:sz="4" w:color="DDE3EA" w:space="0"/>
+              <w:right w:val="nil"/>
+            </w:tcBorders>
           </w:tcPr>
           <w:p>
             <w:pPr>
-              <w:spacing w:after="0"/>
+              <w:spacing w:before="0" w:after="0"/>
             </w:pPr>
-            <w:r/>
             <w:r>
               <w:rPr>
                 <w:b w:val="0"/>
@@ -3167,7 +4237,7 @@
               </w:rPr>
               <w:t>Įvykdyta: išmokėta 85 % pelno, kai politika – ≥70 %. Tačiau 2026 m. 6 mėn. pelnas sumažėjo iki 6,0 mln. EUR (10,3 mln.) dėl kuro ir remonto sąnaudų bei mažesnių skystų krovinių, todėl kitų metų dividendų bazė gali būti mažesnė</w:t>
             </w:r>
-            <w:hyperlink r:id="rId11">
+            <w:hyperlink r:id="rId13">
               <w:r>
                 <w:rPr>
                   <w:color w:val="2A78D6"/>
@@ -3184,7 +4254,7 @@
               </w:rPr>
               <w:t>,</w:t>
             </w:r>
-            <w:hyperlink r:id="rId12">
+            <w:hyperlink r:id="rId14">
               <w:r>
                 <w:rPr>
                   <w:color w:val="2A78D6"/>
@@ -3205,14 +4275,19 @@
         </w:tc>
         <w:tc>
           <w:tcPr>
-            <w:tcW w:type="dxa" w:w="1361"/>
+            <w:tcW w:type="dxa" w:w="1345"/>
+            <w:tcBorders>
+              <w:top w:val="nil"/>
+              <w:left w:val="nil"/>
+              <w:bottom w:val="single" w:sz="4" w:color="DDE3EA" w:space="0"/>
+              <w:right w:val="nil"/>
+            </w:tcBorders>
             <w:shd w:val="clear" w:color="auto" w:fill="E3F3E8"/>
           </w:tcPr>
           <w:p>
             <w:pPr>
-              <w:spacing w:after="0"/>
+              <w:spacing w:before="0" w:after="0"/>
             </w:pPr>
-            <w:r/>
             <w:r>
               <w:rPr>
                 <w:b/>
@@ -3226,14 +4301,18 @@
       <w:tr>
         <w:tc>
           <w:tcPr>
-            <w:tcW w:type="dxa" w:w="2608"/>
-            <w:shd w:val="clear" w:color="auto" w:fill="F6F8FA"/>
+            <w:tcW w:type="dxa" w:w="2578"/>
+            <w:tcBorders>
+              <w:top w:val="nil"/>
+              <w:left w:val="nil"/>
+              <w:bottom w:val="single" w:sz="4" w:color="DDE3EA" w:space="0"/>
+              <w:right w:val="nil"/>
+            </w:tcBorders>
           </w:tcPr>
           <w:p>
             <w:pPr>
-              <w:spacing w:after="0"/>
+              <w:spacing w:before="0" w:after="0"/>
             </w:pPr>
-            <w:r/>
             <w:r>
               <w:rPr>
                 <w:b w:val="0"/>
@@ -3245,14 +4324,18 @@
         </w:tc>
         <w:tc>
           <w:tcPr>
-            <w:tcW w:type="dxa" w:w="2608"/>
-            <w:shd w:val="clear" w:color="auto" w:fill="F6F8FA"/>
+            <w:tcW w:type="dxa" w:w="2578"/>
+            <w:tcBorders>
+              <w:top w:val="nil"/>
+              <w:left w:val="nil"/>
+              <w:bottom w:val="single" w:sz="4" w:color="DDE3EA" w:space="0"/>
+              <w:right w:val="nil"/>
+            </w:tcBorders>
           </w:tcPr>
           <w:p>
             <w:pPr>
-              <w:spacing w:after="0"/>
+              <w:spacing w:before="0" w:after="0"/>
             </w:pPr>
-            <w:r/>
             <w:r>
               <w:rPr>
                 <w:b w:val="0"/>
@@ -3260,7 +4343,7 @@
               </w:rPr>
               <w:t>2025 m. – 19 261 t CO2e (−41,8 % nuo 2019 m.; apskaičiuota įrankio)</w:t>
             </w:r>
-            <w:hyperlink r:id="rId17">
+            <w:hyperlink r:id="rId19">
               <w:r>
                 <w:rPr>
                   <w:color w:val="2A78D6"/>
@@ -3274,14 +4357,18 @@
         </w:tc>
         <w:tc>
           <w:tcPr>
-            <w:tcW w:type="dxa" w:w="3175"/>
-            <w:shd w:val="clear" w:color="auto" w:fill="F6F8FA"/>
+            <w:tcW w:type="dxa" w:w="3138"/>
+            <w:tcBorders>
+              <w:top w:val="nil"/>
+              <w:left w:val="nil"/>
+              <w:bottom w:val="single" w:sz="4" w:color="DDE3EA" w:space="0"/>
+              <w:right w:val="nil"/>
+            </w:tcBorders>
           </w:tcPr>
           <w:p>
             <w:pPr>
-              <w:spacing w:after="0"/>
+              <w:spacing w:before="0" w:after="0"/>
             </w:pPr>
-            <w:r/>
             <w:r>
               <w:rPr>
                 <w:b w:val="0"/>
@@ -3289,7 +4376,7 @@
               </w:rPr>
               <w:t>Vykdoma: iki 2025 m. pasiekta −41,8 %; iki 2030 m. reikia dar apie 13 p. p. (apskaičiuota įrankio)</w:t>
             </w:r>
-            <w:hyperlink r:id="rId17">
+            <w:hyperlink r:id="rId19">
               <w:r>
                 <w:rPr>
                   <w:color w:val="2A78D6"/>
@@ -3310,14 +4397,19 @@
         </w:tc>
         <w:tc>
           <w:tcPr>
-            <w:tcW w:type="dxa" w:w="1361"/>
+            <w:tcW w:type="dxa" w:w="1345"/>
+            <w:tcBorders>
+              <w:top w:val="nil"/>
+              <w:left w:val="nil"/>
+              <w:bottom w:val="single" w:sz="4" w:color="DDE3EA" w:space="0"/>
+              <w:right w:val="nil"/>
+            </w:tcBorders>
             <w:shd w:val="clear" w:color="auto" w:fill="EAF1F8"/>
           </w:tcPr>
           <w:p>
             <w:pPr>
-              <w:spacing w:after="0"/>
+              <w:spacing w:before="0" w:after="0"/>
             </w:pPr>
-            <w:r/>
             <w:r>
               <w:rPr>
                 <w:b/>
@@ -3331,13 +4423,18 @@
       <w:tr>
         <w:tc>
           <w:tcPr>
-            <w:tcW w:type="dxa" w:w="2608"/>
+            <w:tcW w:type="dxa" w:w="2578"/>
+            <w:tcBorders>
+              <w:top w:val="nil"/>
+              <w:left w:val="nil"/>
+              <w:bottom w:val="single" w:sz="4" w:color="DDE3EA" w:space="0"/>
+              <w:right w:val="nil"/>
+            </w:tcBorders>
           </w:tcPr>
           <w:p>
             <w:pPr>
-              <w:spacing w:after="0"/>
+              <w:spacing w:before="0" w:after="0"/>
             </w:pPr>
-            <w:r/>
             <w:r>
               <w:rPr>
                 <w:b w:val="0"/>
@@ -3349,13 +4446,18 @@
         </w:tc>
         <w:tc>
           <w:tcPr>
-            <w:tcW w:type="dxa" w:w="2608"/>
+            <w:tcW w:type="dxa" w:w="2578"/>
+            <w:tcBorders>
+              <w:top w:val="nil"/>
+              <w:left w:val="nil"/>
+              <w:bottom w:val="single" w:sz="4" w:color="DDE3EA" w:space="0"/>
+              <w:right w:val="nil"/>
+            </w:tcBorders>
           </w:tcPr>
           <w:p>
             <w:pPr>
-              <w:spacing w:after="0"/>
+              <w:spacing w:before="0" w:after="0"/>
             </w:pPr>
-            <w:r/>
             <w:r>
               <w:rPr>
                 <w:b w:val="0"/>
@@ -3363,7 +4465,7 @@
               </w:rPr>
               <w:t>Nauja – vertinti kitoje apžvalgoje</w:t>
             </w:r>
-            <w:hyperlink r:id="rId18">
+            <w:hyperlink r:id="rId20">
               <w:r>
                 <w:rPr>
                   <w:color w:val="2A78D6"/>
@@ -3377,13 +4479,18 @@
         </w:tc>
         <w:tc>
           <w:tcPr>
-            <w:tcW w:type="dxa" w:w="3175"/>
+            <w:tcW w:type="dxa" w:w="3138"/>
+            <w:tcBorders>
+              <w:top w:val="nil"/>
+              <w:left w:val="nil"/>
+              <w:bottom w:val="single" w:sz="4" w:color="DDE3EA" w:space="0"/>
+              <w:right w:val="nil"/>
+            </w:tcBorders>
           </w:tcPr>
           <w:p>
             <w:pPr>
-              <w:spacing w:after="0"/>
+              <w:spacing w:before="0" w:after="0"/>
             </w:pPr>
-            <w:r/>
             <w:r>
               <w:rPr>
                 <w:b w:val="0"/>
@@ -3391,7 +4498,7 @@
               </w:rPr>
               <w:t>Nauja 2026-08 perspektyvoje; dar nėra su kuo lyginti</w:t>
             </w:r>
-            <w:hyperlink r:id="rId18">
+            <w:hyperlink r:id="rId20">
               <w:r>
                 <w:rPr>
                   <w:color w:val="2A78D6"/>
@@ -3412,14 +4519,19 @@
         </w:tc>
         <w:tc>
           <w:tcPr>
-            <w:tcW w:type="dxa" w:w="1361"/>
+            <w:tcW w:type="dxa" w:w="1345"/>
+            <w:tcBorders>
+              <w:top w:val="nil"/>
+              <w:left w:val="nil"/>
+              <w:bottom w:val="single" w:sz="4" w:color="DDE3EA" w:space="0"/>
+              <w:right w:val="nil"/>
+            </w:tcBorders>
             <w:shd w:val="clear" w:color="auto" w:fill="EAF1F8"/>
           </w:tcPr>
           <w:p>
             <w:pPr>
-              <w:spacing w:after="0"/>
+              <w:spacing w:before="0" w:after="0"/>
             </w:pPr>
-            <w:r/>
             <w:r>
               <w:rPr>
                 <w:b/>
@@ -3433,11 +4545,29 @@
     </w:tbl>
     <w:p>
       <w:pPr>
-        <w:spacing w:before="280" w:after="80"/>
+        <w:spacing w:before="0" w:after="40"/>
+      </w:pPr>
+    </w:p>
+    <w:p>
+      <w:pPr>
+        <w:keepNext/>
         <w:pBdr>
-          <w:bottom w:val="single" w:sz="6" w:color="C9D3DE" w:space="2"/>
+          <w:bottom w:val="single" w:sz="8" w:color="1F4E79" w:space="4"/>
         </w:pBdr>
+        <w:tabs>
+          <w:tab w:pos="482" w:val="left"/>
+        </w:tabs>
+        <w:spacing w:before="360" w:after="160"/>
       </w:pPr>
+      <w:r>
+        <w:rPr>
+          <w:b/>
+          <w:color w:val="2A78D6"/>
+          <w:sz w:val="18"/>
+        </w:rPr>
+        <w:t>07</w:t>
+        <w:tab/>
+      </w:r>
       <w:r>
         <w:rPr>
           <w:b/>
@@ -3449,9 +4579,21 @@
     </w:p>
     <w:p>
       <w:pPr>
-        <w:pStyle w:val="ListBullet"/>
-        <w:spacing w:after="60"/>
+        <w:tabs>
+          <w:tab w:pos="255" w:val="left"/>
+        </w:tabs>
+        <w:spacing w:before="0" w:after="80"/>
+        <w:ind w:left="255" w:hanging="255"/>
       </w:pPr>
+      <w:r>
+        <w:rPr>
+          <w:b/>
+          <w:color w:val="2A78D6"/>
+          <w:sz w:val="20"/>
+        </w:rPr>
+        <w:t>▪</w:t>
+        <w:tab/>
+      </w:r>
       <w:r>
         <w:rPr>
           <w:b/>
@@ -3464,7 +4606,7 @@
         </w:rPr>
         <w:t xml:space="preserve"> akcijos (TSM1T, Nasdaq Tallinn). Obligacijų nėra; skolinimasis – paskolos (173,4 mln. EUR, iš jų 93,1 mln. trumpalaikės)</w:t>
       </w:r>
-      <w:hyperlink r:id="rId11">
+      <w:hyperlink r:id="rId13">
         <w:r>
           <w:rPr>
             <w:color w:val="2A78D6"/>
@@ -3483,9 +4625,21 @@
     </w:p>
     <w:p>
       <w:pPr>
-        <w:pStyle w:val="ListBullet"/>
-        <w:spacing w:after="60"/>
+        <w:tabs>
+          <w:tab w:pos="255" w:val="left"/>
+        </w:tabs>
+        <w:spacing w:before="0" w:after="80"/>
+        <w:ind w:left="255" w:hanging="255"/>
       </w:pPr>
+      <w:r>
+        <w:rPr>
+          <w:b/>
+          <w:color w:val="2A78D6"/>
+          <w:sz w:val="20"/>
+        </w:rPr>
+        <w:t>▪</w:t>
+        <w:tab/>
+      </w:r>
       <w:r>
         <w:rPr>
           <w:b/>
@@ -3498,7 +4652,7 @@
         </w:rPr>
         <w:t xml:space="preserve"> dividendai skaičiuojami nuo praėjusių metų pelno; 6 mėn. pelnas 6,0 mln. EUR (10,3 mln.) – jei tendencija tęsis, 2027 m. dividendų bazė bus mažesnė</w:t>
       </w:r>
-      <w:hyperlink r:id="rId11">
+      <w:hyperlink r:id="rId13">
         <w:r>
           <w:rPr>
             <w:color w:val="2A78D6"/>
@@ -3515,7 +4669,7 @@
         </w:rPr>
         <w:t>,</w:t>
       </w:r>
-      <w:hyperlink r:id="rId12">
+      <w:hyperlink r:id="rId14">
         <w:r>
           <w:rPr>
             <w:color w:val="2A78D6"/>
@@ -3534,9 +4688,21 @@
     </w:p>
     <w:p>
       <w:pPr>
-        <w:pStyle w:val="ListBullet"/>
-        <w:spacing w:after="60"/>
+        <w:tabs>
+          <w:tab w:pos="255" w:val="left"/>
+        </w:tabs>
+        <w:spacing w:before="0" w:after="80"/>
+        <w:ind w:left="255" w:hanging="255"/>
       </w:pPr>
+      <w:r>
+        <w:rPr>
+          <w:b/>
+          <w:color w:val="2A78D6"/>
+          <w:sz w:val="20"/>
+        </w:rPr>
+        <w:t>▪</w:t>
+        <w:tab/>
+      </w:r>
       <w:r>
         <w:rPr>
           <w:b/>
@@ -3549,7 +4715,7 @@
         </w:rPr>
         <w:t xml:space="preserve"> stebėti refinansavimą</w:t>
       </w:r>
-      <w:hyperlink r:id="rId11">
+      <w:hyperlink r:id="rId13">
         <w:r>
           <w:rPr>
             <w:color w:val="2A78D6"/>
@@ -3568,9 +4734,21 @@
     </w:p>
     <w:p>
       <w:pPr>
-        <w:pStyle w:val="ListBullet"/>
-        <w:spacing w:after="60"/>
+        <w:tabs>
+          <w:tab w:pos="255" w:val="left"/>
+        </w:tabs>
+        <w:spacing w:before="0" w:after="80"/>
+        <w:ind w:left="255" w:hanging="255"/>
       </w:pPr>
+      <w:r>
+        <w:rPr>
+          <w:b/>
+          <w:color w:val="2A78D6"/>
+          <w:sz w:val="20"/>
+        </w:rPr>
+        <w:t>▪</w:t>
+        <w:tab/>
+      </w:r>
       <w:r>
         <w:rPr>
           <w:b/>
@@ -3586,11 +4764,349 @@
     </w:p>
     <w:p>
       <w:pPr>
-        <w:spacing w:before="280" w:after="80"/>
+        <w:keepNext/>
         <w:pBdr>
-          <w:bottom w:val="single" w:sz="6" w:color="C9D3DE" w:space="2"/>
+          <w:bottom w:val="single" w:sz="8" w:color="1F4E79" w:space="4"/>
         </w:pBdr>
+        <w:tabs>
+          <w:tab w:pos="482" w:val="left"/>
+        </w:tabs>
+        <w:spacing w:before="360" w:after="160"/>
       </w:pPr>
+      <w:r>
+        <w:rPr>
+          <w:b/>
+          <w:color w:val="2A78D6"/>
+          <w:sz w:val="18"/>
+        </w:rPr>
+        <w:t>08</w:t>
+        <w:tab/>
+      </w:r>
+      <w:r>
+        <w:rPr>
+          <w:b/>
+          <w:color w:val="1F4E79"/>
+          <w:sz w:val="28"/>
+        </w:rPr>
+        <w:t>Ką rašo spauda</w:t>
+      </w:r>
+    </w:p>
+    <w:p>
+      <w:pPr>
+        <w:spacing w:before="40" w:after="60"/>
+      </w:pPr>
+      <w:r>
+        <w:rPr>
+          <w:b w:val="0"/>
+          <w:color w:val="5F6B7A"/>
+          <w:sz w:val="18"/>
+        </w:rPr>
+        <w:t>Automatinė naujienų paieška (Google News, EE), 2026-07-24 – 2026-10-22: 3 pranešimų.</w:t>
+      </w:r>
+    </w:p>
+    <w:tbl>
+      <w:tblPr>
+        <w:tblW w:w="9639" w:type="dxa"/>
+        <w:tblBorders>
+          <w:top w:val="nil"/>
+          <w:left w:val="nil"/>
+          <w:bottom w:val="nil"/>
+          <w:right w:val="nil"/>
+          <w:insideH w:val="nil"/>
+          <w:insideV w:val="nil"/>
+        </w:tblBorders>
+        <w:tblLayout w:type="fixed"/>
+        <w:tblCellMar>
+          <w:top w:w="80" w:type="dxa"/>
+          <w:left w:w="0" w:type="dxa"/>
+          <w:bottom w:w="80" w:type="dxa"/>
+          <w:right w:w="120" w:type="dxa"/>
+        </w:tblCellMar>
+        <w:tblLook w:firstColumn="1" w:firstRow="1" w:lastColumn="0" w:lastRow="0" w:noHBand="0" w:noVBand="1" w:val="04A0"/>
+      </w:tblPr>
+      <w:tblGrid>
+        <w:gridCol w:w="1020"/>
+        <w:gridCol w:w="1360"/>
+        <w:gridCol w:w="7257"/>
+      </w:tblGrid>
+      <w:tr>
+        <w:tc>
+          <w:tcPr>
+            <w:tcW w:type="dxa" w:w="1020"/>
+            <w:tcBorders>
+              <w:top w:val="nil"/>
+              <w:left w:val="nil"/>
+              <w:bottom w:val="single" w:sz="4" w:color="E3E8EE" w:space="0"/>
+              <w:right w:val="nil"/>
+            </w:tcBorders>
+          </w:tcPr>
+          <w:p>
+            <w:pPr>
+              <w:spacing w:before="0" w:after="0"/>
+            </w:pPr>
+            <w:r>
+              <w:rPr>
+                <w:b w:val="0"/>
+                <w:color w:val="1A1A1A"/>
+                <w:sz w:val="17"/>
+              </w:rPr>
+              <w:t>2026-10-09</w:t>
+            </w:r>
+          </w:p>
+        </w:tc>
+        <w:tc>
+          <w:tcPr>
+            <w:tcW w:type="dxa" w:w="1361"/>
+            <w:tcBorders>
+              <w:top w:val="nil"/>
+              <w:left w:val="nil"/>
+              <w:bottom w:val="single" w:sz="4" w:color="E3E8EE" w:space="0"/>
+              <w:right w:val="nil"/>
+            </w:tcBorders>
+          </w:tcPr>
+          <w:p>
+            <w:pPr>
+              <w:spacing w:before="0" w:after="0"/>
+            </w:pPr>
+            <w:r>
+              <w:rPr>
+                <w:b/>
+                <w:color w:val="5F6B7A"/>
+                <w:sz w:val="14"/>
+                <w:shd w:val="clear" w:color="auto" w:fill="F0F2F5"/>
+              </w:rPr>
+              <w:t xml:space="preserve"> KITA </w:t>
+            </w:r>
+          </w:p>
+        </w:tc>
+        <w:tc>
+          <w:tcPr>
+            <w:tcW w:type="dxa" w:w="7257"/>
+            <w:tcBorders>
+              <w:top w:val="nil"/>
+              <w:left w:val="nil"/>
+              <w:bottom w:val="single" w:sz="4" w:color="E3E8EE" w:space="0"/>
+              <w:right w:val="nil"/>
+            </w:tcBorders>
+          </w:tcPr>
+          <w:p>
+            <w:pPr>
+              <w:spacing w:before="0" w:after="0"/>
+            </w:pPr>
+            <w:hyperlink r:id="rId21">
+              <w:r>
+                <w:rPr>
+                  <w:color w:val="1A1A1A"/>
+                  <w:sz w:val="18"/>
+                </w:rPr>
+                <w:t xml:space="preserve">Tallinna Sadama reisijatearv kvartalis kasvas, kuid kaubamaht langes</w:t>
+              </w:r>
+            </w:hyperlink>
+            <w:r>
+              <w:rPr>
+                <w:b w:val="0"/>
+                <w:color w:val="5F6B7A"/>
+                <w:sz w:val="15"/>
+              </w:rPr>
+              <w:t xml:space="preserve">   МК-Эстония</w:t>
+            </w:r>
+          </w:p>
+        </w:tc>
+      </w:tr>
+      <w:tr>
+        <w:tc>
+          <w:tcPr>
+            <w:tcW w:type="dxa" w:w="1020"/>
+            <w:tcBorders>
+              <w:top w:val="nil"/>
+              <w:left w:val="nil"/>
+              <w:bottom w:val="single" w:sz="4" w:color="E3E8EE" w:space="0"/>
+              <w:right w:val="nil"/>
+            </w:tcBorders>
+          </w:tcPr>
+          <w:p>
+            <w:pPr>
+              <w:spacing w:before="0" w:after="0"/>
+            </w:pPr>
+            <w:r>
+              <w:rPr>
+                <w:b w:val="0"/>
+                <w:color w:val="1A1A1A"/>
+                <w:sz w:val="17"/>
+              </w:rPr>
+              <w:t>2026-10-09</w:t>
+            </w:r>
+          </w:p>
+        </w:tc>
+        <w:tc>
+          <w:tcPr>
+            <w:tcW w:type="dxa" w:w="1361"/>
+            <w:tcBorders>
+              <w:top w:val="nil"/>
+              <w:left w:val="nil"/>
+              <w:bottom w:val="single" w:sz="4" w:color="E3E8EE" w:space="0"/>
+              <w:right w:val="nil"/>
+            </w:tcBorders>
+          </w:tcPr>
+          <w:p>
+            <w:pPr>
+              <w:spacing w:before="0" w:after="0"/>
+            </w:pPr>
+            <w:r>
+              <w:rPr>
+                <w:b/>
+                <w:color w:val="5F6B7A"/>
+                <w:sz w:val="14"/>
+                <w:shd w:val="clear" w:color="auto" w:fill="F0F2F5"/>
+              </w:rPr>
+              <w:t xml:space="preserve"> KITA </w:t>
+            </w:r>
+          </w:p>
+        </w:tc>
+        <w:tc>
+          <w:tcPr>
+            <w:tcW w:type="dxa" w:w="7257"/>
+            <w:tcBorders>
+              <w:top w:val="nil"/>
+              <w:left w:val="nil"/>
+              <w:bottom w:val="single" w:sz="4" w:color="E3E8EE" w:space="0"/>
+              <w:right w:val="nil"/>
+            </w:tcBorders>
+          </w:tcPr>
+          <w:p>
+            <w:pPr>
+              <w:spacing w:before="0" w:after="0"/>
+            </w:pPr>
+            <w:hyperlink r:id="rId22">
+              <w:r>
+                <w:rPr>
+                  <w:color w:val="1A1A1A"/>
+                  <w:sz w:val="18"/>
+                </w:rPr>
+                <w:t xml:space="preserve">Tallinna Sadama kaubamaht kahanes, reisijate arv pöördus kasvule</w:t>
+              </w:r>
+            </w:hyperlink>
+            <w:r>
+              <w:rPr>
+                <w:b w:val="0"/>
+                <w:color w:val="5F6B7A"/>
+                <w:sz w:val="15"/>
+              </w:rPr>
+              <w:t xml:space="preserve">   Logistikauudised</w:t>
+            </w:r>
+          </w:p>
+        </w:tc>
+      </w:tr>
+      <w:tr>
+        <w:tc>
+          <w:tcPr>
+            <w:tcW w:type="dxa" w:w="1020"/>
+            <w:tcBorders>
+              <w:top w:val="nil"/>
+              <w:left w:val="nil"/>
+              <w:bottom w:val="single" w:sz="4" w:color="E3E8EE" w:space="0"/>
+              <w:right w:val="nil"/>
+            </w:tcBorders>
+          </w:tcPr>
+          <w:p>
+            <w:pPr>
+              <w:spacing w:before="0" w:after="0"/>
+            </w:pPr>
+            <w:r>
+              <w:rPr>
+                <w:b w:val="0"/>
+                <w:color w:val="1A1A1A"/>
+                <w:sz w:val="17"/>
+              </w:rPr>
+              <w:t>2026-10-09</w:t>
+            </w:r>
+          </w:p>
+        </w:tc>
+        <w:tc>
+          <w:tcPr>
+            <w:tcW w:type="dxa" w:w="1361"/>
+            <w:tcBorders>
+              <w:top w:val="nil"/>
+              <w:left w:val="nil"/>
+              <w:bottom w:val="single" w:sz="4" w:color="E3E8EE" w:space="0"/>
+              <w:right w:val="nil"/>
+            </w:tcBorders>
+          </w:tcPr>
+          <w:p>
+            <w:pPr>
+              <w:spacing w:before="0" w:after="0"/>
+            </w:pPr>
+            <w:r>
+              <w:rPr>
+                <w:b/>
+                <w:color w:val="5F6B7A"/>
+                <w:sz w:val="14"/>
+                <w:shd w:val="clear" w:color="auto" w:fill="F0F2F5"/>
+              </w:rPr>
+              <w:t xml:space="preserve"> KITA </w:t>
+            </w:r>
+          </w:p>
+        </w:tc>
+        <w:tc>
+          <w:tcPr>
+            <w:tcW w:type="dxa" w:w="7257"/>
+            <w:tcBorders>
+              <w:top w:val="nil"/>
+              <w:left w:val="nil"/>
+              <w:bottom w:val="single" w:sz="4" w:color="E3E8EE" w:space="0"/>
+              <w:right w:val="nil"/>
+            </w:tcBorders>
+          </w:tcPr>
+          <w:p>
+            <w:pPr>
+              <w:spacing w:before="0" w:after="0"/>
+            </w:pPr>
+            <w:hyperlink r:id="rId23">
+              <w:r>
+                <w:rPr>
+                  <w:color w:val="1A1A1A"/>
+                  <w:sz w:val="18"/>
+                </w:rPr>
+                <w:t xml:space="preserve">ASi Tallinna Sadam 2026. aasta III kvartali ja 9 kuu tegevusmahud</w:t>
+              </w:r>
+            </w:hyperlink>
+            <w:r>
+              <w:rPr>
+                <w:b w:val="0"/>
+                <w:color w:val="5F6B7A"/>
+                <w:sz w:val="15"/>
+              </w:rPr>
+              <w:t xml:space="preserve">   GlobeNewswire</w:t>
+            </w:r>
+          </w:p>
+        </w:tc>
+      </w:tr>
+    </w:tbl>
+    <w:p>
+      <w:pPr>
+        <w:spacing w:before="0" w:after="40"/>
+      </w:pPr>
+    </w:p>
+    <w:p>
+      <w:pPr>
+        <w:keepNext/>
+        <w:pBdr>
+          <w:bottom w:val="single" w:sz="8" w:color="1F4E79" w:space="4"/>
+        </w:pBdr>
+        <w:tabs>
+          <w:tab w:pos="482" w:val="left"/>
+        </w:tabs>
+        <w:spacing w:before="360" w:after="160"/>
+      </w:pPr>
+      <w:r>
+        <w:rPr>
+          <w:b/>
+          <w:color w:val="2A78D6"/>
+          <w:sz w:val="18"/>
+        </w:rPr>
+        <w:t>09</w:t>
+        <w:tab/>
+      </w:r>
       <w:r>
         <w:rPr>
           <w:b/>
@@ -3602,1293 +5118,2039 @@
     </w:p>
     <w:p>
       <w:pPr>
-        <w:spacing w:before="160"/>
+        <w:keepNext/>
+        <w:shd w:val="clear" w:color="auto" w:fill="EAF1F8"/>
+        <w:spacing w:before="200" w:after="80"/>
+        <w:ind w:left="85"/>
       </w:pPr>
       <w:r>
         <w:rPr>
           <w:b/>
-          <w:sz w:val="22"/>
+          <w:caps/>
+          <w:color w:val="1F4E79"/>
+          <w:sz w:val="19"/>
         </w:rPr>
         <w:t>Exclusionary screening (companies)</w:t>
       </w:r>
     </w:p>
+    <w:tbl>
+      <w:tblPr>
+        <w:tblW w:w="9639" w:type="dxa"/>
+        <w:tblBorders>
+          <w:top w:val="nil"/>
+          <w:left w:val="nil"/>
+          <w:bottom w:val="nil"/>
+          <w:right w:val="nil"/>
+          <w:insideH w:val="nil"/>
+          <w:insideV w:val="nil"/>
+        </w:tblBorders>
+        <w:tblLayout w:type="fixed"/>
+        <w:tblCellMar>
+          <w:top w:w="90" w:type="dxa"/>
+          <w:left w:w="0" w:type="dxa"/>
+          <w:bottom w:w="110" w:type="dxa"/>
+          <w:right w:w="0" w:type="dxa"/>
+        </w:tblCellMar>
+        <w:tblLook w:firstColumn="1" w:firstRow="1" w:lastColumn="0" w:lastRow="0" w:noHBand="0" w:noVBand="1" w:val="04A0"/>
+      </w:tblPr>
+      <w:tblGrid>
+        <w:gridCol w:w="340"/>
+        <w:gridCol w:w="9298"/>
+      </w:tblGrid>
+      <w:tr>
+        <w:tc>
+          <w:tcPr>
+            <w:tcW w:type="dxa" w:w="340"/>
+            <w:tcBorders>
+              <w:top w:val="nil"/>
+              <w:left w:val="nil"/>
+              <w:bottom w:val="single" w:sz="4" w:color="E3E8EE" w:space="0"/>
+              <w:right w:val="nil"/>
+            </w:tcBorders>
+          </w:tcPr>
+          <w:p>
+            <w:pPr>
+              <w:spacing w:before="0" w:after="0"/>
+            </w:pPr>
+            <w:r>
+              <w:rPr>
+                <w:rFonts w:ascii="Segoe UI Symbol" w:hAnsi="Segoe UI Symbol"/>
+                <w:b w:val="0"/>
+                <w:color w:val="1B7F3B"/>
+                <w:sz w:val="24"/>
+              </w:rPr>
+              <w:t>☑</w:t>
+            </w:r>
+          </w:p>
+        </w:tc>
+        <w:tc>
+          <w:tcPr>
+            <w:tcW w:type="dxa" w:w="9298"/>
+            <w:tcBorders>
+              <w:top w:val="nil"/>
+              <w:left w:val="nil"/>
+              <w:bottom w:val="single" w:sz="4" w:color="E3E8EE" w:space="0"/>
+              <w:right w:val="nil"/>
+            </w:tcBorders>
+          </w:tcPr>
+          <w:p>
+            <w:pPr>
+              <w:spacing w:before="0" w:after="40"/>
+            </w:pPr>
+            <w:r>
+              <w:rPr>
+                <w:b/>
+                <w:color w:val="1A1A1A"/>
+                <w:sz w:val="19"/>
+              </w:rPr>
+              <w:t>Yes, the company is not involved in excluded sectors: controversial and nuclear weapons, tobacco, gambling and restricted sectors in fossil fuel</w:t>
+            </w:r>
+          </w:p>
+          <w:p>
+            <w:pPr>
+              <w:tabs>
+                <w:tab w:pos="198" w:val="left"/>
+              </w:tabs>
+              <w:spacing w:before="0" w:after="20"/>
+              <w:ind w:left="198" w:hanging="198"/>
+            </w:pPr>
+            <w:r>
+              <w:rPr>
+                <w:b w:val="0"/>
+                <w:color w:val="5F6B7A"/>
+                <w:sz w:val="18"/>
+              </w:rPr>
+              <w:t>•</w:t>
+              <w:tab/>
+            </w:r>
+            <w:r>
+              <w:rPr>
+                <w:b w:val="0"/>
+                <w:color w:val="333333"/>
+                <w:sz w:val="18"/>
+              </w:rPr>
+              <w:t>Uosto operatorius, keltų paslaugos, ledlaužis, nekilnojamasis turtas – ginklų, tabako, lošimų, anglies ar naftos žvalgybos veiklos nėra</w:t>
+            </w:r>
+            <w:hyperlink r:id="rId13">
+              <w:r>
+                <w:rPr>
+                  <w:color w:val="2A78D6"/>
+                  <w:vertAlign w:val="superscript"/>
+                  <w:sz w:val="15"/>
+                </w:rPr>
+                <w:t xml:space="preserve">2</w:t>
+              </w:r>
+            </w:hyperlink>
+            <w:r>
+              <w:rPr>
+                <w:b w:val="0"/>
+                <w:color w:val="333333"/>
+                <w:sz w:val="18"/>
+              </w:rPr>
+              <w:t>.</w:t>
+            </w:r>
+          </w:p>
+          <w:p>
+            <w:pPr>
+              <w:tabs>
+                <w:tab w:pos="198" w:val="left"/>
+              </w:tabs>
+              <w:spacing w:before="0" w:after="20"/>
+              <w:ind w:left="198" w:hanging="198"/>
+            </w:pPr>
+            <w:r>
+              <w:rPr>
+                <w:b w:val="0"/>
+                <w:color w:val="5F6B7A"/>
+                <w:sz w:val="18"/>
+              </w:rPr>
+              <w:t>•</w:t>
+              <w:tab/>
+            </w:r>
+            <w:r>
+              <w:rPr>
+                <w:b w:val="0"/>
+                <w:color w:val="333333"/>
+                <w:sz w:val="18"/>
+              </w:rPr>
+              <w:t>Krauna skystus krovinius (naftos produktus), jų kiekis mažėja (−33,8 % per 6 mėn.)</w:t>
+            </w:r>
+            <w:hyperlink r:id="rId13">
+              <w:r>
+                <w:rPr>
+                  <w:color w:val="2A78D6"/>
+                  <w:vertAlign w:val="superscript"/>
+                  <w:sz w:val="15"/>
+                </w:rPr>
+                <w:t xml:space="preserve">2</w:t>
+              </w:r>
+            </w:hyperlink>
+            <w:r>
+              <w:rPr>
+                <w:b w:val="0"/>
+                <w:color w:val="333333"/>
+                <w:sz w:val="18"/>
+              </w:rPr>
+              <w:t>.</w:t>
+            </w:r>
+          </w:p>
+        </w:tc>
+      </w:tr>
+    </w:tbl>
+    <w:tbl>
+      <w:tblPr>
+        <w:tblW w:w="9639" w:type="dxa"/>
+        <w:tblBorders>
+          <w:top w:val="nil"/>
+          <w:left w:val="nil"/>
+          <w:bottom w:val="nil"/>
+          <w:right w:val="nil"/>
+          <w:insideH w:val="nil"/>
+          <w:insideV w:val="nil"/>
+        </w:tblBorders>
+        <w:tblLayout w:type="fixed"/>
+        <w:tblCellMar>
+          <w:top w:w="90" w:type="dxa"/>
+          <w:left w:w="0" w:type="dxa"/>
+          <w:bottom w:w="110" w:type="dxa"/>
+          <w:right w:w="0" w:type="dxa"/>
+        </w:tblCellMar>
+        <w:tblLook w:firstColumn="1" w:firstRow="1" w:lastColumn="0" w:lastRow="0" w:noHBand="0" w:noVBand="1" w:val="04A0"/>
+      </w:tblPr>
+      <w:tblGrid>
+        <w:gridCol w:w="340"/>
+        <w:gridCol w:w="9298"/>
+      </w:tblGrid>
+      <w:tr>
+        <w:tc>
+          <w:tcPr>
+            <w:tcW w:type="dxa" w:w="340"/>
+            <w:tcBorders>
+              <w:top w:val="nil"/>
+              <w:left w:val="nil"/>
+              <w:bottom w:val="single" w:sz="4" w:color="E3E8EE" w:space="0"/>
+              <w:right w:val="nil"/>
+            </w:tcBorders>
+          </w:tcPr>
+          <w:p>
+            <w:pPr>
+              <w:spacing w:before="0" w:after="0"/>
+            </w:pPr>
+            <w:r>
+              <w:rPr>
+                <w:rFonts w:ascii="Segoe UI Symbol" w:hAnsi="Segoe UI Symbol"/>
+                <w:b w:val="0"/>
+                <w:color w:val="1B7F3B"/>
+                <w:sz w:val="24"/>
+              </w:rPr>
+              <w:t>☑</w:t>
+            </w:r>
+          </w:p>
+        </w:tc>
+        <w:tc>
+          <w:tcPr>
+            <w:tcW w:type="dxa" w:w="9298"/>
+            <w:tcBorders>
+              <w:top w:val="nil"/>
+              <w:left w:val="nil"/>
+              <w:bottom w:val="single" w:sz="4" w:color="E3E8EE" w:space="0"/>
+              <w:right w:val="nil"/>
+            </w:tcBorders>
+          </w:tcPr>
+          <w:p>
+            <w:pPr>
+              <w:spacing w:before="0" w:after="40"/>
+            </w:pPr>
+            <w:r>
+              <w:rPr>
+                <w:b/>
+                <w:color w:val="1A1A1A"/>
+                <w:sz w:val="19"/>
+              </w:rPr>
+              <w:t>Yes, the company does not have red flag/signal related to controversies based on UN Global Compact, OECD Guidelines for Multinational Enterprises or any other relevant principles/standards</w:t>
+            </w:r>
+          </w:p>
+          <w:p>
+            <w:pPr>
+              <w:tabs>
+                <w:tab w:pos="198" w:val="left"/>
+              </w:tabs>
+              <w:spacing w:before="0" w:after="20"/>
+              <w:ind w:left="198" w:hanging="198"/>
+            </w:pPr>
+            <w:r>
+              <w:rPr>
+                <w:b w:val="0"/>
+                <w:color w:val="5F6B7A"/>
+                <w:sz w:val="18"/>
+              </w:rPr>
+              <w:t>•</w:t>
+              <w:tab/>
+            </w:r>
+            <w:r>
+              <w:rPr>
+                <w:b w:val="0"/>
+                <w:color w:val="333333"/>
+                <w:sz w:val="18"/>
+              </w:rPr>
+              <w:t>Su JT Pasauliniu susitarimu ar OECD gairėmis susijusių ginčų nėra.</w:t>
+            </w:r>
+          </w:p>
+          <w:p>
+            <w:pPr>
+              <w:tabs>
+                <w:tab w:pos="198" w:val="left"/>
+              </w:tabs>
+              <w:spacing w:before="0" w:after="20"/>
+              <w:ind w:left="198" w:hanging="198"/>
+            </w:pPr>
+            <w:r>
+              <w:rPr>
+                <w:b w:val="0"/>
+                <w:color w:val="5F6B7A"/>
+                <w:sz w:val="18"/>
+              </w:rPr>
+              <w:t>•</w:t>
+              <w:tab/>
+            </w:r>
+            <w:r>
+              <w:rPr>
+                <w:b w:val="0"/>
+                <w:color w:val="333333"/>
+                <w:sz w:val="18"/>
+              </w:rPr>
+              <w:t>2015 m. kyšininkavimo byla susijusi su buvusiais vadovais</w:t>
+            </w:r>
+          </w:p>
+          <w:p>
+            <w:pPr>
+              <w:tabs>
+                <w:tab w:pos="198" w:val="left"/>
+              </w:tabs>
+              <w:spacing w:before="0" w:after="20"/>
+              <w:ind w:left="198" w:hanging="198"/>
+            </w:pPr>
+            <w:r>
+              <w:rPr>
+                <w:b w:val="0"/>
+                <w:color w:val="5F6B7A"/>
+                <w:sz w:val="18"/>
+              </w:rPr>
+              <w:t>•</w:t>
+              <w:tab/>
+            </w:r>
+            <w:r>
+              <w:rPr>
+                <w:b w:val="0"/>
+                <w:color w:val="333333"/>
+                <w:sz w:val="18"/>
+              </w:rPr>
+              <w:t>Bendrovė joje – nukentėjusioji, ne kaltinamoji</w:t>
+            </w:r>
+            <w:hyperlink r:id="rId15">
+              <w:r>
+                <w:rPr>
+                  <w:color w:val="2A78D6"/>
+                  <w:vertAlign w:val="superscript"/>
+                  <w:sz w:val="15"/>
+                </w:rPr>
+                <w:t xml:space="preserve">7</w:t>
+              </w:r>
+            </w:hyperlink>
+            <w:r>
+              <w:rPr>
+                <w:color w:val="2A78D6"/>
+                <w:vertAlign w:val="superscript"/>
+              </w:rPr>
+              <w:t>,</w:t>
+            </w:r>
+            <w:hyperlink r:id="rId16">
+              <w:r>
+                <w:rPr>
+                  <w:color w:val="2A78D6"/>
+                  <w:vertAlign w:val="superscript"/>
+                  <w:sz w:val="15"/>
+                </w:rPr>
+                <w:t xml:space="preserve">8</w:t>
+              </w:r>
+            </w:hyperlink>
+            <w:r>
+              <w:rPr>
+                <w:b w:val="0"/>
+                <w:color w:val="333333"/>
+                <w:sz w:val="18"/>
+              </w:rPr>
+              <w:t>.</w:t>
+            </w:r>
+          </w:p>
+        </w:tc>
+      </w:tr>
+    </w:tbl>
+    <w:tbl>
+      <w:tblPr>
+        <w:tblW w:w="9639" w:type="dxa"/>
+        <w:tblBorders>
+          <w:top w:val="nil"/>
+          <w:left w:val="nil"/>
+          <w:bottom w:val="nil"/>
+          <w:right w:val="nil"/>
+          <w:insideH w:val="nil"/>
+          <w:insideV w:val="nil"/>
+        </w:tblBorders>
+        <w:tblLayout w:type="fixed"/>
+        <w:tblCellMar>
+          <w:top w:w="90" w:type="dxa"/>
+          <w:left w:w="0" w:type="dxa"/>
+          <w:bottom w:w="110" w:type="dxa"/>
+          <w:right w:w="0" w:type="dxa"/>
+        </w:tblCellMar>
+        <w:tblLook w:firstColumn="1" w:firstRow="1" w:lastColumn="0" w:lastRow="0" w:noHBand="0" w:noVBand="1" w:val="04A0"/>
+      </w:tblPr>
+      <w:tblGrid>
+        <w:gridCol w:w="340"/>
+        <w:gridCol w:w="9298"/>
+      </w:tblGrid>
+      <w:tr>
+        <w:tc>
+          <w:tcPr>
+            <w:tcW w:type="dxa" w:w="340"/>
+            <w:tcBorders>
+              <w:top w:val="nil"/>
+              <w:left w:val="nil"/>
+              <w:bottom w:val="single" w:sz="4" w:color="E3E8EE" w:space="0"/>
+              <w:right w:val="nil"/>
+            </w:tcBorders>
+          </w:tcPr>
+          <w:p>
+            <w:pPr>
+              <w:spacing w:before="0" w:after="0"/>
+            </w:pPr>
+            <w:r>
+              <w:rPr>
+                <w:rFonts w:ascii="Segoe UI Symbol" w:hAnsi="Segoe UI Symbol"/>
+                <w:b w:val="0"/>
+                <w:color w:val="1B7F3B"/>
+                <w:sz w:val="24"/>
+              </w:rPr>
+              <w:t>☑</w:t>
+            </w:r>
+          </w:p>
+        </w:tc>
+        <w:tc>
+          <w:tcPr>
+            <w:tcW w:type="dxa" w:w="9298"/>
+            <w:tcBorders>
+              <w:top w:val="nil"/>
+              <w:left w:val="nil"/>
+              <w:bottom w:val="single" w:sz="4" w:color="E3E8EE" w:space="0"/>
+              <w:right w:val="nil"/>
+            </w:tcBorders>
+          </w:tcPr>
+          <w:p>
+            <w:pPr>
+              <w:spacing w:before="0" w:after="40"/>
+            </w:pPr>
+            <w:r>
+              <w:rPr>
+                <w:b/>
+                <w:color w:val="1A1A1A"/>
+                <w:sz w:val="19"/>
+              </w:rPr>
+              <w:t>Yes, the company is not in the list of sanctions (add a screenshot)</w:t>
+            </w:r>
+          </w:p>
+          <w:p>
+            <w:pPr>
+              <w:tabs>
+                <w:tab w:pos="198" w:val="left"/>
+              </w:tabs>
+              <w:spacing w:before="0" w:after="20"/>
+              <w:ind w:left="198" w:hanging="198"/>
+            </w:pPr>
+            <w:r>
+              <w:rPr>
+                <w:b w:val="0"/>
+                <w:color w:val="5F6B7A"/>
+                <w:sz w:val="18"/>
+              </w:rPr>
+              <w:t>•</w:t>
+              <w:tab/>
+            </w:r>
+            <w:r>
+              <w:rPr>
+                <w:b w:val="0"/>
+                <w:color w:val="333333"/>
+                <w:sz w:val="18"/>
+              </w:rPr>
+              <w:t>Nerasta EU, UN, UK, US OFAC konsoliduotuose sankcijų sąrašuose (automatinė patikra 2026-10-22).</w:t>
+            </w:r>
+          </w:p>
+        </w:tc>
+      </w:tr>
+    </w:tbl>
+    <w:tbl>
+      <w:tblPr>
+        <w:tblW w:w="9639" w:type="dxa"/>
+        <w:tblBorders>
+          <w:top w:val="nil"/>
+          <w:left w:val="nil"/>
+          <w:bottom w:val="nil"/>
+          <w:right w:val="nil"/>
+          <w:insideH w:val="nil"/>
+          <w:insideV w:val="nil"/>
+        </w:tblBorders>
+        <w:tblLayout w:type="fixed"/>
+        <w:tblCellMar>
+          <w:top w:w="90" w:type="dxa"/>
+          <w:left w:w="0" w:type="dxa"/>
+          <w:bottom w:w="110" w:type="dxa"/>
+          <w:right w:w="0" w:type="dxa"/>
+        </w:tblCellMar>
+        <w:tblLook w:firstColumn="1" w:firstRow="1" w:lastColumn="0" w:lastRow="0" w:noHBand="0" w:noVBand="1" w:val="04A0"/>
+      </w:tblPr>
+      <w:tblGrid>
+        <w:gridCol w:w="340"/>
+        <w:gridCol w:w="9298"/>
+      </w:tblGrid>
+      <w:tr>
+        <w:tc>
+          <w:tcPr>
+            <w:tcW w:type="dxa" w:w="340"/>
+            <w:tcBorders>
+              <w:top w:val="nil"/>
+              <w:left w:val="nil"/>
+              <w:bottom w:val="single" w:sz="4" w:color="E3E8EE" w:space="0"/>
+              <w:right w:val="nil"/>
+            </w:tcBorders>
+          </w:tcPr>
+          <w:p>
+            <w:pPr>
+              <w:spacing w:before="0" w:after="0"/>
+            </w:pPr>
+            <w:r>
+              <w:rPr>
+                <w:rFonts w:ascii="Segoe UI Symbol" w:hAnsi="Segoe UI Symbol"/>
+                <w:b w:val="0"/>
+                <w:color w:val="1B7F3B"/>
+                <w:sz w:val="24"/>
+              </w:rPr>
+              <w:t>☑</w:t>
+            </w:r>
+          </w:p>
+        </w:tc>
+        <w:tc>
+          <w:tcPr>
+            <w:tcW w:type="dxa" w:w="9298"/>
+            <w:tcBorders>
+              <w:top w:val="nil"/>
+              <w:left w:val="nil"/>
+              <w:bottom w:val="single" w:sz="4" w:color="E3E8EE" w:space="0"/>
+              <w:right w:val="nil"/>
+            </w:tcBorders>
+          </w:tcPr>
+          <w:p>
+            <w:pPr>
+              <w:spacing w:before="0" w:after="40"/>
+            </w:pPr>
+            <w:r>
+              <w:rPr>
+                <w:b/>
+                <w:color w:val="1A1A1A"/>
+                <w:sz w:val="19"/>
+              </w:rPr>
+              <w:t>Yes, issues were not identified from adverse media checks (add a screenshot)</w:t>
+            </w:r>
+          </w:p>
+          <w:p>
+            <w:pPr>
+              <w:tabs>
+                <w:tab w:pos="198" w:val="left"/>
+              </w:tabs>
+              <w:spacing w:before="0" w:after="20"/>
+              <w:ind w:left="198" w:hanging="198"/>
+            </w:pPr>
+            <w:r>
+              <w:rPr>
+                <w:b w:val="0"/>
+                <w:color w:val="5F6B7A"/>
+                <w:sz w:val="18"/>
+              </w:rPr>
+              <w:t>•</w:t>
+              <w:tab/>
+            </w:r>
+            <w:r>
+              <w:rPr>
+                <w:b w:val="0"/>
+                <w:color w:val="333333"/>
+                <w:sz w:val="18"/>
+              </w:rPr>
+              <w:t>Automatinė naujienų paieška (estų ir anglų žiniasklaida, paskutinės 30 d., 2026-10-22) naujų neigiamų naujienų nerado.</w:t>
+            </w:r>
+          </w:p>
+          <w:p>
+            <w:pPr>
+              <w:tabs>
+                <w:tab w:pos="198" w:val="left"/>
+              </w:tabs>
+              <w:spacing w:before="0" w:after="20"/>
+              <w:ind w:left="198" w:hanging="198"/>
+            </w:pPr>
+            <w:r>
+              <w:rPr>
+                <w:b w:val="0"/>
+                <w:color w:val="5F6B7A"/>
+                <w:sz w:val="18"/>
+              </w:rPr>
+              <w:t>•</w:t>
+              <w:tab/>
+            </w:r>
+            <w:r>
+              <w:rPr>
+                <w:b w:val="0"/>
+                <w:color w:val="333333"/>
+                <w:sz w:val="18"/>
+              </w:rPr>
+              <w:t>Senesnės publikacijos – apie buvusių vadovų bylą</w:t>
+            </w:r>
+            <w:hyperlink r:id="rId15">
+              <w:r>
+                <w:rPr>
+                  <w:color w:val="2A78D6"/>
+                  <w:vertAlign w:val="superscript"/>
+                  <w:sz w:val="15"/>
+                </w:rPr>
+                <w:t xml:space="preserve">7</w:t>
+              </w:r>
+            </w:hyperlink>
+            <w:r>
+              <w:rPr>
+                <w:color w:val="2A78D6"/>
+                <w:vertAlign w:val="superscript"/>
+              </w:rPr>
+              <w:t>,</w:t>
+            </w:r>
+            <w:hyperlink r:id="rId16">
+              <w:r>
+                <w:rPr>
+                  <w:color w:val="2A78D6"/>
+                  <w:vertAlign w:val="superscript"/>
+                  <w:sz w:val="15"/>
+                </w:rPr>
+                <w:t xml:space="preserve">8</w:t>
+              </w:r>
+            </w:hyperlink>
+            <w:r>
+              <w:rPr>
+                <w:b w:val="0"/>
+                <w:color w:val="333333"/>
+                <w:sz w:val="18"/>
+              </w:rPr>
+              <w:t>.</w:t>
+            </w:r>
+          </w:p>
+          <w:p>
+            <w:pPr>
+              <w:tabs>
+                <w:tab w:pos="198" w:val="left"/>
+              </w:tabs>
+              <w:spacing w:before="0" w:after="20"/>
+              <w:ind w:left="198" w:hanging="198"/>
+            </w:pPr>
+            <w:r>
+              <w:rPr>
+                <w:b w:val="0"/>
+                <w:color w:val="5F6B7A"/>
+                <w:sz w:val="18"/>
+              </w:rPr>
+              <w:t>•</w:t>
+              <w:tab/>
+            </w:r>
+            <w:r>
+              <w:rPr>
+                <w:b w:val="0"/>
+                <w:color w:val="333333"/>
+                <w:sz w:val="18"/>
+              </w:rPr>
+              <w:t>Naujienų suvestinė 2026-07-24 – 2026-10-22: 3 pranešimų, iš jų su neigiamu žodžiu antraštėje – 0 (plačiau – skiltyje „Ką rašo spauda“).</w:t>
+            </w:r>
+          </w:p>
+        </w:tc>
+      </w:tr>
+    </w:tbl>
     <w:p>
       <w:pPr>
-        <w:spacing w:before="80" w:after="20"/>
+        <w:spacing w:before="120" w:after="40"/>
       </w:pPr>
       <w:r>
         <w:rPr>
-          <w:sz w:val="24"/>
-        </w:rPr>
-        <w:t xml:space="preserve">☑ </w:t>
-      </w:r>
-      <w:r>
-        <w:t>Yes, the company is not involved in excluded sectors: controversial and nuclear weapons, tobacco, gambling and restricted sectors in fossil fuel</w:t>
-      </w:r>
-    </w:p>
-    <w:p>
-      <w:pPr>
-        <w:spacing w:after="0"/>
-        <w:ind w:left="510" w:hanging="198"/>
-      </w:pPr>
-      <w:r>
-        <w:rPr>
-          <w:sz w:val="19"/>
-        </w:rPr>
-        <w:t xml:space="preserve">•  </w:t>
-      </w:r>
-      <w:r>
-        <w:rPr>
-          <w:b w:val="0"/>
+          <w:i/>
           <w:color w:val="333333"/>
-          <w:sz w:val="19"/>
-        </w:rPr>
-        <w:t>Uosto operatorius, keltų paslaugos, ledlaužis, nekilnojamasis turtas – ginklų, tabako, lošimų, anglies ar naftos žvalgybos veiklos nėra</w:t>
-      </w:r>
-      <w:hyperlink r:id="rId11">
-        <w:r>
-          <w:rPr>
-            <w:color w:val="2A78D6"/>
-            <w:vertAlign w:val="superscript"/>
-            <w:sz w:val="16"/>
-          </w:rPr>
-          <w:t xml:space="preserve">2</w:t>
-        </w:r>
-      </w:hyperlink>
-      <w:r>
-        <w:rPr>
-          <w:b w:val="0"/>
-          <w:color w:val="333333"/>
-          <w:sz w:val="19"/>
-        </w:rPr>
-        <w:t>.</w:t>
-      </w:r>
-    </w:p>
-    <w:p>
-      <w:pPr>
-        <w:spacing w:after="120"/>
-        <w:ind w:left="510" w:hanging="198"/>
-      </w:pPr>
-      <w:r>
-        <w:rPr>
-          <w:sz w:val="19"/>
-        </w:rPr>
-        <w:t xml:space="preserve">•  </w:t>
-      </w:r>
-      <w:r>
-        <w:rPr>
-          <w:b w:val="0"/>
-          <w:color w:val="333333"/>
-          <w:sz w:val="19"/>
-        </w:rPr>
-        <w:t>Krauna skystus krovinius (naftos produktus), jų kiekis mažėja (−33,8 % per 6 mėn.)</w:t>
-      </w:r>
-      <w:hyperlink r:id="rId11">
-        <w:r>
-          <w:rPr>
-            <w:color w:val="2A78D6"/>
-            <w:vertAlign w:val="superscript"/>
-            <w:sz w:val="16"/>
-          </w:rPr>
-          <w:t xml:space="preserve">2</w:t>
-        </w:r>
-      </w:hyperlink>
-      <w:r>
-        <w:rPr>
-          <w:b w:val="0"/>
-          <w:color w:val="333333"/>
-          <w:sz w:val="19"/>
-        </w:rPr>
-        <w:t>.</w:t>
-      </w:r>
-    </w:p>
-    <w:p>
-      <w:pPr>
-        <w:spacing w:before="80" w:after="20"/>
-      </w:pPr>
-      <w:r>
-        <w:rPr>
-          <w:sz w:val="24"/>
-        </w:rPr>
-        <w:t xml:space="preserve">☑ </w:t>
-      </w:r>
-      <w:r>
-        <w:t>Yes, the company does not have red flag/signal related to controversies based on UN Global Compact, OECD Guidelines for Multinational Enterprises or any other relevant principles/standards</w:t>
-      </w:r>
-    </w:p>
-    <w:p>
-      <w:pPr>
-        <w:spacing w:after="0"/>
-        <w:ind w:left="510" w:hanging="198"/>
-      </w:pPr>
-      <w:r>
-        <w:rPr>
-          <w:sz w:val="19"/>
-        </w:rPr>
-        <w:t xml:space="preserve">•  </w:t>
-      </w:r>
-      <w:r>
-        <w:rPr>
-          <w:b w:val="0"/>
-          <w:color w:val="333333"/>
-          <w:sz w:val="19"/>
-        </w:rPr>
-        <w:t>Su JT Pasauliniu susitarimu ar OECD gairėmis susijusių ginčų nėra.</w:t>
-      </w:r>
-    </w:p>
-    <w:p>
-      <w:pPr>
-        <w:spacing w:after="0"/>
-        <w:ind w:left="510" w:hanging="198"/>
-      </w:pPr>
-      <w:r>
-        <w:rPr>
-          <w:sz w:val="19"/>
-        </w:rPr>
-        <w:t xml:space="preserve">•  </w:t>
-      </w:r>
-      <w:r>
-        <w:rPr>
-          <w:b w:val="0"/>
-          <w:color w:val="333333"/>
-          <w:sz w:val="19"/>
-        </w:rPr>
-        <w:t>2015 m. kyšininkavimo byla susijusi su buvusiais vadovais</w:t>
-      </w:r>
-    </w:p>
-    <w:p>
-      <w:pPr>
-        <w:spacing w:after="120"/>
-        <w:ind w:left="510" w:hanging="198"/>
-      </w:pPr>
-      <w:r>
-        <w:rPr>
-          <w:sz w:val="19"/>
-        </w:rPr>
-        <w:t xml:space="preserve">•  </w:t>
-      </w:r>
-      <w:r>
-        <w:rPr>
-          <w:b w:val="0"/>
-          <w:color w:val="333333"/>
-          <w:sz w:val="19"/>
-        </w:rPr>
-        <w:t>Bendrovė joje – nukentėjusioji, ne kaltinamoji</w:t>
-      </w:r>
-      <w:hyperlink r:id="rId13">
-        <w:r>
-          <w:rPr>
-            <w:color w:val="2A78D6"/>
-            <w:vertAlign w:val="superscript"/>
-            <w:sz w:val="16"/>
-          </w:rPr>
-          <w:t xml:space="preserve">7</w:t>
-        </w:r>
-      </w:hyperlink>
-      <w:r>
-        <w:rPr>
-          <w:color w:val="2A78D6"/>
-          <w:vertAlign w:val="superscript"/>
-        </w:rPr>
-        <w:t>,</w:t>
-      </w:r>
-      <w:hyperlink r:id="rId14">
-        <w:r>
-          <w:rPr>
-            <w:color w:val="2A78D6"/>
-            <w:vertAlign w:val="superscript"/>
-            <w:sz w:val="16"/>
-          </w:rPr>
-          <w:t xml:space="preserve">8</w:t>
-        </w:r>
-      </w:hyperlink>
-      <w:r>
-        <w:rPr>
-          <w:b w:val="0"/>
-          <w:color w:val="333333"/>
-          <w:sz w:val="19"/>
-        </w:rPr>
-        <w:t>.</w:t>
-      </w:r>
-    </w:p>
-    <w:p>
-      <w:pPr>
-        <w:spacing w:before="80" w:after="20"/>
-      </w:pPr>
-      <w:r>
-        <w:rPr>
-          <w:sz w:val="24"/>
-        </w:rPr>
-        <w:t xml:space="preserve">☑ </w:t>
-      </w:r>
-      <w:r>
-        <w:t>Yes, the company is not in the list of sanctions (add a screenshot)</w:t>
-      </w:r>
-    </w:p>
-    <w:p>
-      <w:pPr>
-        <w:spacing w:after="120"/>
-        <w:ind w:left="510" w:hanging="198"/>
-      </w:pPr>
-      <w:r>
-        <w:rPr>
-          <w:sz w:val="19"/>
-        </w:rPr>
-        <w:t xml:space="preserve">•  </w:t>
-      </w:r>
-      <w:r>
-        <w:rPr>
-          <w:b w:val="0"/>
-          <w:color w:val="333333"/>
-          <w:sz w:val="19"/>
-        </w:rPr>
-        <w:t>Nerasta EU, UN, UK, US OFAC konsoliduotuose sankcijų sąrašuose (automatinė patikra 2026-10-22).</w:t>
-      </w:r>
-    </w:p>
-    <w:p>
-      <w:pPr>
-        <w:spacing w:before="80" w:after="20"/>
-      </w:pPr>
-      <w:r>
-        <w:rPr>
-          <w:sz w:val="24"/>
-        </w:rPr>
-        <w:t xml:space="preserve">☑ </w:t>
-      </w:r>
-      <w:r>
-        <w:t>Yes, issues were not identified from adverse media checks (add a screenshot)</w:t>
-      </w:r>
-    </w:p>
-    <w:p>
-      <w:pPr>
-        <w:spacing w:after="0"/>
-        <w:ind w:left="510" w:hanging="198"/>
-      </w:pPr>
-      <w:r>
-        <w:rPr>
-          <w:sz w:val="19"/>
-        </w:rPr>
-        <w:t xml:space="preserve">•  </w:t>
-      </w:r>
-      <w:r>
-        <w:rPr>
-          <w:b w:val="0"/>
-          <w:color w:val="333333"/>
-          <w:sz w:val="19"/>
-        </w:rPr>
-        <w:t>Automatinė naujienų paieška (estų ir anglų žiniasklaida, paskutinės 30 d., 2026-10-22) naujų neigiamų naujienų nerado.</w:t>
-      </w:r>
-    </w:p>
-    <w:p>
-      <w:pPr>
-        <w:spacing w:after="120"/>
-        <w:ind w:left="510" w:hanging="198"/>
-      </w:pPr>
-      <w:r>
-        <w:rPr>
-          <w:sz w:val="19"/>
-        </w:rPr>
-        <w:t xml:space="preserve">•  </w:t>
-      </w:r>
-      <w:r>
-        <w:rPr>
-          <w:b w:val="0"/>
-          <w:color w:val="333333"/>
-          <w:sz w:val="19"/>
-        </w:rPr>
-        <w:t>Senesnės publikacijos – apie buvusių vadovų bylą</w:t>
-      </w:r>
-      <w:hyperlink r:id="rId13">
-        <w:r>
-          <w:rPr>
-            <w:color w:val="2A78D6"/>
-            <w:vertAlign w:val="superscript"/>
-            <w:sz w:val="16"/>
-          </w:rPr>
-          <w:t xml:space="preserve">7</w:t>
-        </w:r>
-      </w:hyperlink>
-      <w:r>
-        <w:rPr>
-          <w:color w:val="2A78D6"/>
-          <w:vertAlign w:val="superscript"/>
-        </w:rPr>
-        <w:t>,</w:t>
-      </w:r>
-      <w:hyperlink r:id="rId14">
-        <w:r>
-          <w:rPr>
-            <w:color w:val="2A78D6"/>
-            <w:vertAlign w:val="superscript"/>
-            <w:sz w:val="16"/>
-          </w:rPr>
-          <w:t xml:space="preserve">8</w:t>
-        </w:r>
-      </w:hyperlink>
-      <w:r>
-        <w:rPr>
-          <w:b w:val="0"/>
-          <w:color w:val="333333"/>
-          <w:sz w:val="19"/>
-        </w:rPr>
-        <w:t>.</w:t>
-      </w:r>
-    </w:p>
-    <w:p>
-      <w:r>
-        <w:rPr>
-          <w:i/>
-          <w:sz w:val="19"/>
+          <w:sz w:val="18"/>
         </w:rPr>
         <w:t>In case any red flags, risks, unclarities were identified then additional checks (sanctions screening and adverse media checks) on the company’s Ultimate Beneficial Owners and/or senior management shall be performed.</w:t>
       </w:r>
     </w:p>
     <w:p>
       <w:pPr>
-        <w:spacing w:before="80"/>
+        <w:spacing w:before="120" w:after="40"/>
       </w:pPr>
       <w:r>
         <w:rPr>
           <w:b/>
+          <w:sz w:val="19"/>
         </w:rPr>
         <w:t xml:space="preserve">Additional comments: </w:t>
       </w:r>
     </w:p>
     <w:p>
       <w:pPr>
-        <w:spacing w:before="160"/>
+        <w:keepNext/>
+        <w:shd w:val="clear" w:color="auto" w:fill="EAF1F8"/>
+        <w:spacing w:before="200" w:after="80"/>
+        <w:ind w:left="85"/>
       </w:pPr>
       <w:r>
         <w:rPr>
           <w:b/>
-          <w:sz w:val="22"/>
+          <w:caps/>
+          <w:color w:val="1F4E79"/>
+          <w:sz w:val="19"/>
         </w:rPr>
         <w:t>ESG integration and positive screening (positive answers imply higher allocation)</w:t>
       </w:r>
     </w:p>
+    <w:tbl>
+      <w:tblPr>
+        <w:tblW w:w="9639" w:type="dxa"/>
+        <w:tblBorders>
+          <w:top w:val="nil"/>
+          <w:left w:val="nil"/>
+          <w:bottom w:val="nil"/>
+          <w:right w:val="nil"/>
+          <w:insideH w:val="nil"/>
+          <w:insideV w:val="nil"/>
+        </w:tblBorders>
+        <w:tblLayout w:type="fixed"/>
+        <w:tblCellMar>
+          <w:top w:w="90" w:type="dxa"/>
+          <w:left w:w="0" w:type="dxa"/>
+          <w:bottom w:w="110" w:type="dxa"/>
+          <w:right w:w="0" w:type="dxa"/>
+        </w:tblCellMar>
+        <w:tblLook w:firstColumn="1" w:firstRow="1" w:lastColumn="0" w:lastRow="0" w:noHBand="0" w:noVBand="1" w:val="04A0"/>
+      </w:tblPr>
+      <w:tblGrid>
+        <w:gridCol w:w="340"/>
+        <w:gridCol w:w="9298"/>
+      </w:tblGrid>
+      <w:tr>
+        <w:tc>
+          <w:tcPr>
+            <w:tcW w:type="dxa" w:w="340"/>
+            <w:tcBorders>
+              <w:top w:val="nil"/>
+              <w:left w:val="nil"/>
+              <w:bottom w:val="single" w:sz="4" w:color="E3E8EE" w:space="0"/>
+              <w:right w:val="nil"/>
+            </w:tcBorders>
+          </w:tcPr>
+          <w:p>
+            <w:pPr>
+              <w:spacing w:before="0" w:after="0"/>
+            </w:pPr>
+            <w:r>
+              <w:rPr>
+                <w:rFonts w:ascii="Segoe UI Symbol" w:hAnsi="Segoe UI Symbol"/>
+                <w:b w:val="0"/>
+                <w:color w:val="1B7F3B"/>
+                <w:sz w:val="24"/>
+              </w:rPr>
+              <w:t>☑</w:t>
+            </w:r>
+          </w:p>
+        </w:tc>
+        <w:tc>
+          <w:tcPr>
+            <w:tcW w:type="dxa" w:w="9298"/>
+            <w:tcBorders>
+              <w:top w:val="nil"/>
+              <w:left w:val="nil"/>
+              <w:bottom w:val="single" w:sz="4" w:color="E3E8EE" w:space="0"/>
+              <w:right w:val="nil"/>
+            </w:tcBorders>
+          </w:tcPr>
+          <w:p>
+            <w:pPr>
+              <w:spacing w:before="0" w:after="40"/>
+            </w:pPr>
+            <w:r>
+              <w:rPr>
+                <w:b/>
+                <w:color w:val="1A1A1A"/>
+                <w:sz w:val="19"/>
+              </w:rPr>
+              <w:t>Yes, the company is promoting environmental or social characteristics (activities, ESG policy, good ESG rating, etc)</w:t>
+            </w:r>
+          </w:p>
+          <w:p>
+            <w:pPr>
+              <w:tabs>
+                <w:tab w:pos="198" w:val="left"/>
+              </w:tabs>
+              <w:spacing w:before="0" w:after="20"/>
+              <w:ind w:left="198" w:hanging="198"/>
+            </w:pPr>
+            <w:r>
+              <w:rPr>
+                <w:b w:val="0"/>
+                <w:color w:val="5F6B7A"/>
+                <w:sz w:val="18"/>
+              </w:rPr>
+              <w:t>•</w:t>
+              <w:tab/>
+            </w:r>
+            <w:r>
+              <w:rPr>
+                <w:b w:val="0"/>
+                <w:color w:val="333333"/>
+                <w:sz w:val="18"/>
+              </w:rPr>
+              <w:t>Savanoriška 2025 m. tvarumo ataskaita pagal CSRD/ESRS principus</w:t>
+            </w:r>
+            <w:hyperlink r:id="rId24">
+              <w:r>
+                <w:rPr>
+                  <w:color w:val="2A78D6"/>
+                  <w:vertAlign w:val="superscript"/>
+                  <w:sz w:val="15"/>
+                </w:rPr>
+                <w:t xml:space="preserve">15</w:t>
+              </w:r>
+            </w:hyperlink>
+          </w:p>
+          <w:p>
+            <w:pPr>
+              <w:tabs>
+                <w:tab w:pos="198" w:val="left"/>
+              </w:tabs>
+              <w:spacing w:before="0" w:after="20"/>
+              <w:ind w:left="198" w:hanging="198"/>
+            </w:pPr>
+            <w:r>
+              <w:rPr>
+                <w:b w:val="0"/>
+                <w:color w:val="5F6B7A"/>
+                <w:sz w:val="18"/>
+              </w:rPr>
+              <w:t>•</w:t>
+              <w:tab/>
+            </w:r>
+            <w:r>
+              <w:rPr>
+                <w:b w:val="0"/>
+                <w:color w:val="333333"/>
+                <w:sz w:val="18"/>
+              </w:rPr>
+              <w:t>Tikslas 90 % atsinaujinančios energijos savo reikmėms</w:t>
+            </w:r>
+            <w:hyperlink r:id="rId19">
+              <w:r>
+                <w:rPr>
+                  <w:color w:val="2A78D6"/>
+                  <w:vertAlign w:val="superscript"/>
+                  <w:sz w:val="15"/>
+                </w:rPr>
+                <w:t xml:space="preserve">16</w:t>
+              </w:r>
+            </w:hyperlink>
+            <w:r>
+              <w:rPr>
+                <w:b w:val="0"/>
+                <w:color w:val="333333"/>
+                <w:sz w:val="18"/>
+              </w:rPr>
+              <w:t>.</w:t>
+            </w:r>
+          </w:p>
+        </w:tc>
+      </w:tr>
+    </w:tbl>
+    <w:tbl>
+      <w:tblPr>
+        <w:tblW w:w="9639" w:type="dxa"/>
+        <w:tblBorders>
+          <w:top w:val="nil"/>
+          <w:left w:val="nil"/>
+          <w:bottom w:val="nil"/>
+          <w:right w:val="nil"/>
+          <w:insideH w:val="nil"/>
+          <w:insideV w:val="nil"/>
+        </w:tblBorders>
+        <w:tblLayout w:type="fixed"/>
+        <w:tblCellMar>
+          <w:top w:w="90" w:type="dxa"/>
+          <w:left w:w="0" w:type="dxa"/>
+          <w:bottom w:w="110" w:type="dxa"/>
+          <w:right w:w="0" w:type="dxa"/>
+        </w:tblCellMar>
+        <w:tblLook w:firstColumn="1" w:firstRow="1" w:lastColumn="0" w:lastRow="0" w:noHBand="0" w:noVBand="1" w:val="04A0"/>
+      </w:tblPr>
+      <w:tblGrid>
+        <w:gridCol w:w="340"/>
+        <w:gridCol w:w="9298"/>
+      </w:tblGrid>
+      <w:tr>
+        <w:tc>
+          <w:tcPr>
+            <w:tcW w:type="dxa" w:w="340"/>
+            <w:tcBorders>
+              <w:top w:val="nil"/>
+              <w:left w:val="nil"/>
+              <w:bottom w:val="single" w:sz="4" w:color="E3E8EE" w:space="0"/>
+              <w:right w:val="nil"/>
+            </w:tcBorders>
+          </w:tcPr>
+          <w:p>
+            <w:pPr>
+              <w:spacing w:before="0" w:after="0"/>
+            </w:pPr>
+            <w:r>
+              <w:rPr>
+                <w:rFonts w:ascii="Segoe UI Symbol" w:hAnsi="Segoe UI Symbol"/>
+                <w:b w:val="0"/>
+                <w:color w:val="1B7F3B"/>
+                <w:sz w:val="24"/>
+              </w:rPr>
+              <w:t>☑</w:t>
+            </w:r>
+          </w:p>
+        </w:tc>
+        <w:tc>
+          <w:tcPr>
+            <w:tcW w:type="dxa" w:w="9298"/>
+            <w:tcBorders>
+              <w:top w:val="nil"/>
+              <w:left w:val="nil"/>
+              <w:bottom w:val="single" w:sz="4" w:color="E3E8EE" w:space="0"/>
+              <w:right w:val="nil"/>
+            </w:tcBorders>
+          </w:tcPr>
+          <w:p>
+            <w:pPr>
+              <w:spacing w:before="0" w:after="40"/>
+            </w:pPr>
+            <w:r>
+              <w:rPr>
+                <w:b/>
+                <w:color w:val="1A1A1A"/>
+                <w:sz w:val="19"/>
+              </w:rPr>
+              <w:t>Yes, the activities of the company or it’s strategy is aligned with the taxonomy and/or Paris agreement targets (e.g. net zero commitment)</w:t>
+            </w:r>
+          </w:p>
+          <w:p>
+            <w:pPr>
+              <w:tabs>
+                <w:tab w:pos="198" w:val="left"/>
+              </w:tabs>
+              <w:spacing w:before="0" w:after="20"/>
+              <w:ind w:left="198" w:hanging="198"/>
+            </w:pPr>
+            <w:r>
+              <w:rPr>
+                <w:b w:val="0"/>
+                <w:color w:val="5F6B7A"/>
+                <w:sz w:val="18"/>
+              </w:rPr>
+              <w:t>•</w:t>
+              <w:tab/>
+            </w:r>
+            <w:r>
+              <w:rPr>
+                <w:b w:val="0"/>
+                <w:color w:val="333333"/>
+                <w:sz w:val="18"/>
+              </w:rPr>
+              <w:t>Klimatui neutrali veikla iki 2050 m.</w:t>
+            </w:r>
+          </w:p>
+          <w:p>
+            <w:pPr>
+              <w:tabs>
+                <w:tab w:pos="198" w:val="left"/>
+              </w:tabs>
+              <w:spacing w:before="0" w:after="20"/>
+              <w:ind w:left="198" w:hanging="198"/>
+            </w:pPr>
+            <w:r>
+              <w:rPr>
+                <w:b w:val="0"/>
+                <w:color w:val="5F6B7A"/>
+                <w:sz w:val="18"/>
+              </w:rPr>
+              <w:t>•</w:t>
+              <w:tab/>
+            </w:r>
+            <w:r>
+              <w:rPr>
+                <w:b w:val="0"/>
+                <w:color w:val="333333"/>
+                <w:sz w:val="18"/>
+              </w:rPr>
+              <w:t>1+2 apimties emisijos −55 % iki 2030 m., palyginti su 2019 m.</w:t>
+            </w:r>
+            <w:hyperlink r:id="rId19">
+              <w:r>
+                <w:rPr>
+                  <w:color w:val="2A78D6"/>
+                  <w:vertAlign w:val="superscript"/>
+                  <w:sz w:val="15"/>
+                </w:rPr>
+                <w:t xml:space="preserve">16</w:t>
+              </w:r>
+            </w:hyperlink>
+            <w:r>
+              <w:rPr>
+                <w:b w:val="0"/>
+                <w:color w:val="333333"/>
+                <w:sz w:val="18"/>
+              </w:rPr>
+              <w:t>.</w:t>
+            </w:r>
+          </w:p>
+          <w:p>
+            <w:pPr>
+              <w:tabs>
+                <w:tab w:pos="198" w:val="left"/>
+              </w:tabs>
+              <w:spacing w:before="0" w:after="20"/>
+              <w:ind w:left="198" w:hanging="198"/>
+            </w:pPr>
+            <w:r>
+              <w:rPr>
+                <w:b w:val="0"/>
+                <w:color w:val="5F6B7A"/>
+                <w:sz w:val="18"/>
+              </w:rPr>
+              <w:t>•</w:t>
+              <w:tab/>
+            </w:r>
+            <w:r>
+              <w:rPr>
+                <w:b w:val="0"/>
+                <w:color w:val="333333"/>
+                <w:sz w:val="18"/>
+              </w:rPr>
+              <w:t>Pažanga: 2025 m. – 19 261 t CO2e, −41,8 % nuo 2019 m. (apskaičiuota įrankio)</w:t>
+            </w:r>
+            <w:hyperlink r:id="rId25">
+              <w:r>
+                <w:rPr>
+                  <w:color w:val="2A78D6"/>
+                  <w:vertAlign w:val="superscript"/>
+                  <w:sz w:val="15"/>
+                </w:rPr>
+                <w:t xml:space="preserve">17</w:t>
+              </w:r>
+            </w:hyperlink>
+            <w:r>
+              <w:rPr>
+                <w:b w:val="0"/>
+                <w:color w:val="333333"/>
+                <w:sz w:val="18"/>
+              </w:rPr>
+              <w:t>.</w:t>
+            </w:r>
+          </w:p>
+        </w:tc>
+      </w:tr>
+    </w:tbl>
+    <w:tbl>
+      <w:tblPr>
+        <w:tblW w:w="9639" w:type="dxa"/>
+        <w:tblBorders>
+          <w:top w:val="nil"/>
+          <w:left w:val="nil"/>
+          <w:bottom w:val="nil"/>
+          <w:right w:val="nil"/>
+          <w:insideH w:val="nil"/>
+          <w:insideV w:val="nil"/>
+        </w:tblBorders>
+        <w:tblLayout w:type="fixed"/>
+        <w:tblCellMar>
+          <w:top w:w="90" w:type="dxa"/>
+          <w:left w:w="0" w:type="dxa"/>
+          <w:bottom w:w="110" w:type="dxa"/>
+          <w:right w:w="0" w:type="dxa"/>
+        </w:tblCellMar>
+        <w:tblLook w:firstColumn="1" w:firstRow="1" w:lastColumn="0" w:lastRow="0" w:noHBand="0" w:noVBand="1" w:val="04A0"/>
+      </w:tblPr>
+      <w:tblGrid>
+        <w:gridCol w:w="340"/>
+        <w:gridCol w:w="9298"/>
+      </w:tblGrid>
+      <w:tr>
+        <w:tc>
+          <w:tcPr>
+            <w:tcW w:type="dxa" w:w="340"/>
+            <w:tcBorders>
+              <w:top w:val="nil"/>
+              <w:left w:val="nil"/>
+              <w:bottom w:val="single" w:sz="4" w:color="E3E8EE" w:space="0"/>
+              <w:right w:val="nil"/>
+            </w:tcBorders>
+          </w:tcPr>
+          <w:p>
+            <w:pPr>
+              <w:spacing w:before="0" w:after="0"/>
+            </w:pPr>
+            <w:r>
+              <w:rPr>
+                <w:rFonts w:ascii="Segoe UI Symbol" w:hAnsi="Segoe UI Symbol"/>
+                <w:b w:val="0"/>
+                <w:color w:val="1B7F3B"/>
+                <w:sz w:val="24"/>
+              </w:rPr>
+              <w:t>☑</w:t>
+            </w:r>
+          </w:p>
+        </w:tc>
+        <w:tc>
+          <w:tcPr>
+            <w:tcW w:type="dxa" w:w="9298"/>
+            <w:tcBorders>
+              <w:top w:val="nil"/>
+              <w:left w:val="nil"/>
+              <w:bottom w:val="single" w:sz="4" w:color="E3E8EE" w:space="0"/>
+              <w:right w:val="nil"/>
+            </w:tcBorders>
+          </w:tcPr>
+          <w:p>
+            <w:pPr>
+              <w:spacing w:before="0" w:after="40"/>
+            </w:pPr>
+            <w:r>
+              <w:rPr>
+                <w:b/>
+                <w:color w:val="1A1A1A"/>
+                <w:sz w:val="19"/>
+              </w:rPr>
+              <w:t>Yes, the company does not have yellow flag/signal related to controversies based on UN Global Compact or any other relevant principles/standards</w:t>
+            </w:r>
+          </w:p>
+          <w:p>
+            <w:pPr>
+              <w:tabs>
+                <w:tab w:pos="198" w:val="left"/>
+              </w:tabs>
+              <w:spacing w:before="0" w:after="20"/>
+              <w:ind w:left="198" w:hanging="198"/>
+            </w:pPr>
+            <w:r>
+              <w:rPr>
+                <w:b w:val="0"/>
+                <w:color w:val="5F6B7A"/>
+                <w:sz w:val="18"/>
+              </w:rPr>
+              <w:t>•</w:t>
+              <w:tab/>
+            </w:r>
+            <w:r>
+              <w:rPr>
+                <w:b w:val="0"/>
+                <w:color w:val="333333"/>
+                <w:sz w:val="18"/>
+              </w:rPr>
+              <w:t>Dabartinių geltonų signalų nėra.</w:t>
+            </w:r>
+          </w:p>
+          <w:p>
+            <w:pPr>
+              <w:tabs>
+                <w:tab w:pos="198" w:val="left"/>
+              </w:tabs>
+              <w:spacing w:before="0" w:after="20"/>
+              <w:ind w:left="198" w:hanging="198"/>
+            </w:pPr>
+            <w:r>
+              <w:rPr>
+                <w:b w:val="0"/>
+                <w:color w:val="5F6B7A"/>
+                <w:sz w:val="18"/>
+              </w:rPr>
+              <w:t>•</w:t>
+              <w:tab/>
+            </w:r>
+            <w:r>
+              <w:rPr>
+                <w:b w:val="0"/>
+                <w:color w:val="333333"/>
+                <w:sz w:val="18"/>
+              </w:rPr>
+              <w:t>Buvusių vadovų byla – istorinė (nuo 2015 m.), bendrovė joje nukentėjusioji</w:t>
+            </w:r>
+            <w:hyperlink r:id="rId15">
+              <w:r>
+                <w:rPr>
+                  <w:color w:val="2A78D6"/>
+                  <w:vertAlign w:val="superscript"/>
+                  <w:sz w:val="15"/>
+                </w:rPr>
+                <w:t xml:space="preserve">7</w:t>
+              </w:r>
+            </w:hyperlink>
+            <w:r>
+              <w:rPr>
+                <w:b w:val="0"/>
+                <w:color w:val="333333"/>
+                <w:sz w:val="18"/>
+              </w:rPr>
+              <w:t>.</w:t>
+            </w:r>
+          </w:p>
+        </w:tc>
+      </w:tr>
+    </w:tbl>
+    <w:tbl>
+      <w:tblPr>
+        <w:tblW w:w="9639" w:type="dxa"/>
+        <w:tblBorders>
+          <w:top w:val="nil"/>
+          <w:left w:val="nil"/>
+          <w:bottom w:val="nil"/>
+          <w:right w:val="nil"/>
+          <w:insideH w:val="nil"/>
+          <w:insideV w:val="nil"/>
+        </w:tblBorders>
+        <w:tblLayout w:type="fixed"/>
+        <w:tblCellMar>
+          <w:top w:w="90" w:type="dxa"/>
+          <w:left w:w="0" w:type="dxa"/>
+          <w:bottom w:w="110" w:type="dxa"/>
+          <w:right w:w="0" w:type="dxa"/>
+        </w:tblCellMar>
+        <w:tblLook w:firstColumn="1" w:firstRow="1" w:lastColumn="0" w:lastRow="0" w:noHBand="0" w:noVBand="1" w:val="04A0"/>
+      </w:tblPr>
+      <w:tblGrid>
+        <w:gridCol w:w="340"/>
+        <w:gridCol w:w="9298"/>
+      </w:tblGrid>
+      <w:tr>
+        <w:tc>
+          <w:tcPr>
+            <w:tcW w:type="dxa" w:w="340"/>
+            <w:tcBorders>
+              <w:top w:val="nil"/>
+              <w:left w:val="nil"/>
+              <w:bottom w:val="single" w:sz="4" w:color="E3E8EE" w:space="0"/>
+              <w:right w:val="nil"/>
+            </w:tcBorders>
+          </w:tcPr>
+          <w:p>
+            <w:pPr>
+              <w:spacing w:before="0" w:after="0"/>
+            </w:pPr>
+            <w:r>
+              <w:rPr>
+                <w:rFonts w:ascii="Segoe UI Symbol" w:hAnsi="Segoe UI Symbol"/>
+                <w:b w:val="0"/>
+                <w:color w:val="1B7F3B"/>
+                <w:sz w:val="24"/>
+              </w:rPr>
+              <w:t>☑</w:t>
+            </w:r>
+          </w:p>
+        </w:tc>
+        <w:tc>
+          <w:tcPr>
+            <w:tcW w:type="dxa" w:w="9298"/>
+            <w:tcBorders>
+              <w:top w:val="nil"/>
+              <w:left w:val="nil"/>
+              <w:bottom w:val="single" w:sz="4" w:color="E3E8EE" w:space="0"/>
+              <w:right w:val="nil"/>
+            </w:tcBorders>
+          </w:tcPr>
+          <w:p>
+            <w:pPr>
+              <w:spacing w:before="0" w:after="40"/>
+            </w:pPr>
+            <w:r>
+              <w:rPr>
+                <w:b/>
+                <w:color w:val="1A1A1A"/>
+                <w:sz w:val="19"/>
+              </w:rPr>
+              <w:t>Yes, the company fulfills the expectations from SEB thematic and sector policies</w:t>
+            </w:r>
+          </w:p>
+          <w:p>
+            <w:pPr>
+              <w:spacing w:before="40" w:after="0"/>
+            </w:pPr>
+            <w:r>
+              <w:rPr>
+                <w:b/>
+                <w:color w:val="333333"/>
+                <w:sz w:val="18"/>
+              </w:rPr>
+              <w:t>Taikoma</w:t>
+            </w:r>
+          </w:p>
+          <w:p>
+            <w:pPr>
+              <w:tabs>
+                <w:tab w:pos="198" w:val="left"/>
+              </w:tabs>
+              <w:spacing w:before="0" w:after="20"/>
+              <w:ind w:left="198" w:hanging="198"/>
+            </w:pPr>
+            <w:r>
+              <w:rPr>
+                <w:b w:val="0"/>
+                <w:color w:val="5F6B7A"/>
+                <w:sz w:val="18"/>
+              </w:rPr>
+              <w:t>•</w:t>
+              <w:tab/>
+            </w:r>
+            <w:r>
+              <w:rPr>
+                <w:b w:val="0"/>
+                <w:color w:val="333333"/>
+                <w:sz w:val="18"/>
+              </w:rPr>
+              <w:t>SEB investicijų politika</w:t>
+            </w:r>
+            <w:hyperlink r:id="rId26">
+              <w:r>
+                <w:rPr>
+                  <w:color w:val="2A78D6"/>
+                  <w:vertAlign w:val="superscript"/>
+                  <w:sz w:val="15"/>
+                </w:rPr>
+                <w:t xml:space="preserve">18</w:t>
+              </w:r>
+            </w:hyperlink>
+            <w:r>
+              <w:rPr>
+                <w:b w:val="0"/>
+                <w:color w:val="333333"/>
+                <w:sz w:val="18"/>
+              </w:rPr>
+              <w:t xml:space="preserve"> ir laivybos politika, nes keltų segmentas sudaro 31,4 % 2026 m. 6 mėn. pajamų, daugiau nei 15 % riba (apskaičiuota įrankio)</w:t>
+            </w:r>
+            <w:hyperlink r:id="rId13">
+              <w:r>
+                <w:rPr>
+                  <w:color w:val="2A78D6"/>
+                  <w:vertAlign w:val="superscript"/>
+                  <w:sz w:val="15"/>
+                </w:rPr>
+                <w:t xml:space="preserve">12</w:t>
+              </w:r>
+            </w:hyperlink>
+            <w:r>
+              <w:rPr>
+                <w:color w:val="2A78D6"/>
+                <w:vertAlign w:val="superscript"/>
+              </w:rPr>
+              <w:t>,</w:t>
+            </w:r>
+            <w:hyperlink r:id="rId27">
+              <w:r>
+                <w:rPr>
+                  <w:color w:val="2A78D6"/>
+                  <w:vertAlign w:val="superscript"/>
+                  <w:sz w:val="15"/>
+                </w:rPr>
+                <w:t xml:space="preserve">19</w:t>
+              </w:r>
+            </w:hyperlink>
+            <w:r>
+              <w:rPr>
+                <w:b w:val="0"/>
+                <w:color w:val="333333"/>
+                <w:sz w:val="18"/>
+              </w:rPr>
+              <w:t>.</w:t>
+            </w:r>
+          </w:p>
+          <w:p>
+            <w:pPr>
+              <w:tabs>
+                <w:tab w:pos="198" w:val="left"/>
+              </w:tabs>
+              <w:spacing w:before="0" w:after="20"/>
+              <w:ind w:left="198" w:hanging="198"/>
+            </w:pPr>
+            <w:r>
+              <w:rPr>
+                <w:b w:val="0"/>
+                <w:color w:val="5F6B7A"/>
+                <w:sz w:val="18"/>
+              </w:rPr>
+              <w:t>•</w:t>
+              <w:tab/>
+            </w:r>
+            <w:r>
+              <w:rPr>
+                <w:b w:val="0"/>
+                <w:color w:val="333333"/>
+                <w:sz w:val="18"/>
+              </w:rPr>
+              <w:t>Transporto politika netaikoma (tik kelių, geležinkelių ir oro transportas)</w:t>
+            </w:r>
+            <w:hyperlink r:id="rId28">
+              <w:r>
+                <w:rPr>
+                  <w:color w:val="2A78D6"/>
+                  <w:vertAlign w:val="superscript"/>
+                  <w:sz w:val="15"/>
+                </w:rPr>
+                <w:t xml:space="preserve">20</w:t>
+              </w:r>
+            </w:hyperlink>
+            <w:r>
+              <w:rPr>
+                <w:b w:val="0"/>
+                <w:color w:val="333333"/>
+                <w:sz w:val="18"/>
+              </w:rPr>
+              <w:t>.</w:t>
+            </w:r>
+          </w:p>
+          <w:p>
+            <w:pPr>
+              <w:spacing w:before="40" w:after="0"/>
+            </w:pPr>
+            <w:r>
+              <w:rPr>
+                <w:b/>
+                <w:color w:val="333333"/>
+                <w:sz w:val="18"/>
+              </w:rPr>
+              <w:t>Atitinka</w:t>
+            </w:r>
+          </w:p>
+          <w:p>
+            <w:pPr>
+              <w:tabs>
+                <w:tab w:pos="198" w:val="left"/>
+              </w:tabs>
+              <w:spacing w:before="0" w:after="20"/>
+              <w:ind w:left="198" w:hanging="198"/>
+            </w:pPr>
+            <w:r>
+              <w:rPr>
+                <w:b w:val="0"/>
+                <w:color w:val="5F6B7A"/>
+                <w:sz w:val="18"/>
+              </w:rPr>
+              <w:t>•</w:t>
+              <w:tab/>
+            </w:r>
+            <w:r>
+              <w:rPr>
+                <w:b w:val="0"/>
+                <w:color w:val="333333"/>
+                <w:sz w:val="18"/>
+              </w:rPr>
+              <w:t>Bendrovės valdymo ar tarptautinių normų pažeidimų nėra</w:t>
+            </w:r>
+            <w:hyperlink r:id="rId15">
+              <w:r>
+                <w:rPr>
+                  <w:color w:val="2A78D6"/>
+                  <w:vertAlign w:val="superscript"/>
+                  <w:sz w:val="15"/>
+                </w:rPr>
+                <w:t xml:space="preserve">7</w:t>
+              </w:r>
+            </w:hyperlink>
+          </w:p>
+          <w:p>
+            <w:pPr>
+              <w:tabs>
+                <w:tab w:pos="198" w:val="left"/>
+              </w:tabs>
+              <w:spacing w:before="0" w:after="20"/>
+              <w:ind w:left="198" w:hanging="198"/>
+            </w:pPr>
+            <w:r>
+              <w:rPr>
+                <w:b w:val="0"/>
+                <w:color w:val="5F6B7A"/>
+                <w:sz w:val="18"/>
+              </w:rPr>
+              <w:t>•</w:t>
+              <w:tab/>
+            </w:r>
+            <w:r>
+              <w:rPr>
+                <w:b w:val="0"/>
+                <w:color w:val="333333"/>
+                <w:sz w:val="18"/>
+              </w:rPr>
+              <w:t>Kasmetinė tvarumo ataskaita su klimato duomenimis</w:t>
+            </w:r>
+            <w:hyperlink r:id="rId24">
+              <w:r>
+                <w:rPr>
+                  <w:color w:val="2A78D6"/>
+                  <w:vertAlign w:val="superscript"/>
+                  <w:sz w:val="15"/>
+                </w:rPr>
+                <w:t xml:space="preserve">15</w:t>
+              </w:r>
+            </w:hyperlink>
+          </w:p>
+          <w:p>
+            <w:pPr>
+              <w:tabs>
+                <w:tab w:pos="198" w:val="left"/>
+              </w:tabs>
+              <w:spacing w:before="0" w:after="20"/>
+              <w:ind w:left="198" w:hanging="198"/>
+            </w:pPr>
+            <w:r>
+              <w:rPr>
+                <w:b w:val="0"/>
+                <w:color w:val="5F6B7A"/>
+                <w:sz w:val="18"/>
+              </w:rPr>
+              <w:t>•</w:t>
+              <w:tab/>
+            </w:r>
+            <w:r>
+              <w:rPr>
+                <w:b w:val="0"/>
+                <w:color w:val="333333"/>
+                <w:sz w:val="18"/>
+              </w:rPr>
+              <w:t>Klimato neutralumas iki 2050 m. ir planas keltus perkelti prie alternatyvių kuro rūšių ar elektros – atitinka SEB dekarbonizacijos plano lūkestį</w:t>
+            </w:r>
+            <w:hyperlink r:id="rId29">
+              <w:r>
+                <w:rPr>
+                  <w:color w:val="2A78D6"/>
+                  <w:vertAlign w:val="superscript"/>
+                  <w:sz w:val="15"/>
+                </w:rPr>
+                <w:t xml:space="preserve">21</w:t>
+              </w:r>
+            </w:hyperlink>
+            <w:r>
+              <w:rPr>
+                <w:color w:val="2A78D6"/>
+                <w:vertAlign w:val="superscript"/>
+              </w:rPr>
+              <w:t>,</w:t>
+            </w:r>
+            <w:hyperlink r:id="rId27">
+              <w:r>
+                <w:rPr>
+                  <w:color w:val="2A78D6"/>
+                  <w:vertAlign w:val="superscript"/>
+                  <w:sz w:val="15"/>
+                </w:rPr>
+                <w:t xml:space="preserve">22</w:t>
+              </w:r>
+            </w:hyperlink>
+          </w:p>
+          <w:p>
+            <w:pPr>
+              <w:tabs>
+                <w:tab w:pos="198" w:val="left"/>
+              </w:tabs>
+              <w:spacing w:before="0" w:after="20"/>
+              <w:ind w:left="198" w:hanging="198"/>
+            </w:pPr>
+            <w:r>
+              <w:rPr>
+                <w:b w:val="0"/>
+                <w:color w:val="5F6B7A"/>
+                <w:sz w:val="18"/>
+              </w:rPr>
+              <w:t>•</w:t>
+              <w:tab/>
+            </w:r>
+            <w:r>
+              <w:rPr>
+                <w:b w:val="0"/>
+                <w:color w:val="333333"/>
+                <w:sz w:val="18"/>
+              </w:rPr>
+              <w:t>Skystų krovinių (naftos produktų) mažėja, 2026 m. 6 mėn. −33,8 %</w:t>
+            </w:r>
+            <w:hyperlink r:id="rId13">
+              <w:r>
+                <w:rPr>
+                  <w:color w:val="2A78D6"/>
+                  <w:vertAlign w:val="superscript"/>
+                  <w:sz w:val="15"/>
+                </w:rPr>
+                <w:t xml:space="preserve">23</w:t>
+              </w:r>
+            </w:hyperlink>
+            <w:r>
+              <w:rPr>
+                <w:b w:val="0"/>
+                <w:color w:val="333333"/>
+                <w:sz w:val="18"/>
+              </w:rPr>
+              <w:t>.</w:t>
+            </w:r>
+          </w:p>
+          <w:p>
+            <w:pPr>
+              <w:spacing w:before="40" w:after="0"/>
+            </w:pPr>
+            <w:r>
+              <w:rPr>
+                <w:b/>
+                <w:color w:val="333333"/>
+                <w:sz w:val="18"/>
+              </w:rPr>
+              <w:t>Galėtų būti geriau</w:t>
+            </w:r>
+          </w:p>
+          <w:p>
+            <w:pPr>
+              <w:tabs>
+                <w:tab w:pos="198" w:val="left"/>
+              </w:tabs>
+              <w:spacing w:before="0" w:after="20"/>
+              <w:ind w:left="198" w:hanging="198"/>
+            </w:pPr>
+            <w:r>
+              <w:rPr>
+                <w:b w:val="0"/>
+                <w:color w:val="5F6B7A"/>
+                <w:sz w:val="18"/>
+              </w:rPr>
+              <w:t>•</w:t>
+              <w:tab/>
+            </w:r>
+            <w:r>
+              <w:rPr>
+                <w:b w:val="0"/>
+                <w:color w:val="333333"/>
+                <w:sz w:val="18"/>
+              </w:rPr>
+              <w:t>Viešose ataskaitose neaprašyti laivybos dalykai (laivų energijos efektyvumo planai, CII reitingai, laivų perdirbimas)</w:t>
+            </w:r>
+            <w:hyperlink r:id="rId27">
+              <w:r>
+                <w:rPr>
+                  <w:color w:val="2A78D6"/>
+                  <w:vertAlign w:val="superscript"/>
+                  <w:sz w:val="15"/>
+                </w:rPr>
+                <w:t xml:space="preserve">24</w:t>
+              </w:r>
+            </w:hyperlink>
+            <w:r>
+              <w:rPr>
+                <w:b w:val="0"/>
+                <w:color w:val="333333"/>
+                <w:sz w:val="18"/>
+              </w:rPr>
+              <w:t xml:space="preserve"> ir žmogaus teisių patikra, pranešėjų kanalas, antikorupcijos politika</w:t>
+            </w:r>
+            <w:hyperlink r:id="rId27">
+              <w:r>
+                <w:rPr>
+                  <w:color w:val="2A78D6"/>
+                  <w:vertAlign w:val="superscript"/>
+                  <w:sz w:val="15"/>
+                </w:rPr>
+                <w:t xml:space="preserve">22</w:t>
+              </w:r>
+            </w:hyperlink>
+            <w:r>
+              <w:rPr>
+                <w:color w:val="2A78D6"/>
+                <w:vertAlign w:val="superscript"/>
+              </w:rPr>
+              <w:t>,</w:t>
+            </w:r>
+            <w:hyperlink r:id="rId30">
+              <w:r>
+                <w:rPr>
+                  <w:color w:val="2A78D6"/>
+                  <w:vertAlign w:val="superscript"/>
+                  <w:sz w:val="15"/>
+                </w:rPr>
+                <w:t xml:space="preserve">25</w:t>
+              </w:r>
+            </w:hyperlink>
+            <w:r>
+              <w:rPr>
+                <w:b w:val="0"/>
+                <w:color w:val="333333"/>
+                <w:sz w:val="18"/>
+              </w:rPr>
+              <w:t>.</w:t>
+            </w:r>
+          </w:p>
+        </w:tc>
+      </w:tr>
+    </w:tbl>
     <w:p>
       <w:pPr>
-        <w:spacing w:before="80" w:after="20"/>
-      </w:pPr>
-      <w:r>
-        <w:rPr>
-          <w:sz w:val="24"/>
-        </w:rPr>
-        <w:t xml:space="preserve">☑ </w:t>
-      </w:r>
-      <w:r>
-        <w:t>Yes, the company is promoting environmental or social characteristics (activities, ESG policy, good ESG rating, etc)</w:t>
-      </w:r>
-    </w:p>
-    <w:p>
-      <w:pPr>
-        <w:spacing w:after="0"/>
-        <w:ind w:left="510" w:hanging="198"/>
-      </w:pPr>
-      <w:r>
-        <w:rPr>
-          <w:sz w:val="19"/>
-        </w:rPr>
-        <w:t xml:space="preserve">•  </w:t>
-      </w:r>
-      <w:r>
-        <w:rPr>
-          <w:b w:val="0"/>
-          <w:color w:val="333333"/>
-          <w:sz w:val="19"/>
-        </w:rPr>
-        <w:t>Savanoriška 2025 m. tvarumo ataskaita pagal CSRD/ESRS principus</w:t>
-      </w:r>
-      <w:hyperlink r:id="rId19">
-        <w:r>
-          <w:rPr>
-            <w:color w:val="2A78D6"/>
-            <w:vertAlign w:val="superscript"/>
-            <w:sz w:val="16"/>
-          </w:rPr>
-          <w:t xml:space="preserve">15</w:t>
-        </w:r>
-      </w:hyperlink>
-    </w:p>
-    <w:p>
-      <w:pPr>
-        <w:spacing w:after="120"/>
-        <w:ind w:left="510" w:hanging="198"/>
-      </w:pPr>
-      <w:r>
-        <w:rPr>
-          <w:sz w:val="19"/>
-        </w:rPr>
-        <w:t xml:space="preserve">•  </w:t>
-      </w:r>
-      <w:r>
-        <w:rPr>
-          <w:b w:val="0"/>
-          <w:color w:val="333333"/>
-          <w:sz w:val="19"/>
-        </w:rPr>
-        <w:t>Tikslas 90 % atsinaujinančios energijos savo reikmėms</w:t>
-      </w:r>
-      <w:hyperlink r:id="rId17">
-        <w:r>
-          <w:rPr>
-            <w:color w:val="2A78D6"/>
-            <w:vertAlign w:val="superscript"/>
-            <w:sz w:val="16"/>
-          </w:rPr>
-          <w:t xml:space="preserve">16</w:t>
-        </w:r>
-      </w:hyperlink>
-      <w:r>
-        <w:rPr>
-          <w:b w:val="0"/>
-          <w:color w:val="333333"/>
-          <w:sz w:val="19"/>
-        </w:rPr>
-        <w:t>.</w:t>
-      </w:r>
-    </w:p>
-    <w:p>
-      <w:pPr>
-        <w:spacing w:before="80" w:after="20"/>
-      </w:pPr>
-      <w:r>
-        <w:rPr>
-          <w:sz w:val="24"/>
-        </w:rPr>
-        <w:t xml:space="preserve">☑ </w:t>
-      </w:r>
-      <w:r>
-        <w:t>Yes, the activities of the company or it’s strategy is aligned with the taxonomy and/or Paris agreement targets (e.g. net zero commitment)</w:t>
-      </w:r>
-    </w:p>
-    <w:p>
-      <w:pPr>
-        <w:spacing w:after="0"/>
-        <w:ind w:left="510" w:hanging="198"/>
-      </w:pPr>
-      <w:r>
-        <w:rPr>
-          <w:sz w:val="19"/>
-        </w:rPr>
-        <w:t xml:space="preserve">•  </w:t>
-      </w:r>
-      <w:r>
-        <w:rPr>
-          <w:b w:val="0"/>
-          <w:color w:val="333333"/>
-          <w:sz w:val="19"/>
-        </w:rPr>
-        <w:t>Klimatui neutrali veikla iki 2050 m.</w:t>
-      </w:r>
-    </w:p>
-    <w:p>
-      <w:pPr>
-        <w:spacing w:after="0"/>
-        <w:ind w:left="510" w:hanging="198"/>
-      </w:pPr>
-      <w:r>
-        <w:rPr>
-          <w:sz w:val="19"/>
-        </w:rPr>
-        <w:t xml:space="preserve">•  </w:t>
-      </w:r>
-      <w:r>
-        <w:rPr>
-          <w:b w:val="0"/>
-          <w:color w:val="333333"/>
-          <w:sz w:val="19"/>
-        </w:rPr>
-        <w:t>1+2 apimties emisijos −55 % iki 2030 m., palyginti su 2019 m.</w:t>
-      </w:r>
-      <w:hyperlink r:id="rId17">
-        <w:r>
-          <w:rPr>
-            <w:color w:val="2A78D6"/>
-            <w:vertAlign w:val="superscript"/>
-            <w:sz w:val="16"/>
-          </w:rPr>
-          <w:t xml:space="preserve">16</w:t>
-        </w:r>
-      </w:hyperlink>
-      <w:r>
-        <w:rPr>
-          <w:b w:val="0"/>
-          <w:color w:val="333333"/>
-          <w:sz w:val="19"/>
-        </w:rPr>
-        <w:t>.</w:t>
-      </w:r>
-    </w:p>
-    <w:p>
-      <w:pPr>
-        <w:spacing w:after="0"/>
-        <w:ind w:left="510" w:hanging="198"/>
-      </w:pPr>
-      <w:r>
-        <w:rPr>
-          <w:sz w:val="19"/>
-        </w:rPr>
-        <w:t xml:space="preserve">•  </w:t>
-      </w:r>
-      <w:r>
-        <w:rPr>
-          <w:b w:val="0"/>
-          <w:color w:val="333333"/>
-          <w:sz w:val="19"/>
-        </w:rPr>
-        <w:t>Pažanga: 2025 m. – 19 261 t CO2e, −41,8 % nuo 2019 m.</w:t>
-      </w:r>
-    </w:p>
-    <w:p>
-      <w:pPr>
-        <w:spacing w:after="120"/>
-        <w:ind w:left="510" w:hanging="198"/>
-      </w:pPr>
-      <w:r>
-        <w:rPr>
-          <w:sz w:val="19"/>
-        </w:rPr>
-        <w:t xml:space="preserve">•  </w:t>
-      </w:r>
-      <w:r>
-        <w:rPr>
-          <w:b w:val="0"/>
-          <w:color w:val="333333"/>
-          <w:sz w:val="19"/>
-        </w:rPr>
-        <w:t>(apskaičiuota įrankio)</w:t>
-      </w:r>
-      <w:hyperlink r:id="rId20">
-        <w:r>
-          <w:rPr>
-            <w:color w:val="2A78D6"/>
-            <w:vertAlign w:val="superscript"/>
-            <w:sz w:val="16"/>
-          </w:rPr>
-          <w:t xml:space="preserve">17</w:t>
-        </w:r>
-      </w:hyperlink>
-      <w:r>
-        <w:rPr>
-          <w:b w:val="0"/>
-          <w:color w:val="333333"/>
-          <w:sz w:val="19"/>
-        </w:rPr>
-        <w:t>.</w:t>
-      </w:r>
-    </w:p>
-    <w:p>
-      <w:pPr>
-        <w:spacing w:before="80" w:after="20"/>
-      </w:pPr>
-      <w:r>
-        <w:rPr>
-          <w:sz w:val="24"/>
-        </w:rPr>
-        <w:t xml:space="preserve">☑ </w:t>
-      </w:r>
-      <w:r>
-        <w:t>Yes, the company does not have yellow flag/signal related to controversies based on UN Global Compact or any other relevant principles/standards</w:t>
-      </w:r>
-    </w:p>
-    <w:p>
-      <w:pPr>
-        <w:spacing w:after="0"/>
-        <w:ind w:left="510" w:hanging="198"/>
-      </w:pPr>
-      <w:r>
-        <w:rPr>
-          <w:sz w:val="19"/>
-        </w:rPr>
-        <w:t xml:space="preserve">•  </w:t>
-      </w:r>
-      <w:r>
-        <w:rPr>
-          <w:b w:val="0"/>
-          <w:color w:val="333333"/>
-          <w:sz w:val="19"/>
-        </w:rPr>
-        <w:t>Dabartinių geltonų signalų nėra.</w:t>
-      </w:r>
-    </w:p>
-    <w:p>
-      <w:pPr>
-        <w:spacing w:after="120"/>
-        <w:ind w:left="510" w:hanging="198"/>
-      </w:pPr>
-      <w:r>
-        <w:rPr>
-          <w:sz w:val="19"/>
-        </w:rPr>
-        <w:t xml:space="preserve">•  </w:t>
-      </w:r>
-      <w:r>
-        <w:rPr>
-          <w:b w:val="0"/>
-          <w:color w:val="333333"/>
-          <w:sz w:val="19"/>
-        </w:rPr>
-        <w:t>Buvusių vadovų byla – istorinė (nuo 2015 m.), bendrovė joje nukentėjusioji</w:t>
-      </w:r>
-      <w:hyperlink r:id="rId13">
-        <w:r>
-          <w:rPr>
-            <w:color w:val="2A78D6"/>
-            <w:vertAlign w:val="superscript"/>
-            <w:sz w:val="16"/>
-          </w:rPr>
-          <w:t xml:space="preserve">7</w:t>
-        </w:r>
-      </w:hyperlink>
-      <w:r>
-        <w:rPr>
-          <w:b w:val="0"/>
-          <w:color w:val="333333"/>
-          <w:sz w:val="19"/>
-        </w:rPr>
-        <w:t>.</w:t>
-      </w:r>
-    </w:p>
-    <w:p>
-      <w:pPr>
-        <w:spacing w:before="80" w:after="20"/>
-      </w:pPr>
-      <w:r>
-        <w:rPr>
-          <w:sz w:val="24"/>
-        </w:rPr>
-        <w:t xml:space="preserve">☑ </w:t>
-      </w:r>
-      <w:r>
-        <w:t>Yes, the company fulfills the expectations from SEB thematic and sector policies</w:t>
-      </w:r>
-    </w:p>
-    <w:p>
-      <w:pPr>
-        <w:spacing w:after="0"/>
-        <w:ind w:left="397"/>
+        <w:spacing w:before="120" w:after="40"/>
       </w:pPr>
       <w:r>
         <w:rPr>
           <w:b/>
-          <w:color w:val="333333"/>
           <w:sz w:val="19"/>
-        </w:rPr>
-        <w:t>Taikoma</w:t>
-      </w:r>
-    </w:p>
-    <w:p>
-      <w:pPr>
-        <w:spacing w:after="0"/>
-        <w:ind w:left="737" w:hanging="198"/>
-      </w:pPr>
-      <w:r>
-        <w:rPr>
-          <w:sz w:val="19"/>
-        </w:rPr>
-        <w:t xml:space="preserve">•  </w:t>
-      </w:r>
-      <w:r>
-        <w:rPr>
-          <w:b w:val="0"/>
-          <w:color w:val="333333"/>
-          <w:sz w:val="19"/>
-        </w:rPr>
-        <w:t>SEB investicijų politika</w:t>
-      </w:r>
-      <w:hyperlink r:id="rId21">
-        <w:r>
-          <w:rPr>
-            <w:color w:val="2A78D6"/>
-            <w:vertAlign w:val="superscript"/>
-            <w:sz w:val="16"/>
-          </w:rPr>
-          <w:t xml:space="preserve">18</w:t>
-        </w:r>
-      </w:hyperlink>
-      <w:r>
-        <w:rPr>
-          <w:b w:val="0"/>
-          <w:color w:val="333333"/>
-          <w:sz w:val="19"/>
-        </w:rPr>
-        <w:t xml:space="preserve"> ir laivybos politika, nes keltų segmentas sudaro 31,4 % 2026 m.</w:t>
-      </w:r>
-    </w:p>
-    <w:p>
-      <w:pPr>
-        <w:spacing w:after="0"/>
-        <w:ind w:left="737" w:hanging="198"/>
-      </w:pPr>
-      <w:r>
-        <w:rPr>
-          <w:sz w:val="19"/>
-        </w:rPr>
-        <w:t xml:space="preserve">•  </w:t>
-      </w:r>
-      <w:r>
-        <w:rPr>
-          <w:b w:val="0"/>
-          <w:color w:val="333333"/>
-          <w:sz w:val="19"/>
-        </w:rPr>
-        <w:t>6 mėn. pajamų, daugiau nei 15 % riba (apskaičiuota įrankio)</w:t>
-      </w:r>
-      <w:hyperlink r:id="rId11">
-        <w:r>
-          <w:rPr>
-            <w:color w:val="2A78D6"/>
-            <w:vertAlign w:val="superscript"/>
-            <w:sz w:val="16"/>
-          </w:rPr>
-          <w:t xml:space="preserve">12</w:t>
-        </w:r>
-      </w:hyperlink>
-      <w:r>
-        <w:rPr>
-          <w:color w:val="2A78D6"/>
-          <w:vertAlign w:val="superscript"/>
-        </w:rPr>
-        <w:t>,</w:t>
-      </w:r>
-      <w:hyperlink r:id="rId22">
-        <w:r>
-          <w:rPr>
-            <w:color w:val="2A78D6"/>
-            <w:vertAlign w:val="superscript"/>
-            <w:sz w:val="16"/>
-          </w:rPr>
-          <w:t xml:space="preserve">19</w:t>
-        </w:r>
-      </w:hyperlink>
-      <w:r>
-        <w:rPr>
-          <w:b w:val="0"/>
-          <w:color w:val="333333"/>
-          <w:sz w:val="19"/>
-        </w:rPr>
-        <w:t>.</w:t>
-      </w:r>
-    </w:p>
-    <w:p>
-      <w:pPr>
-        <w:spacing w:after="0"/>
-        <w:ind w:left="737" w:hanging="198"/>
-      </w:pPr>
-      <w:r>
-        <w:rPr>
-          <w:sz w:val="19"/>
-        </w:rPr>
-        <w:t xml:space="preserve">•  </w:t>
-      </w:r>
-      <w:r>
-        <w:rPr>
-          <w:b w:val="0"/>
-          <w:color w:val="333333"/>
-          <w:sz w:val="19"/>
-        </w:rPr>
-        <w:t>Transporto politika netaikoma (tik kelių, geležinkelių ir oro transportas)</w:t>
-      </w:r>
-      <w:hyperlink r:id="rId23">
-        <w:r>
-          <w:rPr>
-            <w:color w:val="2A78D6"/>
-            <w:vertAlign w:val="superscript"/>
-            <w:sz w:val="16"/>
-          </w:rPr>
-          <w:t xml:space="preserve">20</w:t>
-        </w:r>
-      </w:hyperlink>
-      <w:r>
-        <w:rPr>
-          <w:b w:val="0"/>
-          <w:color w:val="333333"/>
-          <w:sz w:val="19"/>
-        </w:rPr>
-        <w:t>.</w:t>
-      </w:r>
-    </w:p>
-    <w:p>
-      <w:pPr>
-        <w:spacing w:after="0"/>
-        <w:ind w:left="397"/>
-      </w:pPr>
-      <w:r>
-        <w:rPr>
-          <w:b/>
-          <w:color w:val="333333"/>
-          <w:sz w:val="19"/>
-        </w:rPr>
-        <w:t>Atitinka</w:t>
-      </w:r>
-    </w:p>
-    <w:p>
-      <w:pPr>
-        <w:spacing w:after="0"/>
-        <w:ind w:left="737" w:hanging="198"/>
-      </w:pPr>
-      <w:r>
-        <w:rPr>
-          <w:sz w:val="19"/>
-        </w:rPr>
-        <w:t xml:space="preserve">•  </w:t>
-      </w:r>
-      <w:r>
-        <w:rPr>
-          <w:b w:val="0"/>
-          <w:color w:val="333333"/>
-          <w:sz w:val="19"/>
-        </w:rPr>
-        <w:t>Bendrovės valdymo ar tarptautinių normų pažeidimų nėra</w:t>
-      </w:r>
-      <w:hyperlink r:id="rId13">
-        <w:r>
-          <w:rPr>
-            <w:color w:val="2A78D6"/>
-            <w:vertAlign w:val="superscript"/>
-            <w:sz w:val="16"/>
-          </w:rPr>
-          <w:t xml:space="preserve">7</w:t>
-        </w:r>
-      </w:hyperlink>
-    </w:p>
-    <w:p>
-      <w:pPr>
-        <w:spacing w:after="0"/>
-        <w:ind w:left="737" w:hanging="198"/>
-      </w:pPr>
-      <w:r>
-        <w:rPr>
-          <w:sz w:val="19"/>
-        </w:rPr>
-        <w:t xml:space="preserve">•  </w:t>
-      </w:r>
-      <w:r>
-        <w:rPr>
-          <w:b w:val="0"/>
-          <w:color w:val="333333"/>
-          <w:sz w:val="19"/>
-        </w:rPr>
-        <w:t>Kasmetinė tvarumo ataskaita su klimato duomenimis</w:t>
-      </w:r>
-      <w:hyperlink r:id="rId19">
-        <w:r>
-          <w:rPr>
-            <w:color w:val="2A78D6"/>
-            <w:vertAlign w:val="superscript"/>
-            <w:sz w:val="16"/>
-          </w:rPr>
-          <w:t xml:space="preserve">15</w:t>
-        </w:r>
-      </w:hyperlink>
-    </w:p>
-    <w:p>
-      <w:pPr>
-        <w:spacing w:after="0"/>
-        <w:ind w:left="737" w:hanging="198"/>
-      </w:pPr>
-      <w:r>
-        <w:rPr>
-          <w:sz w:val="19"/>
-        </w:rPr>
-        <w:t xml:space="preserve">•  </w:t>
-      </w:r>
-      <w:r>
-        <w:rPr>
-          <w:b w:val="0"/>
-          <w:color w:val="333333"/>
-          <w:sz w:val="19"/>
-        </w:rPr>
-        <w:t>Klimato neutralumas iki 2050 m. ir planas keltus perkelti prie alternatyvių kuro rūšių ar elektros – atitinka SEB dekarbonizacijos plano lūkestį</w:t>
-      </w:r>
-      <w:hyperlink r:id="rId24">
-        <w:r>
-          <w:rPr>
-            <w:color w:val="2A78D6"/>
-            <w:vertAlign w:val="superscript"/>
-            <w:sz w:val="16"/>
-          </w:rPr>
-          <w:t xml:space="preserve">21</w:t>
-        </w:r>
-      </w:hyperlink>
-      <w:r>
-        <w:rPr>
-          <w:color w:val="2A78D6"/>
-          <w:vertAlign w:val="superscript"/>
-        </w:rPr>
-        <w:t>,</w:t>
-      </w:r>
-      <w:hyperlink r:id="rId22">
-        <w:r>
-          <w:rPr>
-            <w:color w:val="2A78D6"/>
-            <w:vertAlign w:val="superscript"/>
-            <w:sz w:val="16"/>
-          </w:rPr>
-          <w:t xml:space="preserve">22</w:t>
-        </w:r>
-      </w:hyperlink>
-    </w:p>
-    <w:p>
-      <w:pPr>
-        <w:spacing w:after="0"/>
-        <w:ind w:left="737" w:hanging="198"/>
-      </w:pPr>
-      <w:r>
-        <w:rPr>
-          <w:sz w:val="19"/>
-        </w:rPr>
-        <w:t xml:space="preserve">•  </w:t>
-      </w:r>
-      <w:r>
-        <w:rPr>
-          <w:b w:val="0"/>
-          <w:color w:val="333333"/>
-          <w:sz w:val="19"/>
-        </w:rPr>
-        <w:t>Skystų krovinių (naftos produktų) mažėja, 2026 m.</w:t>
-      </w:r>
-    </w:p>
-    <w:p>
-      <w:pPr>
-        <w:spacing w:after="0"/>
-        <w:ind w:left="737" w:hanging="198"/>
-      </w:pPr>
-      <w:r>
-        <w:rPr>
-          <w:sz w:val="19"/>
-        </w:rPr>
-        <w:t xml:space="preserve">•  </w:t>
-      </w:r>
-      <w:r>
-        <w:rPr>
-          <w:b w:val="0"/>
-          <w:color w:val="333333"/>
-          <w:sz w:val="19"/>
-        </w:rPr>
-        <w:t>6 mėn. −33,8 %</w:t>
-      </w:r>
-      <w:hyperlink r:id="rId11">
-        <w:r>
-          <w:rPr>
-            <w:color w:val="2A78D6"/>
-            <w:vertAlign w:val="superscript"/>
-            <w:sz w:val="16"/>
-          </w:rPr>
-          <w:t xml:space="preserve">23</w:t>
-        </w:r>
-      </w:hyperlink>
-      <w:r>
-        <w:rPr>
-          <w:b w:val="0"/>
-          <w:color w:val="333333"/>
-          <w:sz w:val="19"/>
-        </w:rPr>
-        <w:t>.</w:t>
-      </w:r>
-    </w:p>
-    <w:p>
-      <w:pPr>
-        <w:spacing w:after="0"/>
-        <w:ind w:left="397"/>
-      </w:pPr>
-      <w:r>
-        <w:rPr>
-          <w:b/>
-          <w:color w:val="333333"/>
-          <w:sz w:val="19"/>
-        </w:rPr>
-        <w:t>Galėtų būti geriau</w:t>
-      </w:r>
-    </w:p>
-    <w:p>
-      <w:pPr>
-        <w:spacing w:after="120"/>
-        <w:ind w:left="737" w:hanging="198"/>
-      </w:pPr>
-      <w:r>
-        <w:rPr>
-          <w:sz w:val="19"/>
-        </w:rPr>
-        <w:t xml:space="preserve">•  </w:t>
-      </w:r>
-      <w:r>
-        <w:rPr>
-          <w:b w:val="0"/>
-          <w:color w:val="333333"/>
-          <w:sz w:val="19"/>
-        </w:rPr>
-        <w:t>Viešose ataskaitose neaprašyti laivybos dalykai (laivų energijos efektyvumo planai, CII reitingai, laivų perdirbimas)</w:t>
-      </w:r>
-      <w:hyperlink r:id="rId22">
-        <w:r>
-          <w:rPr>
-            <w:color w:val="2A78D6"/>
-            <w:vertAlign w:val="superscript"/>
-            <w:sz w:val="16"/>
-          </w:rPr>
-          <w:t xml:space="preserve">24</w:t>
-        </w:r>
-      </w:hyperlink>
-      <w:r>
-        <w:rPr>
-          <w:b w:val="0"/>
-          <w:color w:val="333333"/>
-          <w:sz w:val="19"/>
-        </w:rPr>
-        <w:t xml:space="preserve"> ir žmogaus teisių patikra, pranešėjų kanalas, antikorupcijos politika</w:t>
-      </w:r>
-      <w:hyperlink r:id="rId22">
-        <w:r>
-          <w:rPr>
-            <w:color w:val="2A78D6"/>
-            <w:vertAlign w:val="superscript"/>
-            <w:sz w:val="16"/>
-          </w:rPr>
-          <w:t xml:space="preserve">22</w:t>
-        </w:r>
-      </w:hyperlink>
-      <w:r>
-        <w:rPr>
-          <w:color w:val="2A78D6"/>
-          <w:vertAlign w:val="superscript"/>
-        </w:rPr>
-        <w:t>,</w:t>
-      </w:r>
-      <w:hyperlink r:id="rId25">
-        <w:r>
-          <w:rPr>
-            <w:color w:val="2A78D6"/>
-            <w:vertAlign w:val="superscript"/>
-            <w:sz w:val="16"/>
-          </w:rPr>
-          <w:t xml:space="preserve">25</w:t>
-        </w:r>
-      </w:hyperlink>
-      <w:r>
-        <w:rPr>
-          <w:b w:val="0"/>
-          <w:color w:val="333333"/>
-          <w:sz w:val="19"/>
-        </w:rPr>
-        <w:t>.</w:t>
-      </w:r>
-    </w:p>
-    <w:p>
-      <w:pPr>
-        <w:spacing w:before="80"/>
-      </w:pPr>
-      <w:r>
-        <w:rPr>
-          <w:b/>
         </w:rPr>
         <w:t xml:space="preserve">Additional comments: </w:t>
       </w:r>
     </w:p>
     <w:p>
       <w:pPr>
-        <w:spacing w:before="160"/>
+        <w:keepNext/>
+        <w:shd w:val="clear" w:color="auto" w:fill="EAF1F8"/>
+        <w:spacing w:before="200" w:after="80"/>
+        <w:ind w:left="85"/>
       </w:pPr>
       <w:r>
         <w:rPr>
           <w:b/>
-          <w:sz w:val="22"/>
+          <w:caps/>
+          <w:color w:val="1F4E79"/>
+          <w:sz w:val="19"/>
         </w:rPr>
         <w:t>Engagement</w:t>
       </w:r>
     </w:p>
+    <w:tbl>
+      <w:tblPr>
+        <w:tblW w:w="9639" w:type="dxa"/>
+        <w:tblBorders>
+          <w:top w:val="nil"/>
+          <w:left w:val="nil"/>
+          <w:bottom w:val="nil"/>
+          <w:right w:val="nil"/>
+          <w:insideH w:val="nil"/>
+          <w:insideV w:val="nil"/>
+        </w:tblBorders>
+        <w:tblLayout w:type="fixed"/>
+        <w:tblCellMar>
+          <w:top w:w="90" w:type="dxa"/>
+          <w:left w:w="0" w:type="dxa"/>
+          <w:bottom w:w="110" w:type="dxa"/>
+          <w:right w:w="0" w:type="dxa"/>
+        </w:tblCellMar>
+        <w:tblLook w:firstColumn="1" w:firstRow="1" w:lastColumn="0" w:lastRow="0" w:noHBand="0" w:noVBand="1" w:val="04A0"/>
+      </w:tblPr>
+      <w:tblGrid>
+        <w:gridCol w:w="340"/>
+        <w:gridCol w:w="9298"/>
+      </w:tblGrid>
+      <w:tr>
+        <w:tc>
+          <w:tcPr>
+            <w:tcW w:type="dxa" w:w="340"/>
+            <w:tcBorders>
+              <w:top w:val="nil"/>
+              <w:left w:val="nil"/>
+              <w:bottom w:val="single" w:sz="4" w:color="E3E8EE" w:space="0"/>
+              <w:right w:val="nil"/>
+            </w:tcBorders>
+          </w:tcPr>
+          <w:p>
+            <w:pPr>
+              <w:spacing w:before="0" w:after="0"/>
+            </w:pPr>
+            <w:r>
+              <w:rPr>
+                <w:rFonts w:ascii="Segoe UI Symbol" w:hAnsi="Segoe UI Symbol"/>
+                <w:b w:val="0"/>
+                <w:color w:val="9AA5B1"/>
+                <w:sz w:val="24"/>
+              </w:rPr>
+              <w:t>☐</w:t>
+            </w:r>
+          </w:p>
+        </w:tc>
+        <w:tc>
+          <w:tcPr>
+            <w:tcW w:type="dxa" w:w="9298"/>
+            <w:tcBorders>
+              <w:top w:val="nil"/>
+              <w:left w:val="nil"/>
+              <w:bottom w:val="single" w:sz="4" w:color="E3E8EE" w:space="0"/>
+              <w:right w:val="nil"/>
+            </w:tcBorders>
+          </w:tcPr>
+          <w:p>
+            <w:pPr>
+              <w:spacing w:before="0" w:after="40"/>
+            </w:pPr>
+            <w:r>
+              <w:rPr>
+                <w:b/>
+                <w:color w:val="1A1A1A"/>
+                <w:sz w:val="19"/>
+              </w:rPr>
+              <w:t>Is there a need for pro-active engagement with the company?</w:t>
+            </w:r>
+          </w:p>
+          <w:p>
+            <w:pPr>
+              <w:tabs>
+                <w:tab w:pos="198" w:val="left"/>
+              </w:tabs>
+              <w:spacing w:before="0" w:after="20"/>
+              <w:ind w:left="198" w:hanging="198"/>
+            </w:pPr>
+            <w:r>
+              <w:rPr>
+                <w:b w:val="0"/>
+                <w:color w:val="5F6B7A"/>
+                <w:sz w:val="18"/>
+              </w:rPr>
+              <w:t>•</w:t>
+              <w:tab/>
+            </w:r>
+            <w:r>
+              <w:rPr>
+                <w:b w:val="0"/>
+                <w:color w:val="333333"/>
+                <w:sz w:val="18"/>
+              </w:rPr>
+              <w:t>Nereikia.</w:t>
+            </w:r>
+          </w:p>
+        </w:tc>
+      </w:tr>
+    </w:tbl>
     <w:p>
       <w:pPr>
-        <w:spacing w:before="80" w:after="20"/>
-      </w:pPr>
-      <w:r>
-        <w:rPr>
-          <w:sz w:val="24"/>
-        </w:rPr>
-        <w:t xml:space="preserve">☐ </w:t>
-      </w:r>
-      <w:r>
-        <w:t>Is there a need for pro-active engagement with the company?</w:t>
-      </w:r>
-    </w:p>
-    <w:p>
-      <w:pPr>
-        <w:spacing w:after="120"/>
-        <w:ind w:left="510" w:hanging="198"/>
-      </w:pPr>
-      <w:r>
-        <w:rPr>
-          <w:sz w:val="19"/>
-        </w:rPr>
-        <w:t xml:space="preserve">•  </w:t>
-      </w:r>
-      <w:r>
-        <w:rPr>
-          <w:b w:val="0"/>
-          <w:color w:val="333333"/>
-          <w:sz w:val="19"/>
-        </w:rPr>
-        <w:t>Nereikia.</w:t>
-      </w:r>
-    </w:p>
-    <w:p>
-      <w:pPr>
-        <w:spacing w:before="80"/>
+        <w:spacing w:before="120" w:after="40"/>
       </w:pPr>
       <w:r>
         <w:rPr>
           <w:b/>
+          <w:sz w:val="19"/>
         </w:rPr>
         <w:t xml:space="preserve">Additional comments: </w:t>
       </w:r>
     </w:p>
     <w:p>
       <w:pPr>
-        <w:spacing w:before="160"/>
+        <w:keepNext/>
+        <w:shd w:val="clear" w:color="auto" w:fill="EAF1F8"/>
+        <w:spacing w:before="200" w:after="80"/>
+        <w:ind w:left="85"/>
       </w:pPr>
       <w:r>
         <w:rPr>
           <w:b/>
-          <w:sz w:val="22"/>
+          <w:caps/>
+          <w:color w:val="1F4E79"/>
+          <w:sz w:val="19"/>
         </w:rPr>
         <w:t>Indicators</w:t>
       </w:r>
     </w:p>
+    <w:tbl>
+      <w:tblPr>
+        <w:tblW w:w="9639" w:type="dxa"/>
+        <w:tblBorders>
+          <w:top w:val="nil"/>
+          <w:left w:val="nil"/>
+          <w:bottom w:val="nil"/>
+          <w:right w:val="nil"/>
+          <w:insideH w:val="nil"/>
+          <w:insideV w:val="nil"/>
+        </w:tblBorders>
+        <w:tblLayout w:type="fixed"/>
+        <w:tblCellMar>
+          <w:top w:w="90" w:type="dxa"/>
+          <w:left w:w="0" w:type="dxa"/>
+          <w:bottom w:w="110" w:type="dxa"/>
+          <w:right w:w="0" w:type="dxa"/>
+        </w:tblCellMar>
+        <w:tblLook w:firstColumn="1" w:firstRow="1" w:lastColumn="0" w:lastRow="0" w:noHBand="0" w:noVBand="1" w:val="04A0"/>
+      </w:tblPr>
+      <w:tblGrid>
+        <w:gridCol w:w="340"/>
+        <w:gridCol w:w="9298"/>
+      </w:tblGrid>
+      <w:tr>
+        <w:tc>
+          <w:tcPr>
+            <w:tcW w:type="dxa" w:w="340"/>
+            <w:tcBorders>
+              <w:top w:val="nil"/>
+              <w:left w:val="nil"/>
+              <w:bottom w:val="single" w:sz="4" w:color="E3E8EE" w:space="0"/>
+              <w:right w:val="nil"/>
+            </w:tcBorders>
+          </w:tcPr>
+          <w:p>
+            <w:pPr>
+              <w:spacing w:before="0" w:after="0"/>
+            </w:pPr>
+            <w:r>
+              <w:rPr>
+                <w:rFonts w:ascii="Segoe UI Symbol" w:hAnsi="Segoe UI Symbol"/>
+                <w:b w:val="0"/>
+                <w:color w:val="1B7F3B"/>
+                <w:sz w:val="24"/>
+              </w:rPr>
+              <w:t>☑</w:t>
+            </w:r>
+          </w:p>
+        </w:tc>
+        <w:tc>
+          <w:tcPr>
+            <w:tcW w:type="dxa" w:w="9298"/>
+            <w:tcBorders>
+              <w:top w:val="nil"/>
+              <w:left w:val="nil"/>
+              <w:bottom w:val="single" w:sz="4" w:color="E3E8EE" w:space="0"/>
+              <w:right w:val="nil"/>
+            </w:tcBorders>
+          </w:tcPr>
+          <w:p>
+            <w:pPr>
+              <w:spacing w:before="0" w:after="40"/>
+            </w:pPr>
+            <w:r>
+              <w:rPr>
+                <w:b/>
+                <w:color w:val="1A1A1A"/>
+                <w:sz w:val="19"/>
+              </w:rPr>
+              <w:t>Yes, the indicators of the company support the targets of sustainability and PAI indicators followed by the Fund</w:t>
+            </w:r>
+          </w:p>
+          <w:p>
+            <w:pPr>
+              <w:tabs>
+                <w:tab w:pos="198" w:val="left"/>
+              </w:tabs>
+              <w:spacing w:before="0" w:after="20"/>
+              <w:ind w:left="198" w:hanging="198"/>
+            </w:pPr>
+            <w:r>
+              <w:rPr>
+                <w:b w:val="0"/>
+                <w:color w:val="5F6B7A"/>
+                <w:sz w:val="18"/>
+              </w:rPr>
+              <w:t>•</w:t>
+              <w:tab/>
+            </w:r>
+            <w:r>
+              <w:rPr>
+                <w:b w:val="0"/>
+                <w:color w:val="333333"/>
+                <w:sz w:val="18"/>
+              </w:rPr>
+              <w:t>1+2 apimties emisijos 2025 m. – 19 261 t CO2e, −41,8 % nuo 2019 m. (apskaičiuota įrankio)</w:t>
+            </w:r>
+            <w:hyperlink r:id="rId25">
+              <w:r>
+                <w:rPr>
+                  <w:color w:val="2A78D6"/>
+                  <w:vertAlign w:val="superscript"/>
+                  <w:sz w:val="15"/>
+                </w:rPr>
+                <w:t xml:space="preserve">17</w:t>
+              </w:r>
+            </w:hyperlink>
+          </w:p>
+          <w:p>
+            <w:pPr>
+              <w:tabs>
+                <w:tab w:pos="198" w:val="left"/>
+              </w:tabs>
+              <w:spacing w:before="0" w:after="20"/>
+              <w:ind w:left="198" w:hanging="198"/>
+            </w:pPr>
+            <w:r>
+              <w:rPr>
+                <w:b w:val="0"/>
+                <w:color w:val="5F6B7A"/>
+                <w:sz w:val="18"/>
+              </w:rPr>
+              <w:t>•</w:t>
+              <w:tab/>
+            </w:r>
+            <w:r>
+              <w:rPr>
+                <w:b w:val="0"/>
+                <w:color w:val="333333"/>
+                <w:sz w:val="18"/>
+              </w:rPr>
+              <w:t>Tikslas – −55 % iki 2030 m. ir klimato neutralumas iki 2050 m.</w:t>
+            </w:r>
+            <w:hyperlink r:id="rId19">
+              <w:r>
+                <w:rPr>
+                  <w:color w:val="2A78D6"/>
+                  <w:vertAlign w:val="superscript"/>
+                  <w:sz w:val="15"/>
+                </w:rPr>
+                <w:t xml:space="preserve">16</w:t>
+              </w:r>
+            </w:hyperlink>
+            <w:r>
+              <w:rPr>
+                <w:b w:val="0"/>
+                <w:color w:val="333333"/>
+                <w:sz w:val="18"/>
+              </w:rPr>
+              <w:t>.</w:t>
+            </w:r>
+          </w:p>
+        </w:tc>
+      </w:tr>
+    </w:tbl>
     <w:p>
       <w:pPr>
-        <w:spacing w:before="80" w:after="20"/>
-      </w:pPr>
-      <w:r>
-        <w:rPr>
-          <w:sz w:val="24"/>
-        </w:rPr>
-        <w:t xml:space="preserve">☑ </w:t>
-      </w:r>
-      <w:r>
-        <w:t>Yes, the indicators of the company support the targets of sustainability and PAI indicators followed by the Fund</w:t>
-      </w:r>
-    </w:p>
-    <w:p>
-      <w:pPr>
-        <w:spacing w:after="0"/>
-        <w:ind w:left="510" w:hanging="198"/>
-      </w:pPr>
-      <w:r>
-        <w:rPr>
-          <w:sz w:val="19"/>
-        </w:rPr>
-        <w:t xml:space="preserve">•  </w:t>
-      </w:r>
-      <w:r>
-        <w:rPr>
-          <w:b w:val="0"/>
-          <w:color w:val="333333"/>
-          <w:sz w:val="19"/>
-        </w:rPr>
-        <w:t>1+2 apimties emisijos 2025 m. – 19 261 t CO2e, −41,8 % nuo 2019 m.</w:t>
-      </w:r>
-    </w:p>
-    <w:p>
-      <w:pPr>
-        <w:spacing w:after="0"/>
-        <w:ind w:left="510" w:hanging="198"/>
-      </w:pPr>
-      <w:r>
-        <w:rPr>
-          <w:sz w:val="19"/>
-        </w:rPr>
-        <w:t xml:space="preserve">•  </w:t>
-      </w:r>
-      <w:r>
-        <w:rPr>
-          <w:b w:val="0"/>
-          <w:color w:val="333333"/>
-          <w:sz w:val="19"/>
-        </w:rPr>
-        <w:t>(apskaičiuota įrankio)</w:t>
-      </w:r>
-      <w:hyperlink r:id="rId20">
-        <w:r>
-          <w:rPr>
-            <w:color w:val="2A78D6"/>
-            <w:vertAlign w:val="superscript"/>
-            <w:sz w:val="16"/>
-          </w:rPr>
-          <w:t xml:space="preserve">17</w:t>
-        </w:r>
-      </w:hyperlink>
-    </w:p>
-    <w:p>
-      <w:pPr>
-        <w:spacing w:after="120"/>
-        <w:ind w:left="510" w:hanging="198"/>
-      </w:pPr>
-      <w:r>
-        <w:rPr>
-          <w:sz w:val="19"/>
-        </w:rPr>
-        <w:t xml:space="preserve">•  </w:t>
-      </w:r>
-      <w:r>
-        <w:rPr>
-          <w:b w:val="0"/>
-          <w:color w:val="333333"/>
-          <w:sz w:val="19"/>
-        </w:rPr>
-        <w:t>Tikslas – −55 % iki 2030 m. ir klimato neutralumas iki 2050 m.</w:t>
-      </w:r>
-      <w:hyperlink r:id="rId17">
-        <w:r>
-          <w:rPr>
-            <w:color w:val="2A78D6"/>
-            <w:vertAlign w:val="superscript"/>
-            <w:sz w:val="16"/>
-          </w:rPr>
-          <w:t xml:space="preserve">16</w:t>
-        </w:r>
-      </w:hyperlink>
-      <w:r>
-        <w:rPr>
-          <w:b w:val="0"/>
-          <w:color w:val="333333"/>
-          <w:sz w:val="19"/>
-        </w:rPr>
-        <w:t>.</w:t>
-      </w:r>
-    </w:p>
-    <w:p>
-      <w:pPr>
-        <w:spacing w:before="80"/>
+        <w:spacing w:before="120" w:after="40"/>
       </w:pPr>
       <w:r>
         <w:rPr>
           <w:b/>
+          <w:sz w:val="19"/>
         </w:rPr>
         <w:t xml:space="preserve">Additional comments: </w:t>
       </w:r>
     </w:p>
     <w:p>
       <w:pPr>
-        <w:spacing w:before="80"/>
+        <w:spacing w:before="120" w:after="40"/>
       </w:pPr>
       <w:r>
         <w:rPr>
           <w:b/>
+          <w:sz w:val="19"/>
         </w:rPr>
         <w:t xml:space="preserve">Conclusion: </w:t>
       </w:r>
       <w:r>
         <w:rPr>
           <w:b w:val="0"/>
+          <w:sz w:val="19"/>
         </w:rPr>
         <w:t>Išimčių ir raudonų signalų nėra. Aiškūs klimato tikslai ir gera pažanga (−41,8 % nuo 2019 m.). Laivybos atskleidimas galėtų būti išsamesnis.</w:t>
       </w:r>
     </w:p>
     <w:p>
+      <w:pPr>
+        <w:spacing w:before="40" w:after="60"/>
+      </w:pPr>
       <w:r>
         <w:rPr>
-          <w:i/>
+          <w:b w:val="0"/>
           <w:color w:val="5F6B7A"/>
           <w:sz w:val="16"/>
         </w:rPr>
@@ -4897,11 +7159,24 @@
     </w:p>
     <w:p>
       <w:pPr>
-        <w:spacing w:before="280" w:after="80"/>
+        <w:keepNext/>
         <w:pBdr>
-          <w:bottom w:val="single" w:sz="6" w:color="C9D3DE" w:space="2"/>
+          <w:bottom w:val="single" w:sz="8" w:color="1F4E79" w:space="4"/>
         </w:pBdr>
+        <w:tabs>
+          <w:tab w:pos="482" w:val="left"/>
+        </w:tabs>
+        <w:spacing w:before="360" w:after="160"/>
       </w:pPr>
+      <w:r>
+        <w:rPr>
+          <w:b/>
+          <w:color w:val="2A78D6"/>
+          <w:sz w:val="18"/>
+        </w:rPr>
+        <w:t>10</w:t>
+        <w:tab/>
+      </w:r>
       <w:r>
         <w:rPr>
           <w:b/>
@@ -4913,16 +7188,22 @@
     </w:p>
     <w:p>
       <w:pPr>
-        <w:spacing w:after="20"/>
-        <w:ind w:left="340" w:hanging="340"/>
+        <w:tabs>
+          <w:tab w:pos="397" w:val="left"/>
+        </w:tabs>
+        <w:spacing w:before="0" w:after="30"/>
+        <w:ind w:left="397" w:hanging="397"/>
       </w:pPr>
       <w:r>
         <w:rPr>
+          <w:b w:val="0"/>
+          <w:color w:val="5F6B7A"/>
           <w:sz w:val="17"/>
         </w:rPr>
-        <w:t xml:space="preserve">1. </w:t>
+        <w:t>1.</w:t>
+        <w:tab/>
       </w:r>
-      <w:hyperlink r:id="rId10">
+      <w:hyperlink r:id="rId12">
         <w:r>
           <w:rPr>
             <w:color w:val="2A78D6"/>
@@ -4934,16 +7215,22 @@
     </w:p>
     <w:p>
       <w:pPr>
-        <w:spacing w:after="20"/>
-        <w:ind w:left="340" w:hanging="340"/>
+        <w:tabs>
+          <w:tab w:pos="397" w:val="left"/>
+        </w:tabs>
+        <w:spacing w:before="0" w:after="30"/>
+        <w:ind w:left="397" w:hanging="397"/>
       </w:pPr>
       <w:r>
         <w:rPr>
+          <w:b w:val="0"/>
+          <w:color w:val="5F6B7A"/>
           <w:sz w:val="17"/>
         </w:rPr>
-        <w:t xml:space="preserve">2. </w:t>
+        <w:t>2.</w:t>
+        <w:tab/>
       </w:r>
-      <w:hyperlink r:id="rId11">
+      <w:hyperlink r:id="rId13">
         <w:r>
           <w:rPr>
             <w:color w:val="2A78D6"/>
@@ -4955,16 +7242,22 @@
     </w:p>
     <w:p>
       <w:pPr>
-        <w:spacing w:after="20"/>
-        <w:ind w:left="340" w:hanging="340"/>
+        <w:tabs>
+          <w:tab w:pos="397" w:val="left"/>
+        </w:tabs>
+        <w:spacing w:before="0" w:after="30"/>
+        <w:ind w:left="397" w:hanging="397"/>
       </w:pPr>
       <w:r>
         <w:rPr>
+          <w:b w:val="0"/>
+          <w:color w:val="5F6B7A"/>
           <w:sz w:val="17"/>
         </w:rPr>
-        <w:t xml:space="preserve">3. </w:t>
+        <w:t>3.</w:t>
+        <w:tab/>
       </w:r>
-      <w:hyperlink r:id="rId11">
+      <w:hyperlink r:id="rId13">
         <w:r>
           <w:rPr>
             <w:color w:val="2A78D6"/>
@@ -4976,16 +7269,22 @@
     </w:p>
     <w:p>
       <w:pPr>
-        <w:spacing w:after="20"/>
-        <w:ind w:left="340" w:hanging="340"/>
+        <w:tabs>
+          <w:tab w:pos="397" w:val="left"/>
+        </w:tabs>
+        <w:spacing w:before="0" w:after="30"/>
+        <w:ind w:left="397" w:hanging="397"/>
       </w:pPr>
       <w:r>
         <w:rPr>
+          <w:b w:val="0"/>
+          <w:color w:val="5F6B7A"/>
           <w:sz w:val="17"/>
         </w:rPr>
-        <w:t xml:space="preserve">4. </w:t>
+        <w:t>4.</w:t>
+        <w:tab/>
       </w:r>
-      <w:hyperlink r:id="rId12">
+      <w:hyperlink r:id="rId14">
         <w:r>
           <w:rPr>
             <w:color w:val="2A78D6"/>
@@ -4997,16 +7296,22 @@
     </w:p>
     <w:p>
       <w:pPr>
-        <w:spacing w:after="20"/>
-        <w:ind w:left="340" w:hanging="340"/>
+        <w:tabs>
+          <w:tab w:pos="397" w:val="left"/>
+        </w:tabs>
+        <w:spacing w:before="0" w:after="30"/>
+        <w:ind w:left="397" w:hanging="397"/>
       </w:pPr>
       <w:r>
         <w:rPr>
+          <w:b w:val="0"/>
+          <w:color w:val="5F6B7A"/>
           <w:sz w:val="17"/>
         </w:rPr>
-        <w:t xml:space="preserve">5. </w:t>
+        <w:t>5.</w:t>
+        <w:tab/>
       </w:r>
-      <w:hyperlink r:id="rId11">
+      <w:hyperlink r:id="rId13">
         <w:r>
           <w:rPr>
             <w:color w:val="2A78D6"/>
@@ -5018,16 +7323,22 @@
     </w:p>
     <w:p>
       <w:pPr>
-        <w:spacing w:after="20"/>
-        <w:ind w:left="340" w:hanging="340"/>
+        <w:tabs>
+          <w:tab w:pos="397" w:val="left"/>
+        </w:tabs>
+        <w:spacing w:before="0" w:after="30"/>
+        <w:ind w:left="397" w:hanging="397"/>
       </w:pPr>
       <w:r>
         <w:rPr>
+          <w:b w:val="0"/>
+          <w:color w:val="5F6B7A"/>
           <w:sz w:val="17"/>
         </w:rPr>
-        <w:t xml:space="preserve">6. </w:t>
+        <w:t>6.</w:t>
+        <w:tab/>
       </w:r>
-      <w:hyperlink r:id="rId11">
+      <w:hyperlink r:id="rId13">
         <w:r>
           <w:rPr>
             <w:color w:val="2A78D6"/>
@@ -5039,16 +7350,22 @@
     </w:p>
     <w:p>
       <w:pPr>
-        <w:spacing w:after="20"/>
-        <w:ind w:left="340" w:hanging="340"/>
+        <w:tabs>
+          <w:tab w:pos="397" w:val="left"/>
+        </w:tabs>
+        <w:spacing w:before="0" w:after="30"/>
+        <w:ind w:left="397" w:hanging="397"/>
       </w:pPr>
       <w:r>
         <w:rPr>
+          <w:b w:val="0"/>
+          <w:color w:val="5F6B7A"/>
           <w:sz w:val="17"/>
         </w:rPr>
-        <w:t xml:space="preserve">7. </w:t>
+        <w:t>7.</w:t>
+        <w:tab/>
       </w:r>
-      <w:hyperlink r:id="rId13">
+      <w:hyperlink r:id="rId15">
         <w:r>
           <w:rPr>
             <w:color w:val="2A78D6"/>
@@ -5060,16 +7377,22 @@
     </w:p>
     <w:p>
       <w:pPr>
-        <w:spacing w:after="20"/>
-        <w:ind w:left="340" w:hanging="340"/>
+        <w:tabs>
+          <w:tab w:pos="397" w:val="left"/>
+        </w:tabs>
+        <w:spacing w:before="0" w:after="30"/>
+        <w:ind w:left="397" w:hanging="397"/>
       </w:pPr>
       <w:r>
         <w:rPr>
+          <w:b w:val="0"/>
+          <w:color w:val="5F6B7A"/>
           <w:sz w:val="17"/>
         </w:rPr>
-        <w:t xml:space="preserve">8. </w:t>
+        <w:t>8.</w:t>
+        <w:tab/>
       </w:r>
-      <w:hyperlink r:id="rId14">
+      <w:hyperlink r:id="rId16">
         <w:r>
           <w:rPr>
             <w:color w:val="2A78D6"/>
@@ -5081,16 +7404,22 @@
     </w:p>
     <w:p>
       <w:pPr>
-        <w:spacing w:after="20"/>
-        <w:ind w:left="340" w:hanging="340"/>
+        <w:tabs>
+          <w:tab w:pos="397" w:val="left"/>
+        </w:tabs>
+        <w:spacing w:before="0" w:after="30"/>
+        <w:ind w:left="397" w:hanging="397"/>
       </w:pPr>
       <w:r>
         <w:rPr>
+          <w:b w:val="0"/>
+          <w:color w:val="5F6B7A"/>
           <w:sz w:val="17"/>
         </w:rPr>
-        <w:t xml:space="preserve">9. </w:t>
+        <w:t>9.</w:t>
+        <w:tab/>
       </w:r>
-      <w:hyperlink r:id="rId15">
+      <w:hyperlink r:id="rId17">
         <w:r>
           <w:rPr>
             <w:color w:val="2A78D6"/>
@@ -5102,16 +7431,22 @@
     </w:p>
     <w:p>
       <w:pPr>
-        <w:spacing w:after="20"/>
-        <w:ind w:left="340" w:hanging="340"/>
+        <w:tabs>
+          <w:tab w:pos="397" w:val="left"/>
+        </w:tabs>
+        <w:spacing w:before="0" w:after="30"/>
+        <w:ind w:left="397" w:hanging="397"/>
       </w:pPr>
       <w:r>
         <w:rPr>
+          <w:b w:val="0"/>
+          <w:color w:val="5F6B7A"/>
           <w:sz w:val="17"/>
         </w:rPr>
-        <w:t xml:space="preserve">10. </w:t>
+        <w:t>10.</w:t>
+        <w:tab/>
       </w:r>
-      <w:hyperlink r:id="rId11">
+      <w:hyperlink r:id="rId13">
         <w:r>
           <w:rPr>
             <w:color w:val="2A78D6"/>
@@ -5123,16 +7458,22 @@
     </w:p>
     <w:p>
       <w:pPr>
-        <w:spacing w:after="20"/>
-        <w:ind w:left="340" w:hanging="340"/>
+        <w:tabs>
+          <w:tab w:pos="397" w:val="left"/>
+        </w:tabs>
+        <w:spacing w:before="0" w:after="30"/>
+        <w:ind w:left="397" w:hanging="397"/>
       </w:pPr>
       <w:r>
         <w:rPr>
+          <w:b w:val="0"/>
+          <w:color w:val="5F6B7A"/>
           <w:sz w:val="17"/>
         </w:rPr>
-        <w:t xml:space="preserve">11. </w:t>
+        <w:t>11.</w:t>
+        <w:tab/>
       </w:r>
-      <w:hyperlink r:id="rId11">
+      <w:hyperlink r:id="rId13">
         <w:r>
           <w:rPr>
             <w:color w:val="2A78D6"/>
@@ -5144,16 +7485,22 @@
     </w:p>
     <w:p>
       <w:pPr>
-        <w:spacing w:after="20"/>
-        <w:ind w:left="340" w:hanging="340"/>
+        <w:tabs>
+          <w:tab w:pos="397" w:val="left"/>
+        </w:tabs>
+        <w:spacing w:before="0" w:after="30"/>
+        <w:ind w:left="397" w:hanging="397"/>
       </w:pPr>
       <w:r>
         <w:rPr>
+          <w:b w:val="0"/>
+          <w:color w:val="5F6B7A"/>
           <w:sz w:val="17"/>
         </w:rPr>
-        <w:t xml:space="preserve">12. </w:t>
+        <w:t>12.</w:t>
+        <w:tab/>
       </w:r>
-      <w:hyperlink r:id="rId11">
+      <w:hyperlink r:id="rId13">
         <w:r>
           <w:rPr>
             <w:color w:val="2A78D6"/>
@@ -5165,16 +7512,22 @@
     </w:p>
     <w:p>
       <w:pPr>
-        <w:spacing w:after="20"/>
-        <w:ind w:left="340" w:hanging="340"/>
+        <w:tabs>
+          <w:tab w:pos="397" w:val="left"/>
+        </w:tabs>
+        <w:spacing w:before="0" w:after="30"/>
+        <w:ind w:left="397" w:hanging="397"/>
       </w:pPr>
       <w:r>
         <w:rPr>
+          <w:b w:val="0"/>
+          <w:color w:val="5F6B7A"/>
           <w:sz w:val="17"/>
         </w:rPr>
-        <w:t xml:space="preserve">13. </w:t>
+        <w:t>13.</w:t>
+        <w:tab/>
       </w:r>
-      <w:hyperlink r:id="rId17">
+      <w:hyperlink r:id="rId19">
         <w:r>
           <w:rPr>
             <w:color w:val="2A78D6"/>
@@ -5186,16 +7539,22 @@
     </w:p>
     <w:p>
       <w:pPr>
-        <w:spacing w:after="20"/>
-        <w:ind w:left="340" w:hanging="340"/>
+        <w:tabs>
+          <w:tab w:pos="397" w:val="left"/>
+        </w:tabs>
+        <w:spacing w:before="0" w:after="30"/>
+        <w:ind w:left="397" w:hanging="397"/>
       </w:pPr>
       <w:r>
         <w:rPr>
+          <w:b w:val="0"/>
+          <w:color w:val="5F6B7A"/>
           <w:sz w:val="17"/>
         </w:rPr>
-        <w:t xml:space="preserve">14. </w:t>
+        <w:t>14.</w:t>
+        <w:tab/>
       </w:r>
-      <w:hyperlink r:id="rId18">
+      <w:hyperlink r:id="rId20">
         <w:r>
           <w:rPr>
             <w:color w:val="2A78D6"/>
@@ -5207,16 +7566,22 @@
     </w:p>
     <w:p>
       <w:pPr>
-        <w:spacing w:after="20"/>
-        <w:ind w:left="340" w:hanging="340"/>
+        <w:tabs>
+          <w:tab w:pos="397" w:val="left"/>
+        </w:tabs>
+        <w:spacing w:before="0" w:after="30"/>
+        <w:ind w:left="397" w:hanging="397"/>
       </w:pPr>
       <w:r>
         <w:rPr>
+          <w:b w:val="0"/>
+          <w:color w:val="5F6B7A"/>
           <w:sz w:val="17"/>
         </w:rPr>
-        <w:t xml:space="preserve">15. </w:t>
+        <w:t>15.</w:t>
+        <w:tab/>
       </w:r>
-      <w:hyperlink r:id="rId19">
+      <w:hyperlink r:id="rId24">
         <w:r>
           <w:rPr>
             <w:color w:val="2A78D6"/>
@@ -5228,16 +7593,22 @@
     </w:p>
     <w:p>
       <w:pPr>
-        <w:spacing w:after="20"/>
-        <w:ind w:left="340" w:hanging="340"/>
+        <w:tabs>
+          <w:tab w:pos="397" w:val="left"/>
+        </w:tabs>
+        <w:spacing w:before="0" w:after="30"/>
+        <w:ind w:left="397" w:hanging="397"/>
       </w:pPr>
       <w:r>
         <w:rPr>
+          <w:b w:val="0"/>
+          <w:color w:val="5F6B7A"/>
           <w:sz w:val="17"/>
         </w:rPr>
-        <w:t xml:space="preserve">16. </w:t>
+        <w:t>16.</w:t>
+        <w:tab/>
       </w:r>
-      <w:hyperlink r:id="rId17">
+      <w:hyperlink r:id="rId19">
         <w:r>
           <w:rPr>
             <w:color w:val="2A78D6"/>
@@ -5249,16 +7620,22 @@
     </w:p>
     <w:p>
       <w:pPr>
-        <w:spacing w:after="20"/>
-        <w:ind w:left="340" w:hanging="340"/>
+        <w:tabs>
+          <w:tab w:pos="397" w:val="left"/>
+        </w:tabs>
+        <w:spacing w:before="0" w:after="30"/>
+        <w:ind w:left="397" w:hanging="397"/>
       </w:pPr>
       <w:r>
         <w:rPr>
+          <w:b w:val="0"/>
+          <w:color w:val="5F6B7A"/>
           <w:sz w:val="17"/>
         </w:rPr>
-        <w:t xml:space="preserve">17. </w:t>
+        <w:t>17.</w:t>
+        <w:tab/>
       </w:r>
-      <w:hyperlink r:id="rId20">
+      <w:hyperlink r:id="rId25">
         <w:r>
           <w:rPr>
             <w:color w:val="2A78D6"/>
@@ -5270,16 +7647,22 @@
     </w:p>
     <w:p>
       <w:pPr>
-        <w:spacing w:after="20"/>
-        <w:ind w:left="340" w:hanging="340"/>
+        <w:tabs>
+          <w:tab w:pos="397" w:val="left"/>
+        </w:tabs>
+        <w:spacing w:before="0" w:after="30"/>
+        <w:ind w:left="397" w:hanging="397"/>
       </w:pPr>
       <w:r>
         <w:rPr>
+          <w:b w:val="0"/>
+          <w:color w:val="5F6B7A"/>
           <w:sz w:val="17"/>
         </w:rPr>
-        <w:t xml:space="preserve">18. </w:t>
+        <w:t>18.</w:t>
+        <w:tab/>
       </w:r>
-      <w:hyperlink r:id="rId21">
+      <w:hyperlink r:id="rId26">
         <w:r>
           <w:rPr>
             <w:color w:val="2A78D6"/>
@@ -5291,16 +7674,22 @@
     </w:p>
     <w:p>
       <w:pPr>
-        <w:spacing w:after="20"/>
-        <w:ind w:left="340" w:hanging="340"/>
+        <w:tabs>
+          <w:tab w:pos="397" w:val="left"/>
+        </w:tabs>
+        <w:spacing w:before="0" w:after="30"/>
+        <w:ind w:left="397" w:hanging="397"/>
       </w:pPr>
       <w:r>
         <w:rPr>
+          <w:b w:val="0"/>
+          <w:color w:val="5F6B7A"/>
           <w:sz w:val="17"/>
         </w:rPr>
-        <w:t xml:space="preserve">19. </w:t>
+        <w:t>19.</w:t>
+        <w:tab/>
       </w:r>
-      <w:hyperlink r:id="rId22">
+      <w:hyperlink r:id="rId27">
         <w:r>
           <w:rPr>
             <w:color w:val="2A78D6"/>
@@ -5312,16 +7701,22 @@
     </w:p>
     <w:p>
       <w:pPr>
-        <w:spacing w:after="20"/>
-        <w:ind w:left="340" w:hanging="340"/>
+        <w:tabs>
+          <w:tab w:pos="397" w:val="left"/>
+        </w:tabs>
+        <w:spacing w:before="0" w:after="30"/>
+        <w:ind w:left="397" w:hanging="397"/>
       </w:pPr>
       <w:r>
         <w:rPr>
+          <w:b w:val="0"/>
+          <w:color w:val="5F6B7A"/>
           <w:sz w:val="17"/>
         </w:rPr>
-        <w:t xml:space="preserve">20. </w:t>
+        <w:t>20.</w:t>
+        <w:tab/>
       </w:r>
-      <w:hyperlink r:id="rId23">
+      <w:hyperlink r:id="rId28">
         <w:r>
           <w:rPr>
             <w:color w:val="2A78D6"/>
@@ -5333,16 +7728,22 @@
     </w:p>
     <w:p>
       <w:pPr>
-        <w:spacing w:after="20"/>
-        <w:ind w:left="340" w:hanging="340"/>
+        <w:tabs>
+          <w:tab w:pos="397" w:val="left"/>
+        </w:tabs>
+        <w:spacing w:before="0" w:after="30"/>
+        <w:ind w:left="397" w:hanging="397"/>
       </w:pPr>
       <w:r>
         <w:rPr>
+          <w:b w:val="0"/>
+          <w:color w:val="5F6B7A"/>
           <w:sz w:val="17"/>
         </w:rPr>
-        <w:t xml:space="preserve">21. </w:t>
+        <w:t>21.</w:t>
+        <w:tab/>
       </w:r>
-      <w:hyperlink r:id="rId24">
+      <w:hyperlink r:id="rId29">
         <w:r>
           <w:rPr>
             <w:color w:val="2A78D6"/>
@@ -5354,16 +7755,22 @@
     </w:p>
     <w:p>
       <w:pPr>
-        <w:spacing w:after="20"/>
-        <w:ind w:left="340" w:hanging="340"/>
+        <w:tabs>
+          <w:tab w:pos="397" w:val="left"/>
+        </w:tabs>
+        <w:spacing w:before="0" w:after="30"/>
+        <w:ind w:left="397" w:hanging="397"/>
       </w:pPr>
       <w:r>
         <w:rPr>
+          <w:b w:val="0"/>
+          <w:color w:val="5F6B7A"/>
           <w:sz w:val="17"/>
         </w:rPr>
-        <w:t xml:space="preserve">22. </w:t>
+        <w:t>22.</w:t>
+        <w:tab/>
       </w:r>
-      <w:hyperlink r:id="rId22">
+      <w:hyperlink r:id="rId27">
         <w:r>
           <w:rPr>
             <w:color w:val="2A78D6"/>
@@ -5375,16 +7782,22 @@
     </w:p>
     <w:p>
       <w:pPr>
-        <w:spacing w:after="20"/>
-        <w:ind w:left="340" w:hanging="340"/>
+        <w:tabs>
+          <w:tab w:pos="397" w:val="left"/>
+        </w:tabs>
+        <w:spacing w:before="0" w:after="30"/>
+        <w:ind w:left="397" w:hanging="397"/>
       </w:pPr>
       <w:r>
         <w:rPr>
+          <w:b w:val="0"/>
+          <w:color w:val="5F6B7A"/>
           <w:sz w:val="17"/>
         </w:rPr>
-        <w:t xml:space="preserve">23. </w:t>
+        <w:t>23.</w:t>
+        <w:tab/>
       </w:r>
-      <w:hyperlink r:id="rId11">
+      <w:hyperlink r:id="rId13">
         <w:r>
           <w:rPr>
             <w:color w:val="2A78D6"/>
@@ -5396,16 +7809,22 @@
     </w:p>
     <w:p>
       <w:pPr>
-        <w:spacing w:after="20"/>
-        <w:ind w:left="340" w:hanging="340"/>
+        <w:tabs>
+          <w:tab w:pos="397" w:val="left"/>
+        </w:tabs>
+        <w:spacing w:before="0" w:after="30"/>
+        <w:ind w:left="397" w:hanging="397"/>
       </w:pPr>
       <w:r>
         <w:rPr>
+          <w:b w:val="0"/>
+          <w:color w:val="5F6B7A"/>
           <w:sz w:val="17"/>
         </w:rPr>
-        <w:t xml:space="preserve">24. </w:t>
+        <w:t>24.</w:t>
+        <w:tab/>
       </w:r>
-      <w:hyperlink r:id="rId22">
+      <w:hyperlink r:id="rId27">
         <w:r>
           <w:rPr>
             <w:color w:val="2A78D6"/>
@@ -5417,16 +7836,22 @@
     </w:p>
     <w:p>
       <w:pPr>
-        <w:spacing w:after="20"/>
-        <w:ind w:left="340" w:hanging="340"/>
+        <w:tabs>
+          <w:tab w:pos="397" w:val="left"/>
+        </w:tabs>
+        <w:spacing w:before="0" w:after="30"/>
+        <w:ind w:left="397" w:hanging="397"/>
       </w:pPr>
       <w:r>
         <w:rPr>
+          <w:b w:val="0"/>
+          <w:color w:val="5F6B7A"/>
           <w:sz w:val="17"/>
         </w:rPr>
-        <w:t xml:space="preserve">25. </w:t>
+        <w:t>25.</w:t>
+        <w:tab/>
       </w:r>
-      <w:hyperlink r:id="rId25">
+      <w:hyperlink r:id="rId30">
         <w:r>
           <w:rPr>
             <w:color w:val="2A78D6"/>
@@ -5437,20 +7862,26 @@
       </w:hyperlink>
     </w:p>
     <w:p>
+      <w:pPr>
+        <w:spacing w:before="40" w:after="60"/>
+      </w:pPr>
       <w:r>
         <w:rPr>
-          <w:i/>
+          <w:b w:val="0"/>
           <w:color w:val="5F6B7A"/>
           <w:sz w:val="16"/>
         </w:rPr>
-        <w:t>Ataskaita parengta automatiškai iš viešų šaltinių. Skaičiai pateikiami taip, kaip juos skelbia emitentas; nuorodos [S#] veda į šaltinių sąrašą. Prieš naudojant sprendimui, analitikas turi peržiūrėti pažymėtus punktus.</w:t>
+        <w:t>Ataskaita parengta iš viešų šaltinių. Skaičiai pateikiami taip, kaip juos skelbia emitentas; maži numeriai prie teksto veda į šaltinių sąrašą.</w:t>
       </w:r>
     </w:p>
     <w:sectPr>
-      <w:footerReference w:type="default" r:id="rId9"/>
-      <w:pgSz w:w="12240" w:h="15840"/>
-      <w:pgMar w:top="907" w:right="1134" w:bottom="907" w:left="1134" w:header="720" w:footer="720" w:gutter="0"/>
+      <w:headerReference w:type="default" r:id="rId9"/>
+      <w:footerReference w:type="default" r:id="rId10"/>
+      <w:footerReference w:type="first" r:id="rId11"/>
+      <w:pgSz w:w="11906" w:h="16838"/>
+      <w:pgMar w:top="1020" w:right="1134" w:bottom="1020" w:left="1134" w:header="510" w:footer="454" w:gutter="0"/>
       <w:cols w:space="720"/>
+      <w:titlePg/>
       <w:docGrid w:linePitch="360"/>
     </w:sectPr>
   </w:body>
@@ -5461,19 +7892,100 @@
 <w:ftr xmlns:m="http://schemas.openxmlformats.org/officeDocument/2006/math" xmlns:mc="http://schemas.openxmlformats.org/markup-compatibility/2006" xmlns:mo="http://schemas.microsoft.com/office/mac/office/2008/main" xmlns:mv="urn:schemas-microsoft-com:mac:vml" xmlns:o="urn:schemas-microsoft-com:office:office" xmlns:r="http://schemas.openxmlformats.org/officeDocument/2006/relationships" xmlns:v="urn:schemas-microsoft-com:vml" xmlns:w10="urn:schemas-microsoft-com:office:word" xmlns:w14="http://schemas.microsoft.com/office/word/2010/wordml" xmlns:w="http://schemas.openxmlformats.org/wordprocessingml/2006/main" xmlns:wne="http://schemas.microsoft.com/office/word/2006/wordml" xmlns:wp14="http://schemas.microsoft.com/office/word/2010/wordprocessingDrawing" xmlns:wp="http://schemas.openxmlformats.org/drawingml/2006/wordprocessingDrawing" xmlns:wpc="http://schemas.microsoft.com/office/word/2010/wordprocessingCanvas" xmlns:wpg="http://schemas.microsoft.com/office/word/2010/wordprocessingGroup" xmlns:wpi="http://schemas.microsoft.com/office/word/2010/wordprocessingInk" xmlns:wps="http://schemas.microsoft.com/office/word/2010/wordprocessingShape" mc:Ignorable="w14 wp14">
   <w:p>
     <w:pPr>
-      <w:pStyle w:val="Footer"/>
-      <w:jc w:val="right"/>
+      <w:pBdr>
+        <w:top w:val="single" w:sz="4" w:color="C9D3DE" w:space="4"/>
+      </w:pBdr>
+      <w:tabs>
+        <w:tab w:pos="9638" w:val="right"/>
+      </w:tabs>
     </w:pPr>
     <w:r>
       <w:rPr>
+        <w:b w:val="0"/>
         <w:color w:val="5F6B7A"/>
         <w:sz w:val="16"/>
       </w:rPr>
-      <w:t xml:space="preserve">Port of Tallinn · 6M2026 · 2026-10-22   ·   </w:t>
+      <w:t>Port of Tallinn · 6M2026 · 2026-10-22</w:t>
+      <w:tab/>
     </w:r>
-    <w:fldSimple w:instr="PAGE"/>
+    <w:r>
+      <w:rPr>
+        <w:b/>
+        <w:color w:val="1F4E79"/>
+        <w:sz w:val="16"/>
+      </w:rPr>
+      <w:fldChar w:fldCharType="begin"/>
+      <w:instrText xml:space="preserve"> PAGE </w:instrText>
+      <w:fldChar w:fldCharType="end"/>
+    </w:r>
   </w:p>
 </w:ftr>
+</file>
+
+<file path=word/footer2.xml><?xml version="1.0" encoding="utf-8"?>
+<w:ftr xmlns:m="http://schemas.openxmlformats.org/officeDocument/2006/math" xmlns:mc="http://schemas.openxmlformats.org/markup-compatibility/2006" xmlns:mo="http://schemas.microsoft.com/office/mac/office/2008/main" xmlns:mv="urn:schemas-microsoft-com:mac:vml" xmlns:o="urn:schemas-microsoft-com:office:office" xmlns:r="http://schemas.openxmlformats.org/officeDocument/2006/relationships" xmlns:v="urn:schemas-microsoft-com:vml" xmlns:w10="urn:schemas-microsoft-com:office:word" xmlns:w14="http://schemas.microsoft.com/office/word/2010/wordml" xmlns:w="http://schemas.openxmlformats.org/wordprocessingml/2006/main" xmlns:wne="http://schemas.microsoft.com/office/word/2006/wordml" xmlns:wp14="http://schemas.microsoft.com/office/word/2010/wordprocessingDrawing" xmlns:wp="http://schemas.openxmlformats.org/drawingml/2006/wordprocessingDrawing" xmlns:wpc="http://schemas.microsoft.com/office/word/2010/wordprocessingCanvas" xmlns:wpg="http://schemas.microsoft.com/office/word/2010/wordprocessingGroup" xmlns:wpi="http://schemas.microsoft.com/office/word/2010/wordprocessingInk" xmlns:wps="http://schemas.microsoft.com/office/word/2010/wordprocessingShape" mc:Ignorable="w14 wp14">
+  <w:p>
+    <w:pPr>
+      <w:pBdr>
+        <w:top w:val="single" w:sz="4" w:color="C9D3DE" w:space="4"/>
+      </w:pBdr>
+      <w:tabs>
+        <w:tab w:pos="9638" w:val="right"/>
+      </w:tabs>
+    </w:pPr>
+    <w:r>
+      <w:rPr>
+        <w:b w:val="0"/>
+        <w:color w:val="5F6B7A"/>
+        <w:sz w:val="16"/>
+      </w:rPr>
+      <w:t>Port of Tallinn · 6M2026 · 2026-10-22</w:t>
+      <w:tab/>
+    </w:r>
+    <w:r>
+      <w:rPr>
+        <w:b/>
+        <w:color w:val="1F4E79"/>
+        <w:sz w:val="16"/>
+      </w:rPr>
+      <w:fldChar w:fldCharType="begin"/>
+      <w:instrText xml:space="preserve"> PAGE </w:instrText>
+      <w:fldChar w:fldCharType="end"/>
+    </w:r>
+  </w:p>
+</w:ftr>
+</file>
+
+<file path=word/header1.xml><?xml version="1.0" encoding="utf-8"?>
+<w:hdr xmlns:m="http://schemas.openxmlformats.org/officeDocument/2006/math" xmlns:mc="http://schemas.openxmlformats.org/markup-compatibility/2006" xmlns:mo="http://schemas.microsoft.com/office/mac/office/2008/main" xmlns:mv="urn:schemas-microsoft-com:mac:vml" xmlns:o="urn:schemas-microsoft-com:office:office" xmlns:r="http://schemas.openxmlformats.org/officeDocument/2006/relationships" xmlns:v="urn:schemas-microsoft-com:vml" xmlns:w10="urn:schemas-microsoft-com:office:word" xmlns:w14="http://schemas.microsoft.com/office/word/2010/wordml" xmlns:w="http://schemas.openxmlformats.org/wordprocessingml/2006/main" xmlns:wne="http://schemas.microsoft.com/office/word/2006/wordml" xmlns:wp14="http://schemas.microsoft.com/office/word/2010/wordprocessingDrawing" xmlns:wp="http://schemas.openxmlformats.org/drawingml/2006/wordprocessingDrawing" xmlns:wpc="http://schemas.microsoft.com/office/word/2010/wordprocessingCanvas" xmlns:wpg="http://schemas.microsoft.com/office/word/2010/wordprocessingGroup" xmlns:wpi="http://schemas.microsoft.com/office/word/2010/wordprocessingInk" xmlns:wps="http://schemas.microsoft.com/office/word/2010/wordprocessingShape" mc:Ignorable="w14 wp14">
+  <w:p>
+    <w:pPr>
+      <w:pBdr>
+        <w:bottom w:val="single" w:sz="4" w:color="C9D3DE" w:space="4"/>
+      </w:pBdr>
+      <w:tabs>
+        <w:tab w:pos="9638" w:val="right"/>
+      </w:tabs>
+    </w:pPr>
+    <w:r>
+      <w:rPr>
+        <w:b/>
+        <w:color w:val="1F4E79"/>
+        <w:sz w:val="16"/>
+      </w:rPr>
+      <w:t>Port of Tallinn</w:t>
+    </w:r>
+    <w:r>
+      <w:rPr>
+        <w:b w:val="0"/>
+        <w:color w:val="5F6B7A"/>
+        <w:sz w:val="16"/>
+      </w:rPr>
+      <w:tab/>
+      <w:t>Emitento apžvalga · 6M2026</w:t>
+    </w:r>
+  </w:p>
+</w:hdr>
 </file>
 
 <file path=word/numbering.xml><?xml version="1.0" encoding="utf-8"?>
@@ -5840,10 +8352,10 @@
     <w:qFormat/>
     <w:rsid w:val="00FC693F"/>
     <w:pPr>
-      <w:spacing w:after="80"/>
+      <w:spacing w:after="80" w:line="264" w:lineRule="auto"/>
     </w:pPr>
     <w:rPr>
-      <w:rFonts w:ascii="Calibri" w:hAnsi="Calibri"/>
+      <w:rFonts w:ascii="Calibri" w:hAnsi="Calibri" w:eastAsia="Calibri"/>
       <w:color w:val="1A1A1A"/>
       <w:sz w:val="21"/>
     </w:rPr>

--- a/docs/files/port-of-tallinn/port-of-tallinn_6M2026_lt.docx
+++ b/docs/files/port-of-tallinn/port-of-tallinn_6M2026_lt.docx
@@ -175,7 +175,7 @@
                 <w:color w:val="5F6B7A"/>
                 <w:sz w:val="15"/>
               </w:rPr>
-              <w:t>Reitingas</w:t>
+              <w:t>Emitento reitingas</w:t>
             </w:r>
           </w:p>
           <w:p>
@@ -1044,16 +1044,17 @@
         <w:tblLook w:firstColumn="1" w:firstRow="1" w:lastColumn="0" w:lastRow="0" w:noHBand="0" w:noVBand="1" w:val="04A0"/>
       </w:tblPr>
       <w:tblGrid>
-        <w:gridCol w:w="1701"/>
-        <w:gridCol w:w="2608"/>
-        <w:gridCol w:w="963"/>
-        <w:gridCol w:w="1304"/>
-        <w:gridCol w:w="3061"/>
+        <w:gridCol w:w="1513"/>
+        <w:gridCol w:w="2241"/>
+        <w:gridCol w:w="840"/>
+        <w:gridCol w:w="1120"/>
+        <w:gridCol w:w="1569"/>
+        <w:gridCol w:w="2353"/>
       </w:tblGrid>
       <w:tr>
         <w:tc>
           <w:tcPr>
-            <w:tcW w:type="dxa" w:w="1701"/>
+            <w:tcW w:type="dxa" w:w="1513"/>
             <w:tcBorders>
               <w:top w:val="single" w:sz="12" w:color="1F4E79" w:space="0"/>
               <w:left w:val="nil"/>
@@ -1079,7 +1080,7 @@
         </w:tc>
         <w:tc>
           <w:tcPr>
-            <w:tcW w:type="dxa" w:w="2608"/>
+            <w:tcW w:type="dxa" w:w="2241"/>
             <w:tcBorders>
               <w:top w:val="single" w:sz="12" w:color="1F4E79" w:space="0"/>
               <w:left w:val="nil"/>
@@ -1105,7 +1106,7 @@
         </w:tc>
         <w:tc>
           <w:tcPr>
-            <w:tcW w:type="dxa" w:w="964"/>
+            <w:tcW w:type="dxa" w:w="841"/>
             <w:tcBorders>
               <w:top w:val="single" w:sz="12" w:color="1F4E79" w:space="0"/>
               <w:left w:val="nil"/>
@@ -1132,7 +1133,7 @@
         </w:tc>
         <w:tc>
           <w:tcPr>
-            <w:tcW w:type="dxa" w:w="1304"/>
+            <w:tcW w:type="dxa" w:w="1121"/>
             <w:tcBorders>
               <w:top w:val="single" w:sz="12" w:color="1F4E79" w:space="0"/>
               <w:left w:val="nil"/>
@@ -1158,7 +1159,33 @@
         </w:tc>
         <w:tc>
           <w:tcPr>
-            <w:tcW w:type="dxa" w:w="3061"/>
+            <w:tcW w:type="dxa" w:w="1569"/>
+            <w:tcBorders>
+              <w:top w:val="single" w:sz="12" w:color="1F4E79" w:space="0"/>
+              <w:left w:val="nil"/>
+              <w:bottom w:val="single" w:sz="4" w:color="C9D3DE" w:space="0"/>
+              <w:right w:val="nil"/>
+            </w:tcBorders>
+            <w:shd w:val="clear" w:color="auto" w:fill="EAF1F8"/>
+          </w:tcPr>
+          <w:p>
+            <w:pPr>
+              <w:spacing w:before="0" w:after="0"/>
+            </w:pPr>
+            <w:r>
+              <w:rPr>
+                <w:b/>
+                <w:caps/>
+                <w:color w:val="1F4E79"/>
+                <w:sz w:val="16"/>
+              </w:rPr>
+              <w:t>Emisijos reitingas</w:t>
+            </w:r>
+          </w:p>
+        </w:tc>
+        <w:tc>
+          <w:tcPr>
+            <w:tcW w:type="dxa" w:w="2353"/>
             <w:tcBorders>
               <w:top w:val="single" w:sz="12" w:color="1F4E79" w:space="0"/>
               <w:left w:val="nil"/>
@@ -1186,7 +1213,7 @@
       <w:tr>
         <w:tc>
           <w:tcPr>
-            <w:tcW w:type="dxa" w:w="1701"/>
+            <w:tcW w:type="dxa" w:w="1513"/>
             <w:tcBorders>
               <w:top w:val="nil"/>
               <w:left w:val="nil"/>
@@ -1209,7 +1236,7 @@
         </w:tc>
         <w:tc>
           <w:tcPr>
-            <w:tcW w:type="dxa" w:w="2608"/>
+            <w:tcW w:type="dxa" w:w="2241"/>
             <w:tcBorders>
               <w:top w:val="nil"/>
               <w:left w:val="nil"/>
@@ -1232,7 +1259,7 @@
         </w:tc>
         <w:tc>
           <w:tcPr>
-            <w:tcW w:type="dxa" w:w="964"/>
+            <w:tcW w:type="dxa" w:w="841"/>
             <w:tcBorders>
               <w:top w:val="nil"/>
               <w:left w:val="nil"/>
@@ -1256,7 +1283,7 @@
         </w:tc>
         <w:tc>
           <w:tcPr>
-            <w:tcW w:type="dxa" w:w="1304"/>
+            <w:tcW w:type="dxa" w:w="1121"/>
             <w:tcBorders>
               <w:top w:val="nil"/>
               <w:left w:val="nil"/>
@@ -1279,7 +1306,29 @@
         </w:tc>
         <w:tc>
           <w:tcPr>
-            <w:tcW w:type="dxa" w:w="3061"/>
+            <w:tcW w:type="dxa" w:w="1569"/>
+            <w:tcBorders>
+              <w:top w:val="nil"/>
+              <w:left w:val="nil"/>
+              <w:bottom w:val="single" w:sz="4" w:color="DDE3EA" w:space="0"/>
+              <w:right w:val="nil"/>
+            </w:tcBorders>
+          </w:tcPr>
+          <w:p>
+            <w:pPr>
+              <w:spacing w:before="0" w:after="0"/>
+            </w:pPr>
+            <w:r>
+              <w:rPr>
+                <w:b w:val="0"/>
+                <w:sz w:val="17"/>
+              </w:rPr>
+            </w:r>
+          </w:p>
+        </w:tc>
+        <w:tc>
+          <w:tcPr>
+            <w:tcW w:type="dxa" w:w="2353"/>
             <w:tcBorders>
               <w:top w:val="nil"/>
               <w:left w:val="nil"/>

--- a/docs/files/port-of-tallinn/port-of-tallinn_6M2026_lt.docx
+++ b/docs/files/port-of-tallinn/port-of-tallinn_6M2026_lt.docx
@@ -2,6 +2,14 @@
 <file path=word/document.xml><?xml version="1.0" encoding="utf-8"?>
 <w:document xmlns:wpc="http://schemas.microsoft.com/office/word/2010/wordprocessingCanvas" xmlns:mo="http://schemas.microsoft.com/office/mac/office/2008/main" xmlns:mc="http://schemas.openxmlformats.org/markup-compatibility/2006" xmlns:mv="urn:schemas-microsoft-com:mac:vml" xmlns:o="urn:schemas-microsoft-com:office:office" xmlns:r="http://schemas.openxmlformats.org/officeDocument/2006/relationships" xmlns:m="http://schemas.openxmlformats.org/officeDocument/2006/math" xmlns:v="urn:schemas-microsoft-com:vml" xmlns:wp14="http://schemas.microsoft.com/office/word/2010/wordprocessingDrawing" xmlns:wp="http://schemas.openxmlformats.org/drawingml/2006/wordprocessingDrawing" xmlns:w10="urn:schemas-microsoft-com:office:word" xmlns:w="http://schemas.openxmlformats.org/wordprocessingml/2006/main" xmlns:w14="http://schemas.microsoft.com/office/word/2010/wordml" xmlns:wpg="http://schemas.microsoft.com/office/word/2010/wordprocessingGroup" xmlns:wpi="http://schemas.microsoft.com/office/word/2010/wordprocessingInk" xmlns:wne="http://schemas.microsoft.com/office/word/2006/wordml" xmlns:wps="http://schemas.microsoft.com/office/word/2010/wordprocessingShape" mc:Ignorable="w14 wp14">
   <w:body>
+    <w:p>
+      <w:pPr>
+        <w:pBdr>
+          <w:top w:val="single" w:sz="24" w:color="12355B" w:space="0"/>
+        </w:pBdr>
+        <w:spacing w:before="0" w:after="200" w:line="120" w:lineRule="auto"/>
+      </w:pPr>
+    </w:p>
     <w:tbl>
       <w:tblPr>
         <w:tblW w:w="9639" w:type="dxa"/>
@@ -15,10 +23,10 @@
         </w:tblBorders>
         <w:tblLayout w:type="fixed"/>
         <w:tblCellMar>
-          <w:top w:w="260" w:type="dxa"/>
-          <w:left w:w="280" w:type="dxa"/>
-          <w:bottom w:w="260" w:type="dxa"/>
-          <w:right w:w="280" w:type="dxa"/>
+          <w:top w:w="0" w:type="dxa"/>
+          <w:left w:w="0" w:type="dxa"/>
+          <w:bottom w:w="0" w:type="dxa"/>
+          <w:right w:w="0" w:type="dxa"/>
         </w:tblCellMar>
         <w:tblLook w:firstColumn="1" w:firstRow="1" w:lastColumn="0" w:lastRow="0" w:noHBand="0" w:noVBand="1" w:val="04A0"/>
       </w:tblPr>
@@ -30,7 +38,6 @@
         <w:tc>
           <w:tcPr>
             <w:tcW w:type="dxa" w:w="7030"/>
-            <w:shd w:val="clear" w:color="auto" w:fill="1F4E79"/>
           </w:tcPr>
           <w:p>
             <w:pPr>
@@ -40,8 +47,8 @@
               <w:rPr>
                 <w:b/>
                 <w:caps/>
-                <w:color w:val="AFC6DD"/>
-                <w:sz w:val="17"/>
+                <w:color w:val="2A78D6"/>
+                <w:sz w:val="16"/>
               </w:rPr>
               <w:t>Emitento apžvalga · 6M2026</w:t>
             </w:r>
@@ -53,28 +60,40 @@
             <w:r>
               <w:rPr>
                 <w:b/>
-                <w:color w:val="FFFFFF"/>
+                <w:color w:val="12355B"/>
                 <w:sz w:val="52"/>
               </w:rPr>
               <w:t>Port of Tallinn</w:t>
+            </w:r>
+          </w:p>
+          <w:p>
+            <w:pPr>
+              <w:spacing w:before="40" w:after="0"/>
+            </w:pPr>
+            <w:r>
+              <w:rPr>
+                <w:b w:val="0"/>
+                <w:color w:val="667085"/>
+                <w:sz w:val="18"/>
+              </w:rPr>
+              <w:t>Estija</w:t>
             </w:r>
           </w:p>
         </w:tc>
         <w:tc>
           <w:tcPr>
             <w:tcW w:type="dxa" w:w="2608"/>
-            <w:shd w:val="clear" w:color="auto" w:fill="1F4E79"/>
           </w:tcPr>
           <w:p>
             <w:pPr>
-              <w:spacing w:before="280" w:after="0"/>
+              <w:spacing w:before="440" w:after="0"/>
               <w:jc w:val="right"/>
             </w:pPr>
             <w:r>
               <w:rPr>
                 <w:b/>
                 <w:color w:val="9A6400"/>
-                <w:sz w:val="19"/>
+                <w:sz w:val="18"/>
                 <w:shd w:val="clear" w:color="auto" w:fill="FDF1D8"/>
               </w:rPr>
               <w:t xml:space="preserve">  ●  STEBĖTI  </w:t>
@@ -86,9 +105,9 @@
     <w:p>
       <w:pPr>
         <w:pBdr>
-          <w:top w:val="single" w:sz="12" w:color="2A78D6" w:space="0"/>
+          <w:top w:val="single" w:sz="4" w:color="D5DCE4" w:space="0"/>
         </w:pBdr>
-        <w:spacing w:before="0" w:after="200" w:line="120" w:lineRule="auto"/>
+        <w:spacing w:before="120" w:after="200" w:line="120" w:lineRule="auto"/>
       </w:pPr>
     </w:p>
     <w:tbl>
@@ -104,39 +123,88 @@
         </w:tblBorders>
         <w:tblLayout w:type="fixed"/>
         <w:tblCellMar>
-          <w:top w:w="0" w:type="dxa"/>
-          <w:left w:w="0" w:type="dxa"/>
-          <w:bottom w:w="120" w:type="dxa"/>
-          <w:right w:w="160" w:type="dxa"/>
+          <w:top w:w="160" w:type="dxa"/>
+          <w:left w:w="220" w:type="dxa"/>
+          <w:bottom w:w="160" w:type="dxa"/>
+          <w:right w:w="220" w:type="dxa"/>
         </w:tblCellMar>
         <w:tblLook w:firstColumn="1" w:firstRow="1" w:lastColumn="0" w:lastRow="0" w:noHBand="0" w:noVBand="1" w:val="04A0"/>
       </w:tblPr>
       <w:tblGrid>
-        <w:gridCol w:w="3213"/>
-        <w:gridCol w:w="3213"/>
-        <w:gridCol w:w="3213"/>
+        <w:gridCol w:w="4819"/>
+        <w:gridCol w:w="4819"/>
       </w:tblGrid>
       <w:tr>
         <w:tc>
           <w:tcPr>
-            <w:tcW w:type="dxa" w:w="3213"/>
+            <w:tcW w:type="dxa" w:w="4819"/>
             <w:tcBorders>
-              <w:top w:val="nil"/>
+              <w:top w:val="single" w:sz="12" w:color="12355B" w:space="0"/>
               <w:left w:val="nil"/>
-              <w:bottom w:val="single" w:sz="4" w:color="C9D3DE" w:space="0"/>
+              <w:bottom w:val="nil"/>
               <w:right w:val="nil"/>
             </w:tcBorders>
+            <w:shd w:val="clear" w:color="auto" w:fill="F4F6F9"/>
           </w:tcPr>
           <w:p>
             <w:pPr>
-              <w:spacing w:before="0" w:after="20"/>
+              <w:spacing w:before="0" w:after="40"/>
+            </w:pPr>
+            <w:r>
+              <w:rPr>
+                <w:b/>
+                <w:color w:val="12355B"/>
+                <w:sz w:val="18"/>
+              </w:rPr>
+              <w:t>Pagrindinė informacija</w:t>
+            </w:r>
+          </w:p>
+          <w:p>
+            <w:pPr>
+              <w:spacing w:before="80" w:after="0"/>
             </w:pPr>
             <w:r>
               <w:rPr>
                 <w:b/>
                 <w:caps/>
-                <w:color w:val="5F6B7A"/>
-                <w:sz w:val="15"/>
+                <w:color w:val="667085"/>
+                <w:sz w:val="14"/>
+              </w:rPr>
+              <w:t>Emitento reitingas</w:t>
+            </w:r>
+          </w:p>
+          <w:p>
+            <w:pPr>
+              <w:spacing w:before="0" w:after="0"/>
+            </w:pPr>
+            <w:r>
+              <w:rPr>
+                <w:b w:val="0"/>
+                <w:sz w:val="18"/>
+              </w:rPr>
+              <w:t>No public credit rating found</w:t>
+            </w:r>
+            <w:hyperlink r:id="rId12">
+              <w:r>
+                <w:rPr>
+                  <w:color w:val="2A78D6"/>
+                  <w:vertAlign w:val="superscript"/>
+                  <w:sz w:val="15"/>
+                </w:rPr>
+                <w:t xml:space="preserve">1</w:t>
+              </w:r>
+            </w:hyperlink>
+          </w:p>
+          <w:p>
+            <w:pPr>
+              <w:spacing w:before="80" w:after="0"/>
+            </w:pPr>
+            <w:r>
+              <w:rPr>
+                <w:b/>
+                <w:caps/>
+                <w:color w:val="667085"/>
+                <w:sz w:val="14"/>
               </w:rPr>
               <w:t>Analizės data</w:t>
             </w:r>
@@ -148,79 +216,21 @@
             <w:r>
               <w:rPr>
                 <w:b w:val="0"/>
-                <w:sz w:val="19"/>
+                <w:sz w:val="18"/>
               </w:rPr>
               <w:t>2026-10-22</w:t>
             </w:r>
           </w:p>
-        </w:tc>
-        <w:tc>
-          <w:tcPr>
-            <w:tcW w:type="dxa" w:w="3213"/>
-            <w:tcBorders>
-              <w:top w:val="nil"/>
-              <w:left w:val="nil"/>
-              <w:bottom w:val="single" w:sz="4" w:color="C9D3DE" w:space="0"/>
-              <w:right w:val="nil"/>
-            </w:tcBorders>
-          </w:tcPr>
           <w:p>
             <w:pPr>
-              <w:spacing w:before="0" w:after="20"/>
+              <w:spacing w:before="80" w:after="0"/>
             </w:pPr>
             <w:r>
               <w:rPr>
                 <w:b/>
                 <w:caps/>
-                <w:color w:val="5F6B7A"/>
-                <w:sz w:val="15"/>
-              </w:rPr>
-              <w:t>Emitento reitingas</w:t>
-            </w:r>
-          </w:p>
-          <w:p>
-            <w:pPr>
-              <w:spacing w:before="0" w:after="0"/>
-            </w:pPr>
-            <w:r>
-              <w:rPr>
-                <w:b w:val="0"/>
-                <w:sz w:val="19"/>
-              </w:rPr>
-              <w:t>No public credit rating found</w:t>
-            </w:r>
-            <w:hyperlink r:id="rId12">
-              <w:r>
-                <w:rPr>
-                  <w:color w:val="2A78D6"/>
-                  <w:vertAlign w:val="superscript"/>
-                  <w:sz w:val="16"/>
-                </w:rPr>
-                <w:t xml:space="preserve">1</w:t>
-              </w:r>
-            </w:hyperlink>
-          </w:p>
-        </w:tc>
-        <w:tc>
-          <w:tcPr>
-            <w:tcW w:type="dxa" w:w="3213"/>
-            <w:tcBorders>
-              <w:top w:val="nil"/>
-              <w:left w:val="nil"/>
-              <w:bottom w:val="single" w:sz="4" w:color="C9D3DE" w:space="0"/>
-              <w:right w:val="nil"/>
-            </w:tcBorders>
-          </w:tcPr>
-          <w:p>
-            <w:pPr>
-              <w:spacing w:before="0" w:after="20"/>
-            </w:pPr>
-            <w:r>
-              <w:rPr>
-                <w:b/>
-                <w:caps/>
-                <w:color w:val="5F6B7A"/>
-                <w:sz w:val="15"/>
+                <w:color w:val="667085"/>
+                <w:sz w:val="14"/>
               </w:rPr>
               <w:t>Kita ataskaita</w:t>
             </w:r>
@@ -232,9 +242,86 @@
             <w:r>
               <w:rPr>
                 <w:b w:val="0"/>
-                <w:sz w:val="19"/>
+                <w:sz w:val="18"/>
               </w:rPr>
               <w:t>Q3 2026 results - expected November 2026</w:t>
+            </w:r>
+          </w:p>
+          <w:p>
+            <w:pPr>
+              <w:spacing w:before="80" w:after="0"/>
+            </w:pPr>
+            <w:r>
+              <w:rPr>
+                <w:b/>
+                <w:caps/>
+                <w:color w:val="667085"/>
+                <w:sz w:val="14"/>
+              </w:rPr>
+              <w:t>Šalis</w:t>
+            </w:r>
+          </w:p>
+          <w:p>
+            <w:pPr>
+              <w:spacing w:before="0" w:after="0"/>
+            </w:pPr>
+            <w:r>
+              <w:rPr>
+                <w:b w:val="0"/>
+                <w:sz w:val="18"/>
+              </w:rPr>
+              <w:t>Estija</w:t>
+            </w:r>
+          </w:p>
+        </w:tc>
+        <w:tc>
+          <w:tcPr>
+            <w:tcW w:type="dxa" w:w="4819"/>
+            <w:tcBorders>
+              <w:top w:val="single" w:sz="12" w:color="12355B" w:space="0"/>
+              <w:left w:val="nil"/>
+              <w:bottom w:val="nil"/>
+              <w:right w:val="nil"/>
+            </w:tcBorders>
+            <w:shd w:val="clear" w:color="auto" w:fill="F4F6F9"/>
+          </w:tcPr>
+          <w:p>
+            <w:pPr>
+              <w:spacing w:before="0" w:after="40"/>
+            </w:pPr>
+            <w:r>
+              <w:rPr>
+                <w:b/>
+                <w:color w:val="12355B"/>
+                <w:sz w:val="18"/>
+              </w:rPr>
+              <w:t>Turimi vertybiniai popieriai</w:t>
+            </w:r>
+          </w:p>
+          <w:p>
+            <w:pPr>
+              <w:spacing w:before="80" w:after="0"/>
+            </w:pPr>
+            <w:r>
+              <w:rPr>
+                <w:b/>
+                <w:color w:val="1B2430"/>
+                <w:sz w:val="17"/>
+              </w:rPr>
+              <w:t>AS Tallinna Sadam ordinary share (TSM1T)</w:t>
+            </w:r>
+          </w:p>
+          <w:p>
+            <w:pPr>
+              <w:spacing w:before="0" w:after="0"/>
+            </w:pPr>
+            <w:r>
+              <w:rPr>
+                <w:b w:val="0"/>
+                <w:color w:val="667085"/>
+                <w:sz w:val="15"/>
+              </w:rPr>
+              <w:t>EE3100021635  ·  akcija</w:t>
             </w:r>
           </w:p>
         </w:tc>
@@ -242,7 +329,7 @@
     </w:tbl>
     <w:p>
       <w:pPr>
-        <w:spacing w:before="0" w:after="80"/>
+        <w:spacing w:before="0" w:after="120"/>
       </w:pPr>
     </w:p>
     <w:tbl>
@@ -287,7 +374,7 @@
             <w:r>
               <w:rPr>
                 <w:b/>
-                <w:color w:val="1A1A1A"/>
+                <w:color w:val="1B2430"/>
                 <w:sz w:val="21"/>
               </w:rPr>
               <w:t>Verta stebėti.</w:t>
@@ -295,7 +382,7 @@
             <w:r>
               <w:rPr>
                 <w:b w:val="0"/>
-                <w:color w:val="1A1A1A"/>
+                <w:color w:val="1B2430"/>
                 <w:sz w:val="21"/>
               </w:rPr>
               <w:t xml:space="preserve"> Balansas tvirtas (grynoji skola 2,78x EBITDA, nuosavas kapitalas 59,8 % turto)</w:t>
@@ -313,7 +400,7 @@
             <w:r>
               <w:rPr>
                 <w:b w:val="0"/>
-                <w:color w:val="1A1A1A"/>
+                <w:color w:val="1B2430"/>
                 <w:sz w:val="21"/>
               </w:rPr>
               <w:t>. Tačiau 2026 m. 6 mėn. grynasis pelnas sumažėjo 41,7 % dėl brangesnio kuro ir remontų, todėl kitų metų dividendų bazė gali būti mažesnė</w:t>
@@ -348,7 +435,7 @@
             <w:r>
               <w:rPr>
                 <w:b w:val="0"/>
-                <w:color w:val="1A1A1A"/>
+                <w:color w:val="1B2430"/>
                 <w:sz w:val="21"/>
               </w:rPr>
               <w:t>.</w:t>
@@ -397,9 +484,9 @@
             <w:tcW w:type="dxa" w:w="2261"/>
             <w:tcBorders>
               <w:top w:val="single" w:sz="18" w:color="2A78D6" w:space="0"/>
-              <w:left w:val="single" w:sz="4" w:color="C9D3DE" w:space="0"/>
-              <w:bottom w:val="single" w:sz="4" w:color="C9D3DE" w:space="0"/>
-              <w:right w:val="single" w:sz="4" w:color="C9D3DE" w:space="0"/>
+              <w:left w:val="single" w:sz="4" w:color="D5DCE4" w:space="0"/>
+              <w:bottom w:val="single" w:sz="4" w:color="D5DCE4" w:space="0"/>
+              <w:right w:val="single" w:sz="4" w:color="D5DCE4" w:space="0"/>
             </w:tcBorders>
           </w:tcPr>
           <w:p>
@@ -410,7 +497,7 @@
               <w:rPr>
                 <w:b/>
                 <w:caps/>
-                <w:color w:val="5F6B7A"/>
+                <w:color w:val="667085"/>
                 <w:sz w:val="14"/>
               </w:rPr>
               <w:t>Pajamos</w:t>
@@ -418,7 +505,7 @@
             <w:r>
               <w:rPr>
                 <w:b w:val="0"/>
-                <w:color w:val="5F6B7A"/>
+                <w:color w:val="667085"/>
                 <w:sz w:val="14"/>
               </w:rPr>
               <w:t xml:space="preserve">  ·  6M2026</w:t>
@@ -431,7 +518,7 @@
             <w:r>
               <w:rPr>
                 <w:b/>
-                <w:color w:val="1F4E79"/>
+                <w:color w:val="12355B"/>
                 <w:sz w:val="34"/>
               </w:rPr>
               <w:t>59,3</w:t>
@@ -439,7 +526,7 @@
             <w:r>
               <w:rPr>
                 <w:b w:val="0"/>
-                <w:color w:val="5F6B7A"/>
+                <w:color w:val="667085"/>
                 <w:sz w:val="18"/>
               </w:rPr>
               <w:t xml:space="preserve"> mln. EUR</w:t>
@@ -452,7 +539,7 @@
             <w:r>
               <w:rPr>
                 <w:b w:val="0"/>
-                <w:color w:val="5F6B7A"/>
+                <w:color w:val="667085"/>
                 <w:sz w:val="15"/>
               </w:rPr>
               <w:t>▲ 2,4 % vs 6M2025</w:t>
@@ -470,9 +557,9 @@
             <w:tcW w:type="dxa" w:w="2261"/>
             <w:tcBorders>
               <w:top w:val="single" w:sz="18" w:color="2A78D6" w:space="0"/>
-              <w:left w:val="single" w:sz="4" w:color="C9D3DE" w:space="0"/>
-              <w:bottom w:val="single" w:sz="4" w:color="C9D3DE" w:space="0"/>
-              <w:right w:val="single" w:sz="4" w:color="C9D3DE" w:space="0"/>
+              <w:left w:val="single" w:sz="4" w:color="D5DCE4" w:space="0"/>
+              <w:bottom w:val="single" w:sz="4" w:color="D5DCE4" w:space="0"/>
+              <w:right w:val="single" w:sz="4" w:color="D5DCE4" w:space="0"/>
             </w:tcBorders>
           </w:tcPr>
           <w:p>
@@ -483,7 +570,7 @@
               <w:rPr>
                 <w:b/>
                 <w:caps/>
-                <w:color w:val="5F6B7A"/>
+                <w:color w:val="667085"/>
                 <w:sz w:val="14"/>
               </w:rPr>
               <w:t>Koreguota EBITDA</w:t>
@@ -491,7 +578,7 @@
             <w:r>
               <w:rPr>
                 <w:b w:val="0"/>
-                <w:color w:val="5F6B7A"/>
+                <w:color w:val="667085"/>
                 <w:sz w:val="14"/>
               </w:rPr>
               <w:t xml:space="preserve">  ·  6M2026</w:t>
@@ -504,7 +591,7 @@
             <w:r>
               <w:rPr>
                 <w:b/>
-                <w:color w:val="1F4E79"/>
+                <w:color w:val="12355B"/>
                 <w:sz w:val="34"/>
               </w:rPr>
               <w:t>25,8</w:t>
@@ -512,7 +599,7 @@
             <w:r>
               <w:rPr>
                 <w:b w:val="0"/>
-                <w:color w:val="5F6B7A"/>
+                <w:color w:val="667085"/>
                 <w:sz w:val="18"/>
               </w:rPr>
               <w:t xml:space="preserve"> mln. EUR</w:t>
@@ -525,7 +612,7 @@
             <w:r>
               <w:rPr>
                 <w:b w:val="0"/>
-                <w:color w:val="5F6B7A"/>
+                <w:color w:val="667085"/>
                 <w:sz w:val="15"/>
               </w:rPr>
               <w:t>▼ 13,4 % vs 6M2025</w:t>
@@ -543,9 +630,9 @@
             <w:tcW w:type="dxa" w:w="2261"/>
             <w:tcBorders>
               <w:top w:val="single" w:sz="18" w:color="2A78D6" w:space="0"/>
-              <w:left w:val="single" w:sz="4" w:color="C9D3DE" w:space="0"/>
-              <w:bottom w:val="single" w:sz="4" w:color="C9D3DE" w:space="0"/>
-              <w:right w:val="single" w:sz="4" w:color="C9D3DE" w:space="0"/>
+              <w:left w:val="single" w:sz="4" w:color="D5DCE4" w:space="0"/>
+              <w:bottom w:val="single" w:sz="4" w:color="D5DCE4" w:space="0"/>
+              <w:right w:val="single" w:sz="4" w:color="D5DCE4" w:space="0"/>
             </w:tcBorders>
           </w:tcPr>
           <w:p>
@@ -556,7 +643,7 @@
               <w:rPr>
                 <w:b/>
                 <w:caps/>
-                <w:color w:val="5F6B7A"/>
+                <w:color w:val="667085"/>
                 <w:sz w:val="14"/>
               </w:rPr>
               <w:t>Grynasis pelnas</w:t>
@@ -564,7 +651,7 @@
             <w:r>
               <w:rPr>
                 <w:b w:val="0"/>
-                <w:color w:val="5F6B7A"/>
+                <w:color w:val="667085"/>
                 <w:sz w:val="14"/>
               </w:rPr>
               <w:t xml:space="preserve">  ·  6M2026</w:t>
@@ -577,7 +664,7 @@
             <w:r>
               <w:rPr>
                 <w:b/>
-                <w:color w:val="1F4E79"/>
+                <w:color w:val="12355B"/>
                 <w:sz w:val="34"/>
               </w:rPr>
               <w:t>6,0</w:t>
@@ -585,7 +672,7 @@
             <w:r>
               <w:rPr>
                 <w:b w:val="0"/>
-                <w:color w:val="5F6B7A"/>
+                <w:color w:val="667085"/>
                 <w:sz w:val="18"/>
               </w:rPr>
               <w:t xml:space="preserve"> mln. EUR</w:t>
@@ -598,7 +685,7 @@
             <w:r>
               <w:rPr>
                 <w:b w:val="0"/>
-                <w:color w:val="5F6B7A"/>
+                <w:color w:val="667085"/>
                 <w:sz w:val="15"/>
               </w:rPr>
               <w:t>▼ 41,7 % vs 6M2025</w:t>
@@ -616,9 +703,9 @@
             <w:tcW w:type="dxa" w:w="2261"/>
             <w:tcBorders>
               <w:top w:val="single" w:sz="18" w:color="2A78D6" w:space="0"/>
-              <w:left w:val="single" w:sz="4" w:color="C9D3DE" w:space="0"/>
-              <w:bottom w:val="single" w:sz="4" w:color="C9D3DE" w:space="0"/>
-              <w:right w:val="single" w:sz="4" w:color="C9D3DE" w:space="0"/>
+              <w:left w:val="single" w:sz="4" w:color="D5DCE4" w:space="0"/>
+              <w:bottom w:val="single" w:sz="4" w:color="D5DCE4" w:space="0"/>
+              <w:right w:val="single" w:sz="4" w:color="D5DCE4" w:space="0"/>
             </w:tcBorders>
           </w:tcPr>
           <w:p>
@@ -629,7 +716,7 @@
               <w:rPr>
                 <w:b/>
                 <w:caps/>
-                <w:color w:val="5F6B7A"/>
+                <w:color w:val="667085"/>
                 <w:sz w:val="14"/>
               </w:rPr>
               <w:t>Grynoji skola / EBITDA</w:t>
@@ -637,7 +724,7 @@
             <w:r>
               <w:rPr>
                 <w:b w:val="0"/>
-                <w:color w:val="5F6B7A"/>
+                <w:color w:val="667085"/>
                 <w:sz w:val="14"/>
               </w:rPr>
               <w:t xml:space="preserve">  ·  6M2026</w:t>
@@ -650,7 +737,7 @@
             <w:r>
               <w:rPr>
                 <w:b/>
-                <w:color w:val="1F4E79"/>
+                <w:color w:val="12355B"/>
                 <w:sz w:val="34"/>
               </w:rPr>
               <w:t>2,78</w:t>
@@ -658,7 +745,7 @@
             <w:r>
               <w:rPr>
                 <w:b w:val="0"/>
-                <w:color w:val="5F6B7A"/>
+                <w:color w:val="667085"/>
                 <w:sz w:val="18"/>
               </w:rPr>
               <w:t xml:space="preserve"> x</w:t>
@@ -671,7 +758,7 @@
             <w:r>
               <w:rPr>
                 <w:b w:val="0"/>
-                <w:color w:val="5F6B7A"/>
+                <w:color w:val="667085"/>
                 <w:sz w:val="15"/>
               </w:rPr>
               <w:t>▲ 0,27x vs FY2025</w:t>
@@ -688,28 +775,13 @@
     <w:p>
       <w:pPr>
         <w:keepNext/>
-        <w:pBdr>
-          <w:bottom w:val="single" w:sz="8" w:color="1F4E79" w:space="4"/>
-        </w:pBdr>
-        <w:tabs>
-          <w:tab w:pos="482" w:val="left"/>
-        </w:tabs>
-        <w:spacing w:before="360" w:after="160"/>
+        <w:spacing w:before="200" w:after="100"/>
       </w:pPr>
       <w:r>
         <w:rPr>
           <w:b/>
-          <w:color w:val="2A78D6"/>
-          <w:sz w:val="18"/>
-        </w:rPr>
-        <w:t>01</w:t>
-        <w:tab/>
-      </w:r>
-      <w:r>
-        <w:rPr>
-          <w:b/>
-          <w:color w:val="1F4E79"/>
-          <w:sz w:val="28"/>
+          <w:color w:val="12355B"/>
+          <w:sz w:val="26"/>
         </w:rPr>
         <w:t>Trumpa santrauka</w:t>
       </w:r>
@@ -998,7 +1070,7 @@
       <w:pPr>
         <w:keepNext/>
         <w:pBdr>
-          <w:bottom w:val="single" w:sz="8" w:color="1F4E79" w:space="4"/>
+          <w:bottom w:val="single" w:sz="8" w:color="12355B" w:space="4"/>
         </w:pBdr>
         <w:tabs>
           <w:tab w:pos="482" w:val="left"/>
@@ -1011,13 +1083,13 @@
           <w:color w:val="2A78D6"/>
           <w:sz w:val="18"/>
         </w:rPr>
-        <w:t>02</w:t>
+        <w:t>01</w:t>
         <w:tab/>
       </w:r>
       <w:r>
         <w:rPr>
           <w:b/>
-          <w:color w:val="1F4E79"/>
+          <w:color w:val="12355B"/>
           <w:sz w:val="28"/>
         </w:rPr>
         <w:t>Turimos priemonės ir ISIN</w:t>
@@ -1044,24 +1116,23 @@
         <w:tblLook w:firstColumn="1" w:firstRow="1" w:lastColumn="0" w:lastRow="0" w:noHBand="0" w:noVBand="1" w:val="04A0"/>
       </w:tblPr>
       <w:tblGrid>
-        <w:gridCol w:w="1513"/>
+        <w:gridCol w:w="1457"/>
         <w:gridCol w:w="2241"/>
-        <w:gridCol w:w="840"/>
+        <w:gridCol w:w="1064"/>
         <w:gridCol w:w="1120"/>
         <w:gridCol w:w="1569"/>
-        <w:gridCol w:w="2353"/>
+        <w:gridCol w:w="2185"/>
       </w:tblGrid>
       <w:tr>
         <w:tc>
           <w:tcPr>
-            <w:tcW w:type="dxa" w:w="1513"/>
+            <w:tcW w:type="dxa" w:w="1457"/>
             <w:tcBorders>
-              <w:top w:val="single" w:sz="12" w:color="1F4E79" w:space="0"/>
+              <w:top w:val="nil"/>
               <w:left w:val="nil"/>
-              <w:bottom w:val="single" w:sz="4" w:color="C9D3DE" w:space="0"/>
+              <w:bottom w:val="single" w:sz="8" w:color="12355B" w:space="0"/>
               <w:right w:val="nil"/>
             </w:tcBorders>
-            <w:shd w:val="clear" w:color="auto" w:fill="EAF1F8"/>
           </w:tcPr>
           <w:p>
             <w:pPr>
@@ -1071,8 +1142,8 @@
               <w:rPr>
                 <w:b/>
                 <w:caps/>
-                <w:color w:val="1F4E79"/>
-                <w:sz w:val="16"/>
+                <w:color w:val="667085"/>
+                <w:sz w:val="14"/>
               </w:rPr>
               <w:t>ISIN</w:t>
             </w:r>
@@ -1082,12 +1153,11 @@
           <w:tcPr>
             <w:tcW w:type="dxa" w:w="2241"/>
             <w:tcBorders>
-              <w:top w:val="single" w:sz="12" w:color="1F4E79" w:space="0"/>
+              <w:top w:val="nil"/>
               <w:left w:val="nil"/>
-              <w:bottom w:val="single" w:sz="4" w:color="C9D3DE" w:space="0"/>
+              <w:bottom w:val="single" w:sz="8" w:color="12355B" w:space="0"/>
               <w:right w:val="nil"/>
             </w:tcBorders>
-            <w:shd w:val="clear" w:color="auto" w:fill="EAF1F8"/>
           </w:tcPr>
           <w:p>
             <w:pPr>
@@ -1097,8 +1167,8 @@
               <w:rPr>
                 <w:b/>
                 <w:caps/>
-                <w:color w:val="1F4E79"/>
-                <w:sz w:val="16"/>
+                <w:color w:val="667085"/>
+                <w:sz w:val="14"/>
               </w:rPr>
               <w:t>Priemonė</w:t>
             </w:r>
@@ -1106,14 +1176,13 @@
         </w:tc>
         <w:tc>
           <w:tcPr>
-            <w:tcW w:type="dxa" w:w="841"/>
+            <w:tcW w:type="dxa" w:w="1065"/>
             <w:tcBorders>
-              <w:top w:val="single" w:sz="12" w:color="1F4E79" w:space="0"/>
+              <w:top w:val="nil"/>
               <w:left w:val="nil"/>
-              <w:bottom w:val="single" w:sz="4" w:color="C9D3DE" w:space="0"/>
+              <w:bottom w:val="single" w:sz="8" w:color="12355B" w:space="0"/>
               <w:right w:val="nil"/>
             </w:tcBorders>
-            <w:shd w:val="clear" w:color="auto" w:fill="EAF1F8"/>
           </w:tcPr>
           <w:p>
             <w:pPr>
@@ -1124,8 +1193,8 @@
               <w:rPr>
                 <w:b/>
                 <w:caps/>
-                <w:color w:val="1F4E79"/>
-                <w:sz w:val="16"/>
+                <w:color w:val="667085"/>
+                <w:sz w:val="14"/>
               </w:rPr>
               <w:t>Kuponas</w:t>
             </w:r>
@@ -1135,12 +1204,11 @@
           <w:tcPr>
             <w:tcW w:type="dxa" w:w="1121"/>
             <w:tcBorders>
-              <w:top w:val="single" w:sz="12" w:color="1F4E79" w:space="0"/>
+              <w:top w:val="nil"/>
               <w:left w:val="nil"/>
-              <w:bottom w:val="single" w:sz="4" w:color="C9D3DE" w:space="0"/>
+              <w:bottom w:val="single" w:sz="8" w:color="12355B" w:space="0"/>
               <w:right w:val="nil"/>
             </w:tcBorders>
-            <w:shd w:val="clear" w:color="auto" w:fill="EAF1F8"/>
           </w:tcPr>
           <w:p>
             <w:pPr>
@@ -1150,8 +1218,8 @@
               <w:rPr>
                 <w:b/>
                 <w:caps/>
-                <w:color w:val="1F4E79"/>
-                <w:sz w:val="16"/>
+                <w:color w:val="667085"/>
+                <w:sz w:val="14"/>
               </w:rPr>
               <w:t>Išpirkimas</w:t>
             </w:r>
@@ -1161,12 +1229,11 @@
           <w:tcPr>
             <w:tcW w:type="dxa" w:w="1569"/>
             <w:tcBorders>
-              <w:top w:val="single" w:sz="12" w:color="1F4E79" w:space="0"/>
+              <w:top w:val="nil"/>
               <w:left w:val="nil"/>
-              <w:bottom w:val="single" w:sz="4" w:color="C9D3DE" w:space="0"/>
+              <w:bottom w:val="single" w:sz="8" w:color="12355B" w:space="0"/>
               <w:right w:val="nil"/>
             </w:tcBorders>
-            <w:shd w:val="clear" w:color="auto" w:fill="EAF1F8"/>
           </w:tcPr>
           <w:p>
             <w:pPr>
@@ -1176,8 +1243,8 @@
               <w:rPr>
                 <w:b/>
                 <w:caps/>
-                <w:color w:val="1F4E79"/>
-                <w:sz w:val="16"/>
+                <w:color w:val="667085"/>
+                <w:sz w:val="14"/>
               </w:rPr>
               <w:t>Emisijos reitingas</w:t>
             </w:r>
@@ -1185,14 +1252,13 @@
         </w:tc>
         <w:tc>
           <w:tcPr>
-            <w:tcW w:type="dxa" w:w="2353"/>
+            <w:tcW w:type="dxa" w:w="2185"/>
             <w:tcBorders>
-              <w:top w:val="single" w:sz="12" w:color="1F4E79" w:space="0"/>
+              <w:top w:val="nil"/>
               <w:left w:val="nil"/>
-              <w:bottom w:val="single" w:sz="4" w:color="C9D3DE" w:space="0"/>
+              <w:bottom w:val="single" w:sz="8" w:color="12355B" w:space="0"/>
               <w:right w:val="nil"/>
             </w:tcBorders>
-            <w:shd w:val="clear" w:color="auto" w:fill="EAF1F8"/>
           </w:tcPr>
           <w:p>
             <w:pPr>
@@ -1202,8 +1268,8 @@
               <w:rPr>
                 <w:b/>
                 <w:caps/>
-                <w:color w:val="1F4E79"/>
-                <w:sz w:val="16"/>
+                <w:color w:val="667085"/>
+                <w:sz w:val="14"/>
               </w:rPr>
               <w:t>Pastaba</w:t>
             </w:r>
@@ -1213,11 +1279,11 @@
       <w:tr>
         <w:tc>
           <w:tcPr>
-            <w:tcW w:type="dxa" w:w="1513"/>
+            <w:tcW w:type="dxa" w:w="1457"/>
             <w:tcBorders>
               <w:top w:val="nil"/>
               <w:left w:val="nil"/>
-              <w:bottom w:val="single" w:sz="4" w:color="DDE3EA" w:space="0"/>
+              <w:bottom w:val="single" w:sz="4" w:color="E6EAF0" w:space="0"/>
               <w:right w:val="nil"/>
             </w:tcBorders>
           </w:tcPr>
@@ -1240,7 +1306,7 @@
             <w:tcBorders>
               <w:top w:val="nil"/>
               <w:left w:val="nil"/>
-              <w:bottom w:val="single" w:sz="4" w:color="DDE3EA" w:space="0"/>
+              <w:bottom w:val="single" w:sz="4" w:color="E6EAF0" w:space="0"/>
               <w:right w:val="nil"/>
             </w:tcBorders>
           </w:tcPr>
@@ -1259,11 +1325,11 @@
         </w:tc>
         <w:tc>
           <w:tcPr>
-            <w:tcW w:type="dxa" w:w="841"/>
+            <w:tcW w:type="dxa" w:w="1065"/>
             <w:tcBorders>
               <w:top w:val="nil"/>
               <w:left w:val="nil"/>
-              <w:bottom w:val="single" w:sz="4" w:color="DDE3EA" w:space="0"/>
+              <w:bottom w:val="single" w:sz="4" w:color="E6EAF0" w:space="0"/>
               <w:right w:val="nil"/>
             </w:tcBorders>
           </w:tcPr>
@@ -1287,7 +1353,7 @@
             <w:tcBorders>
               <w:top w:val="nil"/>
               <w:left w:val="nil"/>
-              <w:bottom w:val="single" w:sz="4" w:color="DDE3EA" w:space="0"/>
+              <w:bottom w:val="single" w:sz="4" w:color="E6EAF0" w:space="0"/>
               <w:right w:val="nil"/>
             </w:tcBorders>
           </w:tcPr>
@@ -1310,7 +1376,7 @@
             <w:tcBorders>
               <w:top w:val="nil"/>
               <w:left w:val="nil"/>
-              <w:bottom w:val="single" w:sz="4" w:color="DDE3EA" w:space="0"/>
+              <w:bottom w:val="single" w:sz="4" w:color="E6EAF0" w:space="0"/>
               <w:right w:val="nil"/>
             </w:tcBorders>
           </w:tcPr>
@@ -1328,11 +1394,11 @@
         </w:tc>
         <w:tc>
           <w:tcPr>
-            <w:tcW w:type="dxa" w:w="2353"/>
+            <w:tcW w:type="dxa" w:w="2185"/>
             <w:tcBorders>
               <w:top w:val="nil"/>
               <w:left w:val="nil"/>
-              <w:bottom w:val="single" w:sz="4" w:color="DDE3EA" w:space="0"/>
+              <w:bottom w:val="single" w:sz="4" w:color="E6EAF0" w:space="0"/>
               <w:right w:val="nil"/>
             </w:tcBorders>
           </w:tcPr>
@@ -1360,7 +1426,7 @@
       <w:pPr>
         <w:keepNext/>
         <w:pBdr>
-          <w:bottom w:val="single" w:sz="8" w:color="1F4E79" w:space="4"/>
+          <w:bottom w:val="single" w:sz="8" w:color="12355B" w:space="4"/>
         </w:pBdr>
         <w:tabs>
           <w:tab w:pos="482" w:val="left"/>
@@ -1373,13 +1439,13 @@
           <w:color w:val="2A78D6"/>
           <w:sz w:val="18"/>
         </w:rPr>
-        <w:t>03</w:t>
+        <w:t>02</w:t>
         <w:tab/>
       </w:r>
       <w:r>
         <w:rPr>
           <w:b/>
-          <w:color w:val="1F4E79"/>
+          <w:color w:val="12355B"/>
           <w:sz w:val="28"/>
         </w:rPr>
         <w:t>Pagrindiniai rodikliai</w:t>
@@ -1418,12 +1484,11 @@
           <w:tcPr>
             <w:tcW w:type="dxa" w:w="2864"/>
             <w:tcBorders>
-              <w:top w:val="single" w:sz="12" w:color="1F4E79" w:space="0"/>
+              <w:top w:val="nil"/>
               <w:left w:val="nil"/>
-              <w:bottom w:val="single" w:sz="4" w:color="C9D3DE" w:space="0"/>
+              <w:bottom w:val="single" w:sz="8" w:color="12355B" w:space="0"/>
               <w:right w:val="nil"/>
             </w:tcBorders>
-            <w:shd w:val="clear" w:color="auto" w:fill="EAF1F8"/>
           </w:tcPr>
           <w:p>
             <w:pPr>
@@ -1433,8 +1498,8 @@
               <w:rPr>
                 <w:b/>
                 <w:caps/>
-                <w:color w:val="1F4E79"/>
-                <w:sz w:val="16"/>
+                <w:color w:val="667085"/>
+                <w:sz w:val="14"/>
               </w:rPr>
               <w:t>Rodiklis</w:t>
             </w:r>
@@ -1444,12 +1509,11 @@
           <w:tcPr>
             <w:tcW w:type="dxa" w:w="1157"/>
             <w:tcBorders>
-              <w:top w:val="single" w:sz="12" w:color="1F4E79" w:space="0"/>
+              <w:top w:val="nil"/>
               <w:left w:val="nil"/>
-              <w:bottom w:val="single" w:sz="4" w:color="C9D3DE" w:space="0"/>
+              <w:bottom w:val="single" w:sz="8" w:color="12355B" w:space="0"/>
               <w:right w:val="nil"/>
             </w:tcBorders>
-            <w:shd w:val="clear" w:color="auto" w:fill="EAF1F8"/>
           </w:tcPr>
           <w:p>
             <w:pPr>
@@ -1460,8 +1524,8 @@
               <w:rPr>
                 <w:b/>
                 <w:caps/>
-                <w:color w:val="1F4E79"/>
-                <w:sz w:val="16"/>
+                <w:color w:val="667085"/>
+                <w:sz w:val="14"/>
               </w:rPr>
               <w:t>FY2024</w:t>
             </w:r>
@@ -1471,12 +1535,11 @@
           <w:tcPr>
             <w:tcW w:type="dxa" w:w="1157"/>
             <w:tcBorders>
-              <w:top w:val="single" w:sz="12" w:color="1F4E79" w:space="0"/>
+              <w:top w:val="nil"/>
               <w:left w:val="nil"/>
-              <w:bottom w:val="single" w:sz="4" w:color="C9D3DE" w:space="0"/>
+              <w:bottom w:val="single" w:sz="8" w:color="12355B" w:space="0"/>
               <w:right w:val="nil"/>
             </w:tcBorders>
-            <w:shd w:val="clear" w:color="auto" w:fill="EAF1F8"/>
           </w:tcPr>
           <w:p>
             <w:pPr>
@@ -1487,8 +1550,8 @@
               <w:rPr>
                 <w:b/>
                 <w:caps/>
-                <w:color w:val="1F4E79"/>
-                <w:sz w:val="16"/>
+                <w:color w:val="667085"/>
+                <w:sz w:val="14"/>
               </w:rPr>
               <w:t>FY2025</w:t>
             </w:r>
@@ -1498,12 +1561,11 @@
           <w:tcPr>
             <w:tcW w:type="dxa" w:w="1157"/>
             <w:tcBorders>
-              <w:top w:val="single" w:sz="12" w:color="1F4E79" w:space="0"/>
+              <w:top w:val="nil"/>
               <w:left w:val="nil"/>
-              <w:bottom w:val="single" w:sz="4" w:color="C9D3DE" w:space="0"/>
+              <w:bottom w:val="single" w:sz="8" w:color="12355B" w:space="0"/>
               <w:right w:val="nil"/>
             </w:tcBorders>
-            <w:shd w:val="clear" w:color="auto" w:fill="EAF1F8"/>
           </w:tcPr>
           <w:p>
             <w:pPr>
@@ -1514,8 +1576,8 @@
               <w:rPr>
                 <w:b/>
                 <w:caps/>
-                <w:color w:val="1F4E79"/>
-                <w:sz w:val="16"/>
+                <w:color w:val="667085"/>
+                <w:sz w:val="14"/>
               </w:rPr>
               <w:t>6M2025</w:t>
             </w:r>
@@ -1525,12 +1587,11 @@
           <w:tcPr>
             <w:tcW w:type="dxa" w:w="1157"/>
             <w:tcBorders>
-              <w:top w:val="single" w:sz="12" w:color="1F4E79" w:space="0"/>
+              <w:top w:val="nil"/>
               <w:left w:val="nil"/>
-              <w:bottom w:val="single" w:sz="4" w:color="C9D3DE" w:space="0"/>
+              <w:bottom w:val="single" w:sz="8" w:color="12355B" w:space="0"/>
               <w:right w:val="nil"/>
             </w:tcBorders>
-            <w:shd w:val="clear" w:color="auto" w:fill="EAF1F8"/>
           </w:tcPr>
           <w:p>
             <w:pPr>
@@ -1541,8 +1602,8 @@
               <w:rPr>
                 <w:b/>
                 <w:caps/>
-                <w:color w:val="1F4E79"/>
-                <w:sz w:val="16"/>
+                <w:color w:val="667085"/>
+                <w:sz w:val="14"/>
               </w:rPr>
               <w:t>6M2026</w:t>
             </w:r>
@@ -1552,12 +1613,11 @@
           <w:tcPr>
             <w:tcW w:type="dxa" w:w="2148"/>
             <w:tcBorders>
-              <w:top w:val="single" w:sz="12" w:color="1F4E79" w:space="0"/>
+              <w:top w:val="nil"/>
               <w:left w:val="nil"/>
-              <w:bottom w:val="single" w:sz="4" w:color="C9D3DE" w:space="0"/>
+              <w:bottom w:val="single" w:sz="8" w:color="12355B" w:space="0"/>
               <w:right w:val="nil"/>
             </w:tcBorders>
-            <w:shd w:val="clear" w:color="auto" w:fill="EAF1F8"/>
           </w:tcPr>
           <w:p>
             <w:pPr>
@@ -1568,8 +1628,8 @@
               <w:rPr>
                 <w:b/>
                 <w:caps/>
-                <w:color w:val="1F4E79"/>
-                <w:sz w:val="16"/>
+                <w:color w:val="667085"/>
+                <w:sz w:val="14"/>
               </w:rPr>
               <w:t>Pokytis</w:t>
             </w:r>
@@ -1583,7 +1643,7 @@
             <w:tcBorders>
               <w:top w:val="nil"/>
               <w:left w:val="nil"/>
-              <w:bottom w:val="single" w:sz="4" w:color="DDE3EA" w:space="0"/>
+              <w:bottom w:val="single" w:sz="4" w:color="E6EAF0" w:space="0"/>
               <w:right w:val="nil"/>
             </w:tcBorders>
           </w:tcPr>
@@ -1633,7 +1693,7 @@
             <w:tcBorders>
               <w:top w:val="nil"/>
               <w:left w:val="nil"/>
-              <w:bottom w:val="single" w:sz="4" w:color="DDE3EA" w:space="0"/>
+              <w:bottom w:val="single" w:sz="4" w:color="E6EAF0" w:space="0"/>
               <w:right w:val="nil"/>
             </w:tcBorders>
           </w:tcPr>
@@ -1657,7 +1717,7 @@
             <w:tcBorders>
               <w:top w:val="nil"/>
               <w:left w:val="nil"/>
-              <w:bottom w:val="single" w:sz="4" w:color="DDE3EA" w:space="0"/>
+              <w:bottom w:val="single" w:sz="4" w:color="E6EAF0" w:space="0"/>
               <w:right w:val="nil"/>
             </w:tcBorders>
           </w:tcPr>
@@ -1681,7 +1741,7 @@
             <w:tcBorders>
               <w:top w:val="nil"/>
               <w:left w:val="nil"/>
-              <w:bottom w:val="single" w:sz="4" w:color="DDE3EA" w:space="0"/>
+              <w:bottom w:val="single" w:sz="4" w:color="E6EAF0" w:space="0"/>
               <w:right w:val="nil"/>
             </w:tcBorders>
           </w:tcPr>
@@ -1705,7 +1765,7 @@
             <w:tcBorders>
               <w:top w:val="nil"/>
               <w:left w:val="nil"/>
-              <w:bottom w:val="single" w:sz="4" w:color="DDE3EA" w:space="0"/>
+              <w:bottom w:val="single" w:sz="4" w:color="E6EAF0" w:space="0"/>
               <w:right w:val="nil"/>
             </w:tcBorders>
           </w:tcPr>
@@ -1729,7 +1789,7 @@
             <w:tcBorders>
               <w:top w:val="nil"/>
               <w:left w:val="nil"/>
-              <w:bottom w:val="single" w:sz="4" w:color="DDE3EA" w:space="0"/>
+              <w:bottom w:val="single" w:sz="4" w:color="E6EAF0" w:space="0"/>
               <w:right w:val="nil"/>
             </w:tcBorders>
           </w:tcPr>
@@ -1756,7 +1816,7 @@
             <w:tcBorders>
               <w:top w:val="nil"/>
               <w:left w:val="nil"/>
-              <w:bottom w:val="single" w:sz="4" w:color="DDE3EA" w:space="0"/>
+              <w:bottom w:val="single" w:sz="4" w:color="E6EAF0" w:space="0"/>
               <w:right w:val="nil"/>
             </w:tcBorders>
           </w:tcPr>
@@ -1806,7 +1866,7 @@
             <w:tcBorders>
               <w:top w:val="nil"/>
               <w:left w:val="nil"/>
-              <w:bottom w:val="single" w:sz="4" w:color="DDE3EA" w:space="0"/>
+              <w:bottom w:val="single" w:sz="4" w:color="E6EAF0" w:space="0"/>
               <w:right w:val="nil"/>
             </w:tcBorders>
           </w:tcPr>
@@ -1830,7 +1890,7 @@
             <w:tcBorders>
               <w:top w:val="nil"/>
               <w:left w:val="nil"/>
-              <w:bottom w:val="single" w:sz="4" w:color="DDE3EA" w:space="0"/>
+              <w:bottom w:val="single" w:sz="4" w:color="E6EAF0" w:space="0"/>
               <w:right w:val="nil"/>
             </w:tcBorders>
           </w:tcPr>
@@ -1854,7 +1914,7 @@
             <w:tcBorders>
               <w:top w:val="nil"/>
               <w:left w:val="nil"/>
-              <w:bottom w:val="single" w:sz="4" w:color="DDE3EA" w:space="0"/>
+              <w:bottom w:val="single" w:sz="4" w:color="E6EAF0" w:space="0"/>
               <w:right w:val="nil"/>
             </w:tcBorders>
           </w:tcPr>
@@ -1878,7 +1938,7 @@
             <w:tcBorders>
               <w:top w:val="nil"/>
               <w:left w:val="nil"/>
-              <w:bottom w:val="single" w:sz="4" w:color="DDE3EA" w:space="0"/>
+              <w:bottom w:val="single" w:sz="4" w:color="E6EAF0" w:space="0"/>
               <w:right w:val="nil"/>
             </w:tcBorders>
           </w:tcPr>
@@ -1902,7 +1962,7 @@
             <w:tcBorders>
               <w:top w:val="nil"/>
               <w:left w:val="nil"/>
-              <w:bottom w:val="single" w:sz="4" w:color="DDE3EA" w:space="0"/>
+              <w:bottom w:val="single" w:sz="4" w:color="E6EAF0" w:space="0"/>
               <w:right w:val="nil"/>
             </w:tcBorders>
           </w:tcPr>
@@ -1929,7 +1989,7 @@
             <w:tcBorders>
               <w:top w:val="nil"/>
               <w:left w:val="nil"/>
-              <w:bottom w:val="single" w:sz="4" w:color="DDE3EA" w:space="0"/>
+              <w:bottom w:val="single" w:sz="4" w:color="E6EAF0" w:space="0"/>
               <w:right w:val="nil"/>
             </w:tcBorders>
           </w:tcPr>
@@ -1979,7 +2039,7 @@
             <w:tcBorders>
               <w:top w:val="nil"/>
               <w:left w:val="nil"/>
-              <w:bottom w:val="single" w:sz="4" w:color="DDE3EA" w:space="0"/>
+              <w:bottom w:val="single" w:sz="4" w:color="E6EAF0" w:space="0"/>
               <w:right w:val="nil"/>
             </w:tcBorders>
           </w:tcPr>
@@ -2003,7 +2063,7 @@
             <w:tcBorders>
               <w:top w:val="nil"/>
               <w:left w:val="nil"/>
-              <w:bottom w:val="single" w:sz="4" w:color="DDE3EA" w:space="0"/>
+              <w:bottom w:val="single" w:sz="4" w:color="E6EAF0" w:space="0"/>
               <w:right w:val="nil"/>
             </w:tcBorders>
           </w:tcPr>
@@ -2027,7 +2087,7 @@
             <w:tcBorders>
               <w:top w:val="nil"/>
               <w:left w:val="nil"/>
-              <w:bottom w:val="single" w:sz="4" w:color="DDE3EA" w:space="0"/>
+              <w:bottom w:val="single" w:sz="4" w:color="E6EAF0" w:space="0"/>
               <w:right w:val="nil"/>
             </w:tcBorders>
           </w:tcPr>
@@ -2051,7 +2111,7 @@
             <w:tcBorders>
               <w:top w:val="nil"/>
               <w:left w:val="nil"/>
-              <w:bottom w:val="single" w:sz="4" w:color="DDE3EA" w:space="0"/>
+              <w:bottom w:val="single" w:sz="4" w:color="E6EAF0" w:space="0"/>
               <w:right w:val="nil"/>
             </w:tcBorders>
             <w:shd w:val="clear" w:color="auto" w:fill="E3F3E8"/>
@@ -2076,7 +2136,7 @@
             <w:tcBorders>
               <w:top w:val="nil"/>
               <w:left w:val="nil"/>
-              <w:bottom w:val="single" w:sz="4" w:color="DDE3EA" w:space="0"/>
+              <w:bottom w:val="single" w:sz="4" w:color="E6EAF0" w:space="0"/>
               <w:right w:val="nil"/>
             </w:tcBorders>
           </w:tcPr>
@@ -2103,7 +2163,7 @@
             <w:tcBorders>
               <w:top w:val="nil"/>
               <w:left w:val="nil"/>
-              <w:bottom w:val="single" w:sz="4" w:color="DDE3EA" w:space="0"/>
+              <w:bottom w:val="single" w:sz="4" w:color="E6EAF0" w:space="0"/>
               <w:right w:val="nil"/>
             </w:tcBorders>
           </w:tcPr>
@@ -2153,7 +2213,7 @@
             <w:tcBorders>
               <w:top w:val="nil"/>
               <w:left w:val="nil"/>
-              <w:bottom w:val="single" w:sz="4" w:color="DDE3EA" w:space="0"/>
+              <w:bottom w:val="single" w:sz="4" w:color="E6EAF0" w:space="0"/>
               <w:right w:val="nil"/>
             </w:tcBorders>
           </w:tcPr>
@@ -2177,7 +2237,7 @@
             <w:tcBorders>
               <w:top w:val="nil"/>
               <w:left w:val="nil"/>
-              <w:bottom w:val="single" w:sz="4" w:color="DDE3EA" w:space="0"/>
+              <w:bottom w:val="single" w:sz="4" w:color="E6EAF0" w:space="0"/>
               <w:right w:val="nil"/>
             </w:tcBorders>
           </w:tcPr>
@@ -2201,7 +2261,7 @@
             <w:tcBorders>
               <w:top w:val="nil"/>
               <w:left w:val="nil"/>
-              <w:bottom w:val="single" w:sz="4" w:color="DDE3EA" w:space="0"/>
+              <w:bottom w:val="single" w:sz="4" w:color="E6EAF0" w:space="0"/>
               <w:right w:val="nil"/>
             </w:tcBorders>
           </w:tcPr>
@@ -2225,7 +2285,7 @@
             <w:tcBorders>
               <w:top w:val="nil"/>
               <w:left w:val="nil"/>
-              <w:bottom w:val="single" w:sz="4" w:color="DDE3EA" w:space="0"/>
+              <w:bottom w:val="single" w:sz="4" w:color="E6EAF0" w:space="0"/>
               <w:right w:val="nil"/>
             </w:tcBorders>
           </w:tcPr>
@@ -2249,7 +2309,7 @@
             <w:tcBorders>
               <w:top w:val="nil"/>
               <w:left w:val="nil"/>
-              <w:bottom w:val="single" w:sz="4" w:color="DDE3EA" w:space="0"/>
+              <w:bottom w:val="single" w:sz="4" w:color="E6EAF0" w:space="0"/>
               <w:right w:val="nil"/>
             </w:tcBorders>
           </w:tcPr>
@@ -2276,7 +2336,7 @@
             <w:tcBorders>
               <w:top w:val="nil"/>
               <w:left w:val="nil"/>
-              <w:bottom w:val="single" w:sz="4" w:color="DDE3EA" w:space="0"/>
+              <w:bottom w:val="single" w:sz="4" w:color="E6EAF0" w:space="0"/>
               <w:right w:val="nil"/>
             </w:tcBorders>
           </w:tcPr>
@@ -2326,7 +2386,7 @@
             <w:tcBorders>
               <w:top w:val="nil"/>
               <w:left w:val="nil"/>
-              <w:bottom w:val="single" w:sz="4" w:color="DDE3EA" w:space="0"/>
+              <w:bottom w:val="single" w:sz="4" w:color="E6EAF0" w:space="0"/>
               <w:right w:val="nil"/>
             </w:tcBorders>
           </w:tcPr>
@@ -2350,7 +2410,7 @@
             <w:tcBorders>
               <w:top w:val="nil"/>
               <w:left w:val="nil"/>
-              <w:bottom w:val="single" w:sz="4" w:color="DDE3EA" w:space="0"/>
+              <w:bottom w:val="single" w:sz="4" w:color="E6EAF0" w:space="0"/>
               <w:right w:val="nil"/>
             </w:tcBorders>
           </w:tcPr>
@@ -2374,7 +2434,7 @@
             <w:tcBorders>
               <w:top w:val="nil"/>
               <w:left w:val="nil"/>
-              <w:bottom w:val="single" w:sz="4" w:color="DDE3EA" w:space="0"/>
+              <w:bottom w:val="single" w:sz="4" w:color="E6EAF0" w:space="0"/>
               <w:right w:val="nil"/>
             </w:tcBorders>
           </w:tcPr>
@@ -2398,7 +2458,7 @@
             <w:tcBorders>
               <w:top w:val="nil"/>
               <w:left w:val="nil"/>
-              <w:bottom w:val="single" w:sz="4" w:color="DDE3EA" w:space="0"/>
+              <w:bottom w:val="single" w:sz="4" w:color="E6EAF0" w:space="0"/>
               <w:right w:val="nil"/>
             </w:tcBorders>
           </w:tcPr>
@@ -2422,7 +2482,7 @@
             <w:tcBorders>
               <w:top w:val="nil"/>
               <w:left w:val="nil"/>
-              <w:bottom w:val="single" w:sz="4" w:color="DDE3EA" w:space="0"/>
+              <w:bottom w:val="single" w:sz="4" w:color="E6EAF0" w:space="0"/>
               <w:right w:val="nil"/>
             </w:tcBorders>
           </w:tcPr>
@@ -2449,7 +2509,7 @@
             <w:tcBorders>
               <w:top w:val="nil"/>
               <w:left w:val="nil"/>
-              <w:bottom w:val="single" w:sz="4" w:color="DDE3EA" w:space="0"/>
+              <w:bottom w:val="single" w:sz="4" w:color="E6EAF0" w:space="0"/>
               <w:right w:val="nil"/>
             </w:tcBorders>
           </w:tcPr>
@@ -2499,7 +2559,7 @@
             <w:tcBorders>
               <w:top w:val="nil"/>
               <w:left w:val="nil"/>
-              <w:bottom w:val="single" w:sz="4" w:color="DDE3EA" w:space="0"/>
+              <w:bottom w:val="single" w:sz="4" w:color="E6EAF0" w:space="0"/>
               <w:right w:val="nil"/>
             </w:tcBorders>
           </w:tcPr>
@@ -2523,7 +2583,7 @@
             <w:tcBorders>
               <w:top w:val="nil"/>
               <w:left w:val="nil"/>
-              <w:bottom w:val="single" w:sz="4" w:color="DDE3EA" w:space="0"/>
+              <w:bottom w:val="single" w:sz="4" w:color="E6EAF0" w:space="0"/>
               <w:right w:val="nil"/>
             </w:tcBorders>
           </w:tcPr>
@@ -2547,7 +2607,7 @@
             <w:tcBorders>
               <w:top w:val="nil"/>
               <w:left w:val="nil"/>
-              <w:bottom w:val="single" w:sz="4" w:color="DDE3EA" w:space="0"/>
+              <w:bottom w:val="single" w:sz="4" w:color="E6EAF0" w:space="0"/>
               <w:right w:val="nil"/>
             </w:tcBorders>
           </w:tcPr>
@@ -2571,7 +2631,7 @@
             <w:tcBorders>
               <w:top w:val="nil"/>
               <w:left w:val="nil"/>
-              <w:bottom w:val="single" w:sz="4" w:color="DDE3EA" w:space="0"/>
+              <w:bottom w:val="single" w:sz="4" w:color="E6EAF0" w:space="0"/>
               <w:right w:val="nil"/>
             </w:tcBorders>
           </w:tcPr>
@@ -2595,7 +2655,7 @@
             <w:tcBorders>
               <w:top w:val="nil"/>
               <w:left w:val="nil"/>
-              <w:bottom w:val="single" w:sz="4" w:color="DDE3EA" w:space="0"/>
+              <w:bottom w:val="single" w:sz="4" w:color="E6EAF0" w:space="0"/>
               <w:right w:val="nil"/>
             </w:tcBorders>
           </w:tcPr>
@@ -2622,7 +2682,7 @@
             <w:tcBorders>
               <w:top w:val="nil"/>
               <w:left w:val="nil"/>
-              <w:bottom w:val="single" w:sz="4" w:color="DDE3EA" w:space="0"/>
+              <w:bottom w:val="single" w:sz="4" w:color="E6EAF0" w:space="0"/>
               <w:right w:val="nil"/>
             </w:tcBorders>
           </w:tcPr>
@@ -2672,7 +2732,7 @@
             <w:tcBorders>
               <w:top w:val="nil"/>
               <w:left w:val="nil"/>
-              <w:bottom w:val="single" w:sz="4" w:color="DDE3EA" w:space="0"/>
+              <w:bottom w:val="single" w:sz="4" w:color="E6EAF0" w:space="0"/>
               <w:right w:val="nil"/>
             </w:tcBorders>
           </w:tcPr>
@@ -2696,7 +2756,7 @@
             <w:tcBorders>
               <w:top w:val="nil"/>
               <w:left w:val="nil"/>
-              <w:bottom w:val="single" w:sz="4" w:color="DDE3EA" w:space="0"/>
+              <w:bottom w:val="single" w:sz="4" w:color="E6EAF0" w:space="0"/>
               <w:right w:val="nil"/>
             </w:tcBorders>
           </w:tcPr>
@@ -2720,7 +2780,7 @@
             <w:tcBorders>
               <w:top w:val="nil"/>
               <w:left w:val="nil"/>
-              <w:bottom w:val="single" w:sz="4" w:color="DDE3EA" w:space="0"/>
+              <w:bottom w:val="single" w:sz="4" w:color="E6EAF0" w:space="0"/>
               <w:right w:val="nil"/>
             </w:tcBorders>
           </w:tcPr>
@@ -2744,7 +2804,7 @@
             <w:tcBorders>
               <w:top w:val="nil"/>
               <w:left w:val="nil"/>
-              <w:bottom w:val="single" w:sz="4" w:color="DDE3EA" w:space="0"/>
+              <w:bottom w:val="single" w:sz="4" w:color="E6EAF0" w:space="0"/>
               <w:right w:val="nil"/>
             </w:tcBorders>
           </w:tcPr>
@@ -2768,7 +2828,7 @@
             <w:tcBorders>
               <w:top w:val="nil"/>
               <w:left w:val="nil"/>
-              <w:bottom w:val="single" w:sz="4" w:color="DDE3EA" w:space="0"/>
+              <w:bottom w:val="single" w:sz="4" w:color="E6EAF0" w:space="0"/>
               <w:right w:val="nil"/>
             </w:tcBorders>
           </w:tcPr>
@@ -2795,7 +2855,7 @@
             <w:tcBorders>
               <w:top w:val="nil"/>
               <w:left w:val="nil"/>
-              <w:bottom w:val="single" w:sz="4" w:color="DDE3EA" w:space="0"/>
+              <w:bottom w:val="single" w:sz="4" w:color="E6EAF0" w:space="0"/>
               <w:right w:val="nil"/>
             </w:tcBorders>
           </w:tcPr>
@@ -2818,7 +2878,7 @@
             <w:tcBorders>
               <w:top w:val="nil"/>
               <w:left w:val="nil"/>
-              <w:bottom w:val="single" w:sz="4" w:color="DDE3EA" w:space="0"/>
+              <w:bottom w:val="single" w:sz="4" w:color="E6EAF0" w:space="0"/>
               <w:right w:val="nil"/>
             </w:tcBorders>
           </w:tcPr>
@@ -2842,7 +2902,7 @@
             <w:tcBorders>
               <w:top w:val="nil"/>
               <w:left w:val="nil"/>
-              <w:bottom w:val="single" w:sz="4" w:color="DDE3EA" w:space="0"/>
+              <w:bottom w:val="single" w:sz="4" w:color="E6EAF0" w:space="0"/>
               <w:right w:val="nil"/>
             </w:tcBorders>
           </w:tcPr>
@@ -2866,7 +2926,7 @@
             <w:tcBorders>
               <w:top w:val="nil"/>
               <w:left w:val="nil"/>
-              <w:bottom w:val="single" w:sz="4" w:color="DDE3EA" w:space="0"/>
+              <w:bottom w:val="single" w:sz="4" w:color="E6EAF0" w:space="0"/>
               <w:right w:val="nil"/>
             </w:tcBorders>
           </w:tcPr>
@@ -2890,7 +2950,7 @@
             <w:tcBorders>
               <w:top w:val="nil"/>
               <w:left w:val="nil"/>
-              <w:bottom w:val="single" w:sz="4" w:color="DDE3EA" w:space="0"/>
+              <w:bottom w:val="single" w:sz="4" w:color="E6EAF0" w:space="0"/>
               <w:right w:val="nil"/>
             </w:tcBorders>
             <w:shd w:val="clear" w:color="auto" w:fill="E3F3E8"/>
@@ -2915,7 +2975,7 @@
             <w:tcBorders>
               <w:top w:val="nil"/>
               <w:left w:val="nil"/>
-              <w:bottom w:val="single" w:sz="4" w:color="DDE3EA" w:space="0"/>
+              <w:bottom w:val="single" w:sz="4" w:color="E6EAF0" w:space="0"/>
               <w:right w:val="nil"/>
             </w:tcBorders>
           </w:tcPr>
@@ -2942,7 +3002,7 @@
             <w:tcBorders>
               <w:top w:val="nil"/>
               <w:left w:val="nil"/>
-              <w:bottom w:val="single" w:sz="4" w:color="DDE3EA" w:space="0"/>
+              <w:bottom w:val="single" w:sz="4" w:color="E6EAF0" w:space="0"/>
               <w:right w:val="nil"/>
             </w:tcBorders>
           </w:tcPr>
@@ -2965,7 +3025,7 @@
             <w:tcBorders>
               <w:top w:val="nil"/>
               <w:left w:val="nil"/>
-              <w:bottom w:val="single" w:sz="4" w:color="DDE3EA" w:space="0"/>
+              <w:bottom w:val="single" w:sz="4" w:color="E6EAF0" w:space="0"/>
               <w:right w:val="nil"/>
             </w:tcBorders>
           </w:tcPr>
@@ -2989,7 +3049,7 @@
             <w:tcBorders>
               <w:top w:val="nil"/>
               <w:left w:val="nil"/>
-              <w:bottom w:val="single" w:sz="4" w:color="DDE3EA" w:space="0"/>
+              <w:bottom w:val="single" w:sz="4" w:color="E6EAF0" w:space="0"/>
               <w:right w:val="nil"/>
             </w:tcBorders>
           </w:tcPr>
@@ -3013,7 +3073,7 @@
             <w:tcBorders>
               <w:top w:val="nil"/>
               <w:left w:val="nil"/>
-              <w:bottom w:val="single" w:sz="4" w:color="DDE3EA" w:space="0"/>
+              <w:bottom w:val="single" w:sz="4" w:color="E6EAF0" w:space="0"/>
               <w:right w:val="nil"/>
             </w:tcBorders>
           </w:tcPr>
@@ -3037,7 +3097,7 @@
             <w:tcBorders>
               <w:top w:val="nil"/>
               <w:left w:val="nil"/>
-              <w:bottom w:val="single" w:sz="4" w:color="DDE3EA" w:space="0"/>
+              <w:bottom w:val="single" w:sz="4" w:color="E6EAF0" w:space="0"/>
               <w:right w:val="nil"/>
             </w:tcBorders>
             <w:shd w:val="clear" w:color="auto" w:fill="E3F3E8"/>
@@ -3062,7 +3122,7 @@
             <w:tcBorders>
               <w:top w:val="nil"/>
               <w:left w:val="nil"/>
-              <w:bottom w:val="single" w:sz="4" w:color="DDE3EA" w:space="0"/>
+              <w:bottom w:val="single" w:sz="4" w:color="E6EAF0" w:space="0"/>
               <w:right w:val="nil"/>
             </w:tcBorders>
           </w:tcPr>
@@ -3089,7 +3149,7 @@
             <w:tcBorders>
               <w:top w:val="nil"/>
               <w:left w:val="nil"/>
-              <w:bottom w:val="single" w:sz="4" w:color="DDE3EA" w:space="0"/>
+              <w:bottom w:val="single" w:sz="4" w:color="E6EAF0" w:space="0"/>
               <w:right w:val="nil"/>
             </w:tcBorders>
           </w:tcPr>
@@ -3139,7 +3199,7 @@
             <w:tcBorders>
               <w:top w:val="nil"/>
               <w:left w:val="nil"/>
-              <w:bottom w:val="single" w:sz="4" w:color="DDE3EA" w:space="0"/>
+              <w:bottom w:val="single" w:sz="4" w:color="E6EAF0" w:space="0"/>
               <w:right w:val="nil"/>
             </w:tcBorders>
           </w:tcPr>
@@ -3163,7 +3223,7 @@
             <w:tcBorders>
               <w:top w:val="nil"/>
               <w:left w:val="nil"/>
-              <w:bottom w:val="single" w:sz="4" w:color="DDE3EA" w:space="0"/>
+              <w:bottom w:val="single" w:sz="4" w:color="E6EAF0" w:space="0"/>
               <w:right w:val="nil"/>
             </w:tcBorders>
           </w:tcPr>
@@ -3187,7 +3247,7 @@
             <w:tcBorders>
               <w:top w:val="nil"/>
               <w:left w:val="nil"/>
-              <w:bottom w:val="single" w:sz="4" w:color="DDE3EA" w:space="0"/>
+              <w:bottom w:val="single" w:sz="4" w:color="E6EAF0" w:space="0"/>
               <w:right w:val="nil"/>
             </w:tcBorders>
           </w:tcPr>
@@ -3211,7 +3271,7 @@
             <w:tcBorders>
               <w:top w:val="nil"/>
               <w:left w:val="nil"/>
-              <w:bottom w:val="single" w:sz="4" w:color="DDE3EA" w:space="0"/>
+              <w:bottom w:val="single" w:sz="4" w:color="E6EAF0" w:space="0"/>
               <w:right w:val="nil"/>
             </w:tcBorders>
           </w:tcPr>
@@ -3235,7 +3295,7 @@
             <w:tcBorders>
               <w:top w:val="nil"/>
               <w:left w:val="nil"/>
-              <w:bottom w:val="single" w:sz="4" w:color="DDE3EA" w:space="0"/>
+              <w:bottom w:val="single" w:sz="4" w:color="E6EAF0" w:space="0"/>
               <w:right w:val="nil"/>
             </w:tcBorders>
           </w:tcPr>
@@ -3262,7 +3322,7 @@
             <w:tcBorders>
               <w:top w:val="nil"/>
               <w:left w:val="nil"/>
-              <w:bottom w:val="single" w:sz="4" w:color="DDE3EA" w:space="0"/>
+              <w:bottom w:val="single" w:sz="4" w:color="E6EAF0" w:space="0"/>
               <w:right w:val="nil"/>
             </w:tcBorders>
           </w:tcPr>
@@ -3295,7 +3355,7 @@
             <w:tcBorders>
               <w:top w:val="nil"/>
               <w:left w:val="nil"/>
-              <w:bottom w:val="single" w:sz="4" w:color="DDE3EA" w:space="0"/>
+              <w:bottom w:val="single" w:sz="4" w:color="E6EAF0" w:space="0"/>
               <w:right w:val="nil"/>
             </w:tcBorders>
           </w:tcPr>
@@ -3319,7 +3379,7 @@
             <w:tcBorders>
               <w:top w:val="nil"/>
               <w:left w:val="nil"/>
-              <w:bottom w:val="single" w:sz="4" w:color="DDE3EA" w:space="0"/>
+              <w:bottom w:val="single" w:sz="4" w:color="E6EAF0" w:space="0"/>
               <w:right w:val="nil"/>
             </w:tcBorders>
           </w:tcPr>
@@ -3343,7 +3403,7 @@
             <w:tcBorders>
               <w:top w:val="nil"/>
               <w:left w:val="nil"/>
-              <w:bottom w:val="single" w:sz="4" w:color="DDE3EA" w:space="0"/>
+              <w:bottom w:val="single" w:sz="4" w:color="E6EAF0" w:space="0"/>
               <w:right w:val="nil"/>
             </w:tcBorders>
           </w:tcPr>
@@ -3367,7 +3427,7 @@
             <w:tcBorders>
               <w:top w:val="nil"/>
               <w:left w:val="nil"/>
-              <w:bottom w:val="single" w:sz="4" w:color="DDE3EA" w:space="0"/>
+              <w:bottom w:val="single" w:sz="4" w:color="E6EAF0" w:space="0"/>
               <w:right w:val="nil"/>
             </w:tcBorders>
           </w:tcPr>
@@ -3391,7 +3451,7 @@
             <w:tcBorders>
               <w:top w:val="nil"/>
               <w:left w:val="nil"/>
-              <w:bottom w:val="single" w:sz="4" w:color="DDE3EA" w:space="0"/>
+              <w:bottom w:val="single" w:sz="4" w:color="E6EAF0" w:space="0"/>
               <w:right w:val="nil"/>
             </w:tcBorders>
           </w:tcPr>
@@ -3418,7 +3478,7 @@
             <w:tcBorders>
               <w:top w:val="nil"/>
               <w:left w:val="nil"/>
-              <w:bottom w:val="single" w:sz="4" w:color="DDE3EA" w:space="0"/>
+              <w:bottom w:val="single" w:sz="4" w:color="E6EAF0" w:space="0"/>
               <w:right w:val="nil"/>
             </w:tcBorders>
           </w:tcPr>
@@ -3468,7 +3528,7 @@
             <w:tcBorders>
               <w:top w:val="nil"/>
               <w:left w:val="nil"/>
-              <w:bottom w:val="single" w:sz="4" w:color="DDE3EA" w:space="0"/>
+              <w:bottom w:val="single" w:sz="4" w:color="E6EAF0" w:space="0"/>
               <w:right w:val="nil"/>
             </w:tcBorders>
           </w:tcPr>
@@ -3492,7 +3552,7 @@
             <w:tcBorders>
               <w:top w:val="nil"/>
               <w:left w:val="nil"/>
-              <w:bottom w:val="single" w:sz="4" w:color="DDE3EA" w:space="0"/>
+              <w:bottom w:val="single" w:sz="4" w:color="E6EAF0" w:space="0"/>
               <w:right w:val="nil"/>
             </w:tcBorders>
           </w:tcPr>
@@ -3516,7 +3576,7 @@
             <w:tcBorders>
               <w:top w:val="nil"/>
               <w:left w:val="nil"/>
-              <w:bottom w:val="single" w:sz="4" w:color="DDE3EA" w:space="0"/>
+              <w:bottom w:val="single" w:sz="4" w:color="E6EAF0" w:space="0"/>
               <w:right w:val="nil"/>
             </w:tcBorders>
           </w:tcPr>
@@ -3540,7 +3600,7 @@
             <w:tcBorders>
               <w:top w:val="nil"/>
               <w:left w:val="nil"/>
-              <w:bottom w:val="single" w:sz="4" w:color="DDE3EA" w:space="0"/>
+              <w:bottom w:val="single" w:sz="4" w:color="E6EAF0" w:space="0"/>
               <w:right w:val="nil"/>
             </w:tcBorders>
           </w:tcPr>
@@ -3564,7 +3624,7 @@
             <w:tcBorders>
               <w:top w:val="nil"/>
               <w:left w:val="nil"/>
-              <w:bottom w:val="single" w:sz="4" w:color="DDE3EA" w:space="0"/>
+              <w:bottom w:val="single" w:sz="4" w:color="E6EAF0" w:space="0"/>
               <w:right w:val="nil"/>
             </w:tcBorders>
           </w:tcPr>
@@ -3597,7 +3657,7 @@
       <w:r>
         <w:rPr>
           <w:b w:val="0"/>
-          <w:color w:val="5F6B7A"/>
+          <w:color w:val="667085"/>
           <w:sz w:val="16"/>
         </w:rPr>
         <w:t>Spalvos: žalias pokytis – rodiklis gerėja, raudonas – blogėja. Paskutinio laikotarpio langelio fonas: žalias – geras lygis, geltonas – vidutinis, raudonas – silpnas (įrankio orientyrai, config/metric_rules.yaml).</w:t>
@@ -3610,7 +3670,7 @@
       <w:r>
         <w:rPr>
           <w:b w:val="0"/>
-          <w:color w:val="5F6B7A"/>
+          <w:color w:val="667085"/>
           <w:sz w:val="16"/>
         </w:rPr>
         <w:t>* – paimta iš ataskaitos santraukos;  ᶜ – apskaičiuota įrankio. Mažas numeris prie teksto – nuoroda į šaltinį (paspaudus atsidaro dokumentas reikiamame puslapyje).</w:t>
@@ -3656,7 +3716,7 @@
       <w:pPr>
         <w:keepNext/>
         <w:pBdr>
-          <w:bottom w:val="single" w:sz="8" w:color="1F4E79" w:space="4"/>
+          <w:bottom w:val="single" w:sz="8" w:color="12355B" w:space="4"/>
         </w:pBdr>
         <w:tabs>
           <w:tab w:pos="482" w:val="left"/>
@@ -3669,13 +3729,13 @@
           <w:color w:val="2A78D6"/>
           <w:sz w:val="18"/>
         </w:rPr>
-        <w:t>04</w:t>
+        <w:t>03</w:t>
         <w:tab/>
       </w:r>
       <w:r>
         <w:rPr>
           <w:b/>
-          <w:color w:val="1F4E79"/>
+          <w:color w:val="12355B"/>
           <w:sz w:val="28"/>
         </w:rPr>
         <w:t>Veiklos apžvalga</w:t>
@@ -3919,7 +3979,7 @@
       <w:pPr>
         <w:keepNext/>
         <w:pBdr>
-          <w:bottom w:val="single" w:sz="8" w:color="1F4E79" w:space="4"/>
+          <w:bottom w:val="single" w:sz="8" w:color="12355B" w:space="4"/>
         </w:pBdr>
         <w:tabs>
           <w:tab w:pos="482" w:val="left"/>
@@ -3932,13 +3992,13 @@
           <w:color w:val="2A78D6"/>
           <w:sz w:val="18"/>
         </w:rPr>
-        <w:t>05</w:t>
+        <w:t>04</w:t>
         <w:tab/>
       </w:r>
       <w:r>
         <w:rPr>
           <w:b/>
-          <w:color w:val="1F4E79"/>
+          <w:color w:val="12355B"/>
           <w:sz w:val="28"/>
         </w:rPr>
         <w:t>Finansai</w:t>
@@ -4034,7 +4094,7 @@
       <w:pPr>
         <w:keepNext/>
         <w:pBdr>
-          <w:bottom w:val="single" w:sz="8" w:color="1F4E79" w:space="4"/>
+          <w:bottom w:val="single" w:sz="8" w:color="12355B" w:space="4"/>
         </w:pBdr>
         <w:tabs>
           <w:tab w:pos="482" w:val="left"/>
@@ -4047,13 +4107,13 @@
           <w:color w:val="2A78D6"/>
           <w:sz w:val="18"/>
         </w:rPr>
-        <w:t>06</w:t>
+        <w:t>05</w:t>
         <w:tab/>
       </w:r>
       <w:r>
         <w:rPr>
           <w:b/>
-          <w:color w:val="1F4E79"/>
+          <w:color w:val="12355B"/>
           <w:sz w:val="28"/>
         </w:rPr>
         <w:t>Ankstesni planai ir rezultatai</w:t>
@@ -4090,12 +4150,11 @@
           <w:tcPr>
             <w:tcW w:type="dxa" w:w="2578"/>
             <w:tcBorders>
-              <w:top w:val="single" w:sz="12" w:color="1F4E79" w:space="0"/>
+              <w:top w:val="nil"/>
               <w:left w:val="nil"/>
-              <w:bottom w:val="single" w:sz="4" w:color="C9D3DE" w:space="0"/>
+              <w:bottom w:val="single" w:sz="8" w:color="12355B" w:space="0"/>
               <w:right w:val="nil"/>
             </w:tcBorders>
-            <w:shd w:val="clear" w:color="auto" w:fill="EAF1F8"/>
           </w:tcPr>
           <w:p>
             <w:pPr>
@@ -4105,8 +4164,8 @@
               <w:rPr>
                 <w:b/>
                 <w:caps/>
-                <w:color w:val="1F4E79"/>
-                <w:sz w:val="16"/>
+                <w:color w:val="667085"/>
+                <w:sz w:val="14"/>
               </w:rPr>
               <w:t>Planas / tikslas</w:t>
             </w:r>
@@ -4116,12 +4175,11 @@
           <w:tcPr>
             <w:tcW w:type="dxa" w:w="2578"/>
             <w:tcBorders>
-              <w:top w:val="single" w:sz="12" w:color="1F4E79" w:space="0"/>
+              <w:top w:val="nil"/>
               <w:left w:val="nil"/>
-              <w:bottom w:val="single" w:sz="4" w:color="C9D3DE" w:space="0"/>
+              <w:bottom w:val="single" w:sz="8" w:color="12355B" w:space="0"/>
               <w:right w:val="nil"/>
             </w:tcBorders>
-            <w:shd w:val="clear" w:color="auto" w:fill="EAF1F8"/>
           </w:tcPr>
           <w:p>
             <w:pPr>
@@ -4131,8 +4189,8 @@
               <w:rPr>
                 <w:b/>
                 <w:caps/>
-                <w:color w:val="1F4E79"/>
-                <w:sz w:val="16"/>
+                <w:color w:val="667085"/>
+                <w:sz w:val="14"/>
               </w:rPr>
               <w:t>Rezultatas</w:t>
             </w:r>
@@ -4142,12 +4200,11 @@
           <w:tcPr>
             <w:tcW w:type="dxa" w:w="3138"/>
             <w:tcBorders>
-              <w:top w:val="single" w:sz="12" w:color="1F4E79" w:space="0"/>
+              <w:top w:val="nil"/>
               <w:left w:val="nil"/>
-              <w:bottom w:val="single" w:sz="4" w:color="C9D3DE" w:space="0"/>
+              <w:bottom w:val="single" w:sz="8" w:color="12355B" w:space="0"/>
               <w:right w:val="nil"/>
             </w:tcBorders>
-            <w:shd w:val="clear" w:color="auto" w:fill="EAF1F8"/>
           </w:tcPr>
           <w:p>
             <w:pPr>
@@ -4157,8 +4214,8 @@
               <w:rPr>
                 <w:b/>
                 <w:caps/>
-                <w:color w:val="1F4E79"/>
-                <w:sz w:val="16"/>
+                <w:color w:val="667085"/>
+                <w:sz w:val="14"/>
               </w:rPr>
               <w:t>Kas pasikeitė ir kodėl</w:t>
             </w:r>
@@ -4168,12 +4225,11 @@
           <w:tcPr>
             <w:tcW w:type="dxa" w:w="1345"/>
             <w:tcBorders>
-              <w:top w:val="single" w:sz="12" w:color="1F4E79" w:space="0"/>
+              <w:top w:val="nil"/>
               <w:left w:val="nil"/>
-              <w:bottom w:val="single" w:sz="4" w:color="C9D3DE" w:space="0"/>
+              <w:bottom w:val="single" w:sz="8" w:color="12355B" w:space="0"/>
               <w:right w:val="nil"/>
             </w:tcBorders>
-            <w:shd w:val="clear" w:color="auto" w:fill="EAF1F8"/>
           </w:tcPr>
           <w:p>
             <w:pPr>
@@ -4183,8 +4239,8 @@
               <w:rPr>
                 <w:b/>
                 <w:caps/>
-                <w:color w:val="1F4E79"/>
-                <w:sz w:val="16"/>
+                <w:color w:val="667085"/>
+                <w:sz w:val="14"/>
               </w:rPr>
               <w:t>Būsena</w:t>
             </w:r>
@@ -4198,7 +4254,7 @@
             <w:tcBorders>
               <w:top w:val="nil"/>
               <w:left w:val="nil"/>
-              <w:bottom w:val="single" w:sz="4" w:color="DDE3EA" w:space="0"/>
+              <w:bottom w:val="single" w:sz="4" w:color="E6EAF0" w:space="0"/>
               <w:right w:val="nil"/>
             </w:tcBorders>
           </w:tcPr>
@@ -4221,7 +4277,7 @@
             <w:tcBorders>
               <w:top w:val="nil"/>
               <w:left w:val="nil"/>
-              <w:bottom w:val="single" w:sz="4" w:color="DDE3EA" w:space="0"/>
+              <w:bottom w:val="single" w:sz="4" w:color="E6EAF0" w:space="0"/>
               <w:right w:val="nil"/>
             </w:tcBorders>
           </w:tcPr>
@@ -4271,7 +4327,7 @@
             <w:tcBorders>
               <w:top w:val="nil"/>
               <w:left w:val="nil"/>
-              <w:bottom w:val="single" w:sz="4" w:color="DDE3EA" w:space="0"/>
+              <w:bottom w:val="single" w:sz="4" w:color="E6EAF0" w:space="0"/>
               <w:right w:val="nil"/>
             </w:tcBorders>
           </w:tcPr>
@@ -4328,7 +4384,7 @@
             <w:tcBorders>
               <w:top w:val="nil"/>
               <w:left w:val="nil"/>
-              <w:bottom w:val="single" w:sz="4" w:color="DDE3EA" w:space="0"/>
+              <w:bottom w:val="single" w:sz="4" w:color="E6EAF0" w:space="0"/>
               <w:right w:val="nil"/>
             </w:tcBorders>
             <w:shd w:val="clear" w:color="auto" w:fill="E3F3E8"/>
@@ -4354,7 +4410,7 @@
             <w:tcBorders>
               <w:top w:val="nil"/>
               <w:left w:val="nil"/>
-              <w:bottom w:val="single" w:sz="4" w:color="DDE3EA" w:space="0"/>
+              <w:bottom w:val="single" w:sz="4" w:color="E6EAF0" w:space="0"/>
               <w:right w:val="nil"/>
             </w:tcBorders>
           </w:tcPr>
@@ -4377,7 +4433,7 @@
             <w:tcBorders>
               <w:top w:val="nil"/>
               <w:left w:val="nil"/>
-              <w:bottom w:val="single" w:sz="4" w:color="DDE3EA" w:space="0"/>
+              <w:bottom w:val="single" w:sz="4" w:color="E6EAF0" w:space="0"/>
               <w:right w:val="nil"/>
             </w:tcBorders>
           </w:tcPr>
@@ -4410,7 +4466,7 @@
             <w:tcBorders>
               <w:top w:val="nil"/>
               <w:left w:val="nil"/>
-              <w:bottom w:val="single" w:sz="4" w:color="DDE3EA" w:space="0"/>
+              <w:bottom w:val="single" w:sz="4" w:color="E6EAF0" w:space="0"/>
               <w:right w:val="nil"/>
             </w:tcBorders>
           </w:tcPr>
@@ -4450,7 +4506,7 @@
             <w:tcBorders>
               <w:top w:val="nil"/>
               <w:left w:val="nil"/>
-              <w:bottom w:val="single" w:sz="4" w:color="DDE3EA" w:space="0"/>
+              <w:bottom w:val="single" w:sz="4" w:color="E6EAF0" w:space="0"/>
               <w:right w:val="nil"/>
             </w:tcBorders>
             <w:shd w:val="clear" w:color="auto" w:fill="EAF1F8"/>
@@ -4476,7 +4532,7 @@
             <w:tcBorders>
               <w:top w:val="nil"/>
               <w:left w:val="nil"/>
-              <w:bottom w:val="single" w:sz="4" w:color="DDE3EA" w:space="0"/>
+              <w:bottom w:val="single" w:sz="4" w:color="E6EAF0" w:space="0"/>
               <w:right w:val="nil"/>
             </w:tcBorders>
           </w:tcPr>
@@ -4499,7 +4555,7 @@
             <w:tcBorders>
               <w:top w:val="nil"/>
               <w:left w:val="nil"/>
-              <w:bottom w:val="single" w:sz="4" w:color="DDE3EA" w:space="0"/>
+              <w:bottom w:val="single" w:sz="4" w:color="E6EAF0" w:space="0"/>
               <w:right w:val="nil"/>
             </w:tcBorders>
           </w:tcPr>
@@ -4532,7 +4588,7 @@
             <w:tcBorders>
               <w:top w:val="nil"/>
               <w:left w:val="nil"/>
-              <w:bottom w:val="single" w:sz="4" w:color="DDE3EA" w:space="0"/>
+              <w:bottom w:val="single" w:sz="4" w:color="E6EAF0" w:space="0"/>
               <w:right w:val="nil"/>
             </w:tcBorders>
           </w:tcPr>
@@ -4572,7 +4628,7 @@
             <w:tcBorders>
               <w:top w:val="nil"/>
               <w:left w:val="nil"/>
-              <w:bottom w:val="single" w:sz="4" w:color="DDE3EA" w:space="0"/>
+              <w:bottom w:val="single" w:sz="4" w:color="E6EAF0" w:space="0"/>
               <w:right w:val="nil"/>
             </w:tcBorders>
             <w:shd w:val="clear" w:color="auto" w:fill="EAF1F8"/>
@@ -4601,7 +4657,7 @@
       <w:pPr>
         <w:keepNext/>
         <w:pBdr>
-          <w:bottom w:val="single" w:sz="8" w:color="1F4E79" w:space="4"/>
+          <w:bottom w:val="single" w:sz="8" w:color="12355B" w:space="4"/>
         </w:pBdr>
         <w:tabs>
           <w:tab w:pos="482" w:val="left"/>
@@ -4614,13 +4670,13 @@
           <w:color w:val="2A78D6"/>
           <w:sz w:val="18"/>
         </w:rPr>
-        <w:t>07</w:t>
+        <w:t>06</w:t>
         <w:tab/>
       </w:r>
       <w:r>
         <w:rPr>
           <w:b/>
-          <w:color w:val="1F4E79"/>
+          <w:color w:val="12355B"/>
           <w:sz w:val="28"/>
         </w:rPr>
         <w:t>Informacija investuotojui ir išvados</w:t>
@@ -4815,7 +4871,1140 @@
       <w:pPr>
         <w:keepNext/>
         <w:pBdr>
-          <w:bottom w:val="single" w:sz="8" w:color="1F4E79" w:space="4"/>
+          <w:bottom w:val="single" w:sz="8" w:color="12355B" w:space="4"/>
+        </w:pBdr>
+        <w:tabs>
+          <w:tab w:pos="482" w:val="left"/>
+        </w:tabs>
+        <w:spacing w:before="360" w:after="160"/>
+      </w:pPr>
+      <w:r>
+        <w:rPr>
+          <w:b/>
+          <w:color w:val="2A78D6"/>
+          <w:sz w:val="18"/>
+        </w:rPr>
+        <w:t>07</w:t>
+        <w:tab/>
+      </w:r>
+      <w:r>
+        <w:rPr>
+          <w:b/>
+          <w:color w:val="12355B"/>
+          <w:sz w:val="28"/>
+        </w:rPr>
+        <w:t>Rinka ir aplinka</w:t>
+      </w:r>
+    </w:p>
+    <w:p>
+      <w:pPr>
+        <w:tabs>
+          <w:tab w:pos="255" w:val="left"/>
+        </w:tabs>
+        <w:spacing w:before="0" w:after="80"/>
+        <w:ind w:left="255" w:hanging="255"/>
+      </w:pPr>
+      <w:r>
+        <w:rPr>
+          <w:b/>
+          <w:color w:val="2A78D6"/>
+          <w:sz w:val="20"/>
+        </w:rPr>
+        <w:t>▪</w:t>
+        <w:tab/>
+      </w:r>
+      <w:r>
+        <w:rPr>
+          <w:b/>
+        </w:rPr>
+        <w:t>Kuras ir geopolitika:</w:t>
+      </w:r>
+      <w:r>
+        <w:rPr>
+          <w:b w:val="0"/>
+        </w:rPr>
+        <w:t xml:space="preserve"> veiklos pelnas –25,7 % iki 13,6 mln. EUR daugiausia dėl brangesnio kuro – kuro sąnaudos +47,6 % (+1,4 mln. EUR), sunkesnės ledo sąlygos didino keltų kuro sąnaudas</w:t>
+      </w:r>
+      <w:hyperlink r:id="rId13">
+        <w:r>
+          <w:rPr>
+            <w:color w:val="2A78D6"/>
+            <w:vertAlign w:val="superscript"/>
+            <w:sz w:val="17"/>
+          </w:rPr>
+          <w:t xml:space="preserve">15</w:t>
+        </w:r>
+      </w:hyperlink>
+      <w:r>
+        <w:rPr>
+          <w:b w:val="0"/>
+        </w:rPr>
+        <w:t>. Bendrovė tai sieja su JAV ir Irano konfliktu bei Hormuzo sąsiaurio blokada</w:t>
+      </w:r>
+      <w:hyperlink r:id="rId13">
+        <w:r>
+          <w:rPr>
+            <w:color w:val="2A78D6"/>
+            <w:vertAlign w:val="superscript"/>
+            <w:sz w:val="17"/>
+          </w:rPr>
+          <w:t xml:space="preserve">16</w:t>
+        </w:r>
+      </w:hyperlink>
+      <w:r>
+        <w:rPr>
+          <w:b w:val="0"/>
+        </w:rPr>
+        <w:t>.</w:t>
+      </w:r>
+    </w:p>
+    <w:p>
+      <w:pPr>
+        <w:tabs>
+          <w:tab w:pos="255" w:val="left"/>
+        </w:tabs>
+        <w:spacing w:before="0" w:after="80"/>
+        <w:ind w:left="255" w:hanging="255"/>
+      </w:pPr>
+      <w:r>
+        <w:rPr>
+          <w:b/>
+          <w:color w:val="2A78D6"/>
+          <w:sz w:val="20"/>
+        </w:rPr>
+        <w:t>▪</w:t>
+        <w:tab/>
+      </w:r>
+      <w:r>
+        <w:rPr>
+          <w:b/>
+        </w:rPr>
+        <w:t>Kroviniai ir keleiviai:</w:t>
+      </w:r>
+      <w:r>
+        <w:rPr>
+          <w:b w:val="0"/>
+        </w:rPr>
+        <w:t xml:space="preserve"> krovinių –5,0 % iki 6,5 mln. t daugiausia dėl skystųjų krovinių (–33,8 %)</w:t>
+      </w:r>
+      <w:hyperlink r:id="rId13">
+        <w:r>
+          <w:rPr>
+            <w:color w:val="2A78D6"/>
+            <w:vertAlign w:val="superscript"/>
+            <w:sz w:val="17"/>
+          </w:rPr>
+          <w:t xml:space="preserve">17</w:t>
+        </w:r>
+      </w:hyperlink>
+      <w:r>
+        <w:rPr>
+          <w:b w:val="0"/>
+        </w:rPr>
+        <w:t>; Rusijos karinė veikla Ukrainoje daugiausia veikia krovinių verslą</w:t>
+      </w:r>
+      <w:hyperlink r:id="rId13">
+        <w:r>
+          <w:rPr>
+            <w:color w:val="2A78D6"/>
+            <w:vertAlign w:val="superscript"/>
+            <w:sz w:val="17"/>
+          </w:rPr>
+          <w:t xml:space="preserve">16</w:t>
+        </w:r>
+      </w:hyperlink>
+      <w:r>
+        <w:rPr>
+          <w:b w:val="0"/>
+        </w:rPr>
+        <w:t>. Keleivių –2,0 % dėl planinio „Finlandia“ keltų remonto, kruizinių keleivių +47,8 %</w:t>
+      </w:r>
+      <w:hyperlink r:id="rId13">
+        <w:r>
+          <w:rPr>
+            <w:color w:val="2A78D6"/>
+            <w:vertAlign w:val="superscript"/>
+            <w:sz w:val="17"/>
+          </w:rPr>
+          <w:t xml:space="preserve">18</w:t>
+        </w:r>
+      </w:hyperlink>
+      <w:r>
+        <w:rPr>
+          <w:b w:val="0"/>
+        </w:rPr>
+        <w:t>.</w:t>
+      </w:r>
+    </w:p>
+    <w:p>
+      <w:pPr>
+        <w:tabs>
+          <w:tab w:pos="255" w:val="left"/>
+        </w:tabs>
+        <w:spacing w:before="0" w:after="80"/>
+        <w:ind w:left="255" w:hanging="255"/>
+      </w:pPr>
+      <w:r>
+        <w:rPr>
+          <w:b/>
+          <w:color w:val="2A78D6"/>
+          <w:sz w:val="20"/>
+        </w:rPr>
+        <w:t>▪</w:t>
+        <w:tab/>
+      </w:r>
+      <w:r>
+        <w:rPr>
+          <w:b/>
+        </w:rPr>
+        <w:t>Pajamos augo</w:t>
+      </w:r>
+      <w:r>
+        <w:rPr>
+          <w:b w:val="0"/>
+        </w:rPr>
+        <w:t xml:space="preserve"> 2,4 % iki 59,3 mln. EUR dėl daugiau ledlaužio „Botnica“ frachto dienų ir didesnių elektros bei keltų paslaugų pajamų</w:t>
+      </w:r>
+      <w:hyperlink r:id="rId13">
+        <w:r>
+          <w:rPr>
+            <w:color w:val="2A78D6"/>
+            <w:vertAlign w:val="superscript"/>
+            <w:sz w:val="17"/>
+          </w:rPr>
+          <w:t xml:space="preserve">17</w:t>
+        </w:r>
+      </w:hyperlink>
+      <w:r>
+        <w:rPr>
+          <w:b w:val="0"/>
+        </w:rPr>
+        <w:t>. Perspektyvoje vadovybė mato daugiau kruizinių laivų, naujas ro-ro ir konteinerių linijas</w:t>
+      </w:r>
+      <w:hyperlink r:id="rId20">
+        <w:r>
+          <w:rPr>
+            <w:color w:val="2A78D6"/>
+            <w:vertAlign w:val="superscript"/>
+            <w:sz w:val="17"/>
+          </w:rPr>
+          <w:t xml:space="preserve">14</w:t>
+        </w:r>
+      </w:hyperlink>
+      <w:r>
+        <w:rPr>
+          <w:b w:val="0"/>
+        </w:rPr>
+        <w:t>.</w:t>
+      </w:r>
+    </w:p>
+    <w:tbl>
+      <w:tblPr>
+        <w:tblW w:w="9639" w:type="dxa"/>
+        <w:tblBorders>
+          <w:top w:val="nil"/>
+          <w:left w:val="nil"/>
+          <w:bottom w:val="nil"/>
+          <w:right w:val="nil"/>
+          <w:insideH w:val="nil"/>
+          <w:insideV w:val="nil"/>
+        </w:tblBorders>
+        <w:tblLayout w:type="fixed"/>
+        <w:tblCellMar>
+          <w:top w:w="70" w:type="dxa"/>
+          <w:left w:w="100" w:type="dxa"/>
+          <w:bottom w:w="70" w:type="dxa"/>
+          <w:right w:w="100" w:type="dxa"/>
+        </w:tblCellMar>
+        <w:tblLook w:firstColumn="1" w:firstRow="1" w:lastColumn="0" w:lastRow="0" w:noHBand="0" w:noVBand="1" w:val="04A0"/>
+      </w:tblPr>
+      <w:tblGrid>
+        <w:gridCol w:w="3515"/>
+        <w:gridCol w:w="1814"/>
+        <w:gridCol w:w="1360"/>
+        <w:gridCol w:w="1360"/>
+        <w:gridCol w:w="1587"/>
+      </w:tblGrid>
+      <w:tr>
+        <w:tc>
+          <w:tcPr>
+            <w:tcW w:type="dxa" w:w="3515"/>
+            <w:tcBorders>
+              <w:top w:val="nil"/>
+              <w:left w:val="nil"/>
+              <w:bottom w:val="single" w:sz="8" w:color="12355B" w:space="0"/>
+              <w:right w:val="nil"/>
+            </w:tcBorders>
+          </w:tcPr>
+          <w:p>
+            <w:pPr>
+              <w:spacing w:before="0" w:after="0"/>
+            </w:pPr>
+            <w:r>
+              <w:rPr>
+                <w:b/>
+                <w:caps/>
+                <w:color w:val="667085"/>
+                <w:sz w:val="14"/>
+              </w:rPr>
+            </w:r>
+          </w:p>
+        </w:tc>
+        <w:tc>
+          <w:tcPr>
+            <w:tcW w:type="dxa" w:w="1814"/>
+            <w:tcBorders>
+              <w:top w:val="nil"/>
+              <w:left w:val="nil"/>
+              <w:bottom w:val="single" w:sz="8" w:color="12355B" w:space="0"/>
+              <w:right w:val="nil"/>
+            </w:tcBorders>
+          </w:tcPr>
+          <w:p>
+            <w:pPr>
+              <w:spacing w:before="0" w:after="0"/>
+              <w:jc w:val="right"/>
+            </w:pPr>
+            <w:r>
+              <w:rPr>
+                <w:b/>
+                <w:caps/>
+                <w:color w:val="667085"/>
+                <w:sz w:val="14"/>
+              </w:rPr>
+              <w:t>Dabar</w:t>
+            </w:r>
+          </w:p>
+        </w:tc>
+        <w:tc>
+          <w:tcPr>
+            <w:tcW w:type="dxa" w:w="1361"/>
+            <w:tcBorders>
+              <w:top w:val="nil"/>
+              <w:left w:val="nil"/>
+              <w:bottom w:val="single" w:sz="8" w:color="12355B" w:space="0"/>
+              <w:right w:val="nil"/>
+            </w:tcBorders>
+          </w:tcPr>
+          <w:p>
+            <w:pPr>
+              <w:spacing w:before="0" w:after="0"/>
+              <w:jc w:val="right"/>
+            </w:pPr>
+            <w:r>
+              <w:rPr>
+                <w:b/>
+                <w:caps/>
+                <w:color w:val="667085"/>
+                <w:sz w:val="14"/>
+              </w:rPr>
+              <w:t>Prieš 3 mėn.</w:t>
+            </w:r>
+          </w:p>
+        </w:tc>
+        <w:tc>
+          <w:tcPr>
+            <w:tcW w:type="dxa" w:w="1361"/>
+            <w:tcBorders>
+              <w:top w:val="nil"/>
+              <w:left w:val="nil"/>
+              <w:bottom w:val="single" w:sz="8" w:color="12355B" w:space="0"/>
+              <w:right w:val="nil"/>
+            </w:tcBorders>
+          </w:tcPr>
+          <w:p>
+            <w:pPr>
+              <w:spacing w:before="0" w:after="0"/>
+              <w:jc w:val="right"/>
+            </w:pPr>
+            <w:r>
+              <w:rPr>
+                <w:b/>
+                <w:caps/>
+                <w:color w:val="667085"/>
+                <w:sz w:val="14"/>
+              </w:rPr>
+              <w:t>Prieš 12 mėn.</w:t>
+            </w:r>
+          </w:p>
+        </w:tc>
+        <w:tc>
+          <w:tcPr>
+            <w:tcW w:type="dxa" w:w="1587"/>
+            <w:tcBorders>
+              <w:top w:val="nil"/>
+              <w:left w:val="nil"/>
+              <w:bottom w:val="single" w:sz="8" w:color="12355B" w:space="0"/>
+              <w:right w:val="nil"/>
+            </w:tcBorders>
+          </w:tcPr>
+          <w:p>
+            <w:pPr>
+              <w:spacing w:before="0" w:after="0"/>
+              <w:jc w:val="right"/>
+            </w:pPr>
+            <w:r>
+              <w:rPr>
+                <w:b/>
+                <w:caps/>
+                <w:color w:val="667085"/>
+                <w:sz w:val="14"/>
+              </w:rPr>
+              <w:t>Pokytis per 12 mėn.</w:t>
+            </w:r>
+          </w:p>
+        </w:tc>
+      </w:tr>
+      <w:tr>
+        <w:tc>
+          <w:tcPr>
+            <w:tcW w:type="dxa" w:w="3515"/>
+            <w:tcBorders>
+              <w:top w:val="nil"/>
+              <w:left w:val="nil"/>
+              <w:bottom w:val="single" w:sz="4" w:color="E6EAF0" w:space="0"/>
+              <w:right w:val="nil"/>
+            </w:tcBorders>
+          </w:tcPr>
+          <w:p>
+            <w:pPr>
+              <w:spacing w:before="0" w:after="0"/>
+            </w:pPr>
+            <w:r>
+              <w:rPr>
+                <w:b w:val="0"/>
+                <w:sz w:val="17"/>
+              </w:rPr>
+              <w:t>ECB indėlių palūkanų norma</w:t>
+            </w:r>
+          </w:p>
+        </w:tc>
+        <w:tc>
+          <w:tcPr>
+            <w:tcW w:type="dxa" w:w="1814"/>
+            <w:tcBorders>
+              <w:top w:val="nil"/>
+              <w:left w:val="nil"/>
+              <w:bottom w:val="single" w:sz="4" w:color="E6EAF0" w:space="0"/>
+              <w:right w:val="nil"/>
+            </w:tcBorders>
+          </w:tcPr>
+          <w:p>
+            <w:pPr>
+              <w:spacing w:before="0" w:after="0"/>
+              <w:jc w:val="right"/>
+            </w:pPr>
+            <w:r>
+              <w:rPr>
+                <w:b w:val="0"/>
+                <w:sz w:val="17"/>
+              </w:rPr>
+              <w:t>2,50 % (2026-09)</w:t>
+            </w:r>
+          </w:p>
+        </w:tc>
+        <w:tc>
+          <w:tcPr>
+            <w:tcW w:type="dxa" w:w="1361"/>
+            <w:tcBorders>
+              <w:top w:val="nil"/>
+              <w:left w:val="nil"/>
+              <w:bottom w:val="single" w:sz="4" w:color="E6EAF0" w:space="0"/>
+              <w:right w:val="nil"/>
+            </w:tcBorders>
+          </w:tcPr>
+          <w:p>
+            <w:pPr>
+              <w:spacing w:before="0" w:after="0"/>
+              <w:jc w:val="right"/>
+            </w:pPr>
+            <w:r>
+              <w:rPr>
+                <w:b w:val="0"/>
+                <w:sz w:val="17"/>
+              </w:rPr>
+              <w:t>2,25 %</w:t>
+            </w:r>
+          </w:p>
+        </w:tc>
+        <w:tc>
+          <w:tcPr>
+            <w:tcW w:type="dxa" w:w="1361"/>
+            <w:tcBorders>
+              <w:top w:val="nil"/>
+              <w:left w:val="nil"/>
+              <w:bottom w:val="single" w:sz="4" w:color="E6EAF0" w:space="0"/>
+              <w:right w:val="nil"/>
+            </w:tcBorders>
+          </w:tcPr>
+          <w:p>
+            <w:pPr>
+              <w:spacing w:before="0" w:after="0"/>
+              <w:jc w:val="right"/>
+            </w:pPr>
+            <w:r>
+              <w:rPr>
+                <w:b w:val="0"/>
+                <w:sz w:val="17"/>
+              </w:rPr>
+              <w:t>–</w:t>
+            </w:r>
+          </w:p>
+        </w:tc>
+        <w:tc>
+          <w:tcPr>
+            <w:tcW w:type="dxa" w:w="1587"/>
+            <w:tcBorders>
+              <w:top w:val="nil"/>
+              <w:left w:val="nil"/>
+              <w:bottom w:val="single" w:sz="4" w:color="E6EAF0" w:space="0"/>
+              <w:right w:val="nil"/>
+            </w:tcBorders>
+          </w:tcPr>
+          <w:p>
+            <w:pPr>
+              <w:spacing w:before="0" w:after="0"/>
+              <w:jc w:val="right"/>
+            </w:pPr>
+            <w:r>
+              <w:rPr>
+                <w:b w:val="0"/>
+                <w:sz w:val="17"/>
+              </w:rPr>
+              <w:t>–</w:t>
+            </w:r>
+          </w:p>
+        </w:tc>
+      </w:tr>
+      <w:tr>
+        <w:tc>
+          <w:tcPr>
+            <w:tcW w:type="dxa" w:w="3515"/>
+            <w:tcBorders>
+              <w:top w:val="nil"/>
+              <w:left w:val="nil"/>
+              <w:bottom w:val="single" w:sz="4" w:color="E6EAF0" w:space="0"/>
+              <w:right w:val="nil"/>
+            </w:tcBorders>
+          </w:tcPr>
+          <w:p>
+            <w:pPr>
+              <w:spacing w:before="0" w:after="0"/>
+            </w:pPr>
+            <w:r>
+              <w:rPr>
+                <w:b w:val="0"/>
+                <w:sz w:val="17"/>
+              </w:rPr>
+              <w:t>3 mėn. Euribor</w:t>
+            </w:r>
+          </w:p>
+        </w:tc>
+        <w:tc>
+          <w:tcPr>
+            <w:tcW w:type="dxa" w:w="1814"/>
+            <w:tcBorders>
+              <w:top w:val="nil"/>
+              <w:left w:val="nil"/>
+              <w:bottom w:val="single" w:sz="4" w:color="E6EAF0" w:space="0"/>
+              <w:right w:val="nil"/>
+            </w:tcBorders>
+          </w:tcPr>
+          <w:p>
+            <w:pPr>
+              <w:spacing w:before="0" w:after="0"/>
+              <w:jc w:val="right"/>
+            </w:pPr>
+            <w:r>
+              <w:rPr>
+                <w:b w:val="0"/>
+                <w:sz w:val="17"/>
+              </w:rPr>
+              <w:t>2,64 % (2026-09)</w:t>
+            </w:r>
+          </w:p>
+        </w:tc>
+        <w:tc>
+          <w:tcPr>
+            <w:tcW w:type="dxa" w:w="1361"/>
+            <w:tcBorders>
+              <w:top w:val="nil"/>
+              <w:left w:val="nil"/>
+              <w:bottom w:val="single" w:sz="4" w:color="E6EAF0" w:space="0"/>
+              <w:right w:val="nil"/>
+            </w:tcBorders>
+          </w:tcPr>
+          <w:p>
+            <w:pPr>
+              <w:spacing w:before="0" w:after="0"/>
+              <w:jc w:val="right"/>
+            </w:pPr>
+            <w:r>
+              <w:rPr>
+                <w:b w:val="0"/>
+                <w:sz w:val="17"/>
+              </w:rPr>
+              <w:t>2,34 %</w:t>
+            </w:r>
+          </w:p>
+        </w:tc>
+        <w:tc>
+          <w:tcPr>
+            <w:tcW w:type="dxa" w:w="1361"/>
+            <w:tcBorders>
+              <w:top w:val="nil"/>
+              <w:left w:val="nil"/>
+              <w:bottom w:val="single" w:sz="4" w:color="E6EAF0" w:space="0"/>
+              <w:right w:val="nil"/>
+            </w:tcBorders>
+          </w:tcPr>
+          <w:p>
+            <w:pPr>
+              <w:spacing w:before="0" w:after="0"/>
+              <w:jc w:val="right"/>
+            </w:pPr>
+            <w:r>
+              <w:rPr>
+                <w:b w:val="0"/>
+                <w:sz w:val="17"/>
+              </w:rPr>
+              <w:t>2,03 %</w:t>
+            </w:r>
+          </w:p>
+        </w:tc>
+        <w:tc>
+          <w:tcPr>
+            <w:tcW w:type="dxa" w:w="1587"/>
+            <w:tcBorders>
+              <w:top w:val="nil"/>
+              <w:left w:val="nil"/>
+              <w:bottom w:val="single" w:sz="4" w:color="E6EAF0" w:space="0"/>
+              <w:right w:val="nil"/>
+            </w:tcBorders>
+          </w:tcPr>
+          <w:p>
+            <w:pPr>
+              <w:spacing w:before="0" w:after="0"/>
+              <w:jc w:val="right"/>
+            </w:pPr>
+            <w:r>
+              <w:rPr>
+                <w:b w:val="0"/>
+                <w:sz w:val="17"/>
+              </w:rPr>
+              <w:t>▲ 0,61 p. p.</w:t>
+            </w:r>
+          </w:p>
+        </w:tc>
+      </w:tr>
+      <w:tr>
+        <w:tc>
+          <w:tcPr>
+            <w:tcW w:type="dxa" w:w="3515"/>
+            <w:tcBorders>
+              <w:top w:val="nil"/>
+              <w:left w:val="nil"/>
+              <w:bottom w:val="single" w:sz="4" w:color="E6EAF0" w:space="0"/>
+              <w:right w:val="nil"/>
+            </w:tcBorders>
+          </w:tcPr>
+          <w:p>
+            <w:pPr>
+              <w:spacing w:before="0" w:after="0"/>
+            </w:pPr>
+            <w:r>
+              <w:rPr>
+                <w:b w:val="0"/>
+                <w:sz w:val="17"/>
+              </w:rPr>
+              <w:t>6 mėn. Euribor</w:t>
+            </w:r>
+          </w:p>
+        </w:tc>
+        <w:tc>
+          <w:tcPr>
+            <w:tcW w:type="dxa" w:w="1814"/>
+            <w:tcBorders>
+              <w:top w:val="nil"/>
+              <w:left w:val="nil"/>
+              <w:bottom w:val="single" w:sz="4" w:color="E6EAF0" w:space="0"/>
+              <w:right w:val="nil"/>
+            </w:tcBorders>
+          </w:tcPr>
+          <w:p>
+            <w:pPr>
+              <w:spacing w:before="0" w:after="0"/>
+              <w:jc w:val="right"/>
+            </w:pPr>
+            <w:r>
+              <w:rPr>
+                <w:b w:val="0"/>
+                <w:sz w:val="17"/>
+              </w:rPr>
+              <w:t>2,92 % (2026-09)</w:t>
+            </w:r>
+          </w:p>
+        </w:tc>
+        <w:tc>
+          <w:tcPr>
+            <w:tcW w:type="dxa" w:w="1361"/>
+            <w:tcBorders>
+              <w:top w:val="nil"/>
+              <w:left w:val="nil"/>
+              <w:bottom w:val="single" w:sz="4" w:color="E6EAF0" w:space="0"/>
+              <w:right w:val="nil"/>
+            </w:tcBorders>
+          </w:tcPr>
+          <w:p>
+            <w:pPr>
+              <w:spacing w:before="0" w:after="0"/>
+              <w:jc w:val="right"/>
+            </w:pPr>
+            <w:r>
+              <w:rPr>
+                <w:b w:val="0"/>
+                <w:sz w:val="17"/>
+              </w:rPr>
+              <w:t>2,60 %</w:t>
+            </w:r>
+          </w:p>
+        </w:tc>
+        <w:tc>
+          <w:tcPr>
+            <w:tcW w:type="dxa" w:w="1361"/>
+            <w:tcBorders>
+              <w:top w:val="nil"/>
+              <w:left w:val="nil"/>
+              <w:bottom w:val="single" w:sz="4" w:color="E6EAF0" w:space="0"/>
+              <w:right w:val="nil"/>
+            </w:tcBorders>
+          </w:tcPr>
+          <w:p>
+            <w:pPr>
+              <w:spacing w:before="0" w:after="0"/>
+              <w:jc w:val="right"/>
+            </w:pPr>
+            <w:r>
+              <w:rPr>
+                <w:b w:val="0"/>
+                <w:sz w:val="17"/>
+              </w:rPr>
+              <w:t>2,10 %</w:t>
+            </w:r>
+          </w:p>
+        </w:tc>
+        <w:tc>
+          <w:tcPr>
+            <w:tcW w:type="dxa" w:w="1587"/>
+            <w:tcBorders>
+              <w:top w:val="nil"/>
+              <w:left w:val="nil"/>
+              <w:bottom w:val="single" w:sz="4" w:color="E6EAF0" w:space="0"/>
+              <w:right w:val="nil"/>
+            </w:tcBorders>
+          </w:tcPr>
+          <w:p>
+            <w:pPr>
+              <w:spacing w:before="0" w:after="0"/>
+              <w:jc w:val="right"/>
+            </w:pPr>
+            <w:r>
+              <w:rPr>
+                <w:b w:val="0"/>
+                <w:sz w:val="17"/>
+              </w:rPr>
+              <w:t>▲ 0,82 p. p.</w:t>
+            </w:r>
+          </w:p>
+        </w:tc>
+      </w:tr>
+      <w:tr>
+        <w:tc>
+          <w:tcPr>
+            <w:tcW w:type="dxa" w:w="3515"/>
+            <w:tcBorders>
+              <w:top w:val="nil"/>
+              <w:left w:val="nil"/>
+              <w:bottom w:val="single" w:sz="4" w:color="E6EAF0" w:space="0"/>
+              <w:right w:val="nil"/>
+            </w:tcBorders>
+          </w:tcPr>
+          <w:p>
+            <w:pPr>
+              <w:spacing w:before="0" w:after="0"/>
+            </w:pPr>
+            <w:r>
+              <w:rPr>
+                <w:b w:val="0"/>
+                <w:sz w:val="17"/>
+              </w:rPr>
+              <w:t>12 mėn. Euribor</w:t>
+            </w:r>
+          </w:p>
+        </w:tc>
+        <w:tc>
+          <w:tcPr>
+            <w:tcW w:type="dxa" w:w="1814"/>
+            <w:tcBorders>
+              <w:top w:val="nil"/>
+              <w:left w:val="nil"/>
+              <w:bottom w:val="single" w:sz="4" w:color="E6EAF0" w:space="0"/>
+              <w:right w:val="nil"/>
+            </w:tcBorders>
+          </w:tcPr>
+          <w:p>
+            <w:pPr>
+              <w:spacing w:before="0" w:after="0"/>
+              <w:jc w:val="right"/>
+            </w:pPr>
+            <w:r>
+              <w:rPr>
+                <w:b w:val="0"/>
+                <w:sz w:val="17"/>
+              </w:rPr>
+              <w:t>3,25 % (2026-09)</w:t>
+            </w:r>
+          </w:p>
+        </w:tc>
+        <w:tc>
+          <w:tcPr>
+            <w:tcW w:type="dxa" w:w="1361"/>
+            <w:tcBorders>
+              <w:top w:val="nil"/>
+              <w:left w:val="nil"/>
+              <w:bottom w:val="single" w:sz="4" w:color="E6EAF0" w:space="0"/>
+              <w:right w:val="nil"/>
+            </w:tcBorders>
+          </w:tcPr>
+          <w:p>
+            <w:pPr>
+              <w:spacing w:before="0" w:after="0"/>
+              <w:jc w:val="right"/>
+            </w:pPr>
+            <w:r>
+              <w:rPr>
+                <w:b w:val="0"/>
+                <w:sz w:val="17"/>
+              </w:rPr>
+              <w:t>2,80 %</w:t>
+            </w:r>
+          </w:p>
+        </w:tc>
+        <w:tc>
+          <w:tcPr>
+            <w:tcW w:type="dxa" w:w="1361"/>
+            <w:tcBorders>
+              <w:top w:val="nil"/>
+              <w:left w:val="nil"/>
+              <w:bottom w:val="single" w:sz="4" w:color="E6EAF0" w:space="0"/>
+              <w:right w:val="nil"/>
+            </w:tcBorders>
+          </w:tcPr>
+          <w:p>
+            <w:pPr>
+              <w:spacing w:before="0" w:after="0"/>
+              <w:jc w:val="right"/>
+            </w:pPr>
+            <w:r>
+              <w:rPr>
+                <w:b w:val="0"/>
+                <w:sz w:val="17"/>
+              </w:rPr>
+              <w:t>2,17 %</w:t>
+            </w:r>
+          </w:p>
+        </w:tc>
+        <w:tc>
+          <w:tcPr>
+            <w:tcW w:type="dxa" w:w="1587"/>
+            <w:tcBorders>
+              <w:top w:val="nil"/>
+              <w:left w:val="nil"/>
+              <w:bottom w:val="single" w:sz="4" w:color="E6EAF0" w:space="0"/>
+              <w:right w:val="nil"/>
+            </w:tcBorders>
+          </w:tcPr>
+          <w:p>
+            <w:pPr>
+              <w:spacing w:before="0" w:after="0"/>
+              <w:jc w:val="right"/>
+            </w:pPr>
+            <w:r>
+              <w:rPr>
+                <w:b w:val="0"/>
+                <w:sz w:val="17"/>
+              </w:rPr>
+              <w:t>▲ 1,08 p. p.</w:t>
+            </w:r>
+          </w:p>
+        </w:tc>
+      </w:tr>
+      <w:tr>
+        <w:tc>
+          <w:tcPr>
+            <w:tcW w:type="dxa" w:w="3515"/>
+            <w:tcBorders>
+              <w:top w:val="nil"/>
+              <w:left w:val="nil"/>
+              <w:bottom w:val="single" w:sz="4" w:color="E6EAF0" w:space="0"/>
+              <w:right w:val="nil"/>
+            </w:tcBorders>
+          </w:tcPr>
+          <w:p>
+            <w:pPr>
+              <w:spacing w:before="0" w:after="0"/>
+            </w:pPr>
+            <w:r>
+              <w:rPr>
+                <w:b w:val="0"/>
+                <w:sz w:val="17"/>
+              </w:rPr>
+              <w:t>Euro zonos AAA vyriausybių 10 m. pajamingumas</w:t>
+            </w:r>
+          </w:p>
+        </w:tc>
+        <w:tc>
+          <w:tcPr>
+            <w:tcW w:type="dxa" w:w="1814"/>
+            <w:tcBorders>
+              <w:top w:val="nil"/>
+              <w:left w:val="nil"/>
+              <w:bottom w:val="single" w:sz="4" w:color="E6EAF0" w:space="0"/>
+              <w:right w:val="nil"/>
+            </w:tcBorders>
+          </w:tcPr>
+          <w:p>
+            <w:pPr>
+              <w:spacing w:before="0" w:after="0"/>
+              <w:jc w:val="right"/>
+            </w:pPr>
+            <w:r>
+              <w:rPr>
+                <w:b w:val="0"/>
+                <w:sz w:val="17"/>
+              </w:rPr>
+              <w:t>3,43 % (2026-10)</w:t>
+            </w:r>
+          </w:p>
+        </w:tc>
+        <w:tc>
+          <w:tcPr>
+            <w:tcW w:type="dxa" w:w="1361"/>
+            <w:tcBorders>
+              <w:top w:val="nil"/>
+              <w:left w:val="nil"/>
+              <w:bottom w:val="single" w:sz="4" w:color="E6EAF0" w:space="0"/>
+              <w:right w:val="nil"/>
+            </w:tcBorders>
+          </w:tcPr>
+          <w:p>
+            <w:pPr>
+              <w:spacing w:before="0" w:after="0"/>
+              <w:jc w:val="right"/>
+            </w:pPr>
+            <w:r>
+              <w:rPr>
+                <w:b w:val="0"/>
+                <w:sz w:val="17"/>
+              </w:rPr>
+              <w:t>3,23 %</w:t>
+            </w:r>
+          </w:p>
+        </w:tc>
+        <w:tc>
+          <w:tcPr>
+            <w:tcW w:type="dxa" w:w="1361"/>
+            <w:tcBorders>
+              <w:top w:val="nil"/>
+              <w:left w:val="nil"/>
+              <w:bottom w:val="single" w:sz="4" w:color="E6EAF0" w:space="0"/>
+              <w:right w:val="nil"/>
+            </w:tcBorders>
+          </w:tcPr>
+          <w:p>
+            <w:pPr>
+              <w:spacing w:before="0" w:after="0"/>
+              <w:jc w:val="right"/>
+            </w:pPr>
+            <w:r>
+              <w:rPr>
+                <w:b w:val="0"/>
+                <w:sz w:val="17"/>
+              </w:rPr>
+              <w:t>2,72 %</w:t>
+            </w:r>
+          </w:p>
+        </w:tc>
+        <w:tc>
+          <w:tcPr>
+            <w:tcW w:type="dxa" w:w="1587"/>
+            <w:tcBorders>
+              <w:top w:val="nil"/>
+              <w:left w:val="nil"/>
+              <w:bottom w:val="single" w:sz="4" w:color="E6EAF0" w:space="0"/>
+              <w:right w:val="nil"/>
+            </w:tcBorders>
+          </w:tcPr>
+          <w:p>
+            <w:pPr>
+              <w:spacing w:before="0" w:after="0"/>
+              <w:jc w:val="right"/>
+            </w:pPr>
+            <w:r>
+              <w:rPr>
+                <w:b w:val="0"/>
+                <w:sz w:val="17"/>
+              </w:rPr>
+              <w:t>▲ 0,71 p. p.</w:t>
+            </w:r>
+          </w:p>
+        </w:tc>
+      </w:tr>
+      <w:tr>
+        <w:tc>
+          <w:tcPr>
+            <w:tcW w:type="dxa" w:w="3515"/>
+            <w:tcBorders>
+              <w:top w:val="nil"/>
+              <w:left w:val="nil"/>
+              <w:bottom w:val="single" w:sz="4" w:color="E6EAF0" w:space="0"/>
+              <w:right w:val="nil"/>
+            </w:tcBorders>
+          </w:tcPr>
+          <w:p>
+            <w:pPr>
+              <w:spacing w:before="0" w:after="0"/>
+            </w:pPr>
+            <w:r>
+              <w:rPr>
+                <w:b w:val="0"/>
+                <w:sz w:val="17"/>
+              </w:rPr>
+              <w:t>Euro zonos infliacija (SVKI, metinė)</w:t>
+            </w:r>
+          </w:p>
+        </w:tc>
+        <w:tc>
+          <w:tcPr>
+            <w:tcW w:type="dxa" w:w="1814"/>
+            <w:tcBorders>
+              <w:top w:val="nil"/>
+              <w:left w:val="nil"/>
+              <w:bottom w:val="single" w:sz="4" w:color="E6EAF0" w:space="0"/>
+              <w:right w:val="nil"/>
+            </w:tcBorders>
+          </w:tcPr>
+          <w:p>
+            <w:pPr>
+              <w:spacing w:before="0" w:after="0"/>
+              <w:jc w:val="right"/>
+            </w:pPr>
+            <w:r>
+              <w:rPr>
+                <w:b w:val="0"/>
+                <w:sz w:val="17"/>
+              </w:rPr>
+              <w:t>1,90 % (2025-12)</w:t>
+            </w:r>
+          </w:p>
+        </w:tc>
+        <w:tc>
+          <w:tcPr>
+            <w:tcW w:type="dxa" w:w="1361"/>
+            <w:tcBorders>
+              <w:top w:val="nil"/>
+              <w:left w:val="nil"/>
+              <w:bottom w:val="single" w:sz="4" w:color="E6EAF0" w:space="0"/>
+              <w:right w:val="nil"/>
+            </w:tcBorders>
+          </w:tcPr>
+          <w:p>
+            <w:pPr>
+              <w:spacing w:before="0" w:after="0"/>
+              <w:jc w:val="right"/>
+            </w:pPr>
+            <w:r>
+              <w:rPr>
+                <w:b w:val="0"/>
+                <w:sz w:val="17"/>
+              </w:rPr>
+              <w:t>2,20 %</w:t>
+            </w:r>
+          </w:p>
+        </w:tc>
+        <w:tc>
+          <w:tcPr>
+            <w:tcW w:type="dxa" w:w="1361"/>
+            <w:tcBorders>
+              <w:top w:val="nil"/>
+              <w:left w:val="nil"/>
+              <w:bottom w:val="single" w:sz="4" w:color="E6EAF0" w:space="0"/>
+              <w:right w:val="nil"/>
+            </w:tcBorders>
+          </w:tcPr>
+          <w:p>
+            <w:pPr>
+              <w:spacing w:before="0" w:after="0"/>
+              <w:jc w:val="right"/>
+            </w:pPr>
+            <w:r>
+              <w:rPr>
+                <w:b w:val="0"/>
+                <w:sz w:val="17"/>
+              </w:rPr>
+              <w:t>2,40 %</w:t>
+            </w:r>
+          </w:p>
+        </w:tc>
+        <w:tc>
+          <w:tcPr>
+            <w:tcW w:type="dxa" w:w="1587"/>
+            <w:tcBorders>
+              <w:top w:val="nil"/>
+              <w:left w:val="nil"/>
+              <w:bottom w:val="single" w:sz="4" w:color="E6EAF0" w:space="0"/>
+              <w:right w:val="nil"/>
+            </w:tcBorders>
+          </w:tcPr>
+          <w:p>
+            <w:pPr>
+              <w:spacing w:before="0" w:after="0"/>
+              <w:jc w:val="right"/>
+            </w:pPr>
+            <w:r>
+              <w:rPr>
+                <w:b w:val="0"/>
+                <w:sz w:val="17"/>
+              </w:rPr>
+              <w:t>▼ 0,50 p. p.</w:t>
+            </w:r>
+          </w:p>
+        </w:tc>
+      </w:tr>
+    </w:tbl>
+    <w:p>
+      <w:pPr>
+        <w:spacing w:before="0" w:after="40"/>
+      </w:pPr>
+    </w:p>
+    <w:p>
+      <w:pPr>
+        <w:spacing w:before="40" w:after="60"/>
+      </w:pPr>
+      <w:r>
+        <w:rPr>
+          <w:b w:val="0"/>
+          <w:color w:val="667085"/>
+          <w:sz w:val="16"/>
+        </w:rPr>
+        <w:t>Euro zonos palūkanos ir infliacija (ECB duomenys, mėnesio pabaigos reikšmė; Euribor ir infliacija – mėnesio vidurkis). Svarbu kintamų palūkanų ir perkainojamoms (reset) obligacijoms bei refinansavimo kaštams.</w:t>
+      </w:r>
+    </w:p>
+    <w:p>
+      <w:pPr>
+        <w:keepNext/>
+        <w:pBdr>
+          <w:bottom w:val="single" w:sz="8" w:color="12355B" w:space="4"/>
         </w:pBdr>
         <w:tabs>
           <w:tab w:pos="482" w:val="left"/>
@@ -4834,7 +6023,7 @@
       <w:r>
         <w:rPr>
           <w:b/>
-          <w:color w:val="1F4E79"/>
+          <w:color w:val="12355B"/>
           <w:sz w:val="28"/>
         </w:rPr>
         <w:t>Ką rašo spauda</w:t>
@@ -4847,7 +6036,7 @@
       <w:r>
         <w:rPr>
           <w:b w:val="0"/>
-          <w:color w:val="5F6B7A"/>
+          <w:color w:val="667085"/>
           <w:sz w:val="18"/>
         </w:rPr>
         <w:t>Automatinė naujienų paieška (Google News, EE), 2026-07-24 – 2026-10-22: 3 pranešimų.</w:t>
@@ -4896,7 +6085,7 @@
             <w:r>
               <w:rPr>
                 <w:b w:val="0"/>
-                <w:color w:val="1A1A1A"/>
+                <w:color w:val="1B2430"/>
                 <w:sz w:val="17"/>
               </w:rPr>
               <w:t>2026-10-09</w:t>
@@ -4945,7 +6134,7 @@
             <w:hyperlink r:id="rId21">
               <w:r>
                 <w:rPr>
-                  <w:color w:val="1A1A1A"/>
+                  <w:color w:val="1B2430"/>
                   <w:sz w:val="18"/>
                 </w:rPr>
                 <w:t xml:space="preserve">Tallinna Sadama reisijatearv kvartalis kasvas, kuid kaubamaht langes</w:t>
@@ -4954,7 +6143,7 @@
             <w:r>
               <w:rPr>
                 <w:b w:val="0"/>
-                <w:color w:val="5F6B7A"/>
+                <w:color w:val="667085"/>
                 <w:sz w:val="15"/>
               </w:rPr>
               <w:t xml:space="preserve">   МК-Эстония</w:t>
@@ -4980,7 +6169,7 @@
             <w:r>
               <w:rPr>
                 <w:b w:val="0"/>
-                <w:color w:val="1A1A1A"/>
+                <w:color w:val="1B2430"/>
                 <w:sz w:val="17"/>
               </w:rPr>
               <w:t>2026-10-09</w:t>
@@ -5029,7 +6218,7 @@
             <w:hyperlink r:id="rId22">
               <w:r>
                 <w:rPr>
-                  <w:color w:val="1A1A1A"/>
+                  <w:color w:val="1B2430"/>
                   <w:sz w:val="18"/>
                 </w:rPr>
                 <w:t xml:space="preserve">Tallinna Sadama kaubamaht kahanes, reisijate arv pöördus kasvule</w:t>
@@ -5038,7 +6227,7 @@
             <w:r>
               <w:rPr>
                 <w:b w:val="0"/>
-                <w:color w:val="5F6B7A"/>
+                <w:color w:val="667085"/>
                 <w:sz w:val="15"/>
               </w:rPr>
               <w:t xml:space="preserve">   Logistikauudised</w:t>
@@ -5064,7 +6253,7 @@
             <w:r>
               <w:rPr>
                 <w:b w:val="0"/>
-                <w:color w:val="1A1A1A"/>
+                <w:color w:val="1B2430"/>
                 <w:sz w:val="17"/>
               </w:rPr>
               <w:t>2026-10-09</w:t>
@@ -5113,7 +6302,7 @@
             <w:hyperlink r:id="rId23">
               <w:r>
                 <w:rPr>
-                  <w:color w:val="1A1A1A"/>
+                  <w:color w:val="1B2430"/>
                   <w:sz w:val="18"/>
                 </w:rPr>
                 <w:t xml:space="preserve">ASi Tallinna Sadam 2026. aasta III kvartali ja 9 kuu tegevusmahud</w:t>
@@ -5122,7 +6311,7 @@
             <w:r>
               <w:rPr>
                 <w:b w:val="0"/>
-                <w:color w:val="5F6B7A"/>
+                <w:color w:val="667085"/>
                 <w:sz w:val="15"/>
               </w:rPr>
               <w:t xml:space="preserve">   GlobeNewswire</w:t>
@@ -5140,7 +6329,7 @@
       <w:pPr>
         <w:keepNext/>
         <w:pBdr>
-          <w:bottom w:val="single" w:sz="8" w:color="1F4E79" w:space="4"/>
+          <w:bottom w:val="single" w:sz="8" w:color="12355B" w:space="4"/>
         </w:pBdr>
         <w:tabs>
           <w:tab w:pos="482" w:val="left"/>
@@ -5159,7 +6348,7 @@
       <w:r>
         <w:rPr>
           <w:b/>
-          <w:color w:val="1F4E79"/>
+          <w:color w:val="12355B"/>
           <w:sz w:val="28"/>
         </w:rPr>
         <w:t>ESG report</w:t>
@@ -5168,7 +6357,7 @@
     <w:p>
       <w:pPr>
         <w:keepNext/>
-        <w:shd w:val="clear" w:color="auto" w:fill="EAF1F8"/>
+        <w:shd w:val="clear" w:color="auto" w:fill="EEF3F8"/>
         <w:spacing w:before="200" w:after="80"/>
         <w:ind w:left="85"/>
       </w:pPr>
@@ -5176,7 +6365,7 @@
         <w:rPr>
           <w:b/>
           <w:caps/>
-          <w:color w:val="1F4E79"/>
+          <w:color w:val="12355B"/>
           <w:sz w:val="19"/>
         </w:rPr>
         <w:t>Exclusionary screening (companies)</w:t>
@@ -5249,7 +6438,7 @@
             <w:r>
               <w:rPr>
                 <w:b/>
-                <w:color w:val="1A1A1A"/>
+                <w:color w:val="1B2430"/>
                 <w:sz w:val="19"/>
               </w:rPr>
               <w:t>Yes, the company is not involved in excluded sectors: controversial and nuclear weapons, tobacco, gambling and restricted sectors in fossil fuel</w:t>
@@ -5266,7 +6455,7 @@
             <w:r>
               <w:rPr>
                 <w:b w:val="0"/>
-                <w:color w:val="5F6B7A"/>
+                <w:color w:val="667085"/>
                 <w:sz w:val="18"/>
               </w:rPr>
               <w:t>•</w:t>
@@ -5310,7 +6499,7 @@
             <w:r>
               <w:rPr>
                 <w:b w:val="0"/>
-                <w:color w:val="5F6B7A"/>
+                <w:color w:val="667085"/>
                 <w:sz w:val="18"/>
               </w:rPr>
               <w:t>•</w:t>
@@ -5413,7 +6602,7 @@
             <w:r>
               <w:rPr>
                 <w:b/>
-                <w:color w:val="1A1A1A"/>
+                <w:color w:val="1B2430"/>
                 <w:sz w:val="19"/>
               </w:rPr>
               <w:t>Yes, the company does not have red flag/signal related to controversies based on UN Global Compact, OECD Guidelines for Multinational Enterprises or any other relevant principles/standards</w:t>
@@ -5430,7 +6619,7 @@
             <w:r>
               <w:rPr>
                 <w:b w:val="0"/>
-                <w:color w:val="5F6B7A"/>
+                <w:color w:val="667085"/>
                 <w:sz w:val="18"/>
               </w:rPr>
               <w:t>•</w:t>
@@ -5456,7 +6645,7 @@
             <w:r>
               <w:rPr>
                 <w:b w:val="0"/>
-                <w:color w:val="5F6B7A"/>
+                <w:color w:val="667085"/>
                 <w:sz w:val="18"/>
               </w:rPr>
               <w:t>•</w:t>
@@ -5482,7 +6671,7 @@
             <w:r>
               <w:rPr>
                 <w:b w:val="0"/>
-                <w:color w:val="5F6B7A"/>
+                <w:color w:val="667085"/>
                 <w:sz w:val="18"/>
               </w:rPr>
               <w:t>•</w:t>
@@ -5602,7 +6791,7 @@
             <w:r>
               <w:rPr>
                 <w:b/>
-                <w:color w:val="1A1A1A"/>
+                <w:color w:val="1B2430"/>
                 <w:sz w:val="19"/>
               </w:rPr>
               <w:t>Yes, the company is not in the list of sanctions (add a screenshot)</w:t>
@@ -5619,7 +6808,7 @@
             <w:r>
               <w:rPr>
                 <w:b w:val="0"/>
-                <w:color w:val="5F6B7A"/>
+                <w:color w:val="667085"/>
                 <w:sz w:val="18"/>
               </w:rPr>
               <w:t>•</w:t>
@@ -5704,7 +6893,7 @@
             <w:r>
               <w:rPr>
                 <w:b/>
-                <w:color w:val="1A1A1A"/>
+                <w:color w:val="1B2430"/>
                 <w:sz w:val="19"/>
               </w:rPr>
               <w:t>Yes, issues were not identified from adverse media checks (add a screenshot)</w:t>
@@ -5721,7 +6910,7 @@
             <w:r>
               <w:rPr>
                 <w:b w:val="0"/>
-                <w:color w:val="5F6B7A"/>
+                <w:color w:val="667085"/>
                 <w:sz w:val="18"/>
               </w:rPr>
               <w:t>•</w:t>
@@ -5747,7 +6936,7 @@
             <w:r>
               <w:rPr>
                 <w:b w:val="0"/>
-                <w:color w:val="5F6B7A"/>
+                <w:color w:val="667085"/>
                 <w:sz w:val="18"/>
               </w:rPr>
               <w:t>•</w:t>
@@ -5808,7 +6997,7 @@
             <w:r>
               <w:rPr>
                 <w:b w:val="0"/>
-                <w:color w:val="5F6B7A"/>
+                <w:color w:val="667085"/>
                 <w:sz w:val="18"/>
               </w:rPr>
               <w:t>•</w:t>
@@ -5854,7 +7043,7 @@
     <w:p>
       <w:pPr>
         <w:keepNext/>
-        <w:shd w:val="clear" w:color="auto" w:fill="EAF1F8"/>
+        <w:shd w:val="clear" w:color="auto" w:fill="EEF3F8"/>
         <w:spacing w:before="200" w:after="80"/>
         <w:ind w:left="85"/>
       </w:pPr>
@@ -5862,7 +7051,7 @@
         <w:rPr>
           <w:b/>
           <w:caps/>
-          <w:color w:val="1F4E79"/>
+          <w:color w:val="12355B"/>
           <w:sz w:val="19"/>
         </w:rPr>
         <w:t>ESG integration and positive screening (positive answers imply higher allocation)</w:t>
@@ -5935,7 +7124,7 @@
             <w:r>
               <w:rPr>
                 <w:b/>
-                <w:color w:val="1A1A1A"/>
+                <w:color w:val="1B2430"/>
                 <w:sz w:val="19"/>
               </w:rPr>
               <w:t>Yes, the company is promoting environmental or social characteristics (activities, ESG policy, good ESG rating, etc)</w:t>
@@ -5952,7 +7141,7 @@
             <w:r>
               <w:rPr>
                 <w:b w:val="0"/>
-                <w:color w:val="5F6B7A"/>
+                <w:color w:val="667085"/>
                 <w:sz w:val="18"/>
               </w:rPr>
               <w:t>•</w:t>
@@ -5973,7 +7162,7 @@
                   <w:vertAlign w:val="superscript"/>
                   <w:sz w:val="15"/>
                 </w:rPr>
-                <w:t xml:space="preserve">15</w:t>
+                <w:t xml:space="preserve">19</w:t>
               </w:r>
             </w:hyperlink>
           </w:p>
@@ -5988,7 +7177,7 @@
             <w:r>
               <w:rPr>
                 <w:b w:val="0"/>
-                <w:color w:val="5F6B7A"/>
+                <w:color w:val="667085"/>
                 <w:sz w:val="18"/>
               </w:rPr>
               <w:t>•</w:t>
@@ -6009,7 +7198,7 @@
                   <w:vertAlign w:val="superscript"/>
                   <w:sz w:val="15"/>
                 </w:rPr>
-                <w:t xml:space="preserve">16</w:t>
+                <w:t xml:space="preserve">20</w:t>
               </w:r>
             </w:hyperlink>
             <w:r>
@@ -6091,7 +7280,7 @@
             <w:r>
               <w:rPr>
                 <w:b/>
-                <w:color w:val="1A1A1A"/>
+                <w:color w:val="1B2430"/>
                 <w:sz w:val="19"/>
               </w:rPr>
               <w:t>Yes, the activities of the company or it’s strategy is aligned with the taxonomy and/or Paris agreement targets (e.g. net zero commitment)</w:t>
@@ -6108,7 +7297,7 @@
             <w:r>
               <w:rPr>
                 <w:b w:val="0"/>
-                <w:color w:val="5F6B7A"/>
+                <w:color w:val="667085"/>
                 <w:sz w:val="18"/>
               </w:rPr>
               <w:t>•</w:t>
@@ -6134,7 +7323,7 @@
             <w:r>
               <w:rPr>
                 <w:b w:val="0"/>
-                <w:color w:val="5F6B7A"/>
+                <w:color w:val="667085"/>
                 <w:sz w:val="18"/>
               </w:rPr>
               <w:t>•</w:t>
@@ -6155,7 +7344,7 @@
                   <w:vertAlign w:val="superscript"/>
                   <w:sz w:val="15"/>
                 </w:rPr>
-                <w:t xml:space="preserve">16</w:t>
+                <w:t xml:space="preserve">20</w:t>
               </w:r>
             </w:hyperlink>
             <w:r>
@@ -6178,7 +7367,7 @@
             <w:r>
               <w:rPr>
                 <w:b w:val="0"/>
-                <w:color w:val="5F6B7A"/>
+                <w:color w:val="667085"/>
                 <w:sz w:val="18"/>
               </w:rPr>
               <w:t>•</w:t>
@@ -6199,7 +7388,7 @@
                   <w:vertAlign w:val="superscript"/>
                   <w:sz w:val="15"/>
                 </w:rPr>
-                <w:t xml:space="preserve">17</w:t>
+                <w:t xml:space="preserve">21</w:t>
               </w:r>
             </w:hyperlink>
             <w:r>
@@ -6281,7 +7470,7 @@
             <w:r>
               <w:rPr>
                 <w:b/>
-                <w:color w:val="1A1A1A"/>
+                <w:color w:val="1B2430"/>
                 <w:sz w:val="19"/>
               </w:rPr>
               <w:t>Yes, the company does not have yellow flag/signal related to controversies based on UN Global Compact or any other relevant principles/standards</w:t>
@@ -6298,7 +7487,7 @@
             <w:r>
               <w:rPr>
                 <w:b w:val="0"/>
-                <w:color w:val="5F6B7A"/>
+                <w:color w:val="667085"/>
                 <w:sz w:val="18"/>
               </w:rPr>
               <w:t>•</w:t>
@@ -6324,7 +7513,7 @@
             <w:r>
               <w:rPr>
                 <w:b w:val="0"/>
-                <w:color w:val="5F6B7A"/>
+                <w:color w:val="667085"/>
                 <w:sz w:val="18"/>
               </w:rPr>
               <w:t>•</w:t>
@@ -6427,7 +7616,7 @@
             <w:r>
               <w:rPr>
                 <w:b/>
-                <w:color w:val="1A1A1A"/>
+                <w:color w:val="1B2430"/>
                 <w:sz w:val="19"/>
               </w:rPr>
               <w:t>Yes, the company fulfills the expectations from SEB thematic and sector policies</w:t>
@@ -6457,7 +7646,7 @@
             <w:r>
               <w:rPr>
                 <w:b w:val="0"/>
-                <w:color w:val="5F6B7A"/>
+                <w:color w:val="667085"/>
                 <w:sz w:val="18"/>
               </w:rPr>
               <w:t>•</w:t>
@@ -6478,7 +7667,7 @@
                   <w:vertAlign w:val="superscript"/>
                   <w:sz w:val="15"/>
                 </w:rPr>
-                <w:t xml:space="preserve">18</w:t>
+                <w:t xml:space="preserve">22</w:t>
               </w:r>
             </w:hyperlink>
             <w:r>
@@ -6513,7 +7702,7 @@
                   <w:vertAlign w:val="superscript"/>
                   <w:sz w:val="15"/>
                 </w:rPr>
-                <w:t xml:space="preserve">19</w:t>
+                <w:t xml:space="preserve">23</w:t>
               </w:r>
             </w:hyperlink>
             <w:r>
@@ -6536,7 +7725,7 @@
             <w:r>
               <w:rPr>
                 <w:b w:val="0"/>
-                <w:color w:val="5F6B7A"/>
+                <w:color w:val="667085"/>
                 <w:sz w:val="18"/>
               </w:rPr>
               <w:t>•</w:t>
@@ -6557,7 +7746,7 @@
                   <w:vertAlign w:val="superscript"/>
                   <w:sz w:val="15"/>
                 </w:rPr>
-                <w:t xml:space="preserve">20</w:t>
+                <w:t xml:space="preserve">24</w:t>
               </w:r>
             </w:hyperlink>
             <w:r>
@@ -6593,7 +7782,7 @@
             <w:r>
               <w:rPr>
                 <w:b w:val="0"/>
-                <w:color w:val="5F6B7A"/>
+                <w:color w:val="667085"/>
                 <w:sz w:val="18"/>
               </w:rPr>
               <w:t>•</w:t>
@@ -6629,7 +7818,7 @@
             <w:r>
               <w:rPr>
                 <w:b w:val="0"/>
-                <w:color w:val="5F6B7A"/>
+                <w:color w:val="667085"/>
                 <w:sz w:val="18"/>
               </w:rPr>
               <w:t>•</w:t>
@@ -6650,7 +7839,7 @@
                   <w:vertAlign w:val="superscript"/>
                   <w:sz w:val="15"/>
                 </w:rPr>
-                <w:t xml:space="preserve">15</w:t>
+                <w:t xml:space="preserve">19</w:t>
               </w:r>
             </w:hyperlink>
           </w:p>
@@ -6665,7 +7854,7 @@
             <w:r>
               <w:rPr>
                 <w:b w:val="0"/>
-                <w:color w:val="5F6B7A"/>
+                <w:color w:val="667085"/>
                 <w:sz w:val="18"/>
               </w:rPr>
               <w:t>•</w:t>
@@ -6686,7 +7875,7 @@
                   <w:vertAlign w:val="superscript"/>
                   <w:sz w:val="15"/>
                 </w:rPr>
-                <w:t xml:space="preserve">21</w:t>
+                <w:t xml:space="preserve">25</w:t>
               </w:r>
             </w:hyperlink>
             <w:r>
@@ -6703,7 +7892,7 @@
                   <w:vertAlign w:val="superscript"/>
                   <w:sz w:val="15"/>
                 </w:rPr>
-                <w:t xml:space="preserve">22</w:t>
+                <w:t xml:space="preserve">26</w:t>
               </w:r>
             </w:hyperlink>
           </w:p>
@@ -6718,7 +7907,7 @@
             <w:r>
               <w:rPr>
                 <w:b w:val="0"/>
-                <w:color w:val="5F6B7A"/>
+                <w:color w:val="667085"/>
                 <w:sz w:val="18"/>
               </w:rPr>
               <w:t>•</w:t>
@@ -6739,7 +7928,7 @@
                   <w:vertAlign w:val="superscript"/>
                   <w:sz w:val="15"/>
                 </w:rPr>
-                <w:t xml:space="preserve">23</w:t>
+                <w:t xml:space="preserve">18</w:t>
               </w:r>
             </w:hyperlink>
             <w:r>
@@ -6775,7 +7964,7 @@
             <w:r>
               <w:rPr>
                 <w:b w:val="0"/>
-                <w:color w:val="5F6B7A"/>
+                <w:color w:val="667085"/>
                 <w:sz w:val="18"/>
               </w:rPr>
               <w:t>•</w:t>
@@ -6796,7 +7985,7 @@
                   <w:vertAlign w:val="superscript"/>
                   <w:sz w:val="15"/>
                 </w:rPr>
-                <w:t xml:space="preserve">24</w:t>
+                <w:t xml:space="preserve">27</w:t>
               </w:r>
             </w:hyperlink>
             <w:r>
@@ -6814,7 +8003,7 @@
                   <w:vertAlign w:val="superscript"/>
                   <w:sz w:val="15"/>
                 </w:rPr>
-                <w:t xml:space="preserve">22</w:t>
+                <w:t xml:space="preserve">26</w:t>
               </w:r>
             </w:hyperlink>
             <w:r>
@@ -6831,7 +8020,7 @@
                   <w:vertAlign w:val="superscript"/>
                   <w:sz w:val="15"/>
                 </w:rPr>
-                <w:t xml:space="preserve">25</w:t>
+                <w:t xml:space="preserve">28</w:t>
               </w:r>
             </w:hyperlink>
             <w:r>
@@ -6861,7 +8050,7 @@
     <w:p>
       <w:pPr>
         <w:keepNext/>
-        <w:shd w:val="clear" w:color="auto" w:fill="EAF1F8"/>
+        <w:shd w:val="clear" w:color="auto" w:fill="EEF3F8"/>
         <w:spacing w:before="200" w:after="80"/>
         <w:ind w:left="85"/>
       </w:pPr>
@@ -6869,7 +8058,7 @@
         <w:rPr>
           <w:b/>
           <w:caps/>
-          <w:color w:val="1F4E79"/>
+          <w:color w:val="12355B"/>
           <w:sz w:val="19"/>
         </w:rPr>
         <w:t>Engagement</w:t>
@@ -6942,7 +8131,7 @@
             <w:r>
               <w:rPr>
                 <w:b/>
-                <w:color w:val="1A1A1A"/>
+                <w:color w:val="1B2430"/>
                 <w:sz w:val="19"/>
               </w:rPr>
               <w:t>Is there a need for pro-active engagement with the company?</w:t>
@@ -6959,7 +8148,7 @@
             <w:r>
               <w:rPr>
                 <w:b w:val="0"/>
-                <w:color w:val="5F6B7A"/>
+                <w:color w:val="667085"/>
                 <w:sz w:val="18"/>
               </w:rPr>
               <w:t>•</w:t>
@@ -6992,7 +8181,7 @@
     <w:p>
       <w:pPr>
         <w:keepNext/>
-        <w:shd w:val="clear" w:color="auto" w:fill="EAF1F8"/>
+        <w:shd w:val="clear" w:color="auto" w:fill="EEF3F8"/>
         <w:spacing w:before="200" w:after="80"/>
         <w:ind w:left="85"/>
       </w:pPr>
@@ -7000,7 +8189,7 @@
         <w:rPr>
           <w:b/>
           <w:caps/>
-          <w:color w:val="1F4E79"/>
+          <w:color w:val="12355B"/>
           <w:sz w:val="19"/>
         </w:rPr>
         <w:t>Indicators</w:t>
@@ -7073,7 +8262,7 @@
             <w:r>
               <w:rPr>
                 <w:b/>
-                <w:color w:val="1A1A1A"/>
+                <w:color w:val="1B2430"/>
                 <w:sz w:val="19"/>
               </w:rPr>
               <w:t>Yes, the indicators of the company support the targets of sustainability and PAI indicators followed by the Fund</w:t>
@@ -7090,7 +8279,7 @@
             <w:r>
               <w:rPr>
                 <w:b w:val="0"/>
-                <w:color w:val="5F6B7A"/>
+                <w:color w:val="667085"/>
                 <w:sz w:val="18"/>
               </w:rPr>
               <w:t>•</w:t>
@@ -7111,7 +8300,7 @@
                   <w:vertAlign w:val="superscript"/>
                   <w:sz w:val="15"/>
                 </w:rPr>
-                <w:t xml:space="preserve">17</w:t>
+                <w:t xml:space="preserve">21</w:t>
               </w:r>
             </w:hyperlink>
           </w:p>
@@ -7126,7 +8315,7 @@
             <w:r>
               <w:rPr>
                 <w:b w:val="0"/>
-                <w:color w:val="5F6B7A"/>
+                <w:color w:val="667085"/>
                 <w:sz w:val="18"/>
               </w:rPr>
               <w:t>•</w:t>
@@ -7147,7 +8336,7 @@
                   <w:vertAlign w:val="superscript"/>
                   <w:sz w:val="15"/>
                 </w:rPr>
-                <w:t xml:space="preserve">16</w:t>
+                <w:t xml:space="preserve">20</w:t>
               </w:r>
             </w:hyperlink>
             <w:r>
@@ -7200,7 +8389,7 @@
       <w:r>
         <w:rPr>
           <w:b w:val="0"/>
-          <w:color w:val="5F6B7A"/>
+          <w:color w:val="667085"/>
           <w:sz w:val="16"/>
         </w:rPr>
         <w:t>Taikytos SEB politikos: Policy on Sustainability Considerations in Investments (SEB AB); Shipping sector policy; Environmental Policy on Climate, Nature and Water (thematic); Social and Human Rights Policy (thematic); Governance expectations in sector policies (anti-corruption, tax, reporting)</w:t>
@@ -7210,7 +8399,7 @@
       <w:pPr>
         <w:keepNext/>
         <w:pBdr>
-          <w:bottom w:val="single" w:sz="8" w:color="1F4E79" w:space="4"/>
+          <w:bottom w:val="single" w:sz="8" w:color="12355B" w:space="4"/>
         </w:pBdr>
         <w:tabs>
           <w:tab w:pos="482" w:val="left"/>
@@ -7229,7 +8418,7 @@
       <w:r>
         <w:rPr>
           <w:b/>
-          <w:color w:val="1F4E79"/>
+          <w:color w:val="12355B"/>
           <w:sz w:val="28"/>
         </w:rPr>
         <w:t>Šaltiniai</w:t>
@@ -7246,7 +8435,7 @@
       <w:r>
         <w:rPr>
           <w:b w:val="0"/>
-          <w:color w:val="5F6B7A"/>
+          <w:color w:val="667085"/>
           <w:sz w:val="17"/>
         </w:rPr>
         <w:t>1.</w:t>
@@ -7273,7 +8462,7 @@
       <w:r>
         <w:rPr>
           <w:b w:val="0"/>
-          <w:color w:val="5F6B7A"/>
+          <w:color w:val="667085"/>
           <w:sz w:val="17"/>
         </w:rPr>
         <w:t>2.</w:t>
@@ -7300,7 +8489,7 @@
       <w:r>
         <w:rPr>
           <w:b w:val="0"/>
-          <w:color w:val="5F6B7A"/>
+          <w:color w:val="667085"/>
           <w:sz w:val="17"/>
         </w:rPr>
         <w:t>3.</w:t>
@@ -7327,7 +8516,7 @@
       <w:r>
         <w:rPr>
           <w:b w:val="0"/>
-          <w:color w:val="5F6B7A"/>
+          <w:color w:val="667085"/>
           <w:sz w:val="17"/>
         </w:rPr>
         <w:t>4.</w:t>
@@ -7354,7 +8543,7 @@
       <w:r>
         <w:rPr>
           <w:b w:val="0"/>
-          <w:color w:val="5F6B7A"/>
+          <w:color w:val="667085"/>
           <w:sz w:val="17"/>
         </w:rPr>
         <w:t>5.</w:t>
@@ -7381,7 +8570,7 @@
       <w:r>
         <w:rPr>
           <w:b w:val="0"/>
-          <w:color w:val="5F6B7A"/>
+          <w:color w:val="667085"/>
           <w:sz w:val="17"/>
         </w:rPr>
         <w:t>6.</w:t>
@@ -7408,7 +8597,7 @@
       <w:r>
         <w:rPr>
           <w:b w:val="0"/>
-          <w:color w:val="5F6B7A"/>
+          <w:color w:val="667085"/>
           <w:sz w:val="17"/>
         </w:rPr>
         <w:t>7.</w:t>
@@ -7435,7 +8624,7 @@
       <w:r>
         <w:rPr>
           <w:b w:val="0"/>
-          <w:color w:val="5F6B7A"/>
+          <w:color w:val="667085"/>
           <w:sz w:val="17"/>
         </w:rPr>
         <w:t>8.</w:t>
@@ -7462,7 +8651,7 @@
       <w:r>
         <w:rPr>
           <w:b w:val="0"/>
-          <w:color w:val="5F6B7A"/>
+          <w:color w:val="667085"/>
           <w:sz w:val="17"/>
         </w:rPr>
         <w:t>9.</w:t>
@@ -7489,7 +8678,7 @@
       <w:r>
         <w:rPr>
           <w:b w:val="0"/>
-          <w:color w:val="5F6B7A"/>
+          <w:color w:val="667085"/>
           <w:sz w:val="17"/>
         </w:rPr>
         <w:t>10.</w:t>
@@ -7516,7 +8705,7 @@
       <w:r>
         <w:rPr>
           <w:b w:val="0"/>
-          <w:color w:val="5F6B7A"/>
+          <w:color w:val="667085"/>
           <w:sz w:val="17"/>
         </w:rPr>
         <w:t>11.</w:t>
@@ -7543,7 +8732,7 @@
       <w:r>
         <w:rPr>
           <w:b w:val="0"/>
-          <w:color w:val="5F6B7A"/>
+          <w:color w:val="667085"/>
           <w:sz w:val="17"/>
         </w:rPr>
         <w:t>12.</w:t>
@@ -7570,7 +8759,7 @@
       <w:r>
         <w:rPr>
           <w:b w:val="0"/>
-          <w:color w:val="5F6B7A"/>
+          <w:color w:val="667085"/>
           <w:sz w:val="17"/>
         </w:rPr>
         <w:t>13.</w:t>
@@ -7597,7 +8786,7 @@
       <w:r>
         <w:rPr>
           <w:b w:val="0"/>
-          <w:color w:val="5F6B7A"/>
+          <w:color w:val="667085"/>
           <w:sz w:val="17"/>
         </w:rPr>
         <w:t>14.</w:t>
@@ -7624,10 +8813,118 @@
       <w:r>
         <w:rPr>
           <w:b w:val="0"/>
-          <w:color w:val="5F6B7A"/>
+          <w:color w:val="667085"/>
           <w:sz w:val="17"/>
         </w:rPr>
         <w:t>15.</w:t>
+        <w:tab/>
+      </w:r>
+      <w:hyperlink r:id="rId13">
+        <w:r>
+          <w:rPr>
+            <w:color w:val="2A78D6"/>
+            <w:sz w:val="17"/>
+          </w:rPr>
+          <w:t xml:space="preserve">AS Tallinna Sadam - Interim report Q2 and 6M 2026, p. 7, 2026-08-10</w:t>
+        </w:r>
+      </w:hyperlink>
+    </w:p>
+    <w:p>
+      <w:pPr>
+        <w:tabs>
+          <w:tab w:pos="397" w:val="left"/>
+        </w:tabs>
+        <w:spacing w:before="0" w:after="30"/>
+        <w:ind w:left="397" w:hanging="397"/>
+      </w:pPr>
+      <w:r>
+        <w:rPr>
+          <w:b w:val="0"/>
+          <w:color w:val="667085"/>
+          <w:sz w:val="17"/>
+        </w:rPr>
+        <w:t>16.</w:t>
+        <w:tab/>
+      </w:r>
+      <w:hyperlink r:id="rId13">
+        <w:r>
+          <w:rPr>
+            <w:color w:val="2A78D6"/>
+            <w:sz w:val="17"/>
+          </w:rPr>
+          <w:t xml:space="preserve">AS Tallinna Sadam - Interim report Q2 and 6M 2026, p. 12, 2026-08-10</w:t>
+        </w:r>
+      </w:hyperlink>
+    </w:p>
+    <w:p>
+      <w:pPr>
+        <w:tabs>
+          <w:tab w:pos="397" w:val="left"/>
+        </w:tabs>
+        <w:spacing w:before="0" w:after="30"/>
+        <w:ind w:left="397" w:hanging="397"/>
+      </w:pPr>
+      <w:r>
+        <w:rPr>
+          <w:b w:val="0"/>
+          <w:color w:val="667085"/>
+          <w:sz w:val="17"/>
+        </w:rPr>
+        <w:t>17.</w:t>
+        <w:tab/>
+      </w:r>
+      <w:hyperlink r:id="rId13">
+        <w:r>
+          <w:rPr>
+            <w:color w:val="2A78D6"/>
+            <w:sz w:val="17"/>
+          </w:rPr>
+          <w:t xml:space="preserve">AS Tallinna Sadam - Interim report Q2 and 6M 2026, p. 5, 2026-08-10</w:t>
+        </w:r>
+      </w:hyperlink>
+    </w:p>
+    <w:p>
+      <w:pPr>
+        <w:tabs>
+          <w:tab w:pos="397" w:val="left"/>
+        </w:tabs>
+        <w:spacing w:before="0" w:after="30"/>
+        <w:ind w:left="397" w:hanging="397"/>
+      </w:pPr>
+      <w:r>
+        <w:rPr>
+          <w:b w:val="0"/>
+          <w:color w:val="667085"/>
+          <w:sz w:val="17"/>
+        </w:rPr>
+        <w:t>18.</w:t>
+        <w:tab/>
+      </w:r>
+      <w:hyperlink r:id="rId13">
+        <w:r>
+          <w:rPr>
+            <w:color w:val="2A78D6"/>
+            <w:sz w:val="17"/>
+          </w:rPr>
+          <w:t xml:space="preserve">AS Tallinna Sadam - Interim report Q2 and 6M 2026, p. 6, 2026-08-10</w:t>
+        </w:r>
+      </w:hyperlink>
+    </w:p>
+    <w:p>
+      <w:pPr>
+        <w:tabs>
+          <w:tab w:pos="397" w:val="left"/>
+        </w:tabs>
+        <w:spacing w:before="0" w:after="30"/>
+        <w:ind w:left="397" w:hanging="397"/>
+      </w:pPr>
+      <w:r>
+        <w:rPr>
+          <w:b w:val="0"/>
+          <w:color w:val="667085"/>
+          <w:sz w:val="17"/>
+        </w:rPr>
+        <w:t>19.</w:t>
         <w:tab/>
       </w:r>
       <w:hyperlink r:id="rId24">
@@ -7651,10 +8948,10 @@
       <w:r>
         <w:rPr>
           <w:b w:val="0"/>
-          <w:color w:val="5F6B7A"/>
+          <w:color w:val="667085"/>
           <w:sz w:val="17"/>
         </w:rPr>
-        <w:t>16.</w:t>
+        <w:t>20.</w:t>
         <w:tab/>
       </w:r>
       <w:hyperlink r:id="rId19">
@@ -7678,10 +8975,10 @@
       <w:r>
         <w:rPr>
           <w:b w:val="0"/>
-          <w:color w:val="5F6B7A"/>
+          <w:color w:val="667085"/>
           <w:sz w:val="17"/>
         </w:rPr>
-        <w:t>17.</w:t>
+        <w:t>21.</w:t>
         <w:tab/>
       </w:r>
       <w:hyperlink r:id="rId25">
@@ -7705,10 +9002,10 @@
       <w:r>
         <w:rPr>
           <w:b w:val="0"/>
-          <w:color w:val="5F6B7A"/>
+          <w:color w:val="667085"/>
           <w:sz w:val="17"/>
         </w:rPr>
-        <w:t>18.</w:t>
+        <w:t>22.</w:t>
         <w:tab/>
       </w:r>
       <w:hyperlink r:id="rId26">
@@ -7732,10 +9029,10 @@
       <w:r>
         <w:rPr>
           <w:b w:val="0"/>
-          <w:color w:val="5F6B7A"/>
+          <w:color w:val="667085"/>
           <w:sz w:val="17"/>
         </w:rPr>
-        <w:t>19.</w:t>
+        <w:t>23.</w:t>
         <w:tab/>
       </w:r>
       <w:hyperlink r:id="rId27">
@@ -7759,10 +9056,10 @@
       <w:r>
         <w:rPr>
           <w:b w:val="0"/>
-          <w:color w:val="5F6B7A"/>
+          <w:color w:val="667085"/>
           <w:sz w:val="17"/>
         </w:rPr>
-        <w:t>20.</w:t>
+        <w:t>24.</w:t>
         <w:tab/>
       </w:r>
       <w:hyperlink r:id="rId28">
@@ -7786,10 +9083,10 @@
       <w:r>
         <w:rPr>
           <w:b w:val="0"/>
-          <w:color w:val="5F6B7A"/>
+          <w:color w:val="667085"/>
           <w:sz w:val="17"/>
         </w:rPr>
-        <w:t>21.</w:t>
+        <w:t>25.</w:t>
         <w:tab/>
       </w:r>
       <w:hyperlink r:id="rId29">
@@ -7813,10 +9110,10 @@
       <w:r>
         <w:rPr>
           <w:b w:val="0"/>
-          <w:color w:val="5F6B7A"/>
+          <w:color w:val="667085"/>
           <w:sz w:val="17"/>
         </w:rPr>
-        <w:t>22.</w:t>
+        <w:t>26.</w:t>
         <w:tab/>
       </w:r>
       <w:hyperlink r:id="rId27">
@@ -7840,37 +9137,10 @@
       <w:r>
         <w:rPr>
           <w:b w:val="0"/>
-          <w:color w:val="5F6B7A"/>
+          <w:color w:val="667085"/>
           <w:sz w:val="17"/>
         </w:rPr>
-        <w:t>23.</w:t>
-        <w:tab/>
-      </w:r>
-      <w:hyperlink r:id="rId13">
-        <w:r>
-          <w:rPr>
-            <w:color w:val="2A78D6"/>
-            <w:sz w:val="17"/>
-          </w:rPr>
-          <w:t xml:space="preserve">AS Tallinna Sadam - Interim report Q2 and 6M 2026, p. 6, 2026-08-10</w:t>
-        </w:r>
-      </w:hyperlink>
-    </w:p>
-    <w:p>
-      <w:pPr>
-        <w:tabs>
-          <w:tab w:pos="397" w:val="left"/>
-        </w:tabs>
-        <w:spacing w:before="0" w:after="30"/>
-        <w:ind w:left="397" w:hanging="397"/>
-      </w:pPr>
-      <w:r>
-        <w:rPr>
-          <w:b w:val="0"/>
-          <w:color w:val="5F6B7A"/>
-          <w:sz w:val="17"/>
-        </w:rPr>
-        <w:t>24.</w:t>
+        <w:t>27.</w:t>
         <w:tab/>
       </w:r>
       <w:hyperlink r:id="rId27">
@@ -7894,10 +9164,10 @@
       <w:r>
         <w:rPr>
           <w:b w:val="0"/>
-          <w:color w:val="5F6B7A"/>
+          <w:color w:val="667085"/>
           <w:sz w:val="17"/>
         </w:rPr>
-        <w:t>25.</w:t>
+        <w:t>28.</w:t>
         <w:tab/>
       </w:r>
       <w:hyperlink r:id="rId30">
@@ -7917,7 +9187,7 @@
       <w:r>
         <w:rPr>
           <w:b w:val="0"/>
-          <w:color w:val="5F6B7A"/>
+          <w:color w:val="667085"/>
           <w:sz w:val="16"/>
         </w:rPr>
         <w:t>Ataskaita parengta iš viešų šaltinių. Skaičiai pateikiami taip, kaip juos skelbia emitentas; maži numeriai prie teksto veda į šaltinių sąrašą.</w:t>
@@ -7942,7 +9212,7 @@
   <w:p>
     <w:pPr>
       <w:pBdr>
-        <w:top w:val="single" w:sz="4" w:color="C9D3DE" w:space="4"/>
+        <w:top w:val="single" w:sz="4" w:color="D5DCE4" w:space="4"/>
       </w:pBdr>
       <w:tabs>
         <w:tab w:pos="9638" w:val="right"/>
@@ -7951,7 +9221,7 @@
     <w:r>
       <w:rPr>
         <w:b w:val="0"/>
-        <w:color w:val="5F6B7A"/>
+        <w:color w:val="667085"/>
         <w:sz w:val="16"/>
       </w:rPr>
       <w:t>Port of Tallinn · 6M2026 · 2026-10-22</w:t>
@@ -7960,7 +9230,7 @@
     <w:r>
       <w:rPr>
         <w:b/>
-        <w:color w:val="1F4E79"/>
+        <w:color w:val="12355B"/>
         <w:sz w:val="16"/>
       </w:rPr>
       <w:fldChar w:fldCharType="begin"/>
@@ -7976,7 +9246,7 @@
   <w:p>
     <w:pPr>
       <w:pBdr>
-        <w:top w:val="single" w:sz="4" w:color="C9D3DE" w:space="4"/>
+        <w:top w:val="single" w:sz="4" w:color="D5DCE4" w:space="4"/>
       </w:pBdr>
       <w:tabs>
         <w:tab w:pos="9638" w:val="right"/>
@@ -7985,7 +9255,7 @@
     <w:r>
       <w:rPr>
         <w:b w:val="0"/>
-        <w:color w:val="5F6B7A"/>
+        <w:color w:val="667085"/>
         <w:sz w:val="16"/>
       </w:rPr>
       <w:t>Port of Tallinn · 6M2026 · 2026-10-22</w:t>
@@ -7994,7 +9264,7 @@
     <w:r>
       <w:rPr>
         <w:b/>
-        <w:color w:val="1F4E79"/>
+        <w:color w:val="12355B"/>
         <w:sz w:val="16"/>
       </w:rPr>
       <w:fldChar w:fldCharType="begin"/>
@@ -8010,7 +9280,7 @@
   <w:p>
     <w:pPr>
       <w:pBdr>
-        <w:bottom w:val="single" w:sz="4" w:color="C9D3DE" w:space="4"/>
+        <w:bottom w:val="single" w:sz="4" w:color="D5DCE4" w:space="4"/>
       </w:pBdr>
       <w:tabs>
         <w:tab w:pos="9638" w:val="right"/>
@@ -8019,7 +9289,7 @@
     <w:r>
       <w:rPr>
         <w:b/>
-        <w:color w:val="1F4E79"/>
+        <w:color w:val="12355B"/>
         <w:sz w:val="16"/>
       </w:rPr>
       <w:t>Port of Tallinn</w:t>
@@ -8027,7 +9297,7 @@
     <w:r>
       <w:rPr>
         <w:b w:val="0"/>
-        <w:color w:val="5F6B7A"/>
+        <w:color w:val="667085"/>
         <w:sz w:val="16"/>
       </w:rPr>
       <w:tab/>
@@ -8405,7 +9675,7 @@
     </w:pPr>
     <w:rPr>
       <w:rFonts w:ascii="Calibri" w:hAnsi="Calibri" w:eastAsia="Calibri"/>
-      <w:color w:val="1A1A1A"/>
+      <w:color w:val="1B2430"/>
       <w:sz w:val="21"/>
     </w:rPr>
   </w:style>

--- a/docs/files/port-of-tallinn/port-of-tallinn_6M2026_lt.docx
+++ b/docs/files/port-of-tallinn/port-of-tallinn_6M2026_lt.docx
@@ -6039,7 +6039,7 @@
           <w:color w:val="667085"/>
           <w:sz w:val="18"/>
         </w:rPr>
-        <w:t>Automatinė naujienų paieška (Google News, EE), 2026-07-24 – 2026-10-22: 3 pranešimų.</w:t>
+        <w:t>Automatinė naujienų paieška (Google News, EE), 2026-07-25 – 2026-10-23: 3 pranešimų.</w:t>
       </w:r>
     </w:p>
     <w:tbl>
@@ -7009,7 +7009,7 @@
                 <w:color w:val="333333"/>
                 <w:sz w:val="18"/>
               </w:rPr>
-              <w:t>Naujienų suvestinė 2026-07-24 – 2026-10-22: 3 pranešimų, iš jų su neigiamu žodžiu antraštėje – 0 (plačiau – skiltyje „Ką rašo spauda“).</w:t>
+              <w:t>Naujienų suvestinė 2026-07-25 – 2026-10-23: 3 pranešimų, iš jų su neigiamu žodžiu antraštėje – 0 (plačiau – skiltyje „Ką rašo spauda“).</w:t>
             </w:r>
           </w:p>
         </w:tc>

--- a/docs/files/port-of-tallinn/port-of-tallinn_6M2026_lt.docx
+++ b/docs/files/port-of-tallinn/port-of-tallinn_6M2026_lt.docx
@@ -922,7 +922,7 @@
         <w:rPr>
           <w:b w:val="0"/>
         </w:rPr>
-        <w:t xml:space="preserve"> grynoji skola 145,8 mln. EUR, t. y. 2,78x 12 mėn. koreguotos EBITDA; nuosavas kapitalas sudaro 59,8 % turto (abu rodikliai apskaičiuoti įrankio)</w:t>
+        <w:t xml:space="preserve"> grynoji skola 145,8 mln. EUR, t. y. 2,78x 12 mėn. koreguotos EBITDA; nuosavas kapitalas sudaro 59,8 % turto (abu rodikliai – mūsų skaičiavimas)</w:t>
       </w:r>
       <w:hyperlink r:id="rId13">
         <w:r>
@@ -3660,7 +3660,7 @@
           <w:color w:val="667085"/>
           <w:sz w:val="16"/>
         </w:rPr>
-        <w:t>Spalvos: žalias pokytis – rodiklis gerėja, raudonas – blogėja. Paskutinio laikotarpio langelio fonas: žalias – geras lygis, geltonas – vidutinis, raudonas – silpnas (įrankio orientyrai, config/metric_rules.yaml).</w:t>
+        <w:t>Spalvos: žalias pokytis – rodiklis gerėja, raudonas – blogėja. Paskutinio laikotarpio langelio fonas: žalias – geras lygis, geltonas – vidutinis, raudonas – silpnas (vidiniai orientyrai, config/metric_rules.yaml).</w:t>
       </w:r>
     </w:p>
     <w:p>
@@ -3673,7 +3673,7 @@
           <w:color w:val="667085"/>
           <w:sz w:val="16"/>
         </w:rPr>
-        <w:t>* – paimta iš ataskaitos santraukos;  ᶜ – apskaičiuota įrankio. Mažas numeris prie teksto – nuoroda į šaltinį (paspaudus atsidaro dokumentas reikiamame puslapyje).</w:t>
+        <w:t>* – paimta iš ataskaitos santraukos;  ᶜ – mūsų skaičiavimas. Mažas numeris prie teksto – nuoroda į šaltinį (paspaudus atsidaro dokumentas reikiamame puslapyje).</w:t>
       </w:r>
     </w:p>
     <w:p>
@@ -4446,7 +4446,7 @@
                 <w:b w:val="0"/>
                 <w:sz w:val="17"/>
               </w:rPr>
-              <w:t>2025 m. – 19 261 t CO2e (−41,8 % nuo 2019 m.; apskaičiuota įrankio)</w:t>
+              <w:t>2025 m. – 19 261 t CO2e (−41,8 % nuo 2019 m.; mūsų skaičiavimas)</w:t>
             </w:r>
             <w:hyperlink r:id="rId19">
               <w:r>
@@ -4479,7 +4479,7 @@
                 <w:b w:val="0"/>
                 <w:sz w:val="17"/>
               </w:rPr>
-              <w:t>Vykdoma: iki 2025 m. pasiekta −41,8 %; iki 2030 m. reikia dar apie 13 p. p. (apskaičiuota įrankio)</w:t>
+              <w:t>Vykdoma: iki 2025 m. pasiekta −41,8 %; iki 2030 m. reikia dar apie 13 p. p. (mūsų skaičiavimas)</w:t>
             </w:r>
             <w:hyperlink r:id="rId19">
               <w:r>
@@ -7379,7 +7379,7 @@
                 <w:color w:val="333333"/>
                 <w:sz w:val="18"/>
               </w:rPr>
-              <w:t>Pažanga: 2025 m. – 19 261 t CO2e, −41,8 % nuo 2019 m. (apskaičiuota įrankio)</w:t>
+              <w:t>Pažanga: 2025 m. – 19 261 t CO2e, −41,8 % nuo 2019 m. (mūsų skaičiavimas)</w:t>
             </w:r>
             <w:hyperlink r:id="rId25">
               <w:r>
@@ -7676,7 +7676,7 @@
                 <w:color w:val="333333"/>
                 <w:sz w:val="18"/>
               </w:rPr>
-              <w:t xml:space="preserve"> ir laivybos politika, nes keltų segmentas sudaro 31,4 % 2026 m. 6 mėn. pajamų, daugiau nei 15 % riba (apskaičiuota įrankio)</w:t>
+              <w:t xml:space="preserve"> ir laivybos politika, nes keltų segmentas sudaro 31,4 % 2026 m. 6 mėn. pajamų, daugiau nei 15 % riba (mūsų skaičiavimas)</w:t>
             </w:r>
             <w:hyperlink r:id="rId13">
               <w:r>
@@ -8291,7 +8291,7 @@
                 <w:color w:val="333333"/>
                 <w:sz w:val="18"/>
               </w:rPr>
-              <w:t>1+2 apimties emisijos 2025 m. – 19 261 t CO2e, −41,8 % nuo 2019 m. (apskaičiuota įrankio)</w:t>
+              <w:t>1+2 apimties emisijos 2025 m. – 19 261 t CO2e, −41,8 % nuo 2019 m. (mūsų skaičiavimas)</w:t>
             </w:r>
             <w:hyperlink r:id="rId25">
               <w:r>

--- a/docs/files/port-of-tallinn/port-of-tallinn_6M2026_lt.docx
+++ b/docs/files/port-of-tallinn/port-of-tallinn_6M2026_lt.docx
@@ -5783,7 +5783,7 @@
                 <w:b w:val="0"/>
                 <w:sz w:val="17"/>
               </w:rPr>
-              <w:t>3,43 % (2026-10)</w:t>
+              <w:t>3,38 % (2026-10)</w:t>
             </w:r>
           </w:p>
         </w:tc>
@@ -5855,7 +5855,7 @@
                 <w:b w:val="0"/>
                 <w:sz w:val="17"/>
               </w:rPr>
-              <w:t>▲ 0,71 p. p.</w:t>
+              <w:t>▲ 0,66 p. p.</w:t>
             </w:r>
           </w:p>
         </w:tc>
@@ -6820,7 +6820,7 @@
                 <w:color w:val="333333"/>
                 <w:sz w:val="18"/>
               </w:rPr>
-              <w:t>Nerasta EU, UN, UK, US OFAC konsoliduotuose sankcijų sąrašuose (automatinė patikra 2026-10-22).</w:t>
+              <w:t>Nerasta EU, UN, UK, US OFAC konsoliduotuose sankcijų sąrašuose (automatinė patikra 2026-10-23).</w:t>
             </w:r>
           </w:p>
         </w:tc>

--- a/docs/files/port-of-tallinn/port-of-tallinn_6M2026_lt.docx
+++ b/docs/files/port-of-tallinn/port-of-tallinn_6M2026_lt.docx
@@ -6823,6 +6823,117 @@
               <w:t>Nerasta EU, UN, UK, US OFAC konsoliduotuose sankcijų sąrašuose (automatinė patikra 2026-10-23).</w:t>
             </w:r>
           </w:p>
+          <w:p>
+            <w:pPr>
+              <w:spacing w:before="40" w:after="0"/>
+            </w:pPr>
+            <w:r>
+              <w:rPr>
+                <w:b/>
+                <w:color w:val="333333"/>
+                <w:sz w:val="18"/>
+              </w:rPr>
+              <w:t>Rankinė patikra</w:t>
+            </w:r>
+          </w:p>
+          <w:p>
+            <w:pPr>
+              <w:tabs>
+                <w:tab w:pos="198" w:val="left"/>
+              </w:tabs>
+              <w:spacing w:before="0" w:after="20"/>
+              <w:ind w:left="198" w:hanging="198"/>
+            </w:pPr>
+            <w:r>
+              <w:rPr>
+                <w:b w:val="0"/>
+                <w:color w:val="667085"/>
+                <w:sz w:val="18"/>
+              </w:rPr>
+              <w:t>•</w:t>
+              <w:tab/>
+            </w:r>
+            <w:r>
+              <w:rPr>
+                <w:b w:val="0"/>
+                <w:color w:val="333333"/>
+                <w:sz w:val="18"/>
+              </w:rPr>
+              <w:t>OFAC sankcijų paieška</w:t>
+            </w:r>
+            <w:hyperlink r:id="rId24">
+              <w:r>
+                <w:rPr>
+                  <w:color w:val="2A78D6"/>
+                  <w:vertAlign w:val="superscript"/>
+                  <w:sz w:val="15"/>
+                </w:rPr>
+                <w:t xml:space="preserve">19</w:t>
+              </w:r>
+            </w:hyperlink>
+          </w:p>
+          <w:p>
+            <w:pPr>
+              <w:tabs>
+                <w:tab w:pos="198" w:val="left"/>
+              </w:tabs>
+              <w:spacing w:before="0" w:after="20"/>
+              <w:ind w:left="198" w:hanging="198"/>
+            </w:pPr>
+            <w:r>
+              <w:rPr>
+                <w:b w:val="0"/>
+                <w:color w:val="667085"/>
+                <w:sz w:val="18"/>
+              </w:rPr>
+              <w:t>•</w:t>
+              <w:tab/>
+            </w:r>
+            <w:r>
+              <w:rPr>
+                <w:b w:val="0"/>
+                <w:color w:val="333333"/>
+                <w:sz w:val="18"/>
+              </w:rPr>
+              <w:t>ES sankcijų žemėlapis</w:t>
+            </w:r>
+            <w:hyperlink r:id="rId25">
+              <w:r>
+                <w:rPr>
+                  <w:color w:val="2A78D6"/>
+                  <w:vertAlign w:val="superscript"/>
+                  <w:sz w:val="15"/>
+                </w:rPr>
+                <w:t xml:space="preserve">20</w:t>
+              </w:r>
+            </w:hyperlink>
+          </w:p>
+          <w:p>
+            <w:pPr>
+              <w:tabs>
+                <w:tab w:pos="198" w:val="left"/>
+              </w:tabs>
+              <w:spacing w:before="0" w:after="20"/>
+              <w:ind w:left="198" w:hanging="198"/>
+            </w:pPr>
+            <w:r>
+              <w:rPr>
+                <w:b w:val="0"/>
+                <w:color w:val="667085"/>
+                <w:sz w:val="18"/>
+              </w:rPr>
+              <w:t>•</w:t>
+              <w:tab/>
+            </w:r>
+            <w:r>
+              <w:rPr>
+                <w:b w:val="0"/>
+                <w:color w:val="333333"/>
+                <w:sz w:val="18"/>
+              </w:rPr>
+              <w:t>SEB eNameChecker (vidinė SEB sistema).</w:t>
+            </w:r>
+          </w:p>
         </w:tc>
       </w:tr>
     </w:tbl>
@@ -7155,14 +7266,14 @@
               </w:rPr>
               <w:t>Savanoriška 2025 m. tvarumo ataskaita pagal CSRD/ESRS principus</w:t>
             </w:r>
-            <w:hyperlink r:id="rId24">
+            <w:hyperlink r:id="rId26">
               <w:r>
                 <w:rPr>
                   <w:color w:val="2A78D6"/>
                   <w:vertAlign w:val="superscript"/>
                   <w:sz w:val="15"/>
                 </w:rPr>
-                <w:t xml:space="preserve">19</w:t>
+                <w:t xml:space="preserve">21</w:t>
               </w:r>
             </w:hyperlink>
           </w:p>
@@ -7198,7 +7309,7 @@
                   <w:vertAlign w:val="superscript"/>
                   <w:sz w:val="15"/>
                 </w:rPr>
-                <w:t xml:space="preserve">20</w:t>
+                <w:t xml:space="preserve">22</w:t>
               </w:r>
             </w:hyperlink>
             <w:r>
@@ -7344,7 +7455,7 @@
                   <w:vertAlign w:val="superscript"/>
                   <w:sz w:val="15"/>
                 </w:rPr>
-                <w:t xml:space="preserve">20</w:t>
+                <w:t xml:space="preserve">22</w:t>
               </w:r>
             </w:hyperlink>
             <w:r>
@@ -7381,14 +7492,14 @@
               </w:rPr>
               <w:t>Pažanga: 2025 m. – 19 261 t CO2e, −41,8 % nuo 2019 m. (mūsų skaičiavimas)</w:t>
             </w:r>
-            <w:hyperlink r:id="rId25">
+            <w:hyperlink r:id="rId27">
               <w:r>
                 <w:rPr>
                   <w:color w:val="2A78D6"/>
                   <w:vertAlign w:val="superscript"/>
                   <w:sz w:val="15"/>
                 </w:rPr>
-                <w:t xml:space="preserve">21</w:t>
+                <w:t xml:space="preserve">23</w:t>
               </w:r>
             </w:hyperlink>
             <w:r>
@@ -7660,14 +7771,14 @@
               </w:rPr>
               <w:t>SEB investicijų politika</w:t>
             </w:r>
-            <w:hyperlink r:id="rId26">
+            <w:hyperlink r:id="rId28">
               <w:r>
                 <w:rPr>
                   <w:color w:val="2A78D6"/>
                   <w:vertAlign w:val="superscript"/>
                   <w:sz w:val="15"/>
                 </w:rPr>
-                <w:t xml:space="preserve">22</w:t>
+                <w:t xml:space="preserve">24</w:t>
               </w:r>
             </w:hyperlink>
             <w:r>
@@ -7695,14 +7806,14 @@
               </w:rPr>
               <w:t>,</w:t>
             </w:r>
-            <w:hyperlink r:id="rId27">
+            <w:hyperlink r:id="rId29">
               <w:r>
                 <w:rPr>
                   <w:color w:val="2A78D6"/>
                   <w:vertAlign w:val="superscript"/>
                   <w:sz w:val="15"/>
                 </w:rPr>
-                <w:t xml:space="preserve">23</w:t>
+                <w:t xml:space="preserve">25</w:t>
               </w:r>
             </w:hyperlink>
             <w:r>
@@ -7739,14 +7850,14 @@
               </w:rPr>
               <w:t>Transporto politika netaikoma (tik kelių, geležinkelių ir oro transportas)</w:t>
             </w:r>
-            <w:hyperlink r:id="rId28">
+            <w:hyperlink r:id="rId30">
               <w:r>
                 <w:rPr>
                   <w:color w:val="2A78D6"/>
                   <w:vertAlign w:val="superscript"/>
                   <w:sz w:val="15"/>
                 </w:rPr>
-                <w:t xml:space="preserve">24</w:t>
+                <w:t xml:space="preserve">26</w:t>
               </w:r>
             </w:hyperlink>
             <w:r>
@@ -7832,14 +7943,14 @@
               </w:rPr>
               <w:t>Kasmetinė tvarumo ataskaita su klimato duomenimis</w:t>
             </w:r>
-            <w:hyperlink r:id="rId24">
+            <w:hyperlink r:id="rId26">
               <w:r>
                 <w:rPr>
                   <w:color w:val="2A78D6"/>
                   <w:vertAlign w:val="superscript"/>
                   <w:sz w:val="15"/>
                 </w:rPr>
-                <w:t xml:space="preserve">19</w:t>
+                <w:t xml:space="preserve">21</w:t>
               </w:r>
             </w:hyperlink>
           </w:p>
@@ -7868,14 +7979,14 @@
               </w:rPr>
               <w:t>Klimato neutralumas iki 2050 m. ir planas keltus perkelti prie alternatyvių kuro rūšių ar elektros – atitinka SEB dekarbonizacijos plano lūkestį</w:t>
             </w:r>
-            <w:hyperlink r:id="rId29">
+            <w:hyperlink r:id="rId31">
               <w:r>
                 <w:rPr>
                   <w:color w:val="2A78D6"/>
                   <w:vertAlign w:val="superscript"/>
                   <w:sz w:val="15"/>
                 </w:rPr>
-                <w:t xml:space="preserve">25</w:t>
+                <w:t xml:space="preserve">27</w:t>
               </w:r>
             </w:hyperlink>
             <w:r>
@@ -7885,14 +7996,14 @@
               </w:rPr>
               <w:t>,</w:t>
             </w:r>
-            <w:hyperlink r:id="rId27">
+            <w:hyperlink r:id="rId29">
               <w:r>
                 <w:rPr>
                   <w:color w:val="2A78D6"/>
                   <w:vertAlign w:val="superscript"/>
                   <w:sz w:val="15"/>
                 </w:rPr>
-                <w:t xml:space="preserve">26</w:t>
+                <w:t xml:space="preserve">28</w:t>
               </w:r>
             </w:hyperlink>
           </w:p>
@@ -7978,14 +8089,14 @@
               </w:rPr>
               <w:t>Viešose ataskaitose neaprašyti laivybos dalykai (laivų energijos efektyvumo planai, CII reitingai, laivų perdirbimas)</w:t>
             </w:r>
-            <w:hyperlink r:id="rId27">
+            <w:hyperlink r:id="rId29">
               <w:r>
                 <w:rPr>
                   <w:color w:val="2A78D6"/>
                   <w:vertAlign w:val="superscript"/>
                   <w:sz w:val="15"/>
                 </w:rPr>
-                <w:t xml:space="preserve">27</w:t>
+                <w:t xml:space="preserve">29</w:t>
               </w:r>
             </w:hyperlink>
             <w:r>
@@ -7996,14 +8107,14 @@
               </w:rPr>
               <w:t xml:space="preserve"> ir žmogaus teisių patikra, pranešėjų kanalas, antikorupcijos politika</w:t>
             </w:r>
-            <w:hyperlink r:id="rId27">
+            <w:hyperlink r:id="rId29">
               <w:r>
                 <w:rPr>
                   <w:color w:val="2A78D6"/>
                   <w:vertAlign w:val="superscript"/>
                   <w:sz w:val="15"/>
                 </w:rPr>
-                <w:t xml:space="preserve">26</w:t>
+                <w:t xml:space="preserve">28</w:t>
               </w:r>
             </w:hyperlink>
             <w:r>
@@ -8013,14 +8124,14 @@
               </w:rPr>
               <w:t>,</w:t>
             </w:r>
-            <w:hyperlink r:id="rId30">
+            <w:hyperlink r:id="rId32">
               <w:r>
                 <w:rPr>
                   <w:color w:val="2A78D6"/>
                   <w:vertAlign w:val="superscript"/>
                   <w:sz w:val="15"/>
                 </w:rPr>
-                <w:t xml:space="preserve">28</w:t>
+                <w:t xml:space="preserve">30</w:t>
               </w:r>
             </w:hyperlink>
             <w:r>
@@ -8293,14 +8404,14 @@
               </w:rPr>
               <w:t>1+2 apimties emisijos 2025 m. – 19 261 t CO2e, −41,8 % nuo 2019 m. (mūsų skaičiavimas)</w:t>
             </w:r>
-            <w:hyperlink r:id="rId25">
+            <w:hyperlink r:id="rId27">
               <w:r>
                 <w:rPr>
                   <w:color w:val="2A78D6"/>
                   <w:vertAlign w:val="superscript"/>
                   <w:sz w:val="15"/>
                 </w:rPr>
-                <w:t xml:space="preserve">21</w:t>
+                <w:t xml:space="preserve">23</w:t>
               </w:r>
             </w:hyperlink>
           </w:p>
@@ -8336,7 +8447,7 @@
                   <w:vertAlign w:val="superscript"/>
                   <w:sz w:val="15"/>
                 </w:rPr>
-                <w:t xml:space="preserve">20</w:t>
+                <w:t xml:space="preserve">22</w:t>
               </w:r>
             </w:hyperlink>
             <w:r>
@@ -8933,6 +9044,60 @@
             <w:color w:val="2A78D6"/>
             <w:sz w:val="17"/>
           </w:rPr>
+          <w:t xml:space="preserve">OFAC Sanctions List Search (US Treasury)</w:t>
+        </w:r>
+      </w:hyperlink>
+    </w:p>
+    <w:p>
+      <w:pPr>
+        <w:tabs>
+          <w:tab w:pos="397" w:val="left"/>
+        </w:tabs>
+        <w:spacing w:before="0" w:after="30"/>
+        <w:ind w:left="397" w:hanging="397"/>
+      </w:pPr>
+      <w:r>
+        <w:rPr>
+          <w:b w:val="0"/>
+          <w:color w:val="667085"/>
+          <w:sz w:val="17"/>
+        </w:rPr>
+        <w:t>20.</w:t>
+        <w:tab/>
+      </w:r>
+      <w:hyperlink r:id="rId25">
+        <w:r>
+          <w:rPr>
+            <w:color w:val="2A78D6"/>
+            <w:sz w:val="17"/>
+          </w:rPr>
+          <w:t xml:space="preserve">EU Sanctions Map</w:t>
+        </w:r>
+      </w:hyperlink>
+    </w:p>
+    <w:p>
+      <w:pPr>
+        <w:tabs>
+          <w:tab w:pos="397" w:val="left"/>
+        </w:tabs>
+        <w:spacing w:before="0" w:after="30"/>
+        <w:ind w:left="397" w:hanging="397"/>
+      </w:pPr>
+      <w:r>
+        <w:rPr>
+          <w:b w:val="0"/>
+          <w:color w:val="667085"/>
+          <w:sz w:val="17"/>
+        </w:rPr>
+        <w:t>21.</w:t>
+        <w:tab/>
+      </w:r>
+      <w:hyperlink r:id="rId26">
+        <w:r>
+          <w:rPr>
+            <w:color w:val="2A78D6"/>
+            <w:sz w:val="17"/>
+          </w:rPr>
           <w:t xml:space="preserve">Sustainability Report 2025, 2026-04</w:t>
         </w:r>
       </w:hyperlink>
@@ -8951,7 +9116,7 @@
           <w:color w:val="667085"/>
           <w:sz w:val="17"/>
         </w:rPr>
-        <w:t>20.</w:t>
+        <w:t>22.</w:t>
         <w:tab/>
       </w:r>
       <w:hyperlink r:id="rId19">
@@ -8978,60 +9143,6 @@
           <w:color w:val="667085"/>
           <w:sz w:val="17"/>
         </w:rPr>
-        <w:t>21.</w:t>
-        <w:tab/>
-      </w:r>
-      <w:hyperlink r:id="rId25">
-        <w:r>
-          <w:rPr>
-            <w:color w:val="2A78D6"/>
-            <w:sz w:val="17"/>
-          </w:rPr>
-          <w:t xml:space="preserve">Sustainability Report 2025, p. 22, 2026-04</w:t>
-        </w:r>
-      </w:hyperlink>
-    </w:p>
-    <w:p>
-      <w:pPr>
-        <w:tabs>
-          <w:tab w:pos="397" w:val="left"/>
-        </w:tabs>
-        <w:spacing w:before="0" w:after="30"/>
-        <w:ind w:left="397" w:hanging="397"/>
-      </w:pPr>
-      <w:r>
-        <w:rPr>
-          <w:b w:val="0"/>
-          <w:color w:val="667085"/>
-          <w:sz w:val="17"/>
-        </w:rPr>
-        <w:t>22.</w:t>
-        <w:tab/>
-      </w:r>
-      <w:hyperlink r:id="rId26">
-        <w:r>
-          <w:rPr>
-            <w:color w:val="2A78D6"/>
-            <w:sz w:val="17"/>
-          </w:rPr>
-          <w:t xml:space="preserve">SEB Policy on Sustainability Considerations in Investments (2026-04-15), p. 5, 2026-04-15</w:t>
-        </w:r>
-      </w:hyperlink>
-    </w:p>
-    <w:p>
-      <w:pPr>
-        <w:tabs>
-          <w:tab w:pos="397" w:val="left"/>
-        </w:tabs>
-        <w:spacing w:before="0" w:after="30"/>
-        <w:ind w:left="397" w:hanging="397"/>
-      </w:pPr>
-      <w:r>
-        <w:rPr>
-          <w:b w:val="0"/>
-          <w:color w:val="667085"/>
-          <w:sz w:val="17"/>
-        </w:rPr>
         <w:t>23.</w:t>
         <w:tab/>
       </w:r>
@@ -9041,7 +9152,7 @@
             <w:color w:val="2A78D6"/>
             <w:sz w:val="17"/>
           </w:rPr>
-          <w:t xml:space="preserve">SEB Sector Policy on Shipping (2026-04-23), p. 5, 2026-04-23</w:t>
+          <w:t xml:space="preserve">Sustainability Report 2025, p. 22, 2026-04</w:t>
         </w:r>
       </w:hyperlink>
     </w:p>
@@ -9068,7 +9179,7 @@
             <w:color w:val="2A78D6"/>
             <w:sz w:val="17"/>
           </w:rPr>
-          <w:t xml:space="preserve">SEB Sector Policy on Transportation (2026-04-23), p. 4, 2026-04-23</w:t>
+          <w:t xml:space="preserve">SEB Policy on Sustainability Considerations in Investments (2026-04-15), p. 5, 2026-04-15</w:t>
         </w:r>
       </w:hyperlink>
     </w:p>
@@ -9095,7 +9206,7 @@
             <w:color w:val="2A78D6"/>
             <w:sz w:val="17"/>
           </w:rPr>
-          <w:t xml:space="preserve">Sustainability Report 2025, p. 18-19, 2026-04</w:t>
+          <w:t xml:space="preserve">SEB Sector Policy on Shipping (2026-04-23), p. 5, 2026-04-23</w:t>
         </w:r>
       </w:hyperlink>
     </w:p>
@@ -9116,7 +9227,61 @@
         <w:t>26.</w:t>
         <w:tab/>
       </w:r>
-      <w:hyperlink r:id="rId27">
+      <w:hyperlink r:id="rId30">
+        <w:r>
+          <w:rPr>
+            <w:color w:val="2A78D6"/>
+            <w:sz w:val="17"/>
+          </w:rPr>
+          <w:t xml:space="preserve">SEB Sector Policy on Transportation (2026-04-23), p. 4, 2026-04-23</w:t>
+        </w:r>
+      </w:hyperlink>
+    </w:p>
+    <w:p>
+      <w:pPr>
+        <w:tabs>
+          <w:tab w:pos="397" w:val="left"/>
+        </w:tabs>
+        <w:spacing w:before="0" w:after="30"/>
+        <w:ind w:left="397" w:hanging="397"/>
+      </w:pPr>
+      <w:r>
+        <w:rPr>
+          <w:b w:val="0"/>
+          <w:color w:val="667085"/>
+          <w:sz w:val="17"/>
+        </w:rPr>
+        <w:t>27.</w:t>
+        <w:tab/>
+      </w:r>
+      <w:hyperlink r:id="rId31">
+        <w:r>
+          <w:rPr>
+            <w:color w:val="2A78D6"/>
+            <w:sz w:val="17"/>
+          </w:rPr>
+          <w:t xml:space="preserve">Sustainability Report 2025, p. 18-19, 2026-04</w:t>
+        </w:r>
+      </w:hyperlink>
+    </w:p>
+    <w:p>
+      <w:pPr>
+        <w:tabs>
+          <w:tab w:pos="397" w:val="left"/>
+        </w:tabs>
+        <w:spacing w:before="0" w:after="30"/>
+        <w:ind w:left="397" w:hanging="397"/>
+      </w:pPr>
+      <w:r>
+        <w:rPr>
+          <w:b w:val="0"/>
+          <w:color w:val="667085"/>
+          <w:sz w:val="17"/>
+        </w:rPr>
+        <w:t>28.</w:t>
+        <w:tab/>
+      </w:r>
+      <w:hyperlink r:id="rId29">
         <w:r>
           <w:rPr>
             <w:color w:val="2A78D6"/>
@@ -9140,10 +9305,10 @@
           <w:color w:val="667085"/>
           <w:sz w:val="17"/>
         </w:rPr>
-        <w:t>27.</w:t>
+        <w:t>29.</w:t>
         <w:tab/>
       </w:r>
-      <w:hyperlink r:id="rId27">
+      <w:hyperlink r:id="rId29">
         <w:r>
           <w:rPr>
             <w:color w:val="2A78D6"/>
@@ -9167,10 +9332,10 @@
           <w:color w:val="667085"/>
           <w:sz w:val="17"/>
         </w:rPr>
-        <w:t>28.</w:t>
+        <w:t>30.</w:t>
         <w:tab/>
       </w:r>
-      <w:hyperlink r:id="rId30">
+      <w:hyperlink r:id="rId32">
         <w:r>
           <w:rPr>
             <w:color w:val="2A78D6"/>

--- a/docs/files/port-of-tallinn/port-of-tallinn_6M2026_lt.docx
+++ b/docs/files/port-of-tallinn/port-of-tallinn_6M2026_lt.docx
@@ -6039,7 +6039,7 @@
           <w:color w:val="667085"/>
           <w:sz w:val="18"/>
         </w:rPr>
-        <w:t>Automatinė naujienų paieška (Google News, EE), 2026-07-25 – 2026-10-23: 3 pranešimų.</w:t>
+        <w:t>Automatinė naujienų paieška (Google News, EE), 2026-07-26 – 2026-10-24: 3 pranešimų.</w:t>
       </w:r>
     </w:p>
     <w:tbl>
@@ -6820,7 +6820,7 @@
                 <w:color w:val="333333"/>
                 <w:sz w:val="18"/>
               </w:rPr>
-              <w:t>Nerasta EU, UN, UK, US OFAC konsoliduotuose sankcijų sąrašuose (automatinė patikra 2026-10-23).</w:t>
+              <w:t>Nerasta EU, UN, UK, US OFAC konsoliduotuose sankcijų sąrašuose (automatinė patikra 2026-10-24).</w:t>
             </w:r>
           </w:p>
           <w:p>
@@ -7120,7 +7120,7 @@
                 <w:color w:val="333333"/>
                 <w:sz w:val="18"/>
               </w:rPr>
-              <w:t>Naujienų suvestinė 2026-07-25 – 2026-10-23: 3 pranešimų, iš jų su neigiamu žodžiu antraštėje – 0 (plačiau – skiltyje „Ką rašo spauda“).</w:t>
+              <w:t>Naujienų suvestinė 2026-07-26 – 2026-10-24: 3 pranešimų, iš jų su neigiamu žodžiu antraštėje – 0 (plačiau – skiltyje „Ką rašo spauda“).</w:t>
             </w:r>
           </w:p>
         </w:tc>

--- a/docs/files/port-of-tallinn/port-of-tallinn_6M2026_lt.docx
+++ b/docs/files/port-of-tallinn/port-of-tallinn_6M2026_lt.docx
@@ -6039,7 +6039,7 @@
           <w:color w:val="667085"/>
           <w:sz w:val="18"/>
         </w:rPr>
-        <w:t>Automatinė naujienų paieška (Google News, EE), 2026-07-26 – 2026-10-24: 3 pranešimų.</w:t>
+        <w:t>Automatinė naujienų paieška (Google News, EE), 2026-07-27 – 2026-10-25: 3 pranešimų.</w:t>
       </w:r>
     </w:p>
     <w:tbl>
@@ -6820,7 +6820,7 @@
                 <w:color w:val="333333"/>
                 <w:sz w:val="18"/>
               </w:rPr>
-              <w:t>Nerasta EU, UN, UK, US OFAC konsoliduotuose sankcijų sąrašuose (automatinė patikra 2026-10-24).</w:t>
+              <w:t>Nerasta EU, UN, UK, US OFAC konsoliduotuose sankcijų sąrašuose (automatinė patikra 2026-10-25).</w:t>
             </w:r>
           </w:p>
           <w:p>
@@ -7120,7 +7120,7 @@
                 <w:color w:val="333333"/>
                 <w:sz w:val="18"/>
               </w:rPr>
-              <w:t>Naujienų suvestinė 2026-07-26 – 2026-10-24: 3 pranešimų, iš jų su neigiamu žodžiu antraštėje – 0 (plačiau – skiltyje „Ką rašo spauda“).</w:t>
+              <w:t>Naujienų suvestinė 2026-07-27 – 2026-10-25: 3 pranešimų, iš jų su neigiamu žodžiu antraštėje – 0 (plačiau – skiltyje „Ką rašo spauda“).</w:t>
             </w:r>
           </w:p>
         </w:tc>

--- a/docs/files/port-of-tallinn/port-of-tallinn_6M2026_lt.docx
+++ b/docs/files/port-of-tallinn/port-of-tallinn_6M2026_lt.docx
@@ -5783,7 +5783,7 @@
                 <w:b w:val="0"/>
                 <w:sz w:val="17"/>
               </w:rPr>
-              <w:t>3,38 % (2026-10)</w:t>
+              <w:t>3,37 % (2026-10)</w:t>
             </w:r>
           </w:p>
         </w:tc>
@@ -5855,7 +5855,7 @@
                 <w:b w:val="0"/>
                 <w:sz w:val="17"/>
               </w:rPr>
-              <w:t>▲ 0,66 p. p.</w:t>
+              <w:t>▲ 0,65 p. p.</w:t>
             </w:r>
           </w:p>
         </w:tc>
@@ -6039,7 +6039,7 @@
           <w:color w:val="667085"/>
           <w:sz w:val="18"/>
         </w:rPr>
-        <w:t>Automatinė naujienų paieška (Google News, EE), 2026-07-27 – 2026-10-25: 3 pranešimų.</w:t>
+        <w:t>Automatinė naujienų paieška (Google News, EE), 2026-07-28 – 2026-10-26: 3 pranešimų.</w:t>
       </w:r>
     </w:p>
     <w:tbl>
@@ -6820,7 +6820,7 @@
                 <w:color w:val="333333"/>
                 <w:sz w:val="18"/>
               </w:rPr>
-              <w:t>Nerasta EU, UN, UK, US OFAC konsoliduotuose sankcijų sąrašuose (automatinė patikra 2026-10-25).</w:t>
+              <w:t>Nerasta EU, UN, US OFAC konsoliduotuose sankcijų sąrašuose (automatinė patikra 2026-10-26).</w:t>
             </w:r>
           </w:p>
           <w:p>
@@ -7120,7 +7120,7 @@
                 <w:color w:val="333333"/>
                 <w:sz w:val="18"/>
               </w:rPr>
-              <w:t>Naujienų suvestinė 2026-07-27 – 2026-10-25: 3 pranešimų, iš jų su neigiamu žodžiu antraštėje – 0 (plačiau – skiltyje „Ką rašo spauda“).</w:t>
+              <w:t>Naujienų suvestinė 2026-07-28 – 2026-10-26: 3 pranešimų, iš jų su neigiamu žodžiu antraštėje – 0 (plačiau – skiltyje „Ką rašo spauda“).</w:t>
             </w:r>
           </w:p>
         </w:tc>

--- a/docs/files/port-of-tallinn/port-of-tallinn_6M2026_lt.docx
+++ b/docs/files/port-of-tallinn/port-of-tallinn_6M2026_lt.docx
@@ -6039,7 +6039,7 @@
           <w:color w:val="667085"/>
           <w:sz w:val="18"/>
         </w:rPr>
-        <w:t>Automatinė naujienų paieška (Google News, EE), 2026-07-28 – 2026-10-26: 3 pranešimų.</w:t>
+        <w:t>Automatinė naujienų paieška (Google News, EE), 2026-07-29 – 2026-10-27: 4 pranešimų.</w:t>
       </w:r>
     </w:p>
     <w:tbl>
@@ -6067,6 +6067,90 @@
         <w:gridCol w:w="1360"/>
         <w:gridCol w:w="7257"/>
       </w:tblGrid>
+      <w:tr>
+        <w:tc>
+          <w:tcPr>
+            <w:tcW w:type="dxa" w:w="1020"/>
+            <w:tcBorders>
+              <w:top w:val="nil"/>
+              <w:left w:val="nil"/>
+              <w:bottom w:val="single" w:sz="4" w:color="E3E8EE" w:space="0"/>
+              <w:right w:val="nil"/>
+            </w:tcBorders>
+          </w:tcPr>
+          <w:p>
+            <w:pPr>
+              <w:spacing w:before="0" w:after="0"/>
+            </w:pPr>
+            <w:r>
+              <w:rPr>
+                <w:b w:val="0"/>
+                <w:color w:val="1B2430"/>
+                <w:sz w:val="17"/>
+              </w:rPr>
+              <w:t>2026-10-26</w:t>
+            </w:r>
+          </w:p>
+        </w:tc>
+        <w:tc>
+          <w:tcPr>
+            <w:tcW w:type="dxa" w:w="1361"/>
+            <w:tcBorders>
+              <w:top w:val="nil"/>
+              <w:left w:val="nil"/>
+              <w:bottom w:val="single" w:sz="4" w:color="E3E8EE" w:space="0"/>
+              <w:right w:val="nil"/>
+            </w:tcBorders>
+          </w:tcPr>
+          <w:p>
+            <w:pPr>
+              <w:spacing w:before="0" w:after="0"/>
+            </w:pPr>
+            <w:r>
+              <w:rPr>
+                <w:b/>
+                <w:color w:val="5F6B7A"/>
+                <w:sz w:val="14"/>
+                <w:shd w:val="clear" w:color="auto" w:fill="F0F2F5"/>
+              </w:rPr>
+              <w:t xml:space="preserve"> KITA </w:t>
+            </w:r>
+          </w:p>
+        </w:tc>
+        <w:tc>
+          <w:tcPr>
+            <w:tcW w:type="dxa" w:w="7257"/>
+            <w:tcBorders>
+              <w:top w:val="nil"/>
+              <w:left w:val="nil"/>
+              <w:bottom w:val="single" w:sz="4" w:color="E3E8EE" w:space="0"/>
+              <w:right w:val="nil"/>
+            </w:tcBorders>
+          </w:tcPr>
+          <w:p>
+            <w:pPr>
+              <w:spacing w:before="0" w:after="0"/>
+            </w:pPr>
+            <w:hyperlink r:id="rId21">
+              <w:r>
+                <w:rPr>
+                  <w:color w:val="1B2430"/>
+                  <w:sz w:val="18"/>
+                </w:rPr>
+                <w:t xml:space="preserve">Muutused ASi Tallinna Sadam võlakohustustes</w:t>
+              </w:r>
+            </w:hyperlink>
+            <w:r>
+              <w:rPr>
+                <w:b w:val="0"/>
+                <w:color w:val="667085"/>
+                <w:sz w:val="15"/>
+              </w:rPr>
+              <w:t xml:space="preserve">   GlobeNewswire</w:t>
+            </w:r>
+          </w:p>
+        </w:tc>
+      </w:tr>
       <w:tr>
         <w:tc>
           <w:tcPr>
@@ -6131,7 +6215,7 @@
             <w:pPr>
               <w:spacing w:before="0" w:after="0"/>
             </w:pPr>
-            <w:hyperlink r:id="rId21">
+            <w:hyperlink r:id="rId22">
               <w:r>
                 <w:rPr>
                   <w:color w:val="1B2430"/>
@@ -6215,7 +6299,7 @@
             <w:pPr>
               <w:spacing w:before="0" w:after="0"/>
             </w:pPr>
-            <w:hyperlink r:id="rId22">
+            <w:hyperlink r:id="rId23">
               <w:r>
                 <w:rPr>
                   <w:color w:val="1B2430"/>
@@ -6299,7 +6383,7 @@
             <w:pPr>
               <w:spacing w:before="0" w:after="0"/>
             </w:pPr>
-            <w:hyperlink r:id="rId23">
+            <w:hyperlink r:id="rId24">
               <w:r>
                 <w:rPr>
                   <w:color w:val="1B2430"/>
@@ -6820,7 +6904,7 @@
                 <w:color w:val="333333"/>
                 <w:sz w:val="18"/>
               </w:rPr>
-              <w:t>Nerasta EU, UN, US OFAC konsoliduotuose sankcijų sąrašuose (automatinė patikra 2026-10-26).</w:t>
+              <w:t>Nerasta EU, UN, US OFAC konsoliduotuose sankcijų sąrašuose (automatinė patikra 2026-10-27).</w:t>
             </w:r>
           </w:p>
           <w:p>
@@ -6861,7 +6945,7 @@
               </w:rPr>
               <w:t>OFAC sankcijų paieška</w:t>
             </w:r>
-            <w:hyperlink r:id="rId24">
+            <w:hyperlink r:id="rId25">
               <w:r>
                 <w:rPr>
                   <w:color w:val="2A78D6"/>
@@ -6897,7 +6981,7 @@
               </w:rPr>
               <w:t>ES sankcijų žemėlapis</w:t>
             </w:r>
-            <w:hyperlink r:id="rId25">
+            <w:hyperlink r:id="rId26">
               <w:r>
                 <w:rPr>
                   <w:color w:val="2A78D6"/>
@@ -7120,7 +7204,7 @@
                 <w:color w:val="333333"/>
                 <w:sz w:val="18"/>
               </w:rPr>
-              <w:t>Naujienų suvestinė 2026-07-28 – 2026-10-26: 3 pranešimų, iš jų su neigiamu žodžiu antraštėje – 0 (plačiau – skiltyje „Ką rašo spauda“).</w:t>
+              <w:t>Naujienų suvestinė 2026-07-29 – 2026-10-27: 4 pranešimų, iš jų su neigiamu žodžiu antraštėje – 0 (plačiau – skiltyje „Ką rašo spauda“).</w:t>
             </w:r>
           </w:p>
         </w:tc>
@@ -7266,7 +7350,7 @@
               </w:rPr>
               <w:t>Savanoriška 2025 m. tvarumo ataskaita pagal CSRD/ESRS principus</w:t>
             </w:r>
-            <w:hyperlink r:id="rId26">
+            <w:hyperlink r:id="rId27">
               <w:r>
                 <w:rPr>
                   <w:color w:val="2A78D6"/>
@@ -7492,7 +7576,7 @@
               </w:rPr>
               <w:t>Pažanga: 2025 m. – 19 261 t CO2e, −41,8 % nuo 2019 m. (mūsų skaičiavimas)</w:t>
             </w:r>
-            <w:hyperlink r:id="rId27">
+            <w:hyperlink r:id="rId28">
               <w:r>
                 <w:rPr>
                   <w:color w:val="2A78D6"/>
@@ -7771,7 +7855,7 @@
               </w:rPr>
               <w:t>SEB investicijų politika</w:t>
             </w:r>
-            <w:hyperlink r:id="rId28">
+            <w:hyperlink r:id="rId29">
               <w:r>
                 <w:rPr>
                   <w:color w:val="2A78D6"/>
@@ -7806,7 +7890,7 @@
               </w:rPr>
               <w:t>,</w:t>
             </w:r>
-            <w:hyperlink r:id="rId29">
+            <w:hyperlink r:id="rId30">
               <w:r>
                 <w:rPr>
                   <w:color w:val="2A78D6"/>
@@ -7850,7 +7934,7 @@
               </w:rPr>
               <w:t>Transporto politika netaikoma (tik kelių, geležinkelių ir oro transportas)</w:t>
             </w:r>
-            <w:hyperlink r:id="rId30">
+            <w:hyperlink r:id="rId31">
               <w:r>
                 <w:rPr>
                   <w:color w:val="2A78D6"/>
@@ -7943,7 +8027,7 @@
               </w:rPr>
               <w:t>Kasmetinė tvarumo ataskaita su klimato duomenimis</w:t>
             </w:r>
-            <w:hyperlink r:id="rId26">
+            <w:hyperlink r:id="rId27">
               <w:r>
                 <w:rPr>
                   <w:color w:val="2A78D6"/>
@@ -7979,7 +8063,7 @@
               </w:rPr>
               <w:t>Klimato neutralumas iki 2050 m. ir planas keltus perkelti prie alternatyvių kuro rūšių ar elektros – atitinka SEB dekarbonizacijos plano lūkestį</w:t>
             </w:r>
-            <w:hyperlink r:id="rId31">
+            <w:hyperlink r:id="rId32">
               <w:r>
                 <w:rPr>
                   <w:color w:val="2A78D6"/>
@@ -7996,7 +8080,7 @@
               </w:rPr>
               <w:t>,</w:t>
             </w:r>
-            <w:hyperlink r:id="rId29">
+            <w:hyperlink r:id="rId30">
               <w:r>
                 <w:rPr>
                   <w:color w:val="2A78D6"/>
@@ -8089,7 +8173,7 @@
               </w:rPr>
               <w:t>Viešose ataskaitose neaprašyti laivybos dalykai (laivų energijos efektyvumo planai, CII reitingai, laivų perdirbimas)</w:t>
             </w:r>
-            <w:hyperlink r:id="rId29">
+            <w:hyperlink r:id="rId30">
               <w:r>
                 <w:rPr>
                   <w:color w:val="2A78D6"/>
@@ -8107,7 +8191,7 @@
               </w:rPr>
               <w:t xml:space="preserve"> ir žmogaus teisių patikra, pranešėjų kanalas, antikorupcijos politika</w:t>
             </w:r>
-            <w:hyperlink r:id="rId29">
+            <w:hyperlink r:id="rId30">
               <w:r>
                 <w:rPr>
                   <w:color w:val="2A78D6"/>
@@ -8124,7 +8208,7 @@
               </w:rPr>
               <w:t>,</w:t>
             </w:r>
-            <w:hyperlink r:id="rId32">
+            <w:hyperlink r:id="rId33">
               <w:r>
                 <w:rPr>
                   <w:color w:val="2A78D6"/>
@@ -8404,7 +8488,7 @@
               </w:rPr>
               <w:t>1+2 apimties emisijos 2025 m. – 19 261 t CO2e, −41,8 % nuo 2019 m. (mūsų skaičiavimas)</w:t>
             </w:r>
-            <w:hyperlink r:id="rId27">
+            <w:hyperlink r:id="rId28">
               <w:r>
                 <w:rPr>
                   <w:color w:val="2A78D6"/>
@@ -9038,7 +9122,7 @@
         <w:t>19.</w:t>
         <w:tab/>
       </w:r>
-      <w:hyperlink r:id="rId24">
+      <w:hyperlink r:id="rId25">
         <w:r>
           <w:rPr>
             <w:color w:val="2A78D6"/>
@@ -9065,7 +9149,7 @@
         <w:t>20.</w:t>
         <w:tab/>
       </w:r>
-      <w:hyperlink r:id="rId25">
+      <w:hyperlink r:id="rId26">
         <w:r>
           <w:rPr>
             <w:color w:val="2A78D6"/>
@@ -9092,7 +9176,7 @@
         <w:t>21.</w:t>
         <w:tab/>
       </w:r>
-      <w:hyperlink r:id="rId26">
+      <w:hyperlink r:id="rId27">
         <w:r>
           <w:rPr>
             <w:color w:val="2A78D6"/>
@@ -9146,7 +9230,7 @@
         <w:t>23.</w:t>
         <w:tab/>
       </w:r>
-      <w:hyperlink r:id="rId27">
+      <w:hyperlink r:id="rId28">
         <w:r>
           <w:rPr>
             <w:color w:val="2A78D6"/>
@@ -9173,7 +9257,7 @@
         <w:t>24.</w:t>
         <w:tab/>
       </w:r>
-      <w:hyperlink r:id="rId28">
+      <w:hyperlink r:id="rId29">
         <w:r>
           <w:rPr>
             <w:color w:val="2A78D6"/>
@@ -9200,7 +9284,7 @@
         <w:t>25.</w:t>
         <w:tab/>
       </w:r>
-      <w:hyperlink r:id="rId29">
+      <w:hyperlink r:id="rId30">
         <w:r>
           <w:rPr>
             <w:color w:val="2A78D6"/>
@@ -9227,7 +9311,7 @@
         <w:t>26.</w:t>
         <w:tab/>
       </w:r>
-      <w:hyperlink r:id="rId30">
+      <w:hyperlink r:id="rId31">
         <w:r>
           <w:rPr>
             <w:color w:val="2A78D6"/>
@@ -9254,7 +9338,7 @@
         <w:t>27.</w:t>
         <w:tab/>
       </w:r>
-      <w:hyperlink r:id="rId31">
+      <w:hyperlink r:id="rId32">
         <w:r>
           <w:rPr>
             <w:color w:val="2A78D6"/>
@@ -9281,7 +9365,7 @@
         <w:t>28.</w:t>
         <w:tab/>
       </w:r>
-      <w:hyperlink r:id="rId29">
+      <w:hyperlink r:id="rId30">
         <w:r>
           <w:rPr>
             <w:color w:val="2A78D6"/>
@@ -9308,7 +9392,7 @@
         <w:t>29.</w:t>
         <w:tab/>
       </w:r>
-      <w:hyperlink r:id="rId29">
+      <w:hyperlink r:id="rId30">
         <w:r>
           <w:rPr>
             <w:color w:val="2A78D6"/>
@@ -9335,7 +9419,7 @@
         <w:t>30.</w:t>
         <w:tab/>
       </w:r>
-      <w:hyperlink r:id="rId32">
+      <w:hyperlink r:id="rId33">
         <w:r>
           <w:rPr>
             <w:color w:val="2A78D6"/>

--- a/docs/files/port-of-tallinn/port-of-tallinn_6M2026_lt.docx
+++ b/docs/files/port-of-tallinn/port-of-tallinn_6M2026_lt.docx
@@ -6039,7 +6039,7 @@
           <w:color w:val="667085"/>
           <w:sz w:val="18"/>
         </w:rPr>
-        <w:t>Automatinė naujienų paieška (Google News, EE), 2026-07-29 – 2026-10-27: 4 pranešimų.</w:t>
+        <w:t>Automatinė naujienų paieška (Google News, EE), 2026-07-30 – 2026-10-28: 4 pranešimų.</w:t>
       </w:r>
     </w:p>
     <w:tbl>
@@ -6904,7 +6904,7 @@
                 <w:color w:val="333333"/>
                 <w:sz w:val="18"/>
               </w:rPr>
-              <w:t>Nerasta EU, UN, US OFAC konsoliduotuose sankcijų sąrašuose (automatinė patikra 2026-10-27).</w:t>
+              <w:t>Nerasta EU, UN, US OFAC konsoliduotuose sankcijų sąrašuose (automatinė patikra 2026-10-28).</w:t>
             </w:r>
           </w:p>
           <w:p>
@@ -7204,7 +7204,7 @@
                 <w:color w:val="333333"/>
                 <w:sz w:val="18"/>
               </w:rPr>
-              <w:t>Naujienų suvestinė 2026-07-29 – 2026-10-27: 4 pranešimų, iš jų su neigiamu žodžiu antraštėje – 0 (plačiau – skiltyje „Ką rašo spauda“).</w:t>
+              <w:t>Naujienų suvestinė 2026-07-30 – 2026-10-28: 4 pranešimų, iš jų su neigiamu žodžiu antraštėje – 0 (plačiau – skiltyje „Ką rašo spauda“).</w:t>
             </w:r>
           </w:p>
         </w:tc>

--- a/docs/files/port-of-tallinn/port-of-tallinn_6M2026_lt.docx
+++ b/docs/files/port-of-tallinn/port-of-tallinn_6M2026_lt.docx
@@ -6039,7 +6039,7 @@
           <w:color w:val="667085"/>
           <w:sz w:val="18"/>
         </w:rPr>
-        <w:t>Automatinė naujienų paieška (Google News, EE), 2026-07-30 – 2026-10-28: 4 pranešimų.</w:t>
+        <w:t>Automatinė naujienų paieška (Google News, EE), 2026-08-01 – 2026-10-30: 4 pranešimų.</w:t>
       </w:r>
     </w:p>
     <w:tbl>
@@ -6904,7 +6904,7 @@
                 <w:color w:val="333333"/>
                 <w:sz w:val="18"/>
               </w:rPr>
-              <w:t>Nerasta EU, UN, US OFAC konsoliduotuose sankcijų sąrašuose (automatinė patikra 2026-10-28).</w:t>
+              <w:t>Nerasta EU, UN, US OFAC konsoliduotuose sankcijų sąrašuose (automatinė patikra 2026-10-30).</w:t>
             </w:r>
           </w:p>
           <w:p>
@@ -7204,7 +7204,7 @@
                 <w:color w:val="333333"/>
                 <w:sz w:val="18"/>
               </w:rPr>
-              <w:t>Naujienų suvestinė 2026-07-30 – 2026-10-28: 4 pranešimų, iš jų su neigiamu žodžiu antraštėje – 0 (plačiau – skiltyje „Ką rašo spauda“).</w:t>
+              <w:t>Naujienų suvestinė 2026-08-01 – 2026-10-30: 4 pranešimų, iš jų su neigiamu žodžiu antraštėje – 0 (plačiau – skiltyje „Ką rašo spauda“).</w:t>
             </w:r>
           </w:p>
         </w:tc>

--- a/docs/files/port-of-tallinn/port-of-tallinn_6M2026_lt.docx
+++ b/docs/files/port-of-tallinn/port-of-tallinn_6M2026_lt.docx
@@ -6039,7 +6039,7 @@
           <w:color w:val="667085"/>
           <w:sz w:val="18"/>
         </w:rPr>
-        <w:t>Automatinė naujienų paieška (Google News, EE), 2026-08-01 – 2026-10-30: 4 pranešimų.</w:t>
+        <w:t>Automatinė naujienų paieška (Google News, EE), 2026-08-02 – 2026-10-31: 5 pranešimų.</w:t>
       </w:r>
     </w:p>
     <w:tbl>
@@ -6067,6 +6067,90 @@
         <w:gridCol w:w="1360"/>
         <w:gridCol w:w="7257"/>
       </w:tblGrid>
+      <w:tr>
+        <w:tc>
+          <w:tcPr>
+            <w:tcW w:type="dxa" w:w="1020"/>
+            <w:tcBorders>
+              <w:top w:val="nil"/>
+              <w:left w:val="nil"/>
+              <w:bottom w:val="single" w:sz="4" w:color="E3E8EE" w:space="0"/>
+              <w:right w:val="nil"/>
+            </w:tcBorders>
+          </w:tcPr>
+          <w:p>
+            <w:pPr>
+              <w:spacing w:before="0" w:after="0"/>
+            </w:pPr>
+            <w:r>
+              <w:rPr>
+                <w:b w:val="0"/>
+                <w:color w:val="1B2430"/>
+                <w:sz w:val="17"/>
+              </w:rPr>
+              <w:t>2026-10-30</w:t>
+            </w:r>
+          </w:p>
+        </w:tc>
+        <w:tc>
+          <w:tcPr>
+            <w:tcW w:type="dxa" w:w="1361"/>
+            <w:tcBorders>
+              <w:top w:val="nil"/>
+              <w:left w:val="nil"/>
+              <w:bottom w:val="single" w:sz="4" w:color="E3E8EE" w:space="0"/>
+              <w:right w:val="nil"/>
+            </w:tcBorders>
+          </w:tcPr>
+          <w:p>
+            <w:pPr>
+              <w:spacing w:before="0" w:after="0"/>
+            </w:pPr>
+            <w:r>
+              <w:rPr>
+                <w:b/>
+                <w:color w:val="5F6B7A"/>
+                <w:sz w:val="14"/>
+                <w:shd w:val="clear" w:color="auto" w:fill="F0F2F5"/>
+              </w:rPr>
+              <w:t xml:space="preserve"> KITA </w:t>
+            </w:r>
+          </w:p>
+        </w:tc>
+        <w:tc>
+          <w:tcPr>
+            <w:tcW w:type="dxa" w:w="7257"/>
+            <w:tcBorders>
+              <w:top w:val="nil"/>
+              <w:left w:val="nil"/>
+              <w:bottom w:val="single" w:sz="4" w:color="E3E8EE" w:space="0"/>
+              <w:right w:val="nil"/>
+            </w:tcBorders>
+          </w:tcPr>
+          <w:p>
+            <w:pPr>
+              <w:spacing w:before="0" w:after="0"/>
+            </w:pPr>
+            <w:hyperlink r:id="rId21">
+              <w:r>
+                <w:rPr>
+                  <w:color w:val="1B2430"/>
+                  <w:sz w:val="18"/>
+                </w:rPr>
+                <w:t xml:space="preserve">Tallinna Vesi samaksās Tallinna Sadam vairāk nekā 300 000 eiro, lai izbeigtu tiesvedību</w:t>
+              </w:r>
+            </w:hyperlink>
+            <w:r>
+              <w:rPr>
+                <w:b w:val="0"/>
+                <w:color w:val="667085"/>
+                <w:sz w:val="15"/>
+              </w:rPr>
+              <w:t xml:space="preserve">   Investoru Klubs</w:t>
+            </w:r>
+          </w:p>
+        </w:tc>
+      </w:tr>
       <w:tr>
         <w:tc>
           <w:tcPr>
@@ -6131,7 +6215,7 @@
             <w:pPr>
               <w:spacing w:before="0" w:after="0"/>
             </w:pPr>
-            <w:hyperlink r:id="rId21">
+            <w:hyperlink r:id="rId22">
               <w:r>
                 <w:rPr>
                   <w:color w:val="1B2430"/>
@@ -6215,7 +6299,7 @@
             <w:pPr>
               <w:spacing w:before="0" w:after="0"/>
             </w:pPr>
-            <w:hyperlink r:id="rId22">
+            <w:hyperlink r:id="rId23">
               <w:r>
                 <w:rPr>
                   <w:color w:val="1B2430"/>
@@ -6299,7 +6383,7 @@
             <w:pPr>
               <w:spacing w:before="0" w:after="0"/>
             </w:pPr>
-            <w:hyperlink r:id="rId23">
+            <w:hyperlink r:id="rId24">
               <w:r>
                 <w:rPr>
                   <w:color w:val="1B2430"/>
@@ -6383,7 +6467,7 @@
             <w:pPr>
               <w:spacing w:before="0" w:after="0"/>
             </w:pPr>
-            <w:hyperlink r:id="rId24">
+            <w:hyperlink r:id="rId25">
               <w:r>
                 <w:rPr>
                   <w:color w:val="1B2430"/>
@@ -6904,7 +6988,7 @@
                 <w:color w:val="333333"/>
                 <w:sz w:val="18"/>
               </w:rPr>
-              <w:t>Nerasta EU, UN, US OFAC konsoliduotuose sankcijų sąrašuose (automatinė patikra 2026-10-30).</w:t>
+              <w:t>Nerasta EU, UN, US OFAC konsoliduotuose sankcijų sąrašuose (automatinė patikra 2026-10-31).</w:t>
             </w:r>
           </w:p>
           <w:p>
@@ -6945,7 +7029,7 @@
               </w:rPr>
               <w:t>OFAC sankcijų paieška</w:t>
             </w:r>
-            <w:hyperlink r:id="rId25">
+            <w:hyperlink r:id="rId26">
               <w:r>
                 <w:rPr>
                   <w:color w:val="2A78D6"/>
@@ -6981,7 +7065,7 @@
               </w:rPr>
               <w:t>ES sankcijų žemėlapis</w:t>
             </w:r>
-            <w:hyperlink r:id="rId26">
+            <w:hyperlink r:id="rId27">
               <w:r>
                 <w:rPr>
                   <w:color w:val="2A78D6"/>
@@ -7204,7 +7288,7 @@
                 <w:color w:val="333333"/>
                 <w:sz w:val="18"/>
               </w:rPr>
-              <w:t>Naujienų suvestinė 2026-08-01 – 2026-10-30: 4 pranešimų, iš jų su neigiamu žodžiu antraštėje – 0 (plačiau – skiltyje „Ką rašo spauda“).</w:t>
+              <w:t>Naujienų suvestinė 2026-08-02 – 2026-10-31: 5 pranešimų, iš jų su neigiamu žodžiu antraštėje – 0 (plačiau – skiltyje „Ką rašo spauda“).</w:t>
             </w:r>
           </w:p>
         </w:tc>
@@ -7350,7 +7434,7 @@
               </w:rPr>
               <w:t>Savanoriška 2025 m. tvarumo ataskaita pagal CSRD/ESRS principus</w:t>
             </w:r>
-            <w:hyperlink r:id="rId27">
+            <w:hyperlink r:id="rId28">
               <w:r>
                 <w:rPr>
                   <w:color w:val="2A78D6"/>
@@ -7576,7 +7660,7 @@
               </w:rPr>
               <w:t>Pažanga: 2025 m. – 19 261 t CO2e, −41,8 % nuo 2019 m. (mūsų skaičiavimas)</w:t>
             </w:r>
-            <w:hyperlink r:id="rId28">
+            <w:hyperlink r:id="rId29">
               <w:r>
                 <w:rPr>
                   <w:color w:val="2A78D6"/>
@@ -7855,7 +7939,7 @@
               </w:rPr>
               <w:t>SEB investicijų politika</w:t>
             </w:r>
-            <w:hyperlink r:id="rId29">
+            <w:hyperlink r:id="rId30">
               <w:r>
                 <w:rPr>
                   <w:color w:val="2A78D6"/>
@@ -7890,7 +7974,7 @@
               </w:rPr>
               <w:t>,</w:t>
             </w:r>
-            <w:hyperlink r:id="rId30">
+            <w:hyperlink r:id="rId31">
               <w:r>
                 <w:rPr>
                   <w:color w:val="2A78D6"/>
@@ -7934,7 +8018,7 @@
               </w:rPr>
               <w:t>Transporto politika netaikoma (tik kelių, geležinkelių ir oro transportas)</w:t>
             </w:r>
-            <w:hyperlink r:id="rId31">
+            <w:hyperlink r:id="rId32">
               <w:r>
                 <w:rPr>
                   <w:color w:val="2A78D6"/>
@@ -8027,7 +8111,7 @@
               </w:rPr>
               <w:t>Kasmetinė tvarumo ataskaita su klimato duomenimis</w:t>
             </w:r>
-            <w:hyperlink r:id="rId27">
+            <w:hyperlink r:id="rId28">
               <w:r>
                 <w:rPr>
                   <w:color w:val="2A78D6"/>
@@ -8063,7 +8147,7 @@
               </w:rPr>
               <w:t>Klimato neutralumas iki 2050 m. ir planas keltus perkelti prie alternatyvių kuro rūšių ar elektros – atitinka SEB dekarbonizacijos plano lūkestį</w:t>
             </w:r>
-            <w:hyperlink r:id="rId32">
+            <w:hyperlink r:id="rId33">
               <w:r>
                 <w:rPr>
                   <w:color w:val="2A78D6"/>
@@ -8080,7 +8164,7 @@
               </w:rPr>
               <w:t>,</w:t>
             </w:r>
-            <w:hyperlink r:id="rId30">
+            <w:hyperlink r:id="rId31">
               <w:r>
                 <w:rPr>
                   <w:color w:val="2A78D6"/>
@@ -8173,7 +8257,7 @@
               </w:rPr>
               <w:t>Viešose ataskaitose neaprašyti laivybos dalykai (laivų energijos efektyvumo planai, CII reitingai, laivų perdirbimas)</w:t>
             </w:r>
-            <w:hyperlink r:id="rId30">
+            <w:hyperlink r:id="rId31">
               <w:r>
                 <w:rPr>
                   <w:color w:val="2A78D6"/>
@@ -8191,7 +8275,7 @@
               </w:rPr>
               <w:t xml:space="preserve"> ir žmogaus teisių patikra, pranešėjų kanalas, antikorupcijos politika</w:t>
             </w:r>
-            <w:hyperlink r:id="rId30">
+            <w:hyperlink r:id="rId31">
               <w:r>
                 <w:rPr>
                   <w:color w:val="2A78D6"/>
@@ -8208,7 +8292,7 @@
               </w:rPr>
               <w:t>,</w:t>
             </w:r>
-            <w:hyperlink r:id="rId33">
+            <w:hyperlink r:id="rId34">
               <w:r>
                 <w:rPr>
                   <w:color w:val="2A78D6"/>
@@ -8488,7 +8572,7 @@
               </w:rPr>
               <w:t>1+2 apimties emisijos 2025 m. – 19 261 t CO2e, −41,8 % nuo 2019 m. (mūsų skaičiavimas)</w:t>
             </w:r>
-            <w:hyperlink r:id="rId28">
+            <w:hyperlink r:id="rId29">
               <w:r>
                 <w:rPr>
                   <w:color w:val="2A78D6"/>
@@ -9122,7 +9206,7 @@
         <w:t>19.</w:t>
         <w:tab/>
       </w:r>
-      <w:hyperlink r:id="rId25">
+      <w:hyperlink r:id="rId26">
         <w:r>
           <w:rPr>
             <w:color w:val="2A78D6"/>
@@ -9149,7 +9233,7 @@
         <w:t>20.</w:t>
         <w:tab/>
       </w:r>
-      <w:hyperlink r:id="rId26">
+      <w:hyperlink r:id="rId27">
         <w:r>
           <w:rPr>
             <w:color w:val="2A78D6"/>
@@ -9176,7 +9260,7 @@
         <w:t>21.</w:t>
         <w:tab/>
       </w:r>
-      <w:hyperlink r:id="rId27">
+      <w:hyperlink r:id="rId28">
         <w:r>
           <w:rPr>
             <w:color w:val="2A78D6"/>
@@ -9230,7 +9314,7 @@
         <w:t>23.</w:t>
         <w:tab/>
       </w:r>
-      <w:hyperlink r:id="rId28">
+      <w:hyperlink r:id="rId29">
         <w:r>
           <w:rPr>
             <w:color w:val="2A78D6"/>
@@ -9257,7 +9341,7 @@
         <w:t>24.</w:t>
         <w:tab/>
       </w:r>
-      <w:hyperlink r:id="rId29">
+      <w:hyperlink r:id="rId30">
         <w:r>
           <w:rPr>
             <w:color w:val="2A78D6"/>
@@ -9284,7 +9368,7 @@
         <w:t>25.</w:t>
         <w:tab/>
       </w:r>
-      <w:hyperlink r:id="rId30">
+      <w:hyperlink r:id="rId31">
         <w:r>
           <w:rPr>
             <w:color w:val="2A78D6"/>
@@ -9311,7 +9395,7 @@
         <w:t>26.</w:t>
         <w:tab/>
       </w:r>
-      <w:hyperlink r:id="rId31">
+      <w:hyperlink r:id="rId32">
         <w:r>
           <w:rPr>
             <w:color w:val="2A78D6"/>
@@ -9338,7 +9422,7 @@
         <w:t>27.</w:t>
         <w:tab/>
       </w:r>
-      <w:hyperlink r:id="rId32">
+      <w:hyperlink r:id="rId33">
         <w:r>
           <w:rPr>
             <w:color w:val="2A78D6"/>
@@ -9365,7 +9449,7 @@
         <w:t>28.</w:t>
         <w:tab/>
       </w:r>
-      <w:hyperlink r:id="rId30">
+      <w:hyperlink r:id="rId31">
         <w:r>
           <w:rPr>
             <w:color w:val="2A78D6"/>
@@ -9392,7 +9476,7 @@
         <w:t>29.</w:t>
         <w:tab/>
       </w:r>
-      <w:hyperlink r:id="rId30">
+      <w:hyperlink r:id="rId31">
         <w:r>
           <w:rPr>
             <w:color w:val="2A78D6"/>
@@ -9419,7 +9503,7 @@
         <w:t>30.</w:t>
         <w:tab/>
       </w:r>
-      <w:hyperlink r:id="rId33">
+      <w:hyperlink r:id="rId34">
         <w:r>
           <w:rPr>
             <w:color w:val="2A78D6"/>
